--- a/reports/Svodny_otchet.docx
+++ b/reports/Svodny_otchet.docx
@@ -38,6 +38,25 @@
           <w:szCs w:val="24"/>
         </w:rPr>
         <w:t xml:space="preserve">Чемпионат Регулярной хоккейной лиги 3х3 · июль 2026, август 2026</w:t>
+      </w:r>
+    </w:p>
+    <w:p>
+      <w:pPr>
+        <w:spacing w:after="40" w:before="0"/>
+        <w:jc w:val="center"/>
+      </w:pPr>
+      <w:r>
+        <w:rPr>
+          <w:rFonts w:ascii="Calibri" w:cs="Calibri" w:eastAsia="Calibri" w:hAnsi="Calibri"/>
+          <w:b/>
+          <w:bCs/>
+          <w:i w:val="false"/>
+          <w:iCs w:val="false"/>
+          <w:color w:val="2B2F77"/>
+          <w:sz w:val="24"/>
+          <w:szCs w:val="24"/>
+        </w:rPr>
+        <w:t xml:space="preserve">С последними правками от 13.10.2026</w:t>
       </w:r>
     </w:p>
     <w:p>
@@ -2434,7 +2453,7 @@
           <w:sz w:val="20"/>
           <w:szCs w:val="20"/>
         </w:rPr>
-        <w:t xml:space="preserve">По ЗАПАДУ и ВОСТОКУ ответы проверяющих на отчёт от 01.10.2026 уже внесены — в отчёте только то, что осталось. По ЦЕНТРУ ответов пока нет — указаны все найденные ошибки.</w:t>
+        <w:t xml:space="preserve">По ЗАПАДУ и ВОСТОКУ ответы проверяющих на отчёт от 01.10.2026 внесены 13.10.2026 — в отчёте только то, что осталось. По ЦЕНТРУ ответов пока нет — указаны все найденные ошибки.</w:t>
       </w:r>
     </w:p>
     <w:p>

--- a/reports/Svodny_otchet.docx
+++ b/reports/Svodny_otchet.docx
@@ -156,6 +156,24 @@
     </w:p>
     <w:p>
       <w:pPr>
+        <w:spacing w:after="30" w:before="0"/>
+      </w:pPr>
+      <w:r>
+        <w:rPr>
+          <w:rFonts w:ascii="Calibri" w:cs="Calibri" w:eastAsia="Calibri" w:hAnsi="Calibri"/>
+          <w:b w:val="false"/>
+          <w:bCs w:val="false"/>
+          <w:i w:val="false"/>
+          <w:iCs w:val="false"/>
+          <w:color w:val="1A1F36"/>
+          <w:sz w:val="20"/>
+          <w:szCs w:val="20"/>
+        </w:rPr>
+        <w:t xml:space="preserve">2026-07_centr_div2.xlsx — Конференция ЦЕНТР (2 Дивизион), июль 2026</w:t>
+      </w:r>
+    </w:p>
+    <w:p>
+      <w:pPr>
         <w:spacing w:after="80" w:before="0"/>
       </w:pPr>
     </w:p>
@@ -1947,11 +1965,11 @@
                 <w:bCs/>
                 <w:i w:val="false"/>
                 <w:iCs w:val="false"/>
-                <w:color w:val="B45309"/>
-                <w:sz w:val="18"/>
-                <w:szCs w:val="18"/>
-              </w:rPr>
-              <w:t xml:space="preserve">Ответов проверяющих пока нет — ошибки в разделе дивизиона</w:t>
+                <w:color w:val="2E7D32"/>
+                <w:sz w:val="18"/>
+                <w:szCs w:val="18"/>
+              </w:rPr>
+              <w:t xml:space="preserve">Правки проверяющих внесены — ошибок нет</w:t>
             </w:r>
           </w:p>
         </w:tc>
@@ -2101,7 +2119,7 @@
                 <w:sz w:val="18"/>
                 <w:szCs w:val="18"/>
               </w:rPr>
-              <w:t xml:space="preserve">Ответов проверяющих пока нет — ошибки в разделе дивизиона</w:t>
+              <w:t xml:space="preserve">Правки проверяющих внесены, остались ошибки</w:t>
             </w:r>
           </w:p>
         </w:tc>
@@ -2247,7 +2265,7 @@
                 <w:sz w:val="18"/>
                 <w:szCs w:val="18"/>
               </w:rPr>
-              <w:t xml:space="preserve">Ответов проверяющих пока нет — ошибки в разделе дивизиона</w:t>
+              <w:t xml:space="preserve">Правки проверяющих внесены, остались ошибки</w:t>
             </w:r>
           </w:p>
         </w:tc>
@@ -2397,7 +2415,7 @@
                 <w:sz w:val="18"/>
                 <w:szCs w:val="18"/>
               </w:rPr>
-              <w:t xml:space="preserve">Ответов проверяющих пока нет — ошибки в разделе дивизиона</w:t>
+              <w:t xml:space="preserve">Правки проверяющих внесены, остались ошибки</w:t>
             </w:r>
           </w:p>
         </w:tc>
@@ -8678,7 +8696,26 @@
           <w:sz w:val="24"/>
           <w:szCs w:val="24"/>
         </w:rPr>
-        <w:t xml:space="preserve">Составы команд</w:t>
+        <w:t xml:space="preserve">Ошибки</w:t>
+      </w:r>
+    </w:p>
+    <w:p>
+      <w:pPr>
+        <w:keepNext/>
+        <w:spacing w:after="60" w:before="120"/>
+      </w:pPr>
+      <w:r>
+        <w:rPr>
+          <w:rFonts w:ascii="Calibri" w:cs="Calibri" w:eastAsia="Calibri" w:hAnsi="Calibri"/>
+          <w:b/>
+          <w:bCs/>
+          <w:i w:val="false"/>
+          <w:iCs w:val="false"/>
+          <w:color w:val="1A1F36"/>
+          <w:sz w:val="20"/>
+          <w:szCs w:val="20"/>
+        </w:rPr>
+        <w:t xml:space="preserve">Июль 2026</w:t>
       </w:r>
     </w:p>
     <w:p>
@@ -8690,13 +8727,32 @@
           <w:rFonts w:ascii="Calibri" w:cs="Calibri" w:eastAsia="Calibri" w:hAnsi="Calibri"/>
           <w:b w:val="false"/>
           <w:bCs w:val="false"/>
+          <w:i/>
+          <w:iCs/>
+          <w:color w:val="2E7D32"/>
+          <w:sz w:val="20"/>
+          <w:szCs w:val="20"/>
+        </w:rPr>
+        <w:t xml:space="preserve">Ошибок нет.</w:t>
+      </w:r>
+    </w:p>
+    <w:p>
+      <w:pPr>
+        <w:keepNext/>
+        <w:spacing w:after="60" w:before="120"/>
+      </w:pPr>
+      <w:r>
+        <w:rPr>
+          <w:rFonts w:ascii="Calibri" w:cs="Calibri" w:eastAsia="Calibri" w:hAnsi="Calibri"/>
+          <w:b/>
+          <w:bCs/>
           <w:i w:val="false"/>
           <w:iCs w:val="false"/>
-          <w:color w:val="5A5F7A"/>
-          <w:sz w:val="18"/>
-          <w:szCs w:val="18"/>
+          <w:color w:val="1A1F36"/>
+          <w:sz w:val="20"/>
+          <w:szCs w:val="20"/>
         </w:rPr>
-        <w:t xml:space="preserve">Выделены игроки, записанные сразу за несколько команд (выступать можно только за одну), а также игроки без номера и с повторяющимся номером. Впишите верный состав команды — мы внесём его во все матчи.</w:t>
+        <w:t xml:space="preserve">Август 2026</w:t>
       </w:r>
     </w:p>
     <w:tbl>
@@ -8712,9 +8768,11 @@
         </w:tblBorders>
       </w:tblPr>
       <w:tblGrid>
+        <w:gridCol w:w="900"/>
         <w:gridCol w:w="2600"/>
-        <w:gridCol w:w="7200"/>
-        <w:gridCol w:w="5450"/>
+        <w:gridCol w:w="2400"/>
+        <w:gridCol w:w="4400"/>
+        <w:gridCol w:w="4950"/>
       </w:tblGrid>
       <w:tr>
         <w:trPr>
@@ -8722,7 +8780,7 @@
         </w:trPr>
         <w:tc>
           <w:tcPr>
-            <w:tcW w:type="dxa" w:w="2600"/>
+            <w:tcW w:type="dxa" w:w="900"/>
             <w:tcBorders>
               <w:top w:val="single" w:color="C7CBDC" w:sz="4"/>
               <w:left w:val="single" w:color="C7CBDC" w:sz="4"/>
@@ -8753,13 +8811,13 @@
                 <w:sz w:val="18"/>
                 <w:szCs w:val="18"/>
               </w:rPr>
-              <w:t xml:space="preserve">Команда</w:t>
-            </w:r>
-          </w:p>
-        </w:tc>
-        <w:tc>
-          <w:tcPr>
-            <w:tcW w:type="dxa" w:w="7200"/>
+              <w:t xml:space="preserve">Стр.</w:t>
+            </w:r>
+          </w:p>
+        </w:tc>
+        <w:tc>
+          <w:tcPr>
+            <w:tcW w:type="dxa" w:w="2600"/>
             <w:tcBorders>
               <w:top w:val="single" w:color="C7CBDC" w:sz="4"/>
               <w:left w:val="single" w:color="C7CBDC" w:sz="4"/>
@@ -8790,13 +8848,13 @@
                 <w:sz w:val="18"/>
                 <w:szCs w:val="18"/>
               </w:rPr>
-              <w:t xml:space="preserve">Состав в файле</w:t>
-            </w:r>
-          </w:p>
-        </w:tc>
-        <w:tc>
-          <w:tcPr>
-            <w:tcW w:type="dxa" w:w="5450"/>
+              <w:t xml:space="preserve">Матч</w:t>
+            </w:r>
+          </w:p>
+        </w:tc>
+        <w:tc>
+          <w:tcPr>
+            <w:tcW w:type="dxa" w:w="2400"/>
             <w:tcBorders>
               <w:top w:val="single" w:color="C7CBDC" w:sz="4"/>
               <w:left w:val="single" w:color="C7CBDC" w:sz="4"/>
@@ -8827,7 +8885,81 @@
                 <w:sz w:val="18"/>
                 <w:szCs w:val="18"/>
               </w:rPr>
-              <w:t xml:space="preserve">Верный состав (ФИО и номер)</w:t>
+              <w:t xml:space="preserve">Счёт</w:t>
+            </w:r>
+          </w:p>
+        </w:tc>
+        <w:tc>
+          <w:tcPr>
+            <w:tcW w:type="dxa" w:w="4400"/>
+            <w:tcBorders>
+              <w:top w:val="single" w:color="C7CBDC" w:sz="4"/>
+              <w:left w:val="single" w:color="C7CBDC" w:sz="4"/>
+              <w:bottom w:val="single" w:color="C7CBDC" w:sz="4"/>
+              <w:right w:val="single" w:color="C7CBDC" w:sz="4"/>
+            </w:tcBorders>
+            <w:shd w:fill="EEF0F7" w:color="auto" w:val="clear"/>
+            <w:tcMar>
+              <w:top w:type="dxa" w:w="60"/>
+              <w:left w:type="dxa" w:w="90"/>
+              <w:bottom w:type="dxa" w:w="60"/>
+              <w:right w:type="dxa" w:w="90"/>
+            </w:tcMar>
+            <w:vAlign w:val="top"/>
+          </w:tcPr>
+          <w:p>
+            <w:pPr>
+              <w:spacing w:after="0" w:before="0"/>
+            </w:pPr>
+            <w:r>
+              <w:rPr>
+                <w:rFonts w:ascii="Calibri" w:cs="Calibri" w:eastAsia="Calibri" w:hAnsi="Calibri"/>
+                <w:b/>
+                <w:bCs/>
+                <w:i w:val="false"/>
+                <w:iCs w:val="false"/>
+                <w:color w:val="1A1F36"/>
+                <w:sz w:val="18"/>
+                <w:szCs w:val="18"/>
+              </w:rPr>
+              <w:t xml:space="preserve">Что не так</w:t>
+            </w:r>
+          </w:p>
+        </w:tc>
+        <w:tc>
+          <w:tcPr>
+            <w:tcW w:type="dxa" w:w="4950"/>
+            <w:tcBorders>
+              <w:top w:val="single" w:color="C7CBDC" w:sz="4"/>
+              <w:left w:val="single" w:color="C7CBDC" w:sz="4"/>
+              <w:bottom w:val="single" w:color="C7CBDC" w:sz="4"/>
+              <w:right w:val="single" w:color="C7CBDC" w:sz="4"/>
+            </w:tcBorders>
+            <w:shd w:fill="EEF0F7" w:color="auto" w:val="clear"/>
+            <w:tcMar>
+              <w:top w:type="dxa" w:w="60"/>
+              <w:left w:type="dxa" w:w="90"/>
+              <w:bottom w:type="dxa" w:w="60"/>
+              <w:right w:type="dxa" w:w="90"/>
+            </w:tcMar>
+            <w:vAlign w:val="top"/>
+          </w:tcPr>
+          <w:p>
+            <w:pPr>
+              <w:spacing w:after="0" w:before="0"/>
+            </w:pPr>
+            <w:r>
+              <w:rPr>
+                <w:rFonts w:ascii="Calibri" w:cs="Calibri" w:eastAsia="Calibri" w:hAnsi="Calibri"/>
+                <w:b/>
+                <w:bCs/>
+                <w:i w:val="false"/>
+                <w:iCs w:val="false"/>
+                <w:color w:val="1A1F36"/>
+                <w:sz w:val="18"/>
+                <w:szCs w:val="18"/>
+              </w:rPr>
+              <w:t xml:space="preserve">Как исправляем</w:t>
             </w:r>
           </w:p>
         </w:tc>
@@ -8835,7 +8967,7 @@
       <w:tr>
         <w:tc>
           <w:tcPr>
-            <w:tcW w:type="dxa" w:w="2600"/>
+            <w:tcW w:type="dxa" w:w="900"/>
             <w:tcBorders>
               <w:top w:val="single" w:color="C7CBDC" w:sz="4"/>
               <w:left w:val="single" w:color="C7CBDC" w:sz="4"/>
@@ -8862,33 +8994,169 @@
                 <w:i w:val="false"/>
                 <w:iCs w:val="false"/>
                 <w:color w:val="1A1F36"/>
-                <w:sz w:val="20"/>
-                <w:szCs w:val="20"/>
-              </w:rPr>
-              <w:t xml:space="preserve">Викинг</w:t>
-            </w:r>
-          </w:p>
-        </w:tc>
-        <w:tc>
-          <w:tcPr>
-            <w:tcW w:type="dxa" w:w="7200"/>
-            <w:tcBorders>
-              <w:top w:val="single" w:color="C7CBDC" w:sz="4"/>
-              <w:left w:val="single" w:color="C7CBDC" w:sz="4"/>
-              <w:bottom w:val="single" w:color="C7CBDC" w:sz="4"/>
-              <w:right w:val="single" w:color="C7CBDC" w:sz="4"/>
-            </w:tcBorders>
-            <w:tcMar>
-              <w:top w:type="dxa" w:w="60"/>
-              <w:left w:type="dxa" w:w="90"/>
-              <w:bottom w:type="dxa" w:w="60"/>
-              <w:right w:type="dxa" w:w="90"/>
-            </w:tcMar>
-            <w:vAlign w:val="top"/>
-          </w:tcPr>
-          <w:p>
-            <w:pPr>
-              <w:spacing w:after="20" w:before="0"/>
+                <w:sz w:val="18"/>
+                <w:szCs w:val="18"/>
+              </w:rPr>
+              <w:t xml:space="preserve">226</w:t>
+            </w:r>
+          </w:p>
+        </w:tc>
+        <w:tc>
+          <w:tcPr>
+            <w:tcW w:type="dxa" w:w="2600"/>
+            <w:tcBorders>
+              <w:top w:val="single" w:color="C7CBDC" w:sz="4"/>
+              <w:left w:val="single" w:color="C7CBDC" w:sz="4"/>
+              <w:bottom w:val="single" w:color="C7CBDC" w:sz="4"/>
+              <w:right w:val="single" w:color="C7CBDC" w:sz="4"/>
+            </w:tcBorders>
+            <w:tcMar>
+              <w:top w:type="dxa" w:w="60"/>
+              <w:left w:type="dxa" w:w="90"/>
+              <w:bottom w:type="dxa" w:w="60"/>
+              <w:right w:type="dxa" w:w="90"/>
+            </w:tcMar>
+            <w:vAlign w:val="top"/>
+          </w:tcPr>
+          <w:p>
+            <w:pPr>
+              <w:spacing w:after="0"/>
+            </w:pPr>
+            <w:r>
+              <w:rPr>
+                <w:rFonts w:ascii="Calibri" w:cs="Calibri" w:eastAsia="Calibri" w:hAnsi="Calibri"/>
+                <w:b w:val="false"/>
+                <w:bCs w:val="false"/>
+                <w:i w:val="false"/>
+                <w:iCs w:val="false"/>
+                <w:color w:val="1A1F36"/>
+                <w:sz w:val="18"/>
+                <w:szCs w:val="18"/>
+              </w:rPr>
+              <w:t xml:space="preserve">02.08.2026  10:00</w:t>
+            </w:r>
+            <w:r>
+              <w:rPr>
+                <w:rFonts w:ascii="Calibri" w:cs="Calibri" w:eastAsia="Calibri" w:hAnsi="Calibri"/>
+                <w:b w:val="false"/>
+                <w:bCs w:val="false"/>
+                <w:i w:val="false"/>
+                <w:iCs w:val="false"/>
+                <w:color w:val="1A1F36"/>
+                <w:sz w:val="18"/>
+                <w:szCs w:val="18"/>
+              </w:rPr>
+              <w:br/>
+              <w:t xml:space="preserve">Цементник — Метеор</w:t>
+            </w:r>
+          </w:p>
+        </w:tc>
+        <w:tc>
+          <w:tcPr>
+            <w:tcW w:type="dxa" w:w="2400"/>
+            <w:tcBorders>
+              <w:top w:val="single" w:color="C7CBDC" w:sz="4"/>
+              <w:left w:val="single" w:color="C7CBDC" w:sz="4"/>
+              <w:bottom w:val="single" w:color="C7CBDC" w:sz="4"/>
+              <w:right w:val="single" w:color="C7CBDC" w:sz="4"/>
+            </w:tcBorders>
+            <w:tcMar>
+              <w:top w:type="dxa" w:w="60"/>
+              <w:left w:type="dxa" w:w="90"/>
+              <w:bottom w:type="dxa" w:w="60"/>
+              <w:right w:type="dxa" w:w="90"/>
+            </w:tcMar>
+            <w:vAlign w:val="top"/>
+          </w:tcPr>
+          <w:p>
+            <w:pPr>
+              <w:spacing w:after="0"/>
+            </w:pPr>
+            <w:r>
+              <w:rPr>
+                <w:rFonts w:ascii="Calibri" w:cs="Calibri" w:eastAsia="Calibri" w:hAnsi="Calibri"/>
+                <w:b w:val="false"/>
+                <w:bCs w:val="false"/>
+                <w:i w:val="false"/>
+                <w:iCs w:val="false"/>
+                <w:color w:val="5A5F7A"/>
+                <w:sz w:val="18"/>
+                <w:szCs w:val="18"/>
+              </w:rPr>
+              <w:t xml:space="preserve">итог 2:6</w:t>
+            </w:r>
+            <w:r>
+              <w:rPr>
+                <w:rFonts w:ascii="Calibri" w:cs="Calibri" w:eastAsia="Calibri" w:hAnsi="Calibri"/>
+                <w:b w:val="false"/>
+                <w:bCs w:val="false"/>
+                <w:i w:val="false"/>
+                <w:iCs w:val="false"/>
+                <w:color w:val="5A5F7A"/>
+                <w:sz w:val="18"/>
+                <w:szCs w:val="18"/>
+              </w:rPr>
+              <w:br/>
+              <w:t xml:space="preserve">периоды 1:2 1:3 0:3 = 2:8</w:t>
+            </w:r>
+          </w:p>
+        </w:tc>
+        <w:tc>
+          <w:tcPr>
+            <w:tcW w:type="dxa" w:w="4400"/>
+            <w:tcBorders>
+              <w:top w:val="single" w:color="C7CBDC" w:sz="4"/>
+              <w:left w:val="single" w:color="C7CBDC" w:sz="4"/>
+              <w:bottom w:val="single" w:color="C7CBDC" w:sz="4"/>
+              <w:right w:val="single" w:color="C7CBDC" w:sz="4"/>
+            </w:tcBorders>
+            <w:tcMar>
+              <w:top w:type="dxa" w:w="60"/>
+              <w:left w:type="dxa" w:w="90"/>
+              <w:bottom w:type="dxa" w:w="60"/>
+              <w:right w:type="dxa" w:w="90"/>
+            </w:tcMar>
+            <w:vAlign w:val="top"/>
+          </w:tcPr>
+          <w:p>
+            <w:pPr>
+              <w:spacing w:after="0" w:before="0"/>
+            </w:pPr>
+            <w:r>
+              <w:rPr>
+                <w:rFonts w:ascii="Calibri" w:cs="Calibri" w:eastAsia="Calibri" w:hAnsi="Calibri"/>
+                <w:b w:val="false"/>
+                <w:bCs w:val="false"/>
+                <w:i w:val="false"/>
+                <w:iCs w:val="false"/>
+                <w:color w:val="1A1F36"/>
+                <w:sz w:val="18"/>
+                <w:szCs w:val="18"/>
+              </w:rPr>
+              <w:t xml:space="preserve">Счёт не сходится с суммой по периодам.</w:t>
+            </w:r>
+          </w:p>
+        </w:tc>
+        <w:tc>
+          <w:tcPr>
+            <w:tcW w:type="dxa" w:w="4950"/>
+            <w:tcBorders>
+              <w:top w:val="single" w:color="C7CBDC" w:sz="4"/>
+              <w:left w:val="single" w:color="C7CBDC" w:sz="4"/>
+              <w:bottom w:val="single" w:color="C7CBDC" w:sz="4"/>
+              <w:right w:val="single" w:color="C7CBDC" w:sz="4"/>
+            </w:tcBorders>
+            <w:tcMar>
+              <w:top w:type="dxa" w:w="60"/>
+              <w:left w:type="dxa" w:w="90"/>
+              <w:bottom w:type="dxa" w:w="60"/>
+              <w:right w:type="dxa" w:w="90"/>
+            </w:tcMar>
+            <w:vAlign w:val="top"/>
+          </w:tcPr>
+          <w:p>
+            <w:pPr>
+              <w:spacing w:after="0" w:before="0"/>
             </w:pPr>
             <w:r>
               <w:rPr>
@@ -8897,982 +9165,39 @@
                 <w:bCs w:val="false"/>
                 <w:i/>
                 <w:iCs/>
-                <w:color w:val="5A5F7A"/>
-                <w:sz w:val="18"/>
-                <w:szCs w:val="18"/>
-              </w:rPr>
-              <w:t xml:space="preserve">Во всех матчах (июль 2026 и август 2026)</w:t>
-            </w:r>
-          </w:p>
-          <w:p>
-            <w:pPr>
-              <w:shd w:fill="FFF2A8" w:color="auto" w:val="clear"/>
-              <w:spacing w:after="0"/>
-            </w:pPr>
-            <w:r>
-              <w:rPr>
-                <w:rFonts w:ascii="Calibri" w:cs="Calibri" w:eastAsia="Calibri" w:hAnsi="Calibri"/>
-                <w:b/>
-                <w:bCs/>
-                <w:i w:val="false"/>
-                <w:iCs w:val="false"/>
-                <w:color w:val="1A1F36"/>
-                <w:sz w:val="18"/>
-                <w:szCs w:val="18"/>
-              </w:rPr>
-              <w:t xml:space="preserve">№1 Сафронов Максим Артемович</w:t>
-            </w:r>
-            <w:r>
-              <w:rPr>
-                <w:rFonts w:ascii="Calibri" w:cs="Calibri" w:eastAsia="Calibri" w:hAnsi="Calibri"/>
-                <w:b w:val="false"/>
-                <w:bCs w:val="false"/>
-                <w:i w:val="false"/>
-                <w:iCs w:val="false"/>
-                <w:color w:val="B45309"/>
-                <w:sz w:val="18"/>
-                <w:szCs w:val="18"/>
-              </w:rPr>
-              <w:t xml:space="preserve">  — записан также за Метеор (№1), Сияжар (№1)</w:t>
-            </w:r>
-          </w:p>
-          <w:p>
-            <w:pPr>
-              <w:spacing w:after="0"/>
-            </w:pPr>
-            <w:r>
-              <w:rPr>
-                <w:rFonts w:ascii="Calibri" w:cs="Calibri" w:eastAsia="Calibri" w:hAnsi="Calibri"/>
-                <w:b w:val="false"/>
-                <w:bCs w:val="false"/>
-                <w:i w:val="false"/>
-                <w:iCs w:val="false"/>
-                <w:color w:val="1A1F36"/>
-                <w:sz w:val="18"/>
-                <w:szCs w:val="18"/>
-              </w:rPr>
-              <w:t xml:space="preserve">№4 Емельянов Александр Александрович</w:t>
-            </w:r>
-          </w:p>
-          <w:p>
-            <w:pPr>
-              <w:spacing w:after="0"/>
-            </w:pPr>
-            <w:r>
-              <w:rPr>
-                <w:rFonts w:ascii="Calibri" w:cs="Calibri" w:eastAsia="Calibri" w:hAnsi="Calibri"/>
-                <w:b w:val="false"/>
-                <w:bCs w:val="false"/>
-                <w:i w:val="false"/>
-                <w:iCs w:val="false"/>
-                <w:color w:val="1A1F36"/>
-                <w:sz w:val="18"/>
-                <w:szCs w:val="18"/>
-              </w:rPr>
-              <w:t xml:space="preserve">№93 Зубарев Александр Викторович</w:t>
-            </w:r>
-          </w:p>
-          <w:p>
-            <w:pPr>
-              <w:spacing w:after="0"/>
-            </w:pPr>
-            <w:r>
-              <w:rPr>
-                <w:rFonts w:ascii="Calibri" w:cs="Calibri" w:eastAsia="Calibri" w:hAnsi="Calibri"/>
-                <w:b w:val="false"/>
-                <w:bCs w:val="false"/>
-                <w:i w:val="false"/>
-                <w:iCs w:val="false"/>
-                <w:color w:val="1A1F36"/>
-                <w:sz w:val="18"/>
-                <w:szCs w:val="18"/>
-              </w:rPr>
-              <w:t xml:space="preserve">№24 Рябинин Евгений Васильевич</w:t>
-            </w:r>
-          </w:p>
-          <w:p>
-            <w:pPr>
-              <w:spacing w:after="0"/>
-            </w:pPr>
-            <w:r>
-              <w:rPr>
-                <w:rFonts w:ascii="Calibri" w:cs="Calibri" w:eastAsia="Calibri" w:hAnsi="Calibri"/>
-                <w:b w:val="false"/>
-                <w:bCs w:val="false"/>
-                <w:i w:val="false"/>
-                <w:iCs w:val="false"/>
-                <w:color w:val="1A1F36"/>
-                <w:sz w:val="18"/>
-                <w:szCs w:val="18"/>
-              </w:rPr>
-              <w:t xml:space="preserve">№88 Тимошин Валерий Евгеньевич</w:t>
-            </w:r>
-          </w:p>
-          <w:p>
-            <w:pPr>
-              <w:spacing w:after="0"/>
-            </w:pPr>
-            <w:r>
-              <w:rPr>
-                <w:rFonts w:ascii="Calibri" w:cs="Calibri" w:eastAsia="Calibri" w:hAnsi="Calibri"/>
-                <w:b w:val="false"/>
-                <w:bCs w:val="false"/>
-                <w:i w:val="false"/>
-                <w:iCs w:val="false"/>
-                <w:color w:val="1A1F36"/>
-                <w:sz w:val="18"/>
-                <w:szCs w:val="18"/>
-              </w:rPr>
-              <w:t xml:space="preserve">№16 Матвейчев Глеб Алексеевич</w:t>
-            </w:r>
-          </w:p>
-          <w:p>
-            <w:pPr>
-              <w:spacing w:after="0"/>
-            </w:pPr>
-            <w:r>
-              <w:rPr>
-                <w:rFonts w:ascii="Calibri" w:cs="Calibri" w:eastAsia="Calibri" w:hAnsi="Calibri"/>
-                <w:b w:val="false"/>
-                <w:bCs w:val="false"/>
-                <w:i w:val="false"/>
-                <w:iCs w:val="false"/>
-                <w:color w:val="1A1F36"/>
-                <w:sz w:val="18"/>
-                <w:szCs w:val="18"/>
-              </w:rPr>
-              <w:t xml:space="preserve">№47 Карташов Станислав Юрьевич</w:t>
-            </w:r>
-          </w:p>
-          <w:p>
-            <w:pPr>
-              <w:spacing w:after="0"/>
-            </w:pPr>
-            <w:r>
-              <w:rPr>
-                <w:rFonts w:ascii="Calibri" w:cs="Calibri" w:eastAsia="Calibri" w:hAnsi="Calibri"/>
-                <w:b w:val="false"/>
-                <w:bCs w:val="false"/>
-                <w:i w:val="false"/>
-                <w:iCs w:val="false"/>
-                <w:color w:val="1A1F36"/>
-                <w:sz w:val="18"/>
-                <w:szCs w:val="18"/>
-              </w:rPr>
-              <w:t xml:space="preserve">№27 Вдовин Вдадислав Владимирович</w:t>
-            </w:r>
-          </w:p>
-          <w:p>
-            <w:pPr>
-              <w:spacing w:after="0"/>
-            </w:pPr>
-            <w:r>
-              <w:rPr>
-                <w:rFonts w:ascii="Calibri" w:cs="Calibri" w:eastAsia="Calibri" w:hAnsi="Calibri"/>
-                <w:b w:val="false"/>
-                <w:bCs w:val="false"/>
-                <w:i w:val="false"/>
-                <w:iCs w:val="false"/>
-                <w:color w:val="1A1F36"/>
-                <w:sz w:val="18"/>
-                <w:szCs w:val="18"/>
-              </w:rPr>
-              <w:t xml:space="preserve">№19 Нарватов Андрей Александрович</w:t>
-            </w:r>
-          </w:p>
-        </w:tc>
-        <w:tc>
-          <w:tcPr>
-            <w:tcW w:type="dxa" w:w="5450"/>
-            <w:tcBorders>
-              <w:top w:val="single" w:color="C7CBDC" w:sz="4"/>
-              <w:left w:val="single" w:color="C7CBDC" w:sz="4"/>
-              <w:bottom w:val="single" w:color="C7CBDC" w:sz="4"/>
-              <w:right w:val="single" w:color="C7CBDC" w:sz="4"/>
-            </w:tcBorders>
-            <w:tcMar>
-              <w:top w:type="dxa" w:w="60"/>
-              <w:left w:type="dxa" w:w="90"/>
-              <w:bottom w:type="dxa" w:w="60"/>
-              <w:right w:type="dxa" w:w="90"/>
-            </w:tcMar>
-            <w:vAlign w:val="top"/>
-          </w:tcPr>
-          <w:p>
-            <w:pPr>
-              <w:spacing w:after="0" w:before="0"/>
-            </w:pPr>
-            <w:r>
-              <w:rPr>
-                <w:rFonts w:ascii="Calibri" w:cs="Calibri" w:eastAsia="Calibri" w:hAnsi="Calibri"/>
-                <w:b w:val="false"/>
-                <w:bCs w:val="false"/>
-                <w:i w:val="false"/>
-                <w:iCs w:val="false"/>
-                <w:color w:val="1A1F36"/>
-                <w:sz w:val="18"/>
-                <w:szCs w:val="18"/>
-              </w:rPr>
-              <w:t xml:space="preserve"/>
-            </w:r>
-          </w:p>
-        </w:tc>
-      </w:tr>
-      <w:tr>
-        <w:tc>
-          <w:tcPr>
-            <w:tcW w:type="dxa" w:w="2600"/>
-            <w:tcBorders>
-              <w:top w:val="single" w:color="C7CBDC" w:sz="4"/>
-              <w:left w:val="single" w:color="C7CBDC" w:sz="4"/>
-              <w:bottom w:val="single" w:color="C7CBDC" w:sz="4"/>
-              <w:right w:val="single" w:color="C7CBDC" w:sz="4"/>
-            </w:tcBorders>
-            <w:shd w:fill="F7F8FC" w:color="auto" w:val="clear"/>
-            <w:tcMar>
-              <w:top w:type="dxa" w:w="60"/>
-              <w:left w:type="dxa" w:w="90"/>
-              <w:bottom w:type="dxa" w:w="60"/>
-              <w:right w:type="dxa" w:w="90"/>
-            </w:tcMar>
-            <w:vAlign w:val="top"/>
-          </w:tcPr>
-          <w:p>
-            <w:pPr>
-              <w:spacing w:after="0" w:before="0"/>
-            </w:pPr>
-            <w:r>
-              <w:rPr>
-                <w:rFonts w:ascii="Calibri" w:cs="Calibri" w:eastAsia="Calibri" w:hAnsi="Calibri"/>
-                <w:b/>
-                <w:bCs/>
-                <w:i w:val="false"/>
-                <w:iCs w:val="false"/>
-                <w:color w:val="1A1F36"/>
-                <w:sz w:val="20"/>
-                <w:szCs w:val="20"/>
-              </w:rPr>
-              <w:t xml:space="preserve">Метеор</w:t>
-            </w:r>
-          </w:p>
-        </w:tc>
-        <w:tc>
-          <w:tcPr>
-            <w:tcW w:type="dxa" w:w="7200"/>
-            <w:tcBorders>
-              <w:top w:val="single" w:color="C7CBDC" w:sz="4"/>
-              <w:left w:val="single" w:color="C7CBDC" w:sz="4"/>
-              <w:bottom w:val="single" w:color="C7CBDC" w:sz="4"/>
-              <w:right w:val="single" w:color="C7CBDC" w:sz="4"/>
-            </w:tcBorders>
-            <w:shd w:fill="F7F8FC" w:color="auto" w:val="clear"/>
-            <w:tcMar>
-              <w:top w:type="dxa" w:w="60"/>
-              <w:left w:type="dxa" w:w="90"/>
-              <w:bottom w:type="dxa" w:w="60"/>
-              <w:right w:type="dxa" w:w="90"/>
-            </w:tcMar>
-            <w:vAlign w:val="top"/>
-          </w:tcPr>
-          <w:p>
-            <w:pPr>
-              <w:spacing w:after="20" w:before="0"/>
-            </w:pPr>
-            <w:r>
-              <w:rPr>
-                <w:rFonts w:ascii="Calibri" w:cs="Calibri" w:eastAsia="Calibri" w:hAnsi="Calibri"/>
-                <w:b w:val="false"/>
-                <w:bCs w:val="false"/>
-                <w:i/>
-                <w:iCs/>
-                <w:color w:val="5A5F7A"/>
-                <w:sz w:val="18"/>
-                <w:szCs w:val="18"/>
-              </w:rPr>
-              <w:t xml:space="preserve">Во всех матчах (июль 2026 и август 2026)</w:t>
-            </w:r>
-          </w:p>
-          <w:p>
-            <w:pPr>
-              <w:shd w:fill="FFF2A8" w:color="auto" w:val="clear"/>
-              <w:spacing w:after="0"/>
-            </w:pPr>
-            <w:r>
-              <w:rPr>
-                <w:rFonts w:ascii="Calibri" w:cs="Calibri" w:eastAsia="Calibri" w:hAnsi="Calibri"/>
-                <w:b/>
-                <w:bCs/>
-                <w:i w:val="false"/>
-                <w:iCs w:val="false"/>
-                <w:color w:val="1A1F36"/>
-                <w:sz w:val="18"/>
-                <w:szCs w:val="18"/>
-              </w:rPr>
-              <w:t xml:space="preserve">№1 Сафронов Максим Артемович</w:t>
-            </w:r>
-            <w:r>
-              <w:rPr>
-                <w:rFonts w:ascii="Calibri" w:cs="Calibri" w:eastAsia="Calibri" w:hAnsi="Calibri"/>
-                <w:b w:val="false"/>
-                <w:bCs w:val="false"/>
-                <w:i w:val="false"/>
-                <w:iCs w:val="false"/>
-                <w:color w:val="B45309"/>
-                <w:sz w:val="18"/>
-                <w:szCs w:val="18"/>
-              </w:rPr>
-              <w:t xml:space="preserve">  — записан также за Викинг (№1), Сияжар (№1)</w:t>
-            </w:r>
-          </w:p>
-          <w:p>
-            <w:pPr>
-              <w:spacing w:after="0"/>
-            </w:pPr>
-            <w:r>
-              <w:rPr>
-                <w:rFonts w:ascii="Calibri" w:cs="Calibri" w:eastAsia="Calibri" w:hAnsi="Calibri"/>
-                <w:b w:val="false"/>
-                <w:bCs w:val="false"/>
-                <w:i w:val="false"/>
-                <w:iCs w:val="false"/>
-                <w:color w:val="1A1F36"/>
-                <w:sz w:val="18"/>
-                <w:szCs w:val="18"/>
-              </w:rPr>
-              <w:t xml:space="preserve">№35 Глебов Евгений Алексеевич</w:t>
-            </w:r>
-          </w:p>
-          <w:p>
-            <w:pPr>
-              <w:spacing w:after="0"/>
-            </w:pPr>
-            <w:r>
-              <w:rPr>
-                <w:rFonts w:ascii="Calibri" w:cs="Calibri" w:eastAsia="Calibri" w:hAnsi="Calibri"/>
-                <w:b w:val="false"/>
-                <w:bCs w:val="false"/>
-                <w:i w:val="false"/>
-                <w:iCs w:val="false"/>
-                <w:color w:val="1A1F36"/>
-                <w:sz w:val="18"/>
-                <w:szCs w:val="18"/>
-              </w:rPr>
-              <w:t xml:space="preserve">№69 Кочетков Даниил Сергеевич</w:t>
-            </w:r>
-          </w:p>
-          <w:p>
-            <w:pPr>
-              <w:spacing w:after="0"/>
-            </w:pPr>
-            <w:r>
-              <w:rPr>
-                <w:rFonts w:ascii="Calibri" w:cs="Calibri" w:eastAsia="Calibri" w:hAnsi="Calibri"/>
-                <w:b w:val="false"/>
-                <w:bCs w:val="false"/>
-                <w:i w:val="false"/>
-                <w:iCs w:val="false"/>
-                <w:color w:val="1A1F36"/>
-                <w:sz w:val="18"/>
-                <w:szCs w:val="18"/>
-              </w:rPr>
-              <w:t xml:space="preserve">№42 Кручинкин Роман Алексеевич</w:t>
-            </w:r>
-          </w:p>
-          <w:p>
-            <w:pPr>
-              <w:spacing w:after="0"/>
-            </w:pPr>
-            <w:r>
-              <w:rPr>
-                <w:rFonts w:ascii="Calibri" w:cs="Calibri" w:eastAsia="Calibri" w:hAnsi="Calibri"/>
-                <w:b w:val="false"/>
-                <w:bCs w:val="false"/>
-                <w:i w:val="false"/>
-                <w:iCs w:val="false"/>
-                <w:color w:val="1A1F36"/>
-                <w:sz w:val="18"/>
-                <w:szCs w:val="18"/>
-              </w:rPr>
-              <w:t xml:space="preserve">№88 Нуждин Кирилл Олегович</w:t>
-            </w:r>
-          </w:p>
-          <w:p>
-            <w:pPr>
-              <w:spacing w:after="0"/>
-            </w:pPr>
-            <w:r>
-              <w:rPr>
-                <w:rFonts w:ascii="Calibri" w:cs="Calibri" w:eastAsia="Calibri" w:hAnsi="Calibri"/>
-                <w:b w:val="false"/>
-                <w:bCs w:val="false"/>
-                <w:i w:val="false"/>
-                <w:iCs w:val="false"/>
-                <w:color w:val="1A1F36"/>
-                <w:sz w:val="18"/>
-                <w:szCs w:val="18"/>
-              </w:rPr>
-              <w:t xml:space="preserve">№48 Пономарёв Кирилл Константинович</w:t>
-            </w:r>
-          </w:p>
-          <w:p>
-            <w:pPr>
-              <w:spacing w:after="0"/>
-            </w:pPr>
-            <w:r>
-              <w:rPr>
-                <w:rFonts w:ascii="Calibri" w:cs="Calibri" w:eastAsia="Calibri" w:hAnsi="Calibri"/>
-                <w:b w:val="false"/>
-                <w:bCs w:val="false"/>
-                <w:i w:val="false"/>
-                <w:iCs w:val="false"/>
-                <w:color w:val="1A1F36"/>
-                <w:sz w:val="18"/>
-                <w:szCs w:val="18"/>
-              </w:rPr>
-              <w:t xml:space="preserve">№70 Соловьев Сергей Сергеевич</w:t>
-            </w:r>
-          </w:p>
-          <w:p>
-            <w:pPr>
-              <w:spacing w:after="0"/>
-            </w:pPr>
-            <w:r>
-              <w:rPr>
-                <w:rFonts w:ascii="Calibri" w:cs="Calibri" w:eastAsia="Calibri" w:hAnsi="Calibri"/>
-                <w:b w:val="false"/>
-                <w:bCs w:val="false"/>
-                <w:i w:val="false"/>
-                <w:iCs w:val="false"/>
-                <w:color w:val="1A1F36"/>
-                <w:sz w:val="18"/>
-                <w:szCs w:val="18"/>
-              </w:rPr>
-              <w:t xml:space="preserve">№56 Устимкин Ярослав Дмитриевич</w:t>
-            </w:r>
-          </w:p>
-          <w:p>
-            <w:pPr>
-              <w:spacing w:after="0"/>
-            </w:pPr>
-            <w:r>
-              <w:rPr>
-                <w:rFonts w:ascii="Calibri" w:cs="Calibri" w:eastAsia="Calibri" w:hAnsi="Calibri"/>
-                <w:b w:val="false"/>
-                <w:bCs w:val="false"/>
-                <w:i w:val="false"/>
-                <w:iCs w:val="false"/>
-                <w:color w:val="1A1F36"/>
-                <w:sz w:val="18"/>
-                <w:szCs w:val="18"/>
-              </w:rPr>
-              <w:t xml:space="preserve">№33 Шевыряев Илья Алексеевич</w:t>
-            </w:r>
-          </w:p>
-        </w:tc>
-        <w:tc>
-          <w:tcPr>
-            <w:tcW w:type="dxa" w:w="5450"/>
-            <w:tcBorders>
-              <w:top w:val="single" w:color="C7CBDC" w:sz="4"/>
-              <w:left w:val="single" w:color="C7CBDC" w:sz="4"/>
-              <w:bottom w:val="single" w:color="C7CBDC" w:sz="4"/>
-              <w:right w:val="single" w:color="C7CBDC" w:sz="4"/>
-            </w:tcBorders>
-            <w:tcMar>
-              <w:top w:type="dxa" w:w="60"/>
-              <w:left w:type="dxa" w:w="90"/>
-              <w:bottom w:type="dxa" w:w="60"/>
-              <w:right w:type="dxa" w:w="90"/>
-            </w:tcMar>
-            <w:vAlign w:val="top"/>
-          </w:tcPr>
-          <w:p>
-            <w:pPr>
-              <w:spacing w:after="0" w:before="0"/>
-            </w:pPr>
-            <w:r>
-              <w:rPr>
-                <w:rFonts w:ascii="Calibri" w:cs="Calibri" w:eastAsia="Calibri" w:hAnsi="Calibri"/>
-                <w:b w:val="false"/>
-                <w:bCs w:val="false"/>
-                <w:i w:val="false"/>
-                <w:iCs w:val="false"/>
-                <w:color w:val="1A1F36"/>
-                <w:sz w:val="18"/>
-                <w:szCs w:val="18"/>
-              </w:rPr>
-              <w:t xml:space="preserve"/>
-            </w:r>
-          </w:p>
-        </w:tc>
-      </w:tr>
-      <w:tr>
-        <w:tc>
-          <w:tcPr>
-            <w:tcW w:type="dxa" w:w="2600"/>
-            <w:tcBorders>
-              <w:top w:val="single" w:color="C7CBDC" w:sz="4"/>
-              <w:left w:val="single" w:color="C7CBDC" w:sz="4"/>
-              <w:bottom w:val="single" w:color="C7CBDC" w:sz="4"/>
-              <w:right w:val="single" w:color="C7CBDC" w:sz="4"/>
-            </w:tcBorders>
-            <w:tcMar>
-              <w:top w:type="dxa" w:w="60"/>
-              <w:left w:type="dxa" w:w="90"/>
-              <w:bottom w:type="dxa" w:w="60"/>
-              <w:right w:type="dxa" w:w="90"/>
-            </w:tcMar>
-            <w:vAlign w:val="top"/>
-          </w:tcPr>
-          <w:p>
-            <w:pPr>
-              <w:spacing w:after="0" w:before="0"/>
-            </w:pPr>
-            <w:r>
-              <w:rPr>
-                <w:rFonts w:ascii="Calibri" w:cs="Calibri" w:eastAsia="Calibri" w:hAnsi="Calibri"/>
-                <w:b/>
-                <w:bCs/>
-                <w:i w:val="false"/>
-                <w:iCs w:val="false"/>
-                <w:color w:val="1A1F36"/>
-                <w:sz w:val="20"/>
-                <w:szCs w:val="20"/>
-              </w:rPr>
-              <w:t xml:space="preserve">Сияжар</w:t>
-            </w:r>
-          </w:p>
-        </w:tc>
-        <w:tc>
-          <w:tcPr>
-            <w:tcW w:type="dxa" w:w="7200"/>
-            <w:tcBorders>
-              <w:top w:val="single" w:color="C7CBDC" w:sz="4"/>
-              <w:left w:val="single" w:color="C7CBDC" w:sz="4"/>
-              <w:bottom w:val="single" w:color="C7CBDC" w:sz="4"/>
-              <w:right w:val="single" w:color="C7CBDC" w:sz="4"/>
-            </w:tcBorders>
-            <w:tcMar>
-              <w:top w:type="dxa" w:w="60"/>
-              <w:left w:type="dxa" w:w="90"/>
-              <w:bottom w:type="dxa" w:w="60"/>
-              <w:right w:type="dxa" w:w="90"/>
-            </w:tcMar>
-            <w:vAlign w:val="top"/>
-          </w:tcPr>
-          <w:p>
-            <w:pPr>
-              <w:spacing w:after="20" w:before="0"/>
-            </w:pPr>
-            <w:r>
-              <w:rPr>
-                <w:rFonts w:ascii="Calibri" w:cs="Calibri" w:eastAsia="Calibri" w:hAnsi="Calibri"/>
-                <w:b w:val="false"/>
-                <w:bCs w:val="false"/>
-                <w:i/>
-                <w:iCs/>
-                <w:color w:val="5A5F7A"/>
-                <w:sz w:val="18"/>
-                <w:szCs w:val="18"/>
-              </w:rPr>
-              <w:t xml:space="preserve">июль 2026 — 8 матчей; август 2026 — 2 матча</w:t>
-            </w:r>
-          </w:p>
-          <w:p>
-            <w:pPr>
-              <w:spacing w:after="0"/>
-            </w:pPr>
-            <w:r>
-              <w:rPr>
-                <w:rFonts w:ascii="Calibri" w:cs="Calibri" w:eastAsia="Calibri" w:hAnsi="Calibri"/>
-                <w:b w:val="false"/>
-                <w:bCs w:val="false"/>
-                <w:i w:val="false"/>
-                <w:iCs w:val="false"/>
-                <w:color w:val="1A1F36"/>
-                <w:sz w:val="18"/>
-                <w:szCs w:val="18"/>
-              </w:rPr>
-              <w:t xml:space="preserve">№1 Цыганов Анатолий Сергеевич</w:t>
-            </w:r>
-          </w:p>
-          <w:p>
-            <w:pPr>
-              <w:spacing w:after="0"/>
-            </w:pPr>
-            <w:r>
-              <w:rPr>
-                <w:rFonts w:ascii="Calibri" w:cs="Calibri" w:eastAsia="Calibri" w:hAnsi="Calibri"/>
-                <w:b w:val="false"/>
-                <w:bCs w:val="false"/>
-                <w:i w:val="false"/>
-                <w:iCs w:val="false"/>
-                <w:color w:val="1A1F36"/>
-                <w:sz w:val="18"/>
-                <w:szCs w:val="18"/>
-              </w:rPr>
-              <w:t xml:space="preserve">№57 Сульдяйкин Дмитрий Сергеевич</w:t>
-            </w:r>
-          </w:p>
-          <w:p>
-            <w:pPr>
-              <w:spacing w:after="0"/>
-            </w:pPr>
-            <w:r>
-              <w:rPr>
-                <w:rFonts w:ascii="Calibri" w:cs="Calibri" w:eastAsia="Calibri" w:hAnsi="Calibri"/>
-                <w:b w:val="false"/>
-                <w:bCs w:val="false"/>
-                <w:i w:val="false"/>
-                <w:iCs w:val="false"/>
-                <w:color w:val="1A1F36"/>
-                <w:sz w:val="18"/>
-                <w:szCs w:val="18"/>
-              </w:rPr>
-              <w:t xml:space="preserve">№8 Пятаев Максим Юрьевич</w:t>
-            </w:r>
-          </w:p>
-          <w:p>
-            <w:pPr>
-              <w:spacing w:after="0"/>
-            </w:pPr>
-            <w:r>
-              <w:rPr>
-                <w:rFonts w:ascii="Calibri" w:cs="Calibri" w:eastAsia="Calibri" w:hAnsi="Calibri"/>
-                <w:b w:val="false"/>
-                <w:bCs w:val="false"/>
-                <w:i w:val="false"/>
-                <w:iCs w:val="false"/>
-                <w:color w:val="1A1F36"/>
-                <w:sz w:val="18"/>
-                <w:szCs w:val="18"/>
-              </w:rPr>
-              <w:t xml:space="preserve">№15 Муртазин Азат Рушанович</w:t>
-            </w:r>
-          </w:p>
-          <w:p>
-            <w:pPr>
-              <w:spacing w:after="0"/>
-            </w:pPr>
-            <w:r>
-              <w:rPr>
-                <w:rFonts w:ascii="Calibri" w:cs="Calibri" w:eastAsia="Calibri" w:hAnsi="Calibri"/>
-                <w:b w:val="false"/>
-                <w:bCs w:val="false"/>
-                <w:i w:val="false"/>
-                <w:iCs w:val="false"/>
-                <w:color w:val="1A1F36"/>
-                <w:sz w:val="18"/>
-                <w:szCs w:val="18"/>
-              </w:rPr>
-              <w:t xml:space="preserve">№23 Буянкин Михаил Васильевич</w:t>
-            </w:r>
-          </w:p>
-          <w:p>
-            <w:pPr>
-              <w:spacing w:after="0"/>
-            </w:pPr>
-            <w:r>
-              <w:rPr>
-                <w:rFonts w:ascii="Calibri" w:cs="Calibri" w:eastAsia="Calibri" w:hAnsi="Calibri"/>
-                <w:b w:val="false"/>
-                <w:bCs w:val="false"/>
-                <w:i w:val="false"/>
-                <w:iCs w:val="false"/>
-                <w:color w:val="1A1F36"/>
-                <w:sz w:val="18"/>
-                <w:szCs w:val="18"/>
-              </w:rPr>
-              <w:t xml:space="preserve">№54 Левин Дмитрий Андреевич</w:t>
-            </w:r>
-          </w:p>
-          <w:p>
-            <w:pPr>
-              <w:spacing w:after="0"/>
-            </w:pPr>
-            <w:r>
-              <w:rPr>
-                <w:rFonts w:ascii="Calibri" w:cs="Calibri" w:eastAsia="Calibri" w:hAnsi="Calibri"/>
-                <w:b w:val="false"/>
-                <w:bCs w:val="false"/>
-                <w:i w:val="false"/>
-                <w:iCs w:val="false"/>
-                <w:color w:val="1A1F36"/>
-                <w:sz w:val="18"/>
-                <w:szCs w:val="18"/>
-              </w:rPr>
-              <w:t xml:space="preserve">№3 Макаров Александр Васильевич</w:t>
-            </w:r>
-          </w:p>
-          <w:p>
-            <w:pPr>
-              <w:spacing w:after="0"/>
-            </w:pPr>
-            <w:r>
-              <w:rPr>
-                <w:rFonts w:ascii="Calibri" w:cs="Calibri" w:eastAsia="Calibri" w:hAnsi="Calibri"/>
-                <w:b w:val="false"/>
-                <w:bCs w:val="false"/>
-                <w:i w:val="false"/>
-                <w:iCs w:val="false"/>
-                <w:color w:val="1A1F36"/>
-                <w:sz w:val="18"/>
-                <w:szCs w:val="18"/>
-              </w:rPr>
-              <w:t xml:space="preserve">№50 Вражнов Илья Александрович</w:t>
-            </w:r>
-          </w:p>
-          <w:p>
-            <w:pPr>
-              <w:spacing w:after="0"/>
-            </w:pPr>
-            <w:r>
-              <w:rPr>
-                <w:rFonts w:ascii="Calibri" w:cs="Calibri" w:eastAsia="Calibri" w:hAnsi="Calibri"/>
-                <w:b w:val="false"/>
-                <w:bCs w:val="false"/>
-                <w:i w:val="false"/>
-                <w:iCs w:val="false"/>
-                <w:color w:val="1A1F36"/>
-                <w:sz w:val="18"/>
-                <w:szCs w:val="18"/>
-              </w:rPr>
-              <w:t xml:space="preserve">№17 Маркин Максим Петрович</w:t>
-            </w:r>
-          </w:p>
-          <w:p>
-            <w:pPr>
-              <w:spacing w:after="20" w:before="100"/>
-            </w:pPr>
-            <w:r>
-              <w:rPr>
-                <w:rFonts w:ascii="Calibri" w:cs="Calibri" w:eastAsia="Calibri" w:hAnsi="Calibri"/>
-                <w:b w:val="false"/>
-                <w:bCs w:val="false"/>
-                <w:i/>
-                <w:iCs/>
-                <w:color w:val="5A5F7A"/>
-                <w:sz w:val="18"/>
-                <w:szCs w:val="18"/>
-              </w:rPr>
-              <w:t xml:space="preserve">июль 2026 — 2 матча; август 2026 — 3 матча</w:t>
-            </w:r>
-          </w:p>
-          <w:p>
-            <w:pPr>
-              <w:shd w:fill="FFF2A8" w:color="auto" w:val="clear"/>
-              <w:spacing w:after="0"/>
-            </w:pPr>
-            <w:r>
-              <w:rPr>
-                <w:rFonts w:ascii="Calibri" w:cs="Calibri" w:eastAsia="Calibri" w:hAnsi="Calibri"/>
-                <w:b/>
-                <w:bCs/>
-                <w:i w:val="false"/>
-                <w:iCs w:val="false"/>
-                <w:color w:val="1A1F36"/>
-                <w:sz w:val="18"/>
-                <w:szCs w:val="18"/>
-              </w:rPr>
-              <w:t xml:space="preserve">№1 Сафронов Максим Артемович</w:t>
-            </w:r>
-            <w:r>
-              <w:rPr>
-                <w:rFonts w:ascii="Calibri" w:cs="Calibri" w:eastAsia="Calibri" w:hAnsi="Calibri"/>
-                <w:b w:val="false"/>
-                <w:bCs w:val="false"/>
-                <w:i w:val="false"/>
-                <w:iCs w:val="false"/>
-                <w:color w:val="B45309"/>
-                <w:sz w:val="18"/>
-                <w:szCs w:val="18"/>
-              </w:rPr>
-              <w:t xml:space="preserve">  — записан также за Викинг (№1), Метеор (№1)</w:t>
-            </w:r>
-          </w:p>
-          <w:p>
-            <w:pPr>
-              <w:spacing w:after="0"/>
-            </w:pPr>
-            <w:r>
-              <w:rPr>
-                <w:rFonts w:ascii="Calibri" w:cs="Calibri" w:eastAsia="Calibri" w:hAnsi="Calibri"/>
-                <w:b w:val="false"/>
-                <w:bCs w:val="false"/>
-                <w:i w:val="false"/>
-                <w:iCs w:val="false"/>
-                <w:color w:val="1A1F36"/>
-                <w:sz w:val="18"/>
-                <w:szCs w:val="18"/>
-              </w:rPr>
-              <w:t xml:space="preserve">№57 Сульдяйкин Дмитрий Сергеевич</w:t>
-            </w:r>
-          </w:p>
-          <w:p>
-            <w:pPr>
-              <w:spacing w:after="0"/>
-            </w:pPr>
-            <w:r>
-              <w:rPr>
-                <w:rFonts w:ascii="Calibri" w:cs="Calibri" w:eastAsia="Calibri" w:hAnsi="Calibri"/>
-                <w:b w:val="false"/>
-                <w:bCs w:val="false"/>
-                <w:i w:val="false"/>
-                <w:iCs w:val="false"/>
-                <w:color w:val="1A1F36"/>
-                <w:sz w:val="18"/>
-                <w:szCs w:val="18"/>
-              </w:rPr>
-              <w:t xml:space="preserve">№8 Пятаев Максим Юрьевич</w:t>
-            </w:r>
-          </w:p>
-          <w:p>
-            <w:pPr>
-              <w:spacing w:after="0"/>
-            </w:pPr>
-            <w:r>
-              <w:rPr>
-                <w:rFonts w:ascii="Calibri" w:cs="Calibri" w:eastAsia="Calibri" w:hAnsi="Calibri"/>
-                <w:b w:val="false"/>
-                <w:bCs w:val="false"/>
-                <w:i w:val="false"/>
-                <w:iCs w:val="false"/>
-                <w:color w:val="1A1F36"/>
-                <w:sz w:val="18"/>
-                <w:szCs w:val="18"/>
-              </w:rPr>
-              <w:t xml:space="preserve">№15 Муртазин Азат Рушанович</w:t>
-            </w:r>
-          </w:p>
-          <w:p>
-            <w:pPr>
-              <w:spacing w:after="0"/>
-            </w:pPr>
-            <w:r>
-              <w:rPr>
-                <w:rFonts w:ascii="Calibri" w:cs="Calibri" w:eastAsia="Calibri" w:hAnsi="Calibri"/>
-                <w:b w:val="false"/>
-                <w:bCs w:val="false"/>
-                <w:i w:val="false"/>
-                <w:iCs w:val="false"/>
-                <w:color w:val="1A1F36"/>
-                <w:sz w:val="18"/>
-                <w:szCs w:val="18"/>
-              </w:rPr>
-              <w:t xml:space="preserve">№23 Буянкин Михаил Васильевич</w:t>
-            </w:r>
-          </w:p>
-          <w:p>
-            <w:pPr>
-              <w:spacing w:after="0"/>
-            </w:pPr>
-            <w:r>
-              <w:rPr>
-                <w:rFonts w:ascii="Calibri" w:cs="Calibri" w:eastAsia="Calibri" w:hAnsi="Calibri"/>
-                <w:b w:val="false"/>
-                <w:bCs w:val="false"/>
-                <w:i w:val="false"/>
-                <w:iCs w:val="false"/>
-                <w:color w:val="1A1F36"/>
-                <w:sz w:val="18"/>
-                <w:szCs w:val="18"/>
-              </w:rPr>
-              <w:t xml:space="preserve">№54 Левин Дмитрий Андреевич</w:t>
-            </w:r>
-          </w:p>
-          <w:p>
-            <w:pPr>
-              <w:spacing w:after="0"/>
-            </w:pPr>
-            <w:r>
-              <w:rPr>
-                <w:rFonts w:ascii="Calibri" w:cs="Calibri" w:eastAsia="Calibri" w:hAnsi="Calibri"/>
-                <w:b w:val="false"/>
-                <w:bCs w:val="false"/>
-                <w:i w:val="false"/>
-                <w:iCs w:val="false"/>
-                <w:color w:val="1A1F36"/>
-                <w:sz w:val="18"/>
-                <w:szCs w:val="18"/>
-              </w:rPr>
-              <w:t xml:space="preserve">№3 Макаров Александр Васильевич</w:t>
-            </w:r>
-          </w:p>
-          <w:p>
-            <w:pPr>
-              <w:spacing w:after="0"/>
-            </w:pPr>
-            <w:r>
-              <w:rPr>
-                <w:rFonts w:ascii="Calibri" w:cs="Calibri" w:eastAsia="Calibri" w:hAnsi="Calibri"/>
-                <w:b w:val="false"/>
-                <w:bCs w:val="false"/>
-                <w:i w:val="false"/>
-                <w:iCs w:val="false"/>
-                <w:color w:val="1A1F36"/>
-                <w:sz w:val="18"/>
-                <w:szCs w:val="18"/>
-              </w:rPr>
-              <w:t xml:space="preserve">№50 Вражнов Илья Александрович</w:t>
-            </w:r>
-          </w:p>
-          <w:p>
-            <w:pPr>
-              <w:spacing w:after="0"/>
-            </w:pPr>
-            <w:r>
-              <w:rPr>
-                <w:rFonts w:ascii="Calibri" w:cs="Calibri" w:eastAsia="Calibri" w:hAnsi="Calibri"/>
-                <w:b w:val="false"/>
-                <w:bCs w:val="false"/>
-                <w:i w:val="false"/>
-                <w:iCs w:val="false"/>
-                <w:color w:val="1A1F36"/>
-                <w:sz w:val="18"/>
-                <w:szCs w:val="18"/>
-              </w:rPr>
-              <w:t xml:space="preserve">№17 Маркин Максим Петрович</w:t>
-            </w:r>
-          </w:p>
-        </w:tc>
-        <w:tc>
-          <w:tcPr>
-            <w:tcW w:type="dxa" w:w="5450"/>
-            <w:tcBorders>
-              <w:top w:val="single" w:color="C7CBDC" w:sz="4"/>
-              <w:left w:val="single" w:color="C7CBDC" w:sz="4"/>
-              <w:bottom w:val="single" w:color="C7CBDC" w:sz="4"/>
-              <w:right w:val="single" w:color="C7CBDC" w:sz="4"/>
-            </w:tcBorders>
-            <w:tcMar>
-              <w:top w:type="dxa" w:w="60"/>
-              <w:left w:type="dxa" w:w="90"/>
-              <w:bottom w:type="dxa" w:w="60"/>
-              <w:right w:type="dxa" w:w="90"/>
-            </w:tcMar>
-            <w:vAlign w:val="top"/>
-          </w:tcPr>
-          <w:p>
-            <w:pPr>
-              <w:spacing w:after="0" w:before="0"/>
-            </w:pPr>
-            <w:r>
-              <w:rPr>
-                <w:rFonts w:ascii="Calibri" w:cs="Calibri" w:eastAsia="Calibri" w:hAnsi="Calibri"/>
-                <w:b w:val="false"/>
-                <w:bCs w:val="false"/>
-                <w:i w:val="false"/>
-                <w:iCs w:val="false"/>
-                <w:color w:val="1A1F36"/>
-                <w:sz w:val="18"/>
-                <w:szCs w:val="18"/>
-              </w:rPr>
-              <w:t xml:space="preserve"/>
+                <w:color w:val="2B2F77"/>
+                <w:sz w:val="18"/>
+                <w:szCs w:val="18"/>
+              </w:rPr>
+              <w:t xml:space="preserve">Проверяющий: итог 2:6 подтверждён по статистике на сайте лиги; там же периоды 1:2 1:3 0:3. Как было по периодам, сказать не может. Оставляем итог 2:6, а периоды как есть?</w:t>
             </w:r>
           </w:p>
         </w:tc>
       </w:tr>
     </w:tbl>
+    <w:p>
+      <w:pPr>
+        <w:keepNext/>
+        <w:pageBreakBefore/>
+        <w:pBdr>
+          <w:bottom w:val="single" w:color="2B2F77" w:sz="8" w:space="6"/>
+        </w:pBdr>
+        <w:spacing w:after="140" w:before="0"/>
+      </w:pPr>
+      <w:r>
+        <w:rPr>
+          <w:rFonts w:ascii="Calibri" w:cs="Calibri" w:eastAsia="Calibri" w:hAnsi="Calibri"/>
+          <w:b/>
+          <w:bCs/>
+          <w:i w:val="false"/>
+          <w:iCs w:val="false"/>
+          <w:color w:val="2B2F77"/>
+          <w:sz w:val="30"/>
+          <w:szCs w:val="30"/>
+        </w:rPr>
+        <w:t xml:space="preserve">Конференция ЦЕНТР (3 Дивизион)</w:t>
+      </w:r>
+    </w:p>
     <w:p>
       <w:pPr>
         <w:keepNext/>
@@ -9889,7 +9214,7 @@
           <w:sz w:val="24"/>
           <w:szCs w:val="24"/>
         </w:rPr>
-        <w:t xml:space="preserve">Другие ошибки</w:t>
+        <w:t xml:space="preserve">Ошибки</w:t>
       </w:r>
     </w:p>
     <w:p>
@@ -10153,7 +9478,7 @@
                 <w:sz w:val="18"/>
                 <w:szCs w:val="18"/>
               </w:rPr>
-              <w:t xml:space="preserve">256</w:t>
+              <w:t xml:space="preserve">1, 16, 61, 76, 121, 136, 151, 166</w:t>
             </w:r>
           </w:p>
         </w:tc>
@@ -10189,21 +9514,7 @@
                 <w:sz w:val="18"/>
                 <w:szCs w:val="18"/>
               </w:rPr>
-              <w:t xml:space="preserve">15.07.2026  20:30</w:t>
-            </w:r>
-            <w:r>
-              <w:rPr>
-                <w:rFonts w:ascii="Calibri" w:cs="Calibri" w:eastAsia="Calibri" w:hAnsi="Calibri"/>
-                <w:b w:val="false"/>
-                <w:bCs w:val="false"/>
-                <w:i w:val="false"/>
-                <w:iCs w:val="false"/>
-                <w:color w:val="1A1F36"/>
-                <w:sz w:val="18"/>
-                <w:szCs w:val="18"/>
-              </w:rPr>
-              <w:br/>
-              <w:t xml:space="preserve">Слобода — Локомотив-Р</w:t>
+              <w:t xml:space="preserve">состав больше обычного</w:t>
             </w:r>
           </w:p>
         </w:tc>
@@ -10239,21 +9550,7 @@
                 <w:sz w:val="18"/>
                 <w:szCs w:val="18"/>
               </w:rPr>
-              <w:t xml:space="preserve">итог 6:2</w:t>
-            </w:r>
-            <w:r>
-              <w:rPr>
-                <w:rFonts w:ascii="Calibri" w:cs="Calibri" w:eastAsia="Calibri" w:hAnsi="Calibri"/>
-                <w:b w:val="false"/>
-                <w:bCs w:val="false"/>
-                <w:i w:val="false"/>
-                <w:iCs w:val="false"/>
-                <w:color w:val="5A5F7A"/>
-                <w:sz w:val="18"/>
-                <w:szCs w:val="18"/>
-              </w:rPr>
-              <w:br/>
-              <w:t xml:space="preserve">периоды 1:1 4:0 1:1 = 6:2</w:t>
+              <w:t xml:space="preserve">—</w:t>
             </w:r>
           </w:p>
         </w:tc>
@@ -10289,7 +9586,7 @@
                 <w:sz w:val="18"/>
                 <w:szCs w:val="18"/>
               </w:rPr>
-              <w:t xml:space="preserve">За обе команды записаны одни и те же игроки — состав команды Слобода. У команды Локомотив-Р во всех остальных 7 матчах файла один и тот же свой состав: Возмищев Данил Александрович №1, Чикнайкин Антон Андреевич №16, Исламов Артём Дмитриевич №98, Дьяков Никита Петрович №77, Маслов Егор Александрович №33, Леванов Антон Павлович №5, Железнов Игорь Владимирович №55, Нарватов Дмитрий Александрович №10, Александров Евгений Александрович №17.</w:t>
+              <w:t xml:space="preserve">В составе Спортдепо заявлено 13 игроков, тогда как у остальных команд обычно 9. Встречается в 8 матчах. Это допустимо или в состав попали лишние игроки?</w:t>
             </w:r>
           </w:p>
         </w:tc>
@@ -10325,7 +9622,375 @@
                 <w:sz w:val="18"/>
                 <w:szCs w:val="18"/>
               </w:rPr>
-              <w:t xml:space="preserve">Очевидное исправление: записать команде Локомотив-Р её постоянный состав. Подтверждаете?</w:t>
+              <w:t xml:space="preserve">Проверяющий: убрал лишних игроков — какие именно, не указано; ждём исправленный файл.</w:t>
+            </w:r>
+          </w:p>
+        </w:tc>
+      </w:tr>
+      <w:tr>
+        <w:tc>
+          <w:tcPr>
+            <w:tcW w:type="dxa" w:w="900"/>
+            <w:tcBorders>
+              <w:top w:val="single" w:color="C7CBDC" w:sz="4"/>
+              <w:left w:val="single" w:color="C7CBDC" w:sz="4"/>
+              <w:bottom w:val="single" w:color="C7CBDC" w:sz="4"/>
+              <w:right w:val="single" w:color="C7CBDC" w:sz="4"/>
+            </w:tcBorders>
+            <w:shd w:fill="F7F8FC" w:color="auto" w:val="clear"/>
+            <w:tcMar>
+              <w:top w:type="dxa" w:w="60"/>
+              <w:left w:type="dxa" w:w="90"/>
+              <w:bottom w:type="dxa" w:w="60"/>
+              <w:right w:type="dxa" w:w="90"/>
+            </w:tcMar>
+            <w:vAlign w:val="top"/>
+          </w:tcPr>
+          <w:p>
+            <w:pPr>
+              <w:spacing w:after="0" w:before="0"/>
+            </w:pPr>
+            <w:r>
+              <w:rPr>
+                <w:rFonts w:ascii="Calibri" w:cs="Calibri" w:eastAsia="Calibri" w:hAnsi="Calibri"/>
+                <w:b/>
+                <w:bCs/>
+                <w:i w:val="false"/>
+                <w:iCs w:val="false"/>
+                <w:color w:val="1A1F36"/>
+                <w:sz w:val="18"/>
+                <w:szCs w:val="18"/>
+              </w:rPr>
+              <w:t xml:space="preserve">211, 226</w:t>
+            </w:r>
+          </w:p>
+        </w:tc>
+        <w:tc>
+          <w:tcPr>
+            <w:tcW w:type="dxa" w:w="2600"/>
+            <w:tcBorders>
+              <w:top w:val="single" w:color="C7CBDC" w:sz="4"/>
+              <w:left w:val="single" w:color="C7CBDC" w:sz="4"/>
+              <w:bottom w:val="single" w:color="C7CBDC" w:sz="4"/>
+              <w:right w:val="single" w:color="C7CBDC" w:sz="4"/>
+            </w:tcBorders>
+            <w:shd w:fill="F7F8FC" w:color="auto" w:val="clear"/>
+            <w:tcMar>
+              <w:top w:type="dxa" w:w="60"/>
+              <w:left w:type="dxa" w:w="90"/>
+              <w:bottom w:type="dxa" w:w="60"/>
+              <w:right w:type="dxa" w:w="90"/>
+            </w:tcMar>
+            <w:vAlign w:val="top"/>
+          </w:tcPr>
+          <w:p>
+            <w:pPr>
+              <w:spacing w:after="0"/>
+            </w:pPr>
+            <w:r>
+              <w:rPr>
+                <w:rFonts w:ascii="Calibri" w:cs="Calibri" w:eastAsia="Calibri" w:hAnsi="Calibri"/>
+                <w:b w:val="false"/>
+                <w:bCs w:val="false"/>
+                <w:i w:val="false"/>
+                <w:iCs w:val="false"/>
+                <w:color w:val="1A1F36"/>
+                <w:sz w:val="18"/>
+                <w:szCs w:val="18"/>
+              </w:rPr>
+              <w:t xml:space="preserve">игрок за обе команды в одном матче</w:t>
+            </w:r>
+          </w:p>
+        </w:tc>
+        <w:tc>
+          <w:tcPr>
+            <w:tcW w:type="dxa" w:w="2400"/>
+            <w:tcBorders>
+              <w:top w:val="single" w:color="C7CBDC" w:sz="4"/>
+              <w:left w:val="single" w:color="C7CBDC" w:sz="4"/>
+              <w:bottom w:val="single" w:color="C7CBDC" w:sz="4"/>
+              <w:right w:val="single" w:color="C7CBDC" w:sz="4"/>
+            </w:tcBorders>
+            <w:shd w:fill="F7F8FC" w:color="auto" w:val="clear"/>
+            <w:tcMar>
+              <w:top w:type="dxa" w:w="60"/>
+              <w:left w:type="dxa" w:w="90"/>
+              <w:bottom w:type="dxa" w:w="60"/>
+              <w:right w:type="dxa" w:w="90"/>
+            </w:tcMar>
+            <w:vAlign w:val="top"/>
+          </w:tcPr>
+          <w:p>
+            <w:pPr>
+              <w:spacing w:after="0"/>
+            </w:pPr>
+            <w:r>
+              <w:rPr>
+                <w:rFonts w:ascii="Calibri" w:cs="Calibri" w:eastAsia="Calibri" w:hAnsi="Calibri"/>
+                <w:b w:val="false"/>
+                <w:bCs w:val="false"/>
+                <w:i w:val="false"/>
+                <w:iCs w:val="false"/>
+                <w:color w:val="5A5F7A"/>
+                <w:sz w:val="18"/>
+                <w:szCs w:val="18"/>
+              </w:rPr>
+              <w:t xml:space="preserve">—</w:t>
+            </w:r>
+          </w:p>
+        </w:tc>
+        <w:tc>
+          <w:tcPr>
+            <w:tcW w:type="dxa" w:w="4400"/>
+            <w:tcBorders>
+              <w:top w:val="single" w:color="C7CBDC" w:sz="4"/>
+              <w:left w:val="single" w:color="C7CBDC" w:sz="4"/>
+              <w:bottom w:val="single" w:color="C7CBDC" w:sz="4"/>
+              <w:right w:val="single" w:color="C7CBDC" w:sz="4"/>
+            </w:tcBorders>
+            <w:shd w:fill="F7F8FC" w:color="auto" w:val="clear"/>
+            <w:tcMar>
+              <w:top w:type="dxa" w:w="60"/>
+              <w:left w:type="dxa" w:w="90"/>
+              <w:bottom w:type="dxa" w:w="60"/>
+              <w:right w:type="dxa" w:w="90"/>
+            </w:tcMar>
+            <w:vAlign w:val="top"/>
+          </w:tcPr>
+          <w:p>
+            <w:pPr>
+              <w:spacing w:after="0" w:before="0"/>
+            </w:pPr>
+            <w:r>
+              <w:rPr>
+                <w:rFonts w:ascii="Calibri" w:cs="Calibri" w:eastAsia="Calibri" w:hAnsi="Calibri"/>
+                <w:b w:val="false"/>
+                <w:bCs w:val="false"/>
+                <w:i w:val="false"/>
+                <w:iCs w:val="false"/>
+                <w:color w:val="1A1F36"/>
+                <w:sz w:val="18"/>
+                <w:szCs w:val="18"/>
+              </w:rPr>
+              <w:t xml:space="preserve">Нарватов Александр Петрович записан в составы обеих команд одного матча (Сармат — №89; Штурм — №9; в 2 матчах). По ответу организатора так не допускается.</w:t>
+            </w:r>
+          </w:p>
+        </w:tc>
+        <w:tc>
+          <w:tcPr>
+            <w:tcW w:type="dxa" w:w="4950"/>
+            <w:tcBorders>
+              <w:top w:val="single" w:color="C7CBDC" w:sz="4"/>
+              <w:left w:val="single" w:color="C7CBDC" w:sz="4"/>
+              <w:bottom w:val="single" w:color="C7CBDC" w:sz="4"/>
+              <w:right w:val="single" w:color="C7CBDC" w:sz="4"/>
+            </w:tcBorders>
+            <w:tcMar>
+              <w:top w:type="dxa" w:w="60"/>
+              <w:left w:type="dxa" w:w="90"/>
+              <w:bottom w:type="dxa" w:w="60"/>
+              <w:right w:type="dxa" w:w="90"/>
+            </w:tcMar>
+            <w:vAlign w:val="top"/>
+          </w:tcPr>
+          <w:p>
+            <w:pPr>
+              <w:spacing w:after="0" w:before="0"/>
+            </w:pPr>
+            <w:r>
+              <w:rPr>
+                <w:rFonts w:ascii="Calibri" w:cs="Calibri" w:eastAsia="Calibri" w:hAnsi="Calibri"/>
+                <w:b w:val="false"/>
+                <w:bCs w:val="false"/>
+                <w:i/>
+                <w:iCs/>
+                <w:color w:val="2B2F77"/>
+                <w:sz w:val="18"/>
+                <w:szCs w:val="18"/>
+              </w:rPr>
+              <w:t xml:space="preserve">Проверяющий: так не допускается, строки 211 и 226 исправил у себя; ждём исправленный файл.</w:t>
+            </w:r>
+          </w:p>
+        </w:tc>
+      </w:tr>
+      <w:tr>
+        <w:tc>
+          <w:tcPr>
+            <w:tcW w:type="dxa" w:w="900"/>
+            <w:tcBorders>
+              <w:top w:val="single" w:color="C7CBDC" w:sz="4"/>
+              <w:left w:val="single" w:color="C7CBDC" w:sz="4"/>
+              <w:bottom w:val="single" w:color="C7CBDC" w:sz="4"/>
+              <w:right w:val="single" w:color="C7CBDC" w:sz="4"/>
+            </w:tcBorders>
+            <w:tcMar>
+              <w:top w:type="dxa" w:w="60"/>
+              <w:left w:type="dxa" w:w="90"/>
+              <w:bottom w:type="dxa" w:w="60"/>
+              <w:right w:type="dxa" w:w="90"/>
+            </w:tcMar>
+            <w:vAlign w:val="top"/>
+          </w:tcPr>
+          <w:p>
+            <w:pPr>
+              <w:spacing w:after="0" w:before="0"/>
+            </w:pPr>
+            <w:r>
+              <w:rPr>
+                <w:rFonts w:ascii="Calibri" w:cs="Calibri" w:eastAsia="Calibri" w:hAnsi="Calibri"/>
+                <w:b/>
+                <w:bCs/>
+                <w:i w:val="false"/>
+                <w:iCs w:val="false"/>
+                <w:color w:val="1A1F36"/>
+                <w:sz w:val="18"/>
+                <w:szCs w:val="18"/>
+              </w:rPr>
+              <w:t xml:space="preserve">211, 226</w:t>
+            </w:r>
+          </w:p>
+        </w:tc>
+        <w:tc>
+          <w:tcPr>
+            <w:tcW w:type="dxa" w:w="2600"/>
+            <w:tcBorders>
+              <w:top w:val="single" w:color="C7CBDC" w:sz="4"/>
+              <w:left w:val="single" w:color="C7CBDC" w:sz="4"/>
+              <w:bottom w:val="single" w:color="C7CBDC" w:sz="4"/>
+              <w:right w:val="single" w:color="C7CBDC" w:sz="4"/>
+            </w:tcBorders>
+            <w:tcMar>
+              <w:top w:type="dxa" w:w="60"/>
+              <w:left w:type="dxa" w:w="90"/>
+              <w:bottom w:type="dxa" w:w="60"/>
+              <w:right w:type="dxa" w:w="90"/>
+            </w:tcMar>
+            <w:vAlign w:val="top"/>
+          </w:tcPr>
+          <w:p>
+            <w:pPr>
+              <w:spacing w:after="0"/>
+            </w:pPr>
+            <w:r>
+              <w:rPr>
+                <w:rFonts w:ascii="Calibri" w:cs="Calibri" w:eastAsia="Calibri" w:hAnsi="Calibri"/>
+                <w:b w:val="false"/>
+                <w:bCs w:val="false"/>
+                <w:i w:val="false"/>
+                <w:iCs w:val="false"/>
+                <w:color w:val="1A1F36"/>
+                <w:sz w:val="18"/>
+                <w:szCs w:val="18"/>
+              </w:rPr>
+              <w:t xml:space="preserve">игрок за обе команды в одном матче</w:t>
+            </w:r>
+          </w:p>
+        </w:tc>
+        <w:tc>
+          <w:tcPr>
+            <w:tcW w:type="dxa" w:w="2400"/>
+            <w:tcBorders>
+              <w:top w:val="single" w:color="C7CBDC" w:sz="4"/>
+              <w:left w:val="single" w:color="C7CBDC" w:sz="4"/>
+              <w:bottom w:val="single" w:color="C7CBDC" w:sz="4"/>
+              <w:right w:val="single" w:color="C7CBDC" w:sz="4"/>
+            </w:tcBorders>
+            <w:tcMar>
+              <w:top w:type="dxa" w:w="60"/>
+              <w:left w:type="dxa" w:w="90"/>
+              <w:bottom w:type="dxa" w:w="60"/>
+              <w:right w:type="dxa" w:w="90"/>
+            </w:tcMar>
+            <w:vAlign w:val="top"/>
+          </w:tcPr>
+          <w:p>
+            <w:pPr>
+              <w:spacing w:after="0"/>
+            </w:pPr>
+            <w:r>
+              <w:rPr>
+                <w:rFonts w:ascii="Calibri" w:cs="Calibri" w:eastAsia="Calibri" w:hAnsi="Calibri"/>
+                <w:b w:val="false"/>
+                <w:bCs w:val="false"/>
+                <w:i w:val="false"/>
+                <w:iCs w:val="false"/>
+                <w:color w:val="5A5F7A"/>
+                <w:sz w:val="18"/>
+                <w:szCs w:val="18"/>
+              </w:rPr>
+              <w:t xml:space="preserve">—</w:t>
+            </w:r>
+          </w:p>
+        </w:tc>
+        <w:tc>
+          <w:tcPr>
+            <w:tcW w:type="dxa" w:w="4400"/>
+            <w:tcBorders>
+              <w:top w:val="single" w:color="C7CBDC" w:sz="4"/>
+              <w:left w:val="single" w:color="C7CBDC" w:sz="4"/>
+              <w:bottom w:val="single" w:color="C7CBDC" w:sz="4"/>
+              <w:right w:val="single" w:color="C7CBDC" w:sz="4"/>
+            </w:tcBorders>
+            <w:tcMar>
+              <w:top w:type="dxa" w:w="60"/>
+              <w:left w:type="dxa" w:w="90"/>
+              <w:bottom w:type="dxa" w:w="60"/>
+              <w:right w:type="dxa" w:w="90"/>
+            </w:tcMar>
+            <w:vAlign w:val="top"/>
+          </w:tcPr>
+          <w:p>
+            <w:pPr>
+              <w:spacing w:after="0" w:before="0"/>
+            </w:pPr>
+            <w:r>
+              <w:rPr>
+                <w:rFonts w:ascii="Calibri" w:cs="Calibri" w:eastAsia="Calibri" w:hAnsi="Calibri"/>
+                <w:b w:val="false"/>
+                <w:bCs w:val="false"/>
+                <w:i w:val="false"/>
+                <w:iCs w:val="false"/>
+                <w:color w:val="1A1F36"/>
+                <w:sz w:val="18"/>
+                <w:szCs w:val="18"/>
+              </w:rPr>
+              <w:t xml:space="preserve">Рябинин Евгений Васильевич записан в составы обеих команд одного матча (Сармат — №12; Штурм — №7; в 2 матчах). По ответу организатора так не допускается.</w:t>
+            </w:r>
+          </w:p>
+        </w:tc>
+        <w:tc>
+          <w:tcPr>
+            <w:tcW w:type="dxa" w:w="4950"/>
+            <w:tcBorders>
+              <w:top w:val="single" w:color="C7CBDC" w:sz="4"/>
+              <w:left w:val="single" w:color="C7CBDC" w:sz="4"/>
+              <w:bottom w:val="single" w:color="C7CBDC" w:sz="4"/>
+              <w:right w:val="single" w:color="C7CBDC" w:sz="4"/>
+            </w:tcBorders>
+            <w:tcMar>
+              <w:top w:type="dxa" w:w="60"/>
+              <w:left w:type="dxa" w:w="90"/>
+              <w:bottom w:type="dxa" w:w="60"/>
+              <w:right w:type="dxa" w:w="90"/>
+            </w:tcMar>
+            <w:vAlign w:val="top"/>
+          </w:tcPr>
+          <w:p>
+            <w:pPr>
+              <w:spacing w:after="0" w:before="0"/>
+            </w:pPr>
+            <w:r>
+              <w:rPr>
+                <w:rFonts w:ascii="Calibri" w:cs="Calibri" w:eastAsia="Calibri" w:hAnsi="Calibri"/>
+                <w:b w:val="false"/>
+                <w:bCs w:val="false"/>
+                <w:i/>
+                <w:iCs/>
+                <w:color w:val="2B2F77"/>
+                <w:sz w:val="18"/>
+                <w:szCs w:val="18"/>
+              </w:rPr>
+              <w:t xml:space="preserve">Проверяющий: так не допускается, строки 211 и 226 исправил у себя; ждём исправленный файл.</w:t>
             </w:r>
           </w:p>
         </w:tc>
@@ -10592,7 +10257,7 @@
                 <w:sz w:val="18"/>
                 <w:szCs w:val="18"/>
               </w:rPr>
-              <w:t xml:space="preserve">76</w:t>
+              <w:t xml:space="preserve">166</w:t>
             </w:r>
           </w:p>
         </w:tc>
@@ -10628,21 +10293,7 @@
                 <w:sz w:val="18"/>
                 <w:szCs w:val="18"/>
               </w:rPr>
-              <w:t xml:space="preserve">12.08.2026  21:25</w:t>
-            </w:r>
-            <w:r>
-              <w:rPr>
-                <w:rFonts w:ascii="Calibri" w:cs="Calibri" w:eastAsia="Calibri" w:hAnsi="Calibri"/>
-                <w:b w:val="false"/>
-                <w:bCs w:val="false"/>
-                <w:i w:val="false"/>
-                <w:iCs w:val="false"/>
-                <w:color w:val="1A1F36"/>
-                <w:sz w:val="18"/>
-                <w:szCs w:val="18"/>
-              </w:rPr>
-              <w:br/>
-              <w:t xml:space="preserve">Слобода — Локомотив-Р</w:t>
+              <w:t xml:space="preserve">состав больше обычного</w:t>
             </w:r>
           </w:p>
         </w:tc>
@@ -10678,21 +10329,7 @@
                 <w:sz w:val="18"/>
                 <w:szCs w:val="18"/>
               </w:rPr>
-              <w:t xml:space="preserve">итог 4:6</w:t>
-            </w:r>
-            <w:r>
-              <w:rPr>
-                <w:rFonts w:ascii="Calibri" w:cs="Calibri" w:eastAsia="Calibri" w:hAnsi="Calibri"/>
-                <w:b w:val="false"/>
-                <w:bCs w:val="false"/>
-                <w:i w:val="false"/>
-                <w:iCs w:val="false"/>
-                <w:color w:val="5A5F7A"/>
-                <w:sz w:val="18"/>
-                <w:szCs w:val="18"/>
-              </w:rPr>
-              <w:br/>
-              <w:t xml:space="preserve">периоды 1:2 2:0 1:4 = 4:6</w:t>
+              <w:t xml:space="preserve">—</w:t>
             </w:r>
           </w:p>
         </w:tc>
@@ -10728,7 +10365,7 @@
                 <w:sz w:val="18"/>
                 <w:szCs w:val="18"/>
               </w:rPr>
-              <w:t xml:space="preserve">За обе команды записаны одни и те же игроки — состав команды Слобода. У команды Локомотив-Р во всех остальных 4 матчах файла один и тот же свой состав: Возмищев Данил Александрович №1, Чикнайкин Антон Андреевич №16, Исламов Артём Дмитриевич №98, Дьяков Никита Петрович №77, Маслов Егор Александрович №33, Леванов Антон Павлович №5, Железнов Игорь Владимирович №55, Нарватов Дмитрий Александрович №10, Александров Евгений Александрович №17.</w:t>
+              <w:t xml:space="preserve">В составе Сармат заявлено 13 игроков, тогда как у остальных команд обычно 9. Это допустимо или в состав попали лишние игроки?</w:t>
             </w:r>
           </w:p>
         </w:tc>
@@ -10764,7 +10401,7 @@
                 <w:sz w:val="18"/>
                 <w:szCs w:val="18"/>
               </w:rPr>
-              <w:t xml:space="preserve">Очевидное исправление: записать команде Локомотив-Р её постоянный состав. Подтверждаете?</w:t>
+              <w:t xml:space="preserve">Проверяющий: убрал лишних игроков — какие именно, не указано; ждём исправленный файл.</w:t>
             </w:r>
           </w:p>
         </w:tc>
@@ -10803,7 +10440,7 @@
                 <w:sz w:val="18"/>
                 <w:szCs w:val="18"/>
               </w:rPr>
-              <w:t xml:space="preserve">226</w:t>
+              <w:t xml:space="preserve">16, 31, 181, 226, 241</w:t>
             </w:r>
           </w:p>
         </w:tc>
@@ -10840,21 +10477,7 @@
                 <w:sz w:val="18"/>
                 <w:szCs w:val="18"/>
               </w:rPr>
-              <w:t xml:space="preserve">02.08.2026  10:00</w:t>
-            </w:r>
-            <w:r>
-              <w:rPr>
-                <w:rFonts w:ascii="Calibri" w:cs="Calibri" w:eastAsia="Calibri" w:hAnsi="Calibri"/>
-                <w:b w:val="false"/>
-                <w:bCs w:val="false"/>
-                <w:i w:val="false"/>
-                <w:iCs w:val="false"/>
-                <w:color w:val="1A1F36"/>
-                <w:sz w:val="18"/>
-                <w:szCs w:val="18"/>
-              </w:rPr>
-              <w:br/>
-              <w:t xml:space="preserve">Цементник — Метеор</w:t>
+              <w:t xml:space="preserve">состав больше обычного</w:t>
             </w:r>
           </w:p>
         </w:tc>
@@ -10891,21 +10514,7 @@
                 <w:sz w:val="18"/>
                 <w:szCs w:val="18"/>
               </w:rPr>
-              <w:t xml:space="preserve">итог 2:6</w:t>
-            </w:r>
-            <w:r>
-              <w:rPr>
-                <w:rFonts w:ascii="Calibri" w:cs="Calibri" w:eastAsia="Calibri" w:hAnsi="Calibri"/>
-                <w:b w:val="false"/>
-                <w:bCs w:val="false"/>
-                <w:i w:val="false"/>
-                <w:iCs w:val="false"/>
-                <w:color w:val="5A5F7A"/>
-                <w:sz w:val="18"/>
-                <w:szCs w:val="18"/>
-              </w:rPr>
-              <w:br/>
-              <w:t xml:space="preserve">периоды 1:2 1:3 0:3 = 2:8</w:t>
+              <w:t xml:space="preserve">—</w:t>
             </w:r>
           </w:p>
         </w:tc>
@@ -10942,7 +10551,7 @@
                 <w:sz w:val="18"/>
                 <w:szCs w:val="18"/>
               </w:rPr>
-              <w:t xml:space="preserve">Счёт не сходится с суммой по периодам.</w:t>
+              <w:t xml:space="preserve">В составе Спортдепо заявлено 13 игроков, тогда как у остальных команд обычно 9. Встречается в 5 матчах. Это допустимо или в состав попали лишние игроки?</w:t>
             </w:r>
           </w:p>
         </w:tc>
@@ -10978,103 +10587,21 @@
                 <w:sz w:val="18"/>
                 <w:szCs w:val="18"/>
               </w:rPr>
-              <w:t xml:space="preserve"/>
+              <w:t xml:space="preserve">Проверяющий: убрал лишних игроков — какие именно, не указано; ждём исправленный файл.</w:t>
             </w:r>
           </w:p>
         </w:tc>
       </w:tr>
-    </w:tbl>
-    <w:p>
-      <w:pPr>
-        <w:keepNext/>
-        <w:pageBreakBefore/>
-        <w:pBdr>
-          <w:bottom w:val="single" w:color="2B2F77" w:sz="8" w:space="6"/>
-        </w:pBdr>
-        <w:spacing w:after="140" w:before="0"/>
-      </w:pPr>
-      <w:r>
-        <w:rPr>
-          <w:rFonts w:ascii="Calibri" w:cs="Calibri" w:eastAsia="Calibri" w:hAnsi="Calibri"/>
-          <w:b/>
-          <w:bCs/>
-          <w:i w:val="false"/>
-          <w:iCs w:val="false"/>
-          <w:color w:val="2B2F77"/>
-          <w:sz w:val="30"/>
-          <w:szCs w:val="30"/>
-        </w:rPr>
-        <w:t xml:space="preserve">Конференция ЦЕНТР (3 Дивизион)</w:t>
-      </w:r>
-    </w:p>
-    <w:p>
-      <w:pPr>
-        <w:keepNext/>
-        <w:spacing w:after="80" w:before="220"/>
-      </w:pPr>
-      <w:r>
-        <w:rPr>
-          <w:rFonts w:ascii="Calibri" w:cs="Calibri" w:eastAsia="Calibri" w:hAnsi="Calibri"/>
-          <w:b/>
-          <w:bCs/>
-          <w:i w:val="false"/>
-          <w:iCs w:val="false"/>
-          <w:color w:val="1A1F36"/>
-          <w:sz w:val="24"/>
-          <w:szCs w:val="24"/>
-        </w:rPr>
-        <w:t xml:space="preserve">Составы команд</w:t>
-      </w:r>
-    </w:p>
-    <w:p>
-      <w:pPr>
-        <w:spacing w:after="100" w:before="0"/>
-      </w:pPr>
-      <w:r>
-        <w:rPr>
-          <w:rFonts w:ascii="Calibri" w:cs="Calibri" w:eastAsia="Calibri" w:hAnsi="Calibri"/>
-          <w:b w:val="false"/>
-          <w:bCs w:val="false"/>
-          <w:i w:val="false"/>
-          <w:iCs w:val="false"/>
-          <w:color w:val="5A5F7A"/>
-          <w:sz w:val="18"/>
-          <w:szCs w:val="18"/>
-        </w:rPr>
-        <w:t xml:space="preserve">Выделены игроки, записанные сразу за несколько команд (выступать можно только за одну), а также игроки без номера и с повторяющимся номером. Впишите верный состав команды — мы внесём его во все матчи.</w:t>
-      </w:r>
-    </w:p>
-    <w:tbl>
-      <w:tblPr>
-        <w:tblW w:type="dxa" w:w="15250"/>
-        <w:tblBorders>
-          <w:top w:val="single" w:color="auto" w:sz="4"/>
-          <w:left w:val="single" w:color="auto" w:sz="4"/>
-          <w:bottom w:val="single" w:color="auto" w:sz="4"/>
-          <w:right w:val="single" w:color="auto" w:sz="4"/>
-          <w:insideH w:val="single" w:color="auto" w:sz="4"/>
-          <w:insideV w:val="single" w:color="auto" w:sz="4"/>
-        </w:tblBorders>
-      </w:tblPr>
-      <w:tblGrid>
-        <w:gridCol w:w="2600"/>
-        <w:gridCol w:w="7200"/>
-        <w:gridCol w:w="5450"/>
-      </w:tblGrid>
       <w:tr>
-        <w:trPr>
-          <w:tblHeader/>
-        </w:trPr>
-        <w:tc>
-          <w:tcPr>
-            <w:tcW w:type="dxa" w:w="2600"/>
-            <w:tcBorders>
-              <w:top w:val="single" w:color="C7CBDC" w:sz="4"/>
-              <w:left w:val="single" w:color="C7CBDC" w:sz="4"/>
-              <w:bottom w:val="single" w:color="C7CBDC" w:sz="4"/>
-              <w:right w:val="single" w:color="C7CBDC" w:sz="4"/>
-            </w:tcBorders>
-            <w:shd w:fill="EEF0F7" w:color="auto" w:val="clear"/>
+        <w:tc>
+          <w:tcPr>
+            <w:tcW w:type="dxa" w:w="900"/>
+            <w:tcBorders>
+              <w:top w:val="single" w:color="C7CBDC" w:sz="4"/>
+              <w:left w:val="single" w:color="C7CBDC" w:sz="4"/>
+              <w:bottom w:val="single" w:color="C7CBDC" w:sz="4"/>
+              <w:right w:val="single" w:color="C7CBDC" w:sz="4"/>
+            </w:tcBorders>
             <w:tcMar>
               <w:top w:type="dxa" w:w="60"/>
               <w:left w:type="dxa" w:w="90"/>
@@ -11098,86 +10625,10 @@
                 <w:sz w:val="18"/>
                 <w:szCs w:val="18"/>
               </w:rPr>
-              <w:t xml:space="preserve">Команда</w:t>
-            </w:r>
-          </w:p>
-        </w:tc>
-        <w:tc>
-          <w:tcPr>
-            <w:tcW w:type="dxa" w:w="7200"/>
-            <w:tcBorders>
-              <w:top w:val="single" w:color="C7CBDC" w:sz="4"/>
-              <w:left w:val="single" w:color="C7CBDC" w:sz="4"/>
-              <w:bottom w:val="single" w:color="C7CBDC" w:sz="4"/>
-              <w:right w:val="single" w:color="C7CBDC" w:sz="4"/>
-            </w:tcBorders>
-            <w:shd w:fill="EEF0F7" w:color="auto" w:val="clear"/>
-            <w:tcMar>
-              <w:top w:type="dxa" w:w="60"/>
-              <w:left w:type="dxa" w:w="90"/>
-              <w:bottom w:type="dxa" w:w="60"/>
-              <w:right w:type="dxa" w:w="90"/>
-            </w:tcMar>
-            <w:vAlign w:val="top"/>
-          </w:tcPr>
-          <w:p>
-            <w:pPr>
-              <w:spacing w:after="0" w:before="0"/>
-            </w:pPr>
-            <w:r>
-              <w:rPr>
-                <w:rFonts w:ascii="Calibri" w:cs="Calibri" w:eastAsia="Calibri" w:hAnsi="Calibri"/>
-                <w:b/>
-                <w:bCs/>
-                <w:i w:val="false"/>
-                <w:iCs w:val="false"/>
-                <w:color w:val="1A1F36"/>
-                <w:sz w:val="18"/>
-                <w:szCs w:val="18"/>
-              </w:rPr>
-              <w:t xml:space="preserve">Состав в файле</w:t>
-            </w:r>
-          </w:p>
-        </w:tc>
-        <w:tc>
-          <w:tcPr>
-            <w:tcW w:type="dxa" w:w="5450"/>
-            <w:tcBorders>
-              <w:top w:val="single" w:color="C7CBDC" w:sz="4"/>
-              <w:left w:val="single" w:color="C7CBDC" w:sz="4"/>
-              <w:bottom w:val="single" w:color="C7CBDC" w:sz="4"/>
-              <w:right w:val="single" w:color="C7CBDC" w:sz="4"/>
-            </w:tcBorders>
-            <w:shd w:fill="EEF0F7" w:color="auto" w:val="clear"/>
-            <w:tcMar>
-              <w:top w:type="dxa" w:w="60"/>
-              <w:left w:type="dxa" w:w="90"/>
-              <w:bottom w:type="dxa" w:w="60"/>
-              <w:right w:type="dxa" w:w="90"/>
-            </w:tcMar>
-            <w:vAlign w:val="top"/>
-          </w:tcPr>
-          <w:p>
-            <w:pPr>
-              <w:spacing w:after="0" w:before="0"/>
-            </w:pPr>
-            <w:r>
-              <w:rPr>
-                <w:rFonts w:ascii="Calibri" w:cs="Calibri" w:eastAsia="Calibri" w:hAnsi="Calibri"/>
-                <w:b/>
-                <w:bCs/>
-                <w:i w:val="false"/>
-                <w:iCs w:val="false"/>
-                <w:color w:val="1A1F36"/>
-                <w:sz w:val="18"/>
-                <w:szCs w:val="18"/>
-              </w:rPr>
-              <w:t xml:space="preserve">Верный состав (ФИО и номер)</w:t>
-            </w:r>
-          </w:p>
-        </w:tc>
-      </w:tr>
-      <w:tr>
+              <w:t xml:space="preserve">46, 61</w:t>
+            </w:r>
+          </w:p>
+        </w:tc>
         <w:tc>
           <w:tcPr>
             <w:tcW w:type="dxa" w:w="2600"/>
@@ -11197,2374 +10648,56 @@
           </w:tcPr>
           <w:p>
             <w:pPr>
-              <w:spacing w:after="0" w:before="0"/>
-            </w:pPr>
-            <w:r>
-              <w:rPr>
-                <w:rFonts w:ascii="Calibri" w:cs="Calibri" w:eastAsia="Calibri" w:hAnsi="Calibri"/>
-                <w:b/>
-                <w:bCs/>
-                <w:i w:val="false"/>
-                <w:iCs w:val="false"/>
-                <w:color w:val="1A1F36"/>
-                <w:sz w:val="20"/>
-                <w:szCs w:val="20"/>
-              </w:rPr>
-              <w:t xml:space="preserve">Спортдепо</w:t>
-            </w:r>
-          </w:p>
-        </w:tc>
-        <w:tc>
-          <w:tcPr>
-            <w:tcW w:type="dxa" w:w="7200"/>
-            <w:tcBorders>
-              <w:top w:val="single" w:color="C7CBDC" w:sz="4"/>
-              <w:left w:val="single" w:color="C7CBDC" w:sz="4"/>
-              <w:bottom w:val="single" w:color="C7CBDC" w:sz="4"/>
-              <w:right w:val="single" w:color="C7CBDC" w:sz="4"/>
-            </w:tcBorders>
-            <w:tcMar>
-              <w:top w:type="dxa" w:w="60"/>
-              <w:left w:type="dxa" w:w="90"/>
-              <w:bottom w:type="dxa" w:w="60"/>
-              <w:right w:type="dxa" w:w="90"/>
-            </w:tcMar>
-            <w:vAlign w:val="top"/>
-          </w:tcPr>
-          <w:p>
-            <w:pPr>
-              <w:spacing w:after="20" w:before="0"/>
-            </w:pPr>
-            <w:r>
-              <w:rPr>
-                <w:rFonts w:ascii="Calibri" w:cs="Calibri" w:eastAsia="Calibri" w:hAnsi="Calibri"/>
-                <w:b w:val="false"/>
-                <w:bCs w:val="false"/>
-                <w:i/>
-                <w:iCs/>
+              <w:spacing w:after="0"/>
+            </w:pPr>
+            <w:r>
+              <w:rPr>
+                <w:rFonts w:ascii="Calibri" w:cs="Calibri" w:eastAsia="Calibri" w:hAnsi="Calibri"/>
+                <w:b w:val="false"/>
+                <w:bCs w:val="false"/>
+                <w:i w:val="false"/>
+                <w:iCs w:val="false"/>
+                <w:color w:val="1A1F36"/>
+                <w:sz w:val="18"/>
+                <w:szCs w:val="18"/>
+              </w:rPr>
+              <w:t xml:space="preserve">составы команд перепутаны местами</w:t>
+            </w:r>
+          </w:p>
+        </w:tc>
+        <w:tc>
+          <w:tcPr>
+            <w:tcW w:type="dxa" w:w="2400"/>
+            <w:tcBorders>
+              <w:top w:val="single" w:color="C7CBDC" w:sz="4"/>
+              <w:left w:val="single" w:color="C7CBDC" w:sz="4"/>
+              <w:bottom w:val="single" w:color="C7CBDC" w:sz="4"/>
+              <w:right w:val="single" w:color="C7CBDC" w:sz="4"/>
+            </w:tcBorders>
+            <w:tcMar>
+              <w:top w:type="dxa" w:w="60"/>
+              <w:left w:type="dxa" w:w="90"/>
+              <w:bottom w:type="dxa" w:w="60"/>
+              <w:right w:type="dxa" w:w="90"/>
+            </w:tcMar>
+            <w:vAlign w:val="top"/>
+          </w:tcPr>
+          <w:p>
+            <w:pPr>
+              <w:spacing w:after="0"/>
+            </w:pPr>
+            <w:r>
+              <w:rPr>
+                <w:rFonts w:ascii="Calibri" w:cs="Calibri" w:eastAsia="Calibri" w:hAnsi="Calibri"/>
+                <w:b w:val="false"/>
+                <w:bCs w:val="false"/>
+                <w:i w:val="false"/>
+                <w:iCs w:val="false"/>
                 <w:color w:val="5A5F7A"/>
                 <w:sz w:val="18"/>
                 <w:szCs w:val="18"/>
               </w:rPr>
-              <w:t xml:space="preserve">Во всех матчах (июль 2026)</w:t>
-            </w:r>
-          </w:p>
-          <w:p>
-            <w:pPr>
-              <w:shd w:fill="FFF2A8" w:color="auto" w:val="clear"/>
-              <w:spacing w:after="0"/>
-            </w:pPr>
-            <w:r>
-              <w:rPr>
-                <w:rFonts w:ascii="Calibri" w:cs="Calibri" w:eastAsia="Calibri" w:hAnsi="Calibri"/>
-                <w:b/>
-                <w:bCs/>
-                <w:i w:val="false"/>
-                <w:iCs w:val="false"/>
-                <w:color w:val="1A1F36"/>
-                <w:sz w:val="18"/>
-                <w:szCs w:val="18"/>
-              </w:rPr>
-              <w:t xml:space="preserve">№1 Еремкин Александр Михайлович</w:t>
-            </w:r>
-            <w:r>
-              <w:rPr>
-                <w:rFonts w:ascii="Calibri" w:cs="Calibri" w:eastAsia="Calibri" w:hAnsi="Calibri"/>
-                <w:b w:val="false"/>
-                <w:bCs w:val="false"/>
-                <w:i w:val="false"/>
-                <w:iCs w:val="false"/>
-                <w:color w:val="B45309"/>
-                <w:sz w:val="18"/>
-                <w:szCs w:val="18"/>
-              </w:rPr>
-              <w:t xml:space="preserve">  — записан также за Факел (№1), Штурм (№1)</w:t>
-            </w:r>
-          </w:p>
-          <w:p>
-            <w:pPr>
-              <w:spacing w:after="0"/>
-            </w:pPr>
-            <w:r>
-              <w:rPr>
-                <w:rFonts w:ascii="Calibri" w:cs="Calibri" w:eastAsia="Calibri" w:hAnsi="Calibri"/>
-                <w:b w:val="false"/>
-                <w:bCs w:val="false"/>
-                <w:i w:val="false"/>
-                <w:iCs w:val="false"/>
-                <w:color w:val="1A1F36"/>
-                <w:sz w:val="18"/>
-                <w:szCs w:val="18"/>
-              </w:rPr>
-              <w:t xml:space="preserve">№88 Шайков Данила Андреевич</w:t>
-            </w:r>
-          </w:p>
-          <w:p>
-            <w:pPr>
-              <w:spacing w:after="0"/>
-            </w:pPr>
-            <w:r>
-              <w:rPr>
-                <w:rFonts w:ascii="Calibri" w:cs="Calibri" w:eastAsia="Calibri" w:hAnsi="Calibri"/>
-                <w:b w:val="false"/>
-                <w:bCs w:val="false"/>
-                <w:i w:val="false"/>
-                <w:iCs w:val="false"/>
-                <w:color w:val="1A1F36"/>
-                <w:sz w:val="18"/>
-                <w:szCs w:val="18"/>
-              </w:rPr>
-              <w:t xml:space="preserve">№7 Завьялов Михаил Анатольевич</w:t>
-            </w:r>
-          </w:p>
-          <w:p>
-            <w:pPr>
-              <w:spacing w:after="0"/>
-            </w:pPr>
-            <w:r>
-              <w:rPr>
-                <w:rFonts w:ascii="Calibri" w:cs="Calibri" w:eastAsia="Calibri" w:hAnsi="Calibri"/>
-                <w:b w:val="false"/>
-                <w:bCs w:val="false"/>
-                <w:i w:val="false"/>
-                <w:iCs w:val="false"/>
-                <w:color w:val="1A1F36"/>
-                <w:sz w:val="18"/>
-                <w:szCs w:val="18"/>
-              </w:rPr>
-              <w:t xml:space="preserve">№87 Жирнов Алексей Дмитриевич</w:t>
-            </w:r>
-          </w:p>
-          <w:p>
-            <w:pPr>
-              <w:spacing w:after="0"/>
-            </w:pPr>
-            <w:r>
-              <w:rPr>
-                <w:rFonts w:ascii="Calibri" w:cs="Calibri" w:eastAsia="Calibri" w:hAnsi="Calibri"/>
-                <w:b w:val="false"/>
-                <w:bCs w:val="false"/>
-                <w:i w:val="false"/>
-                <w:iCs w:val="false"/>
-                <w:color w:val="1A1F36"/>
-                <w:sz w:val="18"/>
-                <w:szCs w:val="18"/>
-              </w:rPr>
-              <w:t xml:space="preserve">№71 Кирюхин Олег Викторович</w:t>
-            </w:r>
-          </w:p>
-          <w:p>
-            <w:pPr>
-              <w:spacing w:after="0"/>
-            </w:pPr>
-            <w:r>
-              <w:rPr>
-                <w:rFonts w:ascii="Calibri" w:cs="Calibri" w:eastAsia="Calibri" w:hAnsi="Calibri"/>
-                <w:b w:val="false"/>
-                <w:bCs w:val="false"/>
-                <w:i w:val="false"/>
-                <w:iCs w:val="false"/>
-                <w:color w:val="1A1F36"/>
-                <w:sz w:val="18"/>
-                <w:szCs w:val="18"/>
-              </w:rPr>
-              <w:t xml:space="preserve">№44 Шомполов Сергей Алексеевич</w:t>
-            </w:r>
-          </w:p>
-          <w:p>
-            <w:pPr>
-              <w:spacing w:after="0"/>
-            </w:pPr>
-            <w:r>
-              <w:rPr>
-                <w:rFonts w:ascii="Calibri" w:cs="Calibri" w:eastAsia="Calibri" w:hAnsi="Calibri"/>
-                <w:b w:val="false"/>
-                <w:bCs w:val="false"/>
-                <w:i w:val="false"/>
-                <w:iCs w:val="false"/>
-                <w:color w:val="1A1F36"/>
-                <w:sz w:val="18"/>
-                <w:szCs w:val="18"/>
-              </w:rPr>
-              <w:t xml:space="preserve">№99 Трибушинин Олег Викторович</w:t>
-            </w:r>
-          </w:p>
-          <w:p>
-            <w:pPr>
-              <w:spacing w:after="0"/>
-            </w:pPr>
-            <w:r>
-              <w:rPr>
-                <w:rFonts w:ascii="Calibri" w:cs="Calibri" w:eastAsia="Calibri" w:hAnsi="Calibri"/>
-                <w:b w:val="false"/>
-                <w:bCs w:val="false"/>
-                <w:i w:val="false"/>
-                <w:iCs w:val="false"/>
-                <w:color w:val="1A1F36"/>
-                <w:sz w:val="18"/>
-                <w:szCs w:val="18"/>
-              </w:rPr>
-              <w:t xml:space="preserve">№9 Наумов Эдуард Николаевич</w:t>
-            </w:r>
-          </w:p>
-          <w:p>
-            <w:pPr>
-              <w:spacing w:after="0"/>
-            </w:pPr>
-            <w:r>
-              <w:rPr>
-                <w:rFonts w:ascii="Calibri" w:cs="Calibri" w:eastAsia="Calibri" w:hAnsi="Calibri"/>
-                <w:b w:val="false"/>
-                <w:bCs w:val="false"/>
-                <w:i w:val="false"/>
-                <w:iCs w:val="false"/>
-                <w:color w:val="1A1F36"/>
-                <w:sz w:val="18"/>
-                <w:szCs w:val="18"/>
-              </w:rPr>
-              <w:t xml:space="preserve">№66 Эрзин Вячеслав Викторович</w:t>
-            </w:r>
-          </w:p>
-          <w:p>
-            <w:pPr>
-              <w:spacing w:after="0"/>
-            </w:pPr>
-            <w:r>
-              <w:rPr>
-                <w:rFonts w:ascii="Calibri" w:cs="Calibri" w:eastAsia="Calibri" w:hAnsi="Calibri"/>
-                <w:b w:val="false"/>
-                <w:bCs w:val="false"/>
-                <w:i w:val="false"/>
-                <w:iCs w:val="false"/>
-                <w:color w:val="1A1F36"/>
-                <w:sz w:val="18"/>
-                <w:szCs w:val="18"/>
-              </w:rPr>
-              <w:t xml:space="preserve">№97 Чукуров Евгений Николаевич</w:t>
-            </w:r>
-          </w:p>
-          <w:p>
-            <w:pPr>
-              <w:spacing w:after="0"/>
-            </w:pPr>
-            <w:r>
-              <w:rPr>
-                <w:rFonts w:ascii="Calibri" w:cs="Calibri" w:eastAsia="Calibri" w:hAnsi="Calibri"/>
-                <w:b w:val="false"/>
-                <w:bCs w:val="false"/>
-                <w:i w:val="false"/>
-                <w:iCs w:val="false"/>
-                <w:color w:val="1A1F36"/>
-                <w:sz w:val="18"/>
-                <w:szCs w:val="18"/>
-              </w:rPr>
-              <w:t xml:space="preserve">№55 Мокшанов Сергей Константинович</w:t>
-            </w:r>
-          </w:p>
-          <w:p>
-            <w:pPr>
-              <w:spacing w:after="0"/>
-            </w:pPr>
-            <w:r>
-              <w:rPr>
-                <w:rFonts w:ascii="Calibri" w:cs="Calibri" w:eastAsia="Calibri" w:hAnsi="Calibri"/>
-                <w:b w:val="false"/>
-                <w:bCs w:val="false"/>
-                <w:i w:val="false"/>
-                <w:iCs w:val="false"/>
-                <w:color w:val="1A1F36"/>
-                <w:sz w:val="18"/>
-                <w:szCs w:val="18"/>
-              </w:rPr>
-              <w:t xml:space="preserve">№8 Романов Алексей Викторович</w:t>
-            </w:r>
-          </w:p>
-          <w:p>
-            <w:pPr>
-              <w:shd w:fill="FFF2A8" w:color="auto" w:val="clear"/>
-              <w:spacing w:after="0"/>
-            </w:pPr>
-            <w:r>
-              <w:rPr>
-                <w:rFonts w:ascii="Calibri" w:cs="Calibri" w:eastAsia="Calibri" w:hAnsi="Calibri"/>
-                <w:b/>
-                <w:bCs/>
-                <w:i w:val="false"/>
-                <w:iCs w:val="false"/>
-                <w:color w:val="1A1F36"/>
-                <w:sz w:val="18"/>
-                <w:szCs w:val="18"/>
-              </w:rPr>
-              <w:t xml:space="preserve">Бамбуркин Владимир Васильевич</w:t>
-            </w:r>
-            <w:r>
-              <w:rPr>
-                <w:rFonts w:ascii="Calibri" w:cs="Calibri" w:eastAsia="Calibri" w:hAnsi="Calibri"/>
-                <w:b w:val="false"/>
-                <w:bCs w:val="false"/>
-                <w:i w:val="false"/>
-                <w:iCs w:val="false"/>
-                <w:color w:val="B45309"/>
-                <w:sz w:val="18"/>
-                <w:szCs w:val="18"/>
-              </w:rPr>
-              <w:t xml:space="preserve">  — нет номера</w:t>
-            </w:r>
-          </w:p>
-        </w:tc>
-        <w:tc>
-          <w:tcPr>
-            <w:tcW w:type="dxa" w:w="5450"/>
-            <w:tcBorders>
-              <w:top w:val="single" w:color="C7CBDC" w:sz="4"/>
-              <w:left w:val="single" w:color="C7CBDC" w:sz="4"/>
-              <w:bottom w:val="single" w:color="C7CBDC" w:sz="4"/>
-              <w:right w:val="single" w:color="C7CBDC" w:sz="4"/>
-            </w:tcBorders>
-            <w:tcMar>
-              <w:top w:type="dxa" w:w="60"/>
-              <w:left w:type="dxa" w:w="90"/>
-              <w:bottom w:type="dxa" w:w="60"/>
-              <w:right w:type="dxa" w:w="90"/>
-            </w:tcMar>
-            <w:vAlign w:val="top"/>
-          </w:tcPr>
-          <w:p>
-            <w:pPr>
-              <w:spacing w:after="0" w:before="0"/>
-            </w:pPr>
-            <w:r>
-              <w:rPr>
-                <w:rFonts w:ascii="Calibri" w:cs="Calibri" w:eastAsia="Calibri" w:hAnsi="Calibri"/>
-                <w:b w:val="false"/>
-                <w:bCs w:val="false"/>
-                <w:i w:val="false"/>
-                <w:iCs w:val="false"/>
-                <w:color w:val="1A1F36"/>
-                <w:sz w:val="18"/>
-                <w:szCs w:val="18"/>
-              </w:rPr>
-              <w:t xml:space="preserve"/>
-            </w:r>
-          </w:p>
-        </w:tc>
-      </w:tr>
-      <w:tr>
-        <w:tc>
-          <w:tcPr>
-            <w:tcW w:type="dxa" w:w="2600"/>
-            <w:tcBorders>
-              <w:top w:val="single" w:color="C7CBDC" w:sz="4"/>
-              <w:left w:val="single" w:color="C7CBDC" w:sz="4"/>
-              <w:bottom w:val="single" w:color="C7CBDC" w:sz="4"/>
-              <w:right w:val="single" w:color="C7CBDC" w:sz="4"/>
-            </w:tcBorders>
-            <w:shd w:fill="F7F8FC" w:color="auto" w:val="clear"/>
-            <w:tcMar>
-              <w:top w:type="dxa" w:w="60"/>
-              <w:left w:type="dxa" w:w="90"/>
-              <w:bottom w:type="dxa" w:w="60"/>
-              <w:right w:type="dxa" w:w="90"/>
-            </w:tcMar>
-            <w:vAlign w:val="top"/>
-          </w:tcPr>
-          <w:p>
-            <w:pPr>
-              <w:spacing w:after="0" w:before="0"/>
-            </w:pPr>
-            <w:r>
-              <w:rPr>
-                <w:rFonts w:ascii="Calibri" w:cs="Calibri" w:eastAsia="Calibri" w:hAnsi="Calibri"/>
-                <w:b/>
-                <w:bCs/>
-                <w:i w:val="false"/>
-                <w:iCs w:val="false"/>
-                <w:color w:val="1A1F36"/>
-                <w:sz w:val="20"/>
-                <w:szCs w:val="20"/>
-              </w:rPr>
-              <w:t xml:space="preserve">Факел</w:t>
-            </w:r>
-          </w:p>
-        </w:tc>
-        <w:tc>
-          <w:tcPr>
-            <w:tcW w:type="dxa" w:w="7200"/>
-            <w:tcBorders>
-              <w:top w:val="single" w:color="C7CBDC" w:sz="4"/>
-              <w:left w:val="single" w:color="C7CBDC" w:sz="4"/>
-              <w:bottom w:val="single" w:color="C7CBDC" w:sz="4"/>
-              <w:right w:val="single" w:color="C7CBDC" w:sz="4"/>
-            </w:tcBorders>
-            <w:shd w:fill="F7F8FC" w:color="auto" w:val="clear"/>
-            <w:tcMar>
-              <w:top w:type="dxa" w:w="60"/>
-              <w:left w:type="dxa" w:w="90"/>
-              <w:bottom w:type="dxa" w:w="60"/>
-              <w:right w:type="dxa" w:w="90"/>
-            </w:tcMar>
-            <w:vAlign w:val="top"/>
-          </w:tcPr>
-          <w:p>
-            <w:pPr>
-              <w:spacing w:after="20" w:before="0"/>
-            </w:pPr>
-            <w:r>
-              <w:rPr>
-                <w:rFonts w:ascii="Calibri" w:cs="Calibri" w:eastAsia="Calibri" w:hAnsi="Calibri"/>
-                <w:b w:val="false"/>
-                <w:bCs w:val="false"/>
-                <w:i/>
-                <w:iCs/>
-                <w:color w:val="5A5F7A"/>
-                <w:sz w:val="18"/>
-                <w:szCs w:val="18"/>
-              </w:rPr>
-              <w:t xml:space="preserve">июль 2026 — 4 матча</w:t>
-            </w:r>
-          </w:p>
-          <w:p>
-            <w:pPr>
-              <w:shd w:fill="FFF2A8" w:color="auto" w:val="clear"/>
-              <w:spacing w:after="0"/>
-            </w:pPr>
-            <w:r>
-              <w:rPr>
-                <w:rFonts w:ascii="Calibri" w:cs="Calibri" w:eastAsia="Calibri" w:hAnsi="Calibri"/>
-                <w:b/>
-                <w:bCs/>
-                <w:i w:val="false"/>
-                <w:iCs w:val="false"/>
-                <w:color w:val="1A1F36"/>
-                <w:sz w:val="18"/>
-                <w:szCs w:val="18"/>
-              </w:rPr>
-              <w:t xml:space="preserve">№1 Жмакин Алексей Владимирович</w:t>
-            </w:r>
-            <w:r>
-              <w:rPr>
-                <w:rFonts w:ascii="Calibri" w:cs="Calibri" w:eastAsia="Calibri" w:hAnsi="Calibri"/>
-                <w:b w:val="false"/>
-                <w:bCs w:val="false"/>
-                <w:i w:val="false"/>
-                <w:iCs w:val="false"/>
-                <w:color w:val="B45309"/>
-                <w:sz w:val="18"/>
-                <w:szCs w:val="18"/>
-              </w:rPr>
-              <w:t xml:space="preserve">  — записан также за Айсфокс (№1), Штурм (№1)</w:t>
-            </w:r>
-          </w:p>
-          <w:p>
-            <w:pPr>
-              <w:spacing w:after="0"/>
-            </w:pPr>
-            <w:r>
-              <w:rPr>
-                <w:rFonts w:ascii="Calibri" w:cs="Calibri" w:eastAsia="Calibri" w:hAnsi="Calibri"/>
-                <w:b w:val="false"/>
-                <w:bCs w:val="false"/>
-                <w:i w:val="false"/>
-                <w:iCs w:val="false"/>
-                <w:color w:val="1A1F36"/>
-                <w:sz w:val="18"/>
-                <w:szCs w:val="18"/>
-              </w:rPr>
-              <w:t xml:space="preserve">№17 Манин Петр Владимирович</w:t>
-            </w:r>
-          </w:p>
-          <w:p>
-            <w:pPr>
-              <w:spacing w:after="0"/>
-            </w:pPr>
-            <w:r>
-              <w:rPr>
-                <w:rFonts w:ascii="Calibri" w:cs="Calibri" w:eastAsia="Calibri" w:hAnsi="Calibri"/>
-                <w:b w:val="false"/>
-                <w:bCs w:val="false"/>
-                <w:i w:val="false"/>
-                <w:iCs w:val="false"/>
-                <w:color w:val="1A1F36"/>
-                <w:sz w:val="18"/>
-                <w:szCs w:val="18"/>
-              </w:rPr>
-              <w:t xml:space="preserve">№47 Макаров Александр Васильевич</w:t>
-            </w:r>
-          </w:p>
-          <w:p>
-            <w:pPr>
-              <w:spacing w:after="0"/>
-            </w:pPr>
-            <w:r>
-              <w:rPr>
-                <w:rFonts w:ascii="Calibri" w:cs="Calibri" w:eastAsia="Calibri" w:hAnsi="Calibri"/>
-                <w:b w:val="false"/>
-                <w:bCs w:val="false"/>
-                <w:i w:val="false"/>
-                <w:iCs w:val="false"/>
-                <w:color w:val="1A1F36"/>
-                <w:sz w:val="18"/>
-                <w:szCs w:val="18"/>
-              </w:rPr>
-              <w:t xml:space="preserve">№10 Макаров Алексей Васильевич</w:t>
-            </w:r>
-          </w:p>
-          <w:p>
-            <w:pPr>
-              <w:spacing w:after="0"/>
-            </w:pPr>
-            <w:r>
-              <w:rPr>
-                <w:rFonts w:ascii="Calibri" w:cs="Calibri" w:eastAsia="Calibri" w:hAnsi="Calibri"/>
-                <w:b w:val="false"/>
-                <w:bCs w:val="false"/>
-                <w:i w:val="false"/>
-                <w:iCs w:val="false"/>
-                <w:color w:val="1A1F36"/>
-                <w:sz w:val="18"/>
-                <w:szCs w:val="18"/>
-              </w:rPr>
-              <w:t xml:space="preserve">№31 Тимонькин Борис Николаевич</w:t>
-            </w:r>
-          </w:p>
-          <w:p>
-            <w:pPr>
-              <w:shd w:fill="FFF2A8" w:color="auto" w:val="clear"/>
-              <w:spacing w:after="0"/>
-            </w:pPr>
-            <w:r>
-              <w:rPr>
-                <w:rFonts w:ascii="Calibri" w:cs="Calibri" w:eastAsia="Calibri" w:hAnsi="Calibri"/>
-                <w:b/>
-                <w:bCs/>
-                <w:i w:val="false"/>
-                <w:iCs w:val="false"/>
-                <w:color w:val="1A1F36"/>
-                <w:sz w:val="18"/>
-                <w:szCs w:val="18"/>
-              </w:rPr>
-              <w:t xml:space="preserve">№11 Соболев Дмитрий Александрович</w:t>
-            </w:r>
-            <w:r>
-              <w:rPr>
-                <w:rFonts w:ascii="Calibri" w:cs="Calibri" w:eastAsia="Calibri" w:hAnsi="Calibri"/>
-                <w:b w:val="false"/>
-                <w:bCs w:val="false"/>
-                <w:i w:val="false"/>
-                <w:iCs w:val="false"/>
-                <w:color w:val="B45309"/>
-                <w:sz w:val="18"/>
-                <w:szCs w:val="18"/>
-              </w:rPr>
-              <w:t xml:space="preserve">  — номер 11 также у: Железнов Игорь Владимирович</w:t>
-            </w:r>
-          </w:p>
-          <w:p>
-            <w:pPr>
-              <w:spacing w:after="0"/>
-            </w:pPr>
-            <w:r>
-              <w:rPr>
-                <w:rFonts w:ascii="Calibri" w:cs="Calibri" w:eastAsia="Calibri" w:hAnsi="Calibri"/>
-                <w:b w:val="false"/>
-                <w:bCs w:val="false"/>
-                <w:i w:val="false"/>
-                <w:iCs w:val="false"/>
-                <w:color w:val="1A1F36"/>
-                <w:sz w:val="18"/>
-                <w:szCs w:val="18"/>
-              </w:rPr>
-              <w:t xml:space="preserve">№83 Паршин Анатолий Юрьевич</w:t>
-            </w:r>
-          </w:p>
-          <w:p>
-            <w:pPr>
-              <w:shd w:fill="FFF2A8" w:color="auto" w:val="clear"/>
-              <w:spacing w:after="0"/>
-            </w:pPr>
-            <w:r>
-              <w:rPr>
-                <w:rFonts w:ascii="Calibri" w:cs="Calibri" w:eastAsia="Calibri" w:hAnsi="Calibri"/>
-                <w:b/>
-                <w:bCs/>
-                <w:i w:val="false"/>
-                <w:iCs w:val="false"/>
-                <w:color w:val="1A1F36"/>
-                <w:sz w:val="18"/>
-                <w:szCs w:val="18"/>
-              </w:rPr>
-              <w:t xml:space="preserve">№11 Железнов Игорь Владимирович</w:t>
-            </w:r>
-            <w:r>
-              <w:rPr>
-                <w:rFonts w:ascii="Calibri" w:cs="Calibri" w:eastAsia="Calibri" w:hAnsi="Calibri"/>
-                <w:b w:val="false"/>
-                <w:bCs w:val="false"/>
-                <w:i w:val="false"/>
-                <w:iCs w:val="false"/>
-                <w:color w:val="B45309"/>
-                <w:sz w:val="18"/>
-                <w:szCs w:val="18"/>
-              </w:rPr>
-              <w:t xml:space="preserve">  — номер 11 также у: Соболев Дмитрий Александрович</w:t>
-            </w:r>
-          </w:p>
-          <w:p>
-            <w:pPr>
-              <w:spacing w:after="0"/>
-            </w:pPr>
-            <w:r>
-              <w:rPr>
-                <w:rFonts w:ascii="Calibri" w:cs="Calibri" w:eastAsia="Calibri" w:hAnsi="Calibri"/>
-                <w:b w:val="false"/>
-                <w:bCs w:val="false"/>
-                <w:i w:val="false"/>
-                <w:iCs w:val="false"/>
-                <w:color w:val="1A1F36"/>
-                <w:sz w:val="18"/>
-                <w:szCs w:val="18"/>
-              </w:rPr>
-              <w:t xml:space="preserve">№89 Саранцев Евгений Сергеевич</w:t>
-            </w:r>
-          </w:p>
-          <w:p>
-            <w:pPr>
-              <w:spacing w:after="20" w:before="100"/>
-            </w:pPr>
-            <w:r>
-              <w:rPr>
-                <w:rFonts w:ascii="Calibri" w:cs="Calibri" w:eastAsia="Calibri" w:hAnsi="Calibri"/>
-                <w:b w:val="false"/>
-                <w:bCs w:val="false"/>
-                <w:i/>
-                <w:iCs/>
-                <w:color w:val="5A5F7A"/>
-                <w:sz w:val="18"/>
-                <w:szCs w:val="18"/>
-              </w:rPr>
-              <w:t xml:space="preserve">июль 2026 — 2 матча</w:t>
-            </w:r>
-          </w:p>
-          <w:p>
-            <w:pPr>
-              <w:shd w:fill="FFF2A8" w:color="auto" w:val="clear"/>
-              <w:spacing w:after="0"/>
-            </w:pPr>
-            <w:r>
-              <w:rPr>
-                <w:rFonts w:ascii="Calibri" w:cs="Calibri" w:eastAsia="Calibri" w:hAnsi="Calibri"/>
-                <w:b/>
-                <w:bCs/>
-                <w:i w:val="false"/>
-                <w:iCs w:val="false"/>
-                <w:color w:val="1A1F36"/>
-                <w:sz w:val="18"/>
-                <w:szCs w:val="18"/>
-              </w:rPr>
-              <w:t xml:space="preserve">№1 Еремкин Александр Михайлович</w:t>
-            </w:r>
-            <w:r>
-              <w:rPr>
-                <w:rFonts w:ascii="Calibri" w:cs="Calibri" w:eastAsia="Calibri" w:hAnsi="Calibri"/>
-                <w:b w:val="false"/>
-                <w:bCs w:val="false"/>
-                <w:i w:val="false"/>
-                <w:iCs w:val="false"/>
-                <w:color w:val="B45309"/>
-                <w:sz w:val="18"/>
-                <w:szCs w:val="18"/>
-              </w:rPr>
-              <w:t xml:space="preserve">  — записан также за Спортдепо (№1), Штурм (№1)</w:t>
-            </w:r>
-          </w:p>
-          <w:p>
-            <w:pPr>
-              <w:spacing w:after="0"/>
-            </w:pPr>
-            <w:r>
-              <w:rPr>
-                <w:rFonts w:ascii="Calibri" w:cs="Calibri" w:eastAsia="Calibri" w:hAnsi="Calibri"/>
-                <w:b w:val="false"/>
-                <w:bCs w:val="false"/>
-                <w:i w:val="false"/>
-                <w:iCs w:val="false"/>
-                <w:color w:val="1A1F36"/>
-                <w:sz w:val="18"/>
-                <w:szCs w:val="18"/>
-              </w:rPr>
-              <w:t xml:space="preserve">№17 Манин Петр Владимирович</w:t>
-            </w:r>
-          </w:p>
-          <w:p>
-            <w:pPr>
-              <w:spacing w:after="0"/>
-            </w:pPr>
-            <w:r>
-              <w:rPr>
-                <w:rFonts w:ascii="Calibri" w:cs="Calibri" w:eastAsia="Calibri" w:hAnsi="Calibri"/>
-                <w:b w:val="false"/>
-                <w:bCs w:val="false"/>
-                <w:i w:val="false"/>
-                <w:iCs w:val="false"/>
-                <w:color w:val="1A1F36"/>
-                <w:sz w:val="18"/>
-                <w:szCs w:val="18"/>
-              </w:rPr>
-              <w:t xml:space="preserve">№47 Макаров Александр Васильевич</w:t>
-            </w:r>
-          </w:p>
-          <w:p>
-            <w:pPr>
-              <w:spacing w:after="0"/>
-            </w:pPr>
-            <w:r>
-              <w:rPr>
-                <w:rFonts w:ascii="Calibri" w:cs="Calibri" w:eastAsia="Calibri" w:hAnsi="Calibri"/>
-                <w:b w:val="false"/>
-                <w:bCs w:val="false"/>
-                <w:i w:val="false"/>
-                <w:iCs w:val="false"/>
-                <w:color w:val="1A1F36"/>
-                <w:sz w:val="18"/>
-                <w:szCs w:val="18"/>
-              </w:rPr>
-              <w:t xml:space="preserve">№10 Макаров Алексей Васильевич</w:t>
-            </w:r>
-          </w:p>
-          <w:p>
-            <w:pPr>
-              <w:spacing w:after="0"/>
-            </w:pPr>
-            <w:r>
-              <w:rPr>
-                <w:rFonts w:ascii="Calibri" w:cs="Calibri" w:eastAsia="Calibri" w:hAnsi="Calibri"/>
-                <w:b w:val="false"/>
-                <w:bCs w:val="false"/>
-                <w:i w:val="false"/>
-                <w:iCs w:val="false"/>
-                <w:color w:val="1A1F36"/>
-                <w:sz w:val="18"/>
-                <w:szCs w:val="18"/>
-              </w:rPr>
-              <w:t xml:space="preserve">№31 Тимонькин Борис Николаевич</w:t>
-            </w:r>
-          </w:p>
-          <w:p>
-            <w:pPr>
-              <w:shd w:fill="FFF2A8" w:color="auto" w:val="clear"/>
-              <w:spacing w:after="0"/>
-            </w:pPr>
-            <w:r>
-              <w:rPr>
-                <w:rFonts w:ascii="Calibri" w:cs="Calibri" w:eastAsia="Calibri" w:hAnsi="Calibri"/>
-                <w:b/>
-                <w:bCs/>
-                <w:i w:val="false"/>
-                <w:iCs w:val="false"/>
-                <w:color w:val="1A1F36"/>
-                <w:sz w:val="18"/>
-                <w:szCs w:val="18"/>
-              </w:rPr>
-              <w:t xml:space="preserve">№11 Соболев Дмитрий Александрович</w:t>
-            </w:r>
-            <w:r>
-              <w:rPr>
-                <w:rFonts w:ascii="Calibri" w:cs="Calibri" w:eastAsia="Calibri" w:hAnsi="Calibri"/>
-                <w:b w:val="false"/>
-                <w:bCs w:val="false"/>
-                <w:i w:val="false"/>
-                <w:iCs w:val="false"/>
-                <w:color w:val="B45309"/>
-                <w:sz w:val="18"/>
-                <w:szCs w:val="18"/>
-              </w:rPr>
-              <w:t xml:space="preserve">  — номер 11 также у: Железнов Игорь Владимирович</w:t>
-            </w:r>
-          </w:p>
-          <w:p>
-            <w:pPr>
-              <w:spacing w:after="0"/>
-            </w:pPr>
-            <w:r>
-              <w:rPr>
-                <w:rFonts w:ascii="Calibri" w:cs="Calibri" w:eastAsia="Calibri" w:hAnsi="Calibri"/>
-                <w:b w:val="false"/>
-                <w:bCs w:val="false"/>
-                <w:i w:val="false"/>
-                <w:iCs w:val="false"/>
-                <w:color w:val="1A1F36"/>
-                <w:sz w:val="18"/>
-                <w:szCs w:val="18"/>
-              </w:rPr>
-              <w:t xml:space="preserve">№83 Паршин Анатолий Юрьевич</w:t>
-            </w:r>
-          </w:p>
-          <w:p>
-            <w:pPr>
-              <w:shd w:fill="FFF2A8" w:color="auto" w:val="clear"/>
-              <w:spacing w:after="0"/>
-            </w:pPr>
-            <w:r>
-              <w:rPr>
-                <w:rFonts w:ascii="Calibri" w:cs="Calibri" w:eastAsia="Calibri" w:hAnsi="Calibri"/>
-                <w:b/>
-                <w:bCs/>
-                <w:i w:val="false"/>
-                <w:iCs w:val="false"/>
-                <w:color w:val="1A1F36"/>
-                <w:sz w:val="18"/>
-                <w:szCs w:val="18"/>
-              </w:rPr>
-              <w:t xml:space="preserve">№11 Железнов Игорь Владимирович</w:t>
-            </w:r>
-            <w:r>
-              <w:rPr>
-                <w:rFonts w:ascii="Calibri" w:cs="Calibri" w:eastAsia="Calibri" w:hAnsi="Calibri"/>
-                <w:b w:val="false"/>
-                <w:bCs w:val="false"/>
-                <w:i w:val="false"/>
-                <w:iCs w:val="false"/>
-                <w:color w:val="B45309"/>
-                <w:sz w:val="18"/>
-                <w:szCs w:val="18"/>
-              </w:rPr>
-              <w:t xml:space="preserve">  — номер 11 также у: Соболев Дмитрий Александрович</w:t>
-            </w:r>
-          </w:p>
-          <w:p>
-            <w:pPr>
-              <w:spacing w:after="0"/>
-            </w:pPr>
-            <w:r>
-              <w:rPr>
-                <w:rFonts w:ascii="Calibri" w:cs="Calibri" w:eastAsia="Calibri" w:hAnsi="Calibri"/>
-                <w:b w:val="false"/>
-                <w:bCs w:val="false"/>
-                <w:i w:val="false"/>
-                <w:iCs w:val="false"/>
-                <w:color w:val="1A1F36"/>
-                <w:sz w:val="18"/>
-                <w:szCs w:val="18"/>
-              </w:rPr>
-              <w:t xml:space="preserve">№89 Саранцев Евгений Сергеевич</w:t>
-            </w:r>
-          </w:p>
-        </w:tc>
-        <w:tc>
-          <w:tcPr>
-            <w:tcW w:type="dxa" w:w="5450"/>
-            <w:tcBorders>
-              <w:top w:val="single" w:color="C7CBDC" w:sz="4"/>
-              <w:left w:val="single" w:color="C7CBDC" w:sz="4"/>
-              <w:bottom w:val="single" w:color="C7CBDC" w:sz="4"/>
-              <w:right w:val="single" w:color="C7CBDC" w:sz="4"/>
-            </w:tcBorders>
-            <w:tcMar>
-              <w:top w:type="dxa" w:w="60"/>
-              <w:left w:type="dxa" w:w="90"/>
-              <w:bottom w:type="dxa" w:w="60"/>
-              <w:right w:type="dxa" w:w="90"/>
-            </w:tcMar>
-            <w:vAlign w:val="top"/>
-          </w:tcPr>
-          <w:p>
-            <w:pPr>
-              <w:spacing w:after="0" w:before="0"/>
-            </w:pPr>
-            <w:r>
-              <w:rPr>
-                <w:rFonts w:ascii="Calibri" w:cs="Calibri" w:eastAsia="Calibri" w:hAnsi="Calibri"/>
-                <w:b w:val="false"/>
-                <w:bCs w:val="false"/>
-                <w:i w:val="false"/>
-                <w:iCs w:val="false"/>
-                <w:color w:val="1A1F36"/>
-                <w:sz w:val="18"/>
-                <w:szCs w:val="18"/>
-              </w:rPr>
-              <w:t xml:space="preserve"/>
-            </w:r>
-          </w:p>
-        </w:tc>
-      </w:tr>
-      <w:tr>
-        <w:tc>
-          <w:tcPr>
-            <w:tcW w:type="dxa" w:w="2600"/>
-            <w:tcBorders>
-              <w:top w:val="single" w:color="C7CBDC" w:sz="4"/>
-              <w:left w:val="single" w:color="C7CBDC" w:sz="4"/>
-              <w:bottom w:val="single" w:color="C7CBDC" w:sz="4"/>
-              <w:right w:val="single" w:color="C7CBDC" w:sz="4"/>
-            </w:tcBorders>
-            <w:tcMar>
-              <w:top w:type="dxa" w:w="60"/>
-              <w:left w:type="dxa" w:w="90"/>
-              <w:bottom w:type="dxa" w:w="60"/>
-              <w:right w:type="dxa" w:w="90"/>
-            </w:tcMar>
-            <w:vAlign w:val="top"/>
-          </w:tcPr>
-          <w:p>
-            <w:pPr>
-              <w:spacing w:after="0" w:before="0"/>
-            </w:pPr>
-            <w:r>
-              <w:rPr>
-                <w:rFonts w:ascii="Calibri" w:cs="Calibri" w:eastAsia="Calibri" w:hAnsi="Calibri"/>
-                <w:b/>
-                <w:bCs/>
-                <w:i w:val="false"/>
-                <w:iCs w:val="false"/>
-                <w:color w:val="1A1F36"/>
-                <w:sz w:val="20"/>
-                <w:szCs w:val="20"/>
-              </w:rPr>
-              <w:t xml:space="preserve">Штурм</w:t>
-            </w:r>
-          </w:p>
-        </w:tc>
-        <w:tc>
-          <w:tcPr>
-            <w:tcW w:type="dxa" w:w="7200"/>
-            <w:tcBorders>
-              <w:top w:val="single" w:color="C7CBDC" w:sz="4"/>
-              <w:left w:val="single" w:color="C7CBDC" w:sz="4"/>
-              <w:bottom w:val="single" w:color="C7CBDC" w:sz="4"/>
-              <w:right w:val="single" w:color="C7CBDC" w:sz="4"/>
-            </w:tcBorders>
-            <w:tcMar>
-              <w:top w:type="dxa" w:w="60"/>
-              <w:left w:type="dxa" w:w="90"/>
-              <w:bottom w:type="dxa" w:w="60"/>
-              <w:right w:type="dxa" w:w="90"/>
-            </w:tcMar>
-            <w:vAlign w:val="top"/>
-          </w:tcPr>
-          <w:p>
-            <w:pPr>
-              <w:spacing w:after="20" w:before="0"/>
-            </w:pPr>
-            <w:r>
-              <w:rPr>
-                <w:rFonts w:ascii="Calibri" w:cs="Calibri" w:eastAsia="Calibri" w:hAnsi="Calibri"/>
-                <w:b w:val="false"/>
-                <w:bCs w:val="false"/>
-                <w:i/>
-                <w:iCs/>
-                <w:color w:val="5A5F7A"/>
-                <w:sz w:val="18"/>
-                <w:szCs w:val="18"/>
-              </w:rPr>
-              <w:t xml:space="preserve">июль 2026 — 4 матча</w:t>
-            </w:r>
-          </w:p>
-          <w:p>
-            <w:pPr>
-              <w:shd w:fill="FFF2A8" w:color="auto" w:val="clear"/>
-              <w:spacing w:after="0"/>
-            </w:pPr>
-            <w:r>
-              <w:rPr>
-                <w:rFonts w:ascii="Calibri" w:cs="Calibri" w:eastAsia="Calibri" w:hAnsi="Calibri"/>
-                <w:b/>
-                <w:bCs/>
-                <w:i w:val="false"/>
-                <w:iCs w:val="false"/>
-                <w:color w:val="1A1F36"/>
-                <w:sz w:val="18"/>
-                <w:szCs w:val="18"/>
-              </w:rPr>
-              <w:t xml:space="preserve">№1 Жмакин Алексей Владимирович</w:t>
-            </w:r>
-            <w:r>
-              <w:rPr>
-                <w:rFonts w:ascii="Calibri" w:cs="Calibri" w:eastAsia="Calibri" w:hAnsi="Calibri"/>
-                <w:b w:val="false"/>
-                <w:bCs w:val="false"/>
-                <w:i w:val="false"/>
-                <w:iCs w:val="false"/>
-                <w:color w:val="B45309"/>
-                <w:sz w:val="18"/>
-                <w:szCs w:val="18"/>
-              </w:rPr>
-              <w:t xml:space="preserve">  — записан также за Айсфокс (№1), Факел (№1)</w:t>
-            </w:r>
-          </w:p>
-          <w:p>
-            <w:pPr>
-              <w:spacing w:after="0"/>
-            </w:pPr>
-            <w:r>
-              <w:rPr>
-                <w:rFonts w:ascii="Calibri" w:cs="Calibri" w:eastAsia="Calibri" w:hAnsi="Calibri"/>
-                <w:b w:val="false"/>
-                <w:bCs w:val="false"/>
-                <w:i w:val="false"/>
-                <w:iCs w:val="false"/>
-                <w:color w:val="1A1F36"/>
-                <w:sz w:val="18"/>
-                <w:szCs w:val="18"/>
-              </w:rPr>
-              <w:t xml:space="preserve">№69 Шароватов Василий Александрович</w:t>
-            </w:r>
-          </w:p>
-          <w:p>
-            <w:pPr>
-              <w:spacing w:after="0"/>
-            </w:pPr>
-            <w:r>
-              <w:rPr>
-                <w:rFonts w:ascii="Calibri" w:cs="Calibri" w:eastAsia="Calibri" w:hAnsi="Calibri"/>
-                <w:b w:val="false"/>
-                <w:bCs w:val="false"/>
-                <w:i w:val="false"/>
-                <w:iCs w:val="false"/>
-                <w:color w:val="1A1F36"/>
-                <w:sz w:val="18"/>
-                <w:szCs w:val="18"/>
-              </w:rPr>
-              <w:t xml:space="preserve">№74 Кисляков Сергей Николаевич</w:t>
-            </w:r>
-          </w:p>
-          <w:p>
-            <w:pPr>
-              <w:spacing w:after="0"/>
-            </w:pPr>
-            <w:r>
-              <w:rPr>
-                <w:rFonts w:ascii="Calibri" w:cs="Calibri" w:eastAsia="Calibri" w:hAnsi="Calibri"/>
-                <w:b w:val="false"/>
-                <w:bCs w:val="false"/>
-                <w:i w:val="false"/>
-                <w:iCs w:val="false"/>
-                <w:color w:val="1A1F36"/>
-                <w:sz w:val="18"/>
-                <w:szCs w:val="18"/>
-              </w:rPr>
-              <w:t xml:space="preserve">№78 Седов Сергей Викторович</w:t>
-            </w:r>
-          </w:p>
-          <w:p>
-            <w:pPr>
-              <w:spacing w:after="0"/>
-            </w:pPr>
-            <w:r>
-              <w:rPr>
-                <w:rFonts w:ascii="Calibri" w:cs="Calibri" w:eastAsia="Calibri" w:hAnsi="Calibri"/>
-                <w:b w:val="false"/>
-                <w:bCs w:val="false"/>
-                <w:i w:val="false"/>
-                <w:iCs w:val="false"/>
-                <w:color w:val="1A1F36"/>
-                <w:sz w:val="18"/>
-                <w:szCs w:val="18"/>
-              </w:rPr>
-              <w:t xml:space="preserve">№37 Ермаков Павел Николаевич</w:t>
-            </w:r>
-          </w:p>
-          <w:p>
-            <w:pPr>
-              <w:spacing w:after="0"/>
-            </w:pPr>
-            <w:r>
-              <w:rPr>
-                <w:rFonts w:ascii="Calibri" w:cs="Calibri" w:eastAsia="Calibri" w:hAnsi="Calibri"/>
-                <w:b w:val="false"/>
-                <w:bCs w:val="false"/>
-                <w:i w:val="false"/>
-                <w:iCs w:val="false"/>
-                <w:color w:val="1A1F36"/>
-                <w:sz w:val="18"/>
-                <w:szCs w:val="18"/>
-              </w:rPr>
-              <w:t xml:space="preserve">№88 Борсуков Николай Александрович</w:t>
-            </w:r>
-          </w:p>
-          <w:p>
-            <w:pPr>
-              <w:spacing w:after="0"/>
-            </w:pPr>
-            <w:r>
-              <w:rPr>
-                <w:rFonts w:ascii="Calibri" w:cs="Calibri" w:eastAsia="Calibri" w:hAnsi="Calibri"/>
-                <w:b w:val="false"/>
-                <w:bCs w:val="false"/>
-                <w:i w:val="false"/>
-                <w:iCs w:val="false"/>
-                <w:color w:val="1A1F36"/>
-                <w:sz w:val="18"/>
-                <w:szCs w:val="18"/>
-              </w:rPr>
-              <w:t xml:space="preserve">№33 Яфуняев Рушан Рафикович</w:t>
-            </w:r>
-          </w:p>
-          <w:p>
-            <w:pPr>
-              <w:spacing w:after="0"/>
-            </w:pPr>
-            <w:r>
-              <w:rPr>
-                <w:rFonts w:ascii="Calibri" w:cs="Calibri" w:eastAsia="Calibri" w:hAnsi="Calibri"/>
-                <w:b w:val="false"/>
-                <w:bCs w:val="false"/>
-                <w:i w:val="false"/>
-                <w:iCs w:val="false"/>
-                <w:color w:val="1A1F36"/>
-                <w:sz w:val="18"/>
-                <w:szCs w:val="18"/>
-              </w:rPr>
-              <w:t xml:space="preserve">№30 Павлов Виктор Иванович</w:t>
-            </w:r>
-          </w:p>
-          <w:p>
-            <w:pPr>
-              <w:spacing w:after="0"/>
-            </w:pPr>
-            <w:r>
-              <w:rPr>
-                <w:rFonts w:ascii="Calibri" w:cs="Calibri" w:eastAsia="Calibri" w:hAnsi="Calibri"/>
-                <w:b w:val="false"/>
-                <w:bCs w:val="false"/>
-                <w:i w:val="false"/>
-                <w:iCs w:val="false"/>
-                <w:color w:val="1A1F36"/>
-                <w:sz w:val="18"/>
-                <w:szCs w:val="18"/>
-              </w:rPr>
-              <w:t xml:space="preserve">№7 Буянкин Андрей Сергеевич</w:t>
-            </w:r>
-          </w:p>
-          <w:p>
-            <w:pPr>
-              <w:spacing w:after="20" w:before="100"/>
-            </w:pPr>
-            <w:r>
-              <w:rPr>
-                <w:rFonts w:ascii="Calibri" w:cs="Calibri" w:eastAsia="Calibri" w:hAnsi="Calibri"/>
-                <w:b w:val="false"/>
-                <w:bCs w:val="false"/>
-                <w:i/>
-                <w:iCs/>
-                <w:color w:val="5A5F7A"/>
-                <w:sz w:val="18"/>
-                <w:szCs w:val="18"/>
-              </w:rPr>
-              <w:t xml:space="preserve">июль 2026 — 2 матча</w:t>
-            </w:r>
-          </w:p>
-          <w:p>
-            <w:pPr>
-              <w:shd w:fill="FFF2A8" w:color="auto" w:val="clear"/>
-              <w:spacing w:after="0"/>
-            </w:pPr>
-            <w:r>
-              <w:rPr>
-                <w:rFonts w:ascii="Calibri" w:cs="Calibri" w:eastAsia="Calibri" w:hAnsi="Calibri"/>
-                <w:b/>
-                <w:bCs/>
-                <w:i w:val="false"/>
-                <w:iCs w:val="false"/>
-                <w:color w:val="1A1F36"/>
-                <w:sz w:val="18"/>
-                <w:szCs w:val="18"/>
-              </w:rPr>
-              <w:t xml:space="preserve">№1 Еремкин Александр Михайлович</w:t>
-            </w:r>
-            <w:r>
-              <w:rPr>
-                <w:rFonts w:ascii="Calibri" w:cs="Calibri" w:eastAsia="Calibri" w:hAnsi="Calibri"/>
-                <w:b w:val="false"/>
-                <w:bCs w:val="false"/>
-                <w:i w:val="false"/>
-                <w:iCs w:val="false"/>
-                <w:color w:val="B45309"/>
-                <w:sz w:val="18"/>
-                <w:szCs w:val="18"/>
-              </w:rPr>
-              <w:t xml:space="preserve">  — записан также за Спортдепо (№1), Факел (№1)</w:t>
-            </w:r>
-          </w:p>
-          <w:p>
-            <w:pPr>
-              <w:spacing w:after="0"/>
-            </w:pPr>
-            <w:r>
-              <w:rPr>
-                <w:rFonts w:ascii="Calibri" w:cs="Calibri" w:eastAsia="Calibri" w:hAnsi="Calibri"/>
-                <w:b w:val="false"/>
-                <w:bCs w:val="false"/>
-                <w:i w:val="false"/>
-                <w:iCs w:val="false"/>
-                <w:color w:val="1A1F36"/>
-                <w:sz w:val="18"/>
-                <w:szCs w:val="18"/>
-              </w:rPr>
-              <w:t xml:space="preserve">№69 Шароватов Василий Александрович</w:t>
-            </w:r>
-          </w:p>
-          <w:p>
-            <w:pPr>
-              <w:spacing w:after="0"/>
-            </w:pPr>
-            <w:r>
-              <w:rPr>
-                <w:rFonts w:ascii="Calibri" w:cs="Calibri" w:eastAsia="Calibri" w:hAnsi="Calibri"/>
-                <w:b w:val="false"/>
-                <w:bCs w:val="false"/>
-                <w:i w:val="false"/>
-                <w:iCs w:val="false"/>
-                <w:color w:val="1A1F36"/>
-                <w:sz w:val="18"/>
-                <w:szCs w:val="18"/>
-              </w:rPr>
-              <w:t xml:space="preserve">№74 Кисляков Сергей Николаевич</w:t>
-            </w:r>
-          </w:p>
-          <w:p>
-            <w:pPr>
-              <w:spacing w:after="0"/>
-            </w:pPr>
-            <w:r>
-              <w:rPr>
-                <w:rFonts w:ascii="Calibri" w:cs="Calibri" w:eastAsia="Calibri" w:hAnsi="Calibri"/>
-                <w:b w:val="false"/>
-                <w:bCs w:val="false"/>
-                <w:i w:val="false"/>
-                <w:iCs w:val="false"/>
-                <w:color w:val="1A1F36"/>
-                <w:sz w:val="18"/>
-                <w:szCs w:val="18"/>
-              </w:rPr>
-              <w:t xml:space="preserve">№78 Седов Сергей Викторович</w:t>
-            </w:r>
-          </w:p>
-          <w:p>
-            <w:pPr>
-              <w:spacing w:after="0"/>
-            </w:pPr>
-            <w:r>
-              <w:rPr>
-                <w:rFonts w:ascii="Calibri" w:cs="Calibri" w:eastAsia="Calibri" w:hAnsi="Calibri"/>
-                <w:b w:val="false"/>
-                <w:bCs w:val="false"/>
-                <w:i w:val="false"/>
-                <w:iCs w:val="false"/>
-                <w:color w:val="1A1F36"/>
-                <w:sz w:val="18"/>
-                <w:szCs w:val="18"/>
-              </w:rPr>
-              <w:t xml:space="preserve">№37 Ермаков Павел Николаевич</w:t>
-            </w:r>
-          </w:p>
-          <w:p>
-            <w:pPr>
-              <w:spacing w:after="0"/>
-            </w:pPr>
-            <w:r>
-              <w:rPr>
-                <w:rFonts w:ascii="Calibri" w:cs="Calibri" w:eastAsia="Calibri" w:hAnsi="Calibri"/>
-                <w:b w:val="false"/>
-                <w:bCs w:val="false"/>
-                <w:i w:val="false"/>
-                <w:iCs w:val="false"/>
-                <w:color w:val="1A1F36"/>
-                <w:sz w:val="18"/>
-                <w:szCs w:val="18"/>
-              </w:rPr>
-              <w:t xml:space="preserve">№88 Борсуков Николай Александрович</w:t>
-            </w:r>
-          </w:p>
-          <w:p>
-            <w:pPr>
-              <w:spacing w:after="0"/>
-            </w:pPr>
-            <w:r>
-              <w:rPr>
-                <w:rFonts w:ascii="Calibri" w:cs="Calibri" w:eastAsia="Calibri" w:hAnsi="Calibri"/>
-                <w:b w:val="false"/>
-                <w:bCs w:val="false"/>
-                <w:i w:val="false"/>
-                <w:iCs w:val="false"/>
-                <w:color w:val="1A1F36"/>
-                <w:sz w:val="18"/>
-                <w:szCs w:val="18"/>
-              </w:rPr>
-              <w:t xml:space="preserve">№33 Яфуняев Рушан Рафикович</w:t>
-            </w:r>
-          </w:p>
-          <w:p>
-            <w:pPr>
-              <w:spacing w:after="0"/>
-            </w:pPr>
-            <w:r>
-              <w:rPr>
-                <w:rFonts w:ascii="Calibri" w:cs="Calibri" w:eastAsia="Calibri" w:hAnsi="Calibri"/>
-                <w:b w:val="false"/>
-                <w:bCs w:val="false"/>
-                <w:i w:val="false"/>
-                <w:iCs w:val="false"/>
-                <w:color w:val="1A1F36"/>
-                <w:sz w:val="18"/>
-                <w:szCs w:val="18"/>
-              </w:rPr>
-              <w:t xml:space="preserve">№30 Павлов Виктор Иванович</w:t>
-            </w:r>
-          </w:p>
-          <w:p>
-            <w:pPr>
-              <w:spacing w:after="0"/>
-            </w:pPr>
-            <w:r>
-              <w:rPr>
-                <w:rFonts w:ascii="Calibri" w:cs="Calibri" w:eastAsia="Calibri" w:hAnsi="Calibri"/>
-                <w:b w:val="false"/>
-                <w:bCs w:val="false"/>
-                <w:i w:val="false"/>
-                <w:iCs w:val="false"/>
-                <w:color w:val="1A1F36"/>
-                <w:sz w:val="18"/>
-                <w:szCs w:val="18"/>
-              </w:rPr>
-              <w:t xml:space="preserve">№7 Буянкин Андрей Сергеевич</w:t>
-            </w:r>
-          </w:p>
-          <w:p>
-            <w:pPr>
-              <w:spacing w:after="20" w:before="100"/>
-            </w:pPr>
-            <w:r>
-              <w:rPr>
-                <w:rFonts w:ascii="Calibri" w:cs="Calibri" w:eastAsia="Calibri" w:hAnsi="Calibri"/>
-                <w:b w:val="false"/>
-                <w:bCs w:val="false"/>
-                <w:i/>
-                <w:iCs/>
-                <w:color w:val="5A5F7A"/>
-                <w:sz w:val="18"/>
-                <w:szCs w:val="18"/>
-              </w:rPr>
-              <w:t xml:space="preserve">июль 2026 — 2 матча</w:t>
-            </w:r>
-          </w:p>
-          <w:p>
-            <w:pPr>
-              <w:shd w:fill="FFF2A8" w:color="auto" w:val="clear"/>
-              <w:spacing w:after="0"/>
-            </w:pPr>
-            <w:r>
-              <w:rPr>
-                <w:rFonts w:ascii="Calibri" w:cs="Calibri" w:eastAsia="Calibri" w:hAnsi="Calibri"/>
-                <w:b/>
-                <w:bCs/>
-                <w:i w:val="false"/>
-                <w:iCs w:val="false"/>
-                <w:color w:val="1A1F36"/>
-                <w:sz w:val="18"/>
-                <w:szCs w:val="18"/>
-              </w:rPr>
-              <w:t xml:space="preserve">№1 Еремкин Александр Михайлович</w:t>
-            </w:r>
-            <w:r>
-              <w:rPr>
-                <w:rFonts w:ascii="Calibri" w:cs="Calibri" w:eastAsia="Calibri" w:hAnsi="Calibri"/>
-                <w:b w:val="false"/>
-                <w:bCs w:val="false"/>
-                <w:i w:val="false"/>
-                <w:iCs w:val="false"/>
-                <w:color w:val="B45309"/>
-                <w:sz w:val="18"/>
-                <w:szCs w:val="18"/>
-              </w:rPr>
-              <w:t xml:space="preserve">  — записан также за Спортдепо (№1), Факел (№1)</w:t>
-            </w:r>
-          </w:p>
-          <w:p>
-            <w:pPr>
-              <w:shd w:fill="FFF2A8" w:color="auto" w:val="clear"/>
-              <w:spacing w:after="0"/>
-            </w:pPr>
-            <w:r>
-              <w:rPr>
-                <w:rFonts w:ascii="Calibri" w:cs="Calibri" w:eastAsia="Calibri" w:hAnsi="Calibri"/>
-                <w:b/>
-                <w:bCs/>
-                <w:i w:val="false"/>
-                <w:iCs w:val="false"/>
-                <w:color w:val="1A1F36"/>
-                <w:sz w:val="18"/>
-                <w:szCs w:val="18"/>
-              </w:rPr>
-              <w:t xml:space="preserve">№9 Нарватов Александр Петрович</w:t>
-            </w:r>
-            <w:r>
-              <w:rPr>
-                <w:rFonts w:ascii="Calibri" w:cs="Calibri" w:eastAsia="Calibri" w:hAnsi="Calibri"/>
-                <w:b w:val="false"/>
-                <w:bCs w:val="false"/>
-                <w:i w:val="false"/>
-                <w:iCs w:val="false"/>
-                <w:color w:val="B45309"/>
-                <w:sz w:val="18"/>
-                <w:szCs w:val="18"/>
-              </w:rPr>
-              <w:t xml:space="preserve">  — записан также за Сармат (№89)</w:t>
-            </w:r>
-          </w:p>
-          <w:p>
-            <w:pPr>
-              <w:spacing w:after="0"/>
-            </w:pPr>
-            <w:r>
-              <w:rPr>
-                <w:rFonts w:ascii="Calibri" w:cs="Calibri" w:eastAsia="Calibri" w:hAnsi="Calibri"/>
-                <w:b w:val="false"/>
-                <w:bCs w:val="false"/>
-                <w:i w:val="false"/>
-                <w:iCs w:val="false"/>
-                <w:color w:val="1A1F36"/>
-                <w:sz w:val="18"/>
-                <w:szCs w:val="18"/>
-              </w:rPr>
-              <w:t xml:space="preserve">№74 Нарватов Андрей Александрович</w:t>
-            </w:r>
-          </w:p>
-          <w:p>
-            <w:pPr>
-              <w:spacing w:after="0"/>
-            </w:pPr>
-            <w:r>
-              <w:rPr>
-                <w:rFonts w:ascii="Calibri" w:cs="Calibri" w:eastAsia="Calibri" w:hAnsi="Calibri"/>
-                <w:b w:val="false"/>
-                <w:bCs w:val="false"/>
-                <w:i w:val="false"/>
-                <w:iCs w:val="false"/>
-                <w:color w:val="1A1F36"/>
-                <w:sz w:val="18"/>
-                <w:szCs w:val="18"/>
-              </w:rPr>
-              <w:t xml:space="preserve">№78 Седов Сергей Викторович</w:t>
-            </w:r>
-          </w:p>
-          <w:p>
-            <w:pPr>
-              <w:spacing w:after="0"/>
-            </w:pPr>
-            <w:r>
-              <w:rPr>
-                <w:rFonts w:ascii="Calibri" w:cs="Calibri" w:eastAsia="Calibri" w:hAnsi="Calibri"/>
-                <w:b w:val="false"/>
-                <w:bCs w:val="false"/>
-                <w:i w:val="false"/>
-                <w:iCs w:val="false"/>
-                <w:color w:val="1A1F36"/>
-                <w:sz w:val="18"/>
-                <w:szCs w:val="18"/>
-              </w:rPr>
-              <w:t xml:space="preserve">№37 Ермаков Павел Николаевич</w:t>
-            </w:r>
-          </w:p>
-          <w:p>
-            <w:pPr>
-              <w:spacing w:after="0"/>
-            </w:pPr>
-            <w:r>
-              <w:rPr>
-                <w:rFonts w:ascii="Calibri" w:cs="Calibri" w:eastAsia="Calibri" w:hAnsi="Calibri"/>
-                <w:b w:val="false"/>
-                <w:bCs w:val="false"/>
-                <w:i w:val="false"/>
-                <w:iCs w:val="false"/>
-                <w:color w:val="1A1F36"/>
-                <w:sz w:val="18"/>
-                <w:szCs w:val="18"/>
-              </w:rPr>
-              <w:t xml:space="preserve">№88 Борсуков Николай Александрович</w:t>
-            </w:r>
-          </w:p>
-          <w:p>
-            <w:pPr>
-              <w:spacing w:after="0"/>
-            </w:pPr>
-            <w:r>
-              <w:rPr>
-                <w:rFonts w:ascii="Calibri" w:cs="Calibri" w:eastAsia="Calibri" w:hAnsi="Calibri"/>
-                <w:b w:val="false"/>
-                <w:bCs w:val="false"/>
-                <w:i w:val="false"/>
-                <w:iCs w:val="false"/>
-                <w:color w:val="1A1F36"/>
-                <w:sz w:val="18"/>
-                <w:szCs w:val="18"/>
-              </w:rPr>
-              <w:t xml:space="preserve">№33 Яфуняев Рушан Рафикович</w:t>
-            </w:r>
-          </w:p>
-          <w:p>
-            <w:pPr>
-              <w:spacing w:after="0"/>
-            </w:pPr>
-            <w:r>
-              <w:rPr>
-                <w:rFonts w:ascii="Calibri" w:cs="Calibri" w:eastAsia="Calibri" w:hAnsi="Calibri"/>
-                <w:b w:val="false"/>
-                <w:bCs w:val="false"/>
-                <w:i w:val="false"/>
-                <w:iCs w:val="false"/>
-                <w:color w:val="1A1F36"/>
-                <w:sz w:val="18"/>
-                <w:szCs w:val="18"/>
-              </w:rPr>
-              <w:t xml:space="preserve">№30 Павлов Виктор Иванович</w:t>
-            </w:r>
-          </w:p>
-          <w:p>
-            <w:pPr>
-              <w:shd w:fill="FFF2A8" w:color="auto" w:val="clear"/>
-              <w:spacing w:after="0"/>
-            </w:pPr>
-            <w:r>
-              <w:rPr>
-                <w:rFonts w:ascii="Calibri" w:cs="Calibri" w:eastAsia="Calibri" w:hAnsi="Calibri"/>
-                <w:b/>
-                <w:bCs/>
-                <w:i w:val="false"/>
-                <w:iCs w:val="false"/>
-                <w:color w:val="1A1F36"/>
-                <w:sz w:val="18"/>
-                <w:szCs w:val="18"/>
-              </w:rPr>
-              <w:t xml:space="preserve">№7 Рябинин Евгений Васильевич</w:t>
-            </w:r>
-            <w:r>
-              <w:rPr>
-                <w:rFonts w:ascii="Calibri" w:cs="Calibri" w:eastAsia="Calibri" w:hAnsi="Calibri"/>
-                <w:b w:val="false"/>
-                <w:bCs w:val="false"/>
-                <w:i w:val="false"/>
-                <w:iCs w:val="false"/>
-                <w:color w:val="B45309"/>
-                <w:sz w:val="18"/>
-                <w:szCs w:val="18"/>
-              </w:rPr>
-              <w:t xml:space="preserve">  — записан также за Сармат (№12)</w:t>
-            </w:r>
-          </w:p>
-        </w:tc>
-        <w:tc>
-          <w:tcPr>
-            <w:tcW w:type="dxa" w:w="5450"/>
-            <w:tcBorders>
-              <w:top w:val="single" w:color="C7CBDC" w:sz="4"/>
-              <w:left w:val="single" w:color="C7CBDC" w:sz="4"/>
-              <w:bottom w:val="single" w:color="C7CBDC" w:sz="4"/>
-              <w:right w:val="single" w:color="C7CBDC" w:sz="4"/>
-            </w:tcBorders>
-            <w:tcMar>
-              <w:top w:type="dxa" w:w="60"/>
-              <w:left w:type="dxa" w:w="90"/>
-              <w:bottom w:type="dxa" w:w="60"/>
-              <w:right w:type="dxa" w:w="90"/>
-            </w:tcMar>
-            <w:vAlign w:val="top"/>
-          </w:tcPr>
-          <w:p>
-            <w:pPr>
-              <w:spacing w:after="0" w:before="0"/>
-            </w:pPr>
-            <w:r>
-              <w:rPr>
-                <w:rFonts w:ascii="Calibri" w:cs="Calibri" w:eastAsia="Calibri" w:hAnsi="Calibri"/>
-                <w:b w:val="false"/>
-                <w:bCs w:val="false"/>
-                <w:i w:val="false"/>
-                <w:iCs w:val="false"/>
-                <w:color w:val="1A1F36"/>
-                <w:sz w:val="18"/>
-                <w:szCs w:val="18"/>
-              </w:rPr>
-              <w:t xml:space="preserve"/>
-            </w:r>
-          </w:p>
-        </w:tc>
-      </w:tr>
-      <w:tr>
-        <w:tc>
-          <w:tcPr>
-            <w:tcW w:type="dxa" w:w="2600"/>
-            <w:tcBorders>
-              <w:top w:val="single" w:color="C7CBDC" w:sz="4"/>
-              <w:left w:val="single" w:color="C7CBDC" w:sz="4"/>
-              <w:bottom w:val="single" w:color="C7CBDC" w:sz="4"/>
-              <w:right w:val="single" w:color="C7CBDC" w:sz="4"/>
-            </w:tcBorders>
-            <w:shd w:fill="F7F8FC" w:color="auto" w:val="clear"/>
-            <w:tcMar>
-              <w:top w:type="dxa" w:w="60"/>
-              <w:left w:type="dxa" w:w="90"/>
-              <w:bottom w:type="dxa" w:w="60"/>
-              <w:right w:type="dxa" w:w="90"/>
-            </w:tcMar>
-            <w:vAlign w:val="top"/>
-          </w:tcPr>
-          <w:p>
-            <w:pPr>
-              <w:spacing w:after="0" w:before="0"/>
-            </w:pPr>
-            <w:r>
-              <w:rPr>
-                <w:rFonts w:ascii="Calibri" w:cs="Calibri" w:eastAsia="Calibri" w:hAnsi="Calibri"/>
-                <w:b/>
-                <w:bCs/>
-                <w:i w:val="false"/>
-                <w:iCs w:val="false"/>
-                <w:color w:val="1A1F36"/>
-                <w:sz w:val="20"/>
-                <w:szCs w:val="20"/>
-              </w:rPr>
-              <w:t xml:space="preserve">Айсфокс</w:t>
-            </w:r>
-          </w:p>
-        </w:tc>
-        <w:tc>
-          <w:tcPr>
-            <w:tcW w:type="dxa" w:w="7200"/>
-            <w:tcBorders>
-              <w:top w:val="single" w:color="C7CBDC" w:sz="4"/>
-              <w:left w:val="single" w:color="C7CBDC" w:sz="4"/>
-              <w:bottom w:val="single" w:color="C7CBDC" w:sz="4"/>
-              <w:right w:val="single" w:color="C7CBDC" w:sz="4"/>
-            </w:tcBorders>
-            <w:shd w:fill="F7F8FC" w:color="auto" w:val="clear"/>
-            <w:tcMar>
-              <w:top w:type="dxa" w:w="60"/>
-              <w:left w:type="dxa" w:w="90"/>
-              <w:bottom w:type="dxa" w:w="60"/>
-              <w:right w:type="dxa" w:w="90"/>
-            </w:tcMar>
-            <w:vAlign w:val="top"/>
-          </w:tcPr>
-          <w:p>
-            <w:pPr>
-              <w:spacing w:after="20" w:before="0"/>
-            </w:pPr>
-            <w:r>
-              <w:rPr>
-                <w:rFonts w:ascii="Calibri" w:cs="Calibri" w:eastAsia="Calibri" w:hAnsi="Calibri"/>
-                <w:b w:val="false"/>
-                <w:bCs w:val="false"/>
-                <w:i/>
-                <w:iCs/>
-                <w:color w:val="5A5F7A"/>
-                <w:sz w:val="18"/>
-                <w:szCs w:val="18"/>
-              </w:rPr>
-              <w:t xml:space="preserve">Во всех матчах (июль 2026)</w:t>
-            </w:r>
-          </w:p>
-          <w:p>
-            <w:pPr>
-              <w:shd w:fill="FFF2A8" w:color="auto" w:val="clear"/>
-              <w:spacing w:after="0"/>
-            </w:pPr>
-            <w:r>
-              <w:rPr>
-                <w:rFonts w:ascii="Calibri" w:cs="Calibri" w:eastAsia="Calibri" w:hAnsi="Calibri"/>
-                <w:b/>
-                <w:bCs/>
-                <w:i w:val="false"/>
-                <w:iCs w:val="false"/>
-                <w:color w:val="1A1F36"/>
-                <w:sz w:val="18"/>
-                <w:szCs w:val="18"/>
-              </w:rPr>
-              <w:t xml:space="preserve">№1 Жмакин Алексей Владимирович</w:t>
-            </w:r>
-            <w:r>
-              <w:rPr>
-                <w:rFonts w:ascii="Calibri" w:cs="Calibri" w:eastAsia="Calibri" w:hAnsi="Calibri"/>
-                <w:b w:val="false"/>
-                <w:bCs w:val="false"/>
-                <w:i w:val="false"/>
-                <w:iCs w:val="false"/>
-                <w:color w:val="B45309"/>
-                <w:sz w:val="18"/>
-                <w:szCs w:val="18"/>
-              </w:rPr>
-              <w:t xml:space="preserve">  — записан также за Факел (№1), Штурм (№1)</w:t>
-            </w:r>
-          </w:p>
-          <w:p>
-            <w:pPr>
-              <w:spacing w:after="0"/>
-            </w:pPr>
-            <w:r>
-              <w:rPr>
-                <w:rFonts w:ascii="Calibri" w:cs="Calibri" w:eastAsia="Calibri" w:hAnsi="Calibri"/>
-                <w:b w:val="false"/>
-                <w:bCs w:val="false"/>
-                <w:i w:val="false"/>
-                <w:iCs w:val="false"/>
-                <w:color w:val="1A1F36"/>
-                <w:sz w:val="18"/>
-                <w:szCs w:val="18"/>
-              </w:rPr>
-              <w:t xml:space="preserve">№7 Левин Дмитрий Андреевич</w:t>
-            </w:r>
-          </w:p>
-          <w:p>
-            <w:pPr>
-              <w:spacing w:after="0"/>
-            </w:pPr>
-            <w:r>
-              <w:rPr>
-                <w:rFonts w:ascii="Calibri" w:cs="Calibri" w:eastAsia="Calibri" w:hAnsi="Calibri"/>
-                <w:b w:val="false"/>
-                <w:bCs w:val="false"/>
-                <w:i w:val="false"/>
-                <w:iCs w:val="false"/>
-                <w:color w:val="1A1F36"/>
-                <w:sz w:val="18"/>
-                <w:szCs w:val="18"/>
-              </w:rPr>
-              <w:t xml:space="preserve">№87 Панькин Георгий Александрович</w:t>
-            </w:r>
-          </w:p>
-          <w:p>
-            <w:pPr>
-              <w:spacing w:after="0"/>
-            </w:pPr>
-            <w:r>
-              <w:rPr>
-                <w:rFonts w:ascii="Calibri" w:cs="Calibri" w:eastAsia="Calibri" w:hAnsi="Calibri"/>
-                <w:b w:val="false"/>
-                <w:bCs w:val="false"/>
-                <w:i w:val="false"/>
-                <w:iCs w:val="false"/>
-                <w:color w:val="1A1F36"/>
-                <w:sz w:val="18"/>
-                <w:szCs w:val="18"/>
-              </w:rPr>
-              <w:t xml:space="preserve">№99 Ущев Михаил Викторович</w:t>
-            </w:r>
-          </w:p>
-          <w:p>
-            <w:pPr>
-              <w:spacing w:after="0"/>
-            </w:pPr>
-            <w:r>
-              <w:rPr>
-                <w:rFonts w:ascii="Calibri" w:cs="Calibri" w:eastAsia="Calibri" w:hAnsi="Calibri"/>
-                <w:b w:val="false"/>
-                <w:bCs w:val="false"/>
-                <w:i w:val="false"/>
-                <w:iCs w:val="false"/>
-                <w:color w:val="1A1F36"/>
-                <w:sz w:val="18"/>
-                <w:szCs w:val="18"/>
-              </w:rPr>
-              <w:t xml:space="preserve">№72 Зубарев Александр Викторович</w:t>
-            </w:r>
-          </w:p>
-          <w:p>
-            <w:pPr>
-              <w:spacing w:after="0"/>
-            </w:pPr>
-            <w:r>
-              <w:rPr>
-                <w:rFonts w:ascii="Calibri" w:cs="Calibri" w:eastAsia="Calibri" w:hAnsi="Calibri"/>
-                <w:b w:val="false"/>
-                <w:bCs w:val="false"/>
-                <w:i w:val="false"/>
-                <w:iCs w:val="false"/>
-                <w:color w:val="1A1F36"/>
-                <w:sz w:val="18"/>
-                <w:szCs w:val="18"/>
-              </w:rPr>
-              <w:t xml:space="preserve">№22 Александров Евгений Сергеевич</w:t>
-            </w:r>
-          </w:p>
-          <w:p>
-            <w:pPr>
-              <w:spacing w:after="0"/>
-            </w:pPr>
-            <w:r>
-              <w:rPr>
-                <w:rFonts w:ascii="Calibri" w:cs="Calibri" w:eastAsia="Calibri" w:hAnsi="Calibri"/>
-                <w:b w:val="false"/>
-                <w:bCs w:val="false"/>
-                <w:i w:val="false"/>
-                <w:iCs w:val="false"/>
-                <w:color w:val="1A1F36"/>
-                <w:sz w:val="18"/>
-                <w:szCs w:val="18"/>
-              </w:rPr>
-              <w:t xml:space="preserve">№76 Кажаев Владимир Федорович</w:t>
-            </w:r>
-          </w:p>
-          <w:p>
-            <w:pPr>
-              <w:spacing w:after="0"/>
-            </w:pPr>
-            <w:r>
-              <w:rPr>
-                <w:rFonts w:ascii="Calibri" w:cs="Calibri" w:eastAsia="Calibri" w:hAnsi="Calibri"/>
-                <w:b w:val="false"/>
-                <w:bCs w:val="false"/>
-                <w:i w:val="false"/>
-                <w:iCs w:val="false"/>
-                <w:color w:val="1A1F36"/>
-                <w:sz w:val="18"/>
-                <w:szCs w:val="18"/>
-              </w:rPr>
-              <w:t xml:space="preserve">№8 Суслов Владимир Анатольевич</w:t>
-            </w:r>
-          </w:p>
-          <w:p>
-            <w:pPr>
-              <w:spacing w:after="0"/>
-            </w:pPr>
-            <w:r>
-              <w:rPr>
-                <w:rFonts w:ascii="Calibri" w:cs="Calibri" w:eastAsia="Calibri" w:hAnsi="Calibri"/>
-                <w:b w:val="false"/>
-                <w:bCs w:val="false"/>
-                <w:i w:val="false"/>
-                <w:iCs w:val="false"/>
-                <w:color w:val="1A1F36"/>
-                <w:sz w:val="18"/>
-                <w:szCs w:val="18"/>
-              </w:rPr>
-              <w:t xml:space="preserve">№55 Козлов Артем Владимирович</w:t>
-            </w:r>
-          </w:p>
-        </w:tc>
-        <w:tc>
-          <w:tcPr>
-            <w:tcW w:type="dxa" w:w="5450"/>
-            <w:tcBorders>
-              <w:top w:val="single" w:color="C7CBDC" w:sz="4"/>
-              <w:left w:val="single" w:color="C7CBDC" w:sz="4"/>
-              <w:bottom w:val="single" w:color="C7CBDC" w:sz="4"/>
-              <w:right w:val="single" w:color="C7CBDC" w:sz="4"/>
-            </w:tcBorders>
-            <w:tcMar>
-              <w:top w:type="dxa" w:w="60"/>
-              <w:left w:type="dxa" w:w="90"/>
-              <w:bottom w:type="dxa" w:w="60"/>
-              <w:right w:type="dxa" w:w="90"/>
-            </w:tcMar>
-            <w:vAlign w:val="top"/>
-          </w:tcPr>
-          <w:p>
-            <w:pPr>
-              <w:spacing w:after="0" w:before="0"/>
-            </w:pPr>
-            <w:r>
-              <w:rPr>
-                <w:rFonts w:ascii="Calibri" w:cs="Calibri" w:eastAsia="Calibri" w:hAnsi="Calibri"/>
-                <w:b w:val="false"/>
-                <w:bCs w:val="false"/>
-                <w:i w:val="false"/>
-                <w:iCs w:val="false"/>
-                <w:color w:val="1A1F36"/>
-                <w:sz w:val="18"/>
-                <w:szCs w:val="18"/>
-              </w:rPr>
-              <w:t xml:space="preserve"/>
-            </w:r>
-          </w:p>
-        </w:tc>
-      </w:tr>
-      <w:tr>
-        <w:tc>
-          <w:tcPr>
-            <w:tcW w:type="dxa" w:w="2600"/>
-            <w:tcBorders>
-              <w:top w:val="single" w:color="C7CBDC" w:sz="4"/>
-              <w:left w:val="single" w:color="C7CBDC" w:sz="4"/>
-              <w:bottom w:val="single" w:color="C7CBDC" w:sz="4"/>
-              <w:right w:val="single" w:color="C7CBDC" w:sz="4"/>
-            </w:tcBorders>
-            <w:tcMar>
-              <w:top w:type="dxa" w:w="60"/>
-              <w:left w:type="dxa" w:w="90"/>
-              <w:bottom w:type="dxa" w:w="60"/>
-              <w:right w:type="dxa" w:w="90"/>
-            </w:tcMar>
-            <w:vAlign w:val="top"/>
-          </w:tcPr>
-          <w:p>
-            <w:pPr>
-              <w:spacing w:after="0" w:before="0"/>
-            </w:pPr>
-            <w:r>
-              <w:rPr>
-                <w:rFonts w:ascii="Calibri" w:cs="Calibri" w:eastAsia="Calibri" w:hAnsi="Calibri"/>
-                <w:b/>
-                <w:bCs/>
-                <w:i w:val="false"/>
-                <w:iCs w:val="false"/>
-                <w:color w:val="1A1F36"/>
-                <w:sz w:val="20"/>
-                <w:szCs w:val="20"/>
-              </w:rPr>
-              <w:t xml:space="preserve">Сармат</w:t>
-            </w:r>
-          </w:p>
-        </w:tc>
-        <w:tc>
-          <w:tcPr>
-            <w:tcW w:type="dxa" w:w="7200"/>
-            <w:tcBorders>
-              <w:top w:val="single" w:color="C7CBDC" w:sz="4"/>
-              <w:left w:val="single" w:color="C7CBDC" w:sz="4"/>
-              <w:bottom w:val="single" w:color="C7CBDC" w:sz="4"/>
-              <w:right w:val="single" w:color="C7CBDC" w:sz="4"/>
-            </w:tcBorders>
-            <w:tcMar>
-              <w:top w:type="dxa" w:w="60"/>
-              <w:left w:type="dxa" w:w="90"/>
-              <w:bottom w:type="dxa" w:w="60"/>
-              <w:right w:type="dxa" w:w="90"/>
-            </w:tcMar>
-            <w:vAlign w:val="top"/>
-          </w:tcPr>
-          <w:p>
-            <w:pPr>
-              <w:spacing w:after="20" w:before="0"/>
-            </w:pPr>
-            <w:r>
-              <w:rPr>
-                <w:rFonts w:ascii="Calibri" w:cs="Calibri" w:eastAsia="Calibri" w:hAnsi="Calibri"/>
-                <w:b w:val="false"/>
-                <w:bCs w:val="false"/>
-                <w:i/>
-                <w:iCs/>
-                <w:color w:val="5A5F7A"/>
-                <w:sz w:val="18"/>
-                <w:szCs w:val="18"/>
-              </w:rPr>
-              <w:t xml:space="preserve">Во всех матчах (июль 2026)</w:t>
-            </w:r>
-          </w:p>
-          <w:p>
-            <w:pPr>
-              <w:spacing w:after="0"/>
-            </w:pPr>
-            <w:r>
-              <w:rPr>
-                <w:rFonts w:ascii="Calibri" w:cs="Calibri" w:eastAsia="Calibri" w:hAnsi="Calibri"/>
-                <w:b w:val="false"/>
-                <w:bCs w:val="false"/>
-                <w:i w:val="false"/>
-                <w:iCs w:val="false"/>
-                <w:color w:val="1A1F36"/>
-                <w:sz w:val="18"/>
-                <w:szCs w:val="18"/>
-              </w:rPr>
-              <w:t xml:space="preserve">№1 Сафронов Максим Артемович</w:t>
-            </w:r>
-          </w:p>
-          <w:p>
-            <w:pPr>
-              <w:shd w:fill="FFF2A8" w:color="auto" w:val="clear"/>
-              <w:spacing w:after="0"/>
-            </w:pPr>
-            <w:r>
-              <w:rPr>
-                <w:rFonts w:ascii="Calibri" w:cs="Calibri" w:eastAsia="Calibri" w:hAnsi="Calibri"/>
-                <w:b/>
-                <w:bCs/>
-                <w:i w:val="false"/>
-                <w:iCs w:val="false"/>
-                <w:color w:val="1A1F36"/>
-                <w:sz w:val="18"/>
-                <w:szCs w:val="18"/>
-              </w:rPr>
-              <w:t xml:space="preserve">№89 Нарватов Александр Петрович</w:t>
-            </w:r>
-            <w:r>
-              <w:rPr>
-                <w:rFonts w:ascii="Calibri" w:cs="Calibri" w:eastAsia="Calibri" w:hAnsi="Calibri"/>
-                <w:b w:val="false"/>
-                <w:bCs w:val="false"/>
-                <w:i w:val="false"/>
-                <w:iCs w:val="false"/>
-                <w:color w:val="B45309"/>
-                <w:sz w:val="18"/>
-                <w:szCs w:val="18"/>
-              </w:rPr>
-              <w:t xml:space="preserve">  — записан также за Штурм (№9)</w:t>
-            </w:r>
-          </w:p>
-          <w:p>
-            <w:pPr>
-              <w:shd w:fill="FFF2A8" w:color="auto" w:val="clear"/>
-              <w:spacing w:after="0"/>
-            </w:pPr>
-            <w:r>
-              <w:rPr>
-                <w:rFonts w:ascii="Calibri" w:cs="Calibri" w:eastAsia="Calibri" w:hAnsi="Calibri"/>
-                <w:b/>
-                <w:bCs/>
-                <w:i w:val="false"/>
-                <w:iCs w:val="false"/>
-                <w:color w:val="1A1F36"/>
-                <w:sz w:val="18"/>
-                <w:szCs w:val="18"/>
-              </w:rPr>
-              <w:t xml:space="preserve">№12 Рябинин Евгений Васильевич</w:t>
-            </w:r>
-            <w:r>
-              <w:rPr>
-                <w:rFonts w:ascii="Calibri" w:cs="Calibri" w:eastAsia="Calibri" w:hAnsi="Calibri"/>
-                <w:b w:val="false"/>
-                <w:bCs w:val="false"/>
-                <w:i w:val="false"/>
-                <w:iCs w:val="false"/>
-                <w:color w:val="B45309"/>
-                <w:sz w:val="18"/>
-                <w:szCs w:val="18"/>
-              </w:rPr>
-              <w:t xml:space="preserve">  — записан также за Штурм (№7)</w:t>
-            </w:r>
-          </w:p>
-          <w:p>
-            <w:pPr>
-              <w:spacing w:after="0"/>
-            </w:pPr>
-            <w:r>
-              <w:rPr>
-                <w:rFonts w:ascii="Calibri" w:cs="Calibri" w:eastAsia="Calibri" w:hAnsi="Calibri"/>
-                <w:b w:val="false"/>
-                <w:bCs w:val="false"/>
-                <w:i w:val="false"/>
-                <w:iCs w:val="false"/>
-                <w:color w:val="1A1F36"/>
-                <w:sz w:val="18"/>
-                <w:szCs w:val="18"/>
-              </w:rPr>
-              <w:t xml:space="preserve">№13 Марценюк Александр Николаевич</w:t>
-            </w:r>
-          </w:p>
-          <w:p>
-            <w:pPr>
-              <w:spacing w:after="0"/>
-            </w:pPr>
-            <w:r>
-              <w:rPr>
-                <w:rFonts w:ascii="Calibri" w:cs="Calibri" w:eastAsia="Calibri" w:hAnsi="Calibri"/>
-                <w:b w:val="false"/>
-                <w:bCs w:val="false"/>
-                <w:i w:val="false"/>
-                <w:iCs w:val="false"/>
-                <w:color w:val="1A1F36"/>
-                <w:sz w:val="18"/>
-                <w:szCs w:val="18"/>
-              </w:rPr>
-              <w:t xml:space="preserve">№40 Асанов Игорь Александрович</w:t>
-            </w:r>
-          </w:p>
-          <w:p>
-            <w:pPr>
-              <w:spacing w:after="0"/>
-            </w:pPr>
-            <w:r>
-              <w:rPr>
-                <w:rFonts w:ascii="Calibri" w:cs="Calibri" w:eastAsia="Calibri" w:hAnsi="Calibri"/>
-                <w:b w:val="false"/>
-                <w:bCs w:val="false"/>
-                <w:i w:val="false"/>
-                <w:iCs w:val="false"/>
-                <w:color w:val="1A1F36"/>
-                <w:sz w:val="18"/>
-                <w:szCs w:val="18"/>
-              </w:rPr>
-              <w:t xml:space="preserve">№61 Веретенников Артем Сергеевич</w:t>
-            </w:r>
-          </w:p>
-          <w:p>
-            <w:pPr>
-              <w:spacing w:after="0"/>
-            </w:pPr>
-            <w:r>
-              <w:rPr>
-                <w:rFonts w:ascii="Calibri" w:cs="Calibri" w:eastAsia="Calibri" w:hAnsi="Calibri"/>
-                <w:b w:val="false"/>
-                <w:bCs w:val="false"/>
-                <w:i w:val="false"/>
-                <w:iCs w:val="false"/>
-                <w:color w:val="1A1F36"/>
-                <w:sz w:val="18"/>
-                <w:szCs w:val="18"/>
-              </w:rPr>
-              <w:t xml:space="preserve">№7 Надин Максим Александрович</w:t>
-            </w:r>
-          </w:p>
-          <w:p>
-            <w:pPr>
-              <w:spacing w:after="0"/>
-            </w:pPr>
-            <w:r>
-              <w:rPr>
-                <w:rFonts w:ascii="Calibri" w:cs="Calibri" w:eastAsia="Calibri" w:hAnsi="Calibri"/>
-                <w:b w:val="false"/>
-                <w:bCs w:val="false"/>
-                <w:i w:val="false"/>
-                <w:iCs w:val="false"/>
-                <w:color w:val="1A1F36"/>
-                <w:sz w:val="18"/>
-                <w:szCs w:val="18"/>
-              </w:rPr>
-              <w:t xml:space="preserve">№19 Давыдов Денис Викторович</w:t>
-            </w:r>
-          </w:p>
-          <w:p>
-            <w:pPr>
-              <w:spacing w:after="0"/>
-            </w:pPr>
-            <w:r>
-              <w:rPr>
-                <w:rFonts w:ascii="Calibri" w:cs="Calibri" w:eastAsia="Calibri" w:hAnsi="Calibri"/>
-                <w:b w:val="false"/>
-                <w:bCs w:val="false"/>
-                <w:i w:val="false"/>
-                <w:iCs w:val="false"/>
-                <w:color w:val="1A1F36"/>
-                <w:sz w:val="18"/>
-                <w:szCs w:val="18"/>
-              </w:rPr>
-              <w:t xml:space="preserve">№55 Маслов Александр Михайлович</w:t>
-            </w:r>
-          </w:p>
-          <w:p>
-            <w:pPr>
-              <w:spacing w:after="0"/>
-            </w:pPr>
-            <w:r>
-              <w:rPr>
-                <w:rFonts w:ascii="Calibri" w:cs="Calibri" w:eastAsia="Calibri" w:hAnsi="Calibri"/>
-                <w:b w:val="false"/>
-                <w:bCs w:val="false"/>
-                <w:i w:val="false"/>
-                <w:iCs w:val="false"/>
-                <w:color w:val="1A1F36"/>
-                <w:sz w:val="18"/>
-                <w:szCs w:val="18"/>
-              </w:rPr>
-              <w:t xml:space="preserve">№11 Дрондин Алексей Сергеевич</w:t>
-            </w:r>
-          </w:p>
-        </w:tc>
-        <w:tc>
-          <w:tcPr>
-            <w:tcW w:type="dxa" w:w="5450"/>
-            <w:tcBorders>
-              <w:top w:val="single" w:color="C7CBDC" w:sz="4"/>
-              <w:left w:val="single" w:color="C7CBDC" w:sz="4"/>
-              <w:bottom w:val="single" w:color="C7CBDC" w:sz="4"/>
-              <w:right w:val="single" w:color="C7CBDC" w:sz="4"/>
-            </w:tcBorders>
-            <w:tcMar>
-              <w:top w:type="dxa" w:w="60"/>
-              <w:left w:type="dxa" w:w="90"/>
-              <w:bottom w:type="dxa" w:w="60"/>
-              <w:right w:type="dxa" w:w="90"/>
-            </w:tcMar>
-            <w:vAlign w:val="top"/>
-          </w:tcPr>
-          <w:p>
-            <w:pPr>
-              <w:spacing w:after="0" w:before="0"/>
-            </w:pPr>
-            <w:r>
-              <w:rPr>
-                <w:rFonts w:ascii="Calibri" w:cs="Calibri" w:eastAsia="Calibri" w:hAnsi="Calibri"/>
-                <w:b w:val="false"/>
-                <w:bCs w:val="false"/>
-                <w:i w:val="false"/>
-                <w:iCs w:val="false"/>
-                <w:color w:val="1A1F36"/>
-                <w:sz w:val="18"/>
-                <w:szCs w:val="18"/>
-              </w:rPr>
-              <w:t xml:space="preserve"/>
-            </w:r>
-          </w:p>
-        </w:tc>
-      </w:tr>
-    </w:tbl>
-    <w:p>
-      <w:pPr>
-        <w:keepNext/>
-        <w:spacing w:after="80" w:before="220"/>
-      </w:pPr>
-      <w:r>
-        <w:rPr>
-          <w:rFonts w:ascii="Calibri" w:cs="Calibri" w:eastAsia="Calibri" w:hAnsi="Calibri"/>
-          <w:b/>
-          <w:bCs/>
-          <w:i w:val="false"/>
-          <w:iCs w:val="false"/>
-          <w:color w:val="1A1F36"/>
-          <w:sz w:val="24"/>
-          <w:szCs w:val="24"/>
-        </w:rPr>
-        <w:t xml:space="preserve">Другие ошибки</w:t>
-      </w:r>
-    </w:p>
-    <w:p>
-      <w:pPr>
-        <w:keepNext/>
-        <w:spacing w:after="60" w:before="120"/>
-      </w:pPr>
-      <w:r>
-        <w:rPr>
-          <w:rFonts w:ascii="Calibri" w:cs="Calibri" w:eastAsia="Calibri" w:hAnsi="Calibri"/>
-          <w:b/>
-          <w:bCs/>
-          <w:i w:val="false"/>
-          <w:iCs w:val="false"/>
-          <w:color w:val="1A1F36"/>
-          <w:sz w:val="20"/>
-          <w:szCs w:val="20"/>
-        </w:rPr>
-        <w:t xml:space="preserve">Июль 2026</w:t>
-      </w:r>
-    </w:p>
-    <w:tbl>
-      <w:tblPr>
-        <w:tblW w:type="dxa" w:w="15250"/>
-        <w:tblBorders>
-          <w:top w:val="single" w:color="auto" w:sz="4"/>
-          <w:left w:val="single" w:color="auto" w:sz="4"/>
-          <w:bottom w:val="single" w:color="auto" w:sz="4"/>
-          <w:right w:val="single" w:color="auto" w:sz="4"/>
-          <w:insideH w:val="single" w:color="auto" w:sz="4"/>
-          <w:insideV w:val="single" w:color="auto" w:sz="4"/>
-        </w:tblBorders>
-      </w:tblPr>
-      <w:tblGrid>
-        <w:gridCol w:w="900"/>
-        <w:gridCol w:w="2600"/>
-        <w:gridCol w:w="2400"/>
-        <w:gridCol w:w="4400"/>
-        <w:gridCol w:w="4950"/>
-      </w:tblGrid>
-      <w:tr>
-        <w:trPr>
-          <w:tblHeader/>
-        </w:trPr>
-        <w:tc>
-          <w:tcPr>
-            <w:tcW w:type="dxa" w:w="900"/>
-            <w:tcBorders>
-              <w:top w:val="single" w:color="C7CBDC" w:sz="4"/>
-              <w:left w:val="single" w:color="C7CBDC" w:sz="4"/>
-              <w:bottom w:val="single" w:color="C7CBDC" w:sz="4"/>
-              <w:right w:val="single" w:color="C7CBDC" w:sz="4"/>
-            </w:tcBorders>
-            <w:shd w:fill="EEF0F7" w:color="auto" w:val="clear"/>
-            <w:tcMar>
-              <w:top w:type="dxa" w:w="60"/>
-              <w:left w:type="dxa" w:w="90"/>
-              <w:bottom w:type="dxa" w:w="60"/>
-              <w:right w:type="dxa" w:w="90"/>
-            </w:tcMar>
-            <w:vAlign w:val="top"/>
-          </w:tcPr>
-          <w:p>
-            <w:pPr>
-              <w:spacing w:after="0" w:before="0"/>
-            </w:pPr>
-            <w:r>
-              <w:rPr>
-                <w:rFonts w:ascii="Calibri" w:cs="Calibri" w:eastAsia="Calibri" w:hAnsi="Calibri"/>
-                <w:b/>
-                <w:bCs/>
-                <w:i w:val="false"/>
-                <w:iCs w:val="false"/>
-                <w:color w:val="1A1F36"/>
-                <w:sz w:val="18"/>
-                <w:szCs w:val="18"/>
-              </w:rPr>
-              <w:t xml:space="preserve">Стр.</w:t>
-            </w:r>
-          </w:p>
-        </w:tc>
-        <w:tc>
-          <w:tcPr>
-            <w:tcW w:type="dxa" w:w="2600"/>
-            <w:tcBorders>
-              <w:top w:val="single" w:color="C7CBDC" w:sz="4"/>
-              <w:left w:val="single" w:color="C7CBDC" w:sz="4"/>
-              <w:bottom w:val="single" w:color="C7CBDC" w:sz="4"/>
-              <w:right w:val="single" w:color="C7CBDC" w:sz="4"/>
-            </w:tcBorders>
-            <w:shd w:fill="EEF0F7" w:color="auto" w:val="clear"/>
-            <w:tcMar>
-              <w:top w:type="dxa" w:w="60"/>
-              <w:left w:type="dxa" w:w="90"/>
-              <w:bottom w:type="dxa" w:w="60"/>
-              <w:right w:type="dxa" w:w="90"/>
-            </w:tcMar>
-            <w:vAlign w:val="top"/>
-          </w:tcPr>
-          <w:p>
-            <w:pPr>
-              <w:spacing w:after="0" w:before="0"/>
-            </w:pPr>
-            <w:r>
-              <w:rPr>
-                <w:rFonts w:ascii="Calibri" w:cs="Calibri" w:eastAsia="Calibri" w:hAnsi="Calibri"/>
-                <w:b/>
-                <w:bCs/>
-                <w:i w:val="false"/>
-                <w:iCs w:val="false"/>
-                <w:color w:val="1A1F36"/>
-                <w:sz w:val="18"/>
-                <w:szCs w:val="18"/>
-              </w:rPr>
-              <w:t xml:space="preserve">Матч</w:t>
-            </w:r>
-          </w:p>
-        </w:tc>
-        <w:tc>
-          <w:tcPr>
-            <w:tcW w:type="dxa" w:w="2400"/>
-            <w:tcBorders>
-              <w:top w:val="single" w:color="C7CBDC" w:sz="4"/>
-              <w:left w:val="single" w:color="C7CBDC" w:sz="4"/>
-              <w:bottom w:val="single" w:color="C7CBDC" w:sz="4"/>
-              <w:right w:val="single" w:color="C7CBDC" w:sz="4"/>
-            </w:tcBorders>
-            <w:shd w:fill="EEF0F7" w:color="auto" w:val="clear"/>
-            <w:tcMar>
-              <w:top w:type="dxa" w:w="60"/>
-              <w:left w:type="dxa" w:w="90"/>
-              <w:bottom w:type="dxa" w:w="60"/>
-              <w:right w:type="dxa" w:w="90"/>
-            </w:tcMar>
-            <w:vAlign w:val="top"/>
-          </w:tcPr>
-          <w:p>
-            <w:pPr>
-              <w:spacing w:after="0" w:before="0"/>
-            </w:pPr>
-            <w:r>
-              <w:rPr>
-                <w:rFonts w:ascii="Calibri" w:cs="Calibri" w:eastAsia="Calibri" w:hAnsi="Calibri"/>
-                <w:b/>
-                <w:bCs/>
-                <w:i w:val="false"/>
-                <w:iCs w:val="false"/>
-                <w:color w:val="1A1F36"/>
-                <w:sz w:val="18"/>
-                <w:szCs w:val="18"/>
-              </w:rPr>
-              <w:t xml:space="preserve">Счёт</w:t>
+              <w:t xml:space="preserve">—</w:t>
             </w:r>
           </w:p>
         </w:tc>
@@ -13577,214 +10710,30 @@
               <w:bottom w:val="single" w:color="C7CBDC" w:sz="4"/>
               <w:right w:val="single" w:color="C7CBDC" w:sz="4"/>
             </w:tcBorders>
-            <w:shd w:fill="EEF0F7" w:color="auto" w:val="clear"/>
-            <w:tcMar>
-              <w:top w:type="dxa" w:w="60"/>
-              <w:left w:type="dxa" w:w="90"/>
-              <w:bottom w:type="dxa" w:w="60"/>
-              <w:right w:type="dxa" w:w="90"/>
-            </w:tcMar>
-            <w:vAlign w:val="top"/>
-          </w:tcPr>
-          <w:p>
-            <w:pPr>
-              <w:spacing w:after="0" w:before="0"/>
-            </w:pPr>
-            <w:r>
-              <w:rPr>
-                <w:rFonts w:ascii="Calibri" w:cs="Calibri" w:eastAsia="Calibri" w:hAnsi="Calibri"/>
-                <w:b/>
-                <w:bCs/>
-                <w:i w:val="false"/>
-                <w:iCs w:val="false"/>
-                <w:color w:val="1A1F36"/>
-                <w:sz w:val="18"/>
-                <w:szCs w:val="18"/>
-              </w:rPr>
-              <w:t xml:space="preserve">Что не так</w:t>
-            </w:r>
-          </w:p>
-        </w:tc>
-        <w:tc>
-          <w:tcPr>
-            <w:tcW w:type="dxa" w:w="4950"/>
-            <w:tcBorders>
-              <w:top w:val="single" w:color="C7CBDC" w:sz="4"/>
-              <w:left w:val="single" w:color="C7CBDC" w:sz="4"/>
-              <w:bottom w:val="single" w:color="C7CBDC" w:sz="4"/>
-              <w:right w:val="single" w:color="C7CBDC" w:sz="4"/>
-            </w:tcBorders>
-            <w:shd w:fill="EEF0F7" w:color="auto" w:val="clear"/>
-            <w:tcMar>
-              <w:top w:type="dxa" w:w="60"/>
-              <w:left w:type="dxa" w:w="90"/>
-              <w:bottom w:type="dxa" w:w="60"/>
-              <w:right w:type="dxa" w:w="90"/>
-            </w:tcMar>
-            <w:vAlign w:val="top"/>
-          </w:tcPr>
-          <w:p>
-            <w:pPr>
-              <w:spacing w:after="0" w:before="0"/>
-            </w:pPr>
-            <w:r>
-              <w:rPr>
-                <w:rFonts w:ascii="Calibri" w:cs="Calibri" w:eastAsia="Calibri" w:hAnsi="Calibri"/>
-                <w:b/>
-                <w:bCs/>
-                <w:i w:val="false"/>
-                <w:iCs w:val="false"/>
-                <w:color w:val="1A1F36"/>
-                <w:sz w:val="18"/>
-                <w:szCs w:val="18"/>
-              </w:rPr>
-              <w:t xml:space="preserve">Как исправляем</w:t>
-            </w:r>
-          </w:p>
-        </w:tc>
-      </w:tr>
-      <w:tr>
-        <w:tc>
-          <w:tcPr>
-            <w:tcW w:type="dxa" w:w="900"/>
-            <w:tcBorders>
-              <w:top w:val="single" w:color="C7CBDC" w:sz="4"/>
-              <w:left w:val="single" w:color="C7CBDC" w:sz="4"/>
-              <w:bottom w:val="single" w:color="C7CBDC" w:sz="4"/>
-              <w:right w:val="single" w:color="C7CBDC" w:sz="4"/>
-            </w:tcBorders>
-            <w:tcMar>
-              <w:top w:type="dxa" w:w="60"/>
-              <w:left w:type="dxa" w:w="90"/>
-              <w:bottom w:type="dxa" w:w="60"/>
-              <w:right w:type="dxa" w:w="90"/>
-            </w:tcMar>
-            <w:vAlign w:val="top"/>
-          </w:tcPr>
-          <w:p>
-            <w:pPr>
-              <w:spacing w:after="0" w:before="0"/>
-            </w:pPr>
-            <w:r>
-              <w:rPr>
-                <w:rFonts w:ascii="Calibri" w:cs="Calibri" w:eastAsia="Calibri" w:hAnsi="Calibri"/>
-                <w:b/>
-                <w:bCs/>
-                <w:i w:val="false"/>
-                <w:iCs w:val="false"/>
-                <w:color w:val="1A1F36"/>
-                <w:sz w:val="18"/>
-                <w:szCs w:val="18"/>
-              </w:rPr>
-              <w:t xml:space="preserve">1, 16, 61, 76, 121, 136, 151, 166</w:t>
-            </w:r>
-          </w:p>
-        </w:tc>
-        <w:tc>
-          <w:tcPr>
-            <w:tcW w:type="dxa" w:w="2600"/>
-            <w:tcBorders>
-              <w:top w:val="single" w:color="C7CBDC" w:sz="4"/>
-              <w:left w:val="single" w:color="C7CBDC" w:sz="4"/>
-              <w:bottom w:val="single" w:color="C7CBDC" w:sz="4"/>
-              <w:right w:val="single" w:color="C7CBDC" w:sz="4"/>
-            </w:tcBorders>
-            <w:tcMar>
-              <w:top w:type="dxa" w:w="60"/>
-              <w:left w:type="dxa" w:w="90"/>
-              <w:bottom w:type="dxa" w:w="60"/>
-              <w:right w:type="dxa" w:w="90"/>
-            </w:tcMar>
-            <w:vAlign w:val="top"/>
-          </w:tcPr>
-          <w:p>
-            <w:pPr>
-              <w:spacing w:after="0"/>
-            </w:pPr>
-            <w:r>
-              <w:rPr>
-                <w:rFonts w:ascii="Calibri" w:cs="Calibri" w:eastAsia="Calibri" w:hAnsi="Calibri"/>
-                <w:b w:val="false"/>
-                <w:bCs w:val="false"/>
-                <w:i w:val="false"/>
-                <w:iCs w:val="false"/>
-                <w:color w:val="1A1F36"/>
-                <w:sz w:val="18"/>
-                <w:szCs w:val="18"/>
-              </w:rPr>
-              <w:t xml:space="preserve">игрок без номера</w:t>
-            </w:r>
-          </w:p>
-        </w:tc>
-        <w:tc>
-          <w:tcPr>
-            <w:tcW w:type="dxa" w:w="2400"/>
-            <w:tcBorders>
-              <w:top w:val="single" w:color="C7CBDC" w:sz="4"/>
-              <w:left w:val="single" w:color="C7CBDC" w:sz="4"/>
-              <w:bottom w:val="single" w:color="C7CBDC" w:sz="4"/>
-              <w:right w:val="single" w:color="C7CBDC" w:sz="4"/>
-            </w:tcBorders>
-            <w:tcMar>
-              <w:top w:type="dxa" w:w="60"/>
-              <w:left w:type="dxa" w:w="90"/>
-              <w:bottom w:type="dxa" w:w="60"/>
-              <w:right w:type="dxa" w:w="90"/>
-            </w:tcMar>
-            <w:vAlign w:val="top"/>
-          </w:tcPr>
-          <w:p>
-            <w:pPr>
-              <w:spacing w:after="0"/>
-            </w:pPr>
-            <w:r>
-              <w:rPr>
-                <w:rFonts w:ascii="Calibri" w:cs="Calibri" w:eastAsia="Calibri" w:hAnsi="Calibri"/>
-                <w:b w:val="false"/>
-                <w:bCs w:val="false"/>
-                <w:i w:val="false"/>
-                <w:iCs w:val="false"/>
-                <w:color w:val="5A5F7A"/>
-                <w:sz w:val="18"/>
-                <w:szCs w:val="18"/>
-              </w:rPr>
-              <w:t xml:space="preserve">—</w:t>
-            </w:r>
-          </w:p>
-        </w:tc>
-        <w:tc>
-          <w:tcPr>
-            <w:tcW w:type="dxa" w:w="4400"/>
-            <w:tcBorders>
-              <w:top w:val="single" w:color="C7CBDC" w:sz="4"/>
-              <w:left w:val="single" w:color="C7CBDC" w:sz="4"/>
-              <w:bottom w:val="single" w:color="C7CBDC" w:sz="4"/>
-              <w:right w:val="single" w:color="C7CBDC" w:sz="4"/>
-            </w:tcBorders>
-            <w:tcMar>
-              <w:top w:type="dxa" w:w="60"/>
-              <w:left w:type="dxa" w:w="90"/>
-              <w:bottom w:type="dxa" w:w="60"/>
-              <w:right w:type="dxa" w:w="90"/>
-            </w:tcMar>
-            <w:vAlign w:val="top"/>
-          </w:tcPr>
-          <w:p>
-            <w:pPr>
-              <w:spacing w:after="0" w:before="0"/>
-            </w:pPr>
-            <w:r>
-              <w:rPr>
-                <w:rFonts w:ascii="Calibri" w:cs="Calibri" w:eastAsia="Calibri" w:hAnsi="Calibri"/>
-                <w:b w:val="false"/>
-                <w:bCs w:val="false"/>
-                <w:i w:val="false"/>
-                <w:iCs w:val="false"/>
-                <w:color w:val="1A1F36"/>
-                <w:sz w:val="18"/>
-                <w:szCs w:val="18"/>
-              </w:rPr>
-              <w:t xml:space="preserve">Бамбуркин Владимир Васильевич (Спортдепо) — не указан игровой номер. Встречается в 8 матчах. Какой у него номер?</w:t>
+            <w:tcMar>
+              <w:top w:type="dxa" w:w="60"/>
+              <w:left w:type="dxa" w:w="90"/>
+              <w:bottom w:type="dxa" w:w="60"/>
+              <w:right w:type="dxa" w:w="90"/>
+            </w:tcMar>
+            <w:vAlign w:val="top"/>
+          </w:tcPr>
+          <w:p>
+            <w:pPr>
+              <w:spacing w:after="0" w:before="0"/>
+            </w:pPr>
+            <w:r>
+              <w:rPr>
+                <w:rFonts w:ascii="Calibri" w:cs="Calibri" w:eastAsia="Calibri" w:hAnsi="Calibri"/>
+                <w:b w:val="false"/>
+                <w:bCs w:val="false"/>
+                <w:i w:val="false"/>
+                <w:iCs w:val="false"/>
+                <w:color w:val="1A1F36"/>
+                <w:sz w:val="18"/>
+                <w:szCs w:val="18"/>
+              </w:rPr>
+              <w:t xml:space="preserve">В этих матчах составы команд Факел и Штурм поменяны местами: игроки, указанные здесь в составе команды Факел, в остальных матчах играют в составе команды Штурм, и наоборот. В каком из матчей команды указаны верно?</w:t>
             </w:r>
           </w:p>
         </w:tc>
@@ -13820,7 +10769,7 @@
                 <w:sz w:val="18"/>
                 <w:szCs w:val="18"/>
               </w:rPr>
-              <w:t xml:space="preserve"/>
+              <w:t xml:space="preserve">Проверяющий: исправил у себя; ждём исправленный файл.</w:t>
             </w:r>
           </w:p>
         </w:tc>
@@ -13859,7 +10808,7 @@
                 <w:sz w:val="18"/>
                 <w:szCs w:val="18"/>
               </w:rPr>
-              <w:t xml:space="preserve">61, 76, 91, 106, 181, 196</w:t>
+              <w:t xml:space="preserve">76, 91</w:t>
             </w:r>
           </w:p>
         </w:tc>
@@ -13896,7 +10845,7 @@
                 <w:sz w:val="18"/>
                 <w:szCs w:val="18"/>
               </w:rPr>
-              <w:t xml:space="preserve">повтор игрового номера</w:t>
+              <w:t xml:space="preserve">составы команд перепутаны местами</w:t>
             </w:r>
           </w:p>
         </w:tc>
@@ -13970,7 +10919,7 @@
                 <w:sz w:val="18"/>
                 <w:szCs w:val="18"/>
               </w:rPr>
-              <w:t xml:space="preserve">В составе Факел номер 11 стоит сразу у двух игроков: Железнов Игорь Владимирович и Соболев Дмитрий Александрович. Встречается в 6 матчах. У кого из них этот номер верный?</w:t>
+              <w:t xml:space="preserve">В этих матчах составы команд Айсфокс и Сармат поменяны местами: игроки, указанные здесь в составе команды Айсфокс, в остальных матчах играют в составе команды Сармат, и наоборот. В каком из матчей команды указаны верно?</w:t>
             </w:r>
           </w:p>
         </w:tc>
@@ -14006,7 +10955,7 @@
                 <w:sz w:val="18"/>
                 <w:szCs w:val="18"/>
               </w:rPr>
-              <w:t xml:space="preserve"/>
+              <w:t xml:space="preserve">Проверяющий: исправил у себя; ждём исправленный файл.</w:t>
             </w:r>
           </w:p>
         </w:tc>
@@ -14044,7 +10993,7 @@
                 <w:sz w:val="18"/>
                 <w:szCs w:val="18"/>
               </w:rPr>
-              <w:t xml:space="preserve">1, 16, 61, 76, 121, 136, 151, 166</w:t>
+              <w:t xml:space="preserve">106</w:t>
             </w:r>
           </w:p>
         </w:tc>
@@ -14080,7 +11029,7 @@
                 <w:sz w:val="18"/>
                 <w:szCs w:val="18"/>
               </w:rPr>
-              <w:t xml:space="preserve">состав больше обычного</w:t>
+              <w:t xml:space="preserve">составы команд перепутаны местами</w:t>
             </w:r>
           </w:p>
         </w:tc>
@@ -14152,7 +11101,7 @@
                 <w:sz w:val="18"/>
                 <w:szCs w:val="18"/>
               </w:rPr>
-              <w:t xml:space="preserve">В составе Спортдепо заявлено 13 игроков, тогда как у остальных команд обычно 9. Встречается в 8 матчах. Это допустимо или в состав попали лишние игроки?</w:t>
+              <w:t xml:space="preserve">В этом матче составы команд Айсфокс и Факел поменяны местами: игроки, указанные здесь в составе команды Айсфокс, в остальных матчах играют в составе команды Факел, и наоборот. Какие составы верные?</w:t>
             </w:r>
           </w:p>
         </w:tc>
@@ -14188,54 +11137,12 @@
                 <w:sz w:val="18"/>
                 <w:szCs w:val="18"/>
               </w:rPr>
-              <w:t xml:space="preserve"/>
+              <w:t xml:space="preserve">Проверяющий: исправил у себя; ждём исправленный файл.</w:t>
             </w:r>
           </w:p>
         </w:tc>
       </w:tr>
-    </w:tbl>
-    <w:p>
-      <w:pPr>
-        <w:keepNext/>
-        <w:spacing w:after="60" w:before="120"/>
-      </w:pPr>
-      <w:r>
-        <w:rPr>
-          <w:rFonts w:ascii="Calibri" w:cs="Calibri" w:eastAsia="Calibri" w:hAnsi="Calibri"/>
-          <w:b/>
-          <w:bCs/>
-          <w:i w:val="false"/>
-          <w:iCs w:val="false"/>
-          <w:color w:val="1A1F36"/>
-          <w:sz w:val="20"/>
-          <w:szCs w:val="20"/>
-        </w:rPr>
-        <w:t xml:space="preserve">Август 2026</w:t>
-      </w:r>
-    </w:p>
-    <w:tbl>
-      <w:tblPr>
-        <w:tblW w:type="dxa" w:w="15250"/>
-        <w:tblBorders>
-          <w:top w:val="single" w:color="auto" w:sz="4"/>
-          <w:left w:val="single" w:color="auto" w:sz="4"/>
-          <w:bottom w:val="single" w:color="auto" w:sz="4"/>
-          <w:right w:val="single" w:color="auto" w:sz="4"/>
-          <w:insideH w:val="single" w:color="auto" w:sz="4"/>
-          <w:insideV w:val="single" w:color="auto" w:sz="4"/>
-        </w:tblBorders>
-      </w:tblPr>
-      <w:tblGrid>
-        <w:gridCol w:w="900"/>
-        <w:gridCol w:w="2600"/>
-        <w:gridCol w:w="2400"/>
-        <w:gridCol w:w="4400"/>
-        <w:gridCol w:w="4950"/>
-      </w:tblGrid>
       <w:tr>
-        <w:trPr>
-          <w:tblHeader/>
-        </w:trPr>
         <w:tc>
           <w:tcPr>
             <w:tcW w:type="dxa" w:w="900"/>
@@ -14245,7 +11152,7 @@
               <w:bottom w:val="single" w:color="C7CBDC" w:sz="4"/>
               <w:right w:val="single" w:color="C7CBDC" w:sz="4"/>
             </w:tcBorders>
-            <w:shd w:fill="EEF0F7" w:color="auto" w:val="clear"/>
+            <w:shd w:fill="F7F8FC" w:color="auto" w:val="clear"/>
             <w:tcMar>
               <w:top w:type="dxa" w:w="60"/>
               <w:left w:type="dxa" w:w="90"/>
@@ -14269,7 +11176,7 @@
                 <w:sz w:val="18"/>
                 <w:szCs w:val="18"/>
               </w:rPr>
-              <w:t xml:space="preserve">Стр.</w:t>
+              <w:t xml:space="preserve">136, 151</w:t>
             </w:r>
           </w:p>
         </w:tc>
@@ -14282,31 +11189,31 @@
               <w:bottom w:val="single" w:color="C7CBDC" w:sz="4"/>
               <w:right w:val="single" w:color="C7CBDC" w:sz="4"/>
             </w:tcBorders>
-            <w:shd w:fill="EEF0F7" w:color="auto" w:val="clear"/>
-            <w:tcMar>
-              <w:top w:type="dxa" w:w="60"/>
-              <w:left w:type="dxa" w:w="90"/>
-              <w:bottom w:type="dxa" w:w="60"/>
-              <w:right w:type="dxa" w:w="90"/>
-            </w:tcMar>
-            <w:vAlign w:val="top"/>
-          </w:tcPr>
-          <w:p>
-            <w:pPr>
-              <w:spacing w:after="0" w:before="0"/>
-            </w:pPr>
-            <w:r>
-              <w:rPr>
-                <w:rFonts w:ascii="Calibri" w:cs="Calibri" w:eastAsia="Calibri" w:hAnsi="Calibri"/>
-                <w:b/>
-                <w:bCs/>
-                <w:i w:val="false"/>
-                <w:iCs w:val="false"/>
-                <w:color w:val="1A1F36"/>
-                <w:sz w:val="18"/>
-                <w:szCs w:val="18"/>
-              </w:rPr>
-              <w:t xml:space="preserve">Матч</w:t>
+            <w:shd w:fill="F7F8FC" w:color="auto" w:val="clear"/>
+            <w:tcMar>
+              <w:top w:type="dxa" w:w="60"/>
+              <w:left w:type="dxa" w:w="90"/>
+              <w:bottom w:type="dxa" w:w="60"/>
+              <w:right w:type="dxa" w:w="90"/>
+            </w:tcMar>
+            <w:vAlign w:val="top"/>
+          </w:tcPr>
+          <w:p>
+            <w:pPr>
+              <w:spacing w:after="0"/>
+            </w:pPr>
+            <w:r>
+              <w:rPr>
+                <w:rFonts w:ascii="Calibri" w:cs="Calibri" w:eastAsia="Calibri" w:hAnsi="Calibri"/>
+                <w:b w:val="false"/>
+                <w:bCs w:val="false"/>
+                <w:i w:val="false"/>
+                <w:iCs w:val="false"/>
+                <w:color w:val="1A1F36"/>
+                <w:sz w:val="18"/>
+                <w:szCs w:val="18"/>
+              </w:rPr>
+              <w:t xml:space="preserve">составы команд перепутаны местами</w:t>
             </w:r>
           </w:p>
         </w:tc>
@@ -14319,31 +11226,31 @@
               <w:bottom w:val="single" w:color="C7CBDC" w:sz="4"/>
               <w:right w:val="single" w:color="C7CBDC" w:sz="4"/>
             </w:tcBorders>
-            <w:shd w:fill="EEF0F7" w:color="auto" w:val="clear"/>
-            <w:tcMar>
-              <w:top w:type="dxa" w:w="60"/>
-              <w:left w:type="dxa" w:w="90"/>
-              <w:bottom w:type="dxa" w:w="60"/>
-              <w:right w:type="dxa" w:w="90"/>
-            </w:tcMar>
-            <w:vAlign w:val="top"/>
-          </w:tcPr>
-          <w:p>
-            <w:pPr>
-              <w:spacing w:after="0" w:before="0"/>
-            </w:pPr>
-            <w:r>
-              <w:rPr>
-                <w:rFonts w:ascii="Calibri" w:cs="Calibri" w:eastAsia="Calibri" w:hAnsi="Calibri"/>
-                <w:b/>
-                <w:bCs/>
-                <w:i w:val="false"/>
-                <w:iCs w:val="false"/>
-                <w:color w:val="1A1F36"/>
-                <w:sz w:val="18"/>
-                <w:szCs w:val="18"/>
-              </w:rPr>
-              <w:t xml:space="preserve">Счёт</w:t>
+            <w:shd w:fill="F7F8FC" w:color="auto" w:val="clear"/>
+            <w:tcMar>
+              <w:top w:type="dxa" w:w="60"/>
+              <w:left w:type="dxa" w:w="90"/>
+              <w:bottom w:type="dxa" w:w="60"/>
+              <w:right w:type="dxa" w:w="90"/>
+            </w:tcMar>
+            <w:vAlign w:val="top"/>
+          </w:tcPr>
+          <w:p>
+            <w:pPr>
+              <w:spacing w:after="0"/>
+            </w:pPr>
+            <w:r>
+              <w:rPr>
+                <w:rFonts w:ascii="Calibri" w:cs="Calibri" w:eastAsia="Calibri" w:hAnsi="Calibri"/>
+                <w:b w:val="false"/>
+                <w:bCs w:val="false"/>
+                <w:i w:val="false"/>
+                <w:iCs w:val="false"/>
+                <w:color w:val="5A5F7A"/>
+                <w:sz w:val="18"/>
+                <w:szCs w:val="18"/>
+              </w:rPr>
+              <w:t xml:space="preserve">—</w:t>
             </w:r>
           </w:p>
         </w:tc>
@@ -14356,214 +11263,31 @@
               <w:bottom w:val="single" w:color="C7CBDC" w:sz="4"/>
               <w:right w:val="single" w:color="C7CBDC" w:sz="4"/>
             </w:tcBorders>
-            <w:shd w:fill="EEF0F7" w:color="auto" w:val="clear"/>
-            <w:tcMar>
-              <w:top w:type="dxa" w:w="60"/>
-              <w:left w:type="dxa" w:w="90"/>
-              <w:bottom w:type="dxa" w:w="60"/>
-              <w:right w:type="dxa" w:w="90"/>
-            </w:tcMar>
-            <w:vAlign w:val="top"/>
-          </w:tcPr>
-          <w:p>
-            <w:pPr>
-              <w:spacing w:after="0" w:before="0"/>
-            </w:pPr>
-            <w:r>
-              <w:rPr>
-                <w:rFonts w:ascii="Calibri" w:cs="Calibri" w:eastAsia="Calibri" w:hAnsi="Calibri"/>
-                <w:b/>
-                <w:bCs/>
-                <w:i w:val="false"/>
-                <w:iCs w:val="false"/>
-                <w:color w:val="1A1F36"/>
-                <w:sz w:val="18"/>
-                <w:szCs w:val="18"/>
-              </w:rPr>
-              <w:t xml:space="preserve">Что не так</w:t>
-            </w:r>
-          </w:p>
-        </w:tc>
-        <w:tc>
-          <w:tcPr>
-            <w:tcW w:type="dxa" w:w="4950"/>
-            <w:tcBorders>
-              <w:top w:val="single" w:color="C7CBDC" w:sz="4"/>
-              <w:left w:val="single" w:color="C7CBDC" w:sz="4"/>
-              <w:bottom w:val="single" w:color="C7CBDC" w:sz="4"/>
-              <w:right w:val="single" w:color="C7CBDC" w:sz="4"/>
-            </w:tcBorders>
-            <w:shd w:fill="EEF0F7" w:color="auto" w:val="clear"/>
-            <w:tcMar>
-              <w:top w:type="dxa" w:w="60"/>
-              <w:left w:type="dxa" w:w="90"/>
-              <w:bottom w:type="dxa" w:w="60"/>
-              <w:right w:type="dxa" w:w="90"/>
-            </w:tcMar>
-            <w:vAlign w:val="top"/>
-          </w:tcPr>
-          <w:p>
-            <w:pPr>
-              <w:spacing w:after="0" w:before="0"/>
-            </w:pPr>
-            <w:r>
-              <w:rPr>
-                <w:rFonts w:ascii="Calibri" w:cs="Calibri" w:eastAsia="Calibri" w:hAnsi="Calibri"/>
-                <w:b/>
-                <w:bCs/>
-                <w:i w:val="false"/>
-                <w:iCs w:val="false"/>
-                <w:color w:val="1A1F36"/>
-                <w:sz w:val="18"/>
-                <w:szCs w:val="18"/>
-              </w:rPr>
-              <w:t xml:space="preserve">Как исправляем</w:t>
-            </w:r>
-          </w:p>
-        </w:tc>
-      </w:tr>
-      <w:tr>
-        <w:tc>
-          <w:tcPr>
-            <w:tcW w:type="dxa" w:w="900"/>
-            <w:tcBorders>
-              <w:top w:val="single" w:color="C7CBDC" w:sz="4"/>
-              <w:left w:val="single" w:color="C7CBDC" w:sz="4"/>
-              <w:bottom w:val="single" w:color="C7CBDC" w:sz="4"/>
-              <w:right w:val="single" w:color="C7CBDC" w:sz="4"/>
-            </w:tcBorders>
-            <w:tcMar>
-              <w:top w:type="dxa" w:w="60"/>
-              <w:left w:type="dxa" w:w="90"/>
-              <w:bottom w:type="dxa" w:w="60"/>
-              <w:right w:type="dxa" w:w="90"/>
-            </w:tcMar>
-            <w:vAlign w:val="top"/>
-          </w:tcPr>
-          <w:p>
-            <w:pPr>
-              <w:spacing w:after="0" w:before="0"/>
-            </w:pPr>
-            <w:r>
-              <w:rPr>
-                <w:rFonts w:ascii="Calibri" w:cs="Calibri" w:eastAsia="Calibri" w:hAnsi="Calibri"/>
-                <w:b/>
-                <w:bCs/>
-                <w:i w:val="false"/>
-                <w:iCs w:val="false"/>
-                <w:color w:val="1A1F36"/>
-                <w:sz w:val="18"/>
-                <w:szCs w:val="18"/>
-              </w:rPr>
-              <w:t xml:space="preserve">166</w:t>
-            </w:r>
-          </w:p>
-        </w:tc>
-        <w:tc>
-          <w:tcPr>
-            <w:tcW w:type="dxa" w:w="2600"/>
-            <w:tcBorders>
-              <w:top w:val="single" w:color="C7CBDC" w:sz="4"/>
-              <w:left w:val="single" w:color="C7CBDC" w:sz="4"/>
-              <w:bottom w:val="single" w:color="C7CBDC" w:sz="4"/>
-              <w:right w:val="single" w:color="C7CBDC" w:sz="4"/>
-            </w:tcBorders>
-            <w:tcMar>
-              <w:top w:type="dxa" w:w="60"/>
-              <w:left w:type="dxa" w:w="90"/>
-              <w:bottom w:type="dxa" w:w="60"/>
-              <w:right w:type="dxa" w:w="90"/>
-            </w:tcMar>
-            <w:vAlign w:val="top"/>
-          </w:tcPr>
-          <w:p>
-            <w:pPr>
-              <w:spacing w:after="0"/>
-            </w:pPr>
-            <w:r>
-              <w:rPr>
-                <w:rFonts w:ascii="Calibri" w:cs="Calibri" w:eastAsia="Calibri" w:hAnsi="Calibri"/>
-                <w:b w:val="false"/>
-                <w:bCs w:val="false"/>
-                <w:i w:val="false"/>
-                <w:iCs w:val="false"/>
-                <w:color w:val="1A1F36"/>
-                <w:sz w:val="18"/>
-                <w:szCs w:val="18"/>
-              </w:rPr>
-              <w:t xml:space="preserve">игрок без номера</w:t>
-            </w:r>
-          </w:p>
-        </w:tc>
-        <w:tc>
-          <w:tcPr>
-            <w:tcW w:type="dxa" w:w="2400"/>
-            <w:tcBorders>
-              <w:top w:val="single" w:color="C7CBDC" w:sz="4"/>
-              <w:left w:val="single" w:color="C7CBDC" w:sz="4"/>
-              <w:bottom w:val="single" w:color="C7CBDC" w:sz="4"/>
-              <w:right w:val="single" w:color="C7CBDC" w:sz="4"/>
-            </w:tcBorders>
-            <w:tcMar>
-              <w:top w:type="dxa" w:w="60"/>
-              <w:left w:type="dxa" w:w="90"/>
-              <w:bottom w:type="dxa" w:w="60"/>
-              <w:right w:type="dxa" w:w="90"/>
-            </w:tcMar>
-            <w:vAlign w:val="top"/>
-          </w:tcPr>
-          <w:p>
-            <w:pPr>
-              <w:spacing w:after="0"/>
-            </w:pPr>
-            <w:r>
-              <w:rPr>
-                <w:rFonts w:ascii="Calibri" w:cs="Calibri" w:eastAsia="Calibri" w:hAnsi="Calibri"/>
-                <w:b w:val="false"/>
-                <w:bCs w:val="false"/>
-                <w:i w:val="false"/>
-                <w:iCs w:val="false"/>
-                <w:color w:val="5A5F7A"/>
-                <w:sz w:val="18"/>
-                <w:szCs w:val="18"/>
-              </w:rPr>
-              <w:t xml:space="preserve">—</w:t>
-            </w:r>
-          </w:p>
-        </w:tc>
-        <w:tc>
-          <w:tcPr>
-            <w:tcW w:type="dxa" w:w="4400"/>
-            <w:tcBorders>
-              <w:top w:val="single" w:color="C7CBDC" w:sz="4"/>
-              <w:left w:val="single" w:color="C7CBDC" w:sz="4"/>
-              <w:bottom w:val="single" w:color="C7CBDC" w:sz="4"/>
-              <w:right w:val="single" w:color="C7CBDC" w:sz="4"/>
-            </w:tcBorders>
-            <w:tcMar>
-              <w:top w:type="dxa" w:w="60"/>
-              <w:left w:type="dxa" w:w="90"/>
-              <w:bottom w:type="dxa" w:w="60"/>
-              <w:right w:type="dxa" w:w="90"/>
-            </w:tcMar>
-            <w:vAlign w:val="top"/>
-          </w:tcPr>
-          <w:p>
-            <w:pPr>
-              <w:spacing w:after="0" w:before="0"/>
-            </w:pPr>
-            <w:r>
-              <w:rPr>
-                <w:rFonts w:ascii="Calibri" w:cs="Calibri" w:eastAsia="Calibri" w:hAnsi="Calibri"/>
-                <w:b w:val="false"/>
-                <w:bCs w:val="false"/>
-                <w:i w:val="false"/>
-                <w:iCs w:val="false"/>
-                <w:color w:val="1A1F36"/>
-                <w:sz w:val="18"/>
-                <w:szCs w:val="18"/>
-              </w:rPr>
-              <w:t xml:space="preserve">Бамбуркин Владимир Васильевич (Сармат) — не указан игровой номер. Какой у него номер?</w:t>
+            <w:shd w:fill="F7F8FC" w:color="auto" w:val="clear"/>
+            <w:tcMar>
+              <w:top w:type="dxa" w:w="60"/>
+              <w:left w:type="dxa" w:w="90"/>
+              <w:bottom w:type="dxa" w:w="60"/>
+              <w:right w:type="dxa" w:w="90"/>
+            </w:tcMar>
+            <w:vAlign w:val="top"/>
+          </w:tcPr>
+          <w:p>
+            <w:pPr>
+              <w:spacing w:after="0" w:before="0"/>
+            </w:pPr>
+            <w:r>
+              <w:rPr>
+                <w:rFonts w:ascii="Calibri" w:cs="Calibri" w:eastAsia="Calibri" w:hAnsi="Calibri"/>
+                <w:b w:val="false"/>
+                <w:bCs w:val="false"/>
+                <w:i w:val="false"/>
+                <w:iCs w:val="false"/>
+                <w:color w:val="1A1F36"/>
+                <w:sz w:val="18"/>
+                <w:szCs w:val="18"/>
+              </w:rPr>
+              <w:t xml:space="preserve">В этих матчах составы команд Айсфокс и Штурм поменяны местами: игроки, указанные здесь в составе команды Айсфокс, в остальных матчах играют в составе команды Штурм, и наоборот. В каком из матчей команды указаны верно?</w:t>
             </w:r>
           </w:p>
         </w:tc>
@@ -14599,7 +11323,7 @@
                 <w:sz w:val="18"/>
                 <w:szCs w:val="18"/>
               </w:rPr>
-              <w:t xml:space="preserve"/>
+              <w:t xml:space="preserve">Проверяющий: исправил у себя; ждём исправленный файл.</w:t>
             </w:r>
           </w:p>
         </w:tc>
@@ -14614,7 +11338,6 @@
               <w:bottom w:val="single" w:color="C7CBDC" w:sz="4"/>
               <w:right w:val="single" w:color="C7CBDC" w:sz="4"/>
             </w:tcBorders>
-            <w:shd w:fill="F7F8FC" w:color="auto" w:val="clear"/>
             <w:tcMar>
               <w:top w:type="dxa" w:w="60"/>
               <w:left w:type="dxa" w:w="90"/>
@@ -14638,7 +11361,7 @@
                 <w:sz w:val="18"/>
                 <w:szCs w:val="18"/>
               </w:rPr>
-              <w:t xml:space="preserve">16, 31, 181, 226, 241</w:t>
+              <w:t xml:space="preserve">166</w:t>
             </w:r>
           </w:p>
         </w:tc>
@@ -14651,7 +11374,6 @@
               <w:bottom w:val="single" w:color="C7CBDC" w:sz="4"/>
               <w:right w:val="single" w:color="C7CBDC" w:sz="4"/>
             </w:tcBorders>
-            <w:shd w:fill="F7F8FC" w:color="auto" w:val="clear"/>
             <w:tcMar>
               <w:top w:type="dxa" w:w="60"/>
               <w:left w:type="dxa" w:w="90"/>
@@ -14675,7 +11397,7 @@
                 <w:sz w:val="18"/>
                 <w:szCs w:val="18"/>
               </w:rPr>
-              <w:t xml:space="preserve">игрок без номера</w:t>
+              <w:t xml:space="preserve">составы команд перепутаны местами</w:t>
             </w:r>
           </w:p>
         </w:tc>
@@ -14688,7 +11410,6 @@
               <w:bottom w:val="single" w:color="C7CBDC" w:sz="4"/>
               <w:right w:val="single" w:color="C7CBDC" w:sz="4"/>
             </w:tcBorders>
-            <w:shd w:fill="F7F8FC" w:color="auto" w:val="clear"/>
             <w:tcMar>
               <w:top w:type="dxa" w:w="60"/>
               <w:left w:type="dxa" w:w="90"/>
@@ -14725,31 +11446,30 @@
               <w:bottom w:val="single" w:color="C7CBDC" w:sz="4"/>
               <w:right w:val="single" w:color="C7CBDC" w:sz="4"/>
             </w:tcBorders>
-            <w:shd w:fill="F7F8FC" w:color="auto" w:val="clear"/>
-            <w:tcMar>
-              <w:top w:type="dxa" w:w="60"/>
-              <w:left w:type="dxa" w:w="90"/>
-              <w:bottom w:type="dxa" w:w="60"/>
-              <w:right w:type="dxa" w:w="90"/>
-            </w:tcMar>
-            <w:vAlign w:val="top"/>
-          </w:tcPr>
-          <w:p>
-            <w:pPr>
-              <w:spacing w:after="0" w:before="0"/>
-            </w:pPr>
-            <w:r>
-              <w:rPr>
-                <w:rFonts w:ascii="Calibri" w:cs="Calibri" w:eastAsia="Calibri" w:hAnsi="Calibri"/>
-                <w:b w:val="false"/>
-                <w:bCs w:val="false"/>
-                <w:i w:val="false"/>
-                <w:iCs w:val="false"/>
-                <w:color w:val="1A1F36"/>
-                <w:sz w:val="18"/>
-                <w:szCs w:val="18"/>
-              </w:rPr>
-              <w:t xml:space="preserve">Бамбуркин Владимир Васильевич (Спортдепо) — не указан игровой номер. Встречается в 5 матчах. Какой у него номер?</w:t>
+            <w:tcMar>
+              <w:top w:type="dxa" w:w="60"/>
+              <w:left w:type="dxa" w:w="90"/>
+              <w:bottom w:type="dxa" w:w="60"/>
+              <w:right w:type="dxa" w:w="90"/>
+            </w:tcMar>
+            <w:vAlign w:val="top"/>
+          </w:tcPr>
+          <w:p>
+            <w:pPr>
+              <w:spacing w:after="0" w:before="0"/>
+            </w:pPr>
+            <w:r>
+              <w:rPr>
+                <w:rFonts w:ascii="Calibri" w:cs="Calibri" w:eastAsia="Calibri" w:hAnsi="Calibri"/>
+                <w:b w:val="false"/>
+                <w:bCs w:val="false"/>
+                <w:i w:val="false"/>
+                <w:iCs w:val="false"/>
+                <w:color w:val="1A1F36"/>
+                <w:sz w:val="18"/>
+                <w:szCs w:val="18"/>
+              </w:rPr>
+              <w:t xml:space="preserve">В этом матче составы команд Сармат и Спортдепо поменяны местами: игроки, указанные здесь в составе команды Сармат, в остальных матчах играют в составе команды Спортдепо, и наоборот. Какие составы верные?</w:t>
             </w:r>
           </w:p>
         </w:tc>
@@ -14785,2029 +11505,7 @@
                 <w:sz w:val="18"/>
                 <w:szCs w:val="18"/>
               </w:rPr>
-              <w:t xml:space="preserve"/>
-            </w:r>
-          </w:p>
-        </w:tc>
-      </w:tr>
-      <w:tr>
-        <w:tc>
-          <w:tcPr>
-            <w:tcW w:type="dxa" w:w="900"/>
-            <w:tcBorders>
-              <w:top w:val="single" w:color="C7CBDC" w:sz="4"/>
-              <w:left w:val="single" w:color="C7CBDC" w:sz="4"/>
-              <w:bottom w:val="single" w:color="C7CBDC" w:sz="4"/>
-              <w:right w:val="single" w:color="C7CBDC" w:sz="4"/>
-            </w:tcBorders>
-            <w:tcMar>
-              <w:top w:type="dxa" w:w="60"/>
-              <w:left w:type="dxa" w:w="90"/>
-              <w:bottom w:type="dxa" w:w="60"/>
-              <w:right w:type="dxa" w:w="90"/>
-            </w:tcMar>
-            <w:vAlign w:val="top"/>
-          </w:tcPr>
-          <w:p>
-            <w:pPr>
-              <w:spacing w:after="0" w:before="0"/>
-            </w:pPr>
-            <w:r>
-              <w:rPr>
-                <w:rFonts w:ascii="Calibri" w:cs="Calibri" w:eastAsia="Calibri" w:hAnsi="Calibri"/>
-                <w:b/>
-                <w:bCs/>
-                <w:i w:val="false"/>
-                <w:iCs w:val="false"/>
-                <w:color w:val="1A1F36"/>
-                <w:sz w:val="18"/>
-                <w:szCs w:val="18"/>
-              </w:rPr>
-              <w:t xml:space="preserve">106</w:t>
-            </w:r>
-          </w:p>
-        </w:tc>
-        <w:tc>
-          <w:tcPr>
-            <w:tcW w:type="dxa" w:w="2600"/>
-            <w:tcBorders>
-              <w:top w:val="single" w:color="C7CBDC" w:sz="4"/>
-              <w:left w:val="single" w:color="C7CBDC" w:sz="4"/>
-              <w:bottom w:val="single" w:color="C7CBDC" w:sz="4"/>
-              <w:right w:val="single" w:color="C7CBDC" w:sz="4"/>
-            </w:tcBorders>
-            <w:tcMar>
-              <w:top w:type="dxa" w:w="60"/>
-              <w:left w:type="dxa" w:w="90"/>
-              <w:bottom w:type="dxa" w:w="60"/>
-              <w:right w:type="dxa" w:w="90"/>
-            </w:tcMar>
-            <w:vAlign w:val="top"/>
-          </w:tcPr>
-          <w:p>
-            <w:pPr>
-              <w:spacing w:after="0"/>
-            </w:pPr>
-            <w:r>
-              <w:rPr>
-                <w:rFonts w:ascii="Calibri" w:cs="Calibri" w:eastAsia="Calibri" w:hAnsi="Calibri"/>
-                <w:b w:val="false"/>
-                <w:bCs w:val="false"/>
-                <w:i w:val="false"/>
-                <w:iCs w:val="false"/>
-                <w:color w:val="1A1F36"/>
-                <w:sz w:val="18"/>
-                <w:szCs w:val="18"/>
-              </w:rPr>
-              <w:t xml:space="preserve">повтор игрового номера</w:t>
-            </w:r>
-          </w:p>
-        </w:tc>
-        <w:tc>
-          <w:tcPr>
-            <w:tcW w:type="dxa" w:w="2400"/>
-            <w:tcBorders>
-              <w:top w:val="single" w:color="C7CBDC" w:sz="4"/>
-              <w:left w:val="single" w:color="C7CBDC" w:sz="4"/>
-              <w:bottom w:val="single" w:color="C7CBDC" w:sz="4"/>
-              <w:right w:val="single" w:color="C7CBDC" w:sz="4"/>
-            </w:tcBorders>
-            <w:tcMar>
-              <w:top w:type="dxa" w:w="60"/>
-              <w:left w:type="dxa" w:w="90"/>
-              <w:bottom w:type="dxa" w:w="60"/>
-              <w:right w:type="dxa" w:w="90"/>
-            </w:tcMar>
-            <w:vAlign w:val="top"/>
-          </w:tcPr>
-          <w:p>
-            <w:pPr>
-              <w:spacing w:after="0"/>
-            </w:pPr>
-            <w:r>
-              <w:rPr>
-                <w:rFonts w:ascii="Calibri" w:cs="Calibri" w:eastAsia="Calibri" w:hAnsi="Calibri"/>
-                <w:b w:val="false"/>
-                <w:bCs w:val="false"/>
-                <w:i w:val="false"/>
-                <w:iCs w:val="false"/>
-                <w:color w:val="5A5F7A"/>
-                <w:sz w:val="18"/>
-                <w:szCs w:val="18"/>
-              </w:rPr>
-              <w:t xml:space="preserve">—</w:t>
-            </w:r>
-          </w:p>
-        </w:tc>
-        <w:tc>
-          <w:tcPr>
-            <w:tcW w:type="dxa" w:w="4400"/>
-            <w:tcBorders>
-              <w:top w:val="single" w:color="C7CBDC" w:sz="4"/>
-              <w:left w:val="single" w:color="C7CBDC" w:sz="4"/>
-              <w:bottom w:val="single" w:color="C7CBDC" w:sz="4"/>
-              <w:right w:val="single" w:color="C7CBDC" w:sz="4"/>
-            </w:tcBorders>
-            <w:tcMar>
-              <w:top w:type="dxa" w:w="60"/>
-              <w:left w:type="dxa" w:w="90"/>
-              <w:bottom w:type="dxa" w:w="60"/>
-              <w:right w:type="dxa" w:w="90"/>
-            </w:tcMar>
-            <w:vAlign w:val="top"/>
-          </w:tcPr>
-          <w:p>
-            <w:pPr>
-              <w:spacing w:after="0" w:before="0"/>
-            </w:pPr>
-            <w:r>
-              <w:rPr>
-                <w:rFonts w:ascii="Calibri" w:cs="Calibri" w:eastAsia="Calibri" w:hAnsi="Calibri"/>
-                <w:b w:val="false"/>
-                <w:bCs w:val="false"/>
-                <w:i w:val="false"/>
-                <w:iCs w:val="false"/>
-                <w:color w:val="1A1F36"/>
-                <w:sz w:val="18"/>
-                <w:szCs w:val="18"/>
-              </w:rPr>
-              <w:t xml:space="preserve">В составе Айсфокс номер 11 стоит сразу у двух игроков: Железнов Игорь Владимирович и Соболев Дмитрий Александрович. У кого из них этот номер верный?</w:t>
-            </w:r>
-          </w:p>
-        </w:tc>
-        <w:tc>
-          <w:tcPr>
-            <w:tcW w:type="dxa" w:w="4950"/>
-            <w:tcBorders>
-              <w:top w:val="single" w:color="C7CBDC" w:sz="4"/>
-              <w:left w:val="single" w:color="C7CBDC" w:sz="4"/>
-              <w:bottom w:val="single" w:color="C7CBDC" w:sz="4"/>
-              <w:right w:val="single" w:color="C7CBDC" w:sz="4"/>
-            </w:tcBorders>
-            <w:tcMar>
-              <w:top w:type="dxa" w:w="60"/>
-              <w:left w:type="dxa" w:w="90"/>
-              <w:bottom w:type="dxa" w:w="60"/>
-              <w:right w:type="dxa" w:w="90"/>
-            </w:tcMar>
-            <w:vAlign w:val="top"/>
-          </w:tcPr>
-          <w:p>
-            <w:pPr>
-              <w:spacing w:after="0" w:before="0"/>
-            </w:pPr>
-            <w:r>
-              <w:rPr>
-                <w:rFonts w:ascii="Calibri" w:cs="Calibri" w:eastAsia="Calibri" w:hAnsi="Calibri"/>
-                <w:b w:val="false"/>
-                <w:bCs w:val="false"/>
-                <w:i/>
-                <w:iCs/>
-                <w:color w:val="2B2F77"/>
-                <w:sz w:val="18"/>
-                <w:szCs w:val="18"/>
-              </w:rPr>
-              <w:t xml:space="preserve"/>
-            </w:r>
-          </w:p>
-        </w:tc>
-      </w:tr>
-      <w:tr>
-        <w:tc>
-          <w:tcPr>
-            <w:tcW w:type="dxa" w:w="900"/>
-            <w:tcBorders>
-              <w:top w:val="single" w:color="C7CBDC" w:sz="4"/>
-              <w:left w:val="single" w:color="C7CBDC" w:sz="4"/>
-              <w:bottom w:val="single" w:color="C7CBDC" w:sz="4"/>
-              <w:right w:val="single" w:color="C7CBDC" w:sz="4"/>
-            </w:tcBorders>
-            <w:shd w:fill="F7F8FC" w:color="auto" w:val="clear"/>
-            <w:tcMar>
-              <w:top w:type="dxa" w:w="60"/>
-              <w:left w:type="dxa" w:w="90"/>
-              <w:bottom w:type="dxa" w:w="60"/>
-              <w:right w:type="dxa" w:w="90"/>
-            </w:tcMar>
-            <w:vAlign w:val="top"/>
-          </w:tcPr>
-          <w:p>
-            <w:pPr>
-              <w:spacing w:after="0" w:before="0"/>
-            </w:pPr>
-            <w:r>
-              <w:rPr>
-                <w:rFonts w:ascii="Calibri" w:cs="Calibri" w:eastAsia="Calibri" w:hAnsi="Calibri"/>
-                <w:b/>
-                <w:bCs/>
-                <w:i w:val="false"/>
-                <w:iCs w:val="false"/>
-                <w:color w:val="1A1F36"/>
-                <w:sz w:val="18"/>
-                <w:szCs w:val="18"/>
-              </w:rPr>
-              <w:t xml:space="preserve">1, 61, 121, 256, 271</w:t>
-            </w:r>
-          </w:p>
-        </w:tc>
-        <w:tc>
-          <w:tcPr>
-            <w:tcW w:type="dxa" w:w="2600"/>
-            <w:tcBorders>
-              <w:top w:val="single" w:color="C7CBDC" w:sz="4"/>
-              <w:left w:val="single" w:color="C7CBDC" w:sz="4"/>
-              <w:bottom w:val="single" w:color="C7CBDC" w:sz="4"/>
-              <w:right w:val="single" w:color="C7CBDC" w:sz="4"/>
-            </w:tcBorders>
-            <w:shd w:fill="F7F8FC" w:color="auto" w:val="clear"/>
-            <w:tcMar>
-              <w:top w:type="dxa" w:w="60"/>
-              <w:left w:type="dxa" w:w="90"/>
-              <w:bottom w:type="dxa" w:w="60"/>
-              <w:right w:type="dxa" w:w="90"/>
-            </w:tcMar>
-            <w:vAlign w:val="top"/>
-          </w:tcPr>
-          <w:p>
-            <w:pPr>
-              <w:spacing w:after="0"/>
-            </w:pPr>
-            <w:r>
-              <w:rPr>
-                <w:rFonts w:ascii="Calibri" w:cs="Calibri" w:eastAsia="Calibri" w:hAnsi="Calibri"/>
-                <w:b w:val="false"/>
-                <w:bCs w:val="false"/>
-                <w:i w:val="false"/>
-                <w:iCs w:val="false"/>
-                <w:color w:val="1A1F36"/>
-                <w:sz w:val="18"/>
-                <w:szCs w:val="18"/>
-              </w:rPr>
-              <w:t xml:space="preserve">повтор игрового номера</w:t>
-            </w:r>
-          </w:p>
-        </w:tc>
-        <w:tc>
-          <w:tcPr>
-            <w:tcW w:type="dxa" w:w="2400"/>
-            <w:tcBorders>
-              <w:top w:val="single" w:color="C7CBDC" w:sz="4"/>
-              <w:left w:val="single" w:color="C7CBDC" w:sz="4"/>
-              <w:bottom w:val="single" w:color="C7CBDC" w:sz="4"/>
-              <w:right w:val="single" w:color="C7CBDC" w:sz="4"/>
-            </w:tcBorders>
-            <w:shd w:fill="F7F8FC" w:color="auto" w:val="clear"/>
-            <w:tcMar>
-              <w:top w:type="dxa" w:w="60"/>
-              <w:left w:type="dxa" w:w="90"/>
-              <w:bottom w:type="dxa" w:w="60"/>
-              <w:right w:type="dxa" w:w="90"/>
-            </w:tcMar>
-            <w:vAlign w:val="top"/>
-          </w:tcPr>
-          <w:p>
-            <w:pPr>
-              <w:spacing w:after="0"/>
-            </w:pPr>
-            <w:r>
-              <w:rPr>
-                <w:rFonts w:ascii="Calibri" w:cs="Calibri" w:eastAsia="Calibri" w:hAnsi="Calibri"/>
-                <w:b w:val="false"/>
-                <w:bCs w:val="false"/>
-                <w:i w:val="false"/>
-                <w:iCs w:val="false"/>
-                <w:color w:val="5A5F7A"/>
-                <w:sz w:val="18"/>
-                <w:szCs w:val="18"/>
-              </w:rPr>
-              <w:t xml:space="preserve">—</w:t>
-            </w:r>
-          </w:p>
-        </w:tc>
-        <w:tc>
-          <w:tcPr>
-            <w:tcW w:type="dxa" w:w="4400"/>
-            <w:tcBorders>
-              <w:top w:val="single" w:color="C7CBDC" w:sz="4"/>
-              <w:left w:val="single" w:color="C7CBDC" w:sz="4"/>
-              <w:bottom w:val="single" w:color="C7CBDC" w:sz="4"/>
-              <w:right w:val="single" w:color="C7CBDC" w:sz="4"/>
-            </w:tcBorders>
-            <w:shd w:fill="F7F8FC" w:color="auto" w:val="clear"/>
-            <w:tcMar>
-              <w:top w:type="dxa" w:w="60"/>
-              <w:left w:type="dxa" w:w="90"/>
-              <w:bottom w:type="dxa" w:w="60"/>
-              <w:right w:type="dxa" w:w="90"/>
-            </w:tcMar>
-            <w:vAlign w:val="top"/>
-          </w:tcPr>
-          <w:p>
-            <w:pPr>
-              <w:spacing w:after="0" w:before="0"/>
-            </w:pPr>
-            <w:r>
-              <w:rPr>
-                <w:rFonts w:ascii="Calibri" w:cs="Calibri" w:eastAsia="Calibri" w:hAnsi="Calibri"/>
-                <w:b w:val="false"/>
-                <w:bCs w:val="false"/>
-                <w:i w:val="false"/>
-                <w:iCs w:val="false"/>
-                <w:color w:val="1A1F36"/>
-                <w:sz w:val="18"/>
-                <w:szCs w:val="18"/>
-              </w:rPr>
-              <w:t xml:space="preserve">В составе Факел номер 11 стоит сразу у двух игроков: Железнов Игорь Владимирович и Соболев Дмитрий Александрович. Встречается в 5 матчах. У кого из них этот номер верный?</w:t>
-            </w:r>
-          </w:p>
-        </w:tc>
-        <w:tc>
-          <w:tcPr>
-            <w:tcW w:type="dxa" w:w="4950"/>
-            <w:tcBorders>
-              <w:top w:val="single" w:color="C7CBDC" w:sz="4"/>
-              <w:left w:val="single" w:color="C7CBDC" w:sz="4"/>
-              <w:bottom w:val="single" w:color="C7CBDC" w:sz="4"/>
-              <w:right w:val="single" w:color="C7CBDC" w:sz="4"/>
-            </w:tcBorders>
-            <w:tcMar>
-              <w:top w:type="dxa" w:w="60"/>
-              <w:left w:type="dxa" w:w="90"/>
-              <w:bottom w:type="dxa" w:w="60"/>
-              <w:right w:type="dxa" w:w="90"/>
-            </w:tcMar>
-            <w:vAlign w:val="top"/>
-          </w:tcPr>
-          <w:p>
-            <w:pPr>
-              <w:spacing w:after="0" w:before="0"/>
-            </w:pPr>
-            <w:r>
-              <w:rPr>
-                <w:rFonts w:ascii="Calibri" w:cs="Calibri" w:eastAsia="Calibri" w:hAnsi="Calibri"/>
-                <w:b w:val="false"/>
-                <w:bCs w:val="false"/>
-                <w:i/>
-                <w:iCs/>
-                <w:color w:val="2B2F77"/>
-                <w:sz w:val="18"/>
-                <w:szCs w:val="18"/>
-              </w:rPr>
-              <w:t xml:space="preserve"/>
-            </w:r>
-          </w:p>
-        </w:tc>
-      </w:tr>
-      <w:tr>
-        <w:tc>
-          <w:tcPr>
-            <w:tcW w:type="dxa" w:w="900"/>
-            <w:tcBorders>
-              <w:top w:val="single" w:color="C7CBDC" w:sz="4"/>
-              <w:left w:val="single" w:color="C7CBDC" w:sz="4"/>
-              <w:bottom w:val="single" w:color="C7CBDC" w:sz="4"/>
-              <w:right w:val="single" w:color="C7CBDC" w:sz="4"/>
-            </w:tcBorders>
-            <w:tcMar>
-              <w:top w:type="dxa" w:w="60"/>
-              <w:left w:type="dxa" w:w="90"/>
-              <w:bottom w:type="dxa" w:w="60"/>
-              <w:right w:type="dxa" w:w="90"/>
-            </w:tcMar>
-            <w:vAlign w:val="top"/>
-          </w:tcPr>
-          <w:p>
-            <w:pPr>
-              <w:spacing w:after="0" w:before="0"/>
-            </w:pPr>
-            <w:r>
-              <w:rPr>
-                <w:rFonts w:ascii="Calibri" w:cs="Calibri" w:eastAsia="Calibri" w:hAnsi="Calibri"/>
-                <w:b/>
-                <w:bCs/>
-                <w:i w:val="false"/>
-                <w:iCs w:val="false"/>
-                <w:color w:val="1A1F36"/>
-                <w:sz w:val="18"/>
-                <w:szCs w:val="18"/>
-              </w:rPr>
-              <w:t xml:space="preserve">46</w:t>
-            </w:r>
-          </w:p>
-        </w:tc>
-        <w:tc>
-          <w:tcPr>
-            <w:tcW w:type="dxa" w:w="2600"/>
-            <w:tcBorders>
-              <w:top w:val="single" w:color="C7CBDC" w:sz="4"/>
-              <w:left w:val="single" w:color="C7CBDC" w:sz="4"/>
-              <w:bottom w:val="single" w:color="C7CBDC" w:sz="4"/>
-              <w:right w:val="single" w:color="C7CBDC" w:sz="4"/>
-            </w:tcBorders>
-            <w:tcMar>
-              <w:top w:type="dxa" w:w="60"/>
-              <w:left w:type="dxa" w:w="90"/>
-              <w:bottom w:type="dxa" w:w="60"/>
-              <w:right w:type="dxa" w:w="90"/>
-            </w:tcMar>
-            <w:vAlign w:val="top"/>
-          </w:tcPr>
-          <w:p>
-            <w:pPr>
-              <w:spacing w:after="0"/>
-            </w:pPr>
-            <w:r>
-              <w:rPr>
-                <w:rFonts w:ascii="Calibri" w:cs="Calibri" w:eastAsia="Calibri" w:hAnsi="Calibri"/>
-                <w:b w:val="false"/>
-                <w:bCs w:val="false"/>
-                <w:i w:val="false"/>
-                <w:iCs w:val="false"/>
-                <w:color w:val="1A1F36"/>
-                <w:sz w:val="18"/>
-                <w:szCs w:val="18"/>
-              </w:rPr>
-              <w:t xml:space="preserve">повтор игрового номера</w:t>
-            </w:r>
-          </w:p>
-        </w:tc>
-        <w:tc>
-          <w:tcPr>
-            <w:tcW w:type="dxa" w:w="2400"/>
-            <w:tcBorders>
-              <w:top w:val="single" w:color="C7CBDC" w:sz="4"/>
-              <w:left w:val="single" w:color="C7CBDC" w:sz="4"/>
-              <w:bottom w:val="single" w:color="C7CBDC" w:sz="4"/>
-              <w:right w:val="single" w:color="C7CBDC" w:sz="4"/>
-            </w:tcBorders>
-            <w:tcMar>
-              <w:top w:type="dxa" w:w="60"/>
-              <w:left w:type="dxa" w:w="90"/>
-              <w:bottom w:type="dxa" w:w="60"/>
-              <w:right w:type="dxa" w:w="90"/>
-            </w:tcMar>
-            <w:vAlign w:val="top"/>
-          </w:tcPr>
-          <w:p>
-            <w:pPr>
-              <w:spacing w:after="0"/>
-            </w:pPr>
-            <w:r>
-              <w:rPr>
-                <w:rFonts w:ascii="Calibri" w:cs="Calibri" w:eastAsia="Calibri" w:hAnsi="Calibri"/>
-                <w:b w:val="false"/>
-                <w:bCs w:val="false"/>
-                <w:i w:val="false"/>
-                <w:iCs w:val="false"/>
-                <w:color w:val="5A5F7A"/>
-                <w:sz w:val="18"/>
-                <w:szCs w:val="18"/>
-              </w:rPr>
-              <w:t xml:space="preserve">—</w:t>
-            </w:r>
-          </w:p>
-        </w:tc>
-        <w:tc>
-          <w:tcPr>
-            <w:tcW w:type="dxa" w:w="4400"/>
-            <w:tcBorders>
-              <w:top w:val="single" w:color="C7CBDC" w:sz="4"/>
-              <w:left w:val="single" w:color="C7CBDC" w:sz="4"/>
-              <w:bottom w:val="single" w:color="C7CBDC" w:sz="4"/>
-              <w:right w:val="single" w:color="C7CBDC" w:sz="4"/>
-            </w:tcBorders>
-            <w:tcMar>
-              <w:top w:type="dxa" w:w="60"/>
-              <w:left w:type="dxa" w:w="90"/>
-              <w:bottom w:type="dxa" w:w="60"/>
-              <w:right w:type="dxa" w:w="90"/>
-            </w:tcMar>
-            <w:vAlign w:val="top"/>
-          </w:tcPr>
-          <w:p>
-            <w:pPr>
-              <w:spacing w:after="0" w:before="0"/>
-            </w:pPr>
-            <w:r>
-              <w:rPr>
-                <w:rFonts w:ascii="Calibri" w:cs="Calibri" w:eastAsia="Calibri" w:hAnsi="Calibri"/>
-                <w:b w:val="false"/>
-                <w:bCs w:val="false"/>
-                <w:i w:val="false"/>
-                <w:iCs w:val="false"/>
-                <w:color w:val="1A1F36"/>
-                <w:sz w:val="18"/>
-                <w:szCs w:val="18"/>
-              </w:rPr>
-              <w:t xml:space="preserve">В составе Штурм номер 11 стоит сразу у двух игроков: Железнов Игорь Владимирович и Соболев Дмитрий Александрович. У кого из них этот номер верный?</w:t>
-            </w:r>
-          </w:p>
-        </w:tc>
-        <w:tc>
-          <w:tcPr>
-            <w:tcW w:type="dxa" w:w="4950"/>
-            <w:tcBorders>
-              <w:top w:val="single" w:color="C7CBDC" w:sz="4"/>
-              <w:left w:val="single" w:color="C7CBDC" w:sz="4"/>
-              <w:bottom w:val="single" w:color="C7CBDC" w:sz="4"/>
-              <w:right w:val="single" w:color="C7CBDC" w:sz="4"/>
-            </w:tcBorders>
-            <w:tcMar>
-              <w:top w:type="dxa" w:w="60"/>
-              <w:left w:type="dxa" w:w="90"/>
-              <w:bottom w:type="dxa" w:w="60"/>
-              <w:right w:type="dxa" w:w="90"/>
-            </w:tcMar>
-            <w:vAlign w:val="top"/>
-          </w:tcPr>
-          <w:p>
-            <w:pPr>
-              <w:spacing w:after="0" w:before="0"/>
-            </w:pPr>
-            <w:r>
-              <w:rPr>
-                <w:rFonts w:ascii="Calibri" w:cs="Calibri" w:eastAsia="Calibri" w:hAnsi="Calibri"/>
-                <w:b w:val="false"/>
-                <w:bCs w:val="false"/>
-                <w:i/>
-                <w:iCs/>
-                <w:color w:val="2B2F77"/>
-                <w:sz w:val="18"/>
-                <w:szCs w:val="18"/>
-              </w:rPr>
-              <w:t xml:space="preserve"/>
-            </w:r>
-          </w:p>
-        </w:tc>
-      </w:tr>
-      <w:tr>
-        <w:tc>
-          <w:tcPr>
-            <w:tcW w:type="dxa" w:w="900"/>
-            <w:tcBorders>
-              <w:top w:val="single" w:color="C7CBDC" w:sz="4"/>
-              <w:left w:val="single" w:color="C7CBDC" w:sz="4"/>
-              <w:bottom w:val="single" w:color="C7CBDC" w:sz="4"/>
-              <w:right w:val="single" w:color="C7CBDC" w:sz="4"/>
-            </w:tcBorders>
-            <w:shd w:fill="F7F8FC" w:color="auto" w:val="clear"/>
-            <w:tcMar>
-              <w:top w:type="dxa" w:w="60"/>
-              <w:left w:type="dxa" w:w="90"/>
-              <w:bottom w:type="dxa" w:w="60"/>
-              <w:right w:type="dxa" w:w="90"/>
-            </w:tcMar>
-            <w:vAlign w:val="top"/>
-          </w:tcPr>
-          <w:p>
-            <w:pPr>
-              <w:spacing w:after="0" w:before="0"/>
-            </w:pPr>
-            <w:r>
-              <w:rPr>
-                <w:rFonts w:ascii="Calibri" w:cs="Calibri" w:eastAsia="Calibri" w:hAnsi="Calibri"/>
-                <w:b/>
-                <w:bCs/>
-                <w:i w:val="false"/>
-                <w:iCs w:val="false"/>
-                <w:color w:val="1A1F36"/>
-                <w:sz w:val="18"/>
-                <w:szCs w:val="18"/>
-              </w:rPr>
-              <w:t xml:space="preserve">166</w:t>
-            </w:r>
-          </w:p>
-        </w:tc>
-        <w:tc>
-          <w:tcPr>
-            <w:tcW w:type="dxa" w:w="2600"/>
-            <w:tcBorders>
-              <w:top w:val="single" w:color="C7CBDC" w:sz="4"/>
-              <w:left w:val="single" w:color="C7CBDC" w:sz="4"/>
-              <w:bottom w:val="single" w:color="C7CBDC" w:sz="4"/>
-              <w:right w:val="single" w:color="C7CBDC" w:sz="4"/>
-            </w:tcBorders>
-            <w:shd w:fill="F7F8FC" w:color="auto" w:val="clear"/>
-            <w:tcMar>
-              <w:top w:type="dxa" w:w="60"/>
-              <w:left w:type="dxa" w:w="90"/>
-              <w:bottom w:type="dxa" w:w="60"/>
-              <w:right w:type="dxa" w:w="90"/>
-            </w:tcMar>
-            <w:vAlign w:val="top"/>
-          </w:tcPr>
-          <w:p>
-            <w:pPr>
-              <w:spacing w:after="0"/>
-            </w:pPr>
-            <w:r>
-              <w:rPr>
-                <w:rFonts w:ascii="Calibri" w:cs="Calibri" w:eastAsia="Calibri" w:hAnsi="Calibri"/>
-                <w:b w:val="false"/>
-                <w:bCs w:val="false"/>
-                <w:i w:val="false"/>
-                <w:iCs w:val="false"/>
-                <w:color w:val="1A1F36"/>
-                <w:sz w:val="18"/>
-                <w:szCs w:val="18"/>
-              </w:rPr>
-              <w:t xml:space="preserve">состав больше обычного</w:t>
-            </w:r>
-          </w:p>
-        </w:tc>
-        <w:tc>
-          <w:tcPr>
-            <w:tcW w:type="dxa" w:w="2400"/>
-            <w:tcBorders>
-              <w:top w:val="single" w:color="C7CBDC" w:sz="4"/>
-              <w:left w:val="single" w:color="C7CBDC" w:sz="4"/>
-              <w:bottom w:val="single" w:color="C7CBDC" w:sz="4"/>
-              <w:right w:val="single" w:color="C7CBDC" w:sz="4"/>
-            </w:tcBorders>
-            <w:shd w:fill="F7F8FC" w:color="auto" w:val="clear"/>
-            <w:tcMar>
-              <w:top w:type="dxa" w:w="60"/>
-              <w:left w:type="dxa" w:w="90"/>
-              <w:bottom w:type="dxa" w:w="60"/>
-              <w:right w:type="dxa" w:w="90"/>
-            </w:tcMar>
-            <w:vAlign w:val="top"/>
-          </w:tcPr>
-          <w:p>
-            <w:pPr>
-              <w:spacing w:after="0"/>
-            </w:pPr>
-            <w:r>
-              <w:rPr>
-                <w:rFonts w:ascii="Calibri" w:cs="Calibri" w:eastAsia="Calibri" w:hAnsi="Calibri"/>
-                <w:b w:val="false"/>
-                <w:bCs w:val="false"/>
-                <w:i w:val="false"/>
-                <w:iCs w:val="false"/>
-                <w:color w:val="5A5F7A"/>
-                <w:sz w:val="18"/>
-                <w:szCs w:val="18"/>
-              </w:rPr>
-              <w:t xml:space="preserve">—</w:t>
-            </w:r>
-          </w:p>
-        </w:tc>
-        <w:tc>
-          <w:tcPr>
-            <w:tcW w:type="dxa" w:w="4400"/>
-            <w:tcBorders>
-              <w:top w:val="single" w:color="C7CBDC" w:sz="4"/>
-              <w:left w:val="single" w:color="C7CBDC" w:sz="4"/>
-              <w:bottom w:val="single" w:color="C7CBDC" w:sz="4"/>
-              <w:right w:val="single" w:color="C7CBDC" w:sz="4"/>
-            </w:tcBorders>
-            <w:shd w:fill="F7F8FC" w:color="auto" w:val="clear"/>
-            <w:tcMar>
-              <w:top w:type="dxa" w:w="60"/>
-              <w:left w:type="dxa" w:w="90"/>
-              <w:bottom w:type="dxa" w:w="60"/>
-              <w:right w:type="dxa" w:w="90"/>
-            </w:tcMar>
-            <w:vAlign w:val="top"/>
-          </w:tcPr>
-          <w:p>
-            <w:pPr>
-              <w:spacing w:after="0" w:before="0"/>
-            </w:pPr>
-            <w:r>
-              <w:rPr>
-                <w:rFonts w:ascii="Calibri" w:cs="Calibri" w:eastAsia="Calibri" w:hAnsi="Calibri"/>
-                <w:b w:val="false"/>
-                <w:bCs w:val="false"/>
-                <w:i w:val="false"/>
-                <w:iCs w:val="false"/>
-                <w:color w:val="1A1F36"/>
-                <w:sz w:val="18"/>
-                <w:szCs w:val="18"/>
-              </w:rPr>
-              <w:t xml:space="preserve">В составе Сармат заявлено 13 игроков, тогда как у остальных команд обычно 9. Это допустимо или в состав попали лишние игроки?</w:t>
-            </w:r>
-          </w:p>
-        </w:tc>
-        <w:tc>
-          <w:tcPr>
-            <w:tcW w:type="dxa" w:w="4950"/>
-            <w:tcBorders>
-              <w:top w:val="single" w:color="C7CBDC" w:sz="4"/>
-              <w:left w:val="single" w:color="C7CBDC" w:sz="4"/>
-              <w:bottom w:val="single" w:color="C7CBDC" w:sz="4"/>
-              <w:right w:val="single" w:color="C7CBDC" w:sz="4"/>
-            </w:tcBorders>
-            <w:tcMar>
-              <w:top w:type="dxa" w:w="60"/>
-              <w:left w:type="dxa" w:w="90"/>
-              <w:bottom w:type="dxa" w:w="60"/>
-              <w:right w:type="dxa" w:w="90"/>
-            </w:tcMar>
-            <w:vAlign w:val="top"/>
-          </w:tcPr>
-          <w:p>
-            <w:pPr>
-              <w:spacing w:after="0" w:before="0"/>
-            </w:pPr>
-            <w:r>
-              <w:rPr>
-                <w:rFonts w:ascii="Calibri" w:cs="Calibri" w:eastAsia="Calibri" w:hAnsi="Calibri"/>
-                <w:b w:val="false"/>
-                <w:bCs w:val="false"/>
-                <w:i/>
-                <w:iCs/>
-                <w:color w:val="2B2F77"/>
-                <w:sz w:val="18"/>
-                <w:szCs w:val="18"/>
-              </w:rPr>
-              <w:t xml:space="preserve"/>
-            </w:r>
-          </w:p>
-        </w:tc>
-      </w:tr>
-      <w:tr>
-        <w:tc>
-          <w:tcPr>
-            <w:tcW w:type="dxa" w:w="900"/>
-            <w:tcBorders>
-              <w:top w:val="single" w:color="C7CBDC" w:sz="4"/>
-              <w:left w:val="single" w:color="C7CBDC" w:sz="4"/>
-              <w:bottom w:val="single" w:color="C7CBDC" w:sz="4"/>
-              <w:right w:val="single" w:color="C7CBDC" w:sz="4"/>
-            </w:tcBorders>
-            <w:tcMar>
-              <w:top w:type="dxa" w:w="60"/>
-              <w:left w:type="dxa" w:w="90"/>
-              <w:bottom w:type="dxa" w:w="60"/>
-              <w:right w:type="dxa" w:w="90"/>
-            </w:tcMar>
-            <w:vAlign w:val="top"/>
-          </w:tcPr>
-          <w:p>
-            <w:pPr>
-              <w:spacing w:after="0" w:before="0"/>
-            </w:pPr>
-            <w:r>
-              <w:rPr>
-                <w:rFonts w:ascii="Calibri" w:cs="Calibri" w:eastAsia="Calibri" w:hAnsi="Calibri"/>
-                <w:b/>
-                <w:bCs/>
-                <w:i w:val="false"/>
-                <w:iCs w:val="false"/>
-                <w:color w:val="1A1F36"/>
-                <w:sz w:val="18"/>
-                <w:szCs w:val="18"/>
-              </w:rPr>
-              <w:t xml:space="preserve">16, 31, 181, 226, 241</w:t>
-            </w:r>
-          </w:p>
-        </w:tc>
-        <w:tc>
-          <w:tcPr>
-            <w:tcW w:type="dxa" w:w="2600"/>
-            <w:tcBorders>
-              <w:top w:val="single" w:color="C7CBDC" w:sz="4"/>
-              <w:left w:val="single" w:color="C7CBDC" w:sz="4"/>
-              <w:bottom w:val="single" w:color="C7CBDC" w:sz="4"/>
-              <w:right w:val="single" w:color="C7CBDC" w:sz="4"/>
-            </w:tcBorders>
-            <w:tcMar>
-              <w:top w:type="dxa" w:w="60"/>
-              <w:left w:type="dxa" w:w="90"/>
-              <w:bottom w:type="dxa" w:w="60"/>
-              <w:right w:type="dxa" w:w="90"/>
-            </w:tcMar>
-            <w:vAlign w:val="top"/>
-          </w:tcPr>
-          <w:p>
-            <w:pPr>
-              <w:spacing w:after="0"/>
-            </w:pPr>
-            <w:r>
-              <w:rPr>
-                <w:rFonts w:ascii="Calibri" w:cs="Calibri" w:eastAsia="Calibri" w:hAnsi="Calibri"/>
-                <w:b w:val="false"/>
-                <w:bCs w:val="false"/>
-                <w:i w:val="false"/>
-                <w:iCs w:val="false"/>
-                <w:color w:val="1A1F36"/>
-                <w:sz w:val="18"/>
-                <w:szCs w:val="18"/>
-              </w:rPr>
-              <w:t xml:space="preserve">состав больше обычного</w:t>
-            </w:r>
-          </w:p>
-        </w:tc>
-        <w:tc>
-          <w:tcPr>
-            <w:tcW w:type="dxa" w:w="2400"/>
-            <w:tcBorders>
-              <w:top w:val="single" w:color="C7CBDC" w:sz="4"/>
-              <w:left w:val="single" w:color="C7CBDC" w:sz="4"/>
-              <w:bottom w:val="single" w:color="C7CBDC" w:sz="4"/>
-              <w:right w:val="single" w:color="C7CBDC" w:sz="4"/>
-            </w:tcBorders>
-            <w:tcMar>
-              <w:top w:type="dxa" w:w="60"/>
-              <w:left w:type="dxa" w:w="90"/>
-              <w:bottom w:type="dxa" w:w="60"/>
-              <w:right w:type="dxa" w:w="90"/>
-            </w:tcMar>
-            <w:vAlign w:val="top"/>
-          </w:tcPr>
-          <w:p>
-            <w:pPr>
-              <w:spacing w:after="0"/>
-            </w:pPr>
-            <w:r>
-              <w:rPr>
-                <w:rFonts w:ascii="Calibri" w:cs="Calibri" w:eastAsia="Calibri" w:hAnsi="Calibri"/>
-                <w:b w:val="false"/>
-                <w:bCs w:val="false"/>
-                <w:i w:val="false"/>
-                <w:iCs w:val="false"/>
-                <w:color w:val="5A5F7A"/>
-                <w:sz w:val="18"/>
-                <w:szCs w:val="18"/>
-              </w:rPr>
-              <w:t xml:space="preserve">—</w:t>
-            </w:r>
-          </w:p>
-        </w:tc>
-        <w:tc>
-          <w:tcPr>
-            <w:tcW w:type="dxa" w:w="4400"/>
-            <w:tcBorders>
-              <w:top w:val="single" w:color="C7CBDC" w:sz="4"/>
-              <w:left w:val="single" w:color="C7CBDC" w:sz="4"/>
-              <w:bottom w:val="single" w:color="C7CBDC" w:sz="4"/>
-              <w:right w:val="single" w:color="C7CBDC" w:sz="4"/>
-            </w:tcBorders>
-            <w:tcMar>
-              <w:top w:type="dxa" w:w="60"/>
-              <w:left w:type="dxa" w:w="90"/>
-              <w:bottom w:type="dxa" w:w="60"/>
-              <w:right w:type="dxa" w:w="90"/>
-            </w:tcMar>
-            <w:vAlign w:val="top"/>
-          </w:tcPr>
-          <w:p>
-            <w:pPr>
-              <w:spacing w:after="0" w:before="0"/>
-            </w:pPr>
-            <w:r>
-              <w:rPr>
-                <w:rFonts w:ascii="Calibri" w:cs="Calibri" w:eastAsia="Calibri" w:hAnsi="Calibri"/>
-                <w:b w:val="false"/>
-                <w:bCs w:val="false"/>
-                <w:i w:val="false"/>
-                <w:iCs w:val="false"/>
-                <w:color w:val="1A1F36"/>
-                <w:sz w:val="18"/>
-                <w:szCs w:val="18"/>
-              </w:rPr>
-              <w:t xml:space="preserve">В составе Спортдепо заявлено 13 игроков, тогда как у остальных команд обычно 9. Встречается в 5 матчах. Это допустимо или в состав попали лишние игроки?</w:t>
-            </w:r>
-          </w:p>
-        </w:tc>
-        <w:tc>
-          <w:tcPr>
-            <w:tcW w:type="dxa" w:w="4950"/>
-            <w:tcBorders>
-              <w:top w:val="single" w:color="C7CBDC" w:sz="4"/>
-              <w:left w:val="single" w:color="C7CBDC" w:sz="4"/>
-              <w:bottom w:val="single" w:color="C7CBDC" w:sz="4"/>
-              <w:right w:val="single" w:color="C7CBDC" w:sz="4"/>
-            </w:tcBorders>
-            <w:tcMar>
-              <w:top w:type="dxa" w:w="60"/>
-              <w:left w:type="dxa" w:w="90"/>
-              <w:bottom w:type="dxa" w:w="60"/>
-              <w:right w:type="dxa" w:w="90"/>
-            </w:tcMar>
-            <w:vAlign w:val="top"/>
-          </w:tcPr>
-          <w:p>
-            <w:pPr>
-              <w:spacing w:after="0" w:before="0"/>
-            </w:pPr>
-            <w:r>
-              <w:rPr>
-                <w:rFonts w:ascii="Calibri" w:cs="Calibri" w:eastAsia="Calibri" w:hAnsi="Calibri"/>
-                <w:b w:val="false"/>
-                <w:bCs w:val="false"/>
-                <w:i/>
-                <w:iCs/>
-                <w:color w:val="2B2F77"/>
-                <w:sz w:val="18"/>
-                <w:szCs w:val="18"/>
-              </w:rPr>
-              <w:t xml:space="preserve"/>
-            </w:r>
-          </w:p>
-        </w:tc>
-      </w:tr>
-      <w:tr>
-        <w:tc>
-          <w:tcPr>
-            <w:tcW w:type="dxa" w:w="900"/>
-            <w:tcBorders>
-              <w:top w:val="single" w:color="C7CBDC" w:sz="4"/>
-              <w:left w:val="single" w:color="C7CBDC" w:sz="4"/>
-              <w:bottom w:val="single" w:color="C7CBDC" w:sz="4"/>
-              <w:right w:val="single" w:color="C7CBDC" w:sz="4"/>
-            </w:tcBorders>
-            <w:shd w:fill="F7F8FC" w:color="auto" w:val="clear"/>
-            <w:tcMar>
-              <w:top w:type="dxa" w:w="60"/>
-              <w:left w:type="dxa" w:w="90"/>
-              <w:bottom w:type="dxa" w:w="60"/>
-              <w:right w:type="dxa" w:w="90"/>
-            </w:tcMar>
-            <w:vAlign w:val="top"/>
-          </w:tcPr>
-          <w:p>
-            <w:pPr>
-              <w:spacing w:after="0" w:before="0"/>
-            </w:pPr>
-            <w:r>
-              <w:rPr>
-                <w:rFonts w:ascii="Calibri" w:cs="Calibri" w:eastAsia="Calibri" w:hAnsi="Calibri"/>
-                <w:b/>
-                <w:bCs/>
-                <w:i w:val="false"/>
-                <w:iCs w:val="false"/>
-                <w:color w:val="1A1F36"/>
-                <w:sz w:val="18"/>
-                <w:szCs w:val="18"/>
-              </w:rPr>
-              <w:t xml:space="preserve">46, 61</w:t>
-            </w:r>
-          </w:p>
-        </w:tc>
-        <w:tc>
-          <w:tcPr>
-            <w:tcW w:type="dxa" w:w="2600"/>
-            <w:tcBorders>
-              <w:top w:val="single" w:color="C7CBDC" w:sz="4"/>
-              <w:left w:val="single" w:color="C7CBDC" w:sz="4"/>
-              <w:bottom w:val="single" w:color="C7CBDC" w:sz="4"/>
-              <w:right w:val="single" w:color="C7CBDC" w:sz="4"/>
-            </w:tcBorders>
-            <w:shd w:fill="F7F8FC" w:color="auto" w:val="clear"/>
-            <w:tcMar>
-              <w:top w:type="dxa" w:w="60"/>
-              <w:left w:type="dxa" w:w="90"/>
-              <w:bottom w:type="dxa" w:w="60"/>
-              <w:right w:type="dxa" w:w="90"/>
-            </w:tcMar>
-            <w:vAlign w:val="top"/>
-          </w:tcPr>
-          <w:p>
-            <w:pPr>
-              <w:spacing w:after="0"/>
-            </w:pPr>
-            <w:r>
-              <w:rPr>
-                <w:rFonts w:ascii="Calibri" w:cs="Calibri" w:eastAsia="Calibri" w:hAnsi="Calibri"/>
-                <w:b w:val="false"/>
-                <w:bCs w:val="false"/>
-                <w:i w:val="false"/>
-                <w:iCs w:val="false"/>
-                <w:color w:val="1A1F36"/>
-                <w:sz w:val="18"/>
-                <w:szCs w:val="18"/>
-              </w:rPr>
-              <w:t xml:space="preserve">составы команд перепутаны местами</w:t>
-            </w:r>
-          </w:p>
-        </w:tc>
-        <w:tc>
-          <w:tcPr>
-            <w:tcW w:type="dxa" w:w="2400"/>
-            <w:tcBorders>
-              <w:top w:val="single" w:color="C7CBDC" w:sz="4"/>
-              <w:left w:val="single" w:color="C7CBDC" w:sz="4"/>
-              <w:bottom w:val="single" w:color="C7CBDC" w:sz="4"/>
-              <w:right w:val="single" w:color="C7CBDC" w:sz="4"/>
-            </w:tcBorders>
-            <w:shd w:fill="F7F8FC" w:color="auto" w:val="clear"/>
-            <w:tcMar>
-              <w:top w:type="dxa" w:w="60"/>
-              <w:left w:type="dxa" w:w="90"/>
-              <w:bottom w:type="dxa" w:w="60"/>
-              <w:right w:type="dxa" w:w="90"/>
-            </w:tcMar>
-            <w:vAlign w:val="top"/>
-          </w:tcPr>
-          <w:p>
-            <w:pPr>
-              <w:spacing w:after="0"/>
-            </w:pPr>
-            <w:r>
-              <w:rPr>
-                <w:rFonts w:ascii="Calibri" w:cs="Calibri" w:eastAsia="Calibri" w:hAnsi="Calibri"/>
-                <w:b w:val="false"/>
-                <w:bCs w:val="false"/>
-                <w:i w:val="false"/>
-                <w:iCs w:val="false"/>
-                <w:color w:val="5A5F7A"/>
-                <w:sz w:val="18"/>
-                <w:szCs w:val="18"/>
-              </w:rPr>
-              <w:t xml:space="preserve">—</w:t>
-            </w:r>
-          </w:p>
-        </w:tc>
-        <w:tc>
-          <w:tcPr>
-            <w:tcW w:type="dxa" w:w="4400"/>
-            <w:tcBorders>
-              <w:top w:val="single" w:color="C7CBDC" w:sz="4"/>
-              <w:left w:val="single" w:color="C7CBDC" w:sz="4"/>
-              <w:bottom w:val="single" w:color="C7CBDC" w:sz="4"/>
-              <w:right w:val="single" w:color="C7CBDC" w:sz="4"/>
-            </w:tcBorders>
-            <w:shd w:fill="F7F8FC" w:color="auto" w:val="clear"/>
-            <w:tcMar>
-              <w:top w:type="dxa" w:w="60"/>
-              <w:left w:type="dxa" w:w="90"/>
-              <w:bottom w:type="dxa" w:w="60"/>
-              <w:right w:type="dxa" w:w="90"/>
-            </w:tcMar>
-            <w:vAlign w:val="top"/>
-          </w:tcPr>
-          <w:p>
-            <w:pPr>
-              <w:spacing w:after="0" w:before="0"/>
-            </w:pPr>
-            <w:r>
-              <w:rPr>
-                <w:rFonts w:ascii="Calibri" w:cs="Calibri" w:eastAsia="Calibri" w:hAnsi="Calibri"/>
-                <w:b w:val="false"/>
-                <w:bCs w:val="false"/>
-                <w:i w:val="false"/>
-                <w:iCs w:val="false"/>
-                <w:color w:val="1A1F36"/>
-                <w:sz w:val="18"/>
-                <w:szCs w:val="18"/>
-              </w:rPr>
-              <w:t xml:space="preserve">В этих матчах составы команд Факел и Штурм поменяны местами: игроки, указанные здесь в составе команды Факел, в остальных матчах играют в составе команды Штурм, и наоборот. В каком из матчей команды указаны верно?</w:t>
-            </w:r>
-          </w:p>
-        </w:tc>
-        <w:tc>
-          <w:tcPr>
-            <w:tcW w:type="dxa" w:w="4950"/>
-            <w:tcBorders>
-              <w:top w:val="single" w:color="C7CBDC" w:sz="4"/>
-              <w:left w:val="single" w:color="C7CBDC" w:sz="4"/>
-              <w:bottom w:val="single" w:color="C7CBDC" w:sz="4"/>
-              <w:right w:val="single" w:color="C7CBDC" w:sz="4"/>
-            </w:tcBorders>
-            <w:tcMar>
-              <w:top w:type="dxa" w:w="60"/>
-              <w:left w:type="dxa" w:w="90"/>
-              <w:bottom w:type="dxa" w:w="60"/>
-              <w:right w:type="dxa" w:w="90"/>
-            </w:tcMar>
-            <w:vAlign w:val="top"/>
-          </w:tcPr>
-          <w:p>
-            <w:pPr>
-              <w:spacing w:after="0" w:before="0"/>
-            </w:pPr>
-            <w:r>
-              <w:rPr>
-                <w:rFonts w:ascii="Calibri" w:cs="Calibri" w:eastAsia="Calibri" w:hAnsi="Calibri"/>
-                <w:b w:val="false"/>
-                <w:bCs w:val="false"/>
-                <w:i/>
-                <w:iCs/>
-                <w:color w:val="2B2F77"/>
-                <w:sz w:val="18"/>
-                <w:szCs w:val="18"/>
-              </w:rPr>
-              <w:t xml:space="preserve"/>
-            </w:r>
-          </w:p>
-        </w:tc>
-      </w:tr>
-      <w:tr>
-        <w:tc>
-          <w:tcPr>
-            <w:tcW w:type="dxa" w:w="900"/>
-            <w:tcBorders>
-              <w:top w:val="single" w:color="C7CBDC" w:sz="4"/>
-              <w:left w:val="single" w:color="C7CBDC" w:sz="4"/>
-              <w:bottom w:val="single" w:color="C7CBDC" w:sz="4"/>
-              <w:right w:val="single" w:color="C7CBDC" w:sz="4"/>
-            </w:tcBorders>
-            <w:tcMar>
-              <w:top w:type="dxa" w:w="60"/>
-              <w:left w:type="dxa" w:w="90"/>
-              <w:bottom w:type="dxa" w:w="60"/>
-              <w:right w:type="dxa" w:w="90"/>
-            </w:tcMar>
-            <w:vAlign w:val="top"/>
-          </w:tcPr>
-          <w:p>
-            <w:pPr>
-              <w:spacing w:after="0" w:before="0"/>
-            </w:pPr>
-            <w:r>
-              <w:rPr>
-                <w:rFonts w:ascii="Calibri" w:cs="Calibri" w:eastAsia="Calibri" w:hAnsi="Calibri"/>
-                <w:b/>
-                <w:bCs/>
-                <w:i w:val="false"/>
-                <w:iCs w:val="false"/>
-                <w:color w:val="1A1F36"/>
-                <w:sz w:val="18"/>
-                <w:szCs w:val="18"/>
-              </w:rPr>
-              <w:t xml:space="preserve">76, 91</w:t>
-            </w:r>
-          </w:p>
-        </w:tc>
-        <w:tc>
-          <w:tcPr>
-            <w:tcW w:type="dxa" w:w="2600"/>
-            <w:tcBorders>
-              <w:top w:val="single" w:color="C7CBDC" w:sz="4"/>
-              <w:left w:val="single" w:color="C7CBDC" w:sz="4"/>
-              <w:bottom w:val="single" w:color="C7CBDC" w:sz="4"/>
-              <w:right w:val="single" w:color="C7CBDC" w:sz="4"/>
-            </w:tcBorders>
-            <w:tcMar>
-              <w:top w:type="dxa" w:w="60"/>
-              <w:left w:type="dxa" w:w="90"/>
-              <w:bottom w:type="dxa" w:w="60"/>
-              <w:right w:type="dxa" w:w="90"/>
-            </w:tcMar>
-            <w:vAlign w:val="top"/>
-          </w:tcPr>
-          <w:p>
-            <w:pPr>
-              <w:spacing w:after="0"/>
-            </w:pPr>
-            <w:r>
-              <w:rPr>
-                <w:rFonts w:ascii="Calibri" w:cs="Calibri" w:eastAsia="Calibri" w:hAnsi="Calibri"/>
-                <w:b w:val="false"/>
-                <w:bCs w:val="false"/>
-                <w:i w:val="false"/>
-                <w:iCs w:val="false"/>
-                <w:color w:val="1A1F36"/>
-                <w:sz w:val="18"/>
-                <w:szCs w:val="18"/>
-              </w:rPr>
-              <w:t xml:space="preserve">составы команд перепутаны местами</w:t>
-            </w:r>
-          </w:p>
-        </w:tc>
-        <w:tc>
-          <w:tcPr>
-            <w:tcW w:type="dxa" w:w="2400"/>
-            <w:tcBorders>
-              <w:top w:val="single" w:color="C7CBDC" w:sz="4"/>
-              <w:left w:val="single" w:color="C7CBDC" w:sz="4"/>
-              <w:bottom w:val="single" w:color="C7CBDC" w:sz="4"/>
-              <w:right w:val="single" w:color="C7CBDC" w:sz="4"/>
-            </w:tcBorders>
-            <w:tcMar>
-              <w:top w:type="dxa" w:w="60"/>
-              <w:left w:type="dxa" w:w="90"/>
-              <w:bottom w:type="dxa" w:w="60"/>
-              <w:right w:type="dxa" w:w="90"/>
-            </w:tcMar>
-            <w:vAlign w:val="top"/>
-          </w:tcPr>
-          <w:p>
-            <w:pPr>
-              <w:spacing w:after="0"/>
-            </w:pPr>
-            <w:r>
-              <w:rPr>
-                <w:rFonts w:ascii="Calibri" w:cs="Calibri" w:eastAsia="Calibri" w:hAnsi="Calibri"/>
-                <w:b w:val="false"/>
-                <w:bCs w:val="false"/>
-                <w:i w:val="false"/>
-                <w:iCs w:val="false"/>
-                <w:color w:val="5A5F7A"/>
-                <w:sz w:val="18"/>
-                <w:szCs w:val="18"/>
-              </w:rPr>
-              <w:t xml:space="preserve">—</w:t>
-            </w:r>
-          </w:p>
-        </w:tc>
-        <w:tc>
-          <w:tcPr>
-            <w:tcW w:type="dxa" w:w="4400"/>
-            <w:tcBorders>
-              <w:top w:val="single" w:color="C7CBDC" w:sz="4"/>
-              <w:left w:val="single" w:color="C7CBDC" w:sz="4"/>
-              <w:bottom w:val="single" w:color="C7CBDC" w:sz="4"/>
-              <w:right w:val="single" w:color="C7CBDC" w:sz="4"/>
-            </w:tcBorders>
-            <w:tcMar>
-              <w:top w:type="dxa" w:w="60"/>
-              <w:left w:type="dxa" w:w="90"/>
-              <w:bottom w:type="dxa" w:w="60"/>
-              <w:right w:type="dxa" w:w="90"/>
-            </w:tcMar>
-            <w:vAlign w:val="top"/>
-          </w:tcPr>
-          <w:p>
-            <w:pPr>
-              <w:spacing w:after="0" w:before="0"/>
-            </w:pPr>
-            <w:r>
-              <w:rPr>
-                <w:rFonts w:ascii="Calibri" w:cs="Calibri" w:eastAsia="Calibri" w:hAnsi="Calibri"/>
-                <w:b w:val="false"/>
-                <w:bCs w:val="false"/>
-                <w:i w:val="false"/>
-                <w:iCs w:val="false"/>
-                <w:color w:val="1A1F36"/>
-                <w:sz w:val="18"/>
-                <w:szCs w:val="18"/>
-              </w:rPr>
-              <w:t xml:space="preserve">В этих матчах составы команд Айсфокс и Сармат поменяны местами: игроки, указанные здесь в составе команды Айсфокс, в остальных матчах играют в составе команды Сармат, и наоборот. В каком из матчей команды указаны верно?</w:t>
-            </w:r>
-          </w:p>
-        </w:tc>
-        <w:tc>
-          <w:tcPr>
-            <w:tcW w:type="dxa" w:w="4950"/>
-            <w:tcBorders>
-              <w:top w:val="single" w:color="C7CBDC" w:sz="4"/>
-              <w:left w:val="single" w:color="C7CBDC" w:sz="4"/>
-              <w:bottom w:val="single" w:color="C7CBDC" w:sz="4"/>
-              <w:right w:val="single" w:color="C7CBDC" w:sz="4"/>
-            </w:tcBorders>
-            <w:tcMar>
-              <w:top w:type="dxa" w:w="60"/>
-              <w:left w:type="dxa" w:w="90"/>
-              <w:bottom w:type="dxa" w:w="60"/>
-              <w:right w:type="dxa" w:w="90"/>
-            </w:tcMar>
-            <w:vAlign w:val="top"/>
-          </w:tcPr>
-          <w:p>
-            <w:pPr>
-              <w:spacing w:after="0" w:before="0"/>
-            </w:pPr>
-            <w:r>
-              <w:rPr>
-                <w:rFonts w:ascii="Calibri" w:cs="Calibri" w:eastAsia="Calibri" w:hAnsi="Calibri"/>
-                <w:b w:val="false"/>
-                <w:bCs w:val="false"/>
-                <w:i/>
-                <w:iCs/>
-                <w:color w:val="2B2F77"/>
-                <w:sz w:val="18"/>
-                <w:szCs w:val="18"/>
-              </w:rPr>
-              <w:t xml:space="preserve"/>
-            </w:r>
-          </w:p>
-        </w:tc>
-      </w:tr>
-      <w:tr>
-        <w:tc>
-          <w:tcPr>
-            <w:tcW w:type="dxa" w:w="900"/>
-            <w:tcBorders>
-              <w:top w:val="single" w:color="C7CBDC" w:sz="4"/>
-              <w:left w:val="single" w:color="C7CBDC" w:sz="4"/>
-              <w:bottom w:val="single" w:color="C7CBDC" w:sz="4"/>
-              <w:right w:val="single" w:color="C7CBDC" w:sz="4"/>
-            </w:tcBorders>
-            <w:shd w:fill="F7F8FC" w:color="auto" w:val="clear"/>
-            <w:tcMar>
-              <w:top w:type="dxa" w:w="60"/>
-              <w:left w:type="dxa" w:w="90"/>
-              <w:bottom w:type="dxa" w:w="60"/>
-              <w:right w:type="dxa" w:w="90"/>
-            </w:tcMar>
-            <w:vAlign w:val="top"/>
-          </w:tcPr>
-          <w:p>
-            <w:pPr>
-              <w:spacing w:after="0" w:before="0"/>
-            </w:pPr>
-            <w:r>
-              <w:rPr>
-                <w:rFonts w:ascii="Calibri" w:cs="Calibri" w:eastAsia="Calibri" w:hAnsi="Calibri"/>
-                <w:b/>
-                <w:bCs/>
-                <w:i w:val="false"/>
-                <w:iCs w:val="false"/>
-                <w:color w:val="1A1F36"/>
-                <w:sz w:val="18"/>
-                <w:szCs w:val="18"/>
-              </w:rPr>
-              <w:t xml:space="preserve">106</w:t>
-            </w:r>
-          </w:p>
-        </w:tc>
-        <w:tc>
-          <w:tcPr>
-            <w:tcW w:type="dxa" w:w="2600"/>
-            <w:tcBorders>
-              <w:top w:val="single" w:color="C7CBDC" w:sz="4"/>
-              <w:left w:val="single" w:color="C7CBDC" w:sz="4"/>
-              <w:bottom w:val="single" w:color="C7CBDC" w:sz="4"/>
-              <w:right w:val="single" w:color="C7CBDC" w:sz="4"/>
-            </w:tcBorders>
-            <w:shd w:fill="F7F8FC" w:color="auto" w:val="clear"/>
-            <w:tcMar>
-              <w:top w:type="dxa" w:w="60"/>
-              <w:left w:type="dxa" w:w="90"/>
-              <w:bottom w:type="dxa" w:w="60"/>
-              <w:right w:type="dxa" w:w="90"/>
-            </w:tcMar>
-            <w:vAlign w:val="top"/>
-          </w:tcPr>
-          <w:p>
-            <w:pPr>
-              <w:spacing w:after="0"/>
-            </w:pPr>
-            <w:r>
-              <w:rPr>
-                <w:rFonts w:ascii="Calibri" w:cs="Calibri" w:eastAsia="Calibri" w:hAnsi="Calibri"/>
-                <w:b w:val="false"/>
-                <w:bCs w:val="false"/>
-                <w:i w:val="false"/>
-                <w:iCs w:val="false"/>
-                <w:color w:val="1A1F36"/>
-                <w:sz w:val="18"/>
-                <w:szCs w:val="18"/>
-              </w:rPr>
-              <w:t xml:space="preserve">составы команд перепутаны местами</w:t>
-            </w:r>
-          </w:p>
-        </w:tc>
-        <w:tc>
-          <w:tcPr>
-            <w:tcW w:type="dxa" w:w="2400"/>
-            <w:tcBorders>
-              <w:top w:val="single" w:color="C7CBDC" w:sz="4"/>
-              <w:left w:val="single" w:color="C7CBDC" w:sz="4"/>
-              <w:bottom w:val="single" w:color="C7CBDC" w:sz="4"/>
-              <w:right w:val="single" w:color="C7CBDC" w:sz="4"/>
-            </w:tcBorders>
-            <w:shd w:fill="F7F8FC" w:color="auto" w:val="clear"/>
-            <w:tcMar>
-              <w:top w:type="dxa" w:w="60"/>
-              <w:left w:type="dxa" w:w="90"/>
-              <w:bottom w:type="dxa" w:w="60"/>
-              <w:right w:type="dxa" w:w="90"/>
-            </w:tcMar>
-            <w:vAlign w:val="top"/>
-          </w:tcPr>
-          <w:p>
-            <w:pPr>
-              <w:spacing w:after="0"/>
-            </w:pPr>
-            <w:r>
-              <w:rPr>
-                <w:rFonts w:ascii="Calibri" w:cs="Calibri" w:eastAsia="Calibri" w:hAnsi="Calibri"/>
-                <w:b w:val="false"/>
-                <w:bCs w:val="false"/>
-                <w:i w:val="false"/>
-                <w:iCs w:val="false"/>
-                <w:color w:val="5A5F7A"/>
-                <w:sz w:val="18"/>
-                <w:szCs w:val="18"/>
-              </w:rPr>
-              <w:t xml:space="preserve">—</w:t>
-            </w:r>
-          </w:p>
-        </w:tc>
-        <w:tc>
-          <w:tcPr>
-            <w:tcW w:type="dxa" w:w="4400"/>
-            <w:tcBorders>
-              <w:top w:val="single" w:color="C7CBDC" w:sz="4"/>
-              <w:left w:val="single" w:color="C7CBDC" w:sz="4"/>
-              <w:bottom w:val="single" w:color="C7CBDC" w:sz="4"/>
-              <w:right w:val="single" w:color="C7CBDC" w:sz="4"/>
-            </w:tcBorders>
-            <w:shd w:fill="F7F8FC" w:color="auto" w:val="clear"/>
-            <w:tcMar>
-              <w:top w:type="dxa" w:w="60"/>
-              <w:left w:type="dxa" w:w="90"/>
-              <w:bottom w:type="dxa" w:w="60"/>
-              <w:right w:type="dxa" w:w="90"/>
-            </w:tcMar>
-            <w:vAlign w:val="top"/>
-          </w:tcPr>
-          <w:p>
-            <w:pPr>
-              <w:spacing w:after="0" w:before="0"/>
-            </w:pPr>
-            <w:r>
-              <w:rPr>
-                <w:rFonts w:ascii="Calibri" w:cs="Calibri" w:eastAsia="Calibri" w:hAnsi="Calibri"/>
-                <w:b w:val="false"/>
-                <w:bCs w:val="false"/>
-                <w:i w:val="false"/>
-                <w:iCs w:val="false"/>
-                <w:color w:val="1A1F36"/>
-                <w:sz w:val="18"/>
-                <w:szCs w:val="18"/>
-              </w:rPr>
-              <w:t xml:space="preserve">В этом матче составы команд Айсфокс и Факел поменяны местами: игроки, указанные здесь в составе команды Айсфокс, в остальных матчах играют в составе команды Факел, и наоборот. Какие составы верные?</w:t>
-            </w:r>
-          </w:p>
-        </w:tc>
-        <w:tc>
-          <w:tcPr>
-            <w:tcW w:type="dxa" w:w="4950"/>
-            <w:tcBorders>
-              <w:top w:val="single" w:color="C7CBDC" w:sz="4"/>
-              <w:left w:val="single" w:color="C7CBDC" w:sz="4"/>
-              <w:bottom w:val="single" w:color="C7CBDC" w:sz="4"/>
-              <w:right w:val="single" w:color="C7CBDC" w:sz="4"/>
-            </w:tcBorders>
-            <w:tcMar>
-              <w:top w:type="dxa" w:w="60"/>
-              <w:left w:type="dxa" w:w="90"/>
-              <w:bottom w:type="dxa" w:w="60"/>
-              <w:right w:type="dxa" w:w="90"/>
-            </w:tcMar>
-            <w:vAlign w:val="top"/>
-          </w:tcPr>
-          <w:p>
-            <w:pPr>
-              <w:spacing w:after="0" w:before="0"/>
-            </w:pPr>
-            <w:r>
-              <w:rPr>
-                <w:rFonts w:ascii="Calibri" w:cs="Calibri" w:eastAsia="Calibri" w:hAnsi="Calibri"/>
-                <w:b w:val="false"/>
-                <w:bCs w:val="false"/>
-                <w:i/>
-                <w:iCs/>
-                <w:color w:val="2B2F77"/>
-                <w:sz w:val="18"/>
-                <w:szCs w:val="18"/>
-              </w:rPr>
-              <w:t xml:space="preserve"/>
-            </w:r>
-          </w:p>
-        </w:tc>
-      </w:tr>
-      <w:tr>
-        <w:tc>
-          <w:tcPr>
-            <w:tcW w:type="dxa" w:w="900"/>
-            <w:tcBorders>
-              <w:top w:val="single" w:color="C7CBDC" w:sz="4"/>
-              <w:left w:val="single" w:color="C7CBDC" w:sz="4"/>
-              <w:bottom w:val="single" w:color="C7CBDC" w:sz="4"/>
-              <w:right w:val="single" w:color="C7CBDC" w:sz="4"/>
-            </w:tcBorders>
-            <w:tcMar>
-              <w:top w:type="dxa" w:w="60"/>
-              <w:left w:type="dxa" w:w="90"/>
-              <w:bottom w:type="dxa" w:w="60"/>
-              <w:right w:type="dxa" w:w="90"/>
-            </w:tcMar>
-            <w:vAlign w:val="top"/>
-          </w:tcPr>
-          <w:p>
-            <w:pPr>
-              <w:spacing w:after="0" w:before="0"/>
-            </w:pPr>
-            <w:r>
-              <w:rPr>
-                <w:rFonts w:ascii="Calibri" w:cs="Calibri" w:eastAsia="Calibri" w:hAnsi="Calibri"/>
-                <w:b/>
-                <w:bCs/>
-                <w:i w:val="false"/>
-                <w:iCs w:val="false"/>
-                <w:color w:val="1A1F36"/>
-                <w:sz w:val="18"/>
-                <w:szCs w:val="18"/>
-              </w:rPr>
-              <w:t xml:space="preserve">136, 151</w:t>
-            </w:r>
-          </w:p>
-        </w:tc>
-        <w:tc>
-          <w:tcPr>
-            <w:tcW w:type="dxa" w:w="2600"/>
-            <w:tcBorders>
-              <w:top w:val="single" w:color="C7CBDC" w:sz="4"/>
-              <w:left w:val="single" w:color="C7CBDC" w:sz="4"/>
-              <w:bottom w:val="single" w:color="C7CBDC" w:sz="4"/>
-              <w:right w:val="single" w:color="C7CBDC" w:sz="4"/>
-            </w:tcBorders>
-            <w:tcMar>
-              <w:top w:type="dxa" w:w="60"/>
-              <w:left w:type="dxa" w:w="90"/>
-              <w:bottom w:type="dxa" w:w="60"/>
-              <w:right w:type="dxa" w:w="90"/>
-            </w:tcMar>
-            <w:vAlign w:val="top"/>
-          </w:tcPr>
-          <w:p>
-            <w:pPr>
-              <w:spacing w:after="0"/>
-            </w:pPr>
-            <w:r>
-              <w:rPr>
-                <w:rFonts w:ascii="Calibri" w:cs="Calibri" w:eastAsia="Calibri" w:hAnsi="Calibri"/>
-                <w:b w:val="false"/>
-                <w:bCs w:val="false"/>
-                <w:i w:val="false"/>
-                <w:iCs w:val="false"/>
-                <w:color w:val="1A1F36"/>
-                <w:sz w:val="18"/>
-                <w:szCs w:val="18"/>
-              </w:rPr>
-              <w:t xml:space="preserve">составы команд перепутаны местами</w:t>
-            </w:r>
-          </w:p>
-        </w:tc>
-        <w:tc>
-          <w:tcPr>
-            <w:tcW w:type="dxa" w:w="2400"/>
-            <w:tcBorders>
-              <w:top w:val="single" w:color="C7CBDC" w:sz="4"/>
-              <w:left w:val="single" w:color="C7CBDC" w:sz="4"/>
-              <w:bottom w:val="single" w:color="C7CBDC" w:sz="4"/>
-              <w:right w:val="single" w:color="C7CBDC" w:sz="4"/>
-            </w:tcBorders>
-            <w:tcMar>
-              <w:top w:type="dxa" w:w="60"/>
-              <w:left w:type="dxa" w:w="90"/>
-              <w:bottom w:type="dxa" w:w="60"/>
-              <w:right w:type="dxa" w:w="90"/>
-            </w:tcMar>
-            <w:vAlign w:val="top"/>
-          </w:tcPr>
-          <w:p>
-            <w:pPr>
-              <w:spacing w:after="0"/>
-            </w:pPr>
-            <w:r>
-              <w:rPr>
-                <w:rFonts w:ascii="Calibri" w:cs="Calibri" w:eastAsia="Calibri" w:hAnsi="Calibri"/>
-                <w:b w:val="false"/>
-                <w:bCs w:val="false"/>
-                <w:i w:val="false"/>
-                <w:iCs w:val="false"/>
-                <w:color w:val="5A5F7A"/>
-                <w:sz w:val="18"/>
-                <w:szCs w:val="18"/>
-              </w:rPr>
-              <w:t xml:space="preserve">—</w:t>
-            </w:r>
-          </w:p>
-        </w:tc>
-        <w:tc>
-          <w:tcPr>
-            <w:tcW w:type="dxa" w:w="4400"/>
-            <w:tcBorders>
-              <w:top w:val="single" w:color="C7CBDC" w:sz="4"/>
-              <w:left w:val="single" w:color="C7CBDC" w:sz="4"/>
-              <w:bottom w:val="single" w:color="C7CBDC" w:sz="4"/>
-              <w:right w:val="single" w:color="C7CBDC" w:sz="4"/>
-            </w:tcBorders>
-            <w:tcMar>
-              <w:top w:type="dxa" w:w="60"/>
-              <w:left w:type="dxa" w:w="90"/>
-              <w:bottom w:type="dxa" w:w="60"/>
-              <w:right w:type="dxa" w:w="90"/>
-            </w:tcMar>
-            <w:vAlign w:val="top"/>
-          </w:tcPr>
-          <w:p>
-            <w:pPr>
-              <w:spacing w:after="0" w:before="0"/>
-            </w:pPr>
-            <w:r>
-              <w:rPr>
-                <w:rFonts w:ascii="Calibri" w:cs="Calibri" w:eastAsia="Calibri" w:hAnsi="Calibri"/>
-                <w:b w:val="false"/>
-                <w:bCs w:val="false"/>
-                <w:i w:val="false"/>
-                <w:iCs w:val="false"/>
-                <w:color w:val="1A1F36"/>
-                <w:sz w:val="18"/>
-                <w:szCs w:val="18"/>
-              </w:rPr>
-              <w:t xml:space="preserve">В этих матчах составы команд Айсфокс и Штурм поменяны местами: игроки, указанные здесь в составе команды Айсфокс, в остальных матчах играют в составе команды Штурм, и наоборот. В каком из матчей команды указаны верно?</w:t>
-            </w:r>
-          </w:p>
-        </w:tc>
-        <w:tc>
-          <w:tcPr>
-            <w:tcW w:type="dxa" w:w="4950"/>
-            <w:tcBorders>
-              <w:top w:val="single" w:color="C7CBDC" w:sz="4"/>
-              <w:left w:val="single" w:color="C7CBDC" w:sz="4"/>
-              <w:bottom w:val="single" w:color="C7CBDC" w:sz="4"/>
-              <w:right w:val="single" w:color="C7CBDC" w:sz="4"/>
-            </w:tcBorders>
-            <w:tcMar>
-              <w:top w:type="dxa" w:w="60"/>
-              <w:left w:type="dxa" w:w="90"/>
-              <w:bottom w:type="dxa" w:w="60"/>
-              <w:right w:type="dxa" w:w="90"/>
-            </w:tcMar>
-            <w:vAlign w:val="top"/>
-          </w:tcPr>
-          <w:p>
-            <w:pPr>
-              <w:spacing w:after="0" w:before="0"/>
-            </w:pPr>
-            <w:r>
-              <w:rPr>
-                <w:rFonts w:ascii="Calibri" w:cs="Calibri" w:eastAsia="Calibri" w:hAnsi="Calibri"/>
-                <w:b w:val="false"/>
-                <w:bCs w:val="false"/>
-                <w:i/>
-                <w:iCs/>
-                <w:color w:val="2B2F77"/>
-                <w:sz w:val="18"/>
-                <w:szCs w:val="18"/>
-              </w:rPr>
-              <w:t xml:space="preserve"/>
-            </w:r>
-          </w:p>
-        </w:tc>
-      </w:tr>
-      <w:tr>
-        <w:tc>
-          <w:tcPr>
-            <w:tcW w:type="dxa" w:w="900"/>
-            <w:tcBorders>
-              <w:top w:val="single" w:color="C7CBDC" w:sz="4"/>
-              <w:left w:val="single" w:color="C7CBDC" w:sz="4"/>
-              <w:bottom w:val="single" w:color="C7CBDC" w:sz="4"/>
-              <w:right w:val="single" w:color="C7CBDC" w:sz="4"/>
-            </w:tcBorders>
-            <w:shd w:fill="F7F8FC" w:color="auto" w:val="clear"/>
-            <w:tcMar>
-              <w:top w:type="dxa" w:w="60"/>
-              <w:left w:type="dxa" w:w="90"/>
-              <w:bottom w:type="dxa" w:w="60"/>
-              <w:right w:type="dxa" w:w="90"/>
-            </w:tcMar>
-            <w:vAlign w:val="top"/>
-          </w:tcPr>
-          <w:p>
-            <w:pPr>
-              <w:spacing w:after="0" w:before="0"/>
-            </w:pPr>
-            <w:r>
-              <w:rPr>
-                <w:rFonts w:ascii="Calibri" w:cs="Calibri" w:eastAsia="Calibri" w:hAnsi="Calibri"/>
-                <w:b/>
-                <w:bCs/>
-                <w:i w:val="false"/>
-                <w:iCs w:val="false"/>
-                <w:color w:val="1A1F36"/>
-                <w:sz w:val="18"/>
-                <w:szCs w:val="18"/>
-              </w:rPr>
-              <w:t xml:space="preserve">166</w:t>
-            </w:r>
-          </w:p>
-        </w:tc>
-        <w:tc>
-          <w:tcPr>
-            <w:tcW w:type="dxa" w:w="2600"/>
-            <w:tcBorders>
-              <w:top w:val="single" w:color="C7CBDC" w:sz="4"/>
-              <w:left w:val="single" w:color="C7CBDC" w:sz="4"/>
-              <w:bottom w:val="single" w:color="C7CBDC" w:sz="4"/>
-              <w:right w:val="single" w:color="C7CBDC" w:sz="4"/>
-            </w:tcBorders>
-            <w:shd w:fill="F7F8FC" w:color="auto" w:val="clear"/>
-            <w:tcMar>
-              <w:top w:type="dxa" w:w="60"/>
-              <w:left w:type="dxa" w:w="90"/>
-              <w:bottom w:type="dxa" w:w="60"/>
-              <w:right w:type="dxa" w:w="90"/>
-            </w:tcMar>
-            <w:vAlign w:val="top"/>
-          </w:tcPr>
-          <w:p>
-            <w:pPr>
-              <w:spacing w:after="0"/>
-            </w:pPr>
-            <w:r>
-              <w:rPr>
-                <w:rFonts w:ascii="Calibri" w:cs="Calibri" w:eastAsia="Calibri" w:hAnsi="Calibri"/>
-                <w:b w:val="false"/>
-                <w:bCs w:val="false"/>
-                <w:i w:val="false"/>
-                <w:iCs w:val="false"/>
-                <w:color w:val="1A1F36"/>
-                <w:sz w:val="18"/>
-                <w:szCs w:val="18"/>
-              </w:rPr>
-              <w:t xml:space="preserve">составы команд перепутаны местами</w:t>
-            </w:r>
-          </w:p>
-        </w:tc>
-        <w:tc>
-          <w:tcPr>
-            <w:tcW w:type="dxa" w:w="2400"/>
-            <w:tcBorders>
-              <w:top w:val="single" w:color="C7CBDC" w:sz="4"/>
-              <w:left w:val="single" w:color="C7CBDC" w:sz="4"/>
-              <w:bottom w:val="single" w:color="C7CBDC" w:sz="4"/>
-              <w:right w:val="single" w:color="C7CBDC" w:sz="4"/>
-            </w:tcBorders>
-            <w:shd w:fill="F7F8FC" w:color="auto" w:val="clear"/>
-            <w:tcMar>
-              <w:top w:type="dxa" w:w="60"/>
-              <w:left w:type="dxa" w:w="90"/>
-              <w:bottom w:type="dxa" w:w="60"/>
-              <w:right w:type="dxa" w:w="90"/>
-            </w:tcMar>
-            <w:vAlign w:val="top"/>
-          </w:tcPr>
-          <w:p>
-            <w:pPr>
-              <w:spacing w:after="0"/>
-            </w:pPr>
-            <w:r>
-              <w:rPr>
-                <w:rFonts w:ascii="Calibri" w:cs="Calibri" w:eastAsia="Calibri" w:hAnsi="Calibri"/>
-                <w:b w:val="false"/>
-                <w:bCs w:val="false"/>
-                <w:i w:val="false"/>
-                <w:iCs w:val="false"/>
-                <w:color w:val="5A5F7A"/>
-                <w:sz w:val="18"/>
-                <w:szCs w:val="18"/>
-              </w:rPr>
-              <w:t xml:space="preserve">—</w:t>
-            </w:r>
-          </w:p>
-        </w:tc>
-        <w:tc>
-          <w:tcPr>
-            <w:tcW w:type="dxa" w:w="4400"/>
-            <w:tcBorders>
-              <w:top w:val="single" w:color="C7CBDC" w:sz="4"/>
-              <w:left w:val="single" w:color="C7CBDC" w:sz="4"/>
-              <w:bottom w:val="single" w:color="C7CBDC" w:sz="4"/>
-              <w:right w:val="single" w:color="C7CBDC" w:sz="4"/>
-            </w:tcBorders>
-            <w:shd w:fill="F7F8FC" w:color="auto" w:val="clear"/>
-            <w:tcMar>
-              <w:top w:type="dxa" w:w="60"/>
-              <w:left w:type="dxa" w:w="90"/>
-              <w:bottom w:type="dxa" w:w="60"/>
-              <w:right w:type="dxa" w:w="90"/>
-            </w:tcMar>
-            <w:vAlign w:val="top"/>
-          </w:tcPr>
-          <w:p>
-            <w:pPr>
-              <w:spacing w:after="0" w:before="0"/>
-            </w:pPr>
-            <w:r>
-              <w:rPr>
-                <w:rFonts w:ascii="Calibri" w:cs="Calibri" w:eastAsia="Calibri" w:hAnsi="Calibri"/>
-                <w:b w:val="false"/>
-                <w:bCs w:val="false"/>
-                <w:i w:val="false"/>
-                <w:iCs w:val="false"/>
-                <w:color w:val="1A1F36"/>
-                <w:sz w:val="18"/>
-                <w:szCs w:val="18"/>
-              </w:rPr>
-              <w:t xml:space="preserve">В этом матче составы команд Сармат и Спортдепо поменяны местами: игроки, указанные здесь в составе команды Сармат, в остальных матчах играют в составе команды Спортдепо, и наоборот. Какие составы верные?</w:t>
-            </w:r>
-          </w:p>
-        </w:tc>
-        <w:tc>
-          <w:tcPr>
-            <w:tcW w:type="dxa" w:w="4950"/>
-            <w:tcBorders>
-              <w:top w:val="single" w:color="C7CBDC" w:sz="4"/>
-              <w:left w:val="single" w:color="C7CBDC" w:sz="4"/>
-              <w:bottom w:val="single" w:color="C7CBDC" w:sz="4"/>
-              <w:right w:val="single" w:color="C7CBDC" w:sz="4"/>
-            </w:tcBorders>
-            <w:tcMar>
-              <w:top w:type="dxa" w:w="60"/>
-              <w:left w:type="dxa" w:w="90"/>
-              <w:bottom w:type="dxa" w:w="60"/>
-              <w:right w:type="dxa" w:w="90"/>
-            </w:tcMar>
-            <w:vAlign w:val="top"/>
-          </w:tcPr>
-          <w:p>
-            <w:pPr>
-              <w:spacing w:after="0" w:before="0"/>
-            </w:pPr>
-            <w:r>
-              <w:rPr>
-                <w:rFonts w:ascii="Calibri" w:cs="Calibri" w:eastAsia="Calibri" w:hAnsi="Calibri"/>
-                <w:b w:val="false"/>
-                <w:bCs w:val="false"/>
-                <w:i/>
-                <w:iCs/>
-                <w:color w:val="2B2F77"/>
-                <w:sz w:val="18"/>
-                <w:szCs w:val="18"/>
-              </w:rPr>
-              <w:t xml:space="preserve"/>
-            </w:r>
-          </w:p>
-        </w:tc>
-      </w:tr>
-      <w:tr>
-        <w:tc>
-          <w:tcPr>
-            <w:tcW w:type="dxa" w:w="900"/>
-            <w:tcBorders>
-              <w:top w:val="single" w:color="C7CBDC" w:sz="4"/>
-              <w:left w:val="single" w:color="C7CBDC" w:sz="4"/>
-              <w:bottom w:val="single" w:color="C7CBDC" w:sz="4"/>
-              <w:right w:val="single" w:color="C7CBDC" w:sz="4"/>
-            </w:tcBorders>
-            <w:tcMar>
-              <w:top w:type="dxa" w:w="60"/>
-              <w:left w:type="dxa" w:w="90"/>
-              <w:bottom w:type="dxa" w:w="60"/>
-              <w:right w:type="dxa" w:w="90"/>
-            </w:tcMar>
-            <w:vAlign w:val="top"/>
-          </w:tcPr>
-          <w:p>
-            <w:pPr>
-              <w:spacing w:after="0" w:before="0"/>
-            </w:pPr>
-            <w:r>
-              <w:rPr>
-                <w:rFonts w:ascii="Calibri" w:cs="Calibri" w:eastAsia="Calibri" w:hAnsi="Calibri"/>
-                <w:b/>
-                <w:bCs/>
-                <w:i w:val="false"/>
-                <w:iCs w:val="false"/>
-                <w:color w:val="1A1F36"/>
-                <w:sz w:val="18"/>
-                <w:szCs w:val="18"/>
-              </w:rPr>
-              <w:t xml:space="preserve">61</w:t>
-            </w:r>
-          </w:p>
-        </w:tc>
-        <w:tc>
-          <w:tcPr>
-            <w:tcW w:type="dxa" w:w="2600"/>
-            <w:tcBorders>
-              <w:top w:val="single" w:color="C7CBDC" w:sz="4"/>
-              <w:left w:val="single" w:color="C7CBDC" w:sz="4"/>
-              <w:bottom w:val="single" w:color="C7CBDC" w:sz="4"/>
-              <w:right w:val="single" w:color="C7CBDC" w:sz="4"/>
-            </w:tcBorders>
-            <w:tcMar>
-              <w:top w:type="dxa" w:w="60"/>
-              <w:left w:type="dxa" w:w="90"/>
-              <w:bottom w:type="dxa" w:w="60"/>
-              <w:right w:type="dxa" w:w="90"/>
-            </w:tcMar>
-            <w:vAlign w:val="top"/>
-          </w:tcPr>
-          <w:p>
-            <w:pPr>
-              <w:spacing w:after="0"/>
-            </w:pPr>
-            <w:r>
-              <w:rPr>
-                <w:rFonts w:ascii="Calibri" w:cs="Calibri" w:eastAsia="Calibri" w:hAnsi="Calibri"/>
-                <w:b w:val="false"/>
-                <w:bCs w:val="false"/>
-                <w:i w:val="false"/>
-                <w:iCs w:val="false"/>
-                <w:color w:val="1A1F36"/>
-                <w:sz w:val="18"/>
-                <w:szCs w:val="18"/>
-              </w:rPr>
-              <w:t xml:space="preserve">номер игрока меняется внутри команды</w:t>
-            </w:r>
-          </w:p>
-        </w:tc>
-        <w:tc>
-          <w:tcPr>
-            <w:tcW w:type="dxa" w:w="2400"/>
-            <w:tcBorders>
-              <w:top w:val="single" w:color="C7CBDC" w:sz="4"/>
-              <w:left w:val="single" w:color="C7CBDC" w:sz="4"/>
-              <w:bottom w:val="single" w:color="C7CBDC" w:sz="4"/>
-              <w:right w:val="single" w:color="C7CBDC" w:sz="4"/>
-            </w:tcBorders>
-            <w:tcMar>
-              <w:top w:type="dxa" w:w="60"/>
-              <w:left w:type="dxa" w:w="90"/>
-              <w:bottom w:type="dxa" w:w="60"/>
-              <w:right w:type="dxa" w:w="90"/>
-            </w:tcMar>
-            <w:vAlign w:val="top"/>
-          </w:tcPr>
-          <w:p>
-            <w:pPr>
-              <w:spacing w:after="0"/>
-            </w:pPr>
-            <w:r>
-              <w:rPr>
-                <w:rFonts w:ascii="Calibri" w:cs="Calibri" w:eastAsia="Calibri" w:hAnsi="Calibri"/>
-                <w:b w:val="false"/>
-                <w:bCs w:val="false"/>
-                <w:i w:val="false"/>
-                <w:iCs w:val="false"/>
-                <w:color w:val="5A5F7A"/>
-                <w:sz w:val="18"/>
-                <w:szCs w:val="18"/>
-              </w:rPr>
-              <w:t xml:space="preserve">—</w:t>
-            </w:r>
-          </w:p>
-        </w:tc>
-        <w:tc>
-          <w:tcPr>
-            <w:tcW w:type="dxa" w:w="4400"/>
-            <w:tcBorders>
-              <w:top w:val="single" w:color="C7CBDC" w:sz="4"/>
-              <w:left w:val="single" w:color="C7CBDC" w:sz="4"/>
-              <w:bottom w:val="single" w:color="C7CBDC" w:sz="4"/>
-              <w:right w:val="single" w:color="C7CBDC" w:sz="4"/>
-            </w:tcBorders>
-            <w:tcMar>
-              <w:top w:type="dxa" w:w="60"/>
-              <w:left w:type="dxa" w:w="90"/>
-              <w:bottom w:type="dxa" w:w="60"/>
-              <w:right w:type="dxa" w:w="90"/>
-            </w:tcMar>
-            <w:vAlign w:val="top"/>
-          </w:tcPr>
-          <w:p>
-            <w:pPr>
-              <w:spacing w:after="0" w:before="0"/>
-            </w:pPr>
-            <w:r>
-              <w:rPr>
-                <w:rFonts w:ascii="Calibri" w:cs="Calibri" w:eastAsia="Calibri" w:hAnsi="Calibri"/>
-                <w:b w:val="false"/>
-                <w:bCs w:val="false"/>
-                <w:i w:val="false"/>
-                <w:iCs w:val="false"/>
-                <w:color w:val="1A1F36"/>
-                <w:sz w:val="18"/>
-                <w:szCs w:val="18"/>
-              </w:rPr>
-              <w:t xml:space="preserve">Номер игрока не совпадает с его номером в других матчах за команду Штурм. Кисляков Сергей Николаевич — здесь номер 55, в остальных матчах за эту команду — 74; Шароватов Василий Александрович — здесь номер 9, в остальных матчах за эту команду — 69. Какой номер верный?</w:t>
-            </w:r>
-          </w:p>
-        </w:tc>
-        <w:tc>
-          <w:tcPr>
-            <w:tcW w:type="dxa" w:w="4950"/>
-            <w:tcBorders>
-              <w:top w:val="single" w:color="C7CBDC" w:sz="4"/>
-              <w:left w:val="single" w:color="C7CBDC" w:sz="4"/>
-              <w:bottom w:val="single" w:color="C7CBDC" w:sz="4"/>
-              <w:right w:val="single" w:color="C7CBDC" w:sz="4"/>
-            </w:tcBorders>
-            <w:tcMar>
-              <w:top w:type="dxa" w:w="60"/>
-              <w:left w:type="dxa" w:w="90"/>
-              <w:bottom w:type="dxa" w:w="60"/>
-              <w:right w:type="dxa" w:w="90"/>
-            </w:tcMar>
-            <w:vAlign w:val="top"/>
-          </w:tcPr>
-          <w:p>
-            <w:pPr>
-              <w:spacing w:after="0" w:before="0"/>
-            </w:pPr>
-            <w:r>
-              <w:rPr>
-                <w:rFonts w:ascii="Calibri" w:cs="Calibri" w:eastAsia="Calibri" w:hAnsi="Calibri"/>
-                <w:b w:val="false"/>
-                <w:bCs w:val="false"/>
-                <w:i/>
-                <w:iCs/>
-                <w:color w:val="2B2F77"/>
-                <w:sz w:val="18"/>
-                <w:szCs w:val="18"/>
-              </w:rPr>
-              <w:t xml:space="preserve"/>
+              <w:t xml:space="preserve">Проверяющий: исправил у себя; ждём исправленный файл.</w:t>
             </w:r>
           </w:p>
         </w:tc>

--- a/reports/Svodny_otchet.docx
+++ b/reports/Svodny_otchet.docx
@@ -174,6 +174,24 @@
     </w:p>
     <w:p>
       <w:pPr>
+        <w:spacing w:after="30" w:before="0"/>
+      </w:pPr>
+      <w:r>
+        <w:rPr>
+          <w:rFonts w:ascii="Calibri" w:cs="Calibri" w:eastAsia="Calibri" w:hAnsi="Calibri"/>
+          <w:b w:val="false"/>
+          <w:bCs w:val="false"/>
+          <w:i w:val="false"/>
+          <w:iCs w:val="false"/>
+          <w:color w:val="1A1F36"/>
+          <w:sz w:val="20"/>
+          <w:szCs w:val="20"/>
+        </w:rPr>
+        <w:t xml:space="preserve">2026-08_centr_div3.xlsx — Конференция ЦЕНТР (3 Дивизион), август 2026</w:t>
+      </w:r>
+    </w:p>
+    <w:p>
+      <w:pPr>
         <w:spacing w:after="80" w:before="0"/>
       </w:pPr>
     </w:p>
@@ -2411,11 +2429,11 @@
                 <w:bCs/>
                 <w:i w:val="false"/>
                 <w:iCs w:val="false"/>
-                <w:color w:val="B45309"/>
-                <w:sz w:val="18"/>
-                <w:szCs w:val="18"/>
-              </w:rPr>
-              <w:t xml:space="preserve">Правки проверяющих внесены, остались ошибки</w:t>
+                <w:color w:val="2E7D32"/>
+                <w:sz w:val="18"/>
+                <w:szCs w:val="18"/>
+              </w:rPr>
+              <w:t xml:space="preserve">Правки проверяющих внесены — ошибок нет</w:t>
             </w:r>
           </w:p>
         </w:tc>
@@ -9478,7 +9496,7 @@
                 <w:sz w:val="18"/>
                 <w:szCs w:val="18"/>
               </w:rPr>
-              <w:t xml:space="preserve">1, 16, 61, 76, 121, 136, 151, 166</w:t>
+              <w:t xml:space="preserve">211, 226</w:t>
             </w:r>
           </w:p>
         </w:tc>
@@ -9514,7 +9532,7 @@
                 <w:sz w:val="18"/>
                 <w:szCs w:val="18"/>
               </w:rPr>
-              <w:t xml:space="preserve">состав больше обычного</w:t>
+              <w:t xml:space="preserve">игрок за обе команды в одном матче</w:t>
             </w:r>
           </w:p>
         </w:tc>
@@ -9586,7 +9604,7 @@
                 <w:sz w:val="18"/>
                 <w:szCs w:val="18"/>
               </w:rPr>
-              <w:t xml:space="preserve">В составе Спортдепо заявлено 13 игроков, тогда как у остальных команд обычно 9. Встречается в 8 матчах. Это допустимо или в состав попали лишние игроки?</w:t>
+              <w:t xml:space="preserve">Рябинин Евгений Васильевич записан в составы обеих команд одного матча (Сармат — №12; Штурм — №7; в 2 матчах). По ответу организатора так не допускается.</w:t>
             </w:r>
           </w:p>
         </w:tc>
@@ -9622,375 +9640,7 @@
                 <w:sz w:val="18"/>
                 <w:szCs w:val="18"/>
               </w:rPr>
-              <w:t xml:space="preserve">Проверяющий: убрал лишних игроков — какие именно, не указано; ждём исправленный файл.</w:t>
-            </w:r>
-          </w:p>
-        </w:tc>
-      </w:tr>
-      <w:tr>
-        <w:tc>
-          <w:tcPr>
-            <w:tcW w:type="dxa" w:w="900"/>
-            <w:tcBorders>
-              <w:top w:val="single" w:color="C7CBDC" w:sz="4"/>
-              <w:left w:val="single" w:color="C7CBDC" w:sz="4"/>
-              <w:bottom w:val="single" w:color="C7CBDC" w:sz="4"/>
-              <w:right w:val="single" w:color="C7CBDC" w:sz="4"/>
-            </w:tcBorders>
-            <w:shd w:fill="F7F8FC" w:color="auto" w:val="clear"/>
-            <w:tcMar>
-              <w:top w:type="dxa" w:w="60"/>
-              <w:left w:type="dxa" w:w="90"/>
-              <w:bottom w:type="dxa" w:w="60"/>
-              <w:right w:type="dxa" w:w="90"/>
-            </w:tcMar>
-            <w:vAlign w:val="top"/>
-          </w:tcPr>
-          <w:p>
-            <w:pPr>
-              <w:spacing w:after="0" w:before="0"/>
-            </w:pPr>
-            <w:r>
-              <w:rPr>
-                <w:rFonts w:ascii="Calibri" w:cs="Calibri" w:eastAsia="Calibri" w:hAnsi="Calibri"/>
-                <w:b/>
-                <w:bCs/>
-                <w:i w:val="false"/>
-                <w:iCs w:val="false"/>
-                <w:color w:val="1A1F36"/>
-                <w:sz w:val="18"/>
-                <w:szCs w:val="18"/>
-              </w:rPr>
-              <w:t xml:space="preserve">211, 226</w:t>
-            </w:r>
-          </w:p>
-        </w:tc>
-        <w:tc>
-          <w:tcPr>
-            <w:tcW w:type="dxa" w:w="2600"/>
-            <w:tcBorders>
-              <w:top w:val="single" w:color="C7CBDC" w:sz="4"/>
-              <w:left w:val="single" w:color="C7CBDC" w:sz="4"/>
-              <w:bottom w:val="single" w:color="C7CBDC" w:sz="4"/>
-              <w:right w:val="single" w:color="C7CBDC" w:sz="4"/>
-            </w:tcBorders>
-            <w:shd w:fill="F7F8FC" w:color="auto" w:val="clear"/>
-            <w:tcMar>
-              <w:top w:type="dxa" w:w="60"/>
-              <w:left w:type="dxa" w:w="90"/>
-              <w:bottom w:type="dxa" w:w="60"/>
-              <w:right w:type="dxa" w:w="90"/>
-            </w:tcMar>
-            <w:vAlign w:val="top"/>
-          </w:tcPr>
-          <w:p>
-            <w:pPr>
-              <w:spacing w:after="0"/>
-            </w:pPr>
-            <w:r>
-              <w:rPr>
-                <w:rFonts w:ascii="Calibri" w:cs="Calibri" w:eastAsia="Calibri" w:hAnsi="Calibri"/>
-                <w:b w:val="false"/>
-                <w:bCs w:val="false"/>
-                <w:i w:val="false"/>
-                <w:iCs w:val="false"/>
-                <w:color w:val="1A1F36"/>
-                <w:sz w:val="18"/>
-                <w:szCs w:val="18"/>
-              </w:rPr>
-              <w:t xml:space="preserve">игрок за обе команды в одном матче</w:t>
-            </w:r>
-          </w:p>
-        </w:tc>
-        <w:tc>
-          <w:tcPr>
-            <w:tcW w:type="dxa" w:w="2400"/>
-            <w:tcBorders>
-              <w:top w:val="single" w:color="C7CBDC" w:sz="4"/>
-              <w:left w:val="single" w:color="C7CBDC" w:sz="4"/>
-              <w:bottom w:val="single" w:color="C7CBDC" w:sz="4"/>
-              <w:right w:val="single" w:color="C7CBDC" w:sz="4"/>
-            </w:tcBorders>
-            <w:shd w:fill="F7F8FC" w:color="auto" w:val="clear"/>
-            <w:tcMar>
-              <w:top w:type="dxa" w:w="60"/>
-              <w:left w:type="dxa" w:w="90"/>
-              <w:bottom w:type="dxa" w:w="60"/>
-              <w:right w:type="dxa" w:w="90"/>
-            </w:tcMar>
-            <w:vAlign w:val="top"/>
-          </w:tcPr>
-          <w:p>
-            <w:pPr>
-              <w:spacing w:after="0"/>
-            </w:pPr>
-            <w:r>
-              <w:rPr>
-                <w:rFonts w:ascii="Calibri" w:cs="Calibri" w:eastAsia="Calibri" w:hAnsi="Calibri"/>
-                <w:b w:val="false"/>
-                <w:bCs w:val="false"/>
-                <w:i w:val="false"/>
-                <w:iCs w:val="false"/>
-                <w:color w:val="5A5F7A"/>
-                <w:sz w:val="18"/>
-                <w:szCs w:val="18"/>
-              </w:rPr>
-              <w:t xml:space="preserve">—</w:t>
-            </w:r>
-          </w:p>
-        </w:tc>
-        <w:tc>
-          <w:tcPr>
-            <w:tcW w:type="dxa" w:w="4400"/>
-            <w:tcBorders>
-              <w:top w:val="single" w:color="C7CBDC" w:sz="4"/>
-              <w:left w:val="single" w:color="C7CBDC" w:sz="4"/>
-              <w:bottom w:val="single" w:color="C7CBDC" w:sz="4"/>
-              <w:right w:val="single" w:color="C7CBDC" w:sz="4"/>
-            </w:tcBorders>
-            <w:shd w:fill="F7F8FC" w:color="auto" w:val="clear"/>
-            <w:tcMar>
-              <w:top w:type="dxa" w:w="60"/>
-              <w:left w:type="dxa" w:w="90"/>
-              <w:bottom w:type="dxa" w:w="60"/>
-              <w:right w:type="dxa" w:w="90"/>
-            </w:tcMar>
-            <w:vAlign w:val="top"/>
-          </w:tcPr>
-          <w:p>
-            <w:pPr>
-              <w:spacing w:after="0" w:before="0"/>
-            </w:pPr>
-            <w:r>
-              <w:rPr>
-                <w:rFonts w:ascii="Calibri" w:cs="Calibri" w:eastAsia="Calibri" w:hAnsi="Calibri"/>
-                <w:b w:val="false"/>
-                <w:bCs w:val="false"/>
-                <w:i w:val="false"/>
-                <w:iCs w:val="false"/>
-                <w:color w:val="1A1F36"/>
-                <w:sz w:val="18"/>
-                <w:szCs w:val="18"/>
-              </w:rPr>
-              <w:t xml:space="preserve">Нарватов Александр Петрович записан в составы обеих команд одного матча (Сармат — №89; Штурм — №9; в 2 матчах). По ответу организатора так не допускается.</w:t>
-            </w:r>
-          </w:p>
-        </w:tc>
-        <w:tc>
-          <w:tcPr>
-            <w:tcW w:type="dxa" w:w="4950"/>
-            <w:tcBorders>
-              <w:top w:val="single" w:color="C7CBDC" w:sz="4"/>
-              <w:left w:val="single" w:color="C7CBDC" w:sz="4"/>
-              <w:bottom w:val="single" w:color="C7CBDC" w:sz="4"/>
-              <w:right w:val="single" w:color="C7CBDC" w:sz="4"/>
-            </w:tcBorders>
-            <w:tcMar>
-              <w:top w:type="dxa" w:w="60"/>
-              <w:left w:type="dxa" w:w="90"/>
-              <w:bottom w:type="dxa" w:w="60"/>
-              <w:right w:type="dxa" w:w="90"/>
-            </w:tcMar>
-            <w:vAlign w:val="top"/>
-          </w:tcPr>
-          <w:p>
-            <w:pPr>
-              <w:spacing w:after="0" w:before="0"/>
-            </w:pPr>
-            <w:r>
-              <w:rPr>
-                <w:rFonts w:ascii="Calibri" w:cs="Calibri" w:eastAsia="Calibri" w:hAnsi="Calibri"/>
-                <w:b w:val="false"/>
-                <w:bCs w:val="false"/>
-                <w:i/>
-                <w:iCs/>
-                <w:color w:val="2B2F77"/>
-                <w:sz w:val="18"/>
-                <w:szCs w:val="18"/>
-              </w:rPr>
-              <w:t xml:space="preserve">Проверяющий: так не допускается, строки 211 и 226 исправил у себя; ждём исправленный файл.</w:t>
-            </w:r>
-          </w:p>
-        </w:tc>
-      </w:tr>
-      <w:tr>
-        <w:tc>
-          <w:tcPr>
-            <w:tcW w:type="dxa" w:w="900"/>
-            <w:tcBorders>
-              <w:top w:val="single" w:color="C7CBDC" w:sz="4"/>
-              <w:left w:val="single" w:color="C7CBDC" w:sz="4"/>
-              <w:bottom w:val="single" w:color="C7CBDC" w:sz="4"/>
-              <w:right w:val="single" w:color="C7CBDC" w:sz="4"/>
-            </w:tcBorders>
-            <w:tcMar>
-              <w:top w:type="dxa" w:w="60"/>
-              <w:left w:type="dxa" w:w="90"/>
-              <w:bottom w:type="dxa" w:w="60"/>
-              <w:right w:type="dxa" w:w="90"/>
-            </w:tcMar>
-            <w:vAlign w:val="top"/>
-          </w:tcPr>
-          <w:p>
-            <w:pPr>
-              <w:spacing w:after="0" w:before="0"/>
-            </w:pPr>
-            <w:r>
-              <w:rPr>
-                <w:rFonts w:ascii="Calibri" w:cs="Calibri" w:eastAsia="Calibri" w:hAnsi="Calibri"/>
-                <w:b/>
-                <w:bCs/>
-                <w:i w:val="false"/>
-                <w:iCs w:val="false"/>
-                <w:color w:val="1A1F36"/>
-                <w:sz w:val="18"/>
-                <w:szCs w:val="18"/>
-              </w:rPr>
-              <w:t xml:space="preserve">211, 226</w:t>
-            </w:r>
-          </w:p>
-        </w:tc>
-        <w:tc>
-          <w:tcPr>
-            <w:tcW w:type="dxa" w:w="2600"/>
-            <w:tcBorders>
-              <w:top w:val="single" w:color="C7CBDC" w:sz="4"/>
-              <w:left w:val="single" w:color="C7CBDC" w:sz="4"/>
-              <w:bottom w:val="single" w:color="C7CBDC" w:sz="4"/>
-              <w:right w:val="single" w:color="C7CBDC" w:sz="4"/>
-            </w:tcBorders>
-            <w:tcMar>
-              <w:top w:type="dxa" w:w="60"/>
-              <w:left w:type="dxa" w:w="90"/>
-              <w:bottom w:type="dxa" w:w="60"/>
-              <w:right w:type="dxa" w:w="90"/>
-            </w:tcMar>
-            <w:vAlign w:val="top"/>
-          </w:tcPr>
-          <w:p>
-            <w:pPr>
-              <w:spacing w:after="0"/>
-            </w:pPr>
-            <w:r>
-              <w:rPr>
-                <w:rFonts w:ascii="Calibri" w:cs="Calibri" w:eastAsia="Calibri" w:hAnsi="Calibri"/>
-                <w:b w:val="false"/>
-                <w:bCs w:val="false"/>
-                <w:i w:val="false"/>
-                <w:iCs w:val="false"/>
-                <w:color w:val="1A1F36"/>
-                <w:sz w:val="18"/>
-                <w:szCs w:val="18"/>
-              </w:rPr>
-              <w:t xml:space="preserve">игрок за обе команды в одном матче</w:t>
-            </w:r>
-          </w:p>
-        </w:tc>
-        <w:tc>
-          <w:tcPr>
-            <w:tcW w:type="dxa" w:w="2400"/>
-            <w:tcBorders>
-              <w:top w:val="single" w:color="C7CBDC" w:sz="4"/>
-              <w:left w:val="single" w:color="C7CBDC" w:sz="4"/>
-              <w:bottom w:val="single" w:color="C7CBDC" w:sz="4"/>
-              <w:right w:val="single" w:color="C7CBDC" w:sz="4"/>
-            </w:tcBorders>
-            <w:tcMar>
-              <w:top w:type="dxa" w:w="60"/>
-              <w:left w:type="dxa" w:w="90"/>
-              <w:bottom w:type="dxa" w:w="60"/>
-              <w:right w:type="dxa" w:w="90"/>
-            </w:tcMar>
-            <w:vAlign w:val="top"/>
-          </w:tcPr>
-          <w:p>
-            <w:pPr>
-              <w:spacing w:after="0"/>
-            </w:pPr>
-            <w:r>
-              <w:rPr>
-                <w:rFonts w:ascii="Calibri" w:cs="Calibri" w:eastAsia="Calibri" w:hAnsi="Calibri"/>
-                <w:b w:val="false"/>
-                <w:bCs w:val="false"/>
-                <w:i w:val="false"/>
-                <w:iCs w:val="false"/>
-                <w:color w:val="5A5F7A"/>
-                <w:sz w:val="18"/>
-                <w:szCs w:val="18"/>
-              </w:rPr>
-              <w:t xml:space="preserve">—</w:t>
-            </w:r>
-          </w:p>
-        </w:tc>
-        <w:tc>
-          <w:tcPr>
-            <w:tcW w:type="dxa" w:w="4400"/>
-            <w:tcBorders>
-              <w:top w:val="single" w:color="C7CBDC" w:sz="4"/>
-              <w:left w:val="single" w:color="C7CBDC" w:sz="4"/>
-              <w:bottom w:val="single" w:color="C7CBDC" w:sz="4"/>
-              <w:right w:val="single" w:color="C7CBDC" w:sz="4"/>
-            </w:tcBorders>
-            <w:tcMar>
-              <w:top w:type="dxa" w:w="60"/>
-              <w:left w:type="dxa" w:w="90"/>
-              <w:bottom w:type="dxa" w:w="60"/>
-              <w:right w:type="dxa" w:w="90"/>
-            </w:tcMar>
-            <w:vAlign w:val="top"/>
-          </w:tcPr>
-          <w:p>
-            <w:pPr>
-              <w:spacing w:after="0" w:before="0"/>
-            </w:pPr>
-            <w:r>
-              <w:rPr>
-                <w:rFonts w:ascii="Calibri" w:cs="Calibri" w:eastAsia="Calibri" w:hAnsi="Calibri"/>
-                <w:b w:val="false"/>
-                <w:bCs w:val="false"/>
-                <w:i w:val="false"/>
-                <w:iCs w:val="false"/>
-                <w:color w:val="1A1F36"/>
-                <w:sz w:val="18"/>
-                <w:szCs w:val="18"/>
-              </w:rPr>
-              <w:t xml:space="preserve">Рябинин Евгений Васильевич записан в составы обеих команд одного матча (Сармат — №12; Штурм — №7; в 2 матчах). По ответу организатора так не допускается.</w:t>
-            </w:r>
-          </w:p>
-        </w:tc>
-        <w:tc>
-          <w:tcPr>
-            <w:tcW w:type="dxa" w:w="4950"/>
-            <w:tcBorders>
-              <w:top w:val="single" w:color="C7CBDC" w:sz="4"/>
-              <w:left w:val="single" w:color="C7CBDC" w:sz="4"/>
-              <w:bottom w:val="single" w:color="C7CBDC" w:sz="4"/>
-              <w:right w:val="single" w:color="C7CBDC" w:sz="4"/>
-            </w:tcBorders>
-            <w:tcMar>
-              <w:top w:type="dxa" w:w="60"/>
-              <w:left w:type="dxa" w:w="90"/>
-              <w:bottom w:type="dxa" w:w="60"/>
-              <w:right w:type="dxa" w:w="90"/>
-            </w:tcMar>
-            <w:vAlign w:val="top"/>
-          </w:tcPr>
-          <w:p>
-            <w:pPr>
-              <w:spacing w:after="0" w:before="0"/>
-            </w:pPr>
-            <w:r>
-              <w:rPr>
-                <w:rFonts w:ascii="Calibri" w:cs="Calibri" w:eastAsia="Calibri" w:hAnsi="Calibri"/>
-                <w:b w:val="false"/>
-                <w:bCs w:val="false"/>
-                <w:i/>
-                <w:iCs/>
-                <w:color w:val="2B2F77"/>
-                <w:sz w:val="18"/>
-                <w:szCs w:val="18"/>
-              </w:rPr>
-              <w:t xml:space="preserve">Проверяющий: так не допускается, строки 211 и 226 исправил у себя; ждём исправленный файл.</w:t>
+              <w:t xml:space="preserve">За какую команду он играл в этих матчах?</w:t>
             </w:r>
           </w:p>
         </w:tc>
@@ -10015,1502 +9665,24 @@
         <w:t xml:space="preserve">Август 2026</w:t>
       </w:r>
     </w:p>
-    <w:tbl>
-      <w:tblPr>
-        <w:tblW w:type="dxa" w:w="15250"/>
-        <w:tblBorders>
-          <w:top w:val="single" w:color="auto" w:sz="4"/>
-          <w:left w:val="single" w:color="auto" w:sz="4"/>
-          <w:bottom w:val="single" w:color="auto" w:sz="4"/>
-          <w:right w:val="single" w:color="auto" w:sz="4"/>
-          <w:insideH w:val="single" w:color="auto" w:sz="4"/>
-          <w:insideV w:val="single" w:color="auto" w:sz="4"/>
-        </w:tblBorders>
-      </w:tblPr>
-      <w:tblGrid>
-        <w:gridCol w:w="900"/>
-        <w:gridCol w:w="2600"/>
-        <w:gridCol w:w="2400"/>
-        <w:gridCol w:w="4400"/>
-        <w:gridCol w:w="4950"/>
-      </w:tblGrid>
-      <w:tr>
-        <w:trPr>
-          <w:tblHeader/>
-        </w:trPr>
-        <w:tc>
-          <w:tcPr>
-            <w:tcW w:type="dxa" w:w="900"/>
-            <w:tcBorders>
-              <w:top w:val="single" w:color="C7CBDC" w:sz="4"/>
-              <w:left w:val="single" w:color="C7CBDC" w:sz="4"/>
-              <w:bottom w:val="single" w:color="C7CBDC" w:sz="4"/>
-              <w:right w:val="single" w:color="C7CBDC" w:sz="4"/>
-            </w:tcBorders>
-            <w:shd w:fill="EEF0F7" w:color="auto" w:val="clear"/>
-            <w:tcMar>
-              <w:top w:type="dxa" w:w="60"/>
-              <w:left w:type="dxa" w:w="90"/>
-              <w:bottom w:type="dxa" w:w="60"/>
-              <w:right w:type="dxa" w:w="90"/>
-            </w:tcMar>
-            <w:vAlign w:val="top"/>
-          </w:tcPr>
-          <w:p>
-            <w:pPr>
-              <w:spacing w:after="0" w:before="0"/>
-            </w:pPr>
-            <w:r>
-              <w:rPr>
-                <w:rFonts w:ascii="Calibri" w:cs="Calibri" w:eastAsia="Calibri" w:hAnsi="Calibri"/>
-                <w:b/>
-                <w:bCs/>
-                <w:i w:val="false"/>
-                <w:iCs w:val="false"/>
-                <w:color w:val="1A1F36"/>
-                <w:sz w:val="18"/>
-                <w:szCs w:val="18"/>
-              </w:rPr>
-              <w:t xml:space="preserve">Стр.</w:t>
-            </w:r>
-          </w:p>
-        </w:tc>
-        <w:tc>
-          <w:tcPr>
-            <w:tcW w:type="dxa" w:w="2600"/>
-            <w:tcBorders>
-              <w:top w:val="single" w:color="C7CBDC" w:sz="4"/>
-              <w:left w:val="single" w:color="C7CBDC" w:sz="4"/>
-              <w:bottom w:val="single" w:color="C7CBDC" w:sz="4"/>
-              <w:right w:val="single" w:color="C7CBDC" w:sz="4"/>
-            </w:tcBorders>
-            <w:shd w:fill="EEF0F7" w:color="auto" w:val="clear"/>
-            <w:tcMar>
-              <w:top w:type="dxa" w:w="60"/>
-              <w:left w:type="dxa" w:w="90"/>
-              <w:bottom w:type="dxa" w:w="60"/>
-              <w:right w:type="dxa" w:w="90"/>
-            </w:tcMar>
-            <w:vAlign w:val="top"/>
-          </w:tcPr>
-          <w:p>
-            <w:pPr>
-              <w:spacing w:after="0" w:before="0"/>
-            </w:pPr>
-            <w:r>
-              <w:rPr>
-                <w:rFonts w:ascii="Calibri" w:cs="Calibri" w:eastAsia="Calibri" w:hAnsi="Calibri"/>
-                <w:b/>
-                <w:bCs/>
-                <w:i w:val="false"/>
-                <w:iCs w:val="false"/>
-                <w:color w:val="1A1F36"/>
-                <w:sz w:val="18"/>
-                <w:szCs w:val="18"/>
-              </w:rPr>
-              <w:t xml:space="preserve">Матч</w:t>
-            </w:r>
-          </w:p>
-        </w:tc>
-        <w:tc>
-          <w:tcPr>
-            <w:tcW w:type="dxa" w:w="2400"/>
-            <w:tcBorders>
-              <w:top w:val="single" w:color="C7CBDC" w:sz="4"/>
-              <w:left w:val="single" w:color="C7CBDC" w:sz="4"/>
-              <w:bottom w:val="single" w:color="C7CBDC" w:sz="4"/>
-              <w:right w:val="single" w:color="C7CBDC" w:sz="4"/>
-            </w:tcBorders>
-            <w:shd w:fill="EEF0F7" w:color="auto" w:val="clear"/>
-            <w:tcMar>
-              <w:top w:type="dxa" w:w="60"/>
-              <w:left w:type="dxa" w:w="90"/>
-              <w:bottom w:type="dxa" w:w="60"/>
-              <w:right w:type="dxa" w:w="90"/>
-            </w:tcMar>
-            <w:vAlign w:val="top"/>
-          </w:tcPr>
-          <w:p>
-            <w:pPr>
-              <w:spacing w:after="0" w:before="0"/>
-            </w:pPr>
-            <w:r>
-              <w:rPr>
-                <w:rFonts w:ascii="Calibri" w:cs="Calibri" w:eastAsia="Calibri" w:hAnsi="Calibri"/>
-                <w:b/>
-                <w:bCs/>
-                <w:i w:val="false"/>
-                <w:iCs w:val="false"/>
-                <w:color w:val="1A1F36"/>
-                <w:sz w:val="18"/>
-                <w:szCs w:val="18"/>
-              </w:rPr>
-              <w:t xml:space="preserve">Счёт</w:t>
-            </w:r>
-          </w:p>
-        </w:tc>
-        <w:tc>
-          <w:tcPr>
-            <w:tcW w:type="dxa" w:w="4400"/>
-            <w:tcBorders>
-              <w:top w:val="single" w:color="C7CBDC" w:sz="4"/>
-              <w:left w:val="single" w:color="C7CBDC" w:sz="4"/>
-              <w:bottom w:val="single" w:color="C7CBDC" w:sz="4"/>
-              <w:right w:val="single" w:color="C7CBDC" w:sz="4"/>
-            </w:tcBorders>
-            <w:shd w:fill="EEF0F7" w:color="auto" w:val="clear"/>
-            <w:tcMar>
-              <w:top w:type="dxa" w:w="60"/>
-              <w:left w:type="dxa" w:w="90"/>
-              <w:bottom w:type="dxa" w:w="60"/>
-              <w:right w:type="dxa" w:w="90"/>
-            </w:tcMar>
-            <w:vAlign w:val="top"/>
-          </w:tcPr>
-          <w:p>
-            <w:pPr>
-              <w:spacing w:after="0" w:before="0"/>
-            </w:pPr>
-            <w:r>
-              <w:rPr>
-                <w:rFonts w:ascii="Calibri" w:cs="Calibri" w:eastAsia="Calibri" w:hAnsi="Calibri"/>
-                <w:b/>
-                <w:bCs/>
-                <w:i w:val="false"/>
-                <w:iCs w:val="false"/>
-                <w:color w:val="1A1F36"/>
-                <w:sz w:val="18"/>
-                <w:szCs w:val="18"/>
-              </w:rPr>
-              <w:t xml:space="preserve">Что не так</w:t>
-            </w:r>
-          </w:p>
-        </w:tc>
-        <w:tc>
-          <w:tcPr>
-            <w:tcW w:type="dxa" w:w="4950"/>
-            <w:tcBorders>
-              <w:top w:val="single" w:color="C7CBDC" w:sz="4"/>
-              <w:left w:val="single" w:color="C7CBDC" w:sz="4"/>
-              <w:bottom w:val="single" w:color="C7CBDC" w:sz="4"/>
-              <w:right w:val="single" w:color="C7CBDC" w:sz="4"/>
-            </w:tcBorders>
-            <w:shd w:fill="EEF0F7" w:color="auto" w:val="clear"/>
-            <w:tcMar>
-              <w:top w:type="dxa" w:w="60"/>
-              <w:left w:type="dxa" w:w="90"/>
-              <w:bottom w:type="dxa" w:w="60"/>
-              <w:right w:type="dxa" w:w="90"/>
-            </w:tcMar>
-            <w:vAlign w:val="top"/>
-          </w:tcPr>
-          <w:p>
-            <w:pPr>
-              <w:spacing w:after="0" w:before="0"/>
-            </w:pPr>
-            <w:r>
-              <w:rPr>
-                <w:rFonts w:ascii="Calibri" w:cs="Calibri" w:eastAsia="Calibri" w:hAnsi="Calibri"/>
-                <w:b/>
-                <w:bCs/>
-                <w:i w:val="false"/>
-                <w:iCs w:val="false"/>
-                <w:color w:val="1A1F36"/>
-                <w:sz w:val="18"/>
-                <w:szCs w:val="18"/>
-              </w:rPr>
-              <w:t xml:space="preserve">Как исправляем</w:t>
-            </w:r>
-          </w:p>
-        </w:tc>
-      </w:tr>
-      <w:tr>
-        <w:tc>
-          <w:tcPr>
-            <w:tcW w:type="dxa" w:w="900"/>
-            <w:tcBorders>
-              <w:top w:val="single" w:color="C7CBDC" w:sz="4"/>
-              <w:left w:val="single" w:color="C7CBDC" w:sz="4"/>
-              <w:bottom w:val="single" w:color="C7CBDC" w:sz="4"/>
-              <w:right w:val="single" w:color="C7CBDC" w:sz="4"/>
-            </w:tcBorders>
-            <w:tcMar>
-              <w:top w:type="dxa" w:w="60"/>
-              <w:left w:type="dxa" w:w="90"/>
-              <w:bottom w:type="dxa" w:w="60"/>
-              <w:right w:type="dxa" w:w="90"/>
-            </w:tcMar>
-            <w:vAlign w:val="top"/>
-          </w:tcPr>
-          <w:p>
-            <w:pPr>
-              <w:spacing w:after="0" w:before="0"/>
-            </w:pPr>
-            <w:r>
-              <w:rPr>
-                <w:rFonts w:ascii="Calibri" w:cs="Calibri" w:eastAsia="Calibri" w:hAnsi="Calibri"/>
-                <w:b/>
-                <w:bCs/>
-                <w:i w:val="false"/>
-                <w:iCs w:val="false"/>
-                <w:color w:val="1A1F36"/>
-                <w:sz w:val="18"/>
-                <w:szCs w:val="18"/>
-              </w:rPr>
-              <w:t xml:space="preserve">166</w:t>
-            </w:r>
-          </w:p>
-        </w:tc>
-        <w:tc>
-          <w:tcPr>
-            <w:tcW w:type="dxa" w:w="2600"/>
-            <w:tcBorders>
-              <w:top w:val="single" w:color="C7CBDC" w:sz="4"/>
-              <w:left w:val="single" w:color="C7CBDC" w:sz="4"/>
-              <w:bottom w:val="single" w:color="C7CBDC" w:sz="4"/>
-              <w:right w:val="single" w:color="C7CBDC" w:sz="4"/>
-            </w:tcBorders>
-            <w:tcMar>
-              <w:top w:type="dxa" w:w="60"/>
-              <w:left w:type="dxa" w:w="90"/>
-              <w:bottom w:type="dxa" w:w="60"/>
-              <w:right w:type="dxa" w:w="90"/>
-            </w:tcMar>
-            <w:vAlign w:val="top"/>
-          </w:tcPr>
-          <w:p>
-            <w:pPr>
-              <w:spacing w:after="0"/>
-            </w:pPr>
-            <w:r>
-              <w:rPr>
-                <w:rFonts w:ascii="Calibri" w:cs="Calibri" w:eastAsia="Calibri" w:hAnsi="Calibri"/>
-                <w:b w:val="false"/>
-                <w:bCs w:val="false"/>
-                <w:i w:val="false"/>
-                <w:iCs w:val="false"/>
-                <w:color w:val="1A1F36"/>
-                <w:sz w:val="18"/>
-                <w:szCs w:val="18"/>
-              </w:rPr>
-              <w:t xml:space="preserve">состав больше обычного</w:t>
-            </w:r>
-          </w:p>
-        </w:tc>
-        <w:tc>
-          <w:tcPr>
-            <w:tcW w:type="dxa" w:w="2400"/>
-            <w:tcBorders>
-              <w:top w:val="single" w:color="C7CBDC" w:sz="4"/>
-              <w:left w:val="single" w:color="C7CBDC" w:sz="4"/>
-              <w:bottom w:val="single" w:color="C7CBDC" w:sz="4"/>
-              <w:right w:val="single" w:color="C7CBDC" w:sz="4"/>
-            </w:tcBorders>
-            <w:tcMar>
-              <w:top w:type="dxa" w:w="60"/>
-              <w:left w:type="dxa" w:w="90"/>
-              <w:bottom w:type="dxa" w:w="60"/>
-              <w:right w:type="dxa" w:w="90"/>
-            </w:tcMar>
-            <w:vAlign w:val="top"/>
-          </w:tcPr>
-          <w:p>
-            <w:pPr>
-              <w:spacing w:after="0"/>
-            </w:pPr>
-            <w:r>
-              <w:rPr>
-                <w:rFonts w:ascii="Calibri" w:cs="Calibri" w:eastAsia="Calibri" w:hAnsi="Calibri"/>
-                <w:b w:val="false"/>
-                <w:bCs w:val="false"/>
-                <w:i w:val="false"/>
-                <w:iCs w:val="false"/>
-                <w:color w:val="5A5F7A"/>
-                <w:sz w:val="18"/>
-                <w:szCs w:val="18"/>
-              </w:rPr>
-              <w:t xml:space="preserve">—</w:t>
-            </w:r>
-          </w:p>
-        </w:tc>
-        <w:tc>
-          <w:tcPr>
-            <w:tcW w:type="dxa" w:w="4400"/>
-            <w:tcBorders>
-              <w:top w:val="single" w:color="C7CBDC" w:sz="4"/>
-              <w:left w:val="single" w:color="C7CBDC" w:sz="4"/>
-              <w:bottom w:val="single" w:color="C7CBDC" w:sz="4"/>
-              <w:right w:val="single" w:color="C7CBDC" w:sz="4"/>
-            </w:tcBorders>
-            <w:tcMar>
-              <w:top w:type="dxa" w:w="60"/>
-              <w:left w:type="dxa" w:w="90"/>
-              <w:bottom w:type="dxa" w:w="60"/>
-              <w:right w:type="dxa" w:w="90"/>
-            </w:tcMar>
-            <w:vAlign w:val="top"/>
-          </w:tcPr>
-          <w:p>
-            <w:pPr>
-              <w:spacing w:after="0" w:before="0"/>
-            </w:pPr>
-            <w:r>
-              <w:rPr>
-                <w:rFonts w:ascii="Calibri" w:cs="Calibri" w:eastAsia="Calibri" w:hAnsi="Calibri"/>
-                <w:b w:val="false"/>
-                <w:bCs w:val="false"/>
-                <w:i w:val="false"/>
-                <w:iCs w:val="false"/>
-                <w:color w:val="1A1F36"/>
-                <w:sz w:val="18"/>
-                <w:szCs w:val="18"/>
-              </w:rPr>
-              <w:t xml:space="preserve">В составе Сармат заявлено 13 игроков, тогда как у остальных команд обычно 9. Это допустимо или в состав попали лишние игроки?</w:t>
-            </w:r>
-          </w:p>
-        </w:tc>
-        <w:tc>
-          <w:tcPr>
-            <w:tcW w:type="dxa" w:w="4950"/>
-            <w:tcBorders>
-              <w:top w:val="single" w:color="C7CBDC" w:sz="4"/>
-              <w:left w:val="single" w:color="C7CBDC" w:sz="4"/>
-              <w:bottom w:val="single" w:color="C7CBDC" w:sz="4"/>
-              <w:right w:val="single" w:color="C7CBDC" w:sz="4"/>
-            </w:tcBorders>
-            <w:tcMar>
-              <w:top w:type="dxa" w:w="60"/>
-              <w:left w:type="dxa" w:w="90"/>
-              <w:bottom w:type="dxa" w:w="60"/>
-              <w:right w:type="dxa" w:w="90"/>
-            </w:tcMar>
-            <w:vAlign w:val="top"/>
-          </w:tcPr>
-          <w:p>
-            <w:pPr>
-              <w:spacing w:after="0" w:before="0"/>
-            </w:pPr>
-            <w:r>
-              <w:rPr>
-                <w:rFonts w:ascii="Calibri" w:cs="Calibri" w:eastAsia="Calibri" w:hAnsi="Calibri"/>
-                <w:b w:val="false"/>
-                <w:bCs w:val="false"/>
-                <w:i/>
-                <w:iCs/>
-                <w:color w:val="2B2F77"/>
-                <w:sz w:val="18"/>
-                <w:szCs w:val="18"/>
-              </w:rPr>
-              <w:t xml:space="preserve">Проверяющий: убрал лишних игроков — какие именно, не указано; ждём исправленный файл.</w:t>
-            </w:r>
-          </w:p>
-        </w:tc>
-      </w:tr>
-      <w:tr>
-        <w:tc>
-          <w:tcPr>
-            <w:tcW w:type="dxa" w:w="900"/>
-            <w:tcBorders>
-              <w:top w:val="single" w:color="C7CBDC" w:sz="4"/>
-              <w:left w:val="single" w:color="C7CBDC" w:sz="4"/>
-              <w:bottom w:val="single" w:color="C7CBDC" w:sz="4"/>
-              <w:right w:val="single" w:color="C7CBDC" w:sz="4"/>
-            </w:tcBorders>
-            <w:shd w:fill="F7F8FC" w:color="auto" w:val="clear"/>
-            <w:tcMar>
-              <w:top w:type="dxa" w:w="60"/>
-              <w:left w:type="dxa" w:w="90"/>
-              <w:bottom w:type="dxa" w:w="60"/>
-              <w:right w:type="dxa" w:w="90"/>
-            </w:tcMar>
-            <w:vAlign w:val="top"/>
-          </w:tcPr>
-          <w:p>
-            <w:pPr>
-              <w:spacing w:after="0" w:before="0"/>
-            </w:pPr>
-            <w:r>
-              <w:rPr>
-                <w:rFonts w:ascii="Calibri" w:cs="Calibri" w:eastAsia="Calibri" w:hAnsi="Calibri"/>
-                <w:b/>
-                <w:bCs/>
-                <w:i w:val="false"/>
-                <w:iCs w:val="false"/>
-                <w:color w:val="1A1F36"/>
-                <w:sz w:val="18"/>
-                <w:szCs w:val="18"/>
-              </w:rPr>
-              <w:t xml:space="preserve">16, 31, 181, 226, 241</w:t>
-            </w:r>
-          </w:p>
-        </w:tc>
-        <w:tc>
-          <w:tcPr>
-            <w:tcW w:type="dxa" w:w="2600"/>
-            <w:tcBorders>
-              <w:top w:val="single" w:color="C7CBDC" w:sz="4"/>
-              <w:left w:val="single" w:color="C7CBDC" w:sz="4"/>
-              <w:bottom w:val="single" w:color="C7CBDC" w:sz="4"/>
-              <w:right w:val="single" w:color="C7CBDC" w:sz="4"/>
-            </w:tcBorders>
-            <w:shd w:fill="F7F8FC" w:color="auto" w:val="clear"/>
-            <w:tcMar>
-              <w:top w:type="dxa" w:w="60"/>
-              <w:left w:type="dxa" w:w="90"/>
-              <w:bottom w:type="dxa" w:w="60"/>
-              <w:right w:type="dxa" w:w="90"/>
-            </w:tcMar>
-            <w:vAlign w:val="top"/>
-          </w:tcPr>
-          <w:p>
-            <w:pPr>
-              <w:spacing w:after="0"/>
-            </w:pPr>
-            <w:r>
-              <w:rPr>
-                <w:rFonts w:ascii="Calibri" w:cs="Calibri" w:eastAsia="Calibri" w:hAnsi="Calibri"/>
-                <w:b w:val="false"/>
-                <w:bCs w:val="false"/>
-                <w:i w:val="false"/>
-                <w:iCs w:val="false"/>
-                <w:color w:val="1A1F36"/>
-                <w:sz w:val="18"/>
-                <w:szCs w:val="18"/>
-              </w:rPr>
-              <w:t xml:space="preserve">состав больше обычного</w:t>
-            </w:r>
-          </w:p>
-        </w:tc>
-        <w:tc>
-          <w:tcPr>
-            <w:tcW w:type="dxa" w:w="2400"/>
-            <w:tcBorders>
-              <w:top w:val="single" w:color="C7CBDC" w:sz="4"/>
-              <w:left w:val="single" w:color="C7CBDC" w:sz="4"/>
-              <w:bottom w:val="single" w:color="C7CBDC" w:sz="4"/>
-              <w:right w:val="single" w:color="C7CBDC" w:sz="4"/>
-            </w:tcBorders>
-            <w:shd w:fill="F7F8FC" w:color="auto" w:val="clear"/>
-            <w:tcMar>
-              <w:top w:type="dxa" w:w="60"/>
-              <w:left w:type="dxa" w:w="90"/>
-              <w:bottom w:type="dxa" w:w="60"/>
-              <w:right w:type="dxa" w:w="90"/>
-            </w:tcMar>
-            <w:vAlign w:val="top"/>
-          </w:tcPr>
-          <w:p>
-            <w:pPr>
-              <w:spacing w:after="0"/>
-            </w:pPr>
-            <w:r>
-              <w:rPr>
-                <w:rFonts w:ascii="Calibri" w:cs="Calibri" w:eastAsia="Calibri" w:hAnsi="Calibri"/>
-                <w:b w:val="false"/>
-                <w:bCs w:val="false"/>
-                <w:i w:val="false"/>
-                <w:iCs w:val="false"/>
-                <w:color w:val="5A5F7A"/>
-                <w:sz w:val="18"/>
-                <w:szCs w:val="18"/>
-              </w:rPr>
-              <w:t xml:space="preserve">—</w:t>
-            </w:r>
-          </w:p>
-        </w:tc>
-        <w:tc>
-          <w:tcPr>
-            <w:tcW w:type="dxa" w:w="4400"/>
-            <w:tcBorders>
-              <w:top w:val="single" w:color="C7CBDC" w:sz="4"/>
-              <w:left w:val="single" w:color="C7CBDC" w:sz="4"/>
-              <w:bottom w:val="single" w:color="C7CBDC" w:sz="4"/>
-              <w:right w:val="single" w:color="C7CBDC" w:sz="4"/>
-            </w:tcBorders>
-            <w:shd w:fill="F7F8FC" w:color="auto" w:val="clear"/>
-            <w:tcMar>
-              <w:top w:type="dxa" w:w="60"/>
-              <w:left w:type="dxa" w:w="90"/>
-              <w:bottom w:type="dxa" w:w="60"/>
-              <w:right w:type="dxa" w:w="90"/>
-            </w:tcMar>
-            <w:vAlign w:val="top"/>
-          </w:tcPr>
-          <w:p>
-            <w:pPr>
-              <w:spacing w:after="0" w:before="0"/>
-            </w:pPr>
-            <w:r>
-              <w:rPr>
-                <w:rFonts w:ascii="Calibri" w:cs="Calibri" w:eastAsia="Calibri" w:hAnsi="Calibri"/>
-                <w:b w:val="false"/>
-                <w:bCs w:val="false"/>
-                <w:i w:val="false"/>
-                <w:iCs w:val="false"/>
-                <w:color w:val="1A1F36"/>
-                <w:sz w:val="18"/>
-                <w:szCs w:val="18"/>
-              </w:rPr>
-              <w:t xml:space="preserve">В составе Спортдепо заявлено 13 игроков, тогда как у остальных команд обычно 9. Встречается в 5 матчах. Это допустимо или в состав попали лишние игроки?</w:t>
-            </w:r>
-          </w:p>
-        </w:tc>
-        <w:tc>
-          <w:tcPr>
-            <w:tcW w:type="dxa" w:w="4950"/>
-            <w:tcBorders>
-              <w:top w:val="single" w:color="C7CBDC" w:sz="4"/>
-              <w:left w:val="single" w:color="C7CBDC" w:sz="4"/>
-              <w:bottom w:val="single" w:color="C7CBDC" w:sz="4"/>
-              <w:right w:val="single" w:color="C7CBDC" w:sz="4"/>
-            </w:tcBorders>
-            <w:tcMar>
-              <w:top w:type="dxa" w:w="60"/>
-              <w:left w:type="dxa" w:w="90"/>
-              <w:bottom w:type="dxa" w:w="60"/>
-              <w:right w:type="dxa" w:w="90"/>
-            </w:tcMar>
-            <w:vAlign w:val="top"/>
-          </w:tcPr>
-          <w:p>
-            <w:pPr>
-              <w:spacing w:after="0" w:before="0"/>
-            </w:pPr>
-            <w:r>
-              <w:rPr>
-                <w:rFonts w:ascii="Calibri" w:cs="Calibri" w:eastAsia="Calibri" w:hAnsi="Calibri"/>
-                <w:b w:val="false"/>
-                <w:bCs w:val="false"/>
-                <w:i/>
-                <w:iCs/>
-                <w:color w:val="2B2F77"/>
-                <w:sz w:val="18"/>
-                <w:szCs w:val="18"/>
-              </w:rPr>
-              <w:t xml:space="preserve">Проверяющий: убрал лишних игроков — какие именно, не указано; ждём исправленный файл.</w:t>
-            </w:r>
-          </w:p>
-        </w:tc>
-      </w:tr>
-      <w:tr>
-        <w:tc>
-          <w:tcPr>
-            <w:tcW w:type="dxa" w:w="900"/>
-            <w:tcBorders>
-              <w:top w:val="single" w:color="C7CBDC" w:sz="4"/>
-              <w:left w:val="single" w:color="C7CBDC" w:sz="4"/>
-              <w:bottom w:val="single" w:color="C7CBDC" w:sz="4"/>
-              <w:right w:val="single" w:color="C7CBDC" w:sz="4"/>
-            </w:tcBorders>
-            <w:tcMar>
-              <w:top w:type="dxa" w:w="60"/>
-              <w:left w:type="dxa" w:w="90"/>
-              <w:bottom w:type="dxa" w:w="60"/>
-              <w:right w:type="dxa" w:w="90"/>
-            </w:tcMar>
-            <w:vAlign w:val="top"/>
-          </w:tcPr>
-          <w:p>
-            <w:pPr>
-              <w:spacing w:after="0" w:before="0"/>
-            </w:pPr>
-            <w:r>
-              <w:rPr>
-                <w:rFonts w:ascii="Calibri" w:cs="Calibri" w:eastAsia="Calibri" w:hAnsi="Calibri"/>
-                <w:b/>
-                <w:bCs/>
-                <w:i w:val="false"/>
-                <w:iCs w:val="false"/>
-                <w:color w:val="1A1F36"/>
-                <w:sz w:val="18"/>
-                <w:szCs w:val="18"/>
-              </w:rPr>
-              <w:t xml:space="preserve">46, 61</w:t>
-            </w:r>
-          </w:p>
-        </w:tc>
-        <w:tc>
-          <w:tcPr>
-            <w:tcW w:type="dxa" w:w="2600"/>
-            <w:tcBorders>
-              <w:top w:val="single" w:color="C7CBDC" w:sz="4"/>
-              <w:left w:val="single" w:color="C7CBDC" w:sz="4"/>
-              <w:bottom w:val="single" w:color="C7CBDC" w:sz="4"/>
-              <w:right w:val="single" w:color="C7CBDC" w:sz="4"/>
-            </w:tcBorders>
-            <w:tcMar>
-              <w:top w:type="dxa" w:w="60"/>
-              <w:left w:type="dxa" w:w="90"/>
-              <w:bottom w:type="dxa" w:w="60"/>
-              <w:right w:type="dxa" w:w="90"/>
-            </w:tcMar>
-            <w:vAlign w:val="top"/>
-          </w:tcPr>
-          <w:p>
-            <w:pPr>
-              <w:spacing w:after="0"/>
-            </w:pPr>
-            <w:r>
-              <w:rPr>
-                <w:rFonts w:ascii="Calibri" w:cs="Calibri" w:eastAsia="Calibri" w:hAnsi="Calibri"/>
-                <w:b w:val="false"/>
-                <w:bCs w:val="false"/>
-                <w:i w:val="false"/>
-                <w:iCs w:val="false"/>
-                <w:color w:val="1A1F36"/>
-                <w:sz w:val="18"/>
-                <w:szCs w:val="18"/>
-              </w:rPr>
-              <w:t xml:space="preserve">составы команд перепутаны местами</w:t>
-            </w:r>
-          </w:p>
-        </w:tc>
-        <w:tc>
-          <w:tcPr>
-            <w:tcW w:type="dxa" w:w="2400"/>
-            <w:tcBorders>
-              <w:top w:val="single" w:color="C7CBDC" w:sz="4"/>
-              <w:left w:val="single" w:color="C7CBDC" w:sz="4"/>
-              <w:bottom w:val="single" w:color="C7CBDC" w:sz="4"/>
-              <w:right w:val="single" w:color="C7CBDC" w:sz="4"/>
-            </w:tcBorders>
-            <w:tcMar>
-              <w:top w:type="dxa" w:w="60"/>
-              <w:left w:type="dxa" w:w="90"/>
-              <w:bottom w:type="dxa" w:w="60"/>
-              <w:right w:type="dxa" w:w="90"/>
-            </w:tcMar>
-            <w:vAlign w:val="top"/>
-          </w:tcPr>
-          <w:p>
-            <w:pPr>
-              <w:spacing w:after="0"/>
-            </w:pPr>
-            <w:r>
-              <w:rPr>
-                <w:rFonts w:ascii="Calibri" w:cs="Calibri" w:eastAsia="Calibri" w:hAnsi="Calibri"/>
-                <w:b w:val="false"/>
-                <w:bCs w:val="false"/>
-                <w:i w:val="false"/>
-                <w:iCs w:val="false"/>
-                <w:color w:val="5A5F7A"/>
-                <w:sz w:val="18"/>
-                <w:szCs w:val="18"/>
-              </w:rPr>
-              <w:t xml:space="preserve">—</w:t>
-            </w:r>
-          </w:p>
-        </w:tc>
-        <w:tc>
-          <w:tcPr>
-            <w:tcW w:type="dxa" w:w="4400"/>
-            <w:tcBorders>
-              <w:top w:val="single" w:color="C7CBDC" w:sz="4"/>
-              <w:left w:val="single" w:color="C7CBDC" w:sz="4"/>
-              <w:bottom w:val="single" w:color="C7CBDC" w:sz="4"/>
-              <w:right w:val="single" w:color="C7CBDC" w:sz="4"/>
-            </w:tcBorders>
-            <w:tcMar>
-              <w:top w:type="dxa" w:w="60"/>
-              <w:left w:type="dxa" w:w="90"/>
-              <w:bottom w:type="dxa" w:w="60"/>
-              <w:right w:type="dxa" w:w="90"/>
-            </w:tcMar>
-            <w:vAlign w:val="top"/>
-          </w:tcPr>
-          <w:p>
-            <w:pPr>
-              <w:spacing w:after="0" w:before="0"/>
-            </w:pPr>
-            <w:r>
-              <w:rPr>
-                <w:rFonts w:ascii="Calibri" w:cs="Calibri" w:eastAsia="Calibri" w:hAnsi="Calibri"/>
-                <w:b w:val="false"/>
-                <w:bCs w:val="false"/>
-                <w:i w:val="false"/>
-                <w:iCs w:val="false"/>
-                <w:color w:val="1A1F36"/>
-                <w:sz w:val="18"/>
-                <w:szCs w:val="18"/>
-              </w:rPr>
-              <w:t xml:space="preserve">В этих матчах составы команд Факел и Штурм поменяны местами: игроки, указанные здесь в составе команды Факел, в остальных матчах играют в составе команды Штурм, и наоборот. В каком из матчей команды указаны верно?</w:t>
-            </w:r>
-          </w:p>
-        </w:tc>
-        <w:tc>
-          <w:tcPr>
-            <w:tcW w:type="dxa" w:w="4950"/>
-            <w:tcBorders>
-              <w:top w:val="single" w:color="C7CBDC" w:sz="4"/>
-              <w:left w:val="single" w:color="C7CBDC" w:sz="4"/>
-              <w:bottom w:val="single" w:color="C7CBDC" w:sz="4"/>
-              <w:right w:val="single" w:color="C7CBDC" w:sz="4"/>
-            </w:tcBorders>
-            <w:tcMar>
-              <w:top w:type="dxa" w:w="60"/>
-              <w:left w:type="dxa" w:w="90"/>
-              <w:bottom w:type="dxa" w:w="60"/>
-              <w:right w:type="dxa" w:w="90"/>
-            </w:tcMar>
-            <w:vAlign w:val="top"/>
-          </w:tcPr>
-          <w:p>
-            <w:pPr>
-              <w:spacing w:after="0" w:before="0"/>
-            </w:pPr>
-            <w:r>
-              <w:rPr>
-                <w:rFonts w:ascii="Calibri" w:cs="Calibri" w:eastAsia="Calibri" w:hAnsi="Calibri"/>
-                <w:b w:val="false"/>
-                <w:bCs w:val="false"/>
-                <w:i/>
-                <w:iCs/>
-                <w:color w:val="2B2F77"/>
-                <w:sz w:val="18"/>
-                <w:szCs w:val="18"/>
-              </w:rPr>
-              <w:t xml:space="preserve">Проверяющий: исправил у себя; ждём исправленный файл.</w:t>
-            </w:r>
-          </w:p>
-        </w:tc>
-      </w:tr>
-      <w:tr>
-        <w:tc>
-          <w:tcPr>
-            <w:tcW w:type="dxa" w:w="900"/>
-            <w:tcBorders>
-              <w:top w:val="single" w:color="C7CBDC" w:sz="4"/>
-              <w:left w:val="single" w:color="C7CBDC" w:sz="4"/>
-              <w:bottom w:val="single" w:color="C7CBDC" w:sz="4"/>
-              <w:right w:val="single" w:color="C7CBDC" w:sz="4"/>
-            </w:tcBorders>
-            <w:shd w:fill="F7F8FC" w:color="auto" w:val="clear"/>
-            <w:tcMar>
-              <w:top w:type="dxa" w:w="60"/>
-              <w:left w:type="dxa" w:w="90"/>
-              <w:bottom w:type="dxa" w:w="60"/>
-              <w:right w:type="dxa" w:w="90"/>
-            </w:tcMar>
-            <w:vAlign w:val="top"/>
-          </w:tcPr>
-          <w:p>
-            <w:pPr>
-              <w:spacing w:after="0" w:before="0"/>
-            </w:pPr>
-            <w:r>
-              <w:rPr>
-                <w:rFonts w:ascii="Calibri" w:cs="Calibri" w:eastAsia="Calibri" w:hAnsi="Calibri"/>
-                <w:b/>
-                <w:bCs/>
-                <w:i w:val="false"/>
-                <w:iCs w:val="false"/>
-                <w:color w:val="1A1F36"/>
-                <w:sz w:val="18"/>
-                <w:szCs w:val="18"/>
-              </w:rPr>
-              <w:t xml:space="preserve">76, 91</w:t>
-            </w:r>
-          </w:p>
-        </w:tc>
-        <w:tc>
-          <w:tcPr>
-            <w:tcW w:type="dxa" w:w="2600"/>
-            <w:tcBorders>
-              <w:top w:val="single" w:color="C7CBDC" w:sz="4"/>
-              <w:left w:val="single" w:color="C7CBDC" w:sz="4"/>
-              <w:bottom w:val="single" w:color="C7CBDC" w:sz="4"/>
-              <w:right w:val="single" w:color="C7CBDC" w:sz="4"/>
-            </w:tcBorders>
-            <w:shd w:fill="F7F8FC" w:color="auto" w:val="clear"/>
-            <w:tcMar>
-              <w:top w:type="dxa" w:w="60"/>
-              <w:left w:type="dxa" w:w="90"/>
-              <w:bottom w:type="dxa" w:w="60"/>
-              <w:right w:type="dxa" w:w="90"/>
-            </w:tcMar>
-            <w:vAlign w:val="top"/>
-          </w:tcPr>
-          <w:p>
-            <w:pPr>
-              <w:spacing w:after="0"/>
-            </w:pPr>
-            <w:r>
-              <w:rPr>
-                <w:rFonts w:ascii="Calibri" w:cs="Calibri" w:eastAsia="Calibri" w:hAnsi="Calibri"/>
-                <w:b w:val="false"/>
-                <w:bCs w:val="false"/>
-                <w:i w:val="false"/>
-                <w:iCs w:val="false"/>
-                <w:color w:val="1A1F36"/>
-                <w:sz w:val="18"/>
-                <w:szCs w:val="18"/>
-              </w:rPr>
-              <w:t xml:space="preserve">составы команд перепутаны местами</w:t>
-            </w:r>
-          </w:p>
-        </w:tc>
-        <w:tc>
-          <w:tcPr>
-            <w:tcW w:type="dxa" w:w="2400"/>
-            <w:tcBorders>
-              <w:top w:val="single" w:color="C7CBDC" w:sz="4"/>
-              <w:left w:val="single" w:color="C7CBDC" w:sz="4"/>
-              <w:bottom w:val="single" w:color="C7CBDC" w:sz="4"/>
-              <w:right w:val="single" w:color="C7CBDC" w:sz="4"/>
-            </w:tcBorders>
-            <w:shd w:fill="F7F8FC" w:color="auto" w:val="clear"/>
-            <w:tcMar>
-              <w:top w:type="dxa" w:w="60"/>
-              <w:left w:type="dxa" w:w="90"/>
-              <w:bottom w:type="dxa" w:w="60"/>
-              <w:right w:type="dxa" w:w="90"/>
-            </w:tcMar>
-            <w:vAlign w:val="top"/>
-          </w:tcPr>
-          <w:p>
-            <w:pPr>
-              <w:spacing w:after="0"/>
-            </w:pPr>
-            <w:r>
-              <w:rPr>
-                <w:rFonts w:ascii="Calibri" w:cs="Calibri" w:eastAsia="Calibri" w:hAnsi="Calibri"/>
-                <w:b w:val="false"/>
-                <w:bCs w:val="false"/>
-                <w:i w:val="false"/>
-                <w:iCs w:val="false"/>
-                <w:color w:val="5A5F7A"/>
-                <w:sz w:val="18"/>
-                <w:szCs w:val="18"/>
-              </w:rPr>
-              <w:t xml:space="preserve">—</w:t>
-            </w:r>
-          </w:p>
-        </w:tc>
-        <w:tc>
-          <w:tcPr>
-            <w:tcW w:type="dxa" w:w="4400"/>
-            <w:tcBorders>
-              <w:top w:val="single" w:color="C7CBDC" w:sz="4"/>
-              <w:left w:val="single" w:color="C7CBDC" w:sz="4"/>
-              <w:bottom w:val="single" w:color="C7CBDC" w:sz="4"/>
-              <w:right w:val="single" w:color="C7CBDC" w:sz="4"/>
-            </w:tcBorders>
-            <w:shd w:fill="F7F8FC" w:color="auto" w:val="clear"/>
-            <w:tcMar>
-              <w:top w:type="dxa" w:w="60"/>
-              <w:left w:type="dxa" w:w="90"/>
-              <w:bottom w:type="dxa" w:w="60"/>
-              <w:right w:type="dxa" w:w="90"/>
-            </w:tcMar>
-            <w:vAlign w:val="top"/>
-          </w:tcPr>
-          <w:p>
-            <w:pPr>
-              <w:spacing w:after="0" w:before="0"/>
-            </w:pPr>
-            <w:r>
-              <w:rPr>
-                <w:rFonts w:ascii="Calibri" w:cs="Calibri" w:eastAsia="Calibri" w:hAnsi="Calibri"/>
-                <w:b w:val="false"/>
-                <w:bCs w:val="false"/>
-                <w:i w:val="false"/>
-                <w:iCs w:val="false"/>
-                <w:color w:val="1A1F36"/>
-                <w:sz w:val="18"/>
-                <w:szCs w:val="18"/>
-              </w:rPr>
-              <w:t xml:space="preserve">В этих матчах составы команд Айсфокс и Сармат поменяны местами: игроки, указанные здесь в составе команды Айсфокс, в остальных матчах играют в составе команды Сармат, и наоборот. В каком из матчей команды указаны верно?</w:t>
-            </w:r>
-          </w:p>
-        </w:tc>
-        <w:tc>
-          <w:tcPr>
-            <w:tcW w:type="dxa" w:w="4950"/>
-            <w:tcBorders>
-              <w:top w:val="single" w:color="C7CBDC" w:sz="4"/>
-              <w:left w:val="single" w:color="C7CBDC" w:sz="4"/>
-              <w:bottom w:val="single" w:color="C7CBDC" w:sz="4"/>
-              <w:right w:val="single" w:color="C7CBDC" w:sz="4"/>
-            </w:tcBorders>
-            <w:tcMar>
-              <w:top w:type="dxa" w:w="60"/>
-              <w:left w:type="dxa" w:w="90"/>
-              <w:bottom w:type="dxa" w:w="60"/>
-              <w:right w:type="dxa" w:w="90"/>
-            </w:tcMar>
-            <w:vAlign w:val="top"/>
-          </w:tcPr>
-          <w:p>
-            <w:pPr>
-              <w:spacing w:after="0" w:before="0"/>
-            </w:pPr>
-            <w:r>
-              <w:rPr>
-                <w:rFonts w:ascii="Calibri" w:cs="Calibri" w:eastAsia="Calibri" w:hAnsi="Calibri"/>
-                <w:b w:val="false"/>
-                <w:bCs w:val="false"/>
-                <w:i/>
-                <w:iCs/>
-                <w:color w:val="2B2F77"/>
-                <w:sz w:val="18"/>
-                <w:szCs w:val="18"/>
-              </w:rPr>
-              <w:t xml:space="preserve">Проверяющий: исправил у себя; ждём исправленный файл.</w:t>
-            </w:r>
-          </w:p>
-        </w:tc>
-      </w:tr>
-      <w:tr>
-        <w:tc>
-          <w:tcPr>
-            <w:tcW w:type="dxa" w:w="900"/>
-            <w:tcBorders>
-              <w:top w:val="single" w:color="C7CBDC" w:sz="4"/>
-              <w:left w:val="single" w:color="C7CBDC" w:sz="4"/>
-              <w:bottom w:val="single" w:color="C7CBDC" w:sz="4"/>
-              <w:right w:val="single" w:color="C7CBDC" w:sz="4"/>
-            </w:tcBorders>
-            <w:tcMar>
-              <w:top w:type="dxa" w:w="60"/>
-              <w:left w:type="dxa" w:w="90"/>
-              <w:bottom w:type="dxa" w:w="60"/>
-              <w:right w:type="dxa" w:w="90"/>
-            </w:tcMar>
-            <w:vAlign w:val="top"/>
-          </w:tcPr>
-          <w:p>
-            <w:pPr>
-              <w:spacing w:after="0" w:before="0"/>
-            </w:pPr>
-            <w:r>
-              <w:rPr>
-                <w:rFonts w:ascii="Calibri" w:cs="Calibri" w:eastAsia="Calibri" w:hAnsi="Calibri"/>
-                <w:b/>
-                <w:bCs/>
-                <w:i w:val="false"/>
-                <w:iCs w:val="false"/>
-                <w:color w:val="1A1F36"/>
-                <w:sz w:val="18"/>
-                <w:szCs w:val="18"/>
-              </w:rPr>
-              <w:t xml:space="preserve">106</w:t>
-            </w:r>
-          </w:p>
-        </w:tc>
-        <w:tc>
-          <w:tcPr>
-            <w:tcW w:type="dxa" w:w="2600"/>
-            <w:tcBorders>
-              <w:top w:val="single" w:color="C7CBDC" w:sz="4"/>
-              <w:left w:val="single" w:color="C7CBDC" w:sz="4"/>
-              <w:bottom w:val="single" w:color="C7CBDC" w:sz="4"/>
-              <w:right w:val="single" w:color="C7CBDC" w:sz="4"/>
-            </w:tcBorders>
-            <w:tcMar>
-              <w:top w:type="dxa" w:w="60"/>
-              <w:left w:type="dxa" w:w="90"/>
-              <w:bottom w:type="dxa" w:w="60"/>
-              <w:right w:type="dxa" w:w="90"/>
-            </w:tcMar>
-            <w:vAlign w:val="top"/>
-          </w:tcPr>
-          <w:p>
-            <w:pPr>
-              <w:spacing w:after="0"/>
-            </w:pPr>
-            <w:r>
-              <w:rPr>
-                <w:rFonts w:ascii="Calibri" w:cs="Calibri" w:eastAsia="Calibri" w:hAnsi="Calibri"/>
-                <w:b w:val="false"/>
-                <w:bCs w:val="false"/>
-                <w:i w:val="false"/>
-                <w:iCs w:val="false"/>
-                <w:color w:val="1A1F36"/>
-                <w:sz w:val="18"/>
-                <w:szCs w:val="18"/>
-              </w:rPr>
-              <w:t xml:space="preserve">составы команд перепутаны местами</w:t>
-            </w:r>
-          </w:p>
-        </w:tc>
-        <w:tc>
-          <w:tcPr>
-            <w:tcW w:type="dxa" w:w="2400"/>
-            <w:tcBorders>
-              <w:top w:val="single" w:color="C7CBDC" w:sz="4"/>
-              <w:left w:val="single" w:color="C7CBDC" w:sz="4"/>
-              <w:bottom w:val="single" w:color="C7CBDC" w:sz="4"/>
-              <w:right w:val="single" w:color="C7CBDC" w:sz="4"/>
-            </w:tcBorders>
-            <w:tcMar>
-              <w:top w:type="dxa" w:w="60"/>
-              <w:left w:type="dxa" w:w="90"/>
-              <w:bottom w:type="dxa" w:w="60"/>
-              <w:right w:type="dxa" w:w="90"/>
-            </w:tcMar>
-            <w:vAlign w:val="top"/>
-          </w:tcPr>
-          <w:p>
-            <w:pPr>
-              <w:spacing w:after="0"/>
-            </w:pPr>
-            <w:r>
-              <w:rPr>
-                <w:rFonts w:ascii="Calibri" w:cs="Calibri" w:eastAsia="Calibri" w:hAnsi="Calibri"/>
-                <w:b w:val="false"/>
-                <w:bCs w:val="false"/>
-                <w:i w:val="false"/>
-                <w:iCs w:val="false"/>
-                <w:color w:val="5A5F7A"/>
-                <w:sz w:val="18"/>
-                <w:szCs w:val="18"/>
-              </w:rPr>
-              <w:t xml:space="preserve">—</w:t>
-            </w:r>
-          </w:p>
-        </w:tc>
-        <w:tc>
-          <w:tcPr>
-            <w:tcW w:type="dxa" w:w="4400"/>
-            <w:tcBorders>
-              <w:top w:val="single" w:color="C7CBDC" w:sz="4"/>
-              <w:left w:val="single" w:color="C7CBDC" w:sz="4"/>
-              <w:bottom w:val="single" w:color="C7CBDC" w:sz="4"/>
-              <w:right w:val="single" w:color="C7CBDC" w:sz="4"/>
-            </w:tcBorders>
-            <w:tcMar>
-              <w:top w:type="dxa" w:w="60"/>
-              <w:left w:type="dxa" w:w="90"/>
-              <w:bottom w:type="dxa" w:w="60"/>
-              <w:right w:type="dxa" w:w="90"/>
-            </w:tcMar>
-            <w:vAlign w:val="top"/>
-          </w:tcPr>
-          <w:p>
-            <w:pPr>
-              <w:spacing w:after="0" w:before="0"/>
-            </w:pPr>
-            <w:r>
-              <w:rPr>
-                <w:rFonts w:ascii="Calibri" w:cs="Calibri" w:eastAsia="Calibri" w:hAnsi="Calibri"/>
-                <w:b w:val="false"/>
-                <w:bCs w:val="false"/>
-                <w:i w:val="false"/>
-                <w:iCs w:val="false"/>
-                <w:color w:val="1A1F36"/>
-                <w:sz w:val="18"/>
-                <w:szCs w:val="18"/>
-              </w:rPr>
-              <w:t xml:space="preserve">В этом матче составы команд Айсфокс и Факел поменяны местами: игроки, указанные здесь в составе команды Айсфокс, в остальных матчах играют в составе команды Факел, и наоборот. Какие составы верные?</w:t>
-            </w:r>
-          </w:p>
-        </w:tc>
-        <w:tc>
-          <w:tcPr>
-            <w:tcW w:type="dxa" w:w="4950"/>
-            <w:tcBorders>
-              <w:top w:val="single" w:color="C7CBDC" w:sz="4"/>
-              <w:left w:val="single" w:color="C7CBDC" w:sz="4"/>
-              <w:bottom w:val="single" w:color="C7CBDC" w:sz="4"/>
-              <w:right w:val="single" w:color="C7CBDC" w:sz="4"/>
-            </w:tcBorders>
-            <w:tcMar>
-              <w:top w:type="dxa" w:w="60"/>
-              <w:left w:type="dxa" w:w="90"/>
-              <w:bottom w:type="dxa" w:w="60"/>
-              <w:right w:type="dxa" w:w="90"/>
-            </w:tcMar>
-            <w:vAlign w:val="top"/>
-          </w:tcPr>
-          <w:p>
-            <w:pPr>
-              <w:spacing w:after="0" w:before="0"/>
-            </w:pPr>
-            <w:r>
-              <w:rPr>
-                <w:rFonts w:ascii="Calibri" w:cs="Calibri" w:eastAsia="Calibri" w:hAnsi="Calibri"/>
-                <w:b w:val="false"/>
-                <w:bCs w:val="false"/>
-                <w:i/>
-                <w:iCs/>
-                <w:color w:val="2B2F77"/>
-                <w:sz w:val="18"/>
-                <w:szCs w:val="18"/>
-              </w:rPr>
-              <w:t xml:space="preserve">Проверяющий: исправил у себя; ждём исправленный файл.</w:t>
-            </w:r>
-          </w:p>
-        </w:tc>
-      </w:tr>
-      <w:tr>
-        <w:tc>
-          <w:tcPr>
-            <w:tcW w:type="dxa" w:w="900"/>
-            <w:tcBorders>
-              <w:top w:val="single" w:color="C7CBDC" w:sz="4"/>
-              <w:left w:val="single" w:color="C7CBDC" w:sz="4"/>
-              <w:bottom w:val="single" w:color="C7CBDC" w:sz="4"/>
-              <w:right w:val="single" w:color="C7CBDC" w:sz="4"/>
-            </w:tcBorders>
-            <w:shd w:fill="F7F8FC" w:color="auto" w:val="clear"/>
-            <w:tcMar>
-              <w:top w:type="dxa" w:w="60"/>
-              <w:left w:type="dxa" w:w="90"/>
-              <w:bottom w:type="dxa" w:w="60"/>
-              <w:right w:type="dxa" w:w="90"/>
-            </w:tcMar>
-            <w:vAlign w:val="top"/>
-          </w:tcPr>
-          <w:p>
-            <w:pPr>
-              <w:spacing w:after="0" w:before="0"/>
-            </w:pPr>
-            <w:r>
-              <w:rPr>
-                <w:rFonts w:ascii="Calibri" w:cs="Calibri" w:eastAsia="Calibri" w:hAnsi="Calibri"/>
-                <w:b/>
-                <w:bCs/>
-                <w:i w:val="false"/>
-                <w:iCs w:val="false"/>
-                <w:color w:val="1A1F36"/>
-                <w:sz w:val="18"/>
-                <w:szCs w:val="18"/>
-              </w:rPr>
-              <w:t xml:space="preserve">136, 151</w:t>
-            </w:r>
-          </w:p>
-        </w:tc>
-        <w:tc>
-          <w:tcPr>
-            <w:tcW w:type="dxa" w:w="2600"/>
-            <w:tcBorders>
-              <w:top w:val="single" w:color="C7CBDC" w:sz="4"/>
-              <w:left w:val="single" w:color="C7CBDC" w:sz="4"/>
-              <w:bottom w:val="single" w:color="C7CBDC" w:sz="4"/>
-              <w:right w:val="single" w:color="C7CBDC" w:sz="4"/>
-            </w:tcBorders>
-            <w:shd w:fill="F7F8FC" w:color="auto" w:val="clear"/>
-            <w:tcMar>
-              <w:top w:type="dxa" w:w="60"/>
-              <w:left w:type="dxa" w:w="90"/>
-              <w:bottom w:type="dxa" w:w="60"/>
-              <w:right w:type="dxa" w:w="90"/>
-            </w:tcMar>
-            <w:vAlign w:val="top"/>
-          </w:tcPr>
-          <w:p>
-            <w:pPr>
-              <w:spacing w:after="0"/>
-            </w:pPr>
-            <w:r>
-              <w:rPr>
-                <w:rFonts w:ascii="Calibri" w:cs="Calibri" w:eastAsia="Calibri" w:hAnsi="Calibri"/>
-                <w:b w:val="false"/>
-                <w:bCs w:val="false"/>
-                <w:i w:val="false"/>
-                <w:iCs w:val="false"/>
-                <w:color w:val="1A1F36"/>
-                <w:sz w:val="18"/>
-                <w:szCs w:val="18"/>
-              </w:rPr>
-              <w:t xml:space="preserve">составы команд перепутаны местами</w:t>
-            </w:r>
-          </w:p>
-        </w:tc>
-        <w:tc>
-          <w:tcPr>
-            <w:tcW w:type="dxa" w:w="2400"/>
-            <w:tcBorders>
-              <w:top w:val="single" w:color="C7CBDC" w:sz="4"/>
-              <w:left w:val="single" w:color="C7CBDC" w:sz="4"/>
-              <w:bottom w:val="single" w:color="C7CBDC" w:sz="4"/>
-              <w:right w:val="single" w:color="C7CBDC" w:sz="4"/>
-            </w:tcBorders>
-            <w:shd w:fill="F7F8FC" w:color="auto" w:val="clear"/>
-            <w:tcMar>
-              <w:top w:type="dxa" w:w="60"/>
-              <w:left w:type="dxa" w:w="90"/>
-              <w:bottom w:type="dxa" w:w="60"/>
-              <w:right w:type="dxa" w:w="90"/>
-            </w:tcMar>
-            <w:vAlign w:val="top"/>
-          </w:tcPr>
-          <w:p>
-            <w:pPr>
-              <w:spacing w:after="0"/>
-            </w:pPr>
-            <w:r>
-              <w:rPr>
-                <w:rFonts w:ascii="Calibri" w:cs="Calibri" w:eastAsia="Calibri" w:hAnsi="Calibri"/>
-                <w:b w:val="false"/>
-                <w:bCs w:val="false"/>
-                <w:i w:val="false"/>
-                <w:iCs w:val="false"/>
-                <w:color w:val="5A5F7A"/>
-                <w:sz w:val="18"/>
-                <w:szCs w:val="18"/>
-              </w:rPr>
-              <w:t xml:space="preserve">—</w:t>
-            </w:r>
-          </w:p>
-        </w:tc>
-        <w:tc>
-          <w:tcPr>
-            <w:tcW w:type="dxa" w:w="4400"/>
-            <w:tcBorders>
-              <w:top w:val="single" w:color="C7CBDC" w:sz="4"/>
-              <w:left w:val="single" w:color="C7CBDC" w:sz="4"/>
-              <w:bottom w:val="single" w:color="C7CBDC" w:sz="4"/>
-              <w:right w:val="single" w:color="C7CBDC" w:sz="4"/>
-            </w:tcBorders>
-            <w:shd w:fill="F7F8FC" w:color="auto" w:val="clear"/>
-            <w:tcMar>
-              <w:top w:type="dxa" w:w="60"/>
-              <w:left w:type="dxa" w:w="90"/>
-              <w:bottom w:type="dxa" w:w="60"/>
-              <w:right w:type="dxa" w:w="90"/>
-            </w:tcMar>
-            <w:vAlign w:val="top"/>
-          </w:tcPr>
-          <w:p>
-            <w:pPr>
-              <w:spacing w:after="0" w:before="0"/>
-            </w:pPr>
-            <w:r>
-              <w:rPr>
-                <w:rFonts w:ascii="Calibri" w:cs="Calibri" w:eastAsia="Calibri" w:hAnsi="Calibri"/>
-                <w:b w:val="false"/>
-                <w:bCs w:val="false"/>
-                <w:i w:val="false"/>
-                <w:iCs w:val="false"/>
-                <w:color w:val="1A1F36"/>
-                <w:sz w:val="18"/>
-                <w:szCs w:val="18"/>
-              </w:rPr>
-              <w:t xml:space="preserve">В этих матчах составы команд Айсфокс и Штурм поменяны местами: игроки, указанные здесь в составе команды Айсфокс, в остальных матчах играют в составе команды Штурм, и наоборот. В каком из матчей команды указаны верно?</w:t>
-            </w:r>
-          </w:p>
-        </w:tc>
-        <w:tc>
-          <w:tcPr>
-            <w:tcW w:type="dxa" w:w="4950"/>
-            <w:tcBorders>
-              <w:top w:val="single" w:color="C7CBDC" w:sz="4"/>
-              <w:left w:val="single" w:color="C7CBDC" w:sz="4"/>
-              <w:bottom w:val="single" w:color="C7CBDC" w:sz="4"/>
-              <w:right w:val="single" w:color="C7CBDC" w:sz="4"/>
-            </w:tcBorders>
-            <w:tcMar>
-              <w:top w:type="dxa" w:w="60"/>
-              <w:left w:type="dxa" w:w="90"/>
-              <w:bottom w:type="dxa" w:w="60"/>
-              <w:right w:type="dxa" w:w="90"/>
-            </w:tcMar>
-            <w:vAlign w:val="top"/>
-          </w:tcPr>
-          <w:p>
-            <w:pPr>
-              <w:spacing w:after="0" w:before="0"/>
-            </w:pPr>
-            <w:r>
-              <w:rPr>
-                <w:rFonts w:ascii="Calibri" w:cs="Calibri" w:eastAsia="Calibri" w:hAnsi="Calibri"/>
-                <w:b w:val="false"/>
-                <w:bCs w:val="false"/>
-                <w:i/>
-                <w:iCs/>
-                <w:color w:val="2B2F77"/>
-                <w:sz w:val="18"/>
-                <w:szCs w:val="18"/>
-              </w:rPr>
-              <w:t xml:space="preserve">Проверяющий: исправил у себя; ждём исправленный файл.</w:t>
-            </w:r>
-          </w:p>
-        </w:tc>
-      </w:tr>
-      <w:tr>
-        <w:tc>
-          <w:tcPr>
-            <w:tcW w:type="dxa" w:w="900"/>
-            <w:tcBorders>
-              <w:top w:val="single" w:color="C7CBDC" w:sz="4"/>
-              <w:left w:val="single" w:color="C7CBDC" w:sz="4"/>
-              <w:bottom w:val="single" w:color="C7CBDC" w:sz="4"/>
-              <w:right w:val="single" w:color="C7CBDC" w:sz="4"/>
-            </w:tcBorders>
-            <w:tcMar>
-              <w:top w:type="dxa" w:w="60"/>
-              <w:left w:type="dxa" w:w="90"/>
-              <w:bottom w:type="dxa" w:w="60"/>
-              <w:right w:type="dxa" w:w="90"/>
-            </w:tcMar>
-            <w:vAlign w:val="top"/>
-          </w:tcPr>
-          <w:p>
-            <w:pPr>
-              <w:spacing w:after="0" w:before="0"/>
-            </w:pPr>
-            <w:r>
-              <w:rPr>
-                <w:rFonts w:ascii="Calibri" w:cs="Calibri" w:eastAsia="Calibri" w:hAnsi="Calibri"/>
-                <w:b/>
-                <w:bCs/>
-                <w:i w:val="false"/>
-                <w:iCs w:val="false"/>
-                <w:color w:val="1A1F36"/>
-                <w:sz w:val="18"/>
-                <w:szCs w:val="18"/>
-              </w:rPr>
-              <w:t xml:space="preserve">166</w:t>
-            </w:r>
-          </w:p>
-        </w:tc>
-        <w:tc>
-          <w:tcPr>
-            <w:tcW w:type="dxa" w:w="2600"/>
-            <w:tcBorders>
-              <w:top w:val="single" w:color="C7CBDC" w:sz="4"/>
-              <w:left w:val="single" w:color="C7CBDC" w:sz="4"/>
-              <w:bottom w:val="single" w:color="C7CBDC" w:sz="4"/>
-              <w:right w:val="single" w:color="C7CBDC" w:sz="4"/>
-            </w:tcBorders>
-            <w:tcMar>
-              <w:top w:type="dxa" w:w="60"/>
-              <w:left w:type="dxa" w:w="90"/>
-              <w:bottom w:type="dxa" w:w="60"/>
-              <w:right w:type="dxa" w:w="90"/>
-            </w:tcMar>
-            <w:vAlign w:val="top"/>
-          </w:tcPr>
-          <w:p>
-            <w:pPr>
-              <w:spacing w:after="0"/>
-            </w:pPr>
-            <w:r>
-              <w:rPr>
-                <w:rFonts w:ascii="Calibri" w:cs="Calibri" w:eastAsia="Calibri" w:hAnsi="Calibri"/>
-                <w:b w:val="false"/>
-                <w:bCs w:val="false"/>
-                <w:i w:val="false"/>
-                <w:iCs w:val="false"/>
-                <w:color w:val="1A1F36"/>
-                <w:sz w:val="18"/>
-                <w:szCs w:val="18"/>
-              </w:rPr>
-              <w:t xml:space="preserve">составы команд перепутаны местами</w:t>
-            </w:r>
-          </w:p>
-        </w:tc>
-        <w:tc>
-          <w:tcPr>
-            <w:tcW w:type="dxa" w:w="2400"/>
-            <w:tcBorders>
-              <w:top w:val="single" w:color="C7CBDC" w:sz="4"/>
-              <w:left w:val="single" w:color="C7CBDC" w:sz="4"/>
-              <w:bottom w:val="single" w:color="C7CBDC" w:sz="4"/>
-              <w:right w:val="single" w:color="C7CBDC" w:sz="4"/>
-            </w:tcBorders>
-            <w:tcMar>
-              <w:top w:type="dxa" w:w="60"/>
-              <w:left w:type="dxa" w:w="90"/>
-              <w:bottom w:type="dxa" w:w="60"/>
-              <w:right w:type="dxa" w:w="90"/>
-            </w:tcMar>
-            <w:vAlign w:val="top"/>
-          </w:tcPr>
-          <w:p>
-            <w:pPr>
-              <w:spacing w:after="0"/>
-            </w:pPr>
-            <w:r>
-              <w:rPr>
-                <w:rFonts w:ascii="Calibri" w:cs="Calibri" w:eastAsia="Calibri" w:hAnsi="Calibri"/>
-                <w:b w:val="false"/>
-                <w:bCs w:val="false"/>
-                <w:i w:val="false"/>
-                <w:iCs w:val="false"/>
-                <w:color w:val="5A5F7A"/>
-                <w:sz w:val="18"/>
-                <w:szCs w:val="18"/>
-              </w:rPr>
-              <w:t xml:space="preserve">—</w:t>
-            </w:r>
-          </w:p>
-        </w:tc>
-        <w:tc>
-          <w:tcPr>
-            <w:tcW w:type="dxa" w:w="4400"/>
-            <w:tcBorders>
-              <w:top w:val="single" w:color="C7CBDC" w:sz="4"/>
-              <w:left w:val="single" w:color="C7CBDC" w:sz="4"/>
-              <w:bottom w:val="single" w:color="C7CBDC" w:sz="4"/>
-              <w:right w:val="single" w:color="C7CBDC" w:sz="4"/>
-            </w:tcBorders>
-            <w:tcMar>
-              <w:top w:type="dxa" w:w="60"/>
-              <w:left w:type="dxa" w:w="90"/>
-              <w:bottom w:type="dxa" w:w="60"/>
-              <w:right w:type="dxa" w:w="90"/>
-            </w:tcMar>
-            <w:vAlign w:val="top"/>
-          </w:tcPr>
-          <w:p>
-            <w:pPr>
-              <w:spacing w:after="0" w:before="0"/>
-            </w:pPr>
-            <w:r>
-              <w:rPr>
-                <w:rFonts w:ascii="Calibri" w:cs="Calibri" w:eastAsia="Calibri" w:hAnsi="Calibri"/>
-                <w:b w:val="false"/>
-                <w:bCs w:val="false"/>
-                <w:i w:val="false"/>
-                <w:iCs w:val="false"/>
-                <w:color w:val="1A1F36"/>
-                <w:sz w:val="18"/>
-                <w:szCs w:val="18"/>
-              </w:rPr>
-              <w:t xml:space="preserve">В этом матче составы команд Сармат и Спортдепо поменяны местами: игроки, указанные здесь в составе команды Сармат, в остальных матчах играют в составе команды Спортдепо, и наоборот. Какие составы верные?</w:t>
-            </w:r>
-          </w:p>
-        </w:tc>
-        <w:tc>
-          <w:tcPr>
-            <w:tcW w:type="dxa" w:w="4950"/>
-            <w:tcBorders>
-              <w:top w:val="single" w:color="C7CBDC" w:sz="4"/>
-              <w:left w:val="single" w:color="C7CBDC" w:sz="4"/>
-              <w:bottom w:val="single" w:color="C7CBDC" w:sz="4"/>
-              <w:right w:val="single" w:color="C7CBDC" w:sz="4"/>
-            </w:tcBorders>
-            <w:tcMar>
-              <w:top w:type="dxa" w:w="60"/>
-              <w:left w:type="dxa" w:w="90"/>
-              <w:bottom w:type="dxa" w:w="60"/>
-              <w:right w:type="dxa" w:w="90"/>
-            </w:tcMar>
-            <w:vAlign w:val="top"/>
-          </w:tcPr>
-          <w:p>
-            <w:pPr>
-              <w:spacing w:after="0" w:before="0"/>
-            </w:pPr>
-            <w:r>
-              <w:rPr>
-                <w:rFonts w:ascii="Calibri" w:cs="Calibri" w:eastAsia="Calibri" w:hAnsi="Calibri"/>
-                <w:b w:val="false"/>
-                <w:bCs w:val="false"/>
-                <w:i/>
-                <w:iCs/>
-                <w:color w:val="2B2F77"/>
-                <w:sz w:val="18"/>
-                <w:szCs w:val="18"/>
-              </w:rPr>
-              <w:t xml:space="preserve">Проверяющий: исправил у себя; ждём исправленный файл.</w:t>
-            </w:r>
-          </w:p>
-        </w:tc>
-      </w:tr>
-    </w:tbl>
+    <w:p>
+      <w:pPr>
+        <w:spacing w:after="100" w:before="0"/>
+      </w:pPr>
+      <w:r>
+        <w:rPr>
+          <w:rFonts w:ascii="Calibri" w:cs="Calibri" w:eastAsia="Calibri" w:hAnsi="Calibri"/>
+          <w:b w:val="false"/>
+          <w:bCs w:val="false"/>
+          <w:i/>
+          <w:iCs/>
+          <w:color w:val="2E7D32"/>
+          <w:sz w:val="20"/>
+          <w:szCs w:val="20"/>
+        </w:rPr>
+        <w:t xml:space="preserve">Ошибок нет.</w:t>
+      </w:r>
+    </w:p>
     <w:p>
       <w:pPr>
         <w:keepNext/>

--- a/reports/Svodny_otchet.docx
+++ b/reports/Svodny_otchet.docx
@@ -174,24 +174,6 @@
     </w:p>
     <w:p>
       <w:pPr>
-        <w:spacing w:after="30" w:before="0"/>
-      </w:pPr>
-      <w:r>
-        <w:rPr>
-          <w:rFonts w:ascii="Calibri" w:cs="Calibri" w:eastAsia="Calibri" w:hAnsi="Calibri"/>
-          <w:b w:val="false"/>
-          <w:bCs w:val="false"/>
-          <w:i w:val="false"/>
-          <w:iCs w:val="false"/>
-          <w:color w:val="1A1F36"/>
-          <w:sz w:val="20"/>
-          <w:szCs w:val="20"/>
-        </w:rPr>
-        <w:t xml:space="preserve">2026-08_centr_div3.xlsx — Конференция ЦЕНТР (3 Дивизион), август 2026</w:t>
-      </w:r>
-    </w:p>
-    <w:p>
-      <w:pPr>
         <w:spacing w:after="80" w:before="0"/>
       </w:pPr>
     </w:p>
@@ -2429,11 +2411,11 @@
                 <w:bCs/>
                 <w:i w:val="false"/>
                 <w:iCs w:val="false"/>
-                <w:color w:val="2E7D32"/>
-                <w:sz w:val="18"/>
-                <w:szCs w:val="18"/>
-              </w:rPr>
-              <w:t xml:space="preserve">Правки проверяющих внесены — ошибок нет</w:t>
+                <w:color w:val="B45309"/>
+                <w:sz w:val="18"/>
+                <w:szCs w:val="18"/>
+              </w:rPr>
+              <w:t xml:space="preserve">Правки проверяющих внесены, остались ошибки</w:t>
             </w:r>
           </w:p>
         </w:tc>
@@ -2489,7 +2471,7 @@
           <w:sz w:val="20"/>
           <w:szCs w:val="20"/>
         </w:rPr>
-        <w:t xml:space="preserve">По ЗАПАДУ и ВОСТОКУ ответы проверяющих на отчёт от 01.10.2026 внесены 13.10.2026 — в отчёте только то, что осталось. По ЦЕНТРУ ответов пока нет — указаны все найденные ошибки.</w:t>
+        <w:t xml:space="preserve">Ответы проверяющих внесены 13.10.2026 по: Конференция ВОСТОК (1 Дивизион), Конференция ВОСТОК (2 Дивизион), Конференция ЗАПАД (1 Дивизион), Конференция ЗАПАД (2 Дивизион), Конференция ЦЕНТР (2 Дивизион), Конференция ЦЕНТР (3 Дивизион). По ним в отчёте только то, что осталось. Ответов пока нет по: Конференция ЦЕНТР (1 Дивизион) — указаны все найденные ошибки.</w:t>
       </w:r>
     </w:p>
     <w:p>
@@ -9496,6 +9478,189 @@
                 <w:sz w:val="18"/>
                 <w:szCs w:val="18"/>
               </w:rPr>
+              <w:t xml:space="preserve">1, 16, 61, 76, 121, 136, 151, 166</w:t>
+            </w:r>
+          </w:p>
+        </w:tc>
+        <w:tc>
+          <w:tcPr>
+            <w:tcW w:type="dxa" w:w="2600"/>
+            <w:tcBorders>
+              <w:top w:val="single" w:color="C7CBDC" w:sz="4"/>
+              <w:left w:val="single" w:color="C7CBDC" w:sz="4"/>
+              <w:bottom w:val="single" w:color="C7CBDC" w:sz="4"/>
+              <w:right w:val="single" w:color="C7CBDC" w:sz="4"/>
+            </w:tcBorders>
+            <w:tcMar>
+              <w:top w:type="dxa" w:w="60"/>
+              <w:left w:type="dxa" w:w="90"/>
+              <w:bottom w:type="dxa" w:w="60"/>
+              <w:right w:type="dxa" w:w="90"/>
+            </w:tcMar>
+            <w:vAlign w:val="top"/>
+          </w:tcPr>
+          <w:p>
+            <w:pPr>
+              <w:spacing w:after="0"/>
+            </w:pPr>
+            <w:r>
+              <w:rPr>
+                <w:rFonts w:ascii="Calibri" w:cs="Calibri" w:eastAsia="Calibri" w:hAnsi="Calibri"/>
+                <w:b w:val="false"/>
+                <w:bCs w:val="false"/>
+                <w:i w:val="false"/>
+                <w:iCs w:val="false"/>
+                <w:color w:val="1A1F36"/>
+                <w:sz w:val="18"/>
+                <w:szCs w:val="18"/>
+              </w:rPr>
+              <w:t xml:space="preserve">нужно подтвердить ответ</w:t>
+            </w:r>
+          </w:p>
+        </w:tc>
+        <w:tc>
+          <w:tcPr>
+            <w:tcW w:type="dxa" w:w="2400"/>
+            <w:tcBorders>
+              <w:top w:val="single" w:color="C7CBDC" w:sz="4"/>
+              <w:left w:val="single" w:color="C7CBDC" w:sz="4"/>
+              <w:bottom w:val="single" w:color="C7CBDC" w:sz="4"/>
+              <w:right w:val="single" w:color="C7CBDC" w:sz="4"/>
+            </w:tcBorders>
+            <w:tcMar>
+              <w:top w:type="dxa" w:w="60"/>
+              <w:left w:type="dxa" w:w="90"/>
+              <w:bottom w:type="dxa" w:w="60"/>
+              <w:right w:type="dxa" w:w="90"/>
+            </w:tcMar>
+            <w:vAlign w:val="top"/>
+          </w:tcPr>
+          <w:p>
+            <w:pPr>
+              <w:spacing w:after="0"/>
+            </w:pPr>
+            <w:r>
+              <w:rPr>
+                <w:rFonts w:ascii="Calibri" w:cs="Calibri" w:eastAsia="Calibri" w:hAnsi="Calibri"/>
+                <w:b w:val="false"/>
+                <w:bCs w:val="false"/>
+                <w:i w:val="false"/>
+                <w:iCs w:val="false"/>
+                <w:color w:val="5A5F7A"/>
+                <w:sz w:val="18"/>
+                <w:szCs w:val="18"/>
+              </w:rPr>
+              <w:t xml:space="preserve">—</w:t>
+            </w:r>
+          </w:p>
+        </w:tc>
+        <w:tc>
+          <w:tcPr>
+            <w:tcW w:type="dxa" w:w="4400"/>
+            <w:tcBorders>
+              <w:top w:val="single" w:color="C7CBDC" w:sz="4"/>
+              <w:left w:val="single" w:color="C7CBDC" w:sz="4"/>
+              <w:bottom w:val="single" w:color="C7CBDC" w:sz="4"/>
+              <w:right w:val="single" w:color="C7CBDC" w:sz="4"/>
+            </w:tcBorders>
+            <w:tcMar>
+              <w:top w:type="dxa" w:w="60"/>
+              <w:left w:type="dxa" w:w="90"/>
+              <w:bottom w:type="dxa" w:w="60"/>
+              <w:right w:type="dxa" w:w="90"/>
+            </w:tcMar>
+            <w:vAlign w:val="top"/>
+          </w:tcPr>
+          <w:p>
+            <w:pPr>
+              <w:spacing w:after="0" w:before="0"/>
+            </w:pPr>
+            <w:r>
+              <w:rPr>
+                <w:rFonts w:ascii="Calibri" w:cs="Calibri" w:eastAsia="Calibri" w:hAnsi="Calibri"/>
+                <w:b w:val="false"/>
+                <w:bCs w:val="false"/>
+                <w:i w:val="false"/>
+                <w:iCs w:val="false"/>
+                <w:color w:val="1A1F36"/>
+                <w:sz w:val="18"/>
+                <w:szCs w:val="18"/>
+              </w:rPr>
+              <w:t xml:space="preserve">В ответе на отчёт Бамбуркину Владимиру Васильевичу (Спортдепо) указан №25, а в исправленном файле он убран из состава вместе с Чукуровым, Мокшановым и Романовым — это четыре последних игрока списка.</w:t>
+            </w:r>
+          </w:p>
+        </w:tc>
+        <w:tc>
+          <w:tcPr>
+            <w:tcW w:type="dxa" w:w="4950"/>
+            <w:tcBorders>
+              <w:top w:val="single" w:color="C7CBDC" w:sz="4"/>
+              <w:left w:val="single" w:color="C7CBDC" w:sz="4"/>
+              <w:bottom w:val="single" w:color="C7CBDC" w:sz="4"/>
+              <w:right w:val="single" w:color="C7CBDC" w:sz="4"/>
+            </w:tcBorders>
+            <w:tcMar>
+              <w:top w:type="dxa" w:w="60"/>
+              <w:left w:type="dxa" w:w="90"/>
+              <w:bottom w:type="dxa" w:w="60"/>
+              <w:right w:type="dxa" w:w="90"/>
+            </w:tcMar>
+            <w:vAlign w:val="top"/>
+          </w:tcPr>
+          <w:p>
+            <w:pPr>
+              <w:spacing w:after="0" w:before="0"/>
+            </w:pPr>
+            <w:r>
+              <w:rPr>
+                <w:rFonts w:ascii="Calibri" w:cs="Calibri" w:eastAsia="Calibri" w:hAnsi="Calibri"/>
+                <w:b w:val="false"/>
+                <w:bCs w:val="false"/>
+                <w:i/>
+                <w:iCs/>
+                <w:color w:val="2B2F77"/>
+                <w:sz w:val="18"/>
+                <w:szCs w:val="18"/>
+              </w:rPr>
+              <w:t xml:space="preserve">Бамбуркин за Спортдепо не играет? Если играет — кого из четверых нужно было убрать вместо него?</w:t>
+            </w:r>
+          </w:p>
+        </w:tc>
+      </w:tr>
+      <w:tr>
+        <w:tc>
+          <w:tcPr>
+            <w:tcW w:type="dxa" w:w="900"/>
+            <w:tcBorders>
+              <w:top w:val="single" w:color="C7CBDC" w:sz="4"/>
+              <w:left w:val="single" w:color="C7CBDC" w:sz="4"/>
+              <w:bottom w:val="single" w:color="C7CBDC" w:sz="4"/>
+              <w:right w:val="single" w:color="C7CBDC" w:sz="4"/>
+            </w:tcBorders>
+            <w:shd w:fill="F7F8FC" w:color="auto" w:val="clear"/>
+            <w:tcMar>
+              <w:top w:type="dxa" w:w="60"/>
+              <w:left w:type="dxa" w:w="90"/>
+              <w:bottom w:type="dxa" w:w="60"/>
+              <w:right w:type="dxa" w:w="90"/>
+            </w:tcMar>
+            <w:vAlign w:val="top"/>
+          </w:tcPr>
+          <w:p>
+            <w:pPr>
+              <w:spacing w:after="0" w:before="0"/>
+            </w:pPr>
+            <w:r>
+              <w:rPr>
+                <w:rFonts w:ascii="Calibri" w:cs="Calibri" w:eastAsia="Calibri" w:hAnsi="Calibri"/>
+                <w:b/>
+                <w:bCs/>
+                <w:i w:val="false"/>
+                <w:iCs w:val="false"/>
+                <w:color w:val="1A1F36"/>
+                <w:sz w:val="18"/>
+                <w:szCs w:val="18"/>
+              </w:rPr>
               <w:t xml:space="preserve">211, 226</w:t>
             </w:r>
           </w:p>
@@ -9509,6 +9674,7 @@
               <w:bottom w:val="single" w:color="C7CBDC" w:sz="4"/>
               <w:right w:val="single" w:color="C7CBDC" w:sz="4"/>
             </w:tcBorders>
+            <w:shd w:fill="F7F8FC" w:color="auto" w:val="clear"/>
             <w:tcMar>
               <w:top w:type="dxa" w:w="60"/>
               <w:left w:type="dxa" w:w="90"/>
@@ -9545,6 +9711,7 @@
               <w:bottom w:val="single" w:color="C7CBDC" w:sz="4"/>
               <w:right w:val="single" w:color="C7CBDC" w:sz="4"/>
             </w:tcBorders>
+            <w:shd w:fill="F7F8FC" w:color="auto" w:val="clear"/>
             <w:tcMar>
               <w:top w:type="dxa" w:w="60"/>
               <w:left w:type="dxa" w:w="90"/>
@@ -9581,6 +9748,7 @@
               <w:bottom w:val="single" w:color="C7CBDC" w:sz="4"/>
               <w:right w:val="single" w:color="C7CBDC" w:sz="4"/>
             </w:tcBorders>
+            <w:shd w:fill="F7F8FC" w:color="auto" w:val="clear"/>
             <w:tcMar>
               <w:top w:type="dxa" w:w="60"/>
               <w:left w:type="dxa" w:w="90"/>
@@ -9665,24 +9833,398 @@
         <w:t xml:space="preserve">Август 2026</w:t>
       </w:r>
     </w:p>
-    <w:p>
-      <w:pPr>
-        <w:spacing w:after="100" w:before="0"/>
-      </w:pPr>
-      <w:r>
-        <w:rPr>
-          <w:rFonts w:ascii="Calibri" w:cs="Calibri" w:eastAsia="Calibri" w:hAnsi="Calibri"/>
-          <w:b w:val="false"/>
-          <w:bCs w:val="false"/>
-          <w:i/>
-          <w:iCs/>
-          <w:color w:val="2E7D32"/>
-          <w:sz w:val="20"/>
-          <w:szCs w:val="20"/>
-        </w:rPr>
-        <w:t xml:space="preserve">Ошибок нет.</w:t>
-      </w:r>
-    </w:p>
+    <w:tbl>
+      <w:tblPr>
+        <w:tblW w:type="dxa" w:w="15250"/>
+        <w:tblBorders>
+          <w:top w:val="single" w:color="auto" w:sz="4"/>
+          <w:left w:val="single" w:color="auto" w:sz="4"/>
+          <w:bottom w:val="single" w:color="auto" w:sz="4"/>
+          <w:right w:val="single" w:color="auto" w:sz="4"/>
+          <w:insideH w:val="single" w:color="auto" w:sz="4"/>
+          <w:insideV w:val="single" w:color="auto" w:sz="4"/>
+        </w:tblBorders>
+      </w:tblPr>
+      <w:tblGrid>
+        <w:gridCol w:w="900"/>
+        <w:gridCol w:w="2600"/>
+        <w:gridCol w:w="2400"/>
+        <w:gridCol w:w="4400"/>
+        <w:gridCol w:w="4950"/>
+      </w:tblGrid>
+      <w:tr>
+        <w:trPr>
+          <w:tblHeader/>
+        </w:trPr>
+        <w:tc>
+          <w:tcPr>
+            <w:tcW w:type="dxa" w:w="900"/>
+            <w:tcBorders>
+              <w:top w:val="single" w:color="C7CBDC" w:sz="4"/>
+              <w:left w:val="single" w:color="C7CBDC" w:sz="4"/>
+              <w:bottom w:val="single" w:color="C7CBDC" w:sz="4"/>
+              <w:right w:val="single" w:color="C7CBDC" w:sz="4"/>
+            </w:tcBorders>
+            <w:shd w:fill="EEF0F7" w:color="auto" w:val="clear"/>
+            <w:tcMar>
+              <w:top w:type="dxa" w:w="60"/>
+              <w:left w:type="dxa" w:w="90"/>
+              <w:bottom w:type="dxa" w:w="60"/>
+              <w:right w:type="dxa" w:w="90"/>
+            </w:tcMar>
+            <w:vAlign w:val="top"/>
+          </w:tcPr>
+          <w:p>
+            <w:pPr>
+              <w:spacing w:after="0" w:before="0"/>
+            </w:pPr>
+            <w:r>
+              <w:rPr>
+                <w:rFonts w:ascii="Calibri" w:cs="Calibri" w:eastAsia="Calibri" w:hAnsi="Calibri"/>
+                <w:b/>
+                <w:bCs/>
+                <w:i w:val="false"/>
+                <w:iCs w:val="false"/>
+                <w:color w:val="1A1F36"/>
+                <w:sz w:val="18"/>
+                <w:szCs w:val="18"/>
+              </w:rPr>
+              <w:t xml:space="preserve">Стр.</w:t>
+            </w:r>
+          </w:p>
+        </w:tc>
+        <w:tc>
+          <w:tcPr>
+            <w:tcW w:type="dxa" w:w="2600"/>
+            <w:tcBorders>
+              <w:top w:val="single" w:color="C7CBDC" w:sz="4"/>
+              <w:left w:val="single" w:color="C7CBDC" w:sz="4"/>
+              <w:bottom w:val="single" w:color="C7CBDC" w:sz="4"/>
+              <w:right w:val="single" w:color="C7CBDC" w:sz="4"/>
+            </w:tcBorders>
+            <w:shd w:fill="EEF0F7" w:color="auto" w:val="clear"/>
+            <w:tcMar>
+              <w:top w:type="dxa" w:w="60"/>
+              <w:left w:type="dxa" w:w="90"/>
+              <w:bottom w:type="dxa" w:w="60"/>
+              <w:right w:type="dxa" w:w="90"/>
+            </w:tcMar>
+            <w:vAlign w:val="top"/>
+          </w:tcPr>
+          <w:p>
+            <w:pPr>
+              <w:spacing w:after="0" w:before="0"/>
+            </w:pPr>
+            <w:r>
+              <w:rPr>
+                <w:rFonts w:ascii="Calibri" w:cs="Calibri" w:eastAsia="Calibri" w:hAnsi="Calibri"/>
+                <w:b/>
+                <w:bCs/>
+                <w:i w:val="false"/>
+                <w:iCs w:val="false"/>
+                <w:color w:val="1A1F36"/>
+                <w:sz w:val="18"/>
+                <w:szCs w:val="18"/>
+              </w:rPr>
+              <w:t xml:space="preserve">Матч</w:t>
+            </w:r>
+          </w:p>
+        </w:tc>
+        <w:tc>
+          <w:tcPr>
+            <w:tcW w:type="dxa" w:w="2400"/>
+            <w:tcBorders>
+              <w:top w:val="single" w:color="C7CBDC" w:sz="4"/>
+              <w:left w:val="single" w:color="C7CBDC" w:sz="4"/>
+              <w:bottom w:val="single" w:color="C7CBDC" w:sz="4"/>
+              <w:right w:val="single" w:color="C7CBDC" w:sz="4"/>
+            </w:tcBorders>
+            <w:shd w:fill="EEF0F7" w:color="auto" w:val="clear"/>
+            <w:tcMar>
+              <w:top w:type="dxa" w:w="60"/>
+              <w:left w:type="dxa" w:w="90"/>
+              <w:bottom w:type="dxa" w:w="60"/>
+              <w:right w:type="dxa" w:w="90"/>
+            </w:tcMar>
+            <w:vAlign w:val="top"/>
+          </w:tcPr>
+          <w:p>
+            <w:pPr>
+              <w:spacing w:after="0" w:before="0"/>
+            </w:pPr>
+            <w:r>
+              <w:rPr>
+                <w:rFonts w:ascii="Calibri" w:cs="Calibri" w:eastAsia="Calibri" w:hAnsi="Calibri"/>
+                <w:b/>
+                <w:bCs/>
+                <w:i w:val="false"/>
+                <w:iCs w:val="false"/>
+                <w:color w:val="1A1F36"/>
+                <w:sz w:val="18"/>
+                <w:szCs w:val="18"/>
+              </w:rPr>
+              <w:t xml:space="preserve">Счёт</w:t>
+            </w:r>
+          </w:p>
+        </w:tc>
+        <w:tc>
+          <w:tcPr>
+            <w:tcW w:type="dxa" w:w="4400"/>
+            <w:tcBorders>
+              <w:top w:val="single" w:color="C7CBDC" w:sz="4"/>
+              <w:left w:val="single" w:color="C7CBDC" w:sz="4"/>
+              <w:bottom w:val="single" w:color="C7CBDC" w:sz="4"/>
+              <w:right w:val="single" w:color="C7CBDC" w:sz="4"/>
+            </w:tcBorders>
+            <w:shd w:fill="EEF0F7" w:color="auto" w:val="clear"/>
+            <w:tcMar>
+              <w:top w:type="dxa" w:w="60"/>
+              <w:left w:type="dxa" w:w="90"/>
+              <w:bottom w:type="dxa" w:w="60"/>
+              <w:right w:type="dxa" w:w="90"/>
+            </w:tcMar>
+            <w:vAlign w:val="top"/>
+          </w:tcPr>
+          <w:p>
+            <w:pPr>
+              <w:spacing w:after="0" w:before="0"/>
+            </w:pPr>
+            <w:r>
+              <w:rPr>
+                <w:rFonts w:ascii="Calibri" w:cs="Calibri" w:eastAsia="Calibri" w:hAnsi="Calibri"/>
+                <w:b/>
+                <w:bCs/>
+                <w:i w:val="false"/>
+                <w:iCs w:val="false"/>
+                <w:color w:val="1A1F36"/>
+                <w:sz w:val="18"/>
+                <w:szCs w:val="18"/>
+              </w:rPr>
+              <w:t xml:space="preserve">Что не так</w:t>
+            </w:r>
+          </w:p>
+        </w:tc>
+        <w:tc>
+          <w:tcPr>
+            <w:tcW w:type="dxa" w:w="4950"/>
+            <w:tcBorders>
+              <w:top w:val="single" w:color="C7CBDC" w:sz="4"/>
+              <w:left w:val="single" w:color="C7CBDC" w:sz="4"/>
+              <w:bottom w:val="single" w:color="C7CBDC" w:sz="4"/>
+              <w:right w:val="single" w:color="C7CBDC" w:sz="4"/>
+            </w:tcBorders>
+            <w:shd w:fill="EEF0F7" w:color="auto" w:val="clear"/>
+            <w:tcMar>
+              <w:top w:type="dxa" w:w="60"/>
+              <w:left w:type="dxa" w:w="90"/>
+              <w:bottom w:type="dxa" w:w="60"/>
+              <w:right w:type="dxa" w:w="90"/>
+            </w:tcMar>
+            <w:vAlign w:val="top"/>
+          </w:tcPr>
+          <w:p>
+            <w:pPr>
+              <w:spacing w:after="0" w:before="0"/>
+            </w:pPr>
+            <w:r>
+              <w:rPr>
+                <w:rFonts w:ascii="Calibri" w:cs="Calibri" w:eastAsia="Calibri" w:hAnsi="Calibri"/>
+                <w:b/>
+                <w:bCs/>
+                <w:i w:val="false"/>
+                <w:iCs w:val="false"/>
+                <w:color w:val="1A1F36"/>
+                <w:sz w:val="18"/>
+                <w:szCs w:val="18"/>
+              </w:rPr>
+              <w:t xml:space="preserve">Как исправляем</w:t>
+            </w:r>
+          </w:p>
+        </w:tc>
+      </w:tr>
+      <w:tr>
+        <w:tc>
+          <w:tcPr>
+            <w:tcW w:type="dxa" w:w="900"/>
+            <w:tcBorders>
+              <w:top w:val="single" w:color="C7CBDC" w:sz="4"/>
+              <w:left w:val="single" w:color="C7CBDC" w:sz="4"/>
+              <w:bottom w:val="single" w:color="C7CBDC" w:sz="4"/>
+              <w:right w:val="single" w:color="C7CBDC" w:sz="4"/>
+            </w:tcBorders>
+            <w:tcMar>
+              <w:top w:type="dxa" w:w="60"/>
+              <w:left w:type="dxa" w:w="90"/>
+              <w:bottom w:type="dxa" w:w="60"/>
+              <w:right w:type="dxa" w:w="90"/>
+            </w:tcMar>
+            <w:vAlign w:val="top"/>
+          </w:tcPr>
+          <w:p>
+            <w:pPr>
+              <w:spacing w:after="0" w:before="0"/>
+            </w:pPr>
+            <w:r>
+              <w:rPr>
+                <w:rFonts w:ascii="Calibri" w:cs="Calibri" w:eastAsia="Calibri" w:hAnsi="Calibri"/>
+                <w:b/>
+                <w:bCs/>
+                <w:i w:val="false"/>
+                <w:iCs w:val="false"/>
+                <w:color w:val="1A1F36"/>
+                <w:sz w:val="18"/>
+                <w:szCs w:val="18"/>
+              </w:rPr>
+              <w:t xml:space="preserve">16, 31, 181, 226, 241</w:t>
+            </w:r>
+          </w:p>
+        </w:tc>
+        <w:tc>
+          <w:tcPr>
+            <w:tcW w:type="dxa" w:w="2600"/>
+            <w:tcBorders>
+              <w:top w:val="single" w:color="C7CBDC" w:sz="4"/>
+              <w:left w:val="single" w:color="C7CBDC" w:sz="4"/>
+              <w:bottom w:val="single" w:color="C7CBDC" w:sz="4"/>
+              <w:right w:val="single" w:color="C7CBDC" w:sz="4"/>
+            </w:tcBorders>
+            <w:tcMar>
+              <w:top w:type="dxa" w:w="60"/>
+              <w:left w:type="dxa" w:w="90"/>
+              <w:bottom w:type="dxa" w:w="60"/>
+              <w:right w:type="dxa" w:w="90"/>
+            </w:tcMar>
+            <w:vAlign w:val="top"/>
+          </w:tcPr>
+          <w:p>
+            <w:pPr>
+              <w:spacing w:after="0"/>
+            </w:pPr>
+            <w:r>
+              <w:rPr>
+                <w:rFonts w:ascii="Calibri" w:cs="Calibri" w:eastAsia="Calibri" w:hAnsi="Calibri"/>
+                <w:b w:val="false"/>
+                <w:bCs w:val="false"/>
+                <w:i w:val="false"/>
+                <w:iCs w:val="false"/>
+                <w:color w:val="1A1F36"/>
+                <w:sz w:val="18"/>
+                <w:szCs w:val="18"/>
+              </w:rPr>
+              <w:t xml:space="preserve">нужно подтвердить ответ</w:t>
+            </w:r>
+          </w:p>
+        </w:tc>
+        <w:tc>
+          <w:tcPr>
+            <w:tcW w:type="dxa" w:w="2400"/>
+            <w:tcBorders>
+              <w:top w:val="single" w:color="C7CBDC" w:sz="4"/>
+              <w:left w:val="single" w:color="C7CBDC" w:sz="4"/>
+              <w:bottom w:val="single" w:color="C7CBDC" w:sz="4"/>
+              <w:right w:val="single" w:color="C7CBDC" w:sz="4"/>
+            </w:tcBorders>
+            <w:tcMar>
+              <w:top w:type="dxa" w:w="60"/>
+              <w:left w:type="dxa" w:w="90"/>
+              <w:bottom w:type="dxa" w:w="60"/>
+              <w:right w:type="dxa" w:w="90"/>
+            </w:tcMar>
+            <w:vAlign w:val="top"/>
+          </w:tcPr>
+          <w:p>
+            <w:pPr>
+              <w:spacing w:after="0"/>
+            </w:pPr>
+            <w:r>
+              <w:rPr>
+                <w:rFonts w:ascii="Calibri" w:cs="Calibri" w:eastAsia="Calibri" w:hAnsi="Calibri"/>
+                <w:b w:val="false"/>
+                <w:bCs w:val="false"/>
+                <w:i w:val="false"/>
+                <w:iCs w:val="false"/>
+                <w:color w:val="5A5F7A"/>
+                <w:sz w:val="18"/>
+                <w:szCs w:val="18"/>
+              </w:rPr>
+              <w:t xml:space="preserve">—</w:t>
+            </w:r>
+          </w:p>
+        </w:tc>
+        <w:tc>
+          <w:tcPr>
+            <w:tcW w:type="dxa" w:w="4400"/>
+            <w:tcBorders>
+              <w:top w:val="single" w:color="C7CBDC" w:sz="4"/>
+              <w:left w:val="single" w:color="C7CBDC" w:sz="4"/>
+              <w:bottom w:val="single" w:color="C7CBDC" w:sz="4"/>
+              <w:right w:val="single" w:color="C7CBDC" w:sz="4"/>
+            </w:tcBorders>
+            <w:tcMar>
+              <w:top w:type="dxa" w:w="60"/>
+              <w:left w:type="dxa" w:w="90"/>
+              <w:bottom w:type="dxa" w:w="60"/>
+              <w:right w:type="dxa" w:w="90"/>
+            </w:tcMar>
+            <w:vAlign w:val="top"/>
+          </w:tcPr>
+          <w:p>
+            <w:pPr>
+              <w:spacing w:after="0" w:before="0"/>
+            </w:pPr>
+            <w:r>
+              <w:rPr>
+                <w:rFonts w:ascii="Calibri" w:cs="Calibri" w:eastAsia="Calibri" w:hAnsi="Calibri"/>
+                <w:b w:val="false"/>
+                <w:bCs w:val="false"/>
+                <w:i w:val="false"/>
+                <w:iCs w:val="false"/>
+                <w:color w:val="1A1F36"/>
+                <w:sz w:val="18"/>
+                <w:szCs w:val="18"/>
+              </w:rPr>
+              <w:t xml:space="preserve">В ответе на отчёт Бамбуркину Владимиру Васильевичу (Спортдепо) указан №25, а в исправленном файле он убран из состава вместе с Чукуровым, Мокшановым и Романовым — это четыре последних игрока списка.</w:t>
+            </w:r>
+          </w:p>
+        </w:tc>
+        <w:tc>
+          <w:tcPr>
+            <w:tcW w:type="dxa" w:w="4950"/>
+            <w:tcBorders>
+              <w:top w:val="single" w:color="C7CBDC" w:sz="4"/>
+              <w:left w:val="single" w:color="C7CBDC" w:sz="4"/>
+              <w:bottom w:val="single" w:color="C7CBDC" w:sz="4"/>
+              <w:right w:val="single" w:color="C7CBDC" w:sz="4"/>
+            </w:tcBorders>
+            <w:tcMar>
+              <w:top w:type="dxa" w:w="60"/>
+              <w:left w:type="dxa" w:w="90"/>
+              <w:bottom w:type="dxa" w:w="60"/>
+              <w:right w:type="dxa" w:w="90"/>
+            </w:tcMar>
+            <w:vAlign w:val="top"/>
+          </w:tcPr>
+          <w:p>
+            <w:pPr>
+              <w:spacing w:after="0" w:before="0"/>
+            </w:pPr>
+            <w:r>
+              <w:rPr>
+                <w:rFonts w:ascii="Calibri" w:cs="Calibri" w:eastAsia="Calibri" w:hAnsi="Calibri"/>
+                <w:b w:val="false"/>
+                <w:bCs w:val="false"/>
+                <w:i/>
+                <w:iCs/>
+                <w:color w:val="2B2F77"/>
+                <w:sz w:val="18"/>
+                <w:szCs w:val="18"/>
+              </w:rPr>
+              <w:t xml:space="preserve">Бамбуркин за Спортдепо не играет? Если играет — кого из четверых нужно было убрать вместо него?</w:t>
+            </w:r>
+          </w:p>
+        </w:tc>
+      </w:tr>
+    </w:tbl>
     <w:p>
       <w:pPr>
         <w:keepNext/>

--- a/reports/Svodny_otchet.docx
+++ b/reports/Svodny_otchet.docx
@@ -169,7 +169,43 @@
           <w:sz w:val="20"/>
           <w:szCs w:val="20"/>
         </w:rPr>
+        <w:t xml:space="preserve">2026-07_centr_div1.xlsx — Конференция ЦЕНТР (1 Дивизион), июль 2026</w:t>
+      </w:r>
+    </w:p>
+    <w:p>
+      <w:pPr>
+        <w:spacing w:after="30" w:before="0"/>
+      </w:pPr>
+      <w:r>
+        <w:rPr>
+          <w:rFonts w:ascii="Calibri" w:cs="Calibri" w:eastAsia="Calibri" w:hAnsi="Calibri"/>
+          <w:b w:val="false"/>
+          <w:bCs w:val="false"/>
+          <w:i w:val="false"/>
+          <w:iCs w:val="false"/>
+          <w:color w:val="1A1F36"/>
+          <w:sz w:val="20"/>
+          <w:szCs w:val="20"/>
+        </w:rPr>
         <w:t xml:space="preserve">2026-07_centr_div2.xlsx — Конференция ЦЕНТР (2 Дивизион), июль 2026</w:t>
+      </w:r>
+    </w:p>
+    <w:p>
+      <w:pPr>
+        <w:spacing w:after="30" w:before="0"/>
+      </w:pPr>
+      <w:r>
+        <w:rPr>
+          <w:rFonts w:ascii="Calibri" w:cs="Calibri" w:eastAsia="Calibri" w:hAnsi="Calibri"/>
+          <w:b w:val="false"/>
+          <w:bCs w:val="false"/>
+          <w:i w:val="false"/>
+          <w:iCs w:val="false"/>
+          <w:color w:val="1A1F36"/>
+          <w:sz w:val="20"/>
+          <w:szCs w:val="20"/>
+        </w:rPr>
+        <w:t xml:space="preserve">2026-08_centr_div2.xlsx — Конференция ЦЕНТР (2 Дивизион), август 2026</w:t>
       </w:r>
     </w:p>
     <w:p>
@@ -1669,11 +1705,11 @@
                 <w:bCs/>
                 <w:i w:val="false"/>
                 <w:iCs w:val="false"/>
-                <w:color w:val="B45309"/>
-                <w:sz w:val="18"/>
-                <w:szCs w:val="18"/>
-              </w:rPr>
-              <w:t xml:space="preserve">Ответов проверяющих пока нет — ошибки в разделе дивизиона</w:t>
+                <w:color w:val="2E7D32"/>
+                <w:sz w:val="18"/>
+                <w:szCs w:val="18"/>
+              </w:rPr>
+              <w:t xml:space="preserve">Правки проверяющих внесены — ошибок нет</w:t>
             </w:r>
           </w:p>
         </w:tc>
@@ -1823,7 +1859,7 @@
                 <w:sz w:val="18"/>
                 <w:szCs w:val="18"/>
               </w:rPr>
-              <w:t xml:space="preserve">Ответов проверяющих пока нет — ошибки в разделе дивизиона</w:t>
+              <w:t xml:space="preserve">Правки проверяющих внесены, остались ошибки</w:t>
             </w:r>
           </w:p>
         </w:tc>
@@ -2115,11 +2151,11 @@
                 <w:bCs/>
                 <w:i w:val="false"/>
                 <w:iCs w:val="false"/>
-                <w:color w:val="B45309"/>
-                <w:sz w:val="18"/>
-                <w:szCs w:val="18"/>
-              </w:rPr>
-              <w:t xml:space="preserve">Правки проверяющих внесены, остались ошибки</w:t>
+                <w:color w:val="2E7D32"/>
+                <w:sz w:val="18"/>
+                <w:szCs w:val="18"/>
+              </w:rPr>
+              <w:t xml:space="preserve">Правки проверяющих внесены — ошибок нет</w:t>
             </w:r>
           </w:p>
         </w:tc>
@@ -2471,7 +2507,7 @@
           <w:sz w:val="20"/>
           <w:szCs w:val="20"/>
         </w:rPr>
-        <w:t xml:space="preserve">Ответы проверяющих внесены 13.10.2026 по: Конференция ВОСТОК (1 Дивизион), Конференция ВОСТОК (2 Дивизион), Конференция ЗАПАД (1 Дивизион), Конференция ЗАПАД (2 Дивизион), Конференция ЦЕНТР (2 Дивизион), Конференция ЦЕНТР (3 Дивизион). По ним в отчёте только то, что осталось. Ответов пока нет по: Конференция ЦЕНТР (1 Дивизион) — указаны все найденные ошибки.</w:t>
+        <w:t xml:space="preserve">Ответы проверяющих внесены 13.10.2026 по: Конференция ВОСТОК (1 Дивизион), Конференция ВОСТОК (2 Дивизион), Конференция ЗАПАД (1 Дивизион), Конференция ЗАПАД (2 Дивизион), Конференция ЦЕНТР (1 Дивизион), Конференция ЦЕНТР (2 Дивизион), Конференция ЦЕНТР (3 Дивизион). По ним в отчёте только то, что осталось.</w:t>
       </w:r>
     </w:p>
     <w:p>
@@ -2488,6 +2524,8 @@
           <w:color w:val="1A1F36"/>
           <w:sz w:val="20"/>
           <w:szCs w:val="20"/>
+          <w:highlight w:val="yellow"/>
+          <w:highlightCs w:val="yellow"/>
         </w:rPr>
         <w:t xml:space="preserve">2. Ошибки в составах систематические. </w:t>
       </w:r>
@@ -2501,10 +2539,242 @@
           <w:color w:val="1A1F36"/>
           <w:sz w:val="20"/>
           <w:szCs w:val="20"/>
+          <w:highlight w:val="yellow"/>
+          <w:highlightCs w:val="yellow"/>
         </w:rPr>
         <w:t xml:space="preserve">Похоже, составы команд копировались из матча в матч, поэтому одна и та же ошибка повторяется во всех матчах команды. Исправлять каждый матч не нужно — достаточно прислать верные составы команд с игровыми номерами: они приведены в разделах дивизионов в таблицах Составы команд, ошибочные строки выделены. Исправления во все матчи мы внесём сами.</w:t>
       </w:r>
     </w:p>
+    <w:p>
+      <w:pPr>
+        <w:keepNext/>
+        <w:pBdr>
+          <w:bottom w:val="single" w:color="2B2F77" w:sz="8" w:space="6"/>
+        </w:pBdr>
+        <w:spacing w:after="140" w:before="320"/>
+      </w:pPr>
+      <w:r>
+        <w:rPr>
+          <w:rFonts w:ascii="Calibri" w:cs="Calibri" w:eastAsia="Calibri" w:hAnsi="Calibri"/>
+          <w:b/>
+          <w:bCs/>
+          <w:i w:val="false"/>
+          <w:iCs w:val="false"/>
+          <w:color w:val="2B2F77"/>
+          <w:sz w:val="30"/>
+          <w:szCs w:val="30"/>
+        </w:rPr>
+        <w:t xml:space="preserve">Вопрос ко всем дивизионам</w:t>
+      </w:r>
+    </w:p>
+    <w:tbl>
+      <w:tblPr>
+        <w:tblW w:type="dxa" w:w="15250"/>
+        <w:tblBorders>
+          <w:top w:val="single" w:color="auto" w:sz="4"/>
+          <w:left w:val="single" w:color="auto" w:sz="4"/>
+          <w:bottom w:val="single" w:color="auto" w:sz="4"/>
+          <w:right w:val="single" w:color="auto" w:sz="4"/>
+          <w:insideH w:val="single" w:color="auto" w:sz="4"/>
+          <w:insideV w:val="single" w:color="auto" w:sz="4"/>
+        </w:tblBorders>
+      </w:tblPr>
+      <w:tblGrid>
+        <w:gridCol w:w="10050"/>
+        <w:gridCol w:w="5200"/>
+      </w:tblGrid>
+      <w:tr>
+        <w:trPr>
+          <w:tblHeader/>
+        </w:trPr>
+        <w:tc>
+          <w:tcPr>
+            <w:tcW w:type="dxa" w:w="10050"/>
+            <w:tcBorders>
+              <w:top w:val="single" w:color="C7CBDC" w:sz="4"/>
+              <w:left w:val="single" w:color="C7CBDC" w:sz="4"/>
+              <w:bottom w:val="single" w:color="C7CBDC" w:sz="4"/>
+              <w:right w:val="single" w:color="C7CBDC" w:sz="4"/>
+            </w:tcBorders>
+            <w:shd w:fill="EEF0F7" w:color="auto" w:val="clear"/>
+            <w:tcMar>
+              <w:top w:type="dxa" w:w="60"/>
+              <w:left w:type="dxa" w:w="90"/>
+              <w:bottom w:type="dxa" w:w="60"/>
+              <w:right w:type="dxa" w:w="90"/>
+            </w:tcMar>
+            <w:vAlign w:val="top"/>
+          </w:tcPr>
+          <w:p>
+            <w:pPr>
+              <w:spacing w:after="0" w:before="0"/>
+            </w:pPr>
+            <w:r>
+              <w:rPr>
+                <w:rFonts w:ascii="Calibri" w:cs="Calibri" w:eastAsia="Calibri" w:hAnsi="Calibri"/>
+                <w:b/>
+                <w:bCs/>
+                <w:i w:val="false"/>
+                <w:iCs w:val="false"/>
+                <w:color w:val="1A1F36"/>
+                <w:sz w:val="18"/>
+                <w:szCs w:val="18"/>
+              </w:rPr>
+              <w:t xml:space="preserve">Противоречие в ответах</w:t>
+            </w:r>
+          </w:p>
+        </w:tc>
+        <w:tc>
+          <w:tcPr>
+            <w:tcW w:type="dxa" w:w="5200"/>
+            <w:tcBorders>
+              <w:top w:val="single" w:color="C7CBDC" w:sz="4"/>
+              <w:left w:val="single" w:color="C7CBDC" w:sz="4"/>
+              <w:bottom w:val="single" w:color="C7CBDC" w:sz="4"/>
+              <w:right w:val="single" w:color="C7CBDC" w:sz="4"/>
+            </w:tcBorders>
+            <w:shd w:fill="EEF0F7" w:color="auto" w:val="clear"/>
+            <w:tcMar>
+              <w:top w:type="dxa" w:w="60"/>
+              <w:left w:type="dxa" w:w="90"/>
+              <w:bottom w:type="dxa" w:w="60"/>
+              <w:right w:type="dxa" w:w="90"/>
+            </w:tcMar>
+            <w:vAlign w:val="top"/>
+          </w:tcPr>
+          <w:p>
+            <w:pPr>
+              <w:spacing w:after="0" w:before="0"/>
+            </w:pPr>
+            <w:r>
+              <w:rPr>
+                <w:rFonts w:ascii="Calibri" w:cs="Calibri" w:eastAsia="Calibri" w:hAnsi="Calibri"/>
+                <w:b/>
+                <w:bCs/>
+                <w:i w:val="false"/>
+                <w:iCs w:val="false"/>
+                <w:color w:val="1A1F36"/>
+                <w:sz w:val="18"/>
+                <w:szCs w:val="18"/>
+              </w:rPr>
+              <w:t xml:space="preserve">Ответ организатора</w:t>
+            </w:r>
+          </w:p>
+        </w:tc>
+      </w:tr>
+      <w:tr>
+        <w:tc>
+          <w:tcPr>
+            <w:tcW w:type="dxa" w:w="10050"/>
+            <w:tcBorders>
+              <w:top w:val="single" w:color="C7CBDC" w:sz="4"/>
+              <w:left w:val="single" w:color="C7CBDC" w:sz="4"/>
+              <w:bottom w:val="single" w:color="C7CBDC" w:sz="4"/>
+              <w:right w:val="single" w:color="C7CBDC" w:sz="4"/>
+            </w:tcBorders>
+            <w:tcMar>
+              <w:top w:type="dxa" w:w="60"/>
+              <w:left w:type="dxa" w:w="90"/>
+              <w:bottom w:type="dxa" w:w="60"/>
+              <w:right w:type="dxa" w:w="90"/>
+            </w:tcMar>
+            <w:vAlign w:val="top"/>
+          </w:tcPr>
+          <w:p>
+            <w:pPr>
+              <w:spacing w:after="80" w:before="0"/>
+            </w:pPr>
+            <w:r>
+              <w:rPr>
+                <w:rFonts w:ascii="Calibri" w:cs="Calibri" w:eastAsia="Calibri" w:hAnsi="Calibri"/>
+                <w:b w:val="false"/>
+                <w:bCs w:val="false"/>
+                <w:i w:val="false"/>
+                <w:iCs w:val="false"/>
+                <w:color w:val="1A1F36"/>
+                <w:sz w:val="20"/>
+                <w:szCs w:val="20"/>
+              </w:rPr>
+              <w:t xml:space="preserve">На вопрос: допускается ли, что игрок выступает за несколько команд, в каждой под своим номером, — ЗАПАД и ВОСТОК ответили: игроки могут выступать только в 1 команде одного дивизиона. ЦЕНТР ответил: допускается, что игрок может выступать за другую команду. Пока применяем каждый ответ к своей конференции.</w:t>
+            </w:r>
+          </w:p>
+          <w:p>
+            <w:pPr>
+              <w:spacing w:after="80" w:before="0"/>
+            </w:pPr>
+            <w:r>
+              <w:rPr>
+                <w:rFonts w:ascii="Calibri" w:cs="Calibri" w:eastAsia="Calibri" w:hAnsi="Calibri"/>
+                <w:b w:val="false"/>
+                <w:bCs w:val="false"/>
+                <w:i w:val="false"/>
+                <w:iCs w:val="false"/>
+                <w:color w:val="5A5F7A"/>
+                <w:sz w:val="18"/>
+                <w:szCs w:val="18"/>
+              </w:rPr>
+              <w:t xml:space="preserve">В ЦЕНТРЕ это: вратарь Сафронов — Метеор, Викинг и Сияжар (ЦЕНТР 2); вратари Еремкин и Жмакин — по три команды, Нарватов и Рябинин — Сармат и Штурм (ЦЕНТР 3).</w:t>
+            </w:r>
+          </w:p>
+          <w:p>
+            <w:pPr>
+              <w:spacing w:after="0" w:before="0"/>
+            </w:pPr>
+            <w:r>
+              <w:rPr>
+                <w:rFonts w:ascii="Calibri" w:cs="Calibri" w:eastAsia="Calibri" w:hAnsi="Calibri"/>
+                <w:b/>
+                <w:bCs/>
+                <w:i w:val="false"/>
+                <w:iCs w:val="false"/>
+                <w:color w:val="1A1F36"/>
+                <w:sz w:val="20"/>
+                <w:szCs w:val="20"/>
+                <w:highlight w:val="yellow"/>
+                <w:highlightCs w:val="yellow"/>
+              </w:rPr>
+              <w:t xml:space="preserve">Правило в лиге одно для всех? Если да — какое? ЦЕНТР: в ответе имелась в виду другая команда того же дивизиона или команда другого дивизиона?</w:t>
+            </w:r>
+          </w:p>
+        </w:tc>
+        <w:tc>
+          <w:tcPr>
+            <w:tcW w:type="dxa" w:w="5200"/>
+            <w:tcBorders>
+              <w:top w:val="single" w:color="C7CBDC" w:sz="4"/>
+              <w:left w:val="single" w:color="C7CBDC" w:sz="4"/>
+              <w:bottom w:val="single" w:color="C7CBDC" w:sz="4"/>
+              <w:right w:val="single" w:color="C7CBDC" w:sz="4"/>
+            </w:tcBorders>
+            <w:tcMar>
+              <w:top w:type="dxa" w:w="60"/>
+              <w:left w:type="dxa" w:w="90"/>
+              <w:bottom w:type="dxa" w:w="60"/>
+              <w:right w:type="dxa" w:w="90"/>
+            </w:tcMar>
+            <w:vAlign w:val="top"/>
+          </w:tcPr>
+          <w:p>
+            <w:pPr>
+              <w:spacing w:after="0" w:before="0"/>
+            </w:pPr>
+            <w:r>
+              <w:rPr>
+                <w:rFonts w:ascii="Calibri" w:cs="Calibri" w:eastAsia="Calibri" w:hAnsi="Calibri"/>
+                <w:b w:val="false"/>
+                <w:bCs w:val="false"/>
+                <w:i w:val="false"/>
+                <w:iCs w:val="false"/>
+                <w:color w:val="1A1F36"/>
+                <w:sz w:val="20"/>
+                <w:szCs w:val="20"/>
+              </w:rPr>
+              <w:t xml:space="preserve"/>
+            </w:r>
+          </w:p>
+        </w:tc>
+      </w:tr>
+    </w:tbl>
     <w:p>
       <w:pPr>
         <w:keepNext/>
@@ -4960,903 +5230,6 @@
     <w:p>
       <w:pPr>
         <w:keepNext/>
-        <w:spacing w:after="80" w:before="220"/>
-      </w:pPr>
-      <w:r>
-        <w:rPr>
-          <w:rFonts w:ascii="Calibri" w:cs="Calibri" w:eastAsia="Calibri" w:hAnsi="Calibri"/>
-          <w:b/>
-          <w:bCs/>
-          <w:i w:val="false"/>
-          <w:iCs w:val="false"/>
-          <w:color w:val="1A1F36"/>
-          <w:sz w:val="24"/>
-          <w:szCs w:val="24"/>
-        </w:rPr>
-        <w:t xml:space="preserve">Другие ошибки</w:t>
-      </w:r>
-    </w:p>
-    <w:p>
-      <w:pPr>
-        <w:keepNext/>
-        <w:spacing w:after="60" w:before="120"/>
-      </w:pPr>
-      <w:r>
-        <w:rPr>
-          <w:rFonts w:ascii="Calibri" w:cs="Calibri" w:eastAsia="Calibri" w:hAnsi="Calibri"/>
-          <w:b/>
-          <w:bCs/>
-          <w:i w:val="false"/>
-          <w:iCs w:val="false"/>
-          <w:color w:val="1A1F36"/>
-          <w:sz w:val="20"/>
-          <w:szCs w:val="20"/>
-        </w:rPr>
-        <w:t xml:space="preserve">Июль 2026</w:t>
-      </w:r>
-    </w:p>
-    <w:tbl>
-      <w:tblPr>
-        <w:tblW w:type="dxa" w:w="15250"/>
-        <w:tblBorders>
-          <w:top w:val="single" w:color="auto" w:sz="4"/>
-          <w:left w:val="single" w:color="auto" w:sz="4"/>
-          <w:bottom w:val="single" w:color="auto" w:sz="4"/>
-          <w:right w:val="single" w:color="auto" w:sz="4"/>
-          <w:insideH w:val="single" w:color="auto" w:sz="4"/>
-          <w:insideV w:val="single" w:color="auto" w:sz="4"/>
-        </w:tblBorders>
-      </w:tblPr>
-      <w:tblGrid>
-        <w:gridCol w:w="900"/>
-        <w:gridCol w:w="2600"/>
-        <w:gridCol w:w="2400"/>
-        <w:gridCol w:w="4400"/>
-        <w:gridCol w:w="4950"/>
-      </w:tblGrid>
-      <w:tr>
-        <w:trPr>
-          <w:tblHeader/>
-        </w:trPr>
-        <w:tc>
-          <w:tcPr>
-            <w:tcW w:type="dxa" w:w="900"/>
-            <w:tcBorders>
-              <w:top w:val="single" w:color="C7CBDC" w:sz="4"/>
-              <w:left w:val="single" w:color="C7CBDC" w:sz="4"/>
-              <w:bottom w:val="single" w:color="C7CBDC" w:sz="4"/>
-              <w:right w:val="single" w:color="C7CBDC" w:sz="4"/>
-            </w:tcBorders>
-            <w:shd w:fill="EEF0F7" w:color="auto" w:val="clear"/>
-            <w:tcMar>
-              <w:top w:type="dxa" w:w="60"/>
-              <w:left w:type="dxa" w:w="90"/>
-              <w:bottom w:type="dxa" w:w="60"/>
-              <w:right w:type="dxa" w:w="90"/>
-            </w:tcMar>
-            <w:vAlign w:val="top"/>
-          </w:tcPr>
-          <w:p>
-            <w:pPr>
-              <w:spacing w:after="0" w:before="0"/>
-            </w:pPr>
-            <w:r>
-              <w:rPr>
-                <w:rFonts w:ascii="Calibri" w:cs="Calibri" w:eastAsia="Calibri" w:hAnsi="Calibri"/>
-                <w:b/>
-                <w:bCs/>
-                <w:i w:val="false"/>
-                <w:iCs w:val="false"/>
-                <w:color w:val="1A1F36"/>
-                <w:sz w:val="18"/>
-                <w:szCs w:val="18"/>
-              </w:rPr>
-              <w:t xml:space="preserve">Стр.</w:t>
-            </w:r>
-          </w:p>
-        </w:tc>
-        <w:tc>
-          <w:tcPr>
-            <w:tcW w:type="dxa" w:w="2600"/>
-            <w:tcBorders>
-              <w:top w:val="single" w:color="C7CBDC" w:sz="4"/>
-              <w:left w:val="single" w:color="C7CBDC" w:sz="4"/>
-              <w:bottom w:val="single" w:color="C7CBDC" w:sz="4"/>
-              <w:right w:val="single" w:color="C7CBDC" w:sz="4"/>
-            </w:tcBorders>
-            <w:shd w:fill="EEF0F7" w:color="auto" w:val="clear"/>
-            <w:tcMar>
-              <w:top w:type="dxa" w:w="60"/>
-              <w:left w:type="dxa" w:w="90"/>
-              <w:bottom w:type="dxa" w:w="60"/>
-              <w:right w:type="dxa" w:w="90"/>
-            </w:tcMar>
-            <w:vAlign w:val="top"/>
-          </w:tcPr>
-          <w:p>
-            <w:pPr>
-              <w:spacing w:after="0" w:before="0"/>
-            </w:pPr>
-            <w:r>
-              <w:rPr>
-                <w:rFonts w:ascii="Calibri" w:cs="Calibri" w:eastAsia="Calibri" w:hAnsi="Calibri"/>
-                <w:b/>
-                <w:bCs/>
-                <w:i w:val="false"/>
-                <w:iCs w:val="false"/>
-                <w:color w:val="1A1F36"/>
-                <w:sz w:val="18"/>
-                <w:szCs w:val="18"/>
-              </w:rPr>
-              <w:t xml:space="preserve">Матч</w:t>
-            </w:r>
-          </w:p>
-        </w:tc>
-        <w:tc>
-          <w:tcPr>
-            <w:tcW w:type="dxa" w:w="2400"/>
-            <w:tcBorders>
-              <w:top w:val="single" w:color="C7CBDC" w:sz="4"/>
-              <w:left w:val="single" w:color="C7CBDC" w:sz="4"/>
-              <w:bottom w:val="single" w:color="C7CBDC" w:sz="4"/>
-              <w:right w:val="single" w:color="C7CBDC" w:sz="4"/>
-            </w:tcBorders>
-            <w:shd w:fill="EEF0F7" w:color="auto" w:val="clear"/>
-            <w:tcMar>
-              <w:top w:type="dxa" w:w="60"/>
-              <w:left w:type="dxa" w:w="90"/>
-              <w:bottom w:type="dxa" w:w="60"/>
-              <w:right w:type="dxa" w:w="90"/>
-            </w:tcMar>
-            <w:vAlign w:val="top"/>
-          </w:tcPr>
-          <w:p>
-            <w:pPr>
-              <w:spacing w:after="0" w:before="0"/>
-            </w:pPr>
-            <w:r>
-              <w:rPr>
-                <w:rFonts w:ascii="Calibri" w:cs="Calibri" w:eastAsia="Calibri" w:hAnsi="Calibri"/>
-                <w:b/>
-                <w:bCs/>
-                <w:i w:val="false"/>
-                <w:iCs w:val="false"/>
-                <w:color w:val="1A1F36"/>
-                <w:sz w:val="18"/>
-                <w:szCs w:val="18"/>
-              </w:rPr>
-              <w:t xml:space="preserve">Счёт</w:t>
-            </w:r>
-          </w:p>
-        </w:tc>
-        <w:tc>
-          <w:tcPr>
-            <w:tcW w:type="dxa" w:w="4400"/>
-            <w:tcBorders>
-              <w:top w:val="single" w:color="C7CBDC" w:sz="4"/>
-              <w:left w:val="single" w:color="C7CBDC" w:sz="4"/>
-              <w:bottom w:val="single" w:color="C7CBDC" w:sz="4"/>
-              <w:right w:val="single" w:color="C7CBDC" w:sz="4"/>
-            </w:tcBorders>
-            <w:shd w:fill="EEF0F7" w:color="auto" w:val="clear"/>
-            <w:tcMar>
-              <w:top w:type="dxa" w:w="60"/>
-              <w:left w:type="dxa" w:w="90"/>
-              <w:bottom w:type="dxa" w:w="60"/>
-              <w:right w:type="dxa" w:w="90"/>
-            </w:tcMar>
-            <w:vAlign w:val="top"/>
-          </w:tcPr>
-          <w:p>
-            <w:pPr>
-              <w:spacing w:after="0" w:before="0"/>
-            </w:pPr>
-            <w:r>
-              <w:rPr>
-                <w:rFonts w:ascii="Calibri" w:cs="Calibri" w:eastAsia="Calibri" w:hAnsi="Calibri"/>
-                <w:b/>
-                <w:bCs/>
-                <w:i w:val="false"/>
-                <w:iCs w:val="false"/>
-                <w:color w:val="1A1F36"/>
-                <w:sz w:val="18"/>
-                <w:szCs w:val="18"/>
-              </w:rPr>
-              <w:t xml:space="preserve">Что не так</w:t>
-            </w:r>
-          </w:p>
-        </w:tc>
-        <w:tc>
-          <w:tcPr>
-            <w:tcW w:type="dxa" w:w="4950"/>
-            <w:tcBorders>
-              <w:top w:val="single" w:color="C7CBDC" w:sz="4"/>
-              <w:left w:val="single" w:color="C7CBDC" w:sz="4"/>
-              <w:bottom w:val="single" w:color="C7CBDC" w:sz="4"/>
-              <w:right w:val="single" w:color="C7CBDC" w:sz="4"/>
-            </w:tcBorders>
-            <w:shd w:fill="EEF0F7" w:color="auto" w:val="clear"/>
-            <w:tcMar>
-              <w:top w:type="dxa" w:w="60"/>
-              <w:left w:type="dxa" w:w="90"/>
-              <w:bottom w:type="dxa" w:w="60"/>
-              <w:right w:type="dxa" w:w="90"/>
-            </w:tcMar>
-            <w:vAlign w:val="top"/>
-          </w:tcPr>
-          <w:p>
-            <w:pPr>
-              <w:spacing w:after="0" w:before="0"/>
-            </w:pPr>
-            <w:r>
-              <w:rPr>
-                <w:rFonts w:ascii="Calibri" w:cs="Calibri" w:eastAsia="Calibri" w:hAnsi="Calibri"/>
-                <w:b/>
-                <w:bCs/>
-                <w:i w:val="false"/>
-                <w:iCs w:val="false"/>
-                <w:color w:val="1A1F36"/>
-                <w:sz w:val="18"/>
-                <w:szCs w:val="18"/>
-              </w:rPr>
-              <w:t xml:space="preserve">Как исправляем</w:t>
-            </w:r>
-          </w:p>
-        </w:tc>
-      </w:tr>
-      <w:tr>
-        <w:tc>
-          <w:tcPr>
-            <w:tcW w:type="dxa" w:w="900"/>
-            <w:tcBorders>
-              <w:top w:val="single" w:color="C7CBDC" w:sz="4"/>
-              <w:left w:val="single" w:color="C7CBDC" w:sz="4"/>
-              <w:bottom w:val="single" w:color="C7CBDC" w:sz="4"/>
-              <w:right w:val="single" w:color="C7CBDC" w:sz="4"/>
-            </w:tcBorders>
-            <w:tcMar>
-              <w:top w:type="dxa" w:w="60"/>
-              <w:left w:type="dxa" w:w="90"/>
-              <w:bottom w:type="dxa" w:w="60"/>
-              <w:right w:type="dxa" w:w="90"/>
-            </w:tcMar>
-            <w:vAlign w:val="top"/>
-          </w:tcPr>
-          <w:p>
-            <w:pPr>
-              <w:spacing w:after="0" w:before="0"/>
-            </w:pPr>
-            <w:r>
-              <w:rPr>
-                <w:rFonts w:ascii="Calibri" w:cs="Calibri" w:eastAsia="Calibri" w:hAnsi="Calibri"/>
-                <w:b/>
-                <w:bCs/>
-                <w:i w:val="false"/>
-                <w:iCs w:val="false"/>
-                <w:color w:val="1A1F36"/>
-                <w:sz w:val="18"/>
-                <w:szCs w:val="18"/>
-              </w:rPr>
-              <w:t xml:space="preserve">2521</w:t>
-            </w:r>
-          </w:p>
-        </w:tc>
-        <w:tc>
-          <w:tcPr>
-            <w:tcW w:type="dxa" w:w="2600"/>
-            <w:tcBorders>
-              <w:top w:val="single" w:color="C7CBDC" w:sz="4"/>
-              <w:left w:val="single" w:color="C7CBDC" w:sz="4"/>
-              <w:bottom w:val="single" w:color="C7CBDC" w:sz="4"/>
-              <w:right w:val="single" w:color="C7CBDC" w:sz="4"/>
-            </w:tcBorders>
-            <w:tcMar>
-              <w:top w:type="dxa" w:w="60"/>
-              <w:left w:type="dxa" w:w="90"/>
-              <w:bottom w:type="dxa" w:w="60"/>
-              <w:right w:type="dxa" w:w="90"/>
-            </w:tcMar>
-            <w:vAlign w:val="top"/>
-          </w:tcPr>
-          <w:p>
-            <w:pPr>
-              <w:spacing w:after="0"/>
-            </w:pPr>
-            <w:r>
-              <w:rPr>
-                <w:rFonts w:ascii="Calibri" w:cs="Calibri" w:eastAsia="Calibri" w:hAnsi="Calibri"/>
-                <w:b w:val="false"/>
-                <w:bCs w:val="false"/>
-                <w:i w:val="false"/>
-                <w:iCs w:val="false"/>
-                <w:color w:val="1A1F36"/>
-                <w:sz w:val="18"/>
-                <w:szCs w:val="18"/>
-              </w:rPr>
-              <w:t xml:space="preserve">18.07.2026  21:40</w:t>
-            </w:r>
-            <w:r>
-              <w:rPr>
-                <w:rFonts w:ascii="Calibri" w:cs="Calibri" w:eastAsia="Calibri" w:hAnsi="Calibri"/>
-                <w:b w:val="false"/>
-                <w:bCs w:val="false"/>
-                <w:i w:val="false"/>
-                <w:iCs w:val="false"/>
-                <w:color w:val="1A1F36"/>
-                <w:sz w:val="18"/>
-                <w:szCs w:val="18"/>
-              </w:rPr>
-              <w:br/>
-              <w:t xml:space="preserve">Звезда — Медведи</w:t>
-            </w:r>
-          </w:p>
-        </w:tc>
-        <w:tc>
-          <w:tcPr>
-            <w:tcW w:type="dxa" w:w="2400"/>
-            <w:tcBorders>
-              <w:top w:val="single" w:color="C7CBDC" w:sz="4"/>
-              <w:left w:val="single" w:color="C7CBDC" w:sz="4"/>
-              <w:bottom w:val="single" w:color="C7CBDC" w:sz="4"/>
-              <w:right w:val="single" w:color="C7CBDC" w:sz="4"/>
-            </w:tcBorders>
-            <w:tcMar>
-              <w:top w:type="dxa" w:w="60"/>
-              <w:left w:type="dxa" w:w="90"/>
-              <w:bottom w:type="dxa" w:w="60"/>
-              <w:right w:type="dxa" w:w="90"/>
-            </w:tcMar>
-            <w:vAlign w:val="top"/>
-          </w:tcPr>
-          <w:p>
-            <w:pPr>
-              <w:spacing w:after="0"/>
-            </w:pPr>
-            <w:r>
-              <w:rPr>
-                <w:rFonts w:ascii="Calibri" w:cs="Calibri" w:eastAsia="Calibri" w:hAnsi="Calibri"/>
-                <w:b w:val="false"/>
-                <w:bCs w:val="false"/>
-                <w:i w:val="false"/>
-                <w:iCs w:val="false"/>
-                <w:color w:val="5A5F7A"/>
-                <w:sz w:val="18"/>
-                <w:szCs w:val="18"/>
-              </w:rPr>
-              <w:t xml:space="preserve">итог 3:6</w:t>
-            </w:r>
-            <w:r>
-              <w:rPr>
-                <w:rFonts w:ascii="Calibri" w:cs="Calibri" w:eastAsia="Calibri" w:hAnsi="Calibri"/>
-                <w:b w:val="false"/>
-                <w:bCs w:val="false"/>
-                <w:i w:val="false"/>
-                <w:iCs w:val="false"/>
-                <w:color w:val="5A5F7A"/>
-                <w:sz w:val="18"/>
-                <w:szCs w:val="18"/>
-              </w:rPr>
-              <w:br/>
-              <w:t xml:space="preserve">периоды 2:2 0:3 1:2 = 3:7</w:t>
-            </w:r>
-          </w:p>
-        </w:tc>
-        <w:tc>
-          <w:tcPr>
-            <w:tcW w:type="dxa" w:w="4400"/>
-            <w:tcBorders>
-              <w:top w:val="single" w:color="C7CBDC" w:sz="4"/>
-              <w:left w:val="single" w:color="C7CBDC" w:sz="4"/>
-              <w:bottom w:val="single" w:color="C7CBDC" w:sz="4"/>
-              <w:right w:val="single" w:color="C7CBDC" w:sz="4"/>
-            </w:tcBorders>
-            <w:tcMar>
-              <w:top w:type="dxa" w:w="60"/>
-              <w:left w:type="dxa" w:w="90"/>
-              <w:bottom w:type="dxa" w:w="60"/>
-              <w:right w:type="dxa" w:w="90"/>
-            </w:tcMar>
-            <w:vAlign w:val="top"/>
-          </w:tcPr>
-          <w:p>
-            <w:pPr>
-              <w:spacing w:after="0" w:before="0"/>
-            </w:pPr>
-            <w:r>
-              <w:rPr>
-                <w:rFonts w:ascii="Calibri" w:cs="Calibri" w:eastAsia="Calibri" w:hAnsi="Calibri"/>
-                <w:b w:val="false"/>
-                <w:bCs w:val="false"/>
-                <w:i w:val="false"/>
-                <w:iCs w:val="false"/>
-                <w:color w:val="1A1F36"/>
-                <w:sz w:val="18"/>
-                <w:szCs w:val="18"/>
-              </w:rPr>
-              <w:t xml:space="preserve">Счёт не сходится с суммой по периодам.</w:t>
-            </w:r>
-          </w:p>
-        </w:tc>
-        <w:tc>
-          <w:tcPr>
-            <w:tcW w:type="dxa" w:w="4950"/>
-            <w:tcBorders>
-              <w:top w:val="single" w:color="C7CBDC" w:sz="4"/>
-              <w:left w:val="single" w:color="C7CBDC" w:sz="4"/>
-              <w:bottom w:val="single" w:color="C7CBDC" w:sz="4"/>
-              <w:right w:val="single" w:color="C7CBDC" w:sz="4"/>
-            </w:tcBorders>
-            <w:tcMar>
-              <w:top w:type="dxa" w:w="60"/>
-              <w:left w:type="dxa" w:w="90"/>
-              <w:bottom w:type="dxa" w:w="60"/>
-              <w:right w:type="dxa" w:w="90"/>
-            </w:tcMar>
-            <w:vAlign w:val="top"/>
-          </w:tcPr>
-          <w:p>
-            <w:pPr>
-              <w:spacing w:after="0" w:before="0"/>
-            </w:pPr>
-            <w:r>
-              <w:rPr>
-                <w:rFonts w:ascii="Calibri" w:cs="Calibri" w:eastAsia="Calibri" w:hAnsi="Calibri"/>
-                <w:b w:val="false"/>
-                <w:bCs w:val="false"/>
-                <w:i/>
-                <w:iCs/>
-                <w:color w:val="2B2F77"/>
-                <w:sz w:val="18"/>
-                <w:szCs w:val="18"/>
-              </w:rPr>
-              <w:t xml:space="preserve">Проверяющий выделил итог 3:6 красным, но не изменил его, а сумма по периодам 3:7. Итог 3:6 верный? Тогда какой период записан неверно?</w:t>
-            </w:r>
-          </w:p>
-        </w:tc>
-      </w:tr>
-    </w:tbl>
-    <w:p>
-      <w:pPr>
-        <w:keepNext/>
-        <w:spacing w:after="60" w:before="120"/>
-      </w:pPr>
-      <w:r>
-        <w:rPr>
-          <w:rFonts w:ascii="Calibri" w:cs="Calibri" w:eastAsia="Calibri" w:hAnsi="Calibri"/>
-          <w:b/>
-          <w:bCs/>
-          <w:i w:val="false"/>
-          <w:iCs w:val="false"/>
-          <w:color w:val="1A1F36"/>
-          <w:sz w:val="20"/>
-          <w:szCs w:val="20"/>
-        </w:rPr>
-        <w:t xml:space="preserve">Август 2026</w:t>
-      </w:r>
-    </w:p>
-    <w:tbl>
-      <w:tblPr>
-        <w:tblW w:type="dxa" w:w="15250"/>
-        <w:tblBorders>
-          <w:top w:val="single" w:color="auto" w:sz="4"/>
-          <w:left w:val="single" w:color="auto" w:sz="4"/>
-          <w:bottom w:val="single" w:color="auto" w:sz="4"/>
-          <w:right w:val="single" w:color="auto" w:sz="4"/>
-          <w:insideH w:val="single" w:color="auto" w:sz="4"/>
-          <w:insideV w:val="single" w:color="auto" w:sz="4"/>
-        </w:tblBorders>
-      </w:tblPr>
-      <w:tblGrid>
-        <w:gridCol w:w="900"/>
-        <w:gridCol w:w="2600"/>
-        <w:gridCol w:w="2400"/>
-        <w:gridCol w:w="4400"/>
-        <w:gridCol w:w="4950"/>
-      </w:tblGrid>
-      <w:tr>
-        <w:trPr>
-          <w:tblHeader/>
-        </w:trPr>
-        <w:tc>
-          <w:tcPr>
-            <w:tcW w:type="dxa" w:w="900"/>
-            <w:tcBorders>
-              <w:top w:val="single" w:color="C7CBDC" w:sz="4"/>
-              <w:left w:val="single" w:color="C7CBDC" w:sz="4"/>
-              <w:bottom w:val="single" w:color="C7CBDC" w:sz="4"/>
-              <w:right w:val="single" w:color="C7CBDC" w:sz="4"/>
-            </w:tcBorders>
-            <w:shd w:fill="EEF0F7" w:color="auto" w:val="clear"/>
-            <w:tcMar>
-              <w:top w:type="dxa" w:w="60"/>
-              <w:left w:type="dxa" w:w="90"/>
-              <w:bottom w:type="dxa" w:w="60"/>
-              <w:right w:type="dxa" w:w="90"/>
-            </w:tcMar>
-            <w:vAlign w:val="top"/>
-          </w:tcPr>
-          <w:p>
-            <w:pPr>
-              <w:spacing w:after="0" w:before="0"/>
-            </w:pPr>
-            <w:r>
-              <w:rPr>
-                <w:rFonts w:ascii="Calibri" w:cs="Calibri" w:eastAsia="Calibri" w:hAnsi="Calibri"/>
-                <w:b/>
-                <w:bCs/>
-                <w:i w:val="false"/>
-                <w:iCs w:val="false"/>
-                <w:color w:val="1A1F36"/>
-                <w:sz w:val="18"/>
-                <w:szCs w:val="18"/>
-              </w:rPr>
-              <w:t xml:space="preserve">Стр.</w:t>
-            </w:r>
-          </w:p>
-        </w:tc>
-        <w:tc>
-          <w:tcPr>
-            <w:tcW w:type="dxa" w:w="2600"/>
-            <w:tcBorders>
-              <w:top w:val="single" w:color="C7CBDC" w:sz="4"/>
-              <w:left w:val="single" w:color="C7CBDC" w:sz="4"/>
-              <w:bottom w:val="single" w:color="C7CBDC" w:sz="4"/>
-              <w:right w:val="single" w:color="C7CBDC" w:sz="4"/>
-            </w:tcBorders>
-            <w:shd w:fill="EEF0F7" w:color="auto" w:val="clear"/>
-            <w:tcMar>
-              <w:top w:type="dxa" w:w="60"/>
-              <w:left w:type="dxa" w:w="90"/>
-              <w:bottom w:type="dxa" w:w="60"/>
-              <w:right w:type="dxa" w:w="90"/>
-            </w:tcMar>
-            <w:vAlign w:val="top"/>
-          </w:tcPr>
-          <w:p>
-            <w:pPr>
-              <w:spacing w:after="0" w:before="0"/>
-            </w:pPr>
-            <w:r>
-              <w:rPr>
-                <w:rFonts w:ascii="Calibri" w:cs="Calibri" w:eastAsia="Calibri" w:hAnsi="Calibri"/>
-                <w:b/>
-                <w:bCs/>
-                <w:i w:val="false"/>
-                <w:iCs w:val="false"/>
-                <w:color w:val="1A1F36"/>
-                <w:sz w:val="18"/>
-                <w:szCs w:val="18"/>
-              </w:rPr>
-              <w:t xml:space="preserve">Матч</w:t>
-            </w:r>
-          </w:p>
-        </w:tc>
-        <w:tc>
-          <w:tcPr>
-            <w:tcW w:type="dxa" w:w="2400"/>
-            <w:tcBorders>
-              <w:top w:val="single" w:color="C7CBDC" w:sz="4"/>
-              <w:left w:val="single" w:color="C7CBDC" w:sz="4"/>
-              <w:bottom w:val="single" w:color="C7CBDC" w:sz="4"/>
-              <w:right w:val="single" w:color="C7CBDC" w:sz="4"/>
-            </w:tcBorders>
-            <w:shd w:fill="EEF0F7" w:color="auto" w:val="clear"/>
-            <w:tcMar>
-              <w:top w:type="dxa" w:w="60"/>
-              <w:left w:type="dxa" w:w="90"/>
-              <w:bottom w:type="dxa" w:w="60"/>
-              <w:right w:type="dxa" w:w="90"/>
-            </w:tcMar>
-            <w:vAlign w:val="top"/>
-          </w:tcPr>
-          <w:p>
-            <w:pPr>
-              <w:spacing w:after="0" w:before="0"/>
-            </w:pPr>
-            <w:r>
-              <w:rPr>
-                <w:rFonts w:ascii="Calibri" w:cs="Calibri" w:eastAsia="Calibri" w:hAnsi="Calibri"/>
-                <w:b/>
-                <w:bCs/>
-                <w:i w:val="false"/>
-                <w:iCs w:val="false"/>
-                <w:color w:val="1A1F36"/>
-                <w:sz w:val="18"/>
-                <w:szCs w:val="18"/>
-              </w:rPr>
-              <w:t xml:space="preserve">Счёт</w:t>
-            </w:r>
-          </w:p>
-        </w:tc>
-        <w:tc>
-          <w:tcPr>
-            <w:tcW w:type="dxa" w:w="4400"/>
-            <w:tcBorders>
-              <w:top w:val="single" w:color="C7CBDC" w:sz="4"/>
-              <w:left w:val="single" w:color="C7CBDC" w:sz="4"/>
-              <w:bottom w:val="single" w:color="C7CBDC" w:sz="4"/>
-              <w:right w:val="single" w:color="C7CBDC" w:sz="4"/>
-            </w:tcBorders>
-            <w:shd w:fill="EEF0F7" w:color="auto" w:val="clear"/>
-            <w:tcMar>
-              <w:top w:type="dxa" w:w="60"/>
-              <w:left w:type="dxa" w:w="90"/>
-              <w:bottom w:type="dxa" w:w="60"/>
-              <w:right w:type="dxa" w:w="90"/>
-            </w:tcMar>
-            <w:vAlign w:val="top"/>
-          </w:tcPr>
-          <w:p>
-            <w:pPr>
-              <w:spacing w:after="0" w:before="0"/>
-            </w:pPr>
-            <w:r>
-              <w:rPr>
-                <w:rFonts w:ascii="Calibri" w:cs="Calibri" w:eastAsia="Calibri" w:hAnsi="Calibri"/>
-                <w:b/>
-                <w:bCs/>
-                <w:i w:val="false"/>
-                <w:iCs w:val="false"/>
-                <w:color w:val="1A1F36"/>
-                <w:sz w:val="18"/>
-                <w:szCs w:val="18"/>
-              </w:rPr>
-              <w:t xml:space="preserve">Что не так</w:t>
-            </w:r>
-          </w:p>
-        </w:tc>
-        <w:tc>
-          <w:tcPr>
-            <w:tcW w:type="dxa" w:w="4950"/>
-            <w:tcBorders>
-              <w:top w:val="single" w:color="C7CBDC" w:sz="4"/>
-              <w:left w:val="single" w:color="C7CBDC" w:sz="4"/>
-              <w:bottom w:val="single" w:color="C7CBDC" w:sz="4"/>
-              <w:right w:val="single" w:color="C7CBDC" w:sz="4"/>
-            </w:tcBorders>
-            <w:shd w:fill="EEF0F7" w:color="auto" w:val="clear"/>
-            <w:tcMar>
-              <w:top w:type="dxa" w:w="60"/>
-              <w:left w:type="dxa" w:w="90"/>
-              <w:bottom w:type="dxa" w:w="60"/>
-              <w:right w:type="dxa" w:w="90"/>
-            </w:tcMar>
-            <w:vAlign w:val="top"/>
-          </w:tcPr>
-          <w:p>
-            <w:pPr>
-              <w:spacing w:after="0" w:before="0"/>
-            </w:pPr>
-            <w:r>
-              <w:rPr>
-                <w:rFonts w:ascii="Calibri" w:cs="Calibri" w:eastAsia="Calibri" w:hAnsi="Calibri"/>
-                <w:b/>
-                <w:bCs/>
-                <w:i w:val="false"/>
-                <w:iCs w:val="false"/>
-                <w:color w:val="1A1F36"/>
-                <w:sz w:val="18"/>
-                <w:szCs w:val="18"/>
-              </w:rPr>
-              <w:t xml:space="preserve">Как исправляем</w:t>
-            </w:r>
-          </w:p>
-        </w:tc>
-      </w:tr>
-      <w:tr>
-        <w:tc>
-          <w:tcPr>
-            <w:tcW w:type="dxa" w:w="900"/>
-            <w:tcBorders>
-              <w:top w:val="single" w:color="C7CBDC" w:sz="4"/>
-              <w:left w:val="single" w:color="C7CBDC" w:sz="4"/>
-              <w:bottom w:val="single" w:color="C7CBDC" w:sz="4"/>
-              <w:right w:val="single" w:color="C7CBDC" w:sz="4"/>
-            </w:tcBorders>
-            <w:tcMar>
-              <w:top w:type="dxa" w:w="60"/>
-              <w:left w:type="dxa" w:w="90"/>
-              <w:bottom w:type="dxa" w:w="60"/>
-              <w:right w:type="dxa" w:w="90"/>
-            </w:tcMar>
-            <w:vAlign w:val="top"/>
-          </w:tcPr>
-          <w:p>
-            <w:pPr>
-              <w:spacing w:after="0" w:before="0"/>
-            </w:pPr>
-            <w:r>
-              <w:rPr>
-                <w:rFonts w:ascii="Calibri" w:cs="Calibri" w:eastAsia="Calibri" w:hAnsi="Calibri"/>
-                <w:b/>
-                <w:bCs/>
-                <w:i w:val="false"/>
-                <w:iCs w:val="false"/>
-                <w:color w:val="1A1F36"/>
-                <w:sz w:val="18"/>
-                <w:szCs w:val="18"/>
-              </w:rPr>
-              <w:t xml:space="preserve">3076</w:t>
-            </w:r>
-          </w:p>
-        </w:tc>
-        <w:tc>
-          <w:tcPr>
-            <w:tcW w:type="dxa" w:w="2600"/>
-            <w:tcBorders>
-              <w:top w:val="single" w:color="C7CBDC" w:sz="4"/>
-              <w:left w:val="single" w:color="C7CBDC" w:sz="4"/>
-              <w:bottom w:val="single" w:color="C7CBDC" w:sz="4"/>
-              <w:right w:val="single" w:color="C7CBDC" w:sz="4"/>
-            </w:tcBorders>
-            <w:tcMar>
-              <w:top w:type="dxa" w:w="60"/>
-              <w:left w:type="dxa" w:w="90"/>
-              <w:bottom w:type="dxa" w:w="60"/>
-              <w:right w:type="dxa" w:w="90"/>
-            </w:tcMar>
-            <w:vAlign w:val="top"/>
-          </w:tcPr>
-          <w:p>
-            <w:pPr>
-              <w:spacing w:after="0"/>
-            </w:pPr>
-            <w:r>
-              <w:rPr>
-                <w:rFonts w:ascii="Calibri" w:cs="Calibri" w:eastAsia="Calibri" w:hAnsi="Calibri"/>
-                <w:b w:val="false"/>
-                <w:bCs w:val="false"/>
-                <w:i w:val="false"/>
-                <w:iCs w:val="false"/>
-                <w:color w:val="1A1F36"/>
-                <w:sz w:val="18"/>
-                <w:szCs w:val="18"/>
-              </w:rPr>
-              <w:t xml:space="preserve">15.08.2026  21:00</w:t>
-            </w:r>
-            <w:r>
-              <w:rPr>
-                <w:rFonts w:ascii="Calibri" w:cs="Calibri" w:eastAsia="Calibri" w:hAnsi="Calibri"/>
-                <w:b w:val="false"/>
-                <w:bCs w:val="false"/>
-                <w:i w:val="false"/>
-                <w:iCs w:val="false"/>
-                <w:color w:val="1A1F36"/>
-                <w:sz w:val="18"/>
-                <w:szCs w:val="18"/>
-              </w:rPr>
-              <w:br/>
-              <w:t xml:space="preserve">Нефтяник — Медведи</w:t>
-            </w:r>
-          </w:p>
-        </w:tc>
-        <w:tc>
-          <w:tcPr>
-            <w:tcW w:type="dxa" w:w="2400"/>
-            <w:tcBorders>
-              <w:top w:val="single" w:color="C7CBDC" w:sz="4"/>
-              <w:left w:val="single" w:color="C7CBDC" w:sz="4"/>
-              <w:bottom w:val="single" w:color="C7CBDC" w:sz="4"/>
-              <w:right w:val="single" w:color="C7CBDC" w:sz="4"/>
-            </w:tcBorders>
-            <w:tcMar>
-              <w:top w:type="dxa" w:w="60"/>
-              <w:left w:type="dxa" w:w="90"/>
-              <w:bottom w:type="dxa" w:w="60"/>
-              <w:right w:type="dxa" w:w="90"/>
-            </w:tcMar>
-            <w:vAlign w:val="top"/>
-          </w:tcPr>
-          <w:p>
-            <w:pPr>
-              <w:spacing w:after="0"/>
-            </w:pPr>
-            <w:r>
-              <w:rPr>
-                <w:rFonts w:ascii="Calibri" w:cs="Calibri" w:eastAsia="Calibri" w:hAnsi="Calibri"/>
-                <w:b w:val="false"/>
-                <w:bCs w:val="false"/>
-                <w:i w:val="false"/>
-                <w:iCs w:val="false"/>
-                <w:color w:val="5A5F7A"/>
-                <w:sz w:val="18"/>
-                <w:szCs w:val="18"/>
-              </w:rPr>
-              <w:t xml:space="preserve">итог 3:5</w:t>
-            </w:r>
-            <w:r>
-              <w:rPr>
-                <w:rFonts w:ascii="Calibri" w:cs="Calibri" w:eastAsia="Calibri" w:hAnsi="Calibri"/>
-                <w:b w:val="false"/>
-                <w:bCs w:val="false"/>
-                <w:i w:val="false"/>
-                <w:iCs w:val="false"/>
-                <w:color w:val="5A5F7A"/>
-                <w:sz w:val="18"/>
-                <w:szCs w:val="18"/>
-              </w:rPr>
-              <w:br/>
-              <w:t xml:space="preserve">периоды 1:3 1:1 2:1 = 4:5</w:t>
-            </w:r>
-          </w:p>
-        </w:tc>
-        <w:tc>
-          <w:tcPr>
-            <w:tcW w:type="dxa" w:w="4400"/>
-            <w:tcBorders>
-              <w:top w:val="single" w:color="C7CBDC" w:sz="4"/>
-              <w:left w:val="single" w:color="C7CBDC" w:sz="4"/>
-              <w:bottom w:val="single" w:color="C7CBDC" w:sz="4"/>
-              <w:right w:val="single" w:color="C7CBDC" w:sz="4"/>
-            </w:tcBorders>
-            <w:tcMar>
-              <w:top w:type="dxa" w:w="60"/>
-              <w:left w:type="dxa" w:w="90"/>
-              <w:bottom w:type="dxa" w:w="60"/>
-              <w:right w:type="dxa" w:w="90"/>
-            </w:tcMar>
-            <w:vAlign w:val="top"/>
-          </w:tcPr>
-          <w:p>
-            <w:pPr>
-              <w:spacing w:after="0" w:before="0"/>
-            </w:pPr>
-            <w:r>
-              <w:rPr>
-                <w:rFonts w:ascii="Calibri" w:cs="Calibri" w:eastAsia="Calibri" w:hAnsi="Calibri"/>
-                <w:b w:val="false"/>
-                <w:bCs w:val="false"/>
-                <w:i w:val="false"/>
-                <w:iCs w:val="false"/>
-                <w:color w:val="1A1F36"/>
-                <w:sz w:val="18"/>
-                <w:szCs w:val="18"/>
-              </w:rPr>
-              <w:t xml:space="preserve">Счёт не сходится с суммой по периодам.</w:t>
-            </w:r>
-          </w:p>
-        </w:tc>
-        <w:tc>
-          <w:tcPr>
-            <w:tcW w:type="dxa" w:w="4950"/>
-            <w:tcBorders>
-              <w:top w:val="single" w:color="C7CBDC" w:sz="4"/>
-              <w:left w:val="single" w:color="C7CBDC" w:sz="4"/>
-              <w:bottom w:val="single" w:color="C7CBDC" w:sz="4"/>
-              <w:right w:val="single" w:color="C7CBDC" w:sz="4"/>
-            </w:tcBorders>
-            <w:tcMar>
-              <w:top w:type="dxa" w:w="60"/>
-              <w:left w:type="dxa" w:w="90"/>
-              <w:bottom w:type="dxa" w:w="60"/>
-              <w:right w:type="dxa" w:w="90"/>
-            </w:tcMar>
-            <w:vAlign w:val="top"/>
-          </w:tcPr>
-          <w:p>
-            <w:pPr>
-              <w:spacing w:after="0" w:before="0"/>
-            </w:pPr>
-            <w:r>
-              <w:rPr>
-                <w:rFonts w:ascii="Calibri" w:cs="Calibri" w:eastAsia="Calibri" w:hAnsi="Calibri"/>
-                <w:b w:val="false"/>
-                <w:bCs w:val="false"/>
-                <w:i/>
-                <w:iCs/>
-                <w:color w:val="2B2F77"/>
-                <w:sz w:val="18"/>
-                <w:szCs w:val="18"/>
-              </w:rPr>
-              <w:t xml:space="preserve">Проверяющий выделил итог 3:5 красным, но не изменил его, а сумма по периодам 4:5. Итог 3:5 верный? Тогда какой период записан неверно?</w:t>
-            </w:r>
-          </w:p>
-        </w:tc>
-      </w:tr>
-    </w:tbl>
-    <w:p>
-      <w:pPr>
-        <w:keepNext/>
         <w:pageBreakBefore/>
         <w:pBdr>
           <w:bottom w:val="single" w:color="2B2F77" w:sz="8" w:space="6"/>
@@ -6845,473 +6218,6 @@
     <w:p>
       <w:pPr>
         <w:keepNext/>
-        <w:spacing w:after="80" w:before="220"/>
-      </w:pPr>
-      <w:r>
-        <w:rPr>
-          <w:rFonts w:ascii="Calibri" w:cs="Calibri" w:eastAsia="Calibri" w:hAnsi="Calibri"/>
-          <w:b/>
-          <w:bCs/>
-          <w:i w:val="false"/>
-          <w:iCs w:val="false"/>
-          <w:color w:val="1A1F36"/>
-          <w:sz w:val="24"/>
-          <w:szCs w:val="24"/>
-        </w:rPr>
-        <w:t xml:space="preserve">Другие ошибки</w:t>
-      </w:r>
-    </w:p>
-    <w:p>
-      <w:pPr>
-        <w:keepNext/>
-        <w:spacing w:after="60" w:before="120"/>
-      </w:pPr>
-      <w:r>
-        <w:rPr>
-          <w:rFonts w:ascii="Calibri" w:cs="Calibri" w:eastAsia="Calibri" w:hAnsi="Calibri"/>
-          <w:b/>
-          <w:bCs/>
-          <w:i w:val="false"/>
-          <w:iCs w:val="false"/>
-          <w:color w:val="1A1F36"/>
-          <w:sz w:val="20"/>
-          <w:szCs w:val="20"/>
-        </w:rPr>
-        <w:t xml:space="preserve">Июль 2026</w:t>
-      </w:r>
-    </w:p>
-    <w:p>
-      <w:pPr>
-        <w:spacing w:after="100" w:before="0"/>
-      </w:pPr>
-      <w:r>
-        <w:rPr>
-          <w:rFonts w:ascii="Calibri" w:cs="Calibri" w:eastAsia="Calibri" w:hAnsi="Calibri"/>
-          <w:b w:val="false"/>
-          <w:bCs w:val="false"/>
-          <w:i/>
-          <w:iCs/>
-          <w:color w:val="2E7D32"/>
-          <w:sz w:val="20"/>
-          <w:szCs w:val="20"/>
-        </w:rPr>
-        <w:t xml:space="preserve">Ошибок нет.</w:t>
-      </w:r>
-    </w:p>
-    <w:p>
-      <w:pPr>
-        <w:keepNext/>
-        <w:spacing w:after="60" w:before="120"/>
-      </w:pPr>
-      <w:r>
-        <w:rPr>
-          <w:rFonts w:ascii="Calibri" w:cs="Calibri" w:eastAsia="Calibri" w:hAnsi="Calibri"/>
-          <w:b/>
-          <w:bCs/>
-          <w:i w:val="false"/>
-          <w:iCs w:val="false"/>
-          <w:color w:val="1A1F36"/>
-          <w:sz w:val="20"/>
-          <w:szCs w:val="20"/>
-        </w:rPr>
-        <w:t xml:space="preserve">Август 2026</w:t>
-      </w:r>
-    </w:p>
-    <w:tbl>
-      <w:tblPr>
-        <w:tblW w:type="dxa" w:w="15250"/>
-        <w:tblBorders>
-          <w:top w:val="single" w:color="auto" w:sz="4"/>
-          <w:left w:val="single" w:color="auto" w:sz="4"/>
-          <w:bottom w:val="single" w:color="auto" w:sz="4"/>
-          <w:right w:val="single" w:color="auto" w:sz="4"/>
-          <w:insideH w:val="single" w:color="auto" w:sz="4"/>
-          <w:insideV w:val="single" w:color="auto" w:sz="4"/>
-        </w:tblBorders>
-      </w:tblPr>
-      <w:tblGrid>
-        <w:gridCol w:w="900"/>
-        <w:gridCol w:w="2600"/>
-        <w:gridCol w:w="2400"/>
-        <w:gridCol w:w="4400"/>
-        <w:gridCol w:w="4950"/>
-      </w:tblGrid>
-      <w:tr>
-        <w:trPr>
-          <w:tblHeader/>
-        </w:trPr>
-        <w:tc>
-          <w:tcPr>
-            <w:tcW w:type="dxa" w:w="900"/>
-            <w:tcBorders>
-              <w:top w:val="single" w:color="C7CBDC" w:sz="4"/>
-              <w:left w:val="single" w:color="C7CBDC" w:sz="4"/>
-              <w:bottom w:val="single" w:color="C7CBDC" w:sz="4"/>
-              <w:right w:val="single" w:color="C7CBDC" w:sz="4"/>
-            </w:tcBorders>
-            <w:shd w:fill="EEF0F7" w:color="auto" w:val="clear"/>
-            <w:tcMar>
-              <w:top w:type="dxa" w:w="60"/>
-              <w:left w:type="dxa" w:w="90"/>
-              <w:bottom w:type="dxa" w:w="60"/>
-              <w:right w:type="dxa" w:w="90"/>
-            </w:tcMar>
-            <w:vAlign w:val="top"/>
-          </w:tcPr>
-          <w:p>
-            <w:pPr>
-              <w:spacing w:after="0" w:before="0"/>
-            </w:pPr>
-            <w:r>
-              <w:rPr>
-                <w:rFonts w:ascii="Calibri" w:cs="Calibri" w:eastAsia="Calibri" w:hAnsi="Calibri"/>
-                <w:b/>
-                <w:bCs/>
-                <w:i w:val="false"/>
-                <w:iCs w:val="false"/>
-                <w:color w:val="1A1F36"/>
-                <w:sz w:val="18"/>
-                <w:szCs w:val="18"/>
-              </w:rPr>
-              <w:t xml:space="preserve">Стр.</w:t>
-            </w:r>
-          </w:p>
-        </w:tc>
-        <w:tc>
-          <w:tcPr>
-            <w:tcW w:type="dxa" w:w="2600"/>
-            <w:tcBorders>
-              <w:top w:val="single" w:color="C7CBDC" w:sz="4"/>
-              <w:left w:val="single" w:color="C7CBDC" w:sz="4"/>
-              <w:bottom w:val="single" w:color="C7CBDC" w:sz="4"/>
-              <w:right w:val="single" w:color="C7CBDC" w:sz="4"/>
-            </w:tcBorders>
-            <w:shd w:fill="EEF0F7" w:color="auto" w:val="clear"/>
-            <w:tcMar>
-              <w:top w:type="dxa" w:w="60"/>
-              <w:left w:type="dxa" w:w="90"/>
-              <w:bottom w:type="dxa" w:w="60"/>
-              <w:right w:type="dxa" w:w="90"/>
-            </w:tcMar>
-            <w:vAlign w:val="top"/>
-          </w:tcPr>
-          <w:p>
-            <w:pPr>
-              <w:spacing w:after="0" w:before="0"/>
-            </w:pPr>
-            <w:r>
-              <w:rPr>
-                <w:rFonts w:ascii="Calibri" w:cs="Calibri" w:eastAsia="Calibri" w:hAnsi="Calibri"/>
-                <w:b/>
-                <w:bCs/>
-                <w:i w:val="false"/>
-                <w:iCs w:val="false"/>
-                <w:color w:val="1A1F36"/>
-                <w:sz w:val="18"/>
-                <w:szCs w:val="18"/>
-              </w:rPr>
-              <w:t xml:space="preserve">Матч</w:t>
-            </w:r>
-          </w:p>
-        </w:tc>
-        <w:tc>
-          <w:tcPr>
-            <w:tcW w:type="dxa" w:w="2400"/>
-            <w:tcBorders>
-              <w:top w:val="single" w:color="C7CBDC" w:sz="4"/>
-              <w:left w:val="single" w:color="C7CBDC" w:sz="4"/>
-              <w:bottom w:val="single" w:color="C7CBDC" w:sz="4"/>
-              <w:right w:val="single" w:color="C7CBDC" w:sz="4"/>
-            </w:tcBorders>
-            <w:shd w:fill="EEF0F7" w:color="auto" w:val="clear"/>
-            <w:tcMar>
-              <w:top w:type="dxa" w:w="60"/>
-              <w:left w:type="dxa" w:w="90"/>
-              <w:bottom w:type="dxa" w:w="60"/>
-              <w:right w:type="dxa" w:w="90"/>
-            </w:tcMar>
-            <w:vAlign w:val="top"/>
-          </w:tcPr>
-          <w:p>
-            <w:pPr>
-              <w:spacing w:after="0" w:before="0"/>
-            </w:pPr>
-            <w:r>
-              <w:rPr>
-                <w:rFonts w:ascii="Calibri" w:cs="Calibri" w:eastAsia="Calibri" w:hAnsi="Calibri"/>
-                <w:b/>
-                <w:bCs/>
-                <w:i w:val="false"/>
-                <w:iCs w:val="false"/>
-                <w:color w:val="1A1F36"/>
-                <w:sz w:val="18"/>
-                <w:szCs w:val="18"/>
-              </w:rPr>
-              <w:t xml:space="preserve">Счёт</w:t>
-            </w:r>
-          </w:p>
-        </w:tc>
-        <w:tc>
-          <w:tcPr>
-            <w:tcW w:type="dxa" w:w="4400"/>
-            <w:tcBorders>
-              <w:top w:val="single" w:color="C7CBDC" w:sz="4"/>
-              <w:left w:val="single" w:color="C7CBDC" w:sz="4"/>
-              <w:bottom w:val="single" w:color="C7CBDC" w:sz="4"/>
-              <w:right w:val="single" w:color="C7CBDC" w:sz="4"/>
-            </w:tcBorders>
-            <w:shd w:fill="EEF0F7" w:color="auto" w:val="clear"/>
-            <w:tcMar>
-              <w:top w:type="dxa" w:w="60"/>
-              <w:left w:type="dxa" w:w="90"/>
-              <w:bottom w:type="dxa" w:w="60"/>
-              <w:right w:type="dxa" w:w="90"/>
-            </w:tcMar>
-            <w:vAlign w:val="top"/>
-          </w:tcPr>
-          <w:p>
-            <w:pPr>
-              <w:spacing w:after="0" w:before="0"/>
-            </w:pPr>
-            <w:r>
-              <w:rPr>
-                <w:rFonts w:ascii="Calibri" w:cs="Calibri" w:eastAsia="Calibri" w:hAnsi="Calibri"/>
-                <w:b/>
-                <w:bCs/>
-                <w:i w:val="false"/>
-                <w:iCs w:val="false"/>
-                <w:color w:val="1A1F36"/>
-                <w:sz w:val="18"/>
-                <w:szCs w:val="18"/>
-              </w:rPr>
-              <w:t xml:space="preserve">Что не так</w:t>
-            </w:r>
-          </w:p>
-        </w:tc>
-        <w:tc>
-          <w:tcPr>
-            <w:tcW w:type="dxa" w:w="4950"/>
-            <w:tcBorders>
-              <w:top w:val="single" w:color="C7CBDC" w:sz="4"/>
-              <w:left w:val="single" w:color="C7CBDC" w:sz="4"/>
-              <w:bottom w:val="single" w:color="C7CBDC" w:sz="4"/>
-              <w:right w:val="single" w:color="C7CBDC" w:sz="4"/>
-            </w:tcBorders>
-            <w:shd w:fill="EEF0F7" w:color="auto" w:val="clear"/>
-            <w:tcMar>
-              <w:top w:type="dxa" w:w="60"/>
-              <w:left w:type="dxa" w:w="90"/>
-              <w:bottom w:type="dxa" w:w="60"/>
-              <w:right w:type="dxa" w:w="90"/>
-            </w:tcMar>
-            <w:vAlign w:val="top"/>
-          </w:tcPr>
-          <w:p>
-            <w:pPr>
-              <w:spacing w:after="0" w:before="0"/>
-            </w:pPr>
-            <w:r>
-              <w:rPr>
-                <w:rFonts w:ascii="Calibri" w:cs="Calibri" w:eastAsia="Calibri" w:hAnsi="Calibri"/>
-                <w:b/>
-                <w:bCs/>
-                <w:i w:val="false"/>
-                <w:iCs w:val="false"/>
-                <w:color w:val="1A1F36"/>
-                <w:sz w:val="18"/>
-                <w:szCs w:val="18"/>
-              </w:rPr>
-              <w:t xml:space="preserve">Как исправляем</w:t>
-            </w:r>
-          </w:p>
-        </w:tc>
-      </w:tr>
-      <w:tr>
-        <w:tc>
-          <w:tcPr>
-            <w:tcW w:type="dxa" w:w="900"/>
-            <w:tcBorders>
-              <w:top w:val="single" w:color="C7CBDC" w:sz="4"/>
-              <w:left w:val="single" w:color="C7CBDC" w:sz="4"/>
-              <w:bottom w:val="single" w:color="C7CBDC" w:sz="4"/>
-              <w:right w:val="single" w:color="C7CBDC" w:sz="4"/>
-            </w:tcBorders>
-            <w:tcMar>
-              <w:top w:type="dxa" w:w="60"/>
-              <w:left w:type="dxa" w:w="90"/>
-              <w:bottom w:type="dxa" w:w="60"/>
-              <w:right w:type="dxa" w:w="90"/>
-            </w:tcMar>
-            <w:vAlign w:val="top"/>
-          </w:tcPr>
-          <w:p>
-            <w:pPr>
-              <w:spacing w:after="0" w:before="0"/>
-            </w:pPr>
-            <w:r>
-              <w:rPr>
-                <w:rFonts w:ascii="Calibri" w:cs="Calibri" w:eastAsia="Calibri" w:hAnsi="Calibri"/>
-                <w:b/>
-                <w:bCs/>
-                <w:i w:val="false"/>
-                <w:iCs w:val="false"/>
-                <w:color w:val="1A1F36"/>
-                <w:sz w:val="18"/>
-                <w:szCs w:val="18"/>
-              </w:rPr>
-              <w:t xml:space="preserve">1531, 1546, 1561</w:t>
-            </w:r>
-          </w:p>
-        </w:tc>
-        <w:tc>
-          <w:tcPr>
-            <w:tcW w:type="dxa" w:w="2600"/>
-            <w:tcBorders>
-              <w:top w:val="single" w:color="C7CBDC" w:sz="4"/>
-              <w:left w:val="single" w:color="C7CBDC" w:sz="4"/>
-              <w:bottom w:val="single" w:color="C7CBDC" w:sz="4"/>
-              <w:right w:val="single" w:color="C7CBDC" w:sz="4"/>
-            </w:tcBorders>
-            <w:tcMar>
-              <w:top w:type="dxa" w:w="60"/>
-              <w:left w:type="dxa" w:w="90"/>
-              <w:bottom w:type="dxa" w:w="60"/>
-              <w:right w:type="dxa" w:w="90"/>
-            </w:tcMar>
-            <w:vAlign w:val="top"/>
-          </w:tcPr>
-          <w:p>
-            <w:pPr>
-              <w:spacing w:after="0"/>
-            </w:pPr>
-            <w:r>
-              <w:rPr>
-                <w:rFonts w:ascii="Calibri" w:cs="Calibri" w:eastAsia="Calibri" w:hAnsi="Calibri"/>
-                <w:b w:val="false"/>
-                <w:bCs w:val="false"/>
-                <w:i w:val="false"/>
-                <w:iCs w:val="false"/>
-                <w:color w:val="1A1F36"/>
-                <w:sz w:val="18"/>
-                <w:szCs w:val="18"/>
-              </w:rPr>
-              <w:t xml:space="preserve">матчи не из этого дивизиона</w:t>
-            </w:r>
-          </w:p>
-        </w:tc>
-        <w:tc>
-          <w:tcPr>
-            <w:tcW w:type="dxa" w:w="2400"/>
-            <w:tcBorders>
-              <w:top w:val="single" w:color="C7CBDC" w:sz="4"/>
-              <w:left w:val="single" w:color="C7CBDC" w:sz="4"/>
-              <w:bottom w:val="single" w:color="C7CBDC" w:sz="4"/>
-              <w:right w:val="single" w:color="C7CBDC" w:sz="4"/>
-            </w:tcBorders>
-            <w:tcMar>
-              <w:top w:type="dxa" w:w="60"/>
-              <w:left w:type="dxa" w:w="90"/>
-              <w:bottom w:type="dxa" w:w="60"/>
-              <w:right w:type="dxa" w:w="90"/>
-            </w:tcMar>
-            <w:vAlign w:val="top"/>
-          </w:tcPr>
-          <w:p>
-            <w:pPr>
-              <w:spacing w:after="0"/>
-            </w:pPr>
-            <w:r>
-              <w:rPr>
-                <w:rFonts w:ascii="Calibri" w:cs="Calibri" w:eastAsia="Calibri" w:hAnsi="Calibri"/>
-                <w:b w:val="false"/>
-                <w:bCs w:val="false"/>
-                <w:i w:val="false"/>
-                <w:iCs w:val="false"/>
-                <w:color w:val="5A5F7A"/>
-                <w:sz w:val="18"/>
-                <w:szCs w:val="18"/>
-              </w:rPr>
-              <w:t xml:space="preserve">—</w:t>
-            </w:r>
-          </w:p>
-        </w:tc>
-        <w:tc>
-          <w:tcPr>
-            <w:tcW w:type="dxa" w:w="4400"/>
-            <w:tcBorders>
-              <w:top w:val="single" w:color="C7CBDC" w:sz="4"/>
-              <w:left w:val="single" w:color="C7CBDC" w:sz="4"/>
-              <w:bottom w:val="single" w:color="C7CBDC" w:sz="4"/>
-              <w:right w:val="single" w:color="C7CBDC" w:sz="4"/>
-            </w:tcBorders>
-            <w:tcMar>
-              <w:top w:type="dxa" w:w="60"/>
-              <w:left w:type="dxa" w:w="90"/>
-              <w:bottom w:type="dxa" w:w="60"/>
-              <w:right w:type="dxa" w:w="90"/>
-            </w:tcMar>
-            <w:vAlign w:val="top"/>
-          </w:tcPr>
-          <w:p>
-            <w:pPr>
-              <w:spacing w:after="0" w:before="0"/>
-            </w:pPr>
-            <w:r>
-              <w:rPr>
-                <w:rFonts w:ascii="Calibri" w:cs="Calibri" w:eastAsia="Calibri" w:hAnsi="Calibri"/>
-                <w:b w:val="false"/>
-                <w:bCs w:val="false"/>
-                <w:i w:val="false"/>
-                <w:iCs w:val="false"/>
-                <w:color w:val="1A1F36"/>
-                <w:sz w:val="18"/>
-                <w:szCs w:val="18"/>
-              </w:rPr>
-              <w:t xml:space="preserve">Матчи команд Авиатор, Акулы, Звезда — по ответу проверяющих попали в этот файл по ошибке. 23.08 в файле 15 матчей, а в остальные дни обычно по 12: эти 3 лишние. Эти команды выступают в соревновании Конференция ЗАПАД (1 Дивизион), но в его файле за этот месяц таких матчей нет — ни с той же датой и временем, ни с тем же счётом. Удалять их бесследно нельзя.</w:t>
-            </w:r>
-          </w:p>
-        </w:tc>
-        <w:tc>
-          <w:tcPr>
-            <w:tcW w:type="dxa" w:w="4950"/>
-            <w:tcBorders>
-              <w:top w:val="single" w:color="C7CBDC" w:sz="4"/>
-              <w:left w:val="single" w:color="C7CBDC" w:sz="4"/>
-              <w:bottom w:val="single" w:color="C7CBDC" w:sz="4"/>
-              <w:right w:val="single" w:color="C7CBDC" w:sz="4"/>
-            </w:tcBorders>
-            <w:tcMar>
-              <w:top w:type="dxa" w:w="60"/>
-              <w:left w:type="dxa" w:w="90"/>
-              <w:bottom w:type="dxa" w:w="60"/>
-              <w:right w:type="dxa" w:w="90"/>
-            </w:tcMar>
-            <w:vAlign w:val="top"/>
-          </w:tcPr>
-          <w:p>
-            <w:pPr>
-              <w:spacing w:after="0" w:before="0"/>
-            </w:pPr>
-            <w:r>
-              <w:rPr>
-                <w:rFonts w:ascii="Calibri" w:cs="Calibri" w:eastAsia="Calibri" w:hAnsi="Calibri"/>
-                <w:b w:val="false"/>
-                <w:bCs w:val="false"/>
-                <w:i/>
-                <w:iCs/>
-                <w:color w:val="2B2F77"/>
-                <w:sz w:val="18"/>
-                <w:szCs w:val="18"/>
-              </w:rPr>
-              <w:t xml:space="preserve">Удаляем эти матчи из этого файла и переносим в файл Конференции ЗАПАД (1 Дивизион)? Если их не должно быть нигде — напишите.</w:t>
-            </w:r>
-          </w:p>
-        </w:tc>
-      </w:tr>
-    </w:tbl>
-    <w:p>
-      <w:pPr>
-        <w:keepNext/>
         <w:pageBreakBefore/>
         <w:pBdr>
           <w:bottom w:val="single" w:color="2B2F77" w:sz="8" w:space="6"/>
@@ -7330,1354 +6236,6 @@
           <w:szCs w:val="30"/>
         </w:rPr>
         <w:t xml:space="preserve">Конференция ЦЕНТР (1 Дивизион)</w:t>
-      </w:r>
-    </w:p>
-    <w:p>
-      <w:pPr>
-        <w:keepNext/>
-        <w:spacing w:after="80" w:before="220"/>
-      </w:pPr>
-      <w:r>
-        <w:rPr>
-          <w:rFonts w:ascii="Calibri" w:cs="Calibri" w:eastAsia="Calibri" w:hAnsi="Calibri"/>
-          <w:b/>
-          <w:bCs/>
-          <w:i w:val="false"/>
-          <w:iCs w:val="false"/>
-          <w:color w:val="1A1F36"/>
-          <w:sz w:val="24"/>
-          <w:szCs w:val="24"/>
-        </w:rPr>
-        <w:t xml:space="preserve">Ошибки</w:t>
-      </w:r>
-    </w:p>
-    <w:p>
-      <w:pPr>
-        <w:keepNext/>
-        <w:spacing w:after="60" w:before="120"/>
-      </w:pPr>
-      <w:r>
-        <w:rPr>
-          <w:rFonts w:ascii="Calibri" w:cs="Calibri" w:eastAsia="Calibri" w:hAnsi="Calibri"/>
-          <w:b/>
-          <w:bCs/>
-          <w:i w:val="false"/>
-          <w:iCs w:val="false"/>
-          <w:color w:val="1A1F36"/>
-          <w:sz w:val="20"/>
-          <w:szCs w:val="20"/>
-        </w:rPr>
-        <w:t xml:space="preserve">Июль 2026</w:t>
-      </w:r>
-    </w:p>
-    <w:tbl>
-      <w:tblPr>
-        <w:tblW w:type="dxa" w:w="15250"/>
-        <w:tblBorders>
-          <w:top w:val="single" w:color="auto" w:sz="4"/>
-          <w:left w:val="single" w:color="auto" w:sz="4"/>
-          <w:bottom w:val="single" w:color="auto" w:sz="4"/>
-          <w:right w:val="single" w:color="auto" w:sz="4"/>
-          <w:insideH w:val="single" w:color="auto" w:sz="4"/>
-          <w:insideV w:val="single" w:color="auto" w:sz="4"/>
-        </w:tblBorders>
-      </w:tblPr>
-      <w:tblGrid>
-        <w:gridCol w:w="900"/>
-        <w:gridCol w:w="2600"/>
-        <w:gridCol w:w="2400"/>
-        <w:gridCol w:w="4400"/>
-        <w:gridCol w:w="4950"/>
-      </w:tblGrid>
-      <w:tr>
-        <w:trPr>
-          <w:tblHeader/>
-        </w:trPr>
-        <w:tc>
-          <w:tcPr>
-            <w:tcW w:type="dxa" w:w="900"/>
-            <w:tcBorders>
-              <w:top w:val="single" w:color="C7CBDC" w:sz="4"/>
-              <w:left w:val="single" w:color="C7CBDC" w:sz="4"/>
-              <w:bottom w:val="single" w:color="C7CBDC" w:sz="4"/>
-              <w:right w:val="single" w:color="C7CBDC" w:sz="4"/>
-            </w:tcBorders>
-            <w:shd w:fill="EEF0F7" w:color="auto" w:val="clear"/>
-            <w:tcMar>
-              <w:top w:type="dxa" w:w="60"/>
-              <w:left w:type="dxa" w:w="90"/>
-              <w:bottom w:type="dxa" w:w="60"/>
-              <w:right w:type="dxa" w:w="90"/>
-            </w:tcMar>
-            <w:vAlign w:val="top"/>
-          </w:tcPr>
-          <w:p>
-            <w:pPr>
-              <w:spacing w:after="0" w:before="0"/>
-            </w:pPr>
-            <w:r>
-              <w:rPr>
-                <w:rFonts w:ascii="Calibri" w:cs="Calibri" w:eastAsia="Calibri" w:hAnsi="Calibri"/>
-                <w:b/>
-                <w:bCs/>
-                <w:i w:val="false"/>
-                <w:iCs w:val="false"/>
-                <w:color w:val="1A1F36"/>
-                <w:sz w:val="18"/>
-                <w:szCs w:val="18"/>
-              </w:rPr>
-              <w:t xml:space="preserve">Стр.</w:t>
-            </w:r>
-          </w:p>
-        </w:tc>
-        <w:tc>
-          <w:tcPr>
-            <w:tcW w:type="dxa" w:w="2600"/>
-            <w:tcBorders>
-              <w:top w:val="single" w:color="C7CBDC" w:sz="4"/>
-              <w:left w:val="single" w:color="C7CBDC" w:sz="4"/>
-              <w:bottom w:val="single" w:color="C7CBDC" w:sz="4"/>
-              <w:right w:val="single" w:color="C7CBDC" w:sz="4"/>
-            </w:tcBorders>
-            <w:shd w:fill="EEF0F7" w:color="auto" w:val="clear"/>
-            <w:tcMar>
-              <w:top w:type="dxa" w:w="60"/>
-              <w:left w:type="dxa" w:w="90"/>
-              <w:bottom w:type="dxa" w:w="60"/>
-              <w:right w:type="dxa" w:w="90"/>
-            </w:tcMar>
-            <w:vAlign w:val="top"/>
-          </w:tcPr>
-          <w:p>
-            <w:pPr>
-              <w:spacing w:after="0" w:before="0"/>
-            </w:pPr>
-            <w:r>
-              <w:rPr>
-                <w:rFonts w:ascii="Calibri" w:cs="Calibri" w:eastAsia="Calibri" w:hAnsi="Calibri"/>
-                <w:b/>
-                <w:bCs/>
-                <w:i w:val="false"/>
-                <w:iCs w:val="false"/>
-                <w:color w:val="1A1F36"/>
-                <w:sz w:val="18"/>
-                <w:szCs w:val="18"/>
-              </w:rPr>
-              <w:t xml:space="preserve">Матч</w:t>
-            </w:r>
-          </w:p>
-        </w:tc>
-        <w:tc>
-          <w:tcPr>
-            <w:tcW w:type="dxa" w:w="2400"/>
-            <w:tcBorders>
-              <w:top w:val="single" w:color="C7CBDC" w:sz="4"/>
-              <w:left w:val="single" w:color="C7CBDC" w:sz="4"/>
-              <w:bottom w:val="single" w:color="C7CBDC" w:sz="4"/>
-              <w:right w:val="single" w:color="C7CBDC" w:sz="4"/>
-            </w:tcBorders>
-            <w:shd w:fill="EEF0F7" w:color="auto" w:val="clear"/>
-            <w:tcMar>
-              <w:top w:type="dxa" w:w="60"/>
-              <w:left w:type="dxa" w:w="90"/>
-              <w:bottom w:type="dxa" w:w="60"/>
-              <w:right w:type="dxa" w:w="90"/>
-            </w:tcMar>
-            <w:vAlign w:val="top"/>
-          </w:tcPr>
-          <w:p>
-            <w:pPr>
-              <w:spacing w:after="0" w:before="0"/>
-            </w:pPr>
-            <w:r>
-              <w:rPr>
-                <w:rFonts w:ascii="Calibri" w:cs="Calibri" w:eastAsia="Calibri" w:hAnsi="Calibri"/>
-                <w:b/>
-                <w:bCs/>
-                <w:i w:val="false"/>
-                <w:iCs w:val="false"/>
-                <w:color w:val="1A1F36"/>
-                <w:sz w:val="18"/>
-                <w:szCs w:val="18"/>
-              </w:rPr>
-              <w:t xml:space="preserve">Счёт</w:t>
-            </w:r>
-          </w:p>
-        </w:tc>
-        <w:tc>
-          <w:tcPr>
-            <w:tcW w:type="dxa" w:w="4400"/>
-            <w:tcBorders>
-              <w:top w:val="single" w:color="C7CBDC" w:sz="4"/>
-              <w:left w:val="single" w:color="C7CBDC" w:sz="4"/>
-              <w:bottom w:val="single" w:color="C7CBDC" w:sz="4"/>
-              <w:right w:val="single" w:color="C7CBDC" w:sz="4"/>
-            </w:tcBorders>
-            <w:shd w:fill="EEF0F7" w:color="auto" w:val="clear"/>
-            <w:tcMar>
-              <w:top w:type="dxa" w:w="60"/>
-              <w:left w:type="dxa" w:w="90"/>
-              <w:bottom w:type="dxa" w:w="60"/>
-              <w:right w:type="dxa" w:w="90"/>
-            </w:tcMar>
-            <w:vAlign w:val="top"/>
-          </w:tcPr>
-          <w:p>
-            <w:pPr>
-              <w:spacing w:after="0" w:before="0"/>
-            </w:pPr>
-            <w:r>
-              <w:rPr>
-                <w:rFonts w:ascii="Calibri" w:cs="Calibri" w:eastAsia="Calibri" w:hAnsi="Calibri"/>
-                <w:b/>
-                <w:bCs/>
-                <w:i w:val="false"/>
-                <w:iCs w:val="false"/>
-                <w:color w:val="1A1F36"/>
-                <w:sz w:val="18"/>
-                <w:szCs w:val="18"/>
-              </w:rPr>
-              <w:t xml:space="preserve">Что не так</w:t>
-            </w:r>
-          </w:p>
-        </w:tc>
-        <w:tc>
-          <w:tcPr>
-            <w:tcW w:type="dxa" w:w="4950"/>
-            <w:tcBorders>
-              <w:top w:val="single" w:color="C7CBDC" w:sz="4"/>
-              <w:left w:val="single" w:color="C7CBDC" w:sz="4"/>
-              <w:bottom w:val="single" w:color="C7CBDC" w:sz="4"/>
-              <w:right w:val="single" w:color="C7CBDC" w:sz="4"/>
-            </w:tcBorders>
-            <w:shd w:fill="EEF0F7" w:color="auto" w:val="clear"/>
-            <w:tcMar>
-              <w:top w:type="dxa" w:w="60"/>
-              <w:left w:type="dxa" w:w="90"/>
-              <w:bottom w:type="dxa" w:w="60"/>
-              <w:right w:type="dxa" w:w="90"/>
-            </w:tcMar>
-            <w:vAlign w:val="top"/>
-          </w:tcPr>
-          <w:p>
-            <w:pPr>
-              <w:spacing w:after="0" w:before="0"/>
-            </w:pPr>
-            <w:r>
-              <w:rPr>
-                <w:rFonts w:ascii="Calibri" w:cs="Calibri" w:eastAsia="Calibri" w:hAnsi="Calibri"/>
-                <w:b/>
-                <w:bCs/>
-                <w:i w:val="false"/>
-                <w:iCs w:val="false"/>
-                <w:color w:val="1A1F36"/>
-                <w:sz w:val="18"/>
-                <w:szCs w:val="18"/>
-              </w:rPr>
-              <w:t xml:space="preserve">Как исправляем</w:t>
-            </w:r>
-          </w:p>
-        </w:tc>
-      </w:tr>
-      <w:tr>
-        <w:tc>
-          <w:tcPr>
-            <w:tcW w:type="dxa" w:w="900"/>
-            <w:tcBorders>
-              <w:top w:val="single" w:color="C7CBDC" w:sz="4"/>
-              <w:left w:val="single" w:color="C7CBDC" w:sz="4"/>
-              <w:bottom w:val="single" w:color="C7CBDC" w:sz="4"/>
-              <w:right w:val="single" w:color="C7CBDC" w:sz="4"/>
-            </w:tcBorders>
-            <w:tcMar>
-              <w:top w:type="dxa" w:w="60"/>
-              <w:left w:type="dxa" w:w="90"/>
-              <w:bottom w:type="dxa" w:w="60"/>
-              <w:right w:type="dxa" w:w="90"/>
-            </w:tcMar>
-            <w:vAlign w:val="top"/>
-          </w:tcPr>
-          <w:p>
-            <w:pPr>
-              <w:spacing w:after="0" w:before="0"/>
-            </w:pPr>
-            <w:r>
-              <w:rPr>
-                <w:rFonts w:ascii="Calibri" w:cs="Calibri" w:eastAsia="Calibri" w:hAnsi="Calibri"/>
-                <w:b/>
-                <w:bCs/>
-                <w:i w:val="false"/>
-                <w:iCs w:val="false"/>
-                <w:color w:val="1A1F36"/>
-                <w:sz w:val="18"/>
-                <w:szCs w:val="18"/>
-              </w:rPr>
-              <w:t xml:space="preserve">2701</w:t>
-            </w:r>
-          </w:p>
-        </w:tc>
-        <w:tc>
-          <w:tcPr>
-            <w:tcW w:type="dxa" w:w="2600"/>
-            <w:tcBorders>
-              <w:top w:val="single" w:color="C7CBDC" w:sz="4"/>
-              <w:left w:val="single" w:color="C7CBDC" w:sz="4"/>
-              <w:bottom w:val="single" w:color="C7CBDC" w:sz="4"/>
-              <w:right w:val="single" w:color="C7CBDC" w:sz="4"/>
-            </w:tcBorders>
-            <w:tcMar>
-              <w:top w:type="dxa" w:w="60"/>
-              <w:left w:type="dxa" w:w="90"/>
-              <w:bottom w:type="dxa" w:w="60"/>
-              <w:right w:type="dxa" w:w="90"/>
-            </w:tcMar>
-            <w:vAlign w:val="top"/>
-          </w:tcPr>
-          <w:p>
-            <w:pPr>
-              <w:spacing w:after="0"/>
-            </w:pPr>
-            <w:r>
-              <w:rPr>
-                <w:rFonts w:ascii="Calibri" w:cs="Calibri" w:eastAsia="Calibri" w:hAnsi="Calibri"/>
-                <w:b w:val="false"/>
-                <w:bCs w:val="false"/>
-                <w:i w:val="false"/>
-                <w:iCs w:val="false"/>
-                <w:color w:val="1A1F36"/>
-                <w:sz w:val="18"/>
-                <w:szCs w:val="18"/>
-              </w:rPr>
-              <w:t xml:space="preserve">01.07.2026  09:10</w:t>
-            </w:r>
-            <w:r>
-              <w:rPr>
-                <w:rFonts w:ascii="Calibri" w:cs="Calibri" w:eastAsia="Calibri" w:hAnsi="Calibri"/>
-                <w:b w:val="false"/>
-                <w:bCs w:val="false"/>
-                <w:i w:val="false"/>
-                <w:iCs w:val="false"/>
-                <w:color w:val="1A1F36"/>
-                <w:sz w:val="18"/>
-                <w:szCs w:val="18"/>
-              </w:rPr>
-              <w:br/>
-              <w:t xml:space="preserve">Партизан — Энергетик</w:t>
-            </w:r>
-          </w:p>
-        </w:tc>
-        <w:tc>
-          <w:tcPr>
-            <w:tcW w:type="dxa" w:w="2400"/>
-            <w:tcBorders>
-              <w:top w:val="single" w:color="C7CBDC" w:sz="4"/>
-              <w:left w:val="single" w:color="C7CBDC" w:sz="4"/>
-              <w:bottom w:val="single" w:color="C7CBDC" w:sz="4"/>
-              <w:right w:val="single" w:color="C7CBDC" w:sz="4"/>
-            </w:tcBorders>
-            <w:tcMar>
-              <w:top w:type="dxa" w:w="60"/>
-              <w:left w:type="dxa" w:w="90"/>
-              <w:bottom w:type="dxa" w:w="60"/>
-              <w:right w:type="dxa" w:w="90"/>
-            </w:tcMar>
-            <w:vAlign w:val="top"/>
-          </w:tcPr>
-          <w:p>
-            <w:pPr>
-              <w:spacing w:after="0"/>
-            </w:pPr>
-            <w:r>
-              <w:rPr>
-                <w:rFonts w:ascii="Calibri" w:cs="Calibri" w:eastAsia="Calibri" w:hAnsi="Calibri"/>
-                <w:b w:val="false"/>
-                <w:bCs w:val="false"/>
-                <w:i w:val="false"/>
-                <w:iCs w:val="false"/>
-                <w:color w:val="5A5F7A"/>
-                <w:sz w:val="18"/>
-                <w:szCs w:val="18"/>
-              </w:rPr>
-              <w:t xml:space="preserve">итог 1:3</w:t>
-            </w:r>
-            <w:r>
-              <w:rPr>
-                <w:rFonts w:ascii="Calibri" w:cs="Calibri" w:eastAsia="Calibri" w:hAnsi="Calibri"/>
-                <w:b w:val="false"/>
-                <w:bCs w:val="false"/>
-                <w:i w:val="false"/>
-                <w:iCs w:val="false"/>
-                <w:color w:val="5A5F7A"/>
-                <w:sz w:val="18"/>
-                <w:szCs w:val="18"/>
-              </w:rPr>
-              <w:br/>
-              <w:t xml:space="preserve">периоды 0:2 0:0 0:1 = 0:3</w:t>
-            </w:r>
-          </w:p>
-        </w:tc>
-        <w:tc>
-          <w:tcPr>
-            <w:tcW w:type="dxa" w:w="4400"/>
-            <w:tcBorders>
-              <w:top w:val="single" w:color="C7CBDC" w:sz="4"/>
-              <w:left w:val="single" w:color="C7CBDC" w:sz="4"/>
-              <w:bottom w:val="single" w:color="C7CBDC" w:sz="4"/>
-              <w:right w:val="single" w:color="C7CBDC" w:sz="4"/>
-            </w:tcBorders>
-            <w:tcMar>
-              <w:top w:type="dxa" w:w="60"/>
-              <w:left w:type="dxa" w:w="90"/>
-              <w:bottom w:type="dxa" w:w="60"/>
-              <w:right w:type="dxa" w:w="90"/>
-            </w:tcMar>
-            <w:vAlign w:val="top"/>
-          </w:tcPr>
-          <w:p>
-            <w:pPr>
-              <w:spacing w:after="0" w:before="0"/>
-            </w:pPr>
-            <w:r>
-              <w:rPr>
-                <w:rFonts w:ascii="Calibri" w:cs="Calibri" w:eastAsia="Calibri" w:hAnsi="Calibri"/>
-                <w:b w:val="false"/>
-                <w:bCs w:val="false"/>
-                <w:i w:val="false"/>
-                <w:iCs w:val="false"/>
-                <w:color w:val="1A1F36"/>
-                <w:sz w:val="18"/>
-                <w:szCs w:val="18"/>
-              </w:rPr>
-              <w:t xml:space="preserve">Счёт не сходится с суммой по периодам.</w:t>
-            </w:r>
-          </w:p>
-        </w:tc>
-        <w:tc>
-          <w:tcPr>
-            <w:tcW w:type="dxa" w:w="4950"/>
-            <w:tcBorders>
-              <w:top w:val="single" w:color="C7CBDC" w:sz="4"/>
-              <w:left w:val="single" w:color="C7CBDC" w:sz="4"/>
-              <w:bottom w:val="single" w:color="C7CBDC" w:sz="4"/>
-              <w:right w:val="single" w:color="C7CBDC" w:sz="4"/>
-            </w:tcBorders>
-            <w:tcMar>
-              <w:top w:type="dxa" w:w="60"/>
-              <w:left w:type="dxa" w:w="90"/>
-              <w:bottom w:type="dxa" w:w="60"/>
-              <w:right w:type="dxa" w:w="90"/>
-            </w:tcMar>
-            <w:vAlign w:val="top"/>
-          </w:tcPr>
-          <w:p>
-            <w:pPr>
-              <w:spacing w:after="0" w:before="0"/>
-            </w:pPr>
-            <w:r>
-              <w:rPr>
-                <w:rFonts w:ascii="Calibri" w:cs="Calibri" w:eastAsia="Calibri" w:hAnsi="Calibri"/>
-                <w:b w:val="false"/>
-                <w:bCs w:val="false"/>
-                <w:i/>
-                <w:iCs/>
-                <w:color w:val="2B2F77"/>
-                <w:sz w:val="18"/>
-                <w:szCs w:val="18"/>
-              </w:rPr>
-              <w:t xml:space="preserve"/>
-            </w:r>
-          </w:p>
-        </w:tc>
-      </w:tr>
-      <w:tr>
-        <w:tc>
-          <w:tcPr>
-            <w:tcW w:type="dxa" w:w="900"/>
-            <w:tcBorders>
-              <w:top w:val="single" w:color="C7CBDC" w:sz="4"/>
-              <w:left w:val="single" w:color="C7CBDC" w:sz="4"/>
-              <w:bottom w:val="single" w:color="C7CBDC" w:sz="4"/>
-              <w:right w:val="single" w:color="C7CBDC" w:sz="4"/>
-            </w:tcBorders>
-            <w:shd w:fill="F7F8FC" w:color="auto" w:val="clear"/>
-            <w:tcMar>
-              <w:top w:type="dxa" w:w="60"/>
-              <w:left w:type="dxa" w:w="90"/>
-              <w:bottom w:type="dxa" w:w="60"/>
-              <w:right w:type="dxa" w:w="90"/>
-            </w:tcMar>
-            <w:vAlign w:val="top"/>
-          </w:tcPr>
-          <w:p>
-            <w:pPr>
-              <w:spacing w:after="0" w:before="0"/>
-            </w:pPr>
-            <w:r>
-              <w:rPr>
-                <w:rFonts w:ascii="Calibri" w:cs="Calibri" w:eastAsia="Calibri" w:hAnsi="Calibri"/>
-                <w:b/>
-                <w:bCs/>
-                <w:i w:val="false"/>
-                <w:iCs w:val="false"/>
-                <w:color w:val="1A1F36"/>
-                <w:sz w:val="18"/>
-                <w:szCs w:val="18"/>
-              </w:rPr>
-              <w:t xml:space="preserve">2716</w:t>
-            </w:r>
-          </w:p>
-        </w:tc>
-        <w:tc>
-          <w:tcPr>
-            <w:tcW w:type="dxa" w:w="2600"/>
-            <w:tcBorders>
-              <w:top w:val="single" w:color="C7CBDC" w:sz="4"/>
-              <w:left w:val="single" w:color="C7CBDC" w:sz="4"/>
-              <w:bottom w:val="single" w:color="C7CBDC" w:sz="4"/>
-              <w:right w:val="single" w:color="C7CBDC" w:sz="4"/>
-            </w:tcBorders>
-            <w:shd w:fill="F7F8FC" w:color="auto" w:val="clear"/>
-            <w:tcMar>
-              <w:top w:type="dxa" w:w="60"/>
-              <w:left w:type="dxa" w:w="90"/>
-              <w:bottom w:type="dxa" w:w="60"/>
-              <w:right w:type="dxa" w:w="90"/>
-            </w:tcMar>
-            <w:vAlign w:val="top"/>
-          </w:tcPr>
-          <w:p>
-            <w:pPr>
-              <w:spacing w:after="0"/>
-            </w:pPr>
-            <w:r>
-              <w:rPr>
-                <w:rFonts w:ascii="Calibri" w:cs="Calibri" w:eastAsia="Calibri" w:hAnsi="Calibri"/>
-                <w:b w:val="false"/>
-                <w:bCs w:val="false"/>
-                <w:i w:val="false"/>
-                <w:iCs w:val="false"/>
-                <w:color w:val="1A1F36"/>
-                <w:sz w:val="18"/>
-                <w:szCs w:val="18"/>
-              </w:rPr>
-              <w:t xml:space="preserve">01.07.2026  08:35</w:t>
-            </w:r>
-            <w:r>
-              <w:rPr>
-                <w:rFonts w:ascii="Calibri" w:cs="Calibri" w:eastAsia="Calibri" w:hAnsi="Calibri"/>
-                <w:b w:val="false"/>
-                <w:bCs w:val="false"/>
-                <w:i w:val="false"/>
-                <w:iCs w:val="false"/>
-                <w:color w:val="1A1F36"/>
-                <w:sz w:val="18"/>
-                <w:szCs w:val="18"/>
-              </w:rPr>
-              <w:br/>
-              <w:t xml:space="preserve">Энергетик — Партизан</w:t>
-            </w:r>
-          </w:p>
-        </w:tc>
-        <w:tc>
-          <w:tcPr>
-            <w:tcW w:type="dxa" w:w="2400"/>
-            <w:tcBorders>
-              <w:top w:val="single" w:color="C7CBDC" w:sz="4"/>
-              <w:left w:val="single" w:color="C7CBDC" w:sz="4"/>
-              <w:bottom w:val="single" w:color="C7CBDC" w:sz="4"/>
-              <w:right w:val="single" w:color="C7CBDC" w:sz="4"/>
-            </w:tcBorders>
-            <w:shd w:fill="F7F8FC" w:color="auto" w:val="clear"/>
-            <w:tcMar>
-              <w:top w:type="dxa" w:w="60"/>
-              <w:left w:type="dxa" w:w="90"/>
-              <w:bottom w:type="dxa" w:w="60"/>
-              <w:right w:type="dxa" w:w="90"/>
-            </w:tcMar>
-            <w:vAlign w:val="top"/>
-          </w:tcPr>
-          <w:p>
-            <w:pPr>
-              <w:spacing w:after="0"/>
-            </w:pPr>
-            <w:r>
-              <w:rPr>
-                <w:rFonts w:ascii="Calibri" w:cs="Calibri" w:eastAsia="Calibri" w:hAnsi="Calibri"/>
-                <w:b w:val="false"/>
-                <w:bCs w:val="false"/>
-                <w:i w:val="false"/>
-                <w:iCs w:val="false"/>
-                <w:color w:val="5A5F7A"/>
-                <w:sz w:val="18"/>
-                <w:szCs w:val="18"/>
-              </w:rPr>
-              <w:t xml:space="preserve">итог 4:5</w:t>
-            </w:r>
-            <w:r>
-              <w:rPr>
-                <w:rFonts w:ascii="Calibri" w:cs="Calibri" w:eastAsia="Calibri" w:hAnsi="Calibri"/>
-                <w:b w:val="false"/>
-                <w:bCs w:val="false"/>
-                <w:i w:val="false"/>
-                <w:iCs w:val="false"/>
-                <w:color w:val="5A5F7A"/>
-                <w:sz w:val="18"/>
-                <w:szCs w:val="18"/>
-              </w:rPr>
-              <w:br/>
-              <w:t xml:space="preserve">периоды 2:1 1:1 1:2 = 4:4</w:t>
-            </w:r>
-          </w:p>
-        </w:tc>
-        <w:tc>
-          <w:tcPr>
-            <w:tcW w:type="dxa" w:w="4400"/>
-            <w:tcBorders>
-              <w:top w:val="single" w:color="C7CBDC" w:sz="4"/>
-              <w:left w:val="single" w:color="C7CBDC" w:sz="4"/>
-              <w:bottom w:val="single" w:color="C7CBDC" w:sz="4"/>
-              <w:right w:val="single" w:color="C7CBDC" w:sz="4"/>
-            </w:tcBorders>
-            <w:shd w:fill="F7F8FC" w:color="auto" w:val="clear"/>
-            <w:tcMar>
-              <w:top w:type="dxa" w:w="60"/>
-              <w:left w:type="dxa" w:w="90"/>
-              <w:bottom w:type="dxa" w:w="60"/>
-              <w:right w:type="dxa" w:w="90"/>
-            </w:tcMar>
-            <w:vAlign w:val="top"/>
-          </w:tcPr>
-          <w:p>
-            <w:pPr>
-              <w:spacing w:after="0" w:before="0"/>
-            </w:pPr>
-            <w:r>
-              <w:rPr>
-                <w:rFonts w:ascii="Calibri" w:cs="Calibri" w:eastAsia="Calibri" w:hAnsi="Calibri"/>
-                <w:b w:val="false"/>
-                <w:bCs w:val="false"/>
-                <w:i w:val="false"/>
-                <w:iCs w:val="false"/>
-                <w:color w:val="1A1F36"/>
-                <w:sz w:val="18"/>
-                <w:szCs w:val="18"/>
-              </w:rPr>
-              <w:t xml:space="preserve">После трёх периодов ничья, а пометки Б Буллиты нет.</w:t>
-            </w:r>
-          </w:p>
-        </w:tc>
-        <w:tc>
-          <w:tcPr>
-            <w:tcW w:type="dxa" w:w="4950"/>
-            <w:tcBorders>
-              <w:top w:val="single" w:color="C7CBDC" w:sz="4"/>
-              <w:left w:val="single" w:color="C7CBDC" w:sz="4"/>
-              <w:bottom w:val="single" w:color="C7CBDC" w:sz="4"/>
-              <w:right w:val="single" w:color="C7CBDC" w:sz="4"/>
-            </w:tcBorders>
-            <w:tcMar>
-              <w:top w:type="dxa" w:w="60"/>
-              <w:left w:type="dxa" w:w="90"/>
-              <w:bottom w:type="dxa" w:w="60"/>
-              <w:right w:type="dxa" w:w="90"/>
-            </w:tcMar>
-            <w:vAlign w:val="top"/>
-          </w:tcPr>
-          <w:p>
-            <w:pPr>
-              <w:spacing w:after="0" w:before="0"/>
-            </w:pPr>
-            <w:r>
-              <w:rPr>
-                <w:rFonts w:ascii="Calibri" w:cs="Calibri" w:eastAsia="Calibri" w:hAnsi="Calibri"/>
-                <w:b w:val="false"/>
-                <w:bCs w:val="false"/>
-                <w:i/>
-                <w:iCs/>
-                <w:color w:val="2B2F77"/>
-                <w:sz w:val="18"/>
-                <w:szCs w:val="18"/>
-              </w:rPr>
-              <w:t xml:space="preserve">Похоже на победу по буллитам: поставить пометку Б Буллиты. Подтверждаете?</w:t>
-            </w:r>
-          </w:p>
-        </w:tc>
-      </w:tr>
-    </w:tbl>
-    <w:p>
-      <w:pPr>
-        <w:keepNext/>
-        <w:spacing w:after="60" w:before="120"/>
-      </w:pPr>
-      <w:r>
-        <w:rPr>
-          <w:rFonts w:ascii="Calibri" w:cs="Calibri" w:eastAsia="Calibri" w:hAnsi="Calibri"/>
-          <w:b/>
-          <w:bCs/>
-          <w:i w:val="false"/>
-          <w:iCs w:val="false"/>
-          <w:color w:val="1A1F36"/>
-          <w:sz w:val="20"/>
-          <w:szCs w:val="20"/>
-        </w:rPr>
-        <w:t xml:space="preserve">Август 2026</w:t>
-      </w:r>
-    </w:p>
-    <w:tbl>
-      <w:tblPr>
-        <w:tblW w:type="dxa" w:w="15250"/>
-        <w:tblBorders>
-          <w:top w:val="single" w:color="auto" w:sz="4"/>
-          <w:left w:val="single" w:color="auto" w:sz="4"/>
-          <w:bottom w:val="single" w:color="auto" w:sz="4"/>
-          <w:right w:val="single" w:color="auto" w:sz="4"/>
-          <w:insideH w:val="single" w:color="auto" w:sz="4"/>
-          <w:insideV w:val="single" w:color="auto" w:sz="4"/>
-        </w:tblBorders>
-      </w:tblPr>
-      <w:tblGrid>
-        <w:gridCol w:w="900"/>
-        <w:gridCol w:w="2600"/>
-        <w:gridCol w:w="2400"/>
-        <w:gridCol w:w="4400"/>
-        <w:gridCol w:w="4950"/>
-      </w:tblGrid>
-      <w:tr>
-        <w:trPr>
-          <w:tblHeader/>
-        </w:trPr>
-        <w:tc>
-          <w:tcPr>
-            <w:tcW w:type="dxa" w:w="900"/>
-            <w:tcBorders>
-              <w:top w:val="single" w:color="C7CBDC" w:sz="4"/>
-              <w:left w:val="single" w:color="C7CBDC" w:sz="4"/>
-              <w:bottom w:val="single" w:color="C7CBDC" w:sz="4"/>
-              <w:right w:val="single" w:color="C7CBDC" w:sz="4"/>
-            </w:tcBorders>
-            <w:shd w:fill="EEF0F7" w:color="auto" w:val="clear"/>
-            <w:tcMar>
-              <w:top w:type="dxa" w:w="60"/>
-              <w:left w:type="dxa" w:w="90"/>
-              <w:bottom w:type="dxa" w:w="60"/>
-              <w:right w:type="dxa" w:w="90"/>
-            </w:tcMar>
-            <w:vAlign w:val="top"/>
-          </w:tcPr>
-          <w:p>
-            <w:pPr>
-              <w:spacing w:after="0" w:before="0"/>
-            </w:pPr>
-            <w:r>
-              <w:rPr>
-                <w:rFonts w:ascii="Calibri" w:cs="Calibri" w:eastAsia="Calibri" w:hAnsi="Calibri"/>
-                <w:b/>
-                <w:bCs/>
-                <w:i w:val="false"/>
-                <w:iCs w:val="false"/>
-                <w:color w:val="1A1F36"/>
-                <w:sz w:val="18"/>
-                <w:szCs w:val="18"/>
-              </w:rPr>
-              <w:t xml:space="preserve">Стр.</w:t>
-            </w:r>
-          </w:p>
-        </w:tc>
-        <w:tc>
-          <w:tcPr>
-            <w:tcW w:type="dxa" w:w="2600"/>
-            <w:tcBorders>
-              <w:top w:val="single" w:color="C7CBDC" w:sz="4"/>
-              <w:left w:val="single" w:color="C7CBDC" w:sz="4"/>
-              <w:bottom w:val="single" w:color="C7CBDC" w:sz="4"/>
-              <w:right w:val="single" w:color="C7CBDC" w:sz="4"/>
-            </w:tcBorders>
-            <w:shd w:fill="EEF0F7" w:color="auto" w:val="clear"/>
-            <w:tcMar>
-              <w:top w:type="dxa" w:w="60"/>
-              <w:left w:type="dxa" w:w="90"/>
-              <w:bottom w:type="dxa" w:w="60"/>
-              <w:right w:type="dxa" w:w="90"/>
-            </w:tcMar>
-            <w:vAlign w:val="top"/>
-          </w:tcPr>
-          <w:p>
-            <w:pPr>
-              <w:spacing w:after="0" w:before="0"/>
-            </w:pPr>
-            <w:r>
-              <w:rPr>
-                <w:rFonts w:ascii="Calibri" w:cs="Calibri" w:eastAsia="Calibri" w:hAnsi="Calibri"/>
-                <w:b/>
-                <w:bCs/>
-                <w:i w:val="false"/>
-                <w:iCs w:val="false"/>
-                <w:color w:val="1A1F36"/>
-                <w:sz w:val="18"/>
-                <w:szCs w:val="18"/>
-              </w:rPr>
-              <w:t xml:space="preserve">Матч</w:t>
-            </w:r>
-          </w:p>
-        </w:tc>
-        <w:tc>
-          <w:tcPr>
-            <w:tcW w:type="dxa" w:w="2400"/>
-            <w:tcBorders>
-              <w:top w:val="single" w:color="C7CBDC" w:sz="4"/>
-              <w:left w:val="single" w:color="C7CBDC" w:sz="4"/>
-              <w:bottom w:val="single" w:color="C7CBDC" w:sz="4"/>
-              <w:right w:val="single" w:color="C7CBDC" w:sz="4"/>
-            </w:tcBorders>
-            <w:shd w:fill="EEF0F7" w:color="auto" w:val="clear"/>
-            <w:tcMar>
-              <w:top w:type="dxa" w:w="60"/>
-              <w:left w:type="dxa" w:w="90"/>
-              <w:bottom w:type="dxa" w:w="60"/>
-              <w:right w:type="dxa" w:w="90"/>
-            </w:tcMar>
-            <w:vAlign w:val="top"/>
-          </w:tcPr>
-          <w:p>
-            <w:pPr>
-              <w:spacing w:after="0" w:before="0"/>
-            </w:pPr>
-            <w:r>
-              <w:rPr>
-                <w:rFonts w:ascii="Calibri" w:cs="Calibri" w:eastAsia="Calibri" w:hAnsi="Calibri"/>
-                <w:b/>
-                <w:bCs/>
-                <w:i w:val="false"/>
-                <w:iCs w:val="false"/>
-                <w:color w:val="1A1F36"/>
-                <w:sz w:val="18"/>
-                <w:szCs w:val="18"/>
-              </w:rPr>
-              <w:t xml:space="preserve">Счёт</w:t>
-            </w:r>
-          </w:p>
-        </w:tc>
-        <w:tc>
-          <w:tcPr>
-            <w:tcW w:type="dxa" w:w="4400"/>
-            <w:tcBorders>
-              <w:top w:val="single" w:color="C7CBDC" w:sz="4"/>
-              <w:left w:val="single" w:color="C7CBDC" w:sz="4"/>
-              <w:bottom w:val="single" w:color="C7CBDC" w:sz="4"/>
-              <w:right w:val="single" w:color="C7CBDC" w:sz="4"/>
-            </w:tcBorders>
-            <w:shd w:fill="EEF0F7" w:color="auto" w:val="clear"/>
-            <w:tcMar>
-              <w:top w:type="dxa" w:w="60"/>
-              <w:left w:type="dxa" w:w="90"/>
-              <w:bottom w:type="dxa" w:w="60"/>
-              <w:right w:type="dxa" w:w="90"/>
-            </w:tcMar>
-            <w:vAlign w:val="top"/>
-          </w:tcPr>
-          <w:p>
-            <w:pPr>
-              <w:spacing w:after="0" w:before="0"/>
-            </w:pPr>
-            <w:r>
-              <w:rPr>
-                <w:rFonts w:ascii="Calibri" w:cs="Calibri" w:eastAsia="Calibri" w:hAnsi="Calibri"/>
-                <w:b/>
-                <w:bCs/>
-                <w:i w:val="false"/>
-                <w:iCs w:val="false"/>
-                <w:color w:val="1A1F36"/>
-                <w:sz w:val="18"/>
-                <w:szCs w:val="18"/>
-              </w:rPr>
-              <w:t xml:space="preserve">Что не так</w:t>
-            </w:r>
-          </w:p>
-        </w:tc>
-        <w:tc>
-          <w:tcPr>
-            <w:tcW w:type="dxa" w:w="4950"/>
-            <w:tcBorders>
-              <w:top w:val="single" w:color="C7CBDC" w:sz="4"/>
-              <w:left w:val="single" w:color="C7CBDC" w:sz="4"/>
-              <w:bottom w:val="single" w:color="C7CBDC" w:sz="4"/>
-              <w:right w:val="single" w:color="C7CBDC" w:sz="4"/>
-            </w:tcBorders>
-            <w:shd w:fill="EEF0F7" w:color="auto" w:val="clear"/>
-            <w:tcMar>
-              <w:top w:type="dxa" w:w="60"/>
-              <w:left w:type="dxa" w:w="90"/>
-              <w:bottom w:type="dxa" w:w="60"/>
-              <w:right w:type="dxa" w:w="90"/>
-            </w:tcMar>
-            <w:vAlign w:val="top"/>
-          </w:tcPr>
-          <w:p>
-            <w:pPr>
-              <w:spacing w:after="0" w:before="0"/>
-            </w:pPr>
-            <w:r>
-              <w:rPr>
-                <w:rFonts w:ascii="Calibri" w:cs="Calibri" w:eastAsia="Calibri" w:hAnsi="Calibri"/>
-                <w:b/>
-                <w:bCs/>
-                <w:i w:val="false"/>
-                <w:iCs w:val="false"/>
-                <w:color w:val="1A1F36"/>
-                <w:sz w:val="18"/>
-                <w:szCs w:val="18"/>
-              </w:rPr>
-              <w:t xml:space="preserve">Как исправляем</w:t>
-            </w:r>
-          </w:p>
-        </w:tc>
-      </w:tr>
-      <w:tr>
-        <w:tc>
-          <w:tcPr>
-            <w:tcW w:type="dxa" w:w="900"/>
-            <w:tcBorders>
-              <w:top w:val="single" w:color="C7CBDC" w:sz="4"/>
-              <w:left w:val="single" w:color="C7CBDC" w:sz="4"/>
-              <w:bottom w:val="single" w:color="C7CBDC" w:sz="4"/>
-              <w:right w:val="single" w:color="C7CBDC" w:sz="4"/>
-            </w:tcBorders>
-            <w:tcMar>
-              <w:top w:type="dxa" w:w="60"/>
-              <w:left w:type="dxa" w:w="90"/>
-              <w:bottom w:type="dxa" w:w="60"/>
-              <w:right w:type="dxa" w:w="90"/>
-            </w:tcMar>
-            <w:vAlign w:val="top"/>
-          </w:tcPr>
-          <w:p>
-            <w:pPr>
-              <w:spacing w:after="0" w:before="0"/>
-            </w:pPr>
-            <w:r>
-              <w:rPr>
-                <w:rFonts w:ascii="Calibri" w:cs="Calibri" w:eastAsia="Calibri" w:hAnsi="Calibri"/>
-                <w:b/>
-                <w:bCs/>
-                <w:i w:val="false"/>
-                <w:iCs w:val="false"/>
-                <w:color w:val="1A1F36"/>
-                <w:sz w:val="18"/>
-                <w:szCs w:val="18"/>
-              </w:rPr>
-              <w:t xml:space="preserve">196</w:t>
-            </w:r>
-          </w:p>
-        </w:tc>
-        <w:tc>
-          <w:tcPr>
-            <w:tcW w:type="dxa" w:w="2600"/>
-            <w:tcBorders>
-              <w:top w:val="single" w:color="C7CBDC" w:sz="4"/>
-              <w:left w:val="single" w:color="C7CBDC" w:sz="4"/>
-              <w:bottom w:val="single" w:color="C7CBDC" w:sz="4"/>
-              <w:right w:val="single" w:color="C7CBDC" w:sz="4"/>
-            </w:tcBorders>
-            <w:tcMar>
-              <w:top w:type="dxa" w:w="60"/>
-              <w:left w:type="dxa" w:w="90"/>
-              <w:bottom w:type="dxa" w:w="60"/>
-              <w:right w:type="dxa" w:w="90"/>
-            </w:tcMar>
-            <w:vAlign w:val="top"/>
-          </w:tcPr>
-          <w:p>
-            <w:pPr>
-              <w:spacing w:after="0"/>
-            </w:pPr>
-            <w:r>
-              <w:rPr>
-                <w:rFonts w:ascii="Calibri" w:cs="Calibri" w:eastAsia="Calibri" w:hAnsi="Calibri"/>
-                <w:b w:val="false"/>
-                <w:bCs w:val="false"/>
-                <w:i w:val="false"/>
-                <w:iCs w:val="false"/>
-                <w:color w:val="1A1F36"/>
-                <w:sz w:val="18"/>
-                <w:szCs w:val="18"/>
-              </w:rPr>
-              <w:t xml:space="preserve">29.08.2026  11:00</w:t>
-            </w:r>
-            <w:r>
-              <w:rPr>
-                <w:rFonts w:ascii="Calibri" w:cs="Calibri" w:eastAsia="Calibri" w:hAnsi="Calibri"/>
-                <w:b w:val="false"/>
-                <w:bCs w:val="false"/>
-                <w:i w:val="false"/>
-                <w:iCs w:val="false"/>
-                <w:color w:val="1A1F36"/>
-                <w:sz w:val="18"/>
-                <w:szCs w:val="18"/>
-              </w:rPr>
-              <w:br/>
-              <w:t xml:space="preserve">Партизан — Байкал</w:t>
-            </w:r>
-          </w:p>
-        </w:tc>
-        <w:tc>
-          <w:tcPr>
-            <w:tcW w:type="dxa" w:w="2400"/>
-            <w:tcBorders>
-              <w:top w:val="single" w:color="C7CBDC" w:sz="4"/>
-              <w:left w:val="single" w:color="C7CBDC" w:sz="4"/>
-              <w:bottom w:val="single" w:color="C7CBDC" w:sz="4"/>
-              <w:right w:val="single" w:color="C7CBDC" w:sz="4"/>
-            </w:tcBorders>
-            <w:tcMar>
-              <w:top w:type="dxa" w:w="60"/>
-              <w:left w:type="dxa" w:w="90"/>
-              <w:bottom w:type="dxa" w:w="60"/>
-              <w:right w:type="dxa" w:w="90"/>
-            </w:tcMar>
-            <w:vAlign w:val="top"/>
-          </w:tcPr>
-          <w:p>
-            <w:pPr>
-              <w:spacing w:after="0"/>
-            </w:pPr>
-            <w:r>
-              <w:rPr>
-                <w:rFonts w:ascii="Calibri" w:cs="Calibri" w:eastAsia="Calibri" w:hAnsi="Calibri"/>
-                <w:b w:val="false"/>
-                <w:bCs w:val="false"/>
-                <w:i w:val="false"/>
-                <w:iCs w:val="false"/>
-                <w:color w:val="5A5F7A"/>
-                <w:sz w:val="18"/>
-                <w:szCs w:val="18"/>
-              </w:rPr>
-              <w:t xml:space="preserve">итог 4:0</w:t>
-            </w:r>
-            <w:r>
-              <w:rPr>
-                <w:rFonts w:ascii="Calibri" w:cs="Calibri" w:eastAsia="Calibri" w:hAnsi="Calibri"/>
-                <w:b w:val="false"/>
-                <w:bCs w:val="false"/>
-                <w:i w:val="false"/>
-                <w:iCs w:val="false"/>
-                <w:color w:val="5A5F7A"/>
-                <w:sz w:val="18"/>
-                <w:szCs w:val="18"/>
-              </w:rPr>
-              <w:br/>
-              <w:t xml:space="preserve">периоды 2:0 2:0 0:0 = 4:0</w:t>
-            </w:r>
-          </w:p>
-        </w:tc>
-        <w:tc>
-          <w:tcPr>
-            <w:tcW w:type="dxa" w:w="4400"/>
-            <w:tcBorders>
-              <w:top w:val="single" w:color="C7CBDC" w:sz="4"/>
-              <w:left w:val="single" w:color="C7CBDC" w:sz="4"/>
-              <w:bottom w:val="single" w:color="C7CBDC" w:sz="4"/>
-              <w:right w:val="single" w:color="C7CBDC" w:sz="4"/>
-            </w:tcBorders>
-            <w:tcMar>
-              <w:top w:type="dxa" w:w="60"/>
-              <w:left w:type="dxa" w:w="90"/>
-              <w:bottom w:type="dxa" w:w="60"/>
-              <w:right w:type="dxa" w:w="90"/>
-            </w:tcMar>
-            <w:vAlign w:val="top"/>
-          </w:tcPr>
-          <w:p>
-            <w:pPr>
-              <w:spacing w:after="0" w:before="0"/>
-            </w:pPr>
-            <w:r>
-              <w:rPr>
-                <w:rFonts w:ascii="Calibri" w:cs="Calibri" w:eastAsia="Calibri" w:hAnsi="Calibri"/>
-                <w:b w:val="false"/>
-                <w:bCs w:val="false"/>
-                <w:i w:val="false"/>
-                <w:iCs w:val="false"/>
-                <w:color w:val="1A1F36"/>
-                <w:sz w:val="18"/>
-                <w:szCs w:val="18"/>
-              </w:rPr>
-              <w:t xml:space="preserve">Судья не указан. Во всех остальных матчах этого игрового дня судья — Зотов Роман Витальевич.</w:t>
-            </w:r>
-          </w:p>
-        </w:tc>
-        <w:tc>
-          <w:tcPr>
-            <w:tcW w:type="dxa" w:w="4950"/>
-            <w:tcBorders>
-              <w:top w:val="single" w:color="C7CBDC" w:sz="4"/>
-              <w:left w:val="single" w:color="C7CBDC" w:sz="4"/>
-              <w:bottom w:val="single" w:color="C7CBDC" w:sz="4"/>
-              <w:right w:val="single" w:color="C7CBDC" w:sz="4"/>
-            </w:tcBorders>
-            <w:tcMar>
-              <w:top w:type="dxa" w:w="60"/>
-              <w:left w:type="dxa" w:w="90"/>
-              <w:bottom w:type="dxa" w:w="60"/>
-              <w:right w:type="dxa" w:w="90"/>
-            </w:tcMar>
-            <w:vAlign w:val="top"/>
-          </w:tcPr>
-          <w:p>
-            <w:pPr>
-              <w:spacing w:after="0" w:before="0"/>
-            </w:pPr>
-            <w:r>
-              <w:rPr>
-                <w:rFonts w:ascii="Calibri" w:cs="Calibri" w:eastAsia="Calibri" w:hAnsi="Calibri"/>
-                <w:b w:val="false"/>
-                <w:bCs w:val="false"/>
-                <w:i/>
-                <w:iCs/>
-                <w:color w:val="2B2F77"/>
-                <w:sz w:val="18"/>
-                <w:szCs w:val="18"/>
-              </w:rPr>
-              <w:t xml:space="preserve">Очевидное исправление: судья — Зотов Роман Витальевич. Подтверждаете?</w:t>
-            </w:r>
-          </w:p>
-        </w:tc>
-      </w:tr>
-      <w:tr>
-        <w:tc>
-          <w:tcPr>
-            <w:tcW w:type="dxa" w:w="900"/>
-            <w:tcBorders>
-              <w:top w:val="single" w:color="C7CBDC" w:sz="4"/>
-              <w:left w:val="single" w:color="C7CBDC" w:sz="4"/>
-              <w:bottom w:val="single" w:color="C7CBDC" w:sz="4"/>
-              <w:right w:val="single" w:color="C7CBDC" w:sz="4"/>
-            </w:tcBorders>
-            <w:shd w:fill="F7F8FC" w:color="auto" w:val="clear"/>
-            <w:tcMar>
-              <w:top w:type="dxa" w:w="60"/>
-              <w:left w:type="dxa" w:w="90"/>
-              <w:bottom w:type="dxa" w:w="60"/>
-              <w:right w:type="dxa" w:w="90"/>
-            </w:tcMar>
-            <w:vAlign w:val="top"/>
-          </w:tcPr>
-          <w:p>
-            <w:pPr>
-              <w:spacing w:after="0" w:before="0"/>
-            </w:pPr>
-            <w:r>
-              <w:rPr>
-                <w:rFonts w:ascii="Calibri" w:cs="Calibri" w:eastAsia="Calibri" w:hAnsi="Calibri"/>
-                <w:b/>
-                <w:bCs/>
-                <w:i w:val="false"/>
-                <w:iCs w:val="false"/>
-                <w:color w:val="1A1F36"/>
-                <w:sz w:val="18"/>
-                <w:szCs w:val="18"/>
-              </w:rPr>
-              <w:t xml:space="preserve">2356</w:t>
-            </w:r>
-          </w:p>
-        </w:tc>
-        <w:tc>
-          <w:tcPr>
-            <w:tcW w:type="dxa" w:w="2600"/>
-            <w:tcBorders>
-              <w:top w:val="single" w:color="C7CBDC" w:sz="4"/>
-              <w:left w:val="single" w:color="C7CBDC" w:sz="4"/>
-              <w:bottom w:val="single" w:color="C7CBDC" w:sz="4"/>
-              <w:right w:val="single" w:color="C7CBDC" w:sz="4"/>
-            </w:tcBorders>
-            <w:shd w:fill="F7F8FC" w:color="auto" w:val="clear"/>
-            <w:tcMar>
-              <w:top w:type="dxa" w:w="60"/>
-              <w:left w:type="dxa" w:w="90"/>
-              <w:bottom w:type="dxa" w:w="60"/>
-              <w:right w:type="dxa" w:w="90"/>
-            </w:tcMar>
-            <w:vAlign w:val="top"/>
-          </w:tcPr>
-          <w:p>
-            <w:pPr>
-              <w:spacing w:after="0"/>
-            </w:pPr>
-            <w:r>
-              <w:rPr>
-                <w:rFonts w:ascii="Calibri" w:cs="Calibri" w:eastAsia="Calibri" w:hAnsi="Calibri"/>
-                <w:b w:val="false"/>
-                <w:bCs w:val="false"/>
-                <w:i w:val="false"/>
-                <w:iCs w:val="false"/>
-                <w:color w:val="1A1F36"/>
-                <w:sz w:val="18"/>
-                <w:szCs w:val="18"/>
-              </w:rPr>
-              <w:t xml:space="preserve">06.08.2026  08:35</w:t>
-            </w:r>
-            <w:r>
-              <w:rPr>
-                <w:rFonts w:ascii="Calibri" w:cs="Calibri" w:eastAsia="Calibri" w:hAnsi="Calibri"/>
-                <w:b w:val="false"/>
-                <w:bCs w:val="false"/>
-                <w:i w:val="false"/>
-                <w:iCs w:val="false"/>
-                <w:color w:val="1A1F36"/>
-                <w:sz w:val="18"/>
-                <w:szCs w:val="18"/>
-              </w:rPr>
-              <w:br/>
-              <w:t xml:space="preserve">Партизан — Металлист</w:t>
-            </w:r>
-          </w:p>
-        </w:tc>
-        <w:tc>
-          <w:tcPr>
-            <w:tcW w:type="dxa" w:w="2400"/>
-            <w:tcBorders>
-              <w:top w:val="single" w:color="C7CBDC" w:sz="4"/>
-              <w:left w:val="single" w:color="C7CBDC" w:sz="4"/>
-              <w:bottom w:val="single" w:color="C7CBDC" w:sz="4"/>
-              <w:right w:val="single" w:color="C7CBDC" w:sz="4"/>
-            </w:tcBorders>
-            <w:shd w:fill="F7F8FC" w:color="auto" w:val="clear"/>
-            <w:tcMar>
-              <w:top w:type="dxa" w:w="60"/>
-              <w:left w:type="dxa" w:w="90"/>
-              <w:bottom w:type="dxa" w:w="60"/>
-              <w:right w:type="dxa" w:w="90"/>
-            </w:tcMar>
-            <w:vAlign w:val="top"/>
-          </w:tcPr>
-          <w:p>
-            <w:pPr>
-              <w:spacing w:after="0"/>
-            </w:pPr>
-            <w:r>
-              <w:rPr>
-                <w:rFonts w:ascii="Calibri" w:cs="Calibri" w:eastAsia="Calibri" w:hAnsi="Calibri"/>
-                <w:b w:val="false"/>
-                <w:bCs w:val="false"/>
-                <w:i w:val="false"/>
-                <w:iCs w:val="false"/>
-                <w:color w:val="5A5F7A"/>
-                <w:sz w:val="18"/>
-                <w:szCs w:val="18"/>
-              </w:rPr>
-              <w:t xml:space="preserve">итог 4:6</w:t>
-            </w:r>
-            <w:r>
-              <w:rPr>
-                <w:rFonts w:ascii="Calibri" w:cs="Calibri" w:eastAsia="Calibri" w:hAnsi="Calibri"/>
-                <w:b w:val="false"/>
-                <w:bCs w:val="false"/>
-                <w:i w:val="false"/>
-                <w:iCs w:val="false"/>
-                <w:color w:val="5A5F7A"/>
-                <w:sz w:val="18"/>
-                <w:szCs w:val="18"/>
-              </w:rPr>
-              <w:br/>
-              <w:t xml:space="preserve">периоды 2:2 3:1 1:1 = 6:4</w:t>
-            </w:r>
-          </w:p>
-        </w:tc>
-        <w:tc>
-          <w:tcPr>
-            <w:tcW w:type="dxa" w:w="4400"/>
-            <w:tcBorders>
-              <w:top w:val="single" w:color="C7CBDC" w:sz="4"/>
-              <w:left w:val="single" w:color="C7CBDC" w:sz="4"/>
-              <w:bottom w:val="single" w:color="C7CBDC" w:sz="4"/>
-              <w:right w:val="single" w:color="C7CBDC" w:sz="4"/>
-            </w:tcBorders>
-            <w:shd w:fill="F7F8FC" w:color="auto" w:val="clear"/>
-            <w:tcMar>
-              <w:top w:type="dxa" w:w="60"/>
-              <w:left w:type="dxa" w:w="90"/>
-              <w:bottom w:type="dxa" w:w="60"/>
-              <w:right w:type="dxa" w:w="90"/>
-            </w:tcMar>
-            <w:vAlign w:val="top"/>
-          </w:tcPr>
-          <w:p>
-            <w:pPr>
-              <w:spacing w:after="0" w:before="0"/>
-            </w:pPr>
-            <w:r>
-              <w:rPr>
-                <w:rFonts w:ascii="Calibri" w:cs="Calibri" w:eastAsia="Calibri" w:hAnsi="Calibri"/>
-                <w:b w:val="false"/>
-                <w:bCs w:val="false"/>
-                <w:i w:val="false"/>
-                <w:iCs w:val="false"/>
-                <w:color w:val="1A1F36"/>
-                <w:sz w:val="18"/>
-                <w:szCs w:val="18"/>
-              </w:rPr>
-              <w:t xml:space="preserve">Сумма по периодам — 6:4, по ней победила команда Партизан. Итоговый счёт записан 4:6, по нему победила команда Металлист. Числа те же, но переставлены местами.</w:t>
-            </w:r>
-          </w:p>
-        </w:tc>
-        <w:tc>
-          <w:tcPr>
-            <w:tcW w:type="dxa" w:w="4950"/>
-            <w:tcBorders>
-              <w:top w:val="single" w:color="C7CBDC" w:sz="4"/>
-              <w:left w:val="single" w:color="C7CBDC" w:sz="4"/>
-              <w:bottom w:val="single" w:color="C7CBDC" w:sz="4"/>
-              <w:right w:val="single" w:color="C7CBDC" w:sz="4"/>
-            </w:tcBorders>
-            <w:tcMar>
-              <w:top w:type="dxa" w:w="60"/>
-              <w:left w:type="dxa" w:w="90"/>
-              <w:bottom w:type="dxa" w:w="60"/>
-              <w:right w:type="dxa" w:w="90"/>
-            </w:tcMar>
-            <w:vAlign w:val="top"/>
-          </w:tcPr>
-          <w:p>
-            <w:pPr>
-              <w:spacing w:after="0" w:before="0"/>
-            </w:pPr>
-            <w:r>
-              <w:rPr>
-                <w:rFonts w:ascii="Calibri" w:cs="Calibri" w:eastAsia="Calibri" w:hAnsi="Calibri"/>
-                <w:b w:val="false"/>
-                <w:bCs w:val="false"/>
-                <w:i/>
-                <w:iCs/>
-                <w:color w:val="2B2F77"/>
-                <w:sz w:val="18"/>
-                <w:szCs w:val="18"/>
-              </w:rPr>
-              <w:t xml:space="preserve">Кто победил на самом деле — Партизан или Металлист? Что записано неверно: итоговый счёт, счёт по периодам или порядок команд?</w:t>
-            </w:r>
-          </w:p>
-        </w:tc>
-      </w:tr>
-    </w:tbl>
-    <w:p>
-      <w:pPr>
-        <w:keepNext/>
-        <w:pageBreakBefore/>
-        <w:pBdr>
-          <w:bottom w:val="single" w:color="2B2F77" w:sz="8" w:space="6"/>
-        </w:pBdr>
-        <w:spacing w:after="140" w:before="0"/>
-      </w:pPr>
-      <w:r>
-        <w:rPr>
-          <w:rFonts w:ascii="Calibri" w:cs="Calibri" w:eastAsia="Calibri" w:hAnsi="Calibri"/>
-          <w:b/>
-          <w:bCs/>
-          <w:i w:val="false"/>
-          <w:iCs w:val="false"/>
-          <w:color w:val="2B2F77"/>
-          <w:sz w:val="30"/>
-          <w:szCs w:val="30"/>
-        </w:rPr>
-        <w:t xml:space="preserve">Конференция ЦЕНТР (2 Дивизион)</w:t>
       </w:r>
     </w:p>
     <w:p>
@@ -8997,7 +6555,7 @@
                 <w:sz w:val="18"/>
                 <w:szCs w:val="18"/>
               </w:rPr>
-              <w:t xml:space="preserve">226</w:t>
+              <w:t xml:space="preserve">2356</w:t>
             </w:r>
           </w:p>
         </w:tc>
@@ -9033,7 +6591,7 @@
                 <w:sz w:val="18"/>
                 <w:szCs w:val="18"/>
               </w:rPr>
-              <w:t xml:space="preserve">02.08.2026  10:00</w:t>
+              <w:t xml:space="preserve">06.08.2026  08:35</w:t>
             </w:r>
             <w:r>
               <w:rPr>
@@ -9047,7 +6605,7 @@
                 <w:szCs w:val="18"/>
               </w:rPr>
               <w:br/>
-              <w:t xml:space="preserve">Цементник — Метеор</w:t>
+              <w:t xml:space="preserve">Партизан — Металлист</w:t>
             </w:r>
           </w:p>
         </w:tc>
@@ -9083,7 +6641,7 @@
                 <w:sz w:val="18"/>
                 <w:szCs w:val="18"/>
               </w:rPr>
-              <w:t xml:space="preserve">итог 2:6</w:t>
+              <w:t xml:space="preserve">итог 4:6</w:t>
             </w:r>
             <w:r>
               <w:rPr>
@@ -9097,7 +6655,7 @@
                 <w:szCs w:val="18"/>
               </w:rPr>
               <w:br/>
-              <w:t xml:space="preserve">периоды 1:2 1:3 0:3 = 2:8</w:t>
+              <w:t xml:space="preserve">периоды 2:2 3:1 1:1 = 6:4</w:t>
             </w:r>
           </w:p>
         </w:tc>
@@ -9133,7 +6691,7 @@
                 <w:sz w:val="18"/>
                 <w:szCs w:val="18"/>
               </w:rPr>
-              <w:t xml:space="preserve">Счёт не сходится с суммой по периодам.</w:t>
+              <w:t xml:space="preserve">Сумма по периодам — 6:4, по ней победила команда Партизан. Итоговый счёт записан 4:6, по нему победила команда Металлист. Числа те же, но переставлены местами.</w:t>
             </w:r>
           </w:p>
         </w:tc>
@@ -9169,7 +6727,7 @@
                 <w:sz w:val="18"/>
                 <w:szCs w:val="18"/>
               </w:rPr>
-              <w:t xml:space="preserve">Проверяющий: итог 2:6 подтверждён по статистике на сайте лиги; там же периоды 1:2 1:3 0:3. Как было по периодам, сказать не может. Оставляем итог 2:6, а периоды как есть?</w:t>
+              <w:t xml:space="preserve">Кто победил на самом деле — Партизан или Металлист? Что записано неверно: итоговый счёт, счёт по периодам или порядок команд?</w:t>
             </w:r>
           </w:p>
         </w:tc>
@@ -10469,6 +8027,8 @@
                 <w:color w:val="1A1F36"/>
                 <w:sz w:val="18"/>
                 <w:szCs w:val="18"/>
+                <w:highlight w:val="yellow"/>
+                <w:highlightCs w:val="yellow"/>
               </w:rPr>
               <w:t xml:space="preserve">Сходится?</w:t>
             </w:r>
@@ -10956,7 +8516,7 @@
                 <w:sz w:val="20"/>
                 <w:szCs w:val="20"/>
               </w:rPr>
-              <w:t xml:space="preserve">392</w:t>
+              <w:t xml:space="preserve">395</w:t>
             </w:r>
           </w:p>
         </w:tc>
@@ -10993,7 +8553,7 @@
                 <w:sz w:val="20"/>
                 <w:szCs w:val="20"/>
               </w:rPr>
-              <w:t xml:space="preserve">787</w:t>
+              <w:t xml:space="preserve">790</w:t>
             </w:r>
           </w:p>
         </w:tc>
@@ -11144,7 +8704,7 @@
                 <w:sz w:val="20"/>
                 <w:szCs w:val="20"/>
               </w:rPr>
-              <w:t xml:space="preserve">372 + 3 под вопросом</w:t>
+              <w:t xml:space="preserve">372</w:t>
             </w:r>
           </w:p>
         </w:tc>
@@ -11892,7 +9452,7 @@
                 <w:sz w:val="20"/>
                 <w:szCs w:val="20"/>
               </w:rPr>
-              <w:t xml:space="preserve">1561</w:t>
+              <w:t xml:space="preserve">1564</w:t>
             </w:r>
           </w:p>
         </w:tc>
@@ -11930,7 +9490,7 @@
                 <w:sz w:val="20"/>
                 <w:szCs w:val="20"/>
               </w:rPr>
-              <w:t xml:space="preserve">3137</w:t>
+              <w:t xml:space="preserve">3140</w:t>
             </w:r>
           </w:p>
         </w:tc>
@@ -11973,24 +9533,6 @@
         </w:tc>
       </w:tr>
     </w:tbl>
-    <w:p>
-      <w:pPr>
-        <w:spacing w:after="100" w:before="80"/>
-      </w:pPr>
-      <w:r>
-        <w:rPr>
-          <w:rFonts w:ascii="Calibri" w:cs="Calibri" w:eastAsia="Calibri" w:hAnsi="Calibri"/>
-          <w:b w:val="false"/>
-          <w:bCs w:val="false"/>
-          <w:i w:val="false"/>
-          <w:iCs w:val="false"/>
-          <w:color w:val="5A5F7A"/>
-          <w:sz w:val="18"/>
-          <w:szCs w:val="18"/>
-        </w:rPr>
-        <w:t xml:space="preserve">В итог не включены матчи под вопросом: 3 — см. раздел Конференция ЗАПАД (2 Дивизион).</w:t>
-      </w:r>
-    </w:p>
     <w:p>
       <w:pPr>
         <w:keepNext/>
@@ -12009,6 +9551,8 @@
           <w:color w:val="2B2F77"/>
           <w:sz w:val="30"/>
           <w:szCs w:val="30"/>
+          <w:highlight w:val="yellow"/>
+          <w:highlightCs w:val="yellow"/>
         </w:rPr>
         <w:t xml:space="preserve">Ждём данные за сентябрь</w:t>
       </w:r>

--- a/reports/Svodny_otchet.docx
+++ b/reports/Svodny_otchet.docx
@@ -56,7 +56,7 @@
           <w:sz w:val="24"/>
           <w:szCs w:val="24"/>
         </w:rPr>
-        <w:t xml:space="preserve">С последними правками от 13.10.2026</w:t>
+        <w:t xml:space="preserve">С последними правками от 20.10.2026</w:t>
       </w:r>
     </w:p>
     <w:p>
@@ -75,7 +75,7 @@
           <w:sz w:val="20"/>
           <w:szCs w:val="20"/>
         </w:rPr>
-        <w:t xml:space="preserve">Дата: 13.10.2026</w:t>
+        <w:t xml:space="preserve">Дата: 20.10.2026</w:t>
       </w:r>
     </w:p>
     <w:p>
@@ -2507,7 +2507,7 @@
           <w:sz w:val="20"/>
           <w:szCs w:val="20"/>
         </w:rPr>
-        <w:t xml:space="preserve">Ответы проверяющих внесены 13.10.2026 по: Конференция ВОСТОК (1 Дивизион), Конференция ВОСТОК (2 Дивизион), Конференция ЗАПАД (1 Дивизион), Конференция ЗАПАД (2 Дивизион), Конференция ЦЕНТР (1 Дивизион), Конференция ЦЕНТР (2 Дивизион), Конференция ЦЕНТР (3 Дивизион). По ним в отчёте только то, что осталось.</w:t>
+        <w:t xml:space="preserve">Ответы проверяющих внесены 20.10.2026 по: Конференция ВОСТОК (1 Дивизион), Конференция ВОСТОК (2 Дивизион), Конференция ЗАПАД (1 Дивизион), Конференция ЗАПАД (2 Дивизион), Конференция ЦЕНТР (1 Дивизион), Конференция ЦЕНТР (2 Дивизион), Конференция ЦЕНТР (3 Дивизион). По ним в отчёте только то, что осталось.</w:t>
       </w:r>
     </w:p>
     <w:p>
@@ -2543,6 +2543,37 @@
           <w:highlightCs w:val="yellow"/>
         </w:rPr>
         <w:t xml:space="preserve">Похоже, составы команд копировались из матча в матч, поэтому одна и та же ошибка повторяется во всех матчах команды. Исправлять каждый матч не нужно — достаточно прислать верные составы команд с игровыми номерами: они приведены в разделах дивизионов в таблицах Составы команд, ошибочные строки выделены. Исправления во все матчи мы внесём сами.</w:t>
+      </w:r>
+    </w:p>
+    <w:p>
+      <w:pPr>
+        <w:spacing w:after="120" w:before="0"/>
+      </w:pPr>
+      <w:r>
+        <w:rPr>
+          <w:rFonts w:ascii="Calibri" w:cs="Calibri" w:eastAsia="Calibri" w:hAnsi="Calibri"/>
+          <w:b/>
+          <w:bCs/>
+          <w:i w:val="false"/>
+          <w:iCs w:val="false"/>
+          <w:color w:val="1A1F36"/>
+          <w:sz w:val="20"/>
+          <w:szCs w:val="20"/>
+        </w:rPr>
+        <w:t xml:space="preserve">3. Счёт сверен с сайтом лиги rhl-rus.ru. </w:t>
+      </w:r>
+      <w:r>
+        <w:rPr>
+          <w:rFonts w:ascii="Calibri" w:cs="Calibri" w:eastAsia="Calibri" w:hAnsi="Calibri"/>
+          <w:b w:val="false"/>
+          <w:bCs w:val="false"/>
+          <w:i w:val="false"/>
+          <w:iCs w:val="false"/>
+          <w:color w:val="1A1F36"/>
+          <w:sz w:val="20"/>
+          <w:szCs w:val="20"/>
+        </w:rPr>
+        <w:t xml:space="preserve">Проверено 46 матчей, в которых находились ошибки в счёте: в 38 сайт совпадает с ответами проверяющих. Расхождения сайта с ответами проверяющих решены в пользу ответов проверяющих (стр. 2521, 3076, 4396 ЗАПАД 1; стр. 2716 ЦЕНТР 1).</w:t>
       </w:r>
     </w:p>
     <w:p>
@@ -2620,7 +2651,7 @@
                 <w:sz w:val="18"/>
                 <w:szCs w:val="18"/>
               </w:rPr>
-              <w:t xml:space="preserve">Противоречие в ответах</w:t>
+              <w:t xml:space="preserve">Правило игрового дня и разные дивизионы</w:t>
             </w:r>
           </w:p>
         </w:tc>
@@ -2695,7 +2726,7 @@
                 <w:sz w:val="20"/>
                 <w:szCs w:val="20"/>
               </w:rPr>
-              <w:t xml:space="preserve">На вопрос: допускается ли, что игрок выступает за несколько команд, в каждой под своим номером, — ЗАПАД и ВОСТОК ответили: игроки могут выступать только в 1 команде одного дивизиона. ЦЕНТР ответил: допускается, что игрок может выступать за другую команду. Пока применяем каждый ответ к своей конференции.</w:t>
+              <w:t xml:space="preserve">Игрок может выступать за разные команды, но не в один игровой день. В ЗАПАДЕ одни и те же игроки записаны и в 1, и во 2 дивизионе в одни и те же дни.</w:t>
             </w:r>
           </w:p>
           <w:p>
@@ -2713,7 +2744,7 @@
                 <w:sz w:val="18"/>
                 <w:szCs w:val="18"/>
               </w:rPr>
-              <w:t xml:space="preserve">В ЦЕНТРЕ это: вратарь Сафронов — Метеор, Викинг и Сияжар (ЦЕНТР 2); вратари Еремкин и Жмакин — по три команды, Нарватов и Рябинин — Сармат и Штурм (ЦЕНТР 3).</w:t>
+              <w:t xml:space="preserve">Например, Авксентьев, Белов и Зарков: в ЗАПАДЕ 1 — за Звезду, Акул, Авиатор, Нефтяник, Медведей и Рысей, в ЗАПАДЕ 2 — за Беркут, Феникс и Электроник.</w:t>
             </w:r>
           </w:p>
           <w:p>
@@ -2733,7 +2764,7 @@
                 <w:highlight w:val="yellow"/>
                 <w:highlightCs w:val="yellow"/>
               </w:rPr>
-              <w:t xml:space="preserve">Правило в лиге одно для всех? Если да — какое? ЦЕНТР: в ответе имелась в виду другая команда того же дивизиона или команда другого дивизиона?</w:t>
+              <w:t xml:space="preserve">Правило не в один игровой день действует и между разными дивизионами?</w:t>
             </w:r>
           </w:p>
         </w:tc>
@@ -2832,7 +2863,7 @@
           <w:sz w:val="18"/>
           <w:szCs w:val="18"/>
         </w:rPr>
-        <w:t xml:space="preserve">Выделены игроки, записанные сразу за несколько команд (выступать можно только за одну), а также игроки без номера и с повторяющимся номером. Впишите верный состав команды — мы внесём его во все матчи.</w:t>
+        <w:t xml:space="preserve">Выделены игроки, записанные за разные команды в один игровой день (за разные команды можно, но не в один день), а также игроки без номера и с повторяющимся номером. Впишите верный состав команды — мы внесём его во все матчи.</w:t>
       </w:r>
     </w:p>
     <w:tbl>
@@ -3584,7 +3615,7 @@
           <w:sz w:val="18"/>
           <w:szCs w:val="18"/>
         </w:rPr>
-        <w:t xml:space="preserve">Выделены игроки, записанные сразу за несколько команд (выступать можно только за одну), а также игроки без номера и с повторяющимся номером. Впишите верный состав команды — мы внесём его во все матчи.</w:t>
+        <w:t xml:space="preserve">Выделены игроки, записанные за разные команды в один игровой день (за разные команды можно, но не в один день), а также игроки без номера и с повторяющимся номером. Впишите верный состав команды — мы внесём его во все матчи.</w:t>
       </w:r>
     </w:p>
     <w:tbl>
@@ -5284,7 +5315,7 @@
           <w:sz w:val="18"/>
           <w:szCs w:val="18"/>
         </w:rPr>
-        <w:t xml:space="preserve">Выделены игроки, записанные сразу за несколько команд (выступать можно только за одну), а также игроки без номера и с повторяющимся номером. Впишите верный состав команды — мы внесём его во все матчи.</w:t>
+        <w:t xml:space="preserve">Выделены игроки, записанные за разные команды в один игровой день (за разные команды можно, но не в один день), а также игроки без номера и с повторяющимся номером. Впишите верный состав команды — мы внесём его во все матчи.</w:t>
       </w:r>
     </w:p>
     <w:tbl>
@@ -6727,7 +6758,7 @@
                 <w:sz w:val="18"/>
                 <w:szCs w:val="18"/>
               </w:rPr>
-              <w:t xml:space="preserve">Кто победил на самом деле — Партизан или Металлист? Что записано неверно: итоговый счёт, счёт по периодам или порядок команд?</w:t>
+              <w:t xml:space="preserve">На сайте лиги то же самое: итог 4:6, периоды 2:2 3:1 1:1. Кто победил на самом деле — Партизан или Металлист? Что записано неверно: итоговый счёт, счёт по периодам или порядок команд?</w:t>
             </w:r>
           </w:p>
         </w:tc>
@@ -6772,7 +6803,1306 @@
           <w:sz w:val="24"/>
           <w:szCs w:val="24"/>
         </w:rPr>
-        <w:t xml:space="preserve">Ошибки</w:t>
+        <w:t xml:space="preserve">Составы команд</w:t>
+      </w:r>
+    </w:p>
+    <w:p>
+      <w:pPr>
+        <w:spacing w:after="100" w:before="0"/>
+      </w:pPr>
+      <w:r>
+        <w:rPr>
+          <w:rFonts w:ascii="Calibri" w:cs="Calibri" w:eastAsia="Calibri" w:hAnsi="Calibri"/>
+          <w:b w:val="false"/>
+          <w:bCs w:val="false"/>
+          <w:i w:val="false"/>
+          <w:iCs w:val="false"/>
+          <w:color w:val="5A5F7A"/>
+          <w:sz w:val="18"/>
+          <w:szCs w:val="18"/>
+        </w:rPr>
+        <w:t xml:space="preserve">Выделены игроки, записанные за разные команды в один игровой день (за разные команды можно, но не в один день), а также игроки без номера и с повторяющимся номером. Впишите верный состав команды — мы внесём его во все матчи.</w:t>
+      </w:r>
+    </w:p>
+    <w:tbl>
+      <w:tblPr>
+        <w:tblW w:type="dxa" w:w="15250"/>
+        <w:tblBorders>
+          <w:top w:val="single" w:color="auto" w:sz="4"/>
+          <w:left w:val="single" w:color="auto" w:sz="4"/>
+          <w:bottom w:val="single" w:color="auto" w:sz="4"/>
+          <w:right w:val="single" w:color="auto" w:sz="4"/>
+          <w:insideH w:val="single" w:color="auto" w:sz="4"/>
+          <w:insideV w:val="single" w:color="auto" w:sz="4"/>
+        </w:tblBorders>
+      </w:tblPr>
+      <w:tblGrid>
+        <w:gridCol w:w="2600"/>
+        <w:gridCol w:w="7200"/>
+        <w:gridCol w:w="5450"/>
+      </w:tblGrid>
+      <w:tr>
+        <w:trPr>
+          <w:tblHeader/>
+        </w:trPr>
+        <w:tc>
+          <w:tcPr>
+            <w:tcW w:type="dxa" w:w="2600"/>
+            <w:tcBorders>
+              <w:top w:val="single" w:color="C7CBDC" w:sz="4"/>
+              <w:left w:val="single" w:color="C7CBDC" w:sz="4"/>
+              <w:bottom w:val="single" w:color="C7CBDC" w:sz="4"/>
+              <w:right w:val="single" w:color="C7CBDC" w:sz="4"/>
+            </w:tcBorders>
+            <w:shd w:fill="EEF0F7" w:color="auto" w:val="clear"/>
+            <w:tcMar>
+              <w:top w:type="dxa" w:w="60"/>
+              <w:left w:type="dxa" w:w="90"/>
+              <w:bottom w:type="dxa" w:w="60"/>
+              <w:right w:type="dxa" w:w="90"/>
+            </w:tcMar>
+            <w:vAlign w:val="top"/>
+          </w:tcPr>
+          <w:p>
+            <w:pPr>
+              <w:spacing w:after="0" w:before="0"/>
+            </w:pPr>
+            <w:r>
+              <w:rPr>
+                <w:rFonts w:ascii="Calibri" w:cs="Calibri" w:eastAsia="Calibri" w:hAnsi="Calibri"/>
+                <w:b/>
+                <w:bCs/>
+                <w:i w:val="false"/>
+                <w:iCs w:val="false"/>
+                <w:color w:val="1A1F36"/>
+                <w:sz w:val="18"/>
+                <w:szCs w:val="18"/>
+              </w:rPr>
+              <w:t xml:space="preserve">Команда</w:t>
+            </w:r>
+          </w:p>
+        </w:tc>
+        <w:tc>
+          <w:tcPr>
+            <w:tcW w:type="dxa" w:w="7200"/>
+            <w:tcBorders>
+              <w:top w:val="single" w:color="C7CBDC" w:sz="4"/>
+              <w:left w:val="single" w:color="C7CBDC" w:sz="4"/>
+              <w:bottom w:val="single" w:color="C7CBDC" w:sz="4"/>
+              <w:right w:val="single" w:color="C7CBDC" w:sz="4"/>
+            </w:tcBorders>
+            <w:shd w:fill="EEF0F7" w:color="auto" w:val="clear"/>
+            <w:tcMar>
+              <w:top w:type="dxa" w:w="60"/>
+              <w:left w:type="dxa" w:w="90"/>
+              <w:bottom w:type="dxa" w:w="60"/>
+              <w:right w:type="dxa" w:w="90"/>
+            </w:tcMar>
+            <w:vAlign w:val="top"/>
+          </w:tcPr>
+          <w:p>
+            <w:pPr>
+              <w:spacing w:after="0" w:before="0"/>
+            </w:pPr>
+            <w:r>
+              <w:rPr>
+                <w:rFonts w:ascii="Calibri" w:cs="Calibri" w:eastAsia="Calibri" w:hAnsi="Calibri"/>
+                <w:b/>
+                <w:bCs/>
+                <w:i w:val="false"/>
+                <w:iCs w:val="false"/>
+                <w:color w:val="1A1F36"/>
+                <w:sz w:val="18"/>
+                <w:szCs w:val="18"/>
+              </w:rPr>
+              <w:t xml:space="preserve">Состав в файле</w:t>
+            </w:r>
+          </w:p>
+        </w:tc>
+        <w:tc>
+          <w:tcPr>
+            <w:tcW w:type="dxa" w:w="5450"/>
+            <w:tcBorders>
+              <w:top w:val="single" w:color="C7CBDC" w:sz="4"/>
+              <w:left w:val="single" w:color="C7CBDC" w:sz="4"/>
+              <w:bottom w:val="single" w:color="C7CBDC" w:sz="4"/>
+              <w:right w:val="single" w:color="C7CBDC" w:sz="4"/>
+            </w:tcBorders>
+            <w:shd w:fill="EEF0F7" w:color="auto" w:val="clear"/>
+            <w:tcMar>
+              <w:top w:type="dxa" w:w="60"/>
+              <w:left w:type="dxa" w:w="90"/>
+              <w:bottom w:type="dxa" w:w="60"/>
+              <w:right w:type="dxa" w:w="90"/>
+            </w:tcMar>
+            <w:vAlign w:val="top"/>
+          </w:tcPr>
+          <w:p>
+            <w:pPr>
+              <w:spacing w:after="0" w:before="0"/>
+            </w:pPr>
+            <w:r>
+              <w:rPr>
+                <w:rFonts w:ascii="Calibri" w:cs="Calibri" w:eastAsia="Calibri" w:hAnsi="Calibri"/>
+                <w:b/>
+                <w:bCs/>
+                <w:i w:val="false"/>
+                <w:iCs w:val="false"/>
+                <w:color w:val="1A1F36"/>
+                <w:sz w:val="18"/>
+                <w:szCs w:val="18"/>
+              </w:rPr>
+              <w:t xml:space="preserve">Верный состав (ФИО и номер)</w:t>
+            </w:r>
+          </w:p>
+        </w:tc>
+      </w:tr>
+      <w:tr>
+        <w:tc>
+          <w:tcPr>
+            <w:tcW w:type="dxa" w:w="2600"/>
+            <w:tcBorders>
+              <w:top w:val="single" w:color="C7CBDC" w:sz="4"/>
+              <w:left w:val="single" w:color="C7CBDC" w:sz="4"/>
+              <w:bottom w:val="single" w:color="C7CBDC" w:sz="4"/>
+              <w:right w:val="single" w:color="C7CBDC" w:sz="4"/>
+            </w:tcBorders>
+            <w:tcMar>
+              <w:top w:type="dxa" w:w="60"/>
+              <w:left w:type="dxa" w:w="90"/>
+              <w:bottom w:type="dxa" w:w="60"/>
+              <w:right w:type="dxa" w:w="90"/>
+            </w:tcMar>
+            <w:vAlign w:val="top"/>
+          </w:tcPr>
+          <w:p>
+            <w:pPr>
+              <w:spacing w:after="0" w:before="0"/>
+            </w:pPr>
+            <w:r>
+              <w:rPr>
+                <w:rFonts w:ascii="Calibri" w:cs="Calibri" w:eastAsia="Calibri" w:hAnsi="Calibri"/>
+                <w:b/>
+                <w:bCs/>
+                <w:i w:val="false"/>
+                <w:iCs w:val="false"/>
+                <w:color w:val="1A1F36"/>
+                <w:sz w:val="20"/>
+                <w:szCs w:val="20"/>
+              </w:rPr>
+              <w:t xml:space="preserve">Сармат</w:t>
+            </w:r>
+          </w:p>
+        </w:tc>
+        <w:tc>
+          <w:tcPr>
+            <w:tcW w:type="dxa" w:w="7200"/>
+            <w:tcBorders>
+              <w:top w:val="single" w:color="C7CBDC" w:sz="4"/>
+              <w:left w:val="single" w:color="C7CBDC" w:sz="4"/>
+              <w:bottom w:val="single" w:color="C7CBDC" w:sz="4"/>
+              <w:right w:val="single" w:color="C7CBDC" w:sz="4"/>
+            </w:tcBorders>
+            <w:tcMar>
+              <w:top w:type="dxa" w:w="60"/>
+              <w:left w:type="dxa" w:w="90"/>
+              <w:bottom w:type="dxa" w:w="60"/>
+              <w:right w:type="dxa" w:w="90"/>
+            </w:tcMar>
+            <w:vAlign w:val="top"/>
+          </w:tcPr>
+          <w:p>
+            <w:pPr>
+              <w:spacing w:after="20" w:before="0"/>
+            </w:pPr>
+            <w:r>
+              <w:rPr>
+                <w:rFonts w:ascii="Calibri" w:cs="Calibri" w:eastAsia="Calibri" w:hAnsi="Calibri"/>
+                <w:b w:val="false"/>
+                <w:bCs w:val="false"/>
+                <w:i/>
+                <w:iCs/>
+                <w:color w:val="5A5F7A"/>
+                <w:sz w:val="18"/>
+                <w:szCs w:val="18"/>
+              </w:rPr>
+              <w:t xml:space="preserve">июль 2026 — 4 матча</w:t>
+            </w:r>
+          </w:p>
+          <w:p>
+            <w:pPr>
+              <w:spacing w:after="0"/>
+            </w:pPr>
+            <w:r>
+              <w:rPr>
+                <w:rFonts w:ascii="Calibri" w:cs="Calibri" w:eastAsia="Calibri" w:hAnsi="Calibri"/>
+                <w:b w:val="false"/>
+                <w:bCs w:val="false"/>
+                <w:i w:val="false"/>
+                <w:iCs w:val="false"/>
+                <w:color w:val="1A1F36"/>
+                <w:sz w:val="18"/>
+                <w:szCs w:val="18"/>
+              </w:rPr>
+              <w:t xml:space="preserve">№1 Сафронов Максим Артемович</w:t>
+            </w:r>
+          </w:p>
+          <w:p>
+            <w:pPr>
+              <w:spacing w:after="0"/>
+            </w:pPr>
+            <w:r>
+              <w:rPr>
+                <w:rFonts w:ascii="Calibri" w:cs="Calibri" w:eastAsia="Calibri" w:hAnsi="Calibri"/>
+                <w:b w:val="false"/>
+                <w:bCs w:val="false"/>
+                <w:i w:val="false"/>
+                <w:iCs w:val="false"/>
+                <w:color w:val="1A1F36"/>
+                <w:sz w:val="18"/>
+                <w:szCs w:val="18"/>
+              </w:rPr>
+              <w:t xml:space="preserve">№89 Нарватов Александр Петрович</w:t>
+            </w:r>
+          </w:p>
+          <w:p>
+            <w:pPr>
+              <w:shd w:fill="FFF2A8" w:color="auto" w:val="clear"/>
+              <w:spacing w:after="0"/>
+            </w:pPr>
+            <w:r>
+              <w:rPr>
+                <w:rFonts w:ascii="Calibri" w:cs="Calibri" w:eastAsia="Calibri" w:hAnsi="Calibri"/>
+                <w:b/>
+                <w:bCs/>
+                <w:i w:val="false"/>
+                <w:iCs w:val="false"/>
+                <w:color w:val="1A1F36"/>
+                <w:sz w:val="18"/>
+                <w:szCs w:val="18"/>
+              </w:rPr>
+              <w:t xml:space="preserve">№12 Рябинин Евгений Васильевич</w:t>
+            </w:r>
+            <w:r>
+              <w:rPr>
+                <w:rFonts w:ascii="Calibri" w:cs="Calibri" w:eastAsia="Calibri" w:hAnsi="Calibri"/>
+                <w:b w:val="false"/>
+                <w:bCs w:val="false"/>
+                <w:i w:val="false"/>
+                <w:iCs w:val="false"/>
+                <w:color w:val="B45309"/>
+                <w:sz w:val="18"/>
+                <w:szCs w:val="18"/>
+              </w:rPr>
+              <w:t xml:space="preserve">  — записан также за Штурм (№7)</w:t>
+            </w:r>
+          </w:p>
+          <w:p>
+            <w:pPr>
+              <w:spacing w:after="0"/>
+            </w:pPr>
+            <w:r>
+              <w:rPr>
+                <w:rFonts w:ascii="Calibri" w:cs="Calibri" w:eastAsia="Calibri" w:hAnsi="Calibri"/>
+                <w:b w:val="false"/>
+                <w:bCs w:val="false"/>
+                <w:i w:val="false"/>
+                <w:iCs w:val="false"/>
+                <w:color w:val="1A1F36"/>
+                <w:sz w:val="18"/>
+                <w:szCs w:val="18"/>
+              </w:rPr>
+              <w:t xml:space="preserve">№13 Марценюк Александр Николаевич</w:t>
+            </w:r>
+          </w:p>
+          <w:p>
+            <w:pPr>
+              <w:spacing w:after="0"/>
+            </w:pPr>
+            <w:r>
+              <w:rPr>
+                <w:rFonts w:ascii="Calibri" w:cs="Calibri" w:eastAsia="Calibri" w:hAnsi="Calibri"/>
+                <w:b w:val="false"/>
+                <w:bCs w:val="false"/>
+                <w:i w:val="false"/>
+                <w:iCs w:val="false"/>
+                <w:color w:val="1A1F36"/>
+                <w:sz w:val="18"/>
+                <w:szCs w:val="18"/>
+              </w:rPr>
+              <w:t xml:space="preserve">№40 Асанов Игорь Александрович</w:t>
+            </w:r>
+          </w:p>
+          <w:p>
+            <w:pPr>
+              <w:spacing w:after="0"/>
+            </w:pPr>
+            <w:r>
+              <w:rPr>
+                <w:rFonts w:ascii="Calibri" w:cs="Calibri" w:eastAsia="Calibri" w:hAnsi="Calibri"/>
+                <w:b w:val="false"/>
+                <w:bCs w:val="false"/>
+                <w:i w:val="false"/>
+                <w:iCs w:val="false"/>
+                <w:color w:val="1A1F36"/>
+                <w:sz w:val="18"/>
+                <w:szCs w:val="18"/>
+              </w:rPr>
+              <w:t xml:space="preserve">№61 Веретенников Артем Сергеевич</w:t>
+            </w:r>
+          </w:p>
+          <w:p>
+            <w:pPr>
+              <w:spacing w:after="0"/>
+            </w:pPr>
+            <w:r>
+              <w:rPr>
+                <w:rFonts w:ascii="Calibri" w:cs="Calibri" w:eastAsia="Calibri" w:hAnsi="Calibri"/>
+                <w:b w:val="false"/>
+                <w:bCs w:val="false"/>
+                <w:i w:val="false"/>
+                <w:iCs w:val="false"/>
+                <w:color w:val="1A1F36"/>
+                <w:sz w:val="18"/>
+                <w:szCs w:val="18"/>
+              </w:rPr>
+              <w:t xml:space="preserve">№7 Надин Максим Александрович</w:t>
+            </w:r>
+          </w:p>
+          <w:p>
+            <w:pPr>
+              <w:spacing w:after="0"/>
+            </w:pPr>
+            <w:r>
+              <w:rPr>
+                <w:rFonts w:ascii="Calibri" w:cs="Calibri" w:eastAsia="Calibri" w:hAnsi="Calibri"/>
+                <w:b w:val="false"/>
+                <w:bCs w:val="false"/>
+                <w:i w:val="false"/>
+                <w:iCs w:val="false"/>
+                <w:color w:val="1A1F36"/>
+                <w:sz w:val="18"/>
+                <w:szCs w:val="18"/>
+              </w:rPr>
+              <w:t xml:space="preserve">№19 Давыдов Денис Викторович</w:t>
+            </w:r>
+          </w:p>
+          <w:p>
+            <w:pPr>
+              <w:spacing w:after="0"/>
+            </w:pPr>
+            <w:r>
+              <w:rPr>
+                <w:rFonts w:ascii="Calibri" w:cs="Calibri" w:eastAsia="Calibri" w:hAnsi="Calibri"/>
+                <w:b w:val="false"/>
+                <w:bCs w:val="false"/>
+                <w:i w:val="false"/>
+                <w:iCs w:val="false"/>
+                <w:color w:val="1A1F36"/>
+                <w:sz w:val="18"/>
+                <w:szCs w:val="18"/>
+              </w:rPr>
+              <w:t xml:space="preserve">№55 Маслов Александр Михайлович</w:t>
+            </w:r>
+          </w:p>
+          <w:p>
+            <w:pPr>
+              <w:spacing w:after="20" w:before="100"/>
+            </w:pPr>
+            <w:r>
+              <w:rPr>
+                <w:rFonts w:ascii="Calibri" w:cs="Calibri" w:eastAsia="Calibri" w:hAnsi="Calibri"/>
+                <w:b w:val="false"/>
+                <w:bCs w:val="false"/>
+                <w:i/>
+                <w:iCs/>
+                <w:color w:val="5A5F7A"/>
+                <w:sz w:val="18"/>
+                <w:szCs w:val="18"/>
+              </w:rPr>
+              <w:t xml:space="preserve">июль 2026 — 2 матча</w:t>
+            </w:r>
+          </w:p>
+          <w:p>
+            <w:pPr>
+              <w:spacing w:after="0"/>
+            </w:pPr>
+            <w:r>
+              <w:rPr>
+                <w:rFonts w:ascii="Calibri" w:cs="Calibri" w:eastAsia="Calibri" w:hAnsi="Calibri"/>
+                <w:b w:val="false"/>
+                <w:bCs w:val="false"/>
+                <w:i w:val="false"/>
+                <w:iCs w:val="false"/>
+                <w:color w:val="1A1F36"/>
+                <w:sz w:val="18"/>
+                <w:szCs w:val="18"/>
+              </w:rPr>
+              <w:t xml:space="preserve">№1 Сафронов Максим Артемович</w:t>
+            </w:r>
+          </w:p>
+          <w:p>
+            <w:pPr>
+              <w:spacing w:after="0"/>
+            </w:pPr>
+            <w:r>
+              <w:rPr>
+                <w:rFonts w:ascii="Calibri" w:cs="Calibri" w:eastAsia="Calibri" w:hAnsi="Calibri"/>
+                <w:b w:val="false"/>
+                <w:bCs w:val="false"/>
+                <w:i w:val="false"/>
+                <w:iCs w:val="false"/>
+                <w:color w:val="1A1F36"/>
+                <w:sz w:val="18"/>
+                <w:szCs w:val="18"/>
+              </w:rPr>
+              <w:t xml:space="preserve">№11 Дрондин Алексей Сергеевич</w:t>
+            </w:r>
+          </w:p>
+          <w:p>
+            <w:pPr>
+              <w:shd w:fill="FFF2A8" w:color="auto" w:val="clear"/>
+              <w:spacing w:after="0"/>
+            </w:pPr>
+            <w:r>
+              <w:rPr>
+                <w:rFonts w:ascii="Calibri" w:cs="Calibri" w:eastAsia="Calibri" w:hAnsi="Calibri"/>
+                <w:b/>
+                <w:bCs/>
+                <w:i w:val="false"/>
+                <w:iCs w:val="false"/>
+                <w:color w:val="1A1F36"/>
+                <w:sz w:val="18"/>
+                <w:szCs w:val="18"/>
+              </w:rPr>
+              <w:t xml:space="preserve">№12 Рябинин Евгений Васильевич</w:t>
+            </w:r>
+            <w:r>
+              <w:rPr>
+                <w:rFonts w:ascii="Calibri" w:cs="Calibri" w:eastAsia="Calibri" w:hAnsi="Calibri"/>
+                <w:b w:val="false"/>
+                <w:bCs w:val="false"/>
+                <w:i w:val="false"/>
+                <w:iCs w:val="false"/>
+                <w:color w:val="B45309"/>
+                <w:sz w:val="18"/>
+                <w:szCs w:val="18"/>
+              </w:rPr>
+              <w:t xml:space="preserve">  — записан также за Штурм (№7)</w:t>
+            </w:r>
+          </w:p>
+          <w:p>
+            <w:pPr>
+              <w:spacing w:after="0"/>
+            </w:pPr>
+            <w:r>
+              <w:rPr>
+                <w:rFonts w:ascii="Calibri" w:cs="Calibri" w:eastAsia="Calibri" w:hAnsi="Calibri"/>
+                <w:b w:val="false"/>
+                <w:bCs w:val="false"/>
+                <w:i w:val="false"/>
+                <w:iCs w:val="false"/>
+                <w:color w:val="1A1F36"/>
+                <w:sz w:val="18"/>
+                <w:szCs w:val="18"/>
+              </w:rPr>
+              <w:t xml:space="preserve">№13 Марценюк Александр Николаевич</w:t>
+            </w:r>
+          </w:p>
+          <w:p>
+            <w:pPr>
+              <w:spacing w:after="0"/>
+            </w:pPr>
+            <w:r>
+              <w:rPr>
+                <w:rFonts w:ascii="Calibri" w:cs="Calibri" w:eastAsia="Calibri" w:hAnsi="Calibri"/>
+                <w:b w:val="false"/>
+                <w:bCs w:val="false"/>
+                <w:i w:val="false"/>
+                <w:iCs w:val="false"/>
+                <w:color w:val="1A1F36"/>
+                <w:sz w:val="18"/>
+                <w:szCs w:val="18"/>
+              </w:rPr>
+              <w:t xml:space="preserve">№40 Асанов Игорь Александрович</w:t>
+            </w:r>
+          </w:p>
+          <w:p>
+            <w:pPr>
+              <w:spacing w:after="0"/>
+            </w:pPr>
+            <w:r>
+              <w:rPr>
+                <w:rFonts w:ascii="Calibri" w:cs="Calibri" w:eastAsia="Calibri" w:hAnsi="Calibri"/>
+                <w:b w:val="false"/>
+                <w:bCs w:val="false"/>
+                <w:i w:val="false"/>
+                <w:iCs w:val="false"/>
+                <w:color w:val="1A1F36"/>
+                <w:sz w:val="18"/>
+                <w:szCs w:val="18"/>
+              </w:rPr>
+              <w:t xml:space="preserve">№61 Веретенников Артем Сергеевич</w:t>
+            </w:r>
+          </w:p>
+          <w:p>
+            <w:pPr>
+              <w:spacing w:after="0"/>
+            </w:pPr>
+            <w:r>
+              <w:rPr>
+                <w:rFonts w:ascii="Calibri" w:cs="Calibri" w:eastAsia="Calibri" w:hAnsi="Calibri"/>
+                <w:b w:val="false"/>
+                <w:bCs w:val="false"/>
+                <w:i w:val="false"/>
+                <w:iCs w:val="false"/>
+                <w:color w:val="1A1F36"/>
+                <w:sz w:val="18"/>
+                <w:szCs w:val="18"/>
+              </w:rPr>
+              <w:t xml:space="preserve">№7 Надин Максим Александрович</w:t>
+            </w:r>
+          </w:p>
+          <w:p>
+            <w:pPr>
+              <w:spacing w:after="0"/>
+            </w:pPr>
+            <w:r>
+              <w:rPr>
+                <w:rFonts w:ascii="Calibri" w:cs="Calibri" w:eastAsia="Calibri" w:hAnsi="Calibri"/>
+                <w:b w:val="false"/>
+                <w:bCs w:val="false"/>
+                <w:i w:val="false"/>
+                <w:iCs w:val="false"/>
+                <w:color w:val="1A1F36"/>
+                <w:sz w:val="18"/>
+                <w:szCs w:val="18"/>
+              </w:rPr>
+              <w:t xml:space="preserve">№19 Давыдов Денис Викторович</w:t>
+            </w:r>
+          </w:p>
+          <w:p>
+            <w:pPr>
+              <w:spacing w:after="0"/>
+            </w:pPr>
+            <w:r>
+              <w:rPr>
+                <w:rFonts w:ascii="Calibri" w:cs="Calibri" w:eastAsia="Calibri" w:hAnsi="Calibri"/>
+                <w:b w:val="false"/>
+                <w:bCs w:val="false"/>
+                <w:i w:val="false"/>
+                <w:iCs w:val="false"/>
+                <w:color w:val="1A1F36"/>
+                <w:sz w:val="18"/>
+                <w:szCs w:val="18"/>
+              </w:rPr>
+              <w:t xml:space="preserve">№55 Маслов Александр Михайлович</w:t>
+            </w:r>
+          </w:p>
+        </w:tc>
+        <w:tc>
+          <w:tcPr>
+            <w:tcW w:type="dxa" w:w="5450"/>
+            <w:tcBorders>
+              <w:top w:val="single" w:color="C7CBDC" w:sz="4"/>
+              <w:left w:val="single" w:color="C7CBDC" w:sz="4"/>
+              <w:bottom w:val="single" w:color="C7CBDC" w:sz="4"/>
+              <w:right w:val="single" w:color="C7CBDC" w:sz="4"/>
+            </w:tcBorders>
+            <w:tcMar>
+              <w:top w:type="dxa" w:w="60"/>
+              <w:left w:type="dxa" w:w="90"/>
+              <w:bottom w:type="dxa" w:w="60"/>
+              <w:right w:type="dxa" w:w="90"/>
+            </w:tcMar>
+            <w:vAlign w:val="top"/>
+          </w:tcPr>
+          <w:p>
+            <w:pPr>
+              <w:spacing w:after="0" w:before="0"/>
+            </w:pPr>
+            <w:r>
+              <w:rPr>
+                <w:rFonts w:ascii="Calibri" w:cs="Calibri" w:eastAsia="Calibri" w:hAnsi="Calibri"/>
+                <w:b w:val="false"/>
+                <w:bCs w:val="false"/>
+                <w:i w:val="false"/>
+                <w:iCs w:val="false"/>
+                <w:color w:val="1A1F36"/>
+                <w:sz w:val="18"/>
+                <w:szCs w:val="18"/>
+              </w:rPr>
+              <w:t xml:space="preserve"/>
+            </w:r>
+          </w:p>
+        </w:tc>
+      </w:tr>
+      <w:tr>
+        <w:tc>
+          <w:tcPr>
+            <w:tcW w:type="dxa" w:w="2600"/>
+            <w:tcBorders>
+              <w:top w:val="single" w:color="C7CBDC" w:sz="4"/>
+              <w:left w:val="single" w:color="C7CBDC" w:sz="4"/>
+              <w:bottom w:val="single" w:color="C7CBDC" w:sz="4"/>
+              <w:right w:val="single" w:color="C7CBDC" w:sz="4"/>
+            </w:tcBorders>
+            <w:shd w:fill="F7F8FC" w:color="auto" w:val="clear"/>
+            <w:tcMar>
+              <w:top w:type="dxa" w:w="60"/>
+              <w:left w:type="dxa" w:w="90"/>
+              <w:bottom w:type="dxa" w:w="60"/>
+              <w:right w:type="dxa" w:w="90"/>
+            </w:tcMar>
+            <w:vAlign w:val="top"/>
+          </w:tcPr>
+          <w:p>
+            <w:pPr>
+              <w:spacing w:after="0" w:before="0"/>
+            </w:pPr>
+            <w:r>
+              <w:rPr>
+                <w:rFonts w:ascii="Calibri" w:cs="Calibri" w:eastAsia="Calibri" w:hAnsi="Calibri"/>
+                <w:b/>
+                <w:bCs/>
+                <w:i w:val="false"/>
+                <w:iCs w:val="false"/>
+                <w:color w:val="1A1F36"/>
+                <w:sz w:val="20"/>
+                <w:szCs w:val="20"/>
+              </w:rPr>
+              <w:t xml:space="preserve">Штурм</w:t>
+            </w:r>
+          </w:p>
+        </w:tc>
+        <w:tc>
+          <w:tcPr>
+            <w:tcW w:type="dxa" w:w="7200"/>
+            <w:tcBorders>
+              <w:top w:val="single" w:color="C7CBDC" w:sz="4"/>
+              <w:left w:val="single" w:color="C7CBDC" w:sz="4"/>
+              <w:bottom w:val="single" w:color="C7CBDC" w:sz="4"/>
+              <w:right w:val="single" w:color="C7CBDC" w:sz="4"/>
+            </w:tcBorders>
+            <w:shd w:fill="F7F8FC" w:color="auto" w:val="clear"/>
+            <w:tcMar>
+              <w:top w:type="dxa" w:w="60"/>
+              <w:left w:type="dxa" w:w="90"/>
+              <w:bottom w:type="dxa" w:w="60"/>
+              <w:right w:type="dxa" w:w="90"/>
+            </w:tcMar>
+            <w:vAlign w:val="top"/>
+          </w:tcPr>
+          <w:p>
+            <w:pPr>
+              <w:spacing w:after="20" w:before="0"/>
+            </w:pPr>
+            <w:r>
+              <w:rPr>
+                <w:rFonts w:ascii="Calibri" w:cs="Calibri" w:eastAsia="Calibri" w:hAnsi="Calibri"/>
+                <w:b w:val="false"/>
+                <w:bCs w:val="false"/>
+                <w:i/>
+                <w:iCs/>
+                <w:color w:val="5A5F7A"/>
+                <w:sz w:val="18"/>
+                <w:szCs w:val="18"/>
+              </w:rPr>
+              <w:t xml:space="preserve">июль 2026 — 4 матча</w:t>
+            </w:r>
+          </w:p>
+          <w:p>
+            <w:pPr>
+              <w:spacing w:after="0"/>
+            </w:pPr>
+            <w:r>
+              <w:rPr>
+                <w:rFonts w:ascii="Calibri" w:cs="Calibri" w:eastAsia="Calibri" w:hAnsi="Calibri"/>
+                <w:b w:val="false"/>
+                <w:bCs w:val="false"/>
+                <w:i w:val="false"/>
+                <w:iCs w:val="false"/>
+                <w:color w:val="1A1F36"/>
+                <w:sz w:val="18"/>
+                <w:szCs w:val="18"/>
+              </w:rPr>
+              <w:t xml:space="preserve">№1 Жмакин Алексей Владимирович</w:t>
+            </w:r>
+          </w:p>
+          <w:p>
+            <w:pPr>
+              <w:spacing w:after="0"/>
+            </w:pPr>
+            <w:r>
+              <w:rPr>
+                <w:rFonts w:ascii="Calibri" w:cs="Calibri" w:eastAsia="Calibri" w:hAnsi="Calibri"/>
+                <w:b w:val="false"/>
+                <w:bCs w:val="false"/>
+                <w:i w:val="false"/>
+                <w:iCs w:val="false"/>
+                <w:color w:val="1A1F36"/>
+                <w:sz w:val="18"/>
+                <w:szCs w:val="18"/>
+              </w:rPr>
+              <w:t xml:space="preserve">№69 Шароватов Василий Александрович</w:t>
+            </w:r>
+          </w:p>
+          <w:p>
+            <w:pPr>
+              <w:spacing w:after="0"/>
+            </w:pPr>
+            <w:r>
+              <w:rPr>
+                <w:rFonts w:ascii="Calibri" w:cs="Calibri" w:eastAsia="Calibri" w:hAnsi="Calibri"/>
+                <w:b w:val="false"/>
+                <w:bCs w:val="false"/>
+                <w:i w:val="false"/>
+                <w:iCs w:val="false"/>
+                <w:color w:val="1A1F36"/>
+                <w:sz w:val="18"/>
+                <w:szCs w:val="18"/>
+              </w:rPr>
+              <w:t xml:space="preserve">№74 Кисляков Сергей Николаевич</w:t>
+            </w:r>
+          </w:p>
+          <w:p>
+            <w:pPr>
+              <w:spacing w:after="0"/>
+            </w:pPr>
+            <w:r>
+              <w:rPr>
+                <w:rFonts w:ascii="Calibri" w:cs="Calibri" w:eastAsia="Calibri" w:hAnsi="Calibri"/>
+                <w:b w:val="false"/>
+                <w:bCs w:val="false"/>
+                <w:i w:val="false"/>
+                <w:iCs w:val="false"/>
+                <w:color w:val="1A1F36"/>
+                <w:sz w:val="18"/>
+                <w:szCs w:val="18"/>
+              </w:rPr>
+              <w:t xml:space="preserve">№78 Седов Сергей Викторович</w:t>
+            </w:r>
+          </w:p>
+          <w:p>
+            <w:pPr>
+              <w:spacing w:after="0"/>
+            </w:pPr>
+            <w:r>
+              <w:rPr>
+                <w:rFonts w:ascii="Calibri" w:cs="Calibri" w:eastAsia="Calibri" w:hAnsi="Calibri"/>
+                <w:b w:val="false"/>
+                <w:bCs w:val="false"/>
+                <w:i w:val="false"/>
+                <w:iCs w:val="false"/>
+                <w:color w:val="1A1F36"/>
+                <w:sz w:val="18"/>
+                <w:szCs w:val="18"/>
+              </w:rPr>
+              <w:t xml:space="preserve">№37 Ермаков Павел Николаевич</w:t>
+            </w:r>
+          </w:p>
+          <w:p>
+            <w:pPr>
+              <w:spacing w:after="0"/>
+            </w:pPr>
+            <w:r>
+              <w:rPr>
+                <w:rFonts w:ascii="Calibri" w:cs="Calibri" w:eastAsia="Calibri" w:hAnsi="Calibri"/>
+                <w:b w:val="false"/>
+                <w:bCs w:val="false"/>
+                <w:i w:val="false"/>
+                <w:iCs w:val="false"/>
+                <w:color w:val="1A1F36"/>
+                <w:sz w:val="18"/>
+                <w:szCs w:val="18"/>
+              </w:rPr>
+              <w:t xml:space="preserve">№88 Борсуков Николай Александрович</w:t>
+            </w:r>
+          </w:p>
+          <w:p>
+            <w:pPr>
+              <w:spacing w:after="0"/>
+            </w:pPr>
+            <w:r>
+              <w:rPr>
+                <w:rFonts w:ascii="Calibri" w:cs="Calibri" w:eastAsia="Calibri" w:hAnsi="Calibri"/>
+                <w:b w:val="false"/>
+                <w:bCs w:val="false"/>
+                <w:i w:val="false"/>
+                <w:iCs w:val="false"/>
+                <w:color w:val="1A1F36"/>
+                <w:sz w:val="18"/>
+                <w:szCs w:val="18"/>
+              </w:rPr>
+              <w:t xml:space="preserve">№33 Яфуняев Рушан Рафикович</w:t>
+            </w:r>
+          </w:p>
+          <w:p>
+            <w:pPr>
+              <w:spacing w:after="0"/>
+            </w:pPr>
+            <w:r>
+              <w:rPr>
+                <w:rFonts w:ascii="Calibri" w:cs="Calibri" w:eastAsia="Calibri" w:hAnsi="Calibri"/>
+                <w:b w:val="false"/>
+                <w:bCs w:val="false"/>
+                <w:i w:val="false"/>
+                <w:iCs w:val="false"/>
+                <w:color w:val="1A1F36"/>
+                <w:sz w:val="18"/>
+                <w:szCs w:val="18"/>
+              </w:rPr>
+              <w:t xml:space="preserve">№30 Павлов Виктор Иванович</w:t>
+            </w:r>
+          </w:p>
+          <w:p>
+            <w:pPr>
+              <w:spacing w:after="0"/>
+            </w:pPr>
+            <w:r>
+              <w:rPr>
+                <w:rFonts w:ascii="Calibri" w:cs="Calibri" w:eastAsia="Calibri" w:hAnsi="Calibri"/>
+                <w:b w:val="false"/>
+                <w:bCs w:val="false"/>
+                <w:i w:val="false"/>
+                <w:iCs w:val="false"/>
+                <w:color w:val="1A1F36"/>
+                <w:sz w:val="18"/>
+                <w:szCs w:val="18"/>
+              </w:rPr>
+              <w:t xml:space="preserve">№7 Буянкин Андрей Сергеевич</w:t>
+            </w:r>
+          </w:p>
+          <w:p>
+            <w:pPr>
+              <w:spacing w:after="20" w:before="100"/>
+            </w:pPr>
+            <w:r>
+              <w:rPr>
+                <w:rFonts w:ascii="Calibri" w:cs="Calibri" w:eastAsia="Calibri" w:hAnsi="Calibri"/>
+                <w:b w:val="false"/>
+                <w:bCs w:val="false"/>
+                <w:i/>
+                <w:iCs/>
+                <w:color w:val="5A5F7A"/>
+                <w:sz w:val="18"/>
+                <w:szCs w:val="18"/>
+              </w:rPr>
+              <w:t xml:space="preserve">июль 2026 — 2 матча</w:t>
+            </w:r>
+          </w:p>
+          <w:p>
+            <w:pPr>
+              <w:spacing w:after="0"/>
+            </w:pPr>
+            <w:r>
+              <w:rPr>
+                <w:rFonts w:ascii="Calibri" w:cs="Calibri" w:eastAsia="Calibri" w:hAnsi="Calibri"/>
+                <w:b w:val="false"/>
+                <w:bCs w:val="false"/>
+                <w:i w:val="false"/>
+                <w:iCs w:val="false"/>
+                <w:color w:val="1A1F36"/>
+                <w:sz w:val="18"/>
+                <w:szCs w:val="18"/>
+              </w:rPr>
+              <w:t xml:space="preserve">№1 Еремкин Александр Михайлович</w:t>
+            </w:r>
+          </w:p>
+          <w:p>
+            <w:pPr>
+              <w:spacing w:after="0"/>
+            </w:pPr>
+            <w:r>
+              <w:rPr>
+                <w:rFonts w:ascii="Calibri" w:cs="Calibri" w:eastAsia="Calibri" w:hAnsi="Calibri"/>
+                <w:b w:val="false"/>
+                <w:bCs w:val="false"/>
+                <w:i w:val="false"/>
+                <w:iCs w:val="false"/>
+                <w:color w:val="1A1F36"/>
+                <w:sz w:val="18"/>
+                <w:szCs w:val="18"/>
+              </w:rPr>
+              <w:t xml:space="preserve">№69 Шароватов Василий Александрович</w:t>
+            </w:r>
+          </w:p>
+          <w:p>
+            <w:pPr>
+              <w:spacing w:after="0"/>
+            </w:pPr>
+            <w:r>
+              <w:rPr>
+                <w:rFonts w:ascii="Calibri" w:cs="Calibri" w:eastAsia="Calibri" w:hAnsi="Calibri"/>
+                <w:b w:val="false"/>
+                <w:bCs w:val="false"/>
+                <w:i w:val="false"/>
+                <w:iCs w:val="false"/>
+                <w:color w:val="1A1F36"/>
+                <w:sz w:val="18"/>
+                <w:szCs w:val="18"/>
+              </w:rPr>
+              <w:t xml:space="preserve">№74 Кисляков Сергей Николаевич</w:t>
+            </w:r>
+          </w:p>
+          <w:p>
+            <w:pPr>
+              <w:spacing w:after="0"/>
+            </w:pPr>
+            <w:r>
+              <w:rPr>
+                <w:rFonts w:ascii="Calibri" w:cs="Calibri" w:eastAsia="Calibri" w:hAnsi="Calibri"/>
+                <w:b w:val="false"/>
+                <w:bCs w:val="false"/>
+                <w:i w:val="false"/>
+                <w:iCs w:val="false"/>
+                <w:color w:val="1A1F36"/>
+                <w:sz w:val="18"/>
+                <w:szCs w:val="18"/>
+              </w:rPr>
+              <w:t xml:space="preserve">№78 Седов Сергей Викторович</w:t>
+            </w:r>
+          </w:p>
+          <w:p>
+            <w:pPr>
+              <w:spacing w:after="0"/>
+            </w:pPr>
+            <w:r>
+              <w:rPr>
+                <w:rFonts w:ascii="Calibri" w:cs="Calibri" w:eastAsia="Calibri" w:hAnsi="Calibri"/>
+                <w:b w:val="false"/>
+                <w:bCs w:val="false"/>
+                <w:i w:val="false"/>
+                <w:iCs w:val="false"/>
+                <w:color w:val="1A1F36"/>
+                <w:sz w:val="18"/>
+                <w:szCs w:val="18"/>
+              </w:rPr>
+              <w:t xml:space="preserve">№37 Ермаков Павел Николаевич</w:t>
+            </w:r>
+          </w:p>
+          <w:p>
+            <w:pPr>
+              <w:spacing w:after="0"/>
+            </w:pPr>
+            <w:r>
+              <w:rPr>
+                <w:rFonts w:ascii="Calibri" w:cs="Calibri" w:eastAsia="Calibri" w:hAnsi="Calibri"/>
+                <w:b w:val="false"/>
+                <w:bCs w:val="false"/>
+                <w:i w:val="false"/>
+                <w:iCs w:val="false"/>
+                <w:color w:val="1A1F36"/>
+                <w:sz w:val="18"/>
+                <w:szCs w:val="18"/>
+              </w:rPr>
+              <w:t xml:space="preserve">№88 Борсуков Николай Александрович</w:t>
+            </w:r>
+          </w:p>
+          <w:p>
+            <w:pPr>
+              <w:spacing w:after="0"/>
+            </w:pPr>
+            <w:r>
+              <w:rPr>
+                <w:rFonts w:ascii="Calibri" w:cs="Calibri" w:eastAsia="Calibri" w:hAnsi="Calibri"/>
+                <w:b w:val="false"/>
+                <w:bCs w:val="false"/>
+                <w:i w:val="false"/>
+                <w:iCs w:val="false"/>
+                <w:color w:val="1A1F36"/>
+                <w:sz w:val="18"/>
+                <w:szCs w:val="18"/>
+              </w:rPr>
+              <w:t xml:space="preserve">№33 Яфуняев Рушан Рафикович</w:t>
+            </w:r>
+          </w:p>
+          <w:p>
+            <w:pPr>
+              <w:spacing w:after="0"/>
+            </w:pPr>
+            <w:r>
+              <w:rPr>
+                <w:rFonts w:ascii="Calibri" w:cs="Calibri" w:eastAsia="Calibri" w:hAnsi="Calibri"/>
+                <w:b w:val="false"/>
+                <w:bCs w:val="false"/>
+                <w:i w:val="false"/>
+                <w:iCs w:val="false"/>
+                <w:color w:val="1A1F36"/>
+                <w:sz w:val="18"/>
+                <w:szCs w:val="18"/>
+              </w:rPr>
+              <w:t xml:space="preserve">№30 Павлов Виктор Иванович</w:t>
+            </w:r>
+          </w:p>
+          <w:p>
+            <w:pPr>
+              <w:spacing w:after="0"/>
+            </w:pPr>
+            <w:r>
+              <w:rPr>
+                <w:rFonts w:ascii="Calibri" w:cs="Calibri" w:eastAsia="Calibri" w:hAnsi="Calibri"/>
+                <w:b w:val="false"/>
+                <w:bCs w:val="false"/>
+                <w:i w:val="false"/>
+                <w:iCs w:val="false"/>
+                <w:color w:val="1A1F36"/>
+                <w:sz w:val="18"/>
+                <w:szCs w:val="18"/>
+              </w:rPr>
+              <w:t xml:space="preserve">№7 Буянкин Андрей Сергеевич</w:t>
+            </w:r>
+          </w:p>
+          <w:p>
+            <w:pPr>
+              <w:spacing w:after="20" w:before="100"/>
+            </w:pPr>
+            <w:r>
+              <w:rPr>
+                <w:rFonts w:ascii="Calibri" w:cs="Calibri" w:eastAsia="Calibri" w:hAnsi="Calibri"/>
+                <w:b w:val="false"/>
+                <w:bCs w:val="false"/>
+                <w:i/>
+                <w:iCs/>
+                <w:color w:val="5A5F7A"/>
+                <w:sz w:val="18"/>
+                <w:szCs w:val="18"/>
+              </w:rPr>
+              <w:t xml:space="preserve">июль 2026 — 2 матча</w:t>
+            </w:r>
+          </w:p>
+          <w:p>
+            <w:pPr>
+              <w:spacing w:after="0"/>
+            </w:pPr>
+            <w:r>
+              <w:rPr>
+                <w:rFonts w:ascii="Calibri" w:cs="Calibri" w:eastAsia="Calibri" w:hAnsi="Calibri"/>
+                <w:b w:val="false"/>
+                <w:bCs w:val="false"/>
+                <w:i w:val="false"/>
+                <w:iCs w:val="false"/>
+                <w:color w:val="1A1F36"/>
+                <w:sz w:val="18"/>
+                <w:szCs w:val="18"/>
+              </w:rPr>
+              <w:t xml:space="preserve">№1 Еремкин Александр Михайлович</w:t>
+            </w:r>
+          </w:p>
+          <w:p>
+            <w:pPr>
+              <w:spacing w:after="0"/>
+            </w:pPr>
+            <w:r>
+              <w:rPr>
+                <w:rFonts w:ascii="Calibri" w:cs="Calibri" w:eastAsia="Calibri" w:hAnsi="Calibri"/>
+                <w:b w:val="false"/>
+                <w:bCs w:val="false"/>
+                <w:i w:val="false"/>
+                <w:iCs w:val="false"/>
+                <w:color w:val="1A1F36"/>
+                <w:sz w:val="18"/>
+                <w:szCs w:val="18"/>
+              </w:rPr>
+              <w:t xml:space="preserve">№9 Нарватов Александр Петрович</w:t>
+            </w:r>
+          </w:p>
+          <w:p>
+            <w:pPr>
+              <w:spacing w:after="0"/>
+            </w:pPr>
+            <w:r>
+              <w:rPr>
+                <w:rFonts w:ascii="Calibri" w:cs="Calibri" w:eastAsia="Calibri" w:hAnsi="Calibri"/>
+                <w:b w:val="false"/>
+                <w:bCs w:val="false"/>
+                <w:i w:val="false"/>
+                <w:iCs w:val="false"/>
+                <w:color w:val="1A1F36"/>
+                <w:sz w:val="18"/>
+                <w:szCs w:val="18"/>
+              </w:rPr>
+              <w:t xml:space="preserve">№74 Нарватов Андрей Александрович</w:t>
+            </w:r>
+          </w:p>
+          <w:p>
+            <w:pPr>
+              <w:spacing w:after="0"/>
+            </w:pPr>
+            <w:r>
+              <w:rPr>
+                <w:rFonts w:ascii="Calibri" w:cs="Calibri" w:eastAsia="Calibri" w:hAnsi="Calibri"/>
+                <w:b w:val="false"/>
+                <w:bCs w:val="false"/>
+                <w:i w:val="false"/>
+                <w:iCs w:val="false"/>
+                <w:color w:val="1A1F36"/>
+                <w:sz w:val="18"/>
+                <w:szCs w:val="18"/>
+              </w:rPr>
+              <w:t xml:space="preserve">№78 Седов Сергей Викторович</w:t>
+            </w:r>
+          </w:p>
+          <w:p>
+            <w:pPr>
+              <w:spacing w:after="0"/>
+            </w:pPr>
+            <w:r>
+              <w:rPr>
+                <w:rFonts w:ascii="Calibri" w:cs="Calibri" w:eastAsia="Calibri" w:hAnsi="Calibri"/>
+                <w:b w:val="false"/>
+                <w:bCs w:val="false"/>
+                <w:i w:val="false"/>
+                <w:iCs w:val="false"/>
+                <w:color w:val="1A1F36"/>
+                <w:sz w:val="18"/>
+                <w:szCs w:val="18"/>
+              </w:rPr>
+              <w:t xml:space="preserve">№37 Ермаков Павел Николаевич</w:t>
+            </w:r>
+          </w:p>
+          <w:p>
+            <w:pPr>
+              <w:spacing w:after="0"/>
+            </w:pPr>
+            <w:r>
+              <w:rPr>
+                <w:rFonts w:ascii="Calibri" w:cs="Calibri" w:eastAsia="Calibri" w:hAnsi="Calibri"/>
+                <w:b w:val="false"/>
+                <w:bCs w:val="false"/>
+                <w:i w:val="false"/>
+                <w:iCs w:val="false"/>
+                <w:color w:val="1A1F36"/>
+                <w:sz w:val="18"/>
+                <w:szCs w:val="18"/>
+              </w:rPr>
+              <w:t xml:space="preserve">№88 Борсуков Николай Александрович</w:t>
+            </w:r>
+          </w:p>
+          <w:p>
+            <w:pPr>
+              <w:spacing w:after="0"/>
+            </w:pPr>
+            <w:r>
+              <w:rPr>
+                <w:rFonts w:ascii="Calibri" w:cs="Calibri" w:eastAsia="Calibri" w:hAnsi="Calibri"/>
+                <w:b w:val="false"/>
+                <w:bCs w:val="false"/>
+                <w:i w:val="false"/>
+                <w:iCs w:val="false"/>
+                <w:color w:val="1A1F36"/>
+                <w:sz w:val="18"/>
+                <w:szCs w:val="18"/>
+              </w:rPr>
+              <w:t xml:space="preserve">№33 Яфуняев Рушан Рафикович</w:t>
+            </w:r>
+          </w:p>
+          <w:p>
+            <w:pPr>
+              <w:spacing w:after="0"/>
+            </w:pPr>
+            <w:r>
+              <w:rPr>
+                <w:rFonts w:ascii="Calibri" w:cs="Calibri" w:eastAsia="Calibri" w:hAnsi="Calibri"/>
+                <w:b w:val="false"/>
+                <w:bCs w:val="false"/>
+                <w:i w:val="false"/>
+                <w:iCs w:val="false"/>
+                <w:color w:val="1A1F36"/>
+                <w:sz w:val="18"/>
+                <w:szCs w:val="18"/>
+              </w:rPr>
+              <w:t xml:space="preserve">№30 Павлов Виктор Иванович</w:t>
+            </w:r>
+          </w:p>
+          <w:p>
+            <w:pPr>
+              <w:shd w:fill="FFF2A8" w:color="auto" w:val="clear"/>
+              <w:spacing w:after="0"/>
+            </w:pPr>
+            <w:r>
+              <w:rPr>
+                <w:rFonts w:ascii="Calibri" w:cs="Calibri" w:eastAsia="Calibri" w:hAnsi="Calibri"/>
+                <w:b/>
+                <w:bCs/>
+                <w:i w:val="false"/>
+                <w:iCs w:val="false"/>
+                <w:color w:val="1A1F36"/>
+                <w:sz w:val="18"/>
+                <w:szCs w:val="18"/>
+              </w:rPr>
+              <w:t xml:space="preserve">№7 Рябинин Евгений Васильевич</w:t>
+            </w:r>
+            <w:r>
+              <w:rPr>
+                <w:rFonts w:ascii="Calibri" w:cs="Calibri" w:eastAsia="Calibri" w:hAnsi="Calibri"/>
+                <w:b w:val="false"/>
+                <w:bCs w:val="false"/>
+                <w:i w:val="false"/>
+                <w:iCs w:val="false"/>
+                <w:color w:val="B45309"/>
+                <w:sz w:val="18"/>
+                <w:szCs w:val="18"/>
+              </w:rPr>
+              <w:t xml:space="preserve">  — записан также за Сармат (№12)</w:t>
+            </w:r>
+          </w:p>
+        </w:tc>
+        <w:tc>
+          <w:tcPr>
+            <w:tcW w:type="dxa" w:w="5450"/>
+            <w:tcBorders>
+              <w:top w:val="single" w:color="C7CBDC" w:sz="4"/>
+              <w:left w:val="single" w:color="C7CBDC" w:sz="4"/>
+              <w:bottom w:val="single" w:color="C7CBDC" w:sz="4"/>
+              <w:right w:val="single" w:color="C7CBDC" w:sz="4"/>
+            </w:tcBorders>
+            <w:tcMar>
+              <w:top w:type="dxa" w:w="60"/>
+              <w:left w:type="dxa" w:w="90"/>
+              <w:bottom w:type="dxa" w:w="60"/>
+              <w:right w:type="dxa" w:w="90"/>
+            </w:tcMar>
+            <w:vAlign w:val="top"/>
+          </w:tcPr>
+          <w:p>
+            <w:pPr>
+              <w:spacing w:after="0" w:before="0"/>
+            </w:pPr>
+            <w:r>
+              <w:rPr>
+                <w:rFonts w:ascii="Calibri" w:cs="Calibri" w:eastAsia="Calibri" w:hAnsi="Calibri"/>
+                <w:b w:val="false"/>
+                <w:bCs w:val="false"/>
+                <w:i w:val="false"/>
+                <w:iCs w:val="false"/>
+                <w:color w:val="1A1F36"/>
+                <w:sz w:val="18"/>
+                <w:szCs w:val="18"/>
+              </w:rPr>
+              <w:t xml:space="preserve"/>
+            </w:r>
+          </w:p>
+        </w:tc>
+      </w:tr>
+    </w:tbl>
+    <w:p>
+      <w:pPr>
+        <w:keepNext/>
+        <w:spacing w:after="80" w:before="220"/>
+      </w:pPr>
+      <w:r>
+        <w:rPr>
+          <w:rFonts w:ascii="Calibri" w:cs="Calibri" w:eastAsia="Calibri" w:hAnsi="Calibri"/>
+          <w:b/>
+          <w:bCs/>
+          <w:i w:val="false"/>
+          <w:iCs w:val="false"/>
+          <w:color w:val="1A1F36"/>
+          <w:sz w:val="24"/>
+          <w:szCs w:val="24"/>
+        </w:rPr>
+        <w:t xml:space="preserve">Другие ошибки</w:t>
       </w:r>
     </w:p>
     <w:p>
@@ -7181,192 +8511,6 @@
                 <w:szCs w:val="18"/>
               </w:rPr>
               <w:t xml:space="preserve">Бамбуркин за Спортдепо не играет? Если играет — кого из четверых нужно было убрать вместо него?</w:t>
-            </w:r>
-          </w:p>
-        </w:tc>
-      </w:tr>
-      <w:tr>
-        <w:tc>
-          <w:tcPr>
-            <w:tcW w:type="dxa" w:w="900"/>
-            <w:tcBorders>
-              <w:top w:val="single" w:color="C7CBDC" w:sz="4"/>
-              <w:left w:val="single" w:color="C7CBDC" w:sz="4"/>
-              <w:bottom w:val="single" w:color="C7CBDC" w:sz="4"/>
-              <w:right w:val="single" w:color="C7CBDC" w:sz="4"/>
-            </w:tcBorders>
-            <w:shd w:fill="F7F8FC" w:color="auto" w:val="clear"/>
-            <w:tcMar>
-              <w:top w:type="dxa" w:w="60"/>
-              <w:left w:type="dxa" w:w="90"/>
-              <w:bottom w:type="dxa" w:w="60"/>
-              <w:right w:type="dxa" w:w="90"/>
-            </w:tcMar>
-            <w:vAlign w:val="top"/>
-          </w:tcPr>
-          <w:p>
-            <w:pPr>
-              <w:spacing w:after="0" w:before="0"/>
-            </w:pPr>
-            <w:r>
-              <w:rPr>
-                <w:rFonts w:ascii="Calibri" w:cs="Calibri" w:eastAsia="Calibri" w:hAnsi="Calibri"/>
-                <w:b/>
-                <w:bCs/>
-                <w:i w:val="false"/>
-                <w:iCs w:val="false"/>
-                <w:color w:val="1A1F36"/>
-                <w:sz w:val="18"/>
-                <w:szCs w:val="18"/>
-              </w:rPr>
-              <w:t xml:space="preserve">211, 226</w:t>
-            </w:r>
-          </w:p>
-        </w:tc>
-        <w:tc>
-          <w:tcPr>
-            <w:tcW w:type="dxa" w:w="2600"/>
-            <w:tcBorders>
-              <w:top w:val="single" w:color="C7CBDC" w:sz="4"/>
-              <w:left w:val="single" w:color="C7CBDC" w:sz="4"/>
-              <w:bottom w:val="single" w:color="C7CBDC" w:sz="4"/>
-              <w:right w:val="single" w:color="C7CBDC" w:sz="4"/>
-            </w:tcBorders>
-            <w:shd w:fill="F7F8FC" w:color="auto" w:val="clear"/>
-            <w:tcMar>
-              <w:top w:type="dxa" w:w="60"/>
-              <w:left w:type="dxa" w:w="90"/>
-              <w:bottom w:type="dxa" w:w="60"/>
-              <w:right w:type="dxa" w:w="90"/>
-            </w:tcMar>
-            <w:vAlign w:val="top"/>
-          </w:tcPr>
-          <w:p>
-            <w:pPr>
-              <w:spacing w:after="0"/>
-            </w:pPr>
-            <w:r>
-              <w:rPr>
-                <w:rFonts w:ascii="Calibri" w:cs="Calibri" w:eastAsia="Calibri" w:hAnsi="Calibri"/>
-                <w:b w:val="false"/>
-                <w:bCs w:val="false"/>
-                <w:i w:val="false"/>
-                <w:iCs w:val="false"/>
-                <w:color w:val="1A1F36"/>
-                <w:sz w:val="18"/>
-                <w:szCs w:val="18"/>
-              </w:rPr>
-              <w:t xml:space="preserve">игрок за обе команды в одном матче</w:t>
-            </w:r>
-          </w:p>
-        </w:tc>
-        <w:tc>
-          <w:tcPr>
-            <w:tcW w:type="dxa" w:w="2400"/>
-            <w:tcBorders>
-              <w:top w:val="single" w:color="C7CBDC" w:sz="4"/>
-              <w:left w:val="single" w:color="C7CBDC" w:sz="4"/>
-              <w:bottom w:val="single" w:color="C7CBDC" w:sz="4"/>
-              <w:right w:val="single" w:color="C7CBDC" w:sz="4"/>
-            </w:tcBorders>
-            <w:shd w:fill="F7F8FC" w:color="auto" w:val="clear"/>
-            <w:tcMar>
-              <w:top w:type="dxa" w:w="60"/>
-              <w:left w:type="dxa" w:w="90"/>
-              <w:bottom w:type="dxa" w:w="60"/>
-              <w:right w:type="dxa" w:w="90"/>
-            </w:tcMar>
-            <w:vAlign w:val="top"/>
-          </w:tcPr>
-          <w:p>
-            <w:pPr>
-              <w:spacing w:after="0"/>
-            </w:pPr>
-            <w:r>
-              <w:rPr>
-                <w:rFonts w:ascii="Calibri" w:cs="Calibri" w:eastAsia="Calibri" w:hAnsi="Calibri"/>
-                <w:b w:val="false"/>
-                <w:bCs w:val="false"/>
-                <w:i w:val="false"/>
-                <w:iCs w:val="false"/>
-                <w:color w:val="5A5F7A"/>
-                <w:sz w:val="18"/>
-                <w:szCs w:val="18"/>
-              </w:rPr>
-              <w:t xml:space="preserve">—</w:t>
-            </w:r>
-          </w:p>
-        </w:tc>
-        <w:tc>
-          <w:tcPr>
-            <w:tcW w:type="dxa" w:w="4400"/>
-            <w:tcBorders>
-              <w:top w:val="single" w:color="C7CBDC" w:sz="4"/>
-              <w:left w:val="single" w:color="C7CBDC" w:sz="4"/>
-              <w:bottom w:val="single" w:color="C7CBDC" w:sz="4"/>
-              <w:right w:val="single" w:color="C7CBDC" w:sz="4"/>
-            </w:tcBorders>
-            <w:shd w:fill="F7F8FC" w:color="auto" w:val="clear"/>
-            <w:tcMar>
-              <w:top w:type="dxa" w:w="60"/>
-              <w:left w:type="dxa" w:w="90"/>
-              <w:bottom w:type="dxa" w:w="60"/>
-              <w:right w:type="dxa" w:w="90"/>
-            </w:tcMar>
-            <w:vAlign w:val="top"/>
-          </w:tcPr>
-          <w:p>
-            <w:pPr>
-              <w:spacing w:after="0" w:before="0"/>
-            </w:pPr>
-            <w:r>
-              <w:rPr>
-                <w:rFonts w:ascii="Calibri" w:cs="Calibri" w:eastAsia="Calibri" w:hAnsi="Calibri"/>
-                <w:b w:val="false"/>
-                <w:bCs w:val="false"/>
-                <w:i w:val="false"/>
-                <w:iCs w:val="false"/>
-                <w:color w:val="1A1F36"/>
-                <w:sz w:val="18"/>
-                <w:szCs w:val="18"/>
-              </w:rPr>
-              <w:t xml:space="preserve">Рябинин Евгений Васильевич записан в составы обеих команд одного матча (Сармат — №12; Штурм — №7; в 2 матчах). По ответу организатора так не допускается.</w:t>
-            </w:r>
-          </w:p>
-        </w:tc>
-        <w:tc>
-          <w:tcPr>
-            <w:tcW w:type="dxa" w:w="4950"/>
-            <w:tcBorders>
-              <w:top w:val="single" w:color="C7CBDC" w:sz="4"/>
-              <w:left w:val="single" w:color="C7CBDC" w:sz="4"/>
-              <w:bottom w:val="single" w:color="C7CBDC" w:sz="4"/>
-              <w:right w:val="single" w:color="C7CBDC" w:sz="4"/>
-            </w:tcBorders>
-            <w:tcMar>
-              <w:top w:type="dxa" w:w="60"/>
-              <w:left w:type="dxa" w:w="90"/>
-              <w:bottom w:type="dxa" w:w="60"/>
-              <w:right w:type="dxa" w:w="90"/>
-            </w:tcMar>
-            <w:vAlign w:val="top"/>
-          </w:tcPr>
-          <w:p>
-            <w:pPr>
-              <w:spacing w:after="0" w:before="0"/>
-            </w:pPr>
-            <w:r>
-              <w:rPr>
-                <w:rFonts w:ascii="Calibri" w:cs="Calibri" w:eastAsia="Calibri" w:hAnsi="Calibri"/>
-                <w:b w:val="false"/>
-                <w:bCs w:val="false"/>
-                <w:i/>
-                <w:iCs/>
-                <w:color w:val="2B2F77"/>
-                <w:sz w:val="18"/>
-                <w:szCs w:val="18"/>
-              </w:rPr>
-              <w:t xml:space="preserve">За какую команду он играл в этих матчах?</w:t>
             </w:r>
           </w:p>
         </w:tc>

--- a/reports/Svodny_otchet.docx
+++ b/reports/Svodny_otchet.docx
@@ -2547,37 +2547,6 @@
     </w:p>
     <w:p>
       <w:pPr>
-        <w:spacing w:after="120" w:before="0"/>
-      </w:pPr>
-      <w:r>
-        <w:rPr>
-          <w:rFonts w:ascii="Calibri" w:cs="Calibri" w:eastAsia="Calibri" w:hAnsi="Calibri"/>
-          <w:b/>
-          <w:bCs/>
-          <w:i w:val="false"/>
-          <w:iCs w:val="false"/>
-          <w:color w:val="1A1F36"/>
-          <w:sz w:val="20"/>
-          <w:szCs w:val="20"/>
-        </w:rPr>
-        <w:t xml:space="preserve">3. Счёт сверен с сайтом лиги rhl-rus.ru. </w:t>
-      </w:r>
-      <w:r>
-        <w:rPr>
-          <w:rFonts w:ascii="Calibri" w:cs="Calibri" w:eastAsia="Calibri" w:hAnsi="Calibri"/>
-          <w:b w:val="false"/>
-          <w:bCs w:val="false"/>
-          <w:i w:val="false"/>
-          <w:iCs w:val="false"/>
-          <w:color w:val="1A1F36"/>
-          <w:sz w:val="20"/>
-          <w:szCs w:val="20"/>
-        </w:rPr>
-        <w:t xml:space="preserve">Проверено 46 матчей, в которых находились ошибки в счёте: в 38 сайт совпадает с ответами проверяющих. Расхождения сайта с ответами проверяющих решены в пользу ответов проверяющих (стр. 2521, 3076, 4396 ЗАПАД 1; стр. 2716 ЦЕНТР 1).</w:t>
-      </w:r>
-    </w:p>
-    <w:p>
-      <w:pPr>
         <w:keepNext/>
         <w:pBdr>
           <w:bottom w:val="single" w:color="2B2F77" w:sz="8" w:space="6"/>
@@ -6758,7 +6727,7 @@
                 <w:sz w:val="18"/>
                 <w:szCs w:val="18"/>
               </w:rPr>
-              <w:t xml:space="preserve">На сайте лиги то же самое: итог 4:6, периоды 2:2 3:1 1:1. Кто победил на самом деле — Партизан или Металлист? Что записано неверно: итоговый счёт, счёт по периодам или порядок команд?</w:t>
+              <w:t xml:space="preserve">Кто победил на самом деле — Партизан или Металлист? Что записано неверно: итоговый счёт, счёт по периодам или порядок команд?</w:t>
             </w:r>
           </w:p>
         </w:tc>

--- a/reports/Svodny_otchet.docx
+++ b/reports/Svodny_otchet.docx
@@ -56,7 +56,7 @@
           <w:sz w:val="24"/>
           <w:szCs w:val="24"/>
         </w:rPr>
-        <w:t xml:space="preserve">С последними правками от 20.10.2026</w:t>
+        <w:t xml:space="preserve">С последними правками от 27.10.2026</w:t>
       </w:r>
     </w:p>
     <w:p>
@@ -75,7 +75,7 @@
           <w:sz w:val="20"/>
           <w:szCs w:val="20"/>
         </w:rPr>
-        <w:t xml:space="preserve">Дата: 20.10.2026</w:t>
+        <w:t xml:space="preserve">Дата: 27.10.2026</w:t>
       </w:r>
     </w:p>
     <w:p>
@@ -169,6 +169,114 @@
           <w:sz w:val="20"/>
           <w:szCs w:val="20"/>
         </w:rPr>
+        <w:t xml:space="preserve">2026-07_vostok_div2.xlsx — Конференция ВОСТОК (2 Дивизион), июль 2026</w:t>
+      </w:r>
+    </w:p>
+    <w:p>
+      <w:pPr>
+        <w:spacing w:after="30" w:before="0"/>
+      </w:pPr>
+      <w:r>
+        <w:rPr>
+          <w:rFonts w:ascii="Calibri" w:cs="Calibri" w:eastAsia="Calibri" w:hAnsi="Calibri"/>
+          <w:b w:val="false"/>
+          <w:bCs w:val="false"/>
+          <w:i w:val="false"/>
+          <w:iCs w:val="false"/>
+          <w:color w:val="1A1F36"/>
+          <w:sz w:val="20"/>
+          <w:szCs w:val="20"/>
+        </w:rPr>
+        <w:t xml:space="preserve">2026-08_vostok_div2.xlsx — Конференция ВОСТОК (2 Дивизион), август 2026</w:t>
+      </w:r>
+    </w:p>
+    <w:p>
+      <w:pPr>
+        <w:spacing w:after="30" w:before="0"/>
+      </w:pPr>
+      <w:r>
+        <w:rPr>
+          <w:rFonts w:ascii="Calibri" w:cs="Calibri" w:eastAsia="Calibri" w:hAnsi="Calibri"/>
+          <w:b w:val="false"/>
+          <w:bCs w:val="false"/>
+          <w:i w:val="false"/>
+          <w:iCs w:val="false"/>
+          <w:color w:val="1A1F36"/>
+          <w:sz w:val="20"/>
+          <w:szCs w:val="20"/>
+        </w:rPr>
+        <w:t xml:space="preserve">2026-07_zapad_div1.xlsx — Конференция ЗАПАД (1 Дивизион), июль 2026</w:t>
+      </w:r>
+    </w:p>
+    <w:p>
+      <w:pPr>
+        <w:spacing w:after="30" w:before="0"/>
+      </w:pPr>
+      <w:r>
+        <w:rPr>
+          <w:rFonts w:ascii="Calibri" w:cs="Calibri" w:eastAsia="Calibri" w:hAnsi="Calibri"/>
+          <w:b w:val="false"/>
+          <w:bCs w:val="false"/>
+          <w:i w:val="false"/>
+          <w:iCs w:val="false"/>
+          <w:color w:val="1A1F36"/>
+          <w:sz w:val="20"/>
+          <w:szCs w:val="20"/>
+        </w:rPr>
+        <w:t xml:space="preserve">2026-08_zapad_div1.xlsx — Конференция ЗАПАД (1 Дивизион), август 2026</w:t>
+      </w:r>
+    </w:p>
+    <w:p>
+      <w:pPr>
+        <w:spacing w:after="30" w:before="0"/>
+      </w:pPr>
+      <w:r>
+        <w:rPr>
+          <w:rFonts w:ascii="Calibri" w:cs="Calibri" w:eastAsia="Calibri" w:hAnsi="Calibri"/>
+          <w:b w:val="false"/>
+          <w:bCs w:val="false"/>
+          <w:i w:val="false"/>
+          <w:iCs w:val="false"/>
+          <w:color w:val="1A1F36"/>
+          <w:sz w:val="20"/>
+          <w:szCs w:val="20"/>
+        </w:rPr>
+        <w:t xml:space="preserve">2026-07_zapad_div2.xlsx — Конференция ЗАПАД (2 Дивизион), июль 2026</w:t>
+      </w:r>
+    </w:p>
+    <w:p>
+      <w:pPr>
+        <w:spacing w:after="30" w:before="0"/>
+      </w:pPr>
+      <w:r>
+        <w:rPr>
+          <w:rFonts w:ascii="Calibri" w:cs="Calibri" w:eastAsia="Calibri" w:hAnsi="Calibri"/>
+          <w:b w:val="false"/>
+          <w:bCs w:val="false"/>
+          <w:i w:val="false"/>
+          <w:iCs w:val="false"/>
+          <w:color w:val="1A1F36"/>
+          <w:sz w:val="20"/>
+          <w:szCs w:val="20"/>
+        </w:rPr>
+        <w:t xml:space="preserve">2026-08_zapad_div2.xlsx — Конференция ЗАПАД (2 Дивизион), август 2026</w:t>
+      </w:r>
+    </w:p>
+    <w:p>
+      <w:pPr>
+        <w:spacing w:after="30" w:before="0"/>
+      </w:pPr>
+      <w:r>
+        <w:rPr>
+          <w:rFonts w:ascii="Calibri" w:cs="Calibri" w:eastAsia="Calibri" w:hAnsi="Calibri"/>
+          <w:b w:val="false"/>
+          <w:bCs w:val="false"/>
+          <w:i w:val="false"/>
+          <w:iCs w:val="false"/>
+          <w:color w:val="1A1F36"/>
+          <w:sz w:val="20"/>
+          <w:szCs w:val="20"/>
+        </w:rPr>
         <w:t xml:space="preserve">2026-07_centr_div1.xlsx — Конференция ЦЕНТР (1 Дивизион), июль 2026</w:t>
       </w:r>
     </w:p>
@@ -817,11 +925,11 @@
                 <w:bCs/>
                 <w:i w:val="false"/>
                 <w:iCs w:val="false"/>
-                <w:color w:val="B45309"/>
-                <w:sz w:val="18"/>
-                <w:szCs w:val="18"/>
-              </w:rPr>
-              <w:t xml:space="preserve">Правки проверяющих внесены, остались ошибки</w:t>
+                <w:color w:val="2E7D32"/>
+                <w:sz w:val="18"/>
+                <w:szCs w:val="18"/>
+              </w:rPr>
+              <w:t xml:space="preserve">Правки проверяющих внесены — ошибок нет</w:t>
             </w:r>
           </w:p>
         </w:tc>
@@ -967,11 +1075,11 @@
                 <w:bCs/>
                 <w:i w:val="false"/>
                 <w:iCs w:val="false"/>
-                <w:color w:val="B45309"/>
-                <w:sz w:val="18"/>
-                <w:szCs w:val="18"/>
-              </w:rPr>
-              <w:t xml:space="preserve">Правки проверяющих внесены, остались ошибки</w:t>
+                <w:color w:val="2E7D32"/>
+                <w:sz w:val="18"/>
+                <w:szCs w:val="18"/>
+              </w:rPr>
+              <w:t xml:space="preserve">Правки проверяющих внесены — ошибок нет</w:t>
             </w:r>
           </w:p>
         </w:tc>
@@ -1113,11 +1221,11 @@
                 <w:bCs/>
                 <w:i w:val="false"/>
                 <w:iCs w:val="false"/>
-                <w:color w:val="B45309"/>
-                <w:sz w:val="18"/>
-                <w:szCs w:val="18"/>
-              </w:rPr>
-              <w:t xml:space="preserve">Правки проверяющих внесены, остались ошибки</w:t>
+                <w:color w:val="2E7D32"/>
+                <w:sz w:val="18"/>
+                <w:szCs w:val="18"/>
+              </w:rPr>
+              <w:t xml:space="preserve">Правки проверяющих внесены — ошибок нет</w:t>
             </w:r>
           </w:p>
         </w:tc>
@@ -1263,11 +1371,11 @@
                 <w:bCs/>
                 <w:i w:val="false"/>
                 <w:iCs w:val="false"/>
-                <w:color w:val="B45309"/>
-                <w:sz w:val="18"/>
-                <w:szCs w:val="18"/>
-              </w:rPr>
-              <w:t xml:space="preserve">Правки проверяющих внесены, остались ошибки</w:t>
+                <w:color w:val="2E7D32"/>
+                <w:sz w:val="18"/>
+                <w:szCs w:val="18"/>
+              </w:rPr>
+              <w:t xml:space="preserve">Правки проверяющих внесены — ошибок нет</w:t>
             </w:r>
           </w:p>
         </w:tc>
@@ -1409,11 +1517,11 @@
                 <w:bCs/>
                 <w:i w:val="false"/>
                 <w:iCs w:val="false"/>
-                <w:color w:val="B45309"/>
-                <w:sz w:val="18"/>
-                <w:szCs w:val="18"/>
-              </w:rPr>
-              <w:t xml:space="preserve">Правки проверяющих внесены, остались ошибки</w:t>
+                <w:color w:val="2E7D32"/>
+                <w:sz w:val="18"/>
+                <w:szCs w:val="18"/>
+              </w:rPr>
+              <w:t xml:space="preserve">Правки проверяющих внесены — ошибок нет</w:t>
             </w:r>
           </w:p>
         </w:tc>
@@ -1559,11 +1667,11 @@
                 <w:bCs/>
                 <w:i w:val="false"/>
                 <w:iCs w:val="false"/>
-                <w:color w:val="B45309"/>
-                <w:sz w:val="18"/>
-                <w:szCs w:val="18"/>
-              </w:rPr>
-              <w:t xml:space="preserve">Правки проверяющих внесены, остались ошибки</w:t>
+                <w:color w:val="2E7D32"/>
+                <w:sz w:val="18"/>
+                <w:szCs w:val="18"/>
+              </w:rPr>
+              <w:t xml:space="preserve">Правки проверяющих внесены — ошибок нет</w:t>
             </w:r>
           </w:p>
         </w:tc>
@@ -2507,7 +2615,7 @@
           <w:sz w:val="20"/>
           <w:szCs w:val="20"/>
         </w:rPr>
-        <w:t xml:space="preserve">Ответы проверяющих внесены 20.10.2026 по: Конференция ВОСТОК (1 Дивизион), Конференция ВОСТОК (2 Дивизион), Конференция ЗАПАД (1 Дивизион), Конференция ЗАПАД (2 Дивизион), Конференция ЦЕНТР (1 Дивизион), Конференция ЦЕНТР (2 Дивизион), Конференция ЦЕНТР (3 Дивизион). По ним в отчёте только то, что осталось.</w:t>
+        <w:t xml:space="preserve">Ответы проверяющих внесены 27.10.2026 по: Конференция ВОСТОК (1 Дивизион), Конференция ВОСТОК (2 Дивизион), Конференция ЗАПАД (1 Дивизион), Конференция ЗАПАД (2 Дивизион), Конференция ЦЕНТР (1 Дивизион), Конференция ЦЕНТР (2 Дивизион), Конференция ЦЕНТР (3 Дивизион). По ним в отчёте только то, что осталось.</w:t>
       </w:r>
     </w:p>
     <w:p>
@@ -2695,7 +2803,7 @@
                 <w:sz w:val="20"/>
                 <w:szCs w:val="20"/>
               </w:rPr>
-              <w:t xml:space="preserve">Игрок может выступать за разные команды, но не в один игровой день. В ЗАПАДЕ одни и те же игроки записаны и в 1, и во 2 дивизионе в одни и те же дни.</w:t>
+              <w:t xml:space="preserve">Игрок может выступать за разные команды, но не в один игровой день. С составами, которые прислали проверяющие, внутри каждого дивизиона таких нарушений больше нет. Но в ВОСТОКЕ и ЗАПАДЕ все игроки 2 дивизиона записаны и в 1 дивизионе, под другими номерами и почти в каждый игровой день: в ВОСТОКЕ — 56 игроков из 56, в ЗАПАДЕ — 42 из 42. В ЦЕНТРЕ таких игроков 6.</w:t>
             </w:r>
           </w:p>
           <w:p>
@@ -2713,7 +2821,7 @@
                 <w:sz w:val="18"/>
                 <w:szCs w:val="18"/>
               </w:rPr>
-              <w:t xml:space="preserve">Например, Авксентьев, Белов и Зарков: в ЗАПАДЕ 1 — за Звезду, Акул, Авиатор, Нефтяник, Медведей и Рысей, в ЗАПАДЕ 2 — за Беркут, Феникс и Электроник.</w:t>
+              <w:t xml:space="preserve">Например, Горюнов Вадим Кириллович: ВОСТОК 1 — Тигры №20, ВОСТОК 2 — Газовик №1. Авксентьев Александр Александрович: ЗАПАД 1 — Звезда №10, ЗАПАД 2 — Беркут №10. В ЦЕНТРЕ Нарватов Андрей Александрович — Партизан (1 дивизион), Викинг (2) и Штурм (3).</w:t>
             </w:r>
           </w:p>
           <w:p>
@@ -2733,7 +2841,7 @@
                 <w:highlight w:val="yellow"/>
                 <w:highlightCs w:val="yellow"/>
               </w:rPr>
-              <w:t xml:space="preserve">Правило не в один игровой день действует и между разными дивизионами?</w:t>
+              <w:t xml:space="preserve">Правило не в один игровой день действует и между разными дивизионами? Если да — составы 2 дивизиона ВОСТОКА и ЗАПАДА записаны неверно целиком.</w:t>
             </w:r>
           </w:p>
         </w:tc>
@@ -2768,3446 +2876,6 @@
                 <w:color w:val="1A1F36"/>
                 <w:sz w:val="20"/>
                 <w:szCs w:val="20"/>
-              </w:rPr>
-              <w:t xml:space="preserve"/>
-            </w:r>
-          </w:p>
-        </w:tc>
-      </w:tr>
-    </w:tbl>
-    <w:p>
-      <w:pPr>
-        <w:keepNext/>
-        <w:pageBreakBefore/>
-        <w:pBdr>
-          <w:bottom w:val="single" w:color="2B2F77" w:sz="8" w:space="6"/>
-        </w:pBdr>
-        <w:spacing w:after="140" w:before="0"/>
-      </w:pPr>
-      <w:r>
-        <w:rPr>
-          <w:rFonts w:ascii="Calibri" w:cs="Calibri" w:eastAsia="Calibri" w:hAnsi="Calibri"/>
-          <w:b/>
-          <w:bCs/>
-          <w:i w:val="false"/>
-          <w:iCs w:val="false"/>
-          <w:color w:val="2B2F77"/>
-          <w:sz w:val="30"/>
-          <w:szCs w:val="30"/>
-        </w:rPr>
-        <w:t xml:space="preserve">Конференция ВОСТОК (2 Дивизион)</w:t>
-      </w:r>
-    </w:p>
-    <w:p>
-      <w:pPr>
-        <w:keepNext/>
-        <w:spacing w:after="80" w:before="220"/>
-      </w:pPr>
-      <w:r>
-        <w:rPr>
-          <w:rFonts w:ascii="Calibri" w:cs="Calibri" w:eastAsia="Calibri" w:hAnsi="Calibri"/>
-          <w:b/>
-          <w:bCs/>
-          <w:i w:val="false"/>
-          <w:iCs w:val="false"/>
-          <w:color w:val="1A1F36"/>
-          <w:sz w:val="24"/>
-          <w:szCs w:val="24"/>
-        </w:rPr>
-        <w:t xml:space="preserve">Составы команд</w:t>
-      </w:r>
-    </w:p>
-    <w:p>
-      <w:pPr>
-        <w:spacing w:after="100" w:before="0"/>
-      </w:pPr>
-      <w:r>
-        <w:rPr>
-          <w:rFonts w:ascii="Calibri" w:cs="Calibri" w:eastAsia="Calibri" w:hAnsi="Calibri"/>
-          <w:b w:val="false"/>
-          <w:bCs w:val="false"/>
-          <w:i w:val="false"/>
-          <w:iCs w:val="false"/>
-          <w:color w:val="5A5F7A"/>
-          <w:sz w:val="18"/>
-          <w:szCs w:val="18"/>
-        </w:rPr>
-        <w:t xml:space="preserve">Выделены игроки, записанные за разные команды в один игровой день (за разные команды можно, но не в один день), а также игроки без номера и с повторяющимся номером. Впишите верный состав команды — мы внесём его во все матчи.</w:t>
-      </w:r>
-    </w:p>
-    <w:tbl>
-      <w:tblPr>
-        <w:tblW w:type="dxa" w:w="15250"/>
-        <w:tblBorders>
-          <w:top w:val="single" w:color="auto" w:sz="4"/>
-          <w:left w:val="single" w:color="auto" w:sz="4"/>
-          <w:bottom w:val="single" w:color="auto" w:sz="4"/>
-          <w:right w:val="single" w:color="auto" w:sz="4"/>
-          <w:insideH w:val="single" w:color="auto" w:sz="4"/>
-          <w:insideV w:val="single" w:color="auto" w:sz="4"/>
-        </w:tblBorders>
-      </w:tblPr>
-      <w:tblGrid>
-        <w:gridCol w:w="2600"/>
-        <w:gridCol w:w="7200"/>
-        <w:gridCol w:w="5450"/>
-      </w:tblGrid>
-      <w:tr>
-        <w:trPr>
-          <w:tblHeader/>
-        </w:trPr>
-        <w:tc>
-          <w:tcPr>
-            <w:tcW w:type="dxa" w:w="2600"/>
-            <w:tcBorders>
-              <w:top w:val="single" w:color="C7CBDC" w:sz="4"/>
-              <w:left w:val="single" w:color="C7CBDC" w:sz="4"/>
-              <w:bottom w:val="single" w:color="C7CBDC" w:sz="4"/>
-              <w:right w:val="single" w:color="C7CBDC" w:sz="4"/>
-            </w:tcBorders>
-            <w:shd w:fill="EEF0F7" w:color="auto" w:val="clear"/>
-            <w:tcMar>
-              <w:top w:type="dxa" w:w="60"/>
-              <w:left w:type="dxa" w:w="90"/>
-              <w:bottom w:type="dxa" w:w="60"/>
-              <w:right w:type="dxa" w:w="90"/>
-            </w:tcMar>
-            <w:vAlign w:val="top"/>
-          </w:tcPr>
-          <w:p>
-            <w:pPr>
-              <w:spacing w:after="0" w:before="0"/>
-            </w:pPr>
-            <w:r>
-              <w:rPr>
-                <w:rFonts w:ascii="Calibri" w:cs="Calibri" w:eastAsia="Calibri" w:hAnsi="Calibri"/>
-                <w:b/>
-                <w:bCs/>
-                <w:i w:val="false"/>
-                <w:iCs w:val="false"/>
-                <w:color w:val="1A1F36"/>
-                <w:sz w:val="18"/>
-                <w:szCs w:val="18"/>
-              </w:rPr>
-              <w:t xml:space="preserve">Команда</w:t>
-            </w:r>
-          </w:p>
-        </w:tc>
-        <w:tc>
-          <w:tcPr>
-            <w:tcW w:type="dxa" w:w="7200"/>
-            <w:tcBorders>
-              <w:top w:val="single" w:color="C7CBDC" w:sz="4"/>
-              <w:left w:val="single" w:color="C7CBDC" w:sz="4"/>
-              <w:bottom w:val="single" w:color="C7CBDC" w:sz="4"/>
-              <w:right w:val="single" w:color="C7CBDC" w:sz="4"/>
-            </w:tcBorders>
-            <w:shd w:fill="EEF0F7" w:color="auto" w:val="clear"/>
-            <w:tcMar>
-              <w:top w:type="dxa" w:w="60"/>
-              <w:left w:type="dxa" w:w="90"/>
-              <w:bottom w:type="dxa" w:w="60"/>
-              <w:right w:type="dxa" w:w="90"/>
-            </w:tcMar>
-            <w:vAlign w:val="top"/>
-          </w:tcPr>
-          <w:p>
-            <w:pPr>
-              <w:spacing w:after="0" w:before="0"/>
-            </w:pPr>
-            <w:r>
-              <w:rPr>
-                <w:rFonts w:ascii="Calibri" w:cs="Calibri" w:eastAsia="Calibri" w:hAnsi="Calibri"/>
-                <w:b/>
-                <w:bCs/>
-                <w:i w:val="false"/>
-                <w:iCs w:val="false"/>
-                <w:color w:val="1A1F36"/>
-                <w:sz w:val="18"/>
-                <w:szCs w:val="18"/>
-              </w:rPr>
-              <w:t xml:space="preserve">Состав в файле</w:t>
-            </w:r>
-          </w:p>
-        </w:tc>
-        <w:tc>
-          <w:tcPr>
-            <w:tcW w:type="dxa" w:w="5450"/>
-            <w:tcBorders>
-              <w:top w:val="single" w:color="C7CBDC" w:sz="4"/>
-              <w:left w:val="single" w:color="C7CBDC" w:sz="4"/>
-              <w:bottom w:val="single" w:color="C7CBDC" w:sz="4"/>
-              <w:right w:val="single" w:color="C7CBDC" w:sz="4"/>
-            </w:tcBorders>
-            <w:shd w:fill="EEF0F7" w:color="auto" w:val="clear"/>
-            <w:tcMar>
-              <w:top w:type="dxa" w:w="60"/>
-              <w:left w:type="dxa" w:w="90"/>
-              <w:bottom w:type="dxa" w:w="60"/>
-              <w:right w:type="dxa" w:w="90"/>
-            </w:tcMar>
-            <w:vAlign w:val="top"/>
-          </w:tcPr>
-          <w:p>
-            <w:pPr>
-              <w:spacing w:after="0" w:before="0"/>
-            </w:pPr>
-            <w:r>
-              <w:rPr>
-                <w:rFonts w:ascii="Calibri" w:cs="Calibri" w:eastAsia="Calibri" w:hAnsi="Calibri"/>
-                <w:b/>
-                <w:bCs/>
-                <w:i w:val="false"/>
-                <w:iCs w:val="false"/>
-                <w:color w:val="1A1F36"/>
-                <w:sz w:val="18"/>
-                <w:szCs w:val="18"/>
-              </w:rPr>
-              <w:t xml:space="preserve">Верный состав (ФИО и номер)</w:t>
-            </w:r>
-          </w:p>
-        </w:tc>
-      </w:tr>
-      <w:tr>
-        <w:tc>
-          <w:tcPr>
-            <w:tcW w:type="dxa" w:w="2600"/>
-            <w:tcBorders>
-              <w:top w:val="single" w:color="C7CBDC" w:sz="4"/>
-              <w:left w:val="single" w:color="C7CBDC" w:sz="4"/>
-              <w:bottom w:val="single" w:color="C7CBDC" w:sz="4"/>
-              <w:right w:val="single" w:color="C7CBDC" w:sz="4"/>
-            </w:tcBorders>
-            <w:tcMar>
-              <w:top w:type="dxa" w:w="60"/>
-              <w:left w:type="dxa" w:w="90"/>
-              <w:bottom w:type="dxa" w:w="60"/>
-              <w:right w:type="dxa" w:w="90"/>
-            </w:tcMar>
-            <w:vAlign w:val="top"/>
-          </w:tcPr>
-          <w:p>
-            <w:pPr>
-              <w:spacing w:after="0" w:before="0"/>
-            </w:pPr>
-            <w:r>
-              <w:rPr>
-                <w:rFonts w:ascii="Calibri" w:cs="Calibri" w:eastAsia="Calibri" w:hAnsi="Calibri"/>
-                <w:b/>
-                <w:bCs/>
-                <w:i w:val="false"/>
-                <w:iCs w:val="false"/>
-                <w:color w:val="1A1F36"/>
-                <w:sz w:val="20"/>
-                <w:szCs w:val="20"/>
-              </w:rPr>
-              <w:t xml:space="preserve">Газовик</w:t>
-            </w:r>
-          </w:p>
-        </w:tc>
-        <w:tc>
-          <w:tcPr>
-            <w:tcW w:type="dxa" w:w="7200"/>
-            <w:tcBorders>
-              <w:top w:val="single" w:color="C7CBDC" w:sz="4"/>
-              <w:left w:val="single" w:color="C7CBDC" w:sz="4"/>
-              <w:bottom w:val="single" w:color="C7CBDC" w:sz="4"/>
-              <w:right w:val="single" w:color="C7CBDC" w:sz="4"/>
-            </w:tcBorders>
-            <w:tcMar>
-              <w:top w:type="dxa" w:w="60"/>
-              <w:left w:type="dxa" w:w="90"/>
-              <w:bottom w:type="dxa" w:w="60"/>
-              <w:right w:type="dxa" w:w="90"/>
-            </w:tcMar>
-            <w:vAlign w:val="top"/>
-          </w:tcPr>
-          <w:p>
-            <w:pPr>
-              <w:spacing w:after="20" w:before="0"/>
-            </w:pPr>
-            <w:r>
-              <w:rPr>
-                <w:rFonts w:ascii="Calibri" w:cs="Calibri" w:eastAsia="Calibri" w:hAnsi="Calibri"/>
-                <w:b w:val="false"/>
-                <w:bCs w:val="false"/>
-                <w:i/>
-                <w:iCs/>
-                <w:color w:val="5A5F7A"/>
-                <w:sz w:val="18"/>
-                <w:szCs w:val="18"/>
-              </w:rPr>
-              <w:t xml:space="preserve">Во всех матчах (июль 2026 и август 2026)</w:t>
-            </w:r>
-          </w:p>
-          <w:p>
-            <w:pPr>
-              <w:spacing w:after="0"/>
-            </w:pPr>
-            <w:r>
-              <w:rPr>
-                <w:rFonts w:ascii="Calibri" w:cs="Calibri" w:eastAsia="Calibri" w:hAnsi="Calibri"/>
-                <w:b w:val="false"/>
-                <w:bCs w:val="false"/>
-                <w:i w:val="false"/>
-                <w:iCs w:val="false"/>
-                <w:color w:val="1A1F36"/>
-                <w:sz w:val="18"/>
-                <w:szCs w:val="18"/>
-              </w:rPr>
-              <w:t xml:space="preserve">№1 Горюнов Вадим Кириллович</w:t>
-            </w:r>
-          </w:p>
-          <w:p>
-            <w:pPr>
-              <w:spacing w:after="0"/>
-            </w:pPr>
-            <w:r>
-              <w:rPr>
-                <w:rFonts w:ascii="Calibri" w:cs="Calibri" w:eastAsia="Calibri" w:hAnsi="Calibri"/>
-                <w:b w:val="false"/>
-                <w:bCs w:val="false"/>
-                <w:i w:val="false"/>
-                <w:iCs w:val="false"/>
-                <w:color w:val="1A1F36"/>
-                <w:sz w:val="18"/>
-                <w:szCs w:val="18"/>
-              </w:rPr>
-              <w:t xml:space="preserve">№41 Флоровский Андрей Павлович</w:t>
-            </w:r>
-          </w:p>
-          <w:p>
-            <w:pPr>
-              <w:spacing w:after="0"/>
-            </w:pPr>
-            <w:r>
-              <w:rPr>
-                <w:rFonts w:ascii="Calibri" w:cs="Calibri" w:eastAsia="Calibri" w:hAnsi="Calibri"/>
-                <w:b w:val="false"/>
-                <w:bCs w:val="false"/>
-                <w:i w:val="false"/>
-                <w:iCs w:val="false"/>
-                <w:color w:val="1A1F36"/>
-                <w:sz w:val="18"/>
-                <w:szCs w:val="18"/>
-              </w:rPr>
-              <w:t xml:space="preserve">№23 Худяков Марк Юрьевич</w:t>
-            </w:r>
-          </w:p>
-          <w:p>
-            <w:pPr>
-              <w:spacing w:after="0"/>
-            </w:pPr>
-            <w:r>
-              <w:rPr>
-                <w:rFonts w:ascii="Calibri" w:cs="Calibri" w:eastAsia="Calibri" w:hAnsi="Calibri"/>
-                <w:b w:val="false"/>
-                <w:bCs w:val="false"/>
-                <w:i w:val="false"/>
-                <w:iCs w:val="false"/>
-                <w:color w:val="1A1F36"/>
-                <w:sz w:val="18"/>
-                <w:szCs w:val="18"/>
-              </w:rPr>
-              <w:t xml:space="preserve">№11 Травкин Данил Александрович</w:t>
-            </w:r>
-          </w:p>
-          <w:p>
-            <w:pPr>
-              <w:shd w:fill="FFF2A8" w:color="auto" w:val="clear"/>
-              <w:spacing w:after="0"/>
-            </w:pPr>
-            <w:r>
-              <w:rPr>
-                <w:rFonts w:ascii="Calibri" w:cs="Calibri" w:eastAsia="Calibri" w:hAnsi="Calibri"/>
-                <w:b/>
-                <w:bCs/>
-                <w:i w:val="false"/>
-                <w:iCs w:val="false"/>
-                <w:color w:val="1A1F36"/>
-                <w:sz w:val="18"/>
-                <w:szCs w:val="18"/>
-              </w:rPr>
-              <w:t xml:space="preserve">№95 Колотыркин Артём Игоревич</w:t>
-            </w:r>
-            <w:r>
-              <w:rPr>
-                <w:rFonts w:ascii="Calibri" w:cs="Calibri" w:eastAsia="Calibri" w:hAnsi="Calibri"/>
-                <w:b w:val="false"/>
-                <w:bCs w:val="false"/>
-                <w:i w:val="false"/>
-                <w:iCs w:val="false"/>
-                <w:color w:val="B45309"/>
-                <w:sz w:val="18"/>
-                <w:szCs w:val="18"/>
-              </w:rPr>
-              <w:t xml:space="preserve">  — записан также за Юность (№46)</w:t>
-            </w:r>
-          </w:p>
-          <w:p>
-            <w:pPr>
-              <w:shd w:fill="FFF2A8" w:color="auto" w:val="clear"/>
-              <w:spacing w:after="0"/>
-            </w:pPr>
-            <w:r>
-              <w:rPr>
-                <w:rFonts w:ascii="Calibri" w:cs="Calibri" w:eastAsia="Calibri" w:hAnsi="Calibri"/>
-                <w:b/>
-                <w:bCs/>
-                <w:i w:val="false"/>
-                <w:iCs w:val="false"/>
-                <w:color w:val="1A1F36"/>
-                <w:sz w:val="18"/>
-                <w:szCs w:val="18"/>
-              </w:rPr>
-              <w:t xml:space="preserve">№72 Колчин Иван Денисович</w:t>
-            </w:r>
-            <w:r>
-              <w:rPr>
-                <w:rFonts w:ascii="Calibri" w:cs="Calibri" w:eastAsia="Calibri" w:hAnsi="Calibri"/>
-                <w:b w:val="false"/>
-                <w:bCs w:val="false"/>
-                <w:i w:val="false"/>
-                <w:iCs w:val="false"/>
-                <w:color w:val="B45309"/>
-                <w:sz w:val="18"/>
-                <w:szCs w:val="18"/>
-              </w:rPr>
-              <w:t xml:space="preserve">  — записан также за Юность (№91)</w:t>
-            </w:r>
-          </w:p>
-          <w:p>
-            <w:pPr>
-              <w:shd w:fill="FFF2A8" w:color="auto" w:val="clear"/>
-              <w:spacing w:after="0"/>
-            </w:pPr>
-            <w:r>
-              <w:rPr>
-                <w:rFonts w:ascii="Calibri" w:cs="Calibri" w:eastAsia="Calibri" w:hAnsi="Calibri"/>
-                <w:b/>
-                <w:bCs/>
-                <w:i w:val="false"/>
-                <w:iCs w:val="false"/>
-                <w:color w:val="1A1F36"/>
-                <w:sz w:val="18"/>
-                <w:szCs w:val="18"/>
-              </w:rPr>
-              <w:t xml:space="preserve">№88 Копейкин Иван Андреевич</w:t>
-            </w:r>
-            <w:r>
-              <w:rPr>
-                <w:rFonts w:ascii="Calibri" w:cs="Calibri" w:eastAsia="Calibri" w:hAnsi="Calibri"/>
-                <w:b w:val="false"/>
-                <w:bCs w:val="false"/>
-                <w:i w:val="false"/>
-                <w:iCs w:val="false"/>
-                <w:color w:val="B45309"/>
-                <w:sz w:val="18"/>
-                <w:szCs w:val="18"/>
-              </w:rPr>
-              <w:t xml:space="preserve">  — записан также за Юность (№4)</w:t>
-            </w:r>
-          </w:p>
-        </w:tc>
-        <w:tc>
-          <w:tcPr>
-            <w:tcW w:type="dxa" w:w="5450"/>
-            <w:tcBorders>
-              <w:top w:val="single" w:color="C7CBDC" w:sz="4"/>
-              <w:left w:val="single" w:color="C7CBDC" w:sz="4"/>
-              <w:bottom w:val="single" w:color="C7CBDC" w:sz="4"/>
-              <w:right w:val="single" w:color="C7CBDC" w:sz="4"/>
-            </w:tcBorders>
-            <w:tcMar>
-              <w:top w:type="dxa" w:w="60"/>
-              <w:left w:type="dxa" w:w="90"/>
-              <w:bottom w:type="dxa" w:w="60"/>
-              <w:right w:type="dxa" w:w="90"/>
-            </w:tcMar>
-            <w:vAlign w:val="top"/>
-          </w:tcPr>
-          <w:p>
-            <w:pPr>
-              <w:spacing w:after="0" w:before="0"/>
-            </w:pPr>
-            <w:r>
-              <w:rPr>
-                <w:rFonts w:ascii="Calibri" w:cs="Calibri" w:eastAsia="Calibri" w:hAnsi="Calibri"/>
-                <w:b w:val="false"/>
-                <w:bCs w:val="false"/>
-                <w:i w:val="false"/>
-                <w:iCs w:val="false"/>
-                <w:color w:val="1A1F36"/>
-                <w:sz w:val="18"/>
-                <w:szCs w:val="18"/>
-              </w:rPr>
-              <w:t xml:space="preserve"/>
-            </w:r>
-          </w:p>
-        </w:tc>
-      </w:tr>
-      <w:tr>
-        <w:tc>
-          <w:tcPr>
-            <w:tcW w:type="dxa" w:w="2600"/>
-            <w:tcBorders>
-              <w:top w:val="single" w:color="C7CBDC" w:sz="4"/>
-              <w:left w:val="single" w:color="C7CBDC" w:sz="4"/>
-              <w:bottom w:val="single" w:color="C7CBDC" w:sz="4"/>
-              <w:right w:val="single" w:color="C7CBDC" w:sz="4"/>
-            </w:tcBorders>
-            <w:shd w:fill="F7F8FC" w:color="auto" w:val="clear"/>
-            <w:tcMar>
-              <w:top w:type="dxa" w:w="60"/>
-              <w:left w:type="dxa" w:w="90"/>
-              <w:bottom w:type="dxa" w:w="60"/>
-              <w:right w:type="dxa" w:w="90"/>
-            </w:tcMar>
-            <w:vAlign w:val="top"/>
-          </w:tcPr>
-          <w:p>
-            <w:pPr>
-              <w:spacing w:after="0" w:before="0"/>
-            </w:pPr>
-            <w:r>
-              <w:rPr>
-                <w:rFonts w:ascii="Calibri" w:cs="Calibri" w:eastAsia="Calibri" w:hAnsi="Calibri"/>
-                <w:b/>
-                <w:bCs/>
-                <w:i w:val="false"/>
-                <w:iCs w:val="false"/>
-                <w:color w:val="1A1F36"/>
-                <w:sz w:val="20"/>
-                <w:szCs w:val="20"/>
-              </w:rPr>
-              <w:t xml:space="preserve">Юность</w:t>
-            </w:r>
-          </w:p>
-        </w:tc>
-        <w:tc>
-          <w:tcPr>
-            <w:tcW w:type="dxa" w:w="7200"/>
-            <w:tcBorders>
-              <w:top w:val="single" w:color="C7CBDC" w:sz="4"/>
-              <w:left w:val="single" w:color="C7CBDC" w:sz="4"/>
-              <w:bottom w:val="single" w:color="C7CBDC" w:sz="4"/>
-              <w:right w:val="single" w:color="C7CBDC" w:sz="4"/>
-            </w:tcBorders>
-            <w:shd w:fill="F7F8FC" w:color="auto" w:val="clear"/>
-            <w:tcMar>
-              <w:top w:type="dxa" w:w="60"/>
-              <w:left w:type="dxa" w:w="90"/>
-              <w:bottom w:type="dxa" w:w="60"/>
-              <w:right w:type="dxa" w:w="90"/>
-            </w:tcMar>
-            <w:vAlign w:val="top"/>
-          </w:tcPr>
-          <w:p>
-            <w:pPr>
-              <w:spacing w:after="20" w:before="0"/>
-            </w:pPr>
-            <w:r>
-              <w:rPr>
-                <w:rFonts w:ascii="Calibri" w:cs="Calibri" w:eastAsia="Calibri" w:hAnsi="Calibri"/>
-                <w:b w:val="false"/>
-                <w:bCs w:val="false"/>
-                <w:i/>
-                <w:iCs/>
-                <w:color w:val="5A5F7A"/>
-                <w:sz w:val="18"/>
-                <w:szCs w:val="18"/>
-              </w:rPr>
-              <w:t xml:space="preserve">Во всех матчах (июль 2026 и август 2026)</w:t>
-            </w:r>
-          </w:p>
-          <w:p>
-            <w:pPr>
-              <w:spacing w:after="0"/>
-            </w:pPr>
-            <w:r>
-              <w:rPr>
-                <w:rFonts w:ascii="Calibri" w:cs="Calibri" w:eastAsia="Calibri" w:hAnsi="Calibri"/>
-                <w:b w:val="false"/>
-                <w:bCs w:val="false"/>
-                <w:i w:val="false"/>
-                <w:iCs w:val="false"/>
-                <w:color w:val="1A1F36"/>
-                <w:sz w:val="18"/>
-                <w:szCs w:val="18"/>
-              </w:rPr>
-              <w:t xml:space="preserve">№20 Прус Анатолий Дмитриевич</w:t>
-            </w:r>
-          </w:p>
-          <w:p>
-            <w:pPr>
-              <w:spacing w:after="0"/>
-            </w:pPr>
-            <w:r>
-              <w:rPr>
-                <w:rFonts w:ascii="Calibri" w:cs="Calibri" w:eastAsia="Calibri" w:hAnsi="Calibri"/>
-                <w:b w:val="false"/>
-                <w:bCs w:val="false"/>
-                <w:i w:val="false"/>
-                <w:iCs w:val="false"/>
-                <w:color w:val="1A1F36"/>
-                <w:sz w:val="18"/>
-                <w:szCs w:val="18"/>
-              </w:rPr>
-              <w:t xml:space="preserve">№57 Казаков Даниил Игоревич</w:t>
-            </w:r>
-          </w:p>
-          <w:p>
-            <w:pPr>
-              <w:spacing w:after="0"/>
-            </w:pPr>
-            <w:r>
-              <w:rPr>
-                <w:rFonts w:ascii="Calibri" w:cs="Calibri" w:eastAsia="Calibri" w:hAnsi="Calibri"/>
-                <w:b w:val="false"/>
-                <w:bCs w:val="false"/>
-                <w:i w:val="false"/>
-                <w:iCs w:val="false"/>
-                <w:color w:val="1A1F36"/>
-                <w:sz w:val="18"/>
-                <w:szCs w:val="18"/>
-              </w:rPr>
-              <w:t xml:space="preserve">№89 Казаков Денис Николаевич</w:t>
-            </w:r>
-          </w:p>
-          <w:p>
-            <w:pPr>
-              <w:shd w:fill="FFF2A8" w:color="auto" w:val="clear"/>
-              <w:spacing w:after="0"/>
-            </w:pPr>
-            <w:r>
-              <w:rPr>
-                <w:rFonts w:ascii="Calibri" w:cs="Calibri" w:eastAsia="Calibri" w:hAnsi="Calibri"/>
-                <w:b/>
-                <w:bCs/>
-                <w:i w:val="false"/>
-                <w:iCs w:val="false"/>
-                <w:color w:val="1A1F36"/>
-                <w:sz w:val="18"/>
-                <w:szCs w:val="18"/>
-              </w:rPr>
-              <w:t xml:space="preserve">№46 Колотыркин Артём Игоревич</w:t>
-            </w:r>
-            <w:r>
-              <w:rPr>
-                <w:rFonts w:ascii="Calibri" w:cs="Calibri" w:eastAsia="Calibri" w:hAnsi="Calibri"/>
-                <w:b w:val="false"/>
-                <w:bCs w:val="false"/>
-                <w:i w:val="false"/>
-                <w:iCs w:val="false"/>
-                <w:color w:val="B45309"/>
-                <w:sz w:val="18"/>
-                <w:szCs w:val="18"/>
-              </w:rPr>
-              <w:t xml:space="preserve">  — записан также за Газовик (№95)</w:t>
-            </w:r>
-          </w:p>
-          <w:p>
-            <w:pPr>
-              <w:shd w:fill="FFF2A8" w:color="auto" w:val="clear"/>
-              <w:spacing w:after="0"/>
-            </w:pPr>
-            <w:r>
-              <w:rPr>
-                <w:rFonts w:ascii="Calibri" w:cs="Calibri" w:eastAsia="Calibri" w:hAnsi="Calibri"/>
-                <w:b/>
-                <w:bCs/>
-                <w:i w:val="false"/>
-                <w:iCs w:val="false"/>
-                <w:color w:val="1A1F36"/>
-                <w:sz w:val="18"/>
-                <w:szCs w:val="18"/>
-              </w:rPr>
-              <w:t xml:space="preserve">№91 Колчин Иван Денисович</w:t>
-            </w:r>
-            <w:r>
-              <w:rPr>
-                <w:rFonts w:ascii="Calibri" w:cs="Calibri" w:eastAsia="Calibri" w:hAnsi="Calibri"/>
-                <w:b w:val="false"/>
-                <w:bCs w:val="false"/>
-                <w:i w:val="false"/>
-                <w:iCs w:val="false"/>
-                <w:color w:val="B45309"/>
-                <w:sz w:val="18"/>
-                <w:szCs w:val="18"/>
-              </w:rPr>
-              <w:t xml:space="preserve">  — записан также за Газовик (№72)</w:t>
-            </w:r>
-          </w:p>
-          <w:p>
-            <w:pPr>
-              <w:shd w:fill="FFF2A8" w:color="auto" w:val="clear"/>
-              <w:spacing w:after="0"/>
-            </w:pPr>
-            <w:r>
-              <w:rPr>
-                <w:rFonts w:ascii="Calibri" w:cs="Calibri" w:eastAsia="Calibri" w:hAnsi="Calibri"/>
-                <w:b/>
-                <w:bCs/>
-                <w:i w:val="false"/>
-                <w:iCs w:val="false"/>
-                <w:color w:val="1A1F36"/>
-                <w:sz w:val="18"/>
-                <w:szCs w:val="18"/>
-              </w:rPr>
-              <w:t xml:space="preserve">№4 Копейкин Иван Андреевич</w:t>
-            </w:r>
-            <w:r>
-              <w:rPr>
-                <w:rFonts w:ascii="Calibri" w:cs="Calibri" w:eastAsia="Calibri" w:hAnsi="Calibri"/>
-                <w:b w:val="false"/>
-                <w:bCs w:val="false"/>
-                <w:i w:val="false"/>
-                <w:iCs w:val="false"/>
-                <w:color w:val="B45309"/>
-                <w:sz w:val="18"/>
-                <w:szCs w:val="18"/>
-              </w:rPr>
-              <w:t xml:space="preserve">  — записан также за Газовик (№88)</w:t>
-            </w:r>
-          </w:p>
-          <w:p>
-            <w:pPr>
-              <w:spacing w:after="0"/>
-            </w:pPr>
-            <w:r>
-              <w:rPr>
-                <w:rFonts w:ascii="Calibri" w:cs="Calibri" w:eastAsia="Calibri" w:hAnsi="Calibri"/>
-                <w:b w:val="false"/>
-                <w:bCs w:val="false"/>
-                <w:i w:val="false"/>
-                <w:iCs w:val="false"/>
-                <w:color w:val="1A1F36"/>
-                <w:sz w:val="18"/>
-                <w:szCs w:val="18"/>
-              </w:rPr>
-              <w:t xml:space="preserve">№13 Игошин Константин Александрович</w:t>
-            </w:r>
-          </w:p>
-        </w:tc>
-        <w:tc>
-          <w:tcPr>
-            <w:tcW w:type="dxa" w:w="5450"/>
-            <w:tcBorders>
-              <w:top w:val="single" w:color="C7CBDC" w:sz="4"/>
-              <w:left w:val="single" w:color="C7CBDC" w:sz="4"/>
-              <w:bottom w:val="single" w:color="C7CBDC" w:sz="4"/>
-              <w:right w:val="single" w:color="C7CBDC" w:sz="4"/>
-            </w:tcBorders>
-            <w:tcMar>
-              <w:top w:type="dxa" w:w="60"/>
-              <w:left w:type="dxa" w:w="90"/>
-              <w:bottom w:type="dxa" w:w="60"/>
-              <w:right w:type="dxa" w:w="90"/>
-            </w:tcMar>
-            <w:vAlign w:val="top"/>
-          </w:tcPr>
-          <w:p>
-            <w:pPr>
-              <w:spacing w:after="0" w:before="0"/>
-            </w:pPr>
-            <w:r>
-              <w:rPr>
-                <w:rFonts w:ascii="Calibri" w:cs="Calibri" w:eastAsia="Calibri" w:hAnsi="Calibri"/>
-                <w:b w:val="false"/>
-                <w:bCs w:val="false"/>
-                <w:i w:val="false"/>
-                <w:iCs w:val="false"/>
-                <w:color w:val="1A1F36"/>
-                <w:sz w:val="18"/>
-                <w:szCs w:val="18"/>
-              </w:rPr>
-              <w:t xml:space="preserve"/>
-            </w:r>
-          </w:p>
-        </w:tc>
-      </w:tr>
-    </w:tbl>
-    <w:p>
-      <w:pPr>
-        <w:keepNext/>
-        <w:pageBreakBefore/>
-        <w:pBdr>
-          <w:bottom w:val="single" w:color="2B2F77" w:sz="8" w:space="6"/>
-        </w:pBdr>
-        <w:spacing w:after="140" w:before="0"/>
-      </w:pPr>
-      <w:r>
-        <w:rPr>
-          <w:rFonts w:ascii="Calibri" w:cs="Calibri" w:eastAsia="Calibri" w:hAnsi="Calibri"/>
-          <w:b/>
-          <w:bCs/>
-          <w:i w:val="false"/>
-          <w:iCs w:val="false"/>
-          <w:color w:val="2B2F77"/>
-          <w:sz w:val="30"/>
-          <w:szCs w:val="30"/>
-        </w:rPr>
-        <w:t xml:space="preserve">Конференция ЗАПАД (1 Дивизион)</w:t>
-      </w:r>
-    </w:p>
-    <w:p>
-      <w:pPr>
-        <w:keepNext/>
-        <w:spacing w:after="80" w:before="220"/>
-      </w:pPr>
-      <w:r>
-        <w:rPr>
-          <w:rFonts w:ascii="Calibri" w:cs="Calibri" w:eastAsia="Calibri" w:hAnsi="Calibri"/>
-          <w:b/>
-          <w:bCs/>
-          <w:i w:val="false"/>
-          <w:iCs w:val="false"/>
-          <w:color w:val="1A1F36"/>
-          <w:sz w:val="24"/>
-          <w:szCs w:val="24"/>
-        </w:rPr>
-        <w:t xml:space="preserve">Составы команд</w:t>
-      </w:r>
-    </w:p>
-    <w:p>
-      <w:pPr>
-        <w:spacing w:after="100" w:before="0"/>
-      </w:pPr>
-      <w:r>
-        <w:rPr>
-          <w:rFonts w:ascii="Calibri" w:cs="Calibri" w:eastAsia="Calibri" w:hAnsi="Calibri"/>
-          <w:b w:val="false"/>
-          <w:bCs w:val="false"/>
-          <w:i w:val="false"/>
-          <w:iCs w:val="false"/>
-          <w:color w:val="5A5F7A"/>
-          <w:sz w:val="18"/>
-          <w:szCs w:val="18"/>
-        </w:rPr>
-        <w:t xml:space="preserve">Выделены игроки, записанные за разные команды в один игровой день (за разные команды можно, но не в один день), а также игроки без номера и с повторяющимся номером. Впишите верный состав команды — мы внесём его во все матчи.</w:t>
-      </w:r>
-    </w:p>
-    <w:tbl>
-      <w:tblPr>
-        <w:tblW w:type="dxa" w:w="15250"/>
-        <w:tblBorders>
-          <w:top w:val="single" w:color="auto" w:sz="4"/>
-          <w:left w:val="single" w:color="auto" w:sz="4"/>
-          <w:bottom w:val="single" w:color="auto" w:sz="4"/>
-          <w:right w:val="single" w:color="auto" w:sz="4"/>
-          <w:insideH w:val="single" w:color="auto" w:sz="4"/>
-          <w:insideV w:val="single" w:color="auto" w:sz="4"/>
-        </w:tblBorders>
-      </w:tblPr>
-      <w:tblGrid>
-        <w:gridCol w:w="2600"/>
-        <w:gridCol w:w="7200"/>
-        <w:gridCol w:w="5450"/>
-      </w:tblGrid>
-      <w:tr>
-        <w:trPr>
-          <w:tblHeader/>
-        </w:trPr>
-        <w:tc>
-          <w:tcPr>
-            <w:tcW w:type="dxa" w:w="2600"/>
-            <w:tcBorders>
-              <w:top w:val="single" w:color="C7CBDC" w:sz="4"/>
-              <w:left w:val="single" w:color="C7CBDC" w:sz="4"/>
-              <w:bottom w:val="single" w:color="C7CBDC" w:sz="4"/>
-              <w:right w:val="single" w:color="C7CBDC" w:sz="4"/>
-            </w:tcBorders>
-            <w:shd w:fill="EEF0F7" w:color="auto" w:val="clear"/>
-            <w:tcMar>
-              <w:top w:type="dxa" w:w="60"/>
-              <w:left w:type="dxa" w:w="90"/>
-              <w:bottom w:type="dxa" w:w="60"/>
-              <w:right w:type="dxa" w:w="90"/>
-            </w:tcMar>
-            <w:vAlign w:val="top"/>
-          </w:tcPr>
-          <w:p>
-            <w:pPr>
-              <w:spacing w:after="0" w:before="0"/>
-            </w:pPr>
-            <w:r>
-              <w:rPr>
-                <w:rFonts w:ascii="Calibri" w:cs="Calibri" w:eastAsia="Calibri" w:hAnsi="Calibri"/>
-                <w:b/>
-                <w:bCs/>
-                <w:i w:val="false"/>
-                <w:iCs w:val="false"/>
-                <w:color w:val="1A1F36"/>
-                <w:sz w:val="18"/>
-                <w:szCs w:val="18"/>
-              </w:rPr>
-              <w:t xml:space="preserve">Команда</w:t>
-            </w:r>
-          </w:p>
-        </w:tc>
-        <w:tc>
-          <w:tcPr>
-            <w:tcW w:type="dxa" w:w="7200"/>
-            <w:tcBorders>
-              <w:top w:val="single" w:color="C7CBDC" w:sz="4"/>
-              <w:left w:val="single" w:color="C7CBDC" w:sz="4"/>
-              <w:bottom w:val="single" w:color="C7CBDC" w:sz="4"/>
-              <w:right w:val="single" w:color="C7CBDC" w:sz="4"/>
-            </w:tcBorders>
-            <w:shd w:fill="EEF0F7" w:color="auto" w:val="clear"/>
-            <w:tcMar>
-              <w:top w:type="dxa" w:w="60"/>
-              <w:left w:type="dxa" w:w="90"/>
-              <w:bottom w:type="dxa" w:w="60"/>
-              <w:right w:type="dxa" w:w="90"/>
-            </w:tcMar>
-            <w:vAlign w:val="top"/>
-          </w:tcPr>
-          <w:p>
-            <w:pPr>
-              <w:spacing w:after="0" w:before="0"/>
-            </w:pPr>
-            <w:r>
-              <w:rPr>
-                <w:rFonts w:ascii="Calibri" w:cs="Calibri" w:eastAsia="Calibri" w:hAnsi="Calibri"/>
-                <w:b/>
-                <w:bCs/>
-                <w:i w:val="false"/>
-                <w:iCs w:val="false"/>
-                <w:color w:val="1A1F36"/>
-                <w:sz w:val="18"/>
-                <w:szCs w:val="18"/>
-              </w:rPr>
-              <w:t xml:space="preserve">Состав в файле</w:t>
-            </w:r>
-          </w:p>
-        </w:tc>
-        <w:tc>
-          <w:tcPr>
-            <w:tcW w:type="dxa" w:w="5450"/>
-            <w:tcBorders>
-              <w:top w:val="single" w:color="C7CBDC" w:sz="4"/>
-              <w:left w:val="single" w:color="C7CBDC" w:sz="4"/>
-              <w:bottom w:val="single" w:color="C7CBDC" w:sz="4"/>
-              <w:right w:val="single" w:color="C7CBDC" w:sz="4"/>
-            </w:tcBorders>
-            <w:shd w:fill="EEF0F7" w:color="auto" w:val="clear"/>
-            <w:tcMar>
-              <w:top w:type="dxa" w:w="60"/>
-              <w:left w:type="dxa" w:w="90"/>
-              <w:bottom w:type="dxa" w:w="60"/>
-              <w:right w:type="dxa" w:w="90"/>
-            </w:tcMar>
-            <w:vAlign w:val="top"/>
-          </w:tcPr>
-          <w:p>
-            <w:pPr>
-              <w:spacing w:after="0" w:before="0"/>
-            </w:pPr>
-            <w:r>
-              <w:rPr>
-                <w:rFonts w:ascii="Calibri" w:cs="Calibri" w:eastAsia="Calibri" w:hAnsi="Calibri"/>
-                <w:b/>
-                <w:bCs/>
-                <w:i w:val="false"/>
-                <w:iCs w:val="false"/>
-                <w:color w:val="1A1F36"/>
-                <w:sz w:val="18"/>
-                <w:szCs w:val="18"/>
-              </w:rPr>
-              <w:t xml:space="preserve">Верный состав (ФИО и номер)</w:t>
-            </w:r>
-          </w:p>
-        </w:tc>
-      </w:tr>
-      <w:tr>
-        <w:tc>
-          <w:tcPr>
-            <w:tcW w:type="dxa" w:w="2600"/>
-            <w:tcBorders>
-              <w:top w:val="single" w:color="C7CBDC" w:sz="4"/>
-              <w:left w:val="single" w:color="C7CBDC" w:sz="4"/>
-              <w:bottom w:val="single" w:color="C7CBDC" w:sz="4"/>
-              <w:right w:val="single" w:color="C7CBDC" w:sz="4"/>
-            </w:tcBorders>
-            <w:tcMar>
-              <w:top w:type="dxa" w:w="60"/>
-              <w:left w:type="dxa" w:w="90"/>
-              <w:bottom w:type="dxa" w:w="60"/>
-              <w:right w:type="dxa" w:w="90"/>
-            </w:tcMar>
-            <w:vAlign w:val="top"/>
-          </w:tcPr>
-          <w:p>
-            <w:pPr>
-              <w:spacing w:after="0" w:before="0"/>
-            </w:pPr>
-            <w:r>
-              <w:rPr>
-                <w:rFonts w:ascii="Calibri" w:cs="Calibri" w:eastAsia="Calibri" w:hAnsi="Calibri"/>
-                <w:b/>
-                <w:bCs/>
-                <w:i w:val="false"/>
-                <w:iCs w:val="false"/>
-                <w:color w:val="1A1F36"/>
-                <w:sz w:val="20"/>
-                <w:szCs w:val="20"/>
-              </w:rPr>
-              <w:t xml:space="preserve">Акулы</w:t>
-            </w:r>
-          </w:p>
-        </w:tc>
-        <w:tc>
-          <w:tcPr>
-            <w:tcW w:type="dxa" w:w="7200"/>
-            <w:tcBorders>
-              <w:top w:val="single" w:color="C7CBDC" w:sz="4"/>
-              <w:left w:val="single" w:color="C7CBDC" w:sz="4"/>
-              <w:bottom w:val="single" w:color="C7CBDC" w:sz="4"/>
-              <w:right w:val="single" w:color="C7CBDC" w:sz="4"/>
-            </w:tcBorders>
-            <w:tcMar>
-              <w:top w:type="dxa" w:w="60"/>
-              <w:left w:type="dxa" w:w="90"/>
-              <w:bottom w:type="dxa" w:w="60"/>
-              <w:right w:type="dxa" w:w="90"/>
-            </w:tcMar>
-            <w:vAlign w:val="top"/>
-          </w:tcPr>
-          <w:p>
-            <w:pPr>
-              <w:spacing w:after="20" w:before="0"/>
-            </w:pPr>
-            <w:r>
-              <w:rPr>
-                <w:rFonts w:ascii="Calibri" w:cs="Calibri" w:eastAsia="Calibri" w:hAnsi="Calibri"/>
-                <w:b w:val="false"/>
-                <w:bCs w:val="false"/>
-                <w:i/>
-                <w:iCs/>
-                <w:color w:val="5A5F7A"/>
-                <w:sz w:val="18"/>
-                <w:szCs w:val="18"/>
-              </w:rPr>
-              <w:t xml:space="preserve">Во всех матчах (июль 2026 и август 2026)</w:t>
-            </w:r>
-          </w:p>
-          <w:p>
-            <w:pPr>
-              <w:spacing w:after="0"/>
-            </w:pPr>
-            <w:r>
-              <w:rPr>
-                <w:rFonts w:ascii="Calibri" w:cs="Calibri" w:eastAsia="Calibri" w:hAnsi="Calibri"/>
-                <w:b w:val="false"/>
-                <w:bCs w:val="false"/>
-                <w:i w:val="false"/>
-                <w:iCs w:val="false"/>
-                <w:color w:val="1A1F36"/>
-                <w:sz w:val="18"/>
-                <w:szCs w:val="18"/>
-              </w:rPr>
-              <w:t xml:space="preserve">№1 Коваль Александр Васильевич</w:t>
-            </w:r>
-          </w:p>
-          <w:p>
-            <w:pPr>
-              <w:spacing w:after="0"/>
-            </w:pPr>
-            <w:r>
-              <w:rPr>
-                <w:rFonts w:ascii="Calibri" w:cs="Calibri" w:eastAsia="Calibri" w:hAnsi="Calibri"/>
-                <w:b w:val="false"/>
-                <w:bCs w:val="false"/>
-                <w:i w:val="false"/>
-                <w:iCs w:val="false"/>
-                <w:color w:val="1A1F36"/>
-                <w:sz w:val="18"/>
-                <w:szCs w:val="18"/>
-              </w:rPr>
-              <w:t xml:space="preserve">№5 Коваль Илья Андреевич</w:t>
-            </w:r>
-          </w:p>
-          <w:p>
-            <w:pPr>
-              <w:spacing w:after="0"/>
-            </w:pPr>
-            <w:r>
-              <w:rPr>
-                <w:rFonts w:ascii="Calibri" w:cs="Calibri" w:eastAsia="Calibri" w:hAnsi="Calibri"/>
-                <w:b w:val="false"/>
-                <w:bCs w:val="false"/>
-                <w:i w:val="false"/>
-                <w:iCs w:val="false"/>
-                <w:color w:val="1A1F36"/>
-                <w:sz w:val="18"/>
-                <w:szCs w:val="18"/>
-              </w:rPr>
-              <w:t xml:space="preserve">№7 Барсуков Тимофей Александрович</w:t>
-            </w:r>
-          </w:p>
-          <w:p>
-            <w:pPr>
-              <w:spacing w:after="0"/>
-            </w:pPr>
-            <w:r>
-              <w:rPr>
-                <w:rFonts w:ascii="Calibri" w:cs="Calibri" w:eastAsia="Calibri" w:hAnsi="Calibri"/>
-                <w:b w:val="false"/>
-                <w:bCs w:val="false"/>
-                <w:i w:val="false"/>
-                <w:iCs w:val="false"/>
-                <w:color w:val="1A1F36"/>
-                <w:sz w:val="18"/>
-                <w:szCs w:val="18"/>
-              </w:rPr>
-              <w:t xml:space="preserve">№10 Быков Иван Александрович</w:t>
-            </w:r>
-          </w:p>
-          <w:p>
-            <w:pPr>
-              <w:shd w:fill="FFF2A8" w:color="auto" w:val="clear"/>
-              <w:spacing w:after="0"/>
-            </w:pPr>
-            <w:r>
-              <w:rPr>
-                <w:rFonts w:ascii="Calibri" w:cs="Calibri" w:eastAsia="Calibri" w:hAnsi="Calibri"/>
-                <w:b/>
-                <w:bCs/>
-                <w:i w:val="false"/>
-                <w:iCs w:val="false"/>
-                <w:color w:val="1A1F36"/>
-                <w:sz w:val="18"/>
-                <w:szCs w:val="18"/>
-              </w:rPr>
-              <w:t xml:space="preserve">№9 Авксентьев Александр Александрович</w:t>
-            </w:r>
-            <w:r>
-              <w:rPr>
-                <w:rFonts w:ascii="Calibri" w:cs="Calibri" w:eastAsia="Calibri" w:hAnsi="Calibri"/>
-                <w:b w:val="false"/>
-                <w:bCs w:val="false"/>
-                <w:i w:val="false"/>
-                <w:iCs w:val="false"/>
-                <w:color w:val="B45309"/>
-                <w:sz w:val="18"/>
-                <w:szCs w:val="18"/>
-              </w:rPr>
-              <w:t xml:space="preserve">  — записан также за Звезда (№10)</w:t>
-            </w:r>
-          </w:p>
-          <w:p>
-            <w:pPr>
-              <w:spacing w:after="0"/>
-            </w:pPr>
-            <w:r>
-              <w:rPr>
-                <w:rFonts w:ascii="Calibri" w:cs="Calibri" w:eastAsia="Calibri" w:hAnsi="Calibri"/>
-                <w:b w:val="false"/>
-                <w:bCs w:val="false"/>
-                <w:i w:val="false"/>
-                <w:iCs w:val="false"/>
-                <w:color w:val="1A1F36"/>
-                <w:sz w:val="18"/>
-                <w:szCs w:val="18"/>
-              </w:rPr>
-              <w:t xml:space="preserve">№12 Ильин Даниил Валерьевич</w:t>
-            </w:r>
-          </w:p>
-          <w:p>
-            <w:pPr>
-              <w:spacing w:after="0"/>
-            </w:pPr>
-            <w:r>
-              <w:rPr>
-                <w:rFonts w:ascii="Calibri" w:cs="Calibri" w:eastAsia="Calibri" w:hAnsi="Calibri"/>
-                <w:b w:val="false"/>
-                <w:bCs w:val="false"/>
-                <w:i w:val="false"/>
-                <w:iCs w:val="false"/>
-                <w:color w:val="1A1F36"/>
-                <w:sz w:val="18"/>
-                <w:szCs w:val="18"/>
-              </w:rPr>
-              <w:t xml:space="preserve">№16 Смолин Глеб Олегович</w:t>
-            </w:r>
-          </w:p>
-        </w:tc>
-        <w:tc>
-          <w:tcPr>
-            <w:tcW w:type="dxa" w:w="5450"/>
-            <w:tcBorders>
-              <w:top w:val="single" w:color="C7CBDC" w:sz="4"/>
-              <w:left w:val="single" w:color="C7CBDC" w:sz="4"/>
-              <w:bottom w:val="single" w:color="C7CBDC" w:sz="4"/>
-              <w:right w:val="single" w:color="C7CBDC" w:sz="4"/>
-            </w:tcBorders>
-            <w:tcMar>
-              <w:top w:type="dxa" w:w="60"/>
-              <w:left w:type="dxa" w:w="90"/>
-              <w:bottom w:type="dxa" w:w="60"/>
-              <w:right w:type="dxa" w:w="90"/>
-            </w:tcMar>
-            <w:vAlign w:val="top"/>
-          </w:tcPr>
-          <w:p>
-            <w:pPr>
-              <w:spacing w:after="0" w:before="0"/>
-            </w:pPr>
-            <w:r>
-              <w:rPr>
-                <w:rFonts w:ascii="Calibri" w:cs="Calibri" w:eastAsia="Calibri" w:hAnsi="Calibri"/>
-                <w:b w:val="false"/>
-                <w:bCs w:val="false"/>
-                <w:i w:val="false"/>
-                <w:iCs w:val="false"/>
-                <w:color w:val="1A1F36"/>
-                <w:sz w:val="18"/>
-                <w:szCs w:val="18"/>
-              </w:rPr>
-              <w:t xml:space="preserve"/>
-            </w:r>
-          </w:p>
-        </w:tc>
-      </w:tr>
-      <w:tr>
-        <w:tc>
-          <w:tcPr>
-            <w:tcW w:type="dxa" w:w="2600"/>
-            <w:tcBorders>
-              <w:top w:val="single" w:color="C7CBDC" w:sz="4"/>
-              <w:left w:val="single" w:color="C7CBDC" w:sz="4"/>
-              <w:bottom w:val="single" w:color="C7CBDC" w:sz="4"/>
-              <w:right w:val="single" w:color="C7CBDC" w:sz="4"/>
-            </w:tcBorders>
-            <w:shd w:fill="F7F8FC" w:color="auto" w:val="clear"/>
-            <w:tcMar>
-              <w:top w:type="dxa" w:w="60"/>
-              <w:left w:type="dxa" w:w="90"/>
-              <w:bottom w:type="dxa" w:w="60"/>
-              <w:right w:type="dxa" w:w="90"/>
-            </w:tcMar>
-            <w:vAlign w:val="top"/>
-          </w:tcPr>
-          <w:p>
-            <w:pPr>
-              <w:spacing w:after="0" w:before="0"/>
-            </w:pPr>
-            <w:r>
-              <w:rPr>
-                <w:rFonts w:ascii="Calibri" w:cs="Calibri" w:eastAsia="Calibri" w:hAnsi="Calibri"/>
-                <w:b/>
-                <w:bCs/>
-                <w:i w:val="false"/>
-                <w:iCs w:val="false"/>
-                <w:color w:val="1A1F36"/>
-                <w:sz w:val="20"/>
-                <w:szCs w:val="20"/>
-              </w:rPr>
-              <w:t xml:space="preserve">Звезда</w:t>
-            </w:r>
-          </w:p>
-        </w:tc>
-        <w:tc>
-          <w:tcPr>
-            <w:tcW w:type="dxa" w:w="7200"/>
-            <w:tcBorders>
-              <w:top w:val="single" w:color="C7CBDC" w:sz="4"/>
-              <w:left w:val="single" w:color="C7CBDC" w:sz="4"/>
-              <w:bottom w:val="single" w:color="C7CBDC" w:sz="4"/>
-              <w:right w:val="single" w:color="C7CBDC" w:sz="4"/>
-            </w:tcBorders>
-            <w:shd w:fill="F7F8FC" w:color="auto" w:val="clear"/>
-            <w:tcMar>
-              <w:top w:type="dxa" w:w="60"/>
-              <w:left w:type="dxa" w:w="90"/>
-              <w:bottom w:type="dxa" w:w="60"/>
-              <w:right w:type="dxa" w:w="90"/>
-            </w:tcMar>
-            <w:vAlign w:val="top"/>
-          </w:tcPr>
-          <w:p>
-            <w:pPr>
-              <w:spacing w:after="20" w:before="0"/>
-            </w:pPr>
-            <w:r>
-              <w:rPr>
-                <w:rFonts w:ascii="Calibri" w:cs="Calibri" w:eastAsia="Calibri" w:hAnsi="Calibri"/>
-                <w:b w:val="false"/>
-                <w:bCs w:val="false"/>
-                <w:i/>
-                <w:iCs/>
-                <w:color w:val="5A5F7A"/>
-                <w:sz w:val="18"/>
-                <w:szCs w:val="18"/>
-              </w:rPr>
-              <w:t xml:space="preserve">Во всех матчах (июль 2026 и август 2026)</w:t>
-            </w:r>
-          </w:p>
-          <w:p>
-            <w:pPr>
-              <w:spacing w:after="0"/>
-            </w:pPr>
-            <w:r>
-              <w:rPr>
-                <w:rFonts w:ascii="Calibri" w:cs="Calibri" w:eastAsia="Calibri" w:hAnsi="Calibri"/>
-                <w:b w:val="false"/>
-                <w:bCs w:val="false"/>
-                <w:i w:val="false"/>
-                <w:iCs w:val="false"/>
-                <w:color w:val="1A1F36"/>
-                <w:sz w:val="18"/>
-                <w:szCs w:val="18"/>
-              </w:rPr>
-              <w:t xml:space="preserve">№3 Панферов Илья Андреевич</w:t>
-            </w:r>
-          </w:p>
-          <w:p>
-            <w:pPr>
-              <w:spacing w:after="0"/>
-            </w:pPr>
-            <w:r>
-              <w:rPr>
-                <w:rFonts w:ascii="Calibri" w:cs="Calibri" w:eastAsia="Calibri" w:hAnsi="Calibri"/>
-                <w:b w:val="false"/>
-                <w:bCs w:val="false"/>
-                <w:i w:val="false"/>
-                <w:iCs w:val="false"/>
-                <w:color w:val="1A1F36"/>
-                <w:sz w:val="18"/>
-                <w:szCs w:val="18"/>
-              </w:rPr>
-              <w:t xml:space="preserve">№7 Сенотов Богдан Владимирович</w:t>
-            </w:r>
-          </w:p>
-          <w:p>
-            <w:pPr>
-              <w:spacing w:after="0"/>
-            </w:pPr>
-            <w:r>
-              <w:rPr>
-                <w:rFonts w:ascii="Calibri" w:cs="Calibri" w:eastAsia="Calibri" w:hAnsi="Calibri"/>
-                <w:b w:val="false"/>
-                <w:bCs w:val="false"/>
-                <w:i w:val="false"/>
-                <w:iCs w:val="false"/>
-                <w:color w:val="1A1F36"/>
-                <w:sz w:val="18"/>
-                <w:szCs w:val="18"/>
-              </w:rPr>
-              <w:t xml:space="preserve">№8 Лачинов Глеб Олегович</w:t>
-            </w:r>
-          </w:p>
-          <w:p>
-            <w:pPr>
-              <w:spacing w:after="0"/>
-            </w:pPr>
-            <w:r>
-              <w:rPr>
-                <w:rFonts w:ascii="Calibri" w:cs="Calibri" w:eastAsia="Calibri" w:hAnsi="Calibri"/>
-                <w:b w:val="false"/>
-                <w:bCs w:val="false"/>
-                <w:i w:val="false"/>
-                <w:iCs w:val="false"/>
-                <w:color w:val="1A1F36"/>
-                <w:sz w:val="18"/>
-                <w:szCs w:val="18"/>
-              </w:rPr>
-              <w:t xml:space="preserve">№23 Мельник Даниил Евгеньевич</w:t>
-            </w:r>
-          </w:p>
-          <w:p>
-            <w:pPr>
-              <w:spacing w:after="0"/>
-            </w:pPr>
-            <w:r>
-              <w:rPr>
-                <w:rFonts w:ascii="Calibri" w:cs="Calibri" w:eastAsia="Calibri" w:hAnsi="Calibri"/>
-                <w:b w:val="false"/>
-                <w:bCs w:val="false"/>
-                <w:i w:val="false"/>
-                <w:iCs w:val="false"/>
-                <w:color w:val="1A1F36"/>
-                <w:sz w:val="18"/>
-                <w:szCs w:val="18"/>
-              </w:rPr>
-              <w:t xml:space="preserve">№12 Трапезников Александр Александрович</w:t>
-            </w:r>
-          </w:p>
-          <w:p>
-            <w:pPr>
-              <w:shd w:fill="FFF2A8" w:color="auto" w:val="clear"/>
-              <w:spacing w:after="0"/>
-            </w:pPr>
-            <w:r>
-              <w:rPr>
-                <w:rFonts w:ascii="Calibri" w:cs="Calibri" w:eastAsia="Calibri" w:hAnsi="Calibri"/>
-                <w:b/>
-                <w:bCs/>
-                <w:i w:val="false"/>
-                <w:iCs w:val="false"/>
-                <w:color w:val="1A1F36"/>
-                <w:sz w:val="18"/>
-                <w:szCs w:val="18"/>
-              </w:rPr>
-              <w:t xml:space="preserve">№10 Авксентьев Александр Александрович</w:t>
-            </w:r>
-            <w:r>
-              <w:rPr>
-                <w:rFonts w:ascii="Calibri" w:cs="Calibri" w:eastAsia="Calibri" w:hAnsi="Calibri"/>
-                <w:b w:val="false"/>
-                <w:bCs w:val="false"/>
-                <w:i w:val="false"/>
-                <w:iCs w:val="false"/>
-                <w:color w:val="B45309"/>
-                <w:sz w:val="18"/>
-                <w:szCs w:val="18"/>
-              </w:rPr>
-              <w:t xml:space="preserve">  — записан также за Акулы (№9)</w:t>
-            </w:r>
-          </w:p>
-          <w:p>
-            <w:pPr>
-              <w:spacing w:after="0"/>
-            </w:pPr>
-            <w:r>
-              <w:rPr>
-                <w:rFonts w:ascii="Calibri" w:cs="Calibri" w:eastAsia="Calibri" w:hAnsi="Calibri"/>
-                <w:b w:val="false"/>
-                <w:bCs w:val="false"/>
-                <w:i w:val="false"/>
-                <w:iCs w:val="false"/>
-                <w:color w:val="1A1F36"/>
-                <w:sz w:val="18"/>
-                <w:szCs w:val="18"/>
-              </w:rPr>
-              <w:t xml:space="preserve">№5 Левашов Дмитрий Евгеньевич</w:t>
-            </w:r>
-          </w:p>
-        </w:tc>
-        <w:tc>
-          <w:tcPr>
-            <w:tcW w:type="dxa" w:w="5450"/>
-            <w:tcBorders>
-              <w:top w:val="single" w:color="C7CBDC" w:sz="4"/>
-              <w:left w:val="single" w:color="C7CBDC" w:sz="4"/>
-              <w:bottom w:val="single" w:color="C7CBDC" w:sz="4"/>
-              <w:right w:val="single" w:color="C7CBDC" w:sz="4"/>
-            </w:tcBorders>
-            <w:tcMar>
-              <w:top w:type="dxa" w:w="60"/>
-              <w:left w:type="dxa" w:w="90"/>
-              <w:bottom w:type="dxa" w:w="60"/>
-              <w:right w:type="dxa" w:w="90"/>
-            </w:tcMar>
-            <w:vAlign w:val="top"/>
-          </w:tcPr>
-          <w:p>
-            <w:pPr>
-              <w:spacing w:after="0" w:before="0"/>
-            </w:pPr>
-            <w:r>
-              <w:rPr>
-                <w:rFonts w:ascii="Calibri" w:cs="Calibri" w:eastAsia="Calibri" w:hAnsi="Calibri"/>
-                <w:b w:val="false"/>
-                <w:bCs w:val="false"/>
-                <w:i w:val="false"/>
-                <w:iCs w:val="false"/>
-                <w:color w:val="1A1F36"/>
-                <w:sz w:val="18"/>
-                <w:szCs w:val="18"/>
-              </w:rPr>
-              <w:t xml:space="preserve"/>
-            </w:r>
-          </w:p>
-        </w:tc>
-      </w:tr>
-      <w:tr>
-        <w:tc>
-          <w:tcPr>
-            <w:tcW w:type="dxa" w:w="2600"/>
-            <w:tcBorders>
-              <w:top w:val="single" w:color="C7CBDC" w:sz="4"/>
-              <w:left w:val="single" w:color="C7CBDC" w:sz="4"/>
-              <w:bottom w:val="single" w:color="C7CBDC" w:sz="4"/>
-              <w:right w:val="single" w:color="C7CBDC" w:sz="4"/>
-            </w:tcBorders>
-            <w:tcMar>
-              <w:top w:type="dxa" w:w="60"/>
-              <w:left w:type="dxa" w:w="90"/>
-              <w:bottom w:type="dxa" w:w="60"/>
-              <w:right w:type="dxa" w:w="90"/>
-            </w:tcMar>
-            <w:vAlign w:val="top"/>
-          </w:tcPr>
-          <w:p>
-            <w:pPr>
-              <w:spacing w:after="0" w:before="0"/>
-            </w:pPr>
-            <w:r>
-              <w:rPr>
-                <w:rFonts w:ascii="Calibri" w:cs="Calibri" w:eastAsia="Calibri" w:hAnsi="Calibri"/>
-                <w:b/>
-                <w:bCs/>
-                <w:i w:val="false"/>
-                <w:iCs w:val="false"/>
-                <w:color w:val="1A1F36"/>
-                <w:sz w:val="20"/>
-                <w:szCs w:val="20"/>
-              </w:rPr>
-              <w:t xml:space="preserve">Авиатор</w:t>
-            </w:r>
-          </w:p>
-        </w:tc>
-        <w:tc>
-          <w:tcPr>
-            <w:tcW w:type="dxa" w:w="7200"/>
-            <w:tcBorders>
-              <w:top w:val="single" w:color="C7CBDC" w:sz="4"/>
-              <w:left w:val="single" w:color="C7CBDC" w:sz="4"/>
-              <w:bottom w:val="single" w:color="C7CBDC" w:sz="4"/>
-              <w:right w:val="single" w:color="C7CBDC" w:sz="4"/>
-            </w:tcBorders>
-            <w:tcMar>
-              <w:top w:type="dxa" w:w="60"/>
-              <w:left w:type="dxa" w:w="90"/>
-              <w:bottom w:type="dxa" w:w="60"/>
-              <w:right w:type="dxa" w:w="90"/>
-            </w:tcMar>
-            <w:vAlign w:val="top"/>
-          </w:tcPr>
-          <w:p>
-            <w:pPr>
-              <w:spacing w:after="20" w:before="0"/>
-            </w:pPr>
-            <w:r>
-              <w:rPr>
-                <w:rFonts w:ascii="Calibri" w:cs="Calibri" w:eastAsia="Calibri" w:hAnsi="Calibri"/>
-                <w:b w:val="false"/>
-                <w:bCs w:val="false"/>
-                <w:i/>
-                <w:iCs/>
-                <w:color w:val="5A5F7A"/>
-                <w:sz w:val="18"/>
-                <w:szCs w:val="18"/>
-              </w:rPr>
-              <w:t xml:space="preserve">Во всех матчах (июль 2026 и август 2026)</w:t>
-            </w:r>
-          </w:p>
-          <w:p>
-            <w:pPr>
-              <w:spacing w:after="0"/>
-            </w:pPr>
-            <w:r>
-              <w:rPr>
-                <w:rFonts w:ascii="Calibri" w:cs="Calibri" w:eastAsia="Calibri" w:hAnsi="Calibri"/>
-                <w:b w:val="false"/>
-                <w:bCs w:val="false"/>
-                <w:i w:val="false"/>
-                <w:iCs w:val="false"/>
-                <w:color w:val="1A1F36"/>
-                <w:sz w:val="18"/>
-                <w:szCs w:val="18"/>
-              </w:rPr>
-              <w:t xml:space="preserve">№2 Мамаев Эмиль Алиханович</w:t>
-            </w:r>
-          </w:p>
-          <w:p>
-            <w:pPr>
-              <w:spacing w:after="0"/>
-            </w:pPr>
-            <w:r>
-              <w:rPr>
-                <w:rFonts w:ascii="Calibri" w:cs="Calibri" w:eastAsia="Calibri" w:hAnsi="Calibri"/>
-                <w:b w:val="false"/>
-                <w:bCs w:val="false"/>
-                <w:i w:val="false"/>
-                <w:iCs w:val="false"/>
-                <w:color w:val="1A1F36"/>
-                <w:sz w:val="18"/>
-                <w:szCs w:val="18"/>
-              </w:rPr>
-              <w:t xml:space="preserve">№12 Воронов Владимир Андреевич</w:t>
-            </w:r>
-          </w:p>
-          <w:p>
-            <w:pPr>
-              <w:spacing w:after="0"/>
-            </w:pPr>
-            <w:r>
-              <w:rPr>
-                <w:rFonts w:ascii="Calibri" w:cs="Calibri" w:eastAsia="Calibri" w:hAnsi="Calibri"/>
-                <w:b w:val="false"/>
-                <w:bCs w:val="false"/>
-                <w:i w:val="false"/>
-                <w:iCs w:val="false"/>
-                <w:color w:val="1A1F36"/>
-                <w:sz w:val="18"/>
-                <w:szCs w:val="18"/>
-              </w:rPr>
-              <w:t xml:space="preserve">№8 Серебряков Григорий Артёмович</w:t>
-            </w:r>
-          </w:p>
-          <w:p>
-            <w:pPr>
-              <w:spacing w:after="0"/>
-            </w:pPr>
-            <w:r>
-              <w:rPr>
-                <w:rFonts w:ascii="Calibri" w:cs="Calibri" w:eastAsia="Calibri" w:hAnsi="Calibri"/>
-                <w:b w:val="false"/>
-                <w:bCs w:val="false"/>
-                <w:i w:val="false"/>
-                <w:iCs w:val="false"/>
-                <w:color w:val="1A1F36"/>
-                <w:sz w:val="18"/>
-                <w:szCs w:val="18"/>
-              </w:rPr>
-              <w:t xml:space="preserve">№23 Студитских Максим Константинович</w:t>
-            </w:r>
-          </w:p>
-          <w:p>
-            <w:pPr>
-              <w:spacing w:after="0"/>
-            </w:pPr>
-            <w:r>
-              <w:rPr>
-                <w:rFonts w:ascii="Calibri" w:cs="Calibri" w:eastAsia="Calibri" w:hAnsi="Calibri"/>
-                <w:b w:val="false"/>
-                <w:bCs w:val="false"/>
-                <w:i w:val="false"/>
-                <w:iCs w:val="false"/>
-                <w:color w:val="1A1F36"/>
-                <w:sz w:val="18"/>
-                <w:szCs w:val="18"/>
-              </w:rPr>
-              <w:t xml:space="preserve">№16 Ефремов Семён Владиславович</w:t>
-            </w:r>
-          </w:p>
-          <w:p>
-            <w:pPr>
-              <w:shd w:fill="FFF2A8" w:color="auto" w:val="clear"/>
-              <w:spacing w:after="0"/>
-            </w:pPr>
-            <w:r>
-              <w:rPr>
-                <w:rFonts w:ascii="Calibri" w:cs="Calibri" w:eastAsia="Calibri" w:hAnsi="Calibri"/>
-                <w:b/>
-                <w:bCs/>
-                <w:i w:val="false"/>
-                <w:iCs w:val="false"/>
-                <w:color w:val="1A1F36"/>
-                <w:sz w:val="18"/>
-                <w:szCs w:val="18"/>
-              </w:rPr>
-              <w:t xml:space="preserve">№17 Белов Евгений Дмитриевич</w:t>
-            </w:r>
-            <w:r>
-              <w:rPr>
-                <w:rFonts w:ascii="Calibri" w:cs="Calibri" w:eastAsia="Calibri" w:hAnsi="Calibri"/>
-                <w:b w:val="false"/>
-                <w:bCs w:val="false"/>
-                <w:i w:val="false"/>
-                <w:iCs w:val="false"/>
-                <w:color w:val="B45309"/>
-                <w:sz w:val="18"/>
-                <w:szCs w:val="18"/>
-              </w:rPr>
-              <w:t xml:space="preserve">  — записан также за Нефтяник (№9)</w:t>
-            </w:r>
-          </w:p>
-          <w:p>
-            <w:pPr>
-              <w:spacing w:after="0"/>
-            </w:pPr>
-            <w:r>
-              <w:rPr>
-                <w:rFonts w:ascii="Calibri" w:cs="Calibri" w:eastAsia="Calibri" w:hAnsi="Calibri"/>
-                <w:b w:val="false"/>
-                <w:bCs w:val="false"/>
-                <w:i w:val="false"/>
-                <w:iCs w:val="false"/>
-                <w:color w:val="1A1F36"/>
-                <w:sz w:val="18"/>
-                <w:szCs w:val="18"/>
-              </w:rPr>
-              <w:t xml:space="preserve">№10 Шарафутдинов Дамир Фанилевич</w:t>
-            </w:r>
-          </w:p>
-        </w:tc>
-        <w:tc>
-          <w:tcPr>
-            <w:tcW w:type="dxa" w:w="5450"/>
-            <w:tcBorders>
-              <w:top w:val="single" w:color="C7CBDC" w:sz="4"/>
-              <w:left w:val="single" w:color="C7CBDC" w:sz="4"/>
-              <w:bottom w:val="single" w:color="C7CBDC" w:sz="4"/>
-              <w:right w:val="single" w:color="C7CBDC" w:sz="4"/>
-            </w:tcBorders>
-            <w:tcMar>
-              <w:top w:type="dxa" w:w="60"/>
-              <w:left w:type="dxa" w:w="90"/>
-              <w:bottom w:type="dxa" w:w="60"/>
-              <w:right w:type="dxa" w:w="90"/>
-            </w:tcMar>
-            <w:vAlign w:val="top"/>
-          </w:tcPr>
-          <w:p>
-            <w:pPr>
-              <w:spacing w:after="0" w:before="0"/>
-            </w:pPr>
-            <w:r>
-              <w:rPr>
-                <w:rFonts w:ascii="Calibri" w:cs="Calibri" w:eastAsia="Calibri" w:hAnsi="Calibri"/>
-                <w:b w:val="false"/>
-                <w:bCs w:val="false"/>
-                <w:i w:val="false"/>
-                <w:iCs w:val="false"/>
-                <w:color w:val="1A1F36"/>
-                <w:sz w:val="18"/>
-                <w:szCs w:val="18"/>
-              </w:rPr>
-              <w:t xml:space="preserve"/>
-            </w:r>
-          </w:p>
-        </w:tc>
-      </w:tr>
-      <w:tr>
-        <w:tc>
-          <w:tcPr>
-            <w:tcW w:type="dxa" w:w="2600"/>
-            <w:tcBorders>
-              <w:top w:val="single" w:color="C7CBDC" w:sz="4"/>
-              <w:left w:val="single" w:color="C7CBDC" w:sz="4"/>
-              <w:bottom w:val="single" w:color="C7CBDC" w:sz="4"/>
-              <w:right w:val="single" w:color="C7CBDC" w:sz="4"/>
-            </w:tcBorders>
-            <w:shd w:fill="F7F8FC" w:color="auto" w:val="clear"/>
-            <w:tcMar>
-              <w:top w:type="dxa" w:w="60"/>
-              <w:left w:type="dxa" w:w="90"/>
-              <w:bottom w:type="dxa" w:w="60"/>
-              <w:right w:type="dxa" w:w="90"/>
-            </w:tcMar>
-            <w:vAlign w:val="top"/>
-          </w:tcPr>
-          <w:p>
-            <w:pPr>
-              <w:spacing w:after="0" w:before="0"/>
-            </w:pPr>
-            <w:r>
-              <w:rPr>
-                <w:rFonts w:ascii="Calibri" w:cs="Calibri" w:eastAsia="Calibri" w:hAnsi="Calibri"/>
-                <w:b/>
-                <w:bCs/>
-                <w:i w:val="false"/>
-                <w:iCs w:val="false"/>
-                <w:color w:val="1A1F36"/>
-                <w:sz w:val="20"/>
-                <w:szCs w:val="20"/>
-              </w:rPr>
-              <w:t xml:space="preserve">Нефтяник</w:t>
-            </w:r>
-          </w:p>
-        </w:tc>
-        <w:tc>
-          <w:tcPr>
-            <w:tcW w:type="dxa" w:w="7200"/>
-            <w:tcBorders>
-              <w:top w:val="single" w:color="C7CBDC" w:sz="4"/>
-              <w:left w:val="single" w:color="C7CBDC" w:sz="4"/>
-              <w:bottom w:val="single" w:color="C7CBDC" w:sz="4"/>
-              <w:right w:val="single" w:color="C7CBDC" w:sz="4"/>
-            </w:tcBorders>
-            <w:shd w:fill="F7F8FC" w:color="auto" w:val="clear"/>
-            <w:tcMar>
-              <w:top w:type="dxa" w:w="60"/>
-              <w:left w:type="dxa" w:w="90"/>
-              <w:bottom w:type="dxa" w:w="60"/>
-              <w:right w:type="dxa" w:w="90"/>
-            </w:tcMar>
-            <w:vAlign w:val="top"/>
-          </w:tcPr>
-          <w:p>
-            <w:pPr>
-              <w:spacing w:after="20" w:before="0"/>
-            </w:pPr>
-            <w:r>
-              <w:rPr>
-                <w:rFonts w:ascii="Calibri" w:cs="Calibri" w:eastAsia="Calibri" w:hAnsi="Calibri"/>
-                <w:b w:val="false"/>
-                <w:bCs w:val="false"/>
-                <w:i/>
-                <w:iCs/>
-                <w:color w:val="5A5F7A"/>
-                <w:sz w:val="18"/>
-                <w:szCs w:val="18"/>
-              </w:rPr>
-              <w:t xml:space="preserve">Во всех матчах (июль 2026 и август 2026)</w:t>
-            </w:r>
-          </w:p>
-          <w:p>
-            <w:pPr>
-              <w:spacing w:after="0"/>
-            </w:pPr>
-            <w:r>
-              <w:rPr>
-                <w:rFonts w:ascii="Calibri" w:cs="Calibri" w:eastAsia="Calibri" w:hAnsi="Calibri"/>
-                <w:b w:val="false"/>
-                <w:bCs w:val="false"/>
-                <w:i w:val="false"/>
-                <w:iCs w:val="false"/>
-                <w:color w:val="1A1F36"/>
-                <w:sz w:val="18"/>
-                <w:szCs w:val="18"/>
-              </w:rPr>
-              <w:t xml:space="preserve">№2 Чернулич Лев Евгеньевич</w:t>
-            </w:r>
-          </w:p>
-          <w:p>
-            <w:pPr>
-              <w:spacing w:after="0"/>
-            </w:pPr>
-            <w:r>
-              <w:rPr>
-                <w:rFonts w:ascii="Calibri" w:cs="Calibri" w:eastAsia="Calibri" w:hAnsi="Calibri"/>
-                <w:b w:val="false"/>
-                <w:bCs w:val="false"/>
-                <w:i w:val="false"/>
-                <w:iCs w:val="false"/>
-                <w:color w:val="1A1F36"/>
-                <w:sz w:val="18"/>
-                <w:szCs w:val="18"/>
-              </w:rPr>
-              <w:t xml:space="preserve">№16 Агапов Александр Михайлович</w:t>
-            </w:r>
-          </w:p>
-          <w:p>
-            <w:pPr>
-              <w:spacing w:after="0"/>
-            </w:pPr>
-            <w:r>
-              <w:rPr>
-                <w:rFonts w:ascii="Calibri" w:cs="Calibri" w:eastAsia="Calibri" w:hAnsi="Calibri"/>
-                <w:b w:val="false"/>
-                <w:bCs w:val="false"/>
-                <w:i w:val="false"/>
-                <w:iCs w:val="false"/>
-                <w:color w:val="1A1F36"/>
-                <w:sz w:val="18"/>
-                <w:szCs w:val="18"/>
-              </w:rPr>
-              <w:t xml:space="preserve">№23 Латыпов Гадель Маратович</w:t>
-            </w:r>
-          </w:p>
-          <w:p>
-            <w:pPr>
-              <w:spacing w:after="0"/>
-            </w:pPr>
-            <w:r>
-              <w:rPr>
-                <w:rFonts w:ascii="Calibri" w:cs="Calibri" w:eastAsia="Calibri" w:hAnsi="Calibri"/>
-                <w:b w:val="false"/>
-                <w:bCs w:val="false"/>
-                <w:i w:val="false"/>
-                <w:iCs w:val="false"/>
-                <w:color w:val="1A1F36"/>
-                <w:sz w:val="18"/>
-                <w:szCs w:val="18"/>
-              </w:rPr>
-              <w:t xml:space="preserve">№10 Матвеев Иван Александрович</w:t>
-            </w:r>
-          </w:p>
-          <w:p>
-            <w:pPr>
-              <w:spacing w:after="0"/>
-            </w:pPr>
-            <w:r>
-              <w:rPr>
-                <w:rFonts w:ascii="Calibri" w:cs="Calibri" w:eastAsia="Calibri" w:hAnsi="Calibri"/>
-                <w:b w:val="false"/>
-                <w:bCs w:val="false"/>
-                <w:i w:val="false"/>
-                <w:iCs w:val="false"/>
-                <w:color w:val="1A1F36"/>
-                <w:sz w:val="18"/>
-                <w:szCs w:val="18"/>
-              </w:rPr>
-              <w:t xml:space="preserve">№12 Бухаров Владислав Олегович</w:t>
-            </w:r>
-          </w:p>
-          <w:p>
-            <w:pPr>
-              <w:shd w:fill="FFF2A8" w:color="auto" w:val="clear"/>
-              <w:spacing w:after="0"/>
-            </w:pPr>
-            <w:r>
-              <w:rPr>
-                <w:rFonts w:ascii="Calibri" w:cs="Calibri" w:eastAsia="Calibri" w:hAnsi="Calibri"/>
-                <w:b/>
-                <w:bCs/>
-                <w:i w:val="false"/>
-                <w:iCs w:val="false"/>
-                <w:color w:val="1A1F36"/>
-                <w:sz w:val="18"/>
-                <w:szCs w:val="18"/>
-              </w:rPr>
-              <w:t xml:space="preserve">№9 Белов Евгений Дмитриевич</w:t>
-            </w:r>
-            <w:r>
-              <w:rPr>
-                <w:rFonts w:ascii="Calibri" w:cs="Calibri" w:eastAsia="Calibri" w:hAnsi="Calibri"/>
-                <w:b w:val="false"/>
-                <w:bCs w:val="false"/>
-                <w:i w:val="false"/>
-                <w:iCs w:val="false"/>
-                <w:color w:val="B45309"/>
-                <w:sz w:val="18"/>
-                <w:szCs w:val="18"/>
-              </w:rPr>
-              <w:t xml:space="preserve">  — записан также за Авиатор (№17)</w:t>
-            </w:r>
-          </w:p>
-          <w:p>
-            <w:pPr>
-              <w:spacing w:after="0"/>
-            </w:pPr>
-            <w:r>
-              <w:rPr>
-                <w:rFonts w:ascii="Calibri" w:cs="Calibri" w:eastAsia="Calibri" w:hAnsi="Calibri"/>
-                <w:b w:val="false"/>
-                <w:bCs w:val="false"/>
-                <w:i w:val="false"/>
-                <w:iCs w:val="false"/>
-                <w:color w:val="1A1F36"/>
-                <w:sz w:val="18"/>
-                <w:szCs w:val="18"/>
-              </w:rPr>
-              <w:t xml:space="preserve">№7 Катин Матвей Максимович</w:t>
-            </w:r>
-          </w:p>
-        </w:tc>
-        <w:tc>
-          <w:tcPr>
-            <w:tcW w:type="dxa" w:w="5450"/>
-            <w:tcBorders>
-              <w:top w:val="single" w:color="C7CBDC" w:sz="4"/>
-              <w:left w:val="single" w:color="C7CBDC" w:sz="4"/>
-              <w:bottom w:val="single" w:color="C7CBDC" w:sz="4"/>
-              <w:right w:val="single" w:color="C7CBDC" w:sz="4"/>
-            </w:tcBorders>
-            <w:tcMar>
-              <w:top w:type="dxa" w:w="60"/>
-              <w:left w:type="dxa" w:w="90"/>
-              <w:bottom w:type="dxa" w:w="60"/>
-              <w:right w:type="dxa" w:w="90"/>
-            </w:tcMar>
-            <w:vAlign w:val="top"/>
-          </w:tcPr>
-          <w:p>
-            <w:pPr>
-              <w:spacing w:after="0" w:before="0"/>
-            </w:pPr>
-            <w:r>
-              <w:rPr>
-                <w:rFonts w:ascii="Calibri" w:cs="Calibri" w:eastAsia="Calibri" w:hAnsi="Calibri"/>
-                <w:b w:val="false"/>
-                <w:bCs w:val="false"/>
-                <w:i w:val="false"/>
-                <w:iCs w:val="false"/>
-                <w:color w:val="1A1F36"/>
-                <w:sz w:val="18"/>
-                <w:szCs w:val="18"/>
-              </w:rPr>
-              <w:t xml:space="preserve"/>
-            </w:r>
-          </w:p>
-        </w:tc>
-      </w:tr>
-      <w:tr>
-        <w:tc>
-          <w:tcPr>
-            <w:tcW w:type="dxa" w:w="2600"/>
-            <w:tcBorders>
-              <w:top w:val="single" w:color="C7CBDC" w:sz="4"/>
-              <w:left w:val="single" w:color="C7CBDC" w:sz="4"/>
-              <w:bottom w:val="single" w:color="C7CBDC" w:sz="4"/>
-              <w:right w:val="single" w:color="C7CBDC" w:sz="4"/>
-            </w:tcBorders>
-            <w:tcMar>
-              <w:top w:type="dxa" w:w="60"/>
-              <w:left w:type="dxa" w:w="90"/>
-              <w:bottom w:type="dxa" w:w="60"/>
-              <w:right w:type="dxa" w:w="90"/>
-            </w:tcMar>
-            <w:vAlign w:val="top"/>
-          </w:tcPr>
-          <w:p>
-            <w:pPr>
-              <w:spacing w:after="0" w:before="0"/>
-            </w:pPr>
-            <w:r>
-              <w:rPr>
-                <w:rFonts w:ascii="Calibri" w:cs="Calibri" w:eastAsia="Calibri" w:hAnsi="Calibri"/>
-                <w:b/>
-                <w:bCs/>
-                <w:i w:val="false"/>
-                <w:iCs w:val="false"/>
-                <w:color w:val="1A1F36"/>
-                <w:sz w:val="20"/>
-                <w:szCs w:val="20"/>
-              </w:rPr>
-              <w:t xml:space="preserve">Медведи</w:t>
-            </w:r>
-          </w:p>
-        </w:tc>
-        <w:tc>
-          <w:tcPr>
-            <w:tcW w:type="dxa" w:w="7200"/>
-            <w:tcBorders>
-              <w:top w:val="single" w:color="C7CBDC" w:sz="4"/>
-              <w:left w:val="single" w:color="C7CBDC" w:sz="4"/>
-              <w:bottom w:val="single" w:color="C7CBDC" w:sz="4"/>
-              <w:right w:val="single" w:color="C7CBDC" w:sz="4"/>
-            </w:tcBorders>
-            <w:tcMar>
-              <w:top w:type="dxa" w:w="60"/>
-              <w:left w:type="dxa" w:w="90"/>
-              <w:bottom w:type="dxa" w:w="60"/>
-              <w:right w:type="dxa" w:w="90"/>
-            </w:tcMar>
-            <w:vAlign w:val="top"/>
-          </w:tcPr>
-          <w:p>
-            <w:pPr>
-              <w:spacing w:after="20" w:before="0"/>
-            </w:pPr>
-            <w:r>
-              <w:rPr>
-                <w:rFonts w:ascii="Calibri" w:cs="Calibri" w:eastAsia="Calibri" w:hAnsi="Calibri"/>
-                <w:b w:val="false"/>
-                <w:bCs w:val="false"/>
-                <w:i/>
-                <w:iCs/>
-                <w:color w:val="5A5F7A"/>
-                <w:sz w:val="18"/>
-                <w:szCs w:val="18"/>
-              </w:rPr>
-              <w:t xml:space="preserve">Во всех матчах (июль 2026 и август 2026)</w:t>
-            </w:r>
-          </w:p>
-          <w:p>
-            <w:pPr>
-              <w:spacing w:after="0"/>
-            </w:pPr>
-            <w:r>
-              <w:rPr>
-                <w:rFonts w:ascii="Calibri" w:cs="Calibri" w:eastAsia="Calibri" w:hAnsi="Calibri"/>
-                <w:b w:val="false"/>
-                <w:bCs w:val="false"/>
-                <w:i w:val="false"/>
-                <w:iCs w:val="false"/>
-                <w:color w:val="1A1F36"/>
-                <w:sz w:val="18"/>
-                <w:szCs w:val="18"/>
-              </w:rPr>
-              <w:t xml:space="preserve">№1 Суворов Глеб Александрович</w:t>
-            </w:r>
-          </w:p>
-          <w:p>
-            <w:pPr>
-              <w:spacing w:after="0"/>
-            </w:pPr>
-            <w:r>
-              <w:rPr>
-                <w:rFonts w:ascii="Calibri" w:cs="Calibri" w:eastAsia="Calibri" w:hAnsi="Calibri"/>
-                <w:b w:val="false"/>
-                <w:bCs w:val="false"/>
-                <w:i w:val="false"/>
-                <w:iCs w:val="false"/>
-                <w:color w:val="1A1F36"/>
-                <w:sz w:val="18"/>
-                <w:szCs w:val="18"/>
-              </w:rPr>
-              <w:t xml:space="preserve">№16 Аверьянов Алексей Андреевич</w:t>
-            </w:r>
-          </w:p>
-          <w:p>
-            <w:pPr>
-              <w:spacing w:after="0"/>
-            </w:pPr>
-            <w:r>
-              <w:rPr>
-                <w:rFonts w:ascii="Calibri" w:cs="Calibri" w:eastAsia="Calibri" w:hAnsi="Calibri"/>
-                <w:b w:val="false"/>
-                <w:bCs w:val="false"/>
-                <w:i w:val="false"/>
-                <w:iCs w:val="false"/>
-                <w:color w:val="1A1F36"/>
-                <w:sz w:val="18"/>
-                <w:szCs w:val="18"/>
-              </w:rPr>
-              <w:t xml:space="preserve">№17 Бызов Данила александрович</w:t>
-            </w:r>
-          </w:p>
-          <w:p>
-            <w:pPr>
-              <w:spacing w:after="0"/>
-            </w:pPr>
-            <w:r>
-              <w:rPr>
-                <w:rFonts w:ascii="Calibri" w:cs="Calibri" w:eastAsia="Calibri" w:hAnsi="Calibri"/>
-                <w:b w:val="false"/>
-                <w:bCs w:val="false"/>
-                <w:i w:val="false"/>
-                <w:iCs w:val="false"/>
-                <w:color w:val="1A1F36"/>
-                <w:sz w:val="18"/>
-                <w:szCs w:val="18"/>
-              </w:rPr>
-              <w:t xml:space="preserve">№23 Абитов Рамиль Равилевич</w:t>
-            </w:r>
-          </w:p>
-          <w:p>
-            <w:pPr>
-              <w:spacing w:after="0"/>
-            </w:pPr>
-            <w:r>
-              <w:rPr>
-                <w:rFonts w:ascii="Calibri" w:cs="Calibri" w:eastAsia="Calibri" w:hAnsi="Calibri"/>
-                <w:b w:val="false"/>
-                <w:bCs w:val="false"/>
-                <w:i w:val="false"/>
-                <w:iCs w:val="false"/>
-                <w:color w:val="1A1F36"/>
-                <w:sz w:val="18"/>
-                <w:szCs w:val="18"/>
-              </w:rPr>
-              <w:t xml:space="preserve">№12 Морозов Денис Андреевич</w:t>
-            </w:r>
-          </w:p>
-          <w:p>
-            <w:pPr>
-              <w:shd w:fill="FFF2A8" w:color="auto" w:val="clear"/>
-              <w:spacing w:after="0"/>
-            </w:pPr>
-            <w:r>
-              <w:rPr>
-                <w:rFonts w:ascii="Calibri" w:cs="Calibri" w:eastAsia="Calibri" w:hAnsi="Calibri"/>
-                <w:b/>
-                <w:bCs/>
-                <w:i w:val="false"/>
-                <w:iCs w:val="false"/>
-                <w:color w:val="1A1F36"/>
-                <w:sz w:val="18"/>
-                <w:szCs w:val="18"/>
-              </w:rPr>
-              <w:t xml:space="preserve">№7 Зарков Гордей Михайлович</w:t>
-            </w:r>
-            <w:r>
-              <w:rPr>
-                <w:rFonts w:ascii="Calibri" w:cs="Calibri" w:eastAsia="Calibri" w:hAnsi="Calibri"/>
-                <w:b w:val="false"/>
-                <w:bCs w:val="false"/>
-                <w:i w:val="false"/>
-                <w:iCs w:val="false"/>
-                <w:color w:val="B45309"/>
-                <w:sz w:val="18"/>
-                <w:szCs w:val="18"/>
-              </w:rPr>
-              <w:t xml:space="preserve">  — записан также за Рыси (№9)</w:t>
-            </w:r>
-          </w:p>
-          <w:p>
-            <w:pPr>
-              <w:spacing w:after="0"/>
-            </w:pPr>
-            <w:r>
-              <w:rPr>
-                <w:rFonts w:ascii="Calibri" w:cs="Calibri" w:eastAsia="Calibri" w:hAnsi="Calibri"/>
-                <w:b w:val="false"/>
-                <w:bCs w:val="false"/>
-                <w:i w:val="false"/>
-                <w:iCs w:val="false"/>
-                <w:color w:val="1A1F36"/>
-                <w:sz w:val="18"/>
-                <w:szCs w:val="18"/>
-              </w:rPr>
-              <w:t xml:space="preserve">№5 Белов Игорь Романович</w:t>
-            </w:r>
-          </w:p>
-        </w:tc>
-        <w:tc>
-          <w:tcPr>
-            <w:tcW w:type="dxa" w:w="5450"/>
-            <w:tcBorders>
-              <w:top w:val="single" w:color="C7CBDC" w:sz="4"/>
-              <w:left w:val="single" w:color="C7CBDC" w:sz="4"/>
-              <w:bottom w:val="single" w:color="C7CBDC" w:sz="4"/>
-              <w:right w:val="single" w:color="C7CBDC" w:sz="4"/>
-            </w:tcBorders>
-            <w:tcMar>
-              <w:top w:type="dxa" w:w="60"/>
-              <w:left w:type="dxa" w:w="90"/>
-              <w:bottom w:type="dxa" w:w="60"/>
-              <w:right w:type="dxa" w:w="90"/>
-            </w:tcMar>
-            <w:vAlign w:val="top"/>
-          </w:tcPr>
-          <w:p>
-            <w:pPr>
-              <w:spacing w:after="0" w:before="0"/>
-            </w:pPr>
-            <w:r>
-              <w:rPr>
-                <w:rFonts w:ascii="Calibri" w:cs="Calibri" w:eastAsia="Calibri" w:hAnsi="Calibri"/>
-                <w:b w:val="false"/>
-                <w:bCs w:val="false"/>
-                <w:i w:val="false"/>
-                <w:iCs w:val="false"/>
-                <w:color w:val="1A1F36"/>
-                <w:sz w:val="18"/>
-                <w:szCs w:val="18"/>
-              </w:rPr>
-              <w:t xml:space="preserve"/>
-            </w:r>
-          </w:p>
-        </w:tc>
-      </w:tr>
-      <w:tr>
-        <w:tc>
-          <w:tcPr>
-            <w:tcW w:type="dxa" w:w="2600"/>
-            <w:tcBorders>
-              <w:top w:val="single" w:color="C7CBDC" w:sz="4"/>
-              <w:left w:val="single" w:color="C7CBDC" w:sz="4"/>
-              <w:bottom w:val="single" w:color="C7CBDC" w:sz="4"/>
-              <w:right w:val="single" w:color="C7CBDC" w:sz="4"/>
-            </w:tcBorders>
-            <w:shd w:fill="F7F8FC" w:color="auto" w:val="clear"/>
-            <w:tcMar>
-              <w:top w:type="dxa" w:w="60"/>
-              <w:left w:type="dxa" w:w="90"/>
-              <w:bottom w:type="dxa" w:w="60"/>
-              <w:right w:type="dxa" w:w="90"/>
-            </w:tcMar>
-            <w:vAlign w:val="top"/>
-          </w:tcPr>
-          <w:p>
-            <w:pPr>
-              <w:spacing w:after="0" w:before="0"/>
-            </w:pPr>
-            <w:r>
-              <w:rPr>
-                <w:rFonts w:ascii="Calibri" w:cs="Calibri" w:eastAsia="Calibri" w:hAnsi="Calibri"/>
-                <w:b/>
-                <w:bCs/>
-                <w:i w:val="false"/>
-                <w:iCs w:val="false"/>
-                <w:color w:val="1A1F36"/>
-                <w:sz w:val="20"/>
-                <w:szCs w:val="20"/>
-              </w:rPr>
-              <w:t xml:space="preserve">Рыси</w:t>
-            </w:r>
-          </w:p>
-        </w:tc>
-        <w:tc>
-          <w:tcPr>
-            <w:tcW w:type="dxa" w:w="7200"/>
-            <w:tcBorders>
-              <w:top w:val="single" w:color="C7CBDC" w:sz="4"/>
-              <w:left w:val="single" w:color="C7CBDC" w:sz="4"/>
-              <w:bottom w:val="single" w:color="C7CBDC" w:sz="4"/>
-              <w:right w:val="single" w:color="C7CBDC" w:sz="4"/>
-            </w:tcBorders>
-            <w:shd w:fill="F7F8FC" w:color="auto" w:val="clear"/>
-            <w:tcMar>
-              <w:top w:type="dxa" w:w="60"/>
-              <w:left w:type="dxa" w:w="90"/>
-              <w:bottom w:type="dxa" w:w="60"/>
-              <w:right w:type="dxa" w:w="90"/>
-            </w:tcMar>
-            <w:vAlign w:val="top"/>
-          </w:tcPr>
-          <w:p>
-            <w:pPr>
-              <w:spacing w:after="20" w:before="0"/>
-            </w:pPr>
-            <w:r>
-              <w:rPr>
-                <w:rFonts w:ascii="Calibri" w:cs="Calibri" w:eastAsia="Calibri" w:hAnsi="Calibri"/>
-                <w:b w:val="false"/>
-                <w:bCs w:val="false"/>
-                <w:i/>
-                <w:iCs/>
-                <w:color w:val="5A5F7A"/>
-                <w:sz w:val="18"/>
-                <w:szCs w:val="18"/>
-              </w:rPr>
-              <w:t xml:space="preserve">Во всех матчах (июль 2026 и август 2026)</w:t>
-            </w:r>
-          </w:p>
-          <w:p>
-            <w:pPr>
-              <w:spacing w:after="0"/>
-            </w:pPr>
-            <w:r>
-              <w:rPr>
-                <w:rFonts w:ascii="Calibri" w:cs="Calibri" w:eastAsia="Calibri" w:hAnsi="Calibri"/>
-                <w:b w:val="false"/>
-                <w:bCs w:val="false"/>
-                <w:i w:val="false"/>
-                <w:iCs w:val="false"/>
-                <w:color w:val="1A1F36"/>
-                <w:sz w:val="18"/>
-                <w:szCs w:val="18"/>
-              </w:rPr>
-              <w:t xml:space="preserve">№2 Попов Максим Сергеевич</w:t>
-            </w:r>
-          </w:p>
-          <w:p>
-            <w:pPr>
-              <w:spacing w:after="0"/>
-            </w:pPr>
-            <w:r>
-              <w:rPr>
-                <w:rFonts w:ascii="Calibri" w:cs="Calibri" w:eastAsia="Calibri" w:hAnsi="Calibri"/>
-                <w:b w:val="false"/>
-                <w:bCs w:val="false"/>
-                <w:i w:val="false"/>
-                <w:iCs w:val="false"/>
-                <w:color w:val="1A1F36"/>
-                <w:sz w:val="18"/>
-                <w:szCs w:val="18"/>
-              </w:rPr>
-              <w:t xml:space="preserve">№23 Панюшкин Александр Александрович</w:t>
-            </w:r>
-          </w:p>
-          <w:p>
-            <w:pPr>
-              <w:spacing w:after="0"/>
-            </w:pPr>
-            <w:r>
-              <w:rPr>
-                <w:rFonts w:ascii="Calibri" w:cs="Calibri" w:eastAsia="Calibri" w:hAnsi="Calibri"/>
-                <w:b w:val="false"/>
-                <w:bCs w:val="false"/>
-                <w:i w:val="false"/>
-                <w:iCs w:val="false"/>
-                <w:color w:val="1A1F36"/>
-                <w:sz w:val="18"/>
-                <w:szCs w:val="18"/>
-              </w:rPr>
-              <w:t xml:space="preserve">№10 Адеев Ренат Ильдарович</w:t>
-            </w:r>
-          </w:p>
-          <w:p>
-            <w:pPr>
-              <w:spacing w:after="0"/>
-            </w:pPr>
-            <w:r>
-              <w:rPr>
-                <w:rFonts w:ascii="Calibri" w:cs="Calibri" w:eastAsia="Calibri" w:hAnsi="Calibri"/>
-                <w:b w:val="false"/>
-                <w:bCs w:val="false"/>
-                <w:i w:val="false"/>
-                <w:iCs w:val="false"/>
-                <w:color w:val="1A1F36"/>
-                <w:sz w:val="18"/>
-                <w:szCs w:val="18"/>
-              </w:rPr>
-              <w:t xml:space="preserve">№17 Медведев Василий Андреевич</w:t>
-            </w:r>
-          </w:p>
-          <w:p>
-            <w:pPr>
-              <w:spacing w:after="0"/>
-            </w:pPr>
-            <w:r>
-              <w:rPr>
-                <w:rFonts w:ascii="Calibri" w:cs="Calibri" w:eastAsia="Calibri" w:hAnsi="Calibri"/>
-                <w:b w:val="false"/>
-                <w:bCs w:val="false"/>
-                <w:i w:val="false"/>
-                <w:iCs w:val="false"/>
-                <w:color w:val="1A1F36"/>
-                <w:sz w:val="18"/>
-                <w:szCs w:val="18"/>
-              </w:rPr>
-              <w:t xml:space="preserve">№7 Демин Данил Андреевич</w:t>
-            </w:r>
-          </w:p>
-          <w:p>
-            <w:pPr>
-              <w:shd w:fill="FFF2A8" w:color="auto" w:val="clear"/>
-              <w:spacing w:after="0"/>
-            </w:pPr>
-            <w:r>
-              <w:rPr>
-                <w:rFonts w:ascii="Calibri" w:cs="Calibri" w:eastAsia="Calibri" w:hAnsi="Calibri"/>
-                <w:b/>
-                <w:bCs/>
-                <w:i w:val="false"/>
-                <w:iCs w:val="false"/>
-                <w:color w:val="1A1F36"/>
-                <w:sz w:val="18"/>
-                <w:szCs w:val="18"/>
-              </w:rPr>
-              <w:t xml:space="preserve">№9 Зарков Гордей Михайлович</w:t>
-            </w:r>
-            <w:r>
-              <w:rPr>
-                <w:rFonts w:ascii="Calibri" w:cs="Calibri" w:eastAsia="Calibri" w:hAnsi="Calibri"/>
-                <w:b w:val="false"/>
-                <w:bCs w:val="false"/>
-                <w:i w:val="false"/>
-                <w:iCs w:val="false"/>
-                <w:color w:val="B45309"/>
-                <w:sz w:val="18"/>
-                <w:szCs w:val="18"/>
-              </w:rPr>
-              <w:t xml:space="preserve">  — записан также за Медведи (№7)</w:t>
-            </w:r>
-          </w:p>
-          <w:p>
-            <w:pPr>
-              <w:spacing w:after="0"/>
-            </w:pPr>
-            <w:r>
-              <w:rPr>
-                <w:rFonts w:ascii="Calibri" w:cs="Calibri" w:eastAsia="Calibri" w:hAnsi="Calibri"/>
-                <w:b w:val="false"/>
-                <w:bCs w:val="false"/>
-                <w:i w:val="false"/>
-                <w:iCs w:val="false"/>
-                <w:color w:val="1A1F36"/>
-                <w:sz w:val="18"/>
-                <w:szCs w:val="18"/>
-              </w:rPr>
-              <w:t xml:space="preserve">№16 Соколов Андрей Дмитриевич</w:t>
-            </w:r>
-          </w:p>
-        </w:tc>
-        <w:tc>
-          <w:tcPr>
-            <w:tcW w:type="dxa" w:w="5450"/>
-            <w:tcBorders>
-              <w:top w:val="single" w:color="C7CBDC" w:sz="4"/>
-              <w:left w:val="single" w:color="C7CBDC" w:sz="4"/>
-              <w:bottom w:val="single" w:color="C7CBDC" w:sz="4"/>
-              <w:right w:val="single" w:color="C7CBDC" w:sz="4"/>
-            </w:tcBorders>
-            <w:tcMar>
-              <w:top w:type="dxa" w:w="60"/>
-              <w:left w:type="dxa" w:w="90"/>
-              <w:bottom w:type="dxa" w:w="60"/>
-              <w:right w:type="dxa" w:w="90"/>
-            </w:tcMar>
-            <w:vAlign w:val="top"/>
-          </w:tcPr>
-          <w:p>
-            <w:pPr>
-              <w:spacing w:after="0" w:before="0"/>
-            </w:pPr>
-            <w:r>
-              <w:rPr>
-                <w:rFonts w:ascii="Calibri" w:cs="Calibri" w:eastAsia="Calibri" w:hAnsi="Calibri"/>
-                <w:b w:val="false"/>
-                <w:bCs w:val="false"/>
-                <w:i w:val="false"/>
-                <w:iCs w:val="false"/>
-                <w:color w:val="1A1F36"/>
-                <w:sz w:val="18"/>
-                <w:szCs w:val="18"/>
-              </w:rPr>
-              <w:t xml:space="preserve"/>
-            </w:r>
-          </w:p>
-        </w:tc>
-      </w:tr>
-    </w:tbl>
-    <w:p>
-      <w:pPr>
-        <w:keepNext/>
-        <w:pageBreakBefore/>
-        <w:pBdr>
-          <w:bottom w:val="single" w:color="2B2F77" w:sz="8" w:space="6"/>
-        </w:pBdr>
-        <w:spacing w:after="140" w:before="0"/>
-      </w:pPr>
-      <w:r>
-        <w:rPr>
-          <w:rFonts w:ascii="Calibri" w:cs="Calibri" w:eastAsia="Calibri" w:hAnsi="Calibri"/>
-          <w:b/>
-          <w:bCs/>
-          <w:i w:val="false"/>
-          <w:iCs w:val="false"/>
-          <w:color w:val="2B2F77"/>
-          <w:sz w:val="30"/>
-          <w:szCs w:val="30"/>
-        </w:rPr>
-        <w:t xml:space="preserve">Конференция ЗАПАД (2 Дивизион)</w:t>
-      </w:r>
-    </w:p>
-    <w:p>
-      <w:pPr>
-        <w:keepNext/>
-        <w:spacing w:after="80" w:before="220"/>
-      </w:pPr>
-      <w:r>
-        <w:rPr>
-          <w:rFonts w:ascii="Calibri" w:cs="Calibri" w:eastAsia="Calibri" w:hAnsi="Calibri"/>
-          <w:b/>
-          <w:bCs/>
-          <w:i w:val="false"/>
-          <w:iCs w:val="false"/>
-          <w:color w:val="1A1F36"/>
-          <w:sz w:val="24"/>
-          <w:szCs w:val="24"/>
-        </w:rPr>
-        <w:t xml:space="preserve">Составы команд</w:t>
-      </w:r>
-    </w:p>
-    <w:p>
-      <w:pPr>
-        <w:spacing w:after="100" w:before="0"/>
-      </w:pPr>
-      <w:r>
-        <w:rPr>
-          <w:rFonts w:ascii="Calibri" w:cs="Calibri" w:eastAsia="Calibri" w:hAnsi="Calibri"/>
-          <w:b w:val="false"/>
-          <w:bCs w:val="false"/>
-          <w:i w:val="false"/>
-          <w:iCs w:val="false"/>
-          <w:color w:val="5A5F7A"/>
-          <w:sz w:val="18"/>
-          <w:szCs w:val="18"/>
-        </w:rPr>
-        <w:t xml:space="preserve">Выделены игроки, записанные за разные команды в один игровой день (за разные команды можно, но не в один день), а также игроки без номера и с повторяющимся номером. Впишите верный состав команды — мы внесём его во все матчи.</w:t>
-      </w:r>
-    </w:p>
-    <w:tbl>
-      <w:tblPr>
-        <w:tblW w:type="dxa" w:w="15250"/>
-        <w:tblBorders>
-          <w:top w:val="single" w:color="auto" w:sz="4"/>
-          <w:left w:val="single" w:color="auto" w:sz="4"/>
-          <w:bottom w:val="single" w:color="auto" w:sz="4"/>
-          <w:right w:val="single" w:color="auto" w:sz="4"/>
-          <w:insideH w:val="single" w:color="auto" w:sz="4"/>
-          <w:insideV w:val="single" w:color="auto" w:sz="4"/>
-        </w:tblBorders>
-      </w:tblPr>
-      <w:tblGrid>
-        <w:gridCol w:w="2600"/>
-        <w:gridCol w:w="7200"/>
-        <w:gridCol w:w="5450"/>
-      </w:tblGrid>
-      <w:tr>
-        <w:trPr>
-          <w:tblHeader/>
-        </w:trPr>
-        <w:tc>
-          <w:tcPr>
-            <w:tcW w:type="dxa" w:w="2600"/>
-            <w:tcBorders>
-              <w:top w:val="single" w:color="C7CBDC" w:sz="4"/>
-              <w:left w:val="single" w:color="C7CBDC" w:sz="4"/>
-              <w:bottom w:val="single" w:color="C7CBDC" w:sz="4"/>
-              <w:right w:val="single" w:color="C7CBDC" w:sz="4"/>
-            </w:tcBorders>
-            <w:shd w:fill="EEF0F7" w:color="auto" w:val="clear"/>
-            <w:tcMar>
-              <w:top w:type="dxa" w:w="60"/>
-              <w:left w:type="dxa" w:w="90"/>
-              <w:bottom w:type="dxa" w:w="60"/>
-              <w:right w:type="dxa" w:w="90"/>
-            </w:tcMar>
-            <w:vAlign w:val="top"/>
-          </w:tcPr>
-          <w:p>
-            <w:pPr>
-              <w:spacing w:after="0" w:before="0"/>
-            </w:pPr>
-            <w:r>
-              <w:rPr>
-                <w:rFonts w:ascii="Calibri" w:cs="Calibri" w:eastAsia="Calibri" w:hAnsi="Calibri"/>
-                <w:b/>
-                <w:bCs/>
-                <w:i w:val="false"/>
-                <w:iCs w:val="false"/>
-                <w:color w:val="1A1F36"/>
-                <w:sz w:val="18"/>
-                <w:szCs w:val="18"/>
-              </w:rPr>
-              <w:t xml:space="preserve">Команда</w:t>
-            </w:r>
-          </w:p>
-        </w:tc>
-        <w:tc>
-          <w:tcPr>
-            <w:tcW w:type="dxa" w:w="7200"/>
-            <w:tcBorders>
-              <w:top w:val="single" w:color="C7CBDC" w:sz="4"/>
-              <w:left w:val="single" w:color="C7CBDC" w:sz="4"/>
-              <w:bottom w:val="single" w:color="C7CBDC" w:sz="4"/>
-              <w:right w:val="single" w:color="C7CBDC" w:sz="4"/>
-            </w:tcBorders>
-            <w:shd w:fill="EEF0F7" w:color="auto" w:val="clear"/>
-            <w:tcMar>
-              <w:top w:type="dxa" w:w="60"/>
-              <w:left w:type="dxa" w:w="90"/>
-              <w:bottom w:type="dxa" w:w="60"/>
-              <w:right w:type="dxa" w:w="90"/>
-            </w:tcMar>
-            <w:vAlign w:val="top"/>
-          </w:tcPr>
-          <w:p>
-            <w:pPr>
-              <w:spacing w:after="0" w:before="0"/>
-            </w:pPr>
-            <w:r>
-              <w:rPr>
-                <w:rFonts w:ascii="Calibri" w:cs="Calibri" w:eastAsia="Calibri" w:hAnsi="Calibri"/>
-                <w:b/>
-                <w:bCs/>
-                <w:i w:val="false"/>
-                <w:iCs w:val="false"/>
-                <w:color w:val="1A1F36"/>
-                <w:sz w:val="18"/>
-                <w:szCs w:val="18"/>
-              </w:rPr>
-              <w:t xml:space="preserve">Состав в файле</w:t>
-            </w:r>
-          </w:p>
-        </w:tc>
-        <w:tc>
-          <w:tcPr>
-            <w:tcW w:type="dxa" w:w="5450"/>
-            <w:tcBorders>
-              <w:top w:val="single" w:color="C7CBDC" w:sz="4"/>
-              <w:left w:val="single" w:color="C7CBDC" w:sz="4"/>
-              <w:bottom w:val="single" w:color="C7CBDC" w:sz="4"/>
-              <w:right w:val="single" w:color="C7CBDC" w:sz="4"/>
-            </w:tcBorders>
-            <w:shd w:fill="EEF0F7" w:color="auto" w:val="clear"/>
-            <w:tcMar>
-              <w:top w:type="dxa" w:w="60"/>
-              <w:left w:type="dxa" w:w="90"/>
-              <w:bottom w:type="dxa" w:w="60"/>
-              <w:right w:type="dxa" w:w="90"/>
-            </w:tcMar>
-            <w:vAlign w:val="top"/>
-          </w:tcPr>
-          <w:p>
-            <w:pPr>
-              <w:spacing w:after="0" w:before="0"/>
-            </w:pPr>
-            <w:r>
-              <w:rPr>
-                <w:rFonts w:ascii="Calibri" w:cs="Calibri" w:eastAsia="Calibri" w:hAnsi="Calibri"/>
-                <w:b/>
-                <w:bCs/>
-                <w:i w:val="false"/>
-                <w:iCs w:val="false"/>
-                <w:color w:val="1A1F36"/>
-                <w:sz w:val="18"/>
-                <w:szCs w:val="18"/>
-              </w:rPr>
-              <w:t xml:space="preserve">Верный состав (ФИО и номер)</w:t>
-            </w:r>
-          </w:p>
-        </w:tc>
-      </w:tr>
-      <w:tr>
-        <w:tc>
-          <w:tcPr>
-            <w:tcW w:type="dxa" w:w="2600"/>
-            <w:tcBorders>
-              <w:top w:val="single" w:color="C7CBDC" w:sz="4"/>
-              <w:left w:val="single" w:color="C7CBDC" w:sz="4"/>
-              <w:bottom w:val="single" w:color="C7CBDC" w:sz="4"/>
-              <w:right w:val="single" w:color="C7CBDC" w:sz="4"/>
-            </w:tcBorders>
-            <w:tcMar>
-              <w:top w:type="dxa" w:w="60"/>
-              <w:left w:type="dxa" w:w="90"/>
-              <w:bottom w:type="dxa" w:w="60"/>
-              <w:right w:type="dxa" w:w="90"/>
-            </w:tcMar>
-            <w:vAlign w:val="top"/>
-          </w:tcPr>
-          <w:p>
-            <w:pPr>
-              <w:spacing w:after="0" w:before="0"/>
-            </w:pPr>
-            <w:r>
-              <w:rPr>
-                <w:rFonts w:ascii="Calibri" w:cs="Calibri" w:eastAsia="Calibri" w:hAnsi="Calibri"/>
-                <w:b/>
-                <w:bCs/>
-                <w:i w:val="false"/>
-                <w:iCs w:val="false"/>
-                <w:color w:val="1A1F36"/>
-                <w:sz w:val="20"/>
-                <w:szCs w:val="20"/>
-              </w:rPr>
-              <w:t xml:space="preserve">Беркут</w:t>
-            </w:r>
-          </w:p>
-        </w:tc>
-        <w:tc>
-          <w:tcPr>
-            <w:tcW w:type="dxa" w:w="7200"/>
-            <w:tcBorders>
-              <w:top w:val="single" w:color="C7CBDC" w:sz="4"/>
-              <w:left w:val="single" w:color="C7CBDC" w:sz="4"/>
-              <w:bottom w:val="single" w:color="C7CBDC" w:sz="4"/>
-              <w:right w:val="single" w:color="C7CBDC" w:sz="4"/>
-            </w:tcBorders>
-            <w:tcMar>
-              <w:top w:type="dxa" w:w="60"/>
-              <w:left w:type="dxa" w:w="90"/>
-              <w:bottom w:type="dxa" w:w="60"/>
-              <w:right w:type="dxa" w:w="90"/>
-            </w:tcMar>
-            <w:vAlign w:val="top"/>
-          </w:tcPr>
-          <w:p>
-            <w:pPr>
-              <w:spacing w:after="20" w:before="0"/>
-            </w:pPr>
-            <w:r>
-              <w:rPr>
-                <w:rFonts w:ascii="Calibri" w:cs="Calibri" w:eastAsia="Calibri" w:hAnsi="Calibri"/>
-                <w:b w:val="false"/>
-                <w:bCs w:val="false"/>
-                <w:i/>
-                <w:iCs/>
-                <w:color w:val="5A5F7A"/>
-                <w:sz w:val="18"/>
-                <w:szCs w:val="18"/>
-              </w:rPr>
-              <w:t xml:space="preserve">Во всех матчах (июль 2026 и август 2026)</w:t>
-            </w:r>
-          </w:p>
-          <w:p>
-            <w:pPr>
-              <w:spacing w:after="0"/>
-            </w:pPr>
-            <w:r>
-              <w:rPr>
-                <w:rFonts w:ascii="Calibri" w:cs="Calibri" w:eastAsia="Calibri" w:hAnsi="Calibri"/>
-                <w:b w:val="false"/>
-                <w:bCs w:val="false"/>
-                <w:i w:val="false"/>
-                <w:iCs w:val="false"/>
-                <w:color w:val="1A1F36"/>
-                <w:sz w:val="18"/>
-                <w:szCs w:val="18"/>
-              </w:rPr>
-              <w:t xml:space="preserve">№1 Попов Максим Сергеевич</w:t>
-            </w:r>
-          </w:p>
-          <w:p>
-            <w:pPr>
-              <w:spacing w:after="0"/>
-            </w:pPr>
-            <w:r>
-              <w:rPr>
-                <w:rFonts w:ascii="Calibri" w:cs="Calibri" w:eastAsia="Calibri" w:hAnsi="Calibri"/>
-                <w:b w:val="false"/>
-                <w:bCs w:val="false"/>
-                <w:i w:val="false"/>
-                <w:iCs w:val="false"/>
-                <w:color w:val="1A1F36"/>
-                <w:sz w:val="18"/>
-                <w:szCs w:val="18"/>
-              </w:rPr>
-              <w:t xml:space="preserve">№16 Морозов Денис Андреевич</w:t>
-            </w:r>
-          </w:p>
-          <w:p>
-            <w:pPr>
-              <w:shd w:fill="FFF2A8" w:color="auto" w:val="clear"/>
-              <w:spacing w:after="0"/>
-            </w:pPr>
-            <w:r>
-              <w:rPr>
-                <w:rFonts w:ascii="Calibri" w:cs="Calibri" w:eastAsia="Calibri" w:hAnsi="Calibri"/>
-                <w:b/>
-                <w:bCs/>
-                <w:i w:val="false"/>
-                <w:iCs w:val="false"/>
-                <w:color w:val="1A1F36"/>
-                <w:sz w:val="18"/>
-                <w:szCs w:val="18"/>
-              </w:rPr>
-              <w:t xml:space="preserve">№8 Зарков Гордей Михайлович</w:t>
-            </w:r>
-            <w:r>
-              <w:rPr>
-                <w:rFonts w:ascii="Calibri" w:cs="Calibri" w:eastAsia="Calibri" w:hAnsi="Calibri"/>
-                <w:b w:val="false"/>
-                <w:bCs w:val="false"/>
-                <w:i w:val="false"/>
-                <w:iCs w:val="false"/>
-                <w:color w:val="B45309"/>
-                <w:sz w:val="18"/>
-                <w:szCs w:val="18"/>
-              </w:rPr>
-              <w:t xml:space="preserve">  — записан также за Электроник (№16)</w:t>
-            </w:r>
-          </w:p>
-          <w:p>
-            <w:pPr>
-              <w:spacing w:after="0"/>
-            </w:pPr>
-            <w:r>
-              <w:rPr>
-                <w:rFonts w:ascii="Calibri" w:cs="Calibri" w:eastAsia="Calibri" w:hAnsi="Calibri"/>
-                <w:b w:val="false"/>
-                <w:bCs w:val="false"/>
-                <w:i w:val="false"/>
-                <w:iCs w:val="false"/>
-                <w:color w:val="1A1F36"/>
-                <w:sz w:val="18"/>
-                <w:szCs w:val="18"/>
-              </w:rPr>
-              <w:t xml:space="preserve">№12 Белов Игорь Романович</w:t>
-            </w:r>
-          </w:p>
-          <w:p>
-            <w:pPr>
-              <w:spacing w:after="0"/>
-            </w:pPr>
-            <w:r>
-              <w:rPr>
-                <w:rFonts w:ascii="Calibri" w:cs="Calibri" w:eastAsia="Calibri" w:hAnsi="Calibri"/>
-                <w:b w:val="false"/>
-                <w:bCs w:val="false"/>
-                <w:i w:val="false"/>
-                <w:iCs w:val="false"/>
-                <w:color w:val="1A1F36"/>
-                <w:sz w:val="18"/>
-                <w:szCs w:val="18"/>
-              </w:rPr>
-              <w:t xml:space="preserve">№5 Трапезников Александр Александрович</w:t>
-            </w:r>
-          </w:p>
-          <w:p>
-            <w:pPr>
-              <w:shd w:fill="FFF2A8" w:color="auto" w:val="clear"/>
-              <w:spacing w:after="0"/>
-            </w:pPr>
-            <w:r>
-              <w:rPr>
-                <w:rFonts w:ascii="Calibri" w:cs="Calibri" w:eastAsia="Calibri" w:hAnsi="Calibri"/>
-                <w:b/>
-                <w:bCs/>
-                <w:i w:val="false"/>
-                <w:iCs w:val="false"/>
-                <w:color w:val="1A1F36"/>
-                <w:sz w:val="18"/>
-                <w:szCs w:val="18"/>
-              </w:rPr>
-              <w:t xml:space="preserve">№10 Авксентьев Александр Александрович</w:t>
-            </w:r>
-            <w:r>
-              <w:rPr>
-                <w:rFonts w:ascii="Calibri" w:cs="Calibri" w:eastAsia="Calibri" w:hAnsi="Calibri"/>
-                <w:b w:val="false"/>
-                <w:bCs w:val="false"/>
-                <w:i w:val="false"/>
-                <w:iCs w:val="false"/>
-                <w:color w:val="B45309"/>
-                <w:sz w:val="18"/>
-                <w:szCs w:val="18"/>
-              </w:rPr>
-              <w:t xml:space="preserve">  — записан также за Феникс (№5)</w:t>
-            </w:r>
-          </w:p>
-          <w:p>
-            <w:pPr>
-              <w:spacing w:after="0"/>
-            </w:pPr>
-            <w:r>
-              <w:rPr>
-                <w:rFonts w:ascii="Calibri" w:cs="Calibri" w:eastAsia="Calibri" w:hAnsi="Calibri"/>
-                <w:b w:val="false"/>
-                <w:bCs w:val="false"/>
-                <w:i w:val="false"/>
-                <w:iCs w:val="false"/>
-                <w:color w:val="1A1F36"/>
-                <w:sz w:val="18"/>
-                <w:szCs w:val="18"/>
-              </w:rPr>
-              <w:t xml:space="preserve">№17 Левашов Дмитрий Евгеньевич</w:t>
-            </w:r>
-          </w:p>
-        </w:tc>
-        <w:tc>
-          <w:tcPr>
-            <w:tcW w:type="dxa" w:w="5450"/>
-            <w:tcBorders>
-              <w:top w:val="single" w:color="C7CBDC" w:sz="4"/>
-              <w:left w:val="single" w:color="C7CBDC" w:sz="4"/>
-              <w:bottom w:val="single" w:color="C7CBDC" w:sz="4"/>
-              <w:right w:val="single" w:color="C7CBDC" w:sz="4"/>
-            </w:tcBorders>
-            <w:tcMar>
-              <w:top w:type="dxa" w:w="60"/>
-              <w:left w:type="dxa" w:w="90"/>
-              <w:bottom w:type="dxa" w:w="60"/>
-              <w:right w:type="dxa" w:w="90"/>
-            </w:tcMar>
-            <w:vAlign w:val="top"/>
-          </w:tcPr>
-          <w:p>
-            <w:pPr>
-              <w:spacing w:after="0" w:before="0"/>
-            </w:pPr>
-            <w:r>
-              <w:rPr>
-                <w:rFonts w:ascii="Calibri" w:cs="Calibri" w:eastAsia="Calibri" w:hAnsi="Calibri"/>
-                <w:b w:val="false"/>
-                <w:bCs w:val="false"/>
-                <w:i w:val="false"/>
-                <w:iCs w:val="false"/>
-                <w:color w:val="1A1F36"/>
-                <w:sz w:val="18"/>
-                <w:szCs w:val="18"/>
-              </w:rPr>
-              <w:t xml:space="preserve"/>
-            </w:r>
-          </w:p>
-        </w:tc>
-      </w:tr>
-      <w:tr>
-        <w:tc>
-          <w:tcPr>
-            <w:tcW w:type="dxa" w:w="2600"/>
-            <w:tcBorders>
-              <w:top w:val="single" w:color="C7CBDC" w:sz="4"/>
-              <w:left w:val="single" w:color="C7CBDC" w:sz="4"/>
-              <w:bottom w:val="single" w:color="C7CBDC" w:sz="4"/>
-              <w:right w:val="single" w:color="C7CBDC" w:sz="4"/>
-            </w:tcBorders>
-            <w:shd w:fill="F7F8FC" w:color="auto" w:val="clear"/>
-            <w:tcMar>
-              <w:top w:type="dxa" w:w="60"/>
-              <w:left w:type="dxa" w:w="90"/>
-              <w:bottom w:type="dxa" w:w="60"/>
-              <w:right w:type="dxa" w:w="90"/>
-            </w:tcMar>
-            <w:vAlign w:val="top"/>
-          </w:tcPr>
-          <w:p>
-            <w:pPr>
-              <w:spacing w:after="0" w:before="0"/>
-            </w:pPr>
-            <w:r>
-              <w:rPr>
-                <w:rFonts w:ascii="Calibri" w:cs="Calibri" w:eastAsia="Calibri" w:hAnsi="Calibri"/>
-                <w:b/>
-                <w:bCs/>
-                <w:i w:val="false"/>
-                <w:iCs w:val="false"/>
-                <w:color w:val="1A1F36"/>
-                <w:sz w:val="20"/>
-                <w:szCs w:val="20"/>
-              </w:rPr>
-              <w:t xml:space="preserve">Феникс</w:t>
-            </w:r>
-          </w:p>
-        </w:tc>
-        <w:tc>
-          <w:tcPr>
-            <w:tcW w:type="dxa" w:w="7200"/>
-            <w:tcBorders>
-              <w:top w:val="single" w:color="C7CBDC" w:sz="4"/>
-              <w:left w:val="single" w:color="C7CBDC" w:sz="4"/>
-              <w:bottom w:val="single" w:color="C7CBDC" w:sz="4"/>
-              <w:right w:val="single" w:color="C7CBDC" w:sz="4"/>
-            </w:tcBorders>
-            <w:shd w:fill="F7F8FC" w:color="auto" w:val="clear"/>
-            <w:tcMar>
-              <w:top w:type="dxa" w:w="60"/>
-              <w:left w:type="dxa" w:w="90"/>
-              <w:bottom w:type="dxa" w:w="60"/>
-              <w:right w:type="dxa" w:w="90"/>
-            </w:tcMar>
-            <w:vAlign w:val="top"/>
-          </w:tcPr>
-          <w:p>
-            <w:pPr>
-              <w:spacing w:after="20" w:before="0"/>
-            </w:pPr>
-            <w:r>
-              <w:rPr>
-                <w:rFonts w:ascii="Calibri" w:cs="Calibri" w:eastAsia="Calibri" w:hAnsi="Calibri"/>
-                <w:b w:val="false"/>
-                <w:bCs w:val="false"/>
-                <w:i/>
-                <w:iCs/>
-                <w:color w:val="5A5F7A"/>
-                <w:sz w:val="18"/>
-                <w:szCs w:val="18"/>
-              </w:rPr>
-              <w:t xml:space="preserve">Во всех матчах (июль 2026 и август 2026)</w:t>
-            </w:r>
-          </w:p>
-          <w:p>
-            <w:pPr>
-              <w:spacing w:after="0"/>
-            </w:pPr>
-            <w:r>
-              <w:rPr>
-                <w:rFonts w:ascii="Calibri" w:cs="Calibri" w:eastAsia="Calibri" w:hAnsi="Calibri"/>
-                <w:b w:val="false"/>
-                <w:bCs w:val="false"/>
-                <w:i w:val="false"/>
-                <w:iCs w:val="false"/>
-                <w:color w:val="1A1F36"/>
-                <w:sz w:val="18"/>
-                <w:szCs w:val="18"/>
-              </w:rPr>
-              <w:t xml:space="preserve">№3 Мамаев Эмиль Алиханович</w:t>
-            </w:r>
-          </w:p>
-          <w:p>
-            <w:pPr>
-              <w:shd w:fill="FFF2A8" w:color="auto" w:val="clear"/>
-              <w:spacing w:after="0"/>
-            </w:pPr>
-            <w:r>
-              <w:rPr>
-                <w:rFonts w:ascii="Calibri" w:cs="Calibri" w:eastAsia="Calibri" w:hAnsi="Calibri"/>
-                <w:b/>
-                <w:bCs/>
-                <w:i w:val="false"/>
-                <w:iCs w:val="false"/>
-                <w:color w:val="1A1F36"/>
-                <w:sz w:val="18"/>
-                <w:szCs w:val="18"/>
-              </w:rPr>
-              <w:t xml:space="preserve">№5 Авксентьев Александр Александрович</w:t>
-            </w:r>
-            <w:r>
-              <w:rPr>
-                <w:rFonts w:ascii="Calibri" w:cs="Calibri" w:eastAsia="Calibri" w:hAnsi="Calibri"/>
-                <w:b w:val="false"/>
-                <w:bCs w:val="false"/>
-                <w:i w:val="false"/>
-                <w:iCs w:val="false"/>
-                <w:color w:val="B45309"/>
-                <w:sz w:val="18"/>
-                <w:szCs w:val="18"/>
-              </w:rPr>
-              <w:t xml:space="preserve">  — записан также за Беркут (№10)</w:t>
-            </w:r>
-          </w:p>
-          <w:p>
-            <w:pPr>
-              <w:spacing w:after="0"/>
-            </w:pPr>
-            <w:r>
-              <w:rPr>
-                <w:rFonts w:ascii="Calibri" w:cs="Calibri" w:eastAsia="Calibri" w:hAnsi="Calibri"/>
-                <w:b w:val="false"/>
-                <w:bCs w:val="false"/>
-                <w:i w:val="false"/>
-                <w:iCs w:val="false"/>
-                <w:color w:val="1A1F36"/>
-                <w:sz w:val="18"/>
-                <w:szCs w:val="18"/>
-              </w:rPr>
-              <w:t xml:space="preserve">№23 Ильин Даниил Валерьевич</w:t>
-            </w:r>
-          </w:p>
-          <w:p>
-            <w:pPr>
-              <w:spacing w:after="0"/>
-            </w:pPr>
-            <w:r>
-              <w:rPr>
-                <w:rFonts w:ascii="Calibri" w:cs="Calibri" w:eastAsia="Calibri" w:hAnsi="Calibri"/>
-                <w:b w:val="false"/>
-                <w:bCs w:val="false"/>
-                <w:i w:val="false"/>
-                <w:iCs w:val="false"/>
-                <w:color w:val="1A1F36"/>
-                <w:sz w:val="18"/>
-                <w:szCs w:val="18"/>
-              </w:rPr>
-              <w:t xml:space="preserve">№10 Смолин Глеб Олегович</w:t>
-            </w:r>
-          </w:p>
-          <w:p>
-            <w:pPr>
-              <w:shd w:fill="FFF2A8" w:color="auto" w:val="clear"/>
-              <w:spacing w:after="0"/>
-            </w:pPr>
-            <w:r>
-              <w:rPr>
-                <w:rFonts w:ascii="Calibri" w:cs="Calibri" w:eastAsia="Calibri" w:hAnsi="Calibri"/>
-                <w:b/>
-                <w:bCs/>
-                <w:i w:val="false"/>
-                <w:iCs w:val="false"/>
-                <w:color w:val="1A1F36"/>
-                <w:sz w:val="18"/>
-                <w:szCs w:val="18"/>
-              </w:rPr>
-              <w:t xml:space="preserve">№17 Белов Евгений Дмитриевич</w:t>
-            </w:r>
-            <w:r>
-              <w:rPr>
-                <w:rFonts w:ascii="Calibri" w:cs="Calibri" w:eastAsia="Calibri" w:hAnsi="Calibri"/>
-                <w:b w:val="false"/>
-                <w:bCs w:val="false"/>
-                <w:i w:val="false"/>
-                <w:iCs w:val="false"/>
-                <w:color w:val="B45309"/>
-                <w:sz w:val="18"/>
-                <w:szCs w:val="18"/>
-              </w:rPr>
-              <w:t xml:space="preserve">  — записан также за Электроник (№8)</w:t>
-            </w:r>
-          </w:p>
-          <w:p>
-            <w:pPr>
-              <w:spacing w:after="0"/>
-            </w:pPr>
-            <w:r>
-              <w:rPr>
-                <w:rFonts w:ascii="Calibri" w:cs="Calibri" w:eastAsia="Calibri" w:hAnsi="Calibri"/>
-                <w:b w:val="false"/>
-                <w:bCs w:val="false"/>
-                <w:i w:val="false"/>
-                <w:iCs w:val="false"/>
-                <w:color w:val="1A1F36"/>
-                <w:sz w:val="18"/>
-                <w:szCs w:val="18"/>
-              </w:rPr>
-              <w:t xml:space="preserve">№8 Шарафутдинов Дамир Фанилевич</w:t>
-            </w:r>
-          </w:p>
-          <w:p>
-            <w:pPr>
-              <w:spacing w:after="0"/>
-            </w:pPr>
-            <w:r>
-              <w:rPr>
-                <w:rFonts w:ascii="Calibri" w:cs="Calibri" w:eastAsia="Calibri" w:hAnsi="Calibri"/>
-                <w:b w:val="false"/>
-                <w:bCs w:val="false"/>
-                <w:i w:val="false"/>
-                <w:iCs w:val="false"/>
-                <w:color w:val="1A1F36"/>
-                <w:sz w:val="18"/>
-                <w:szCs w:val="18"/>
-              </w:rPr>
-              <w:t xml:space="preserve">№12 Студитских Максим Константинович</w:t>
-            </w:r>
-          </w:p>
-        </w:tc>
-        <w:tc>
-          <w:tcPr>
-            <w:tcW w:type="dxa" w:w="5450"/>
-            <w:tcBorders>
-              <w:top w:val="single" w:color="C7CBDC" w:sz="4"/>
-              <w:left w:val="single" w:color="C7CBDC" w:sz="4"/>
-              <w:bottom w:val="single" w:color="C7CBDC" w:sz="4"/>
-              <w:right w:val="single" w:color="C7CBDC" w:sz="4"/>
-            </w:tcBorders>
-            <w:tcMar>
-              <w:top w:type="dxa" w:w="60"/>
-              <w:left w:type="dxa" w:w="90"/>
-              <w:bottom w:type="dxa" w:w="60"/>
-              <w:right w:type="dxa" w:w="90"/>
-            </w:tcMar>
-            <w:vAlign w:val="top"/>
-          </w:tcPr>
-          <w:p>
-            <w:pPr>
-              <w:spacing w:after="0" w:before="0"/>
-            </w:pPr>
-            <w:r>
-              <w:rPr>
-                <w:rFonts w:ascii="Calibri" w:cs="Calibri" w:eastAsia="Calibri" w:hAnsi="Calibri"/>
-                <w:b w:val="false"/>
-                <w:bCs w:val="false"/>
-                <w:i w:val="false"/>
-                <w:iCs w:val="false"/>
-                <w:color w:val="1A1F36"/>
-                <w:sz w:val="18"/>
-                <w:szCs w:val="18"/>
-              </w:rPr>
-              <w:t xml:space="preserve"/>
-            </w:r>
-          </w:p>
-        </w:tc>
-      </w:tr>
-      <w:tr>
-        <w:tc>
-          <w:tcPr>
-            <w:tcW w:type="dxa" w:w="2600"/>
-            <w:tcBorders>
-              <w:top w:val="single" w:color="C7CBDC" w:sz="4"/>
-              <w:left w:val="single" w:color="C7CBDC" w:sz="4"/>
-              <w:bottom w:val="single" w:color="C7CBDC" w:sz="4"/>
-              <w:right w:val="single" w:color="C7CBDC" w:sz="4"/>
-            </w:tcBorders>
-            <w:tcMar>
-              <w:top w:type="dxa" w:w="60"/>
-              <w:left w:type="dxa" w:w="90"/>
-              <w:bottom w:type="dxa" w:w="60"/>
-              <w:right w:type="dxa" w:w="90"/>
-            </w:tcMar>
-            <w:vAlign w:val="top"/>
-          </w:tcPr>
-          <w:p>
-            <w:pPr>
-              <w:spacing w:after="0" w:before="0"/>
-            </w:pPr>
-            <w:r>
-              <w:rPr>
-                <w:rFonts w:ascii="Calibri" w:cs="Calibri" w:eastAsia="Calibri" w:hAnsi="Calibri"/>
-                <w:b/>
-                <w:bCs/>
-                <w:i w:val="false"/>
-                <w:iCs w:val="false"/>
-                <w:color w:val="1A1F36"/>
-                <w:sz w:val="20"/>
-                <w:szCs w:val="20"/>
-              </w:rPr>
-              <w:t xml:space="preserve">Электроник</w:t>
-            </w:r>
-          </w:p>
-        </w:tc>
-        <w:tc>
-          <w:tcPr>
-            <w:tcW w:type="dxa" w:w="7200"/>
-            <w:tcBorders>
-              <w:top w:val="single" w:color="C7CBDC" w:sz="4"/>
-              <w:left w:val="single" w:color="C7CBDC" w:sz="4"/>
-              <w:bottom w:val="single" w:color="C7CBDC" w:sz="4"/>
-              <w:right w:val="single" w:color="C7CBDC" w:sz="4"/>
-            </w:tcBorders>
-            <w:tcMar>
-              <w:top w:type="dxa" w:w="60"/>
-              <w:left w:type="dxa" w:w="90"/>
-              <w:bottom w:type="dxa" w:w="60"/>
-              <w:right w:type="dxa" w:w="90"/>
-            </w:tcMar>
-            <w:vAlign w:val="top"/>
-          </w:tcPr>
-          <w:p>
-            <w:pPr>
-              <w:spacing w:after="20" w:before="0"/>
-            </w:pPr>
-            <w:r>
-              <w:rPr>
-                <w:rFonts w:ascii="Calibri" w:cs="Calibri" w:eastAsia="Calibri" w:hAnsi="Calibri"/>
-                <w:b w:val="false"/>
-                <w:bCs w:val="false"/>
-                <w:i/>
-                <w:iCs/>
-                <w:color w:val="5A5F7A"/>
-                <w:sz w:val="18"/>
-                <w:szCs w:val="18"/>
-              </w:rPr>
-              <w:t xml:space="preserve">Во всех матчах (июль 2026 и август 2026)</w:t>
-            </w:r>
-          </w:p>
-          <w:p>
-            <w:pPr>
-              <w:spacing w:after="0"/>
-            </w:pPr>
-            <w:r>
-              <w:rPr>
-                <w:rFonts w:ascii="Calibri" w:cs="Calibri" w:eastAsia="Calibri" w:hAnsi="Calibri"/>
-                <w:b w:val="false"/>
-                <w:bCs w:val="false"/>
-                <w:i w:val="false"/>
-                <w:iCs w:val="false"/>
-                <w:color w:val="1A1F36"/>
-                <w:sz w:val="18"/>
-                <w:szCs w:val="18"/>
-              </w:rPr>
-              <w:t xml:space="preserve">№1 Коваль Александр Васильевич</w:t>
-            </w:r>
-          </w:p>
-          <w:p>
-            <w:pPr>
-              <w:spacing w:after="0"/>
-            </w:pPr>
-            <w:r>
-              <w:rPr>
-                <w:rFonts w:ascii="Calibri" w:cs="Calibri" w:eastAsia="Calibri" w:hAnsi="Calibri"/>
-                <w:b w:val="false"/>
-                <w:bCs w:val="false"/>
-                <w:i w:val="false"/>
-                <w:iCs w:val="false"/>
-                <w:color w:val="1A1F36"/>
-                <w:sz w:val="18"/>
-                <w:szCs w:val="18"/>
-              </w:rPr>
-              <w:t xml:space="preserve">№23 Бухаров Владислав Олегович</w:t>
-            </w:r>
-          </w:p>
-          <w:p>
-            <w:pPr>
-              <w:shd w:fill="FFF2A8" w:color="auto" w:val="clear"/>
-              <w:spacing w:after="0"/>
-            </w:pPr>
-            <w:r>
-              <w:rPr>
-                <w:rFonts w:ascii="Calibri" w:cs="Calibri" w:eastAsia="Calibri" w:hAnsi="Calibri"/>
-                <w:b/>
-                <w:bCs/>
-                <w:i w:val="false"/>
-                <w:iCs w:val="false"/>
-                <w:color w:val="1A1F36"/>
-                <w:sz w:val="18"/>
-                <w:szCs w:val="18"/>
-              </w:rPr>
-              <w:t xml:space="preserve">№8 Белов Евгений Дмитриевич</w:t>
-            </w:r>
-            <w:r>
-              <w:rPr>
-                <w:rFonts w:ascii="Calibri" w:cs="Calibri" w:eastAsia="Calibri" w:hAnsi="Calibri"/>
-                <w:b w:val="false"/>
-                <w:bCs w:val="false"/>
-                <w:i w:val="false"/>
-                <w:iCs w:val="false"/>
-                <w:color w:val="B45309"/>
-                <w:sz w:val="18"/>
-                <w:szCs w:val="18"/>
-              </w:rPr>
-              <w:t xml:space="preserve">  — записан также за Феникс (№17)</w:t>
-            </w:r>
-          </w:p>
-          <w:p>
-            <w:pPr>
-              <w:spacing w:after="0"/>
-            </w:pPr>
-            <w:r>
-              <w:rPr>
-                <w:rFonts w:ascii="Calibri" w:cs="Calibri" w:eastAsia="Calibri" w:hAnsi="Calibri"/>
-                <w:b w:val="false"/>
-                <w:bCs w:val="false"/>
-                <w:i w:val="false"/>
-                <w:iCs w:val="false"/>
-                <w:color w:val="1A1F36"/>
-                <w:sz w:val="18"/>
-                <w:szCs w:val="18"/>
-              </w:rPr>
-              <w:t xml:space="preserve">№12 Катин Матвей Максимович</w:t>
-            </w:r>
-          </w:p>
-          <w:p>
-            <w:pPr>
-              <w:shd w:fill="FFF2A8" w:color="auto" w:val="clear"/>
-              <w:spacing w:after="0"/>
-            </w:pPr>
-            <w:r>
-              <w:rPr>
-                <w:rFonts w:ascii="Calibri" w:cs="Calibri" w:eastAsia="Calibri" w:hAnsi="Calibri"/>
-                <w:b/>
-                <w:bCs/>
-                <w:i w:val="false"/>
-                <w:iCs w:val="false"/>
-                <w:color w:val="1A1F36"/>
-                <w:sz w:val="18"/>
-                <w:szCs w:val="18"/>
-              </w:rPr>
-              <w:t xml:space="preserve">№16 Зарков Гордей Михайлович</w:t>
-            </w:r>
-            <w:r>
-              <w:rPr>
-                <w:rFonts w:ascii="Calibri" w:cs="Calibri" w:eastAsia="Calibri" w:hAnsi="Calibri"/>
-                <w:b w:val="false"/>
-                <w:bCs w:val="false"/>
-                <w:i w:val="false"/>
-                <w:iCs w:val="false"/>
-                <w:color w:val="B45309"/>
-                <w:sz w:val="18"/>
-                <w:szCs w:val="18"/>
-              </w:rPr>
-              <w:t xml:space="preserve">  — записан также за Беркут (№8)</w:t>
-            </w:r>
-          </w:p>
-          <w:p>
-            <w:pPr>
-              <w:spacing w:after="0"/>
-            </w:pPr>
-            <w:r>
-              <w:rPr>
-                <w:rFonts w:ascii="Calibri" w:cs="Calibri" w:eastAsia="Calibri" w:hAnsi="Calibri"/>
-                <w:b w:val="false"/>
-                <w:bCs w:val="false"/>
-                <w:i w:val="false"/>
-                <w:iCs w:val="false"/>
-                <w:color w:val="1A1F36"/>
-                <w:sz w:val="18"/>
-                <w:szCs w:val="18"/>
-              </w:rPr>
-              <w:t xml:space="preserve">№9 Соколов Андрей Дмитриевич</w:t>
-            </w:r>
-          </w:p>
-          <w:p>
-            <w:pPr>
-              <w:spacing w:after="0"/>
-            </w:pPr>
-            <w:r>
-              <w:rPr>
-                <w:rFonts w:ascii="Calibri" w:cs="Calibri" w:eastAsia="Calibri" w:hAnsi="Calibri"/>
-                <w:b w:val="false"/>
-                <w:bCs w:val="false"/>
-                <w:i w:val="false"/>
-                <w:iCs w:val="false"/>
-                <w:color w:val="1A1F36"/>
-                <w:sz w:val="18"/>
-                <w:szCs w:val="18"/>
-              </w:rPr>
-              <w:t xml:space="preserve">№7 Демин Данил Андреевич</w:t>
-            </w:r>
-          </w:p>
-        </w:tc>
-        <w:tc>
-          <w:tcPr>
-            <w:tcW w:type="dxa" w:w="5450"/>
-            <w:tcBorders>
-              <w:top w:val="single" w:color="C7CBDC" w:sz="4"/>
-              <w:left w:val="single" w:color="C7CBDC" w:sz="4"/>
-              <w:bottom w:val="single" w:color="C7CBDC" w:sz="4"/>
-              <w:right w:val="single" w:color="C7CBDC" w:sz="4"/>
-            </w:tcBorders>
-            <w:tcMar>
-              <w:top w:type="dxa" w:w="60"/>
-              <w:left w:type="dxa" w:w="90"/>
-              <w:bottom w:type="dxa" w:w="60"/>
-              <w:right w:type="dxa" w:w="90"/>
-            </w:tcMar>
-            <w:vAlign w:val="top"/>
-          </w:tcPr>
-          <w:p>
-            <w:pPr>
-              <w:spacing w:after="0" w:before="0"/>
-            </w:pPr>
-            <w:r>
-              <w:rPr>
-                <w:rFonts w:ascii="Calibri" w:cs="Calibri" w:eastAsia="Calibri" w:hAnsi="Calibri"/>
-                <w:b w:val="false"/>
-                <w:bCs w:val="false"/>
-                <w:i w:val="false"/>
-                <w:iCs w:val="false"/>
-                <w:color w:val="1A1F36"/>
-                <w:sz w:val="18"/>
-                <w:szCs w:val="18"/>
               </w:rPr>
               <w:t xml:space="preserve"/>
             </w:r>

--- a/reports/Svodny_otchet.docx
+++ b/reports/Svodny_otchet.docx
@@ -2803,7 +2803,7 @@
                 <w:sz w:val="20"/>
                 <w:szCs w:val="20"/>
               </w:rPr>
-              <w:t xml:space="preserve">Игрок может выступать за разные команды, но не в один игровой день. С составами, которые прислали проверяющие, внутри каждого дивизиона таких нарушений больше нет. Но в ВОСТОКЕ и ЗАПАДЕ все игроки 2 дивизиона записаны и в 1 дивизионе, под другими номерами и почти в каждый игровой день: в ВОСТОКЕ — 56 игроков из 56, в ЗАПАДЕ — 42 из 42. В ЦЕНТРЕ таких игроков 6.</w:t>
+              <w:t xml:space="preserve">Игрок может выступать за разные команды, но не в один игровой день. С составами, которые прислали проверяющие, внутри каждого дивизиона таких нарушений больше нет. Но в ВОСТОКЕ и ЗАПАДЕ все игроки 2 дивизиона записаны и в командах 1 дивизиона, под другими номерами, и играют в обоих дивизионах в один и тот же день: в ЗАПАДЕ — все 42 игрока, почти каждый день месяца; в ВОСТОКЕ — все 56 игроков, у каждого от 3 до 24 таких дней в месяц, обычно около 14. В ЦЕНТРЕ таких игроков 6, у каждого 3–6 дней в месяц.</w:t>
             </w:r>
           </w:p>
           <w:p>
@@ -2821,7 +2821,7 @@
                 <w:sz w:val="18"/>
                 <w:szCs w:val="18"/>
               </w:rPr>
-              <w:t xml:space="preserve">Например, Горюнов Вадим Кириллович: ВОСТОК 1 — Тигры №20, ВОСТОК 2 — Газовик №1. Авксентьев Александр Александрович: ЗАПАД 1 — Звезда №10, ЗАПАД 2 — Беркут №10. В ЦЕНТРЕ Нарватов Андрей Александрович — Партизан (1 дивизион), Викинг (2) и Штурм (3).</w:t>
+              <w:t xml:space="preserve">Например, Горюнов Вадим Кириллович 04.07.2026: в ВОСТОКЕ 1 — за Тигров под №20, в ВОСТОКЕ 2 — за Газовик под №1. Авксентьев Александр Александрович: ЗАПАД 1 — Звезда №10, ЗАПАД 2 — Беркут №10. В ЦЕНТРЕ Нарватов Андрей Александрович — Партизан (1 дивизион), Викинг (2) и Штурм (3).</w:t>
             </w:r>
           </w:p>
           <w:p>
@@ -2841,7 +2841,7 @@
                 <w:highlight w:val="yellow"/>
                 <w:highlightCs w:val="yellow"/>
               </w:rPr>
-              <w:t xml:space="preserve">Правило не в один игровой день действует и между разными дивизионами? Если да — составы 2 дивизиона ВОСТОКА и ЗАПАДА записаны неверно целиком.</w:t>
+              <w:t xml:space="preserve">Правило не в один игровой день действует и между разными дивизионами? Если да — нарушение есть у каждого игрока 2 дивизиона ВОСТОКА и ЗАПАДА, и составы всех команд 2 дивизиона нужно будет заменить полностью.</w:t>
             </w:r>
           </w:p>
         </w:tc>

--- a/reports/Svodny_otchet.docx
+++ b/reports/Svodny_otchet.docx
@@ -56,7 +56,7 @@
           <w:sz w:val="24"/>
           <w:szCs w:val="24"/>
         </w:rPr>
-        <w:t xml:space="preserve">С последними правками от 27.10.2026</w:t>
+        <w:t xml:space="preserve">С последними правками от 28.10.2026</w:t>
       </w:r>
     </w:p>
     <w:p>
@@ -75,7 +75,7 @@
           <w:sz w:val="20"/>
           <w:szCs w:val="20"/>
         </w:rPr>
-        <w:t xml:space="preserve">Дата: 27.10.2026</w:t>
+        <w:t xml:space="preserve">Дата: 28.10.2026</w:t>
       </w:r>
     </w:p>
     <w:p>
@@ -295,6 +295,24 @@
           <w:sz w:val="20"/>
           <w:szCs w:val="20"/>
         </w:rPr>
+        <w:t xml:space="preserve">2026-08_centr_div1.xlsx — Конференция ЦЕНТР (1 Дивизион), август 2026</w:t>
+      </w:r>
+    </w:p>
+    <w:p>
+      <w:pPr>
+        <w:spacing w:after="30" w:before="0"/>
+      </w:pPr>
+      <w:r>
+        <w:rPr>
+          <w:rFonts w:ascii="Calibri" w:cs="Calibri" w:eastAsia="Calibri" w:hAnsi="Calibri"/>
+          <w:b w:val="false"/>
+          <w:bCs w:val="false"/>
+          <w:i w:val="false"/>
+          <w:iCs w:val="false"/>
+          <w:color w:val="1A1F36"/>
+          <w:sz w:val="20"/>
+          <w:szCs w:val="20"/>
+        </w:rPr>
         <w:t xml:space="preserve">2026-07_centr_div2.xlsx — Конференция ЦЕНТР (2 Дивизион), июль 2026</w:t>
       </w:r>
     </w:p>
@@ -1963,11 +1981,11 @@
                 <w:bCs/>
                 <w:i w:val="false"/>
                 <w:iCs w:val="false"/>
-                <w:color w:val="B45309"/>
-                <w:sz w:val="18"/>
-                <w:szCs w:val="18"/>
-              </w:rPr>
-              <w:t xml:space="preserve">Правки проверяющих внесены, остались ошибки</w:t>
+                <w:color w:val="2E7D32"/>
+                <w:sz w:val="18"/>
+                <w:szCs w:val="18"/>
+              </w:rPr>
+              <w:t xml:space="preserve">Правки проверяющих внесены — ошибок нет</w:t>
             </w:r>
           </w:p>
         </w:tc>
@@ -2615,7 +2633,7 @@
           <w:sz w:val="20"/>
           <w:szCs w:val="20"/>
         </w:rPr>
-        <w:t xml:space="preserve">Ответы проверяющих внесены 27.10.2026 по: Конференция ВОСТОК (1 Дивизион), Конференция ВОСТОК (2 Дивизион), Конференция ЗАПАД (1 Дивизион), Конференция ЗАПАД (2 Дивизион), Конференция ЦЕНТР (1 Дивизион), Конференция ЦЕНТР (2 Дивизион), Конференция ЦЕНТР (3 Дивизион). По ним в отчёте только то, что осталось.</w:t>
+        <w:t xml:space="preserve">Ответы проверяющих внесены 28.10.2026 по: Конференция ВОСТОК (1 Дивизион), Конференция ВОСТОК (2 Дивизион), Конференция ЗАПАД (1 Дивизион), Конференция ЗАПАД (2 Дивизион), Конференция ЦЕНТР (1 Дивизион), Конференция ЦЕНТР (2 Дивизион), Конференция ЦЕНТР (3 Дивизион). По ним в отчёте только то, что осталось.</w:t>
       </w:r>
     </w:p>
     <w:p>
@@ -2878,524 +2896,6 @@
                 <w:szCs w:val="20"/>
               </w:rPr>
               <w:t xml:space="preserve"/>
-            </w:r>
-          </w:p>
-        </w:tc>
-      </w:tr>
-    </w:tbl>
-    <w:p>
-      <w:pPr>
-        <w:keepNext/>
-        <w:pageBreakBefore/>
-        <w:pBdr>
-          <w:bottom w:val="single" w:color="2B2F77" w:sz="8" w:space="6"/>
-        </w:pBdr>
-        <w:spacing w:after="140" w:before="0"/>
-      </w:pPr>
-      <w:r>
-        <w:rPr>
-          <w:rFonts w:ascii="Calibri" w:cs="Calibri" w:eastAsia="Calibri" w:hAnsi="Calibri"/>
-          <w:b/>
-          <w:bCs/>
-          <w:i w:val="false"/>
-          <w:iCs w:val="false"/>
-          <w:color w:val="2B2F77"/>
-          <w:sz w:val="30"/>
-          <w:szCs w:val="30"/>
-        </w:rPr>
-        <w:t xml:space="preserve">Конференция ЦЕНТР (1 Дивизион)</w:t>
-      </w:r>
-    </w:p>
-    <w:p>
-      <w:pPr>
-        <w:keepNext/>
-        <w:spacing w:after="80" w:before="220"/>
-      </w:pPr>
-      <w:r>
-        <w:rPr>
-          <w:rFonts w:ascii="Calibri" w:cs="Calibri" w:eastAsia="Calibri" w:hAnsi="Calibri"/>
-          <w:b/>
-          <w:bCs/>
-          <w:i w:val="false"/>
-          <w:iCs w:val="false"/>
-          <w:color w:val="1A1F36"/>
-          <w:sz w:val="24"/>
-          <w:szCs w:val="24"/>
-        </w:rPr>
-        <w:t xml:space="preserve">Ошибки</w:t>
-      </w:r>
-    </w:p>
-    <w:p>
-      <w:pPr>
-        <w:keepNext/>
-        <w:spacing w:after="60" w:before="120"/>
-      </w:pPr>
-      <w:r>
-        <w:rPr>
-          <w:rFonts w:ascii="Calibri" w:cs="Calibri" w:eastAsia="Calibri" w:hAnsi="Calibri"/>
-          <w:b/>
-          <w:bCs/>
-          <w:i w:val="false"/>
-          <w:iCs w:val="false"/>
-          <w:color w:val="1A1F36"/>
-          <w:sz w:val="20"/>
-          <w:szCs w:val="20"/>
-        </w:rPr>
-        <w:t xml:space="preserve">Июль 2026</w:t>
-      </w:r>
-    </w:p>
-    <w:p>
-      <w:pPr>
-        <w:spacing w:after="100" w:before="0"/>
-      </w:pPr>
-      <w:r>
-        <w:rPr>
-          <w:rFonts w:ascii="Calibri" w:cs="Calibri" w:eastAsia="Calibri" w:hAnsi="Calibri"/>
-          <w:b w:val="false"/>
-          <w:bCs w:val="false"/>
-          <w:i/>
-          <w:iCs/>
-          <w:color w:val="2E7D32"/>
-          <w:sz w:val="20"/>
-          <w:szCs w:val="20"/>
-        </w:rPr>
-        <w:t xml:space="preserve">Ошибок нет.</w:t>
-      </w:r>
-    </w:p>
-    <w:p>
-      <w:pPr>
-        <w:keepNext/>
-        <w:spacing w:after="60" w:before="120"/>
-      </w:pPr>
-      <w:r>
-        <w:rPr>
-          <w:rFonts w:ascii="Calibri" w:cs="Calibri" w:eastAsia="Calibri" w:hAnsi="Calibri"/>
-          <w:b/>
-          <w:bCs/>
-          <w:i w:val="false"/>
-          <w:iCs w:val="false"/>
-          <w:color w:val="1A1F36"/>
-          <w:sz w:val="20"/>
-          <w:szCs w:val="20"/>
-        </w:rPr>
-        <w:t xml:space="preserve">Август 2026</w:t>
-      </w:r>
-    </w:p>
-    <w:tbl>
-      <w:tblPr>
-        <w:tblW w:type="dxa" w:w="15250"/>
-        <w:tblBorders>
-          <w:top w:val="single" w:color="auto" w:sz="4"/>
-          <w:left w:val="single" w:color="auto" w:sz="4"/>
-          <w:bottom w:val="single" w:color="auto" w:sz="4"/>
-          <w:right w:val="single" w:color="auto" w:sz="4"/>
-          <w:insideH w:val="single" w:color="auto" w:sz="4"/>
-          <w:insideV w:val="single" w:color="auto" w:sz="4"/>
-        </w:tblBorders>
-      </w:tblPr>
-      <w:tblGrid>
-        <w:gridCol w:w="900"/>
-        <w:gridCol w:w="2600"/>
-        <w:gridCol w:w="2400"/>
-        <w:gridCol w:w="4400"/>
-        <w:gridCol w:w="4950"/>
-      </w:tblGrid>
-      <w:tr>
-        <w:trPr>
-          <w:tblHeader/>
-        </w:trPr>
-        <w:tc>
-          <w:tcPr>
-            <w:tcW w:type="dxa" w:w="900"/>
-            <w:tcBorders>
-              <w:top w:val="single" w:color="C7CBDC" w:sz="4"/>
-              <w:left w:val="single" w:color="C7CBDC" w:sz="4"/>
-              <w:bottom w:val="single" w:color="C7CBDC" w:sz="4"/>
-              <w:right w:val="single" w:color="C7CBDC" w:sz="4"/>
-            </w:tcBorders>
-            <w:shd w:fill="EEF0F7" w:color="auto" w:val="clear"/>
-            <w:tcMar>
-              <w:top w:type="dxa" w:w="60"/>
-              <w:left w:type="dxa" w:w="90"/>
-              <w:bottom w:type="dxa" w:w="60"/>
-              <w:right w:type="dxa" w:w="90"/>
-            </w:tcMar>
-            <w:vAlign w:val="top"/>
-          </w:tcPr>
-          <w:p>
-            <w:pPr>
-              <w:spacing w:after="0" w:before="0"/>
-            </w:pPr>
-            <w:r>
-              <w:rPr>
-                <w:rFonts w:ascii="Calibri" w:cs="Calibri" w:eastAsia="Calibri" w:hAnsi="Calibri"/>
-                <w:b/>
-                <w:bCs/>
-                <w:i w:val="false"/>
-                <w:iCs w:val="false"/>
-                <w:color w:val="1A1F36"/>
-                <w:sz w:val="18"/>
-                <w:szCs w:val="18"/>
-              </w:rPr>
-              <w:t xml:space="preserve">Стр.</w:t>
-            </w:r>
-          </w:p>
-        </w:tc>
-        <w:tc>
-          <w:tcPr>
-            <w:tcW w:type="dxa" w:w="2600"/>
-            <w:tcBorders>
-              <w:top w:val="single" w:color="C7CBDC" w:sz="4"/>
-              <w:left w:val="single" w:color="C7CBDC" w:sz="4"/>
-              <w:bottom w:val="single" w:color="C7CBDC" w:sz="4"/>
-              <w:right w:val="single" w:color="C7CBDC" w:sz="4"/>
-            </w:tcBorders>
-            <w:shd w:fill="EEF0F7" w:color="auto" w:val="clear"/>
-            <w:tcMar>
-              <w:top w:type="dxa" w:w="60"/>
-              <w:left w:type="dxa" w:w="90"/>
-              <w:bottom w:type="dxa" w:w="60"/>
-              <w:right w:type="dxa" w:w="90"/>
-            </w:tcMar>
-            <w:vAlign w:val="top"/>
-          </w:tcPr>
-          <w:p>
-            <w:pPr>
-              <w:spacing w:after="0" w:before="0"/>
-            </w:pPr>
-            <w:r>
-              <w:rPr>
-                <w:rFonts w:ascii="Calibri" w:cs="Calibri" w:eastAsia="Calibri" w:hAnsi="Calibri"/>
-                <w:b/>
-                <w:bCs/>
-                <w:i w:val="false"/>
-                <w:iCs w:val="false"/>
-                <w:color w:val="1A1F36"/>
-                <w:sz w:val="18"/>
-                <w:szCs w:val="18"/>
-              </w:rPr>
-              <w:t xml:space="preserve">Матч</w:t>
-            </w:r>
-          </w:p>
-        </w:tc>
-        <w:tc>
-          <w:tcPr>
-            <w:tcW w:type="dxa" w:w="2400"/>
-            <w:tcBorders>
-              <w:top w:val="single" w:color="C7CBDC" w:sz="4"/>
-              <w:left w:val="single" w:color="C7CBDC" w:sz="4"/>
-              <w:bottom w:val="single" w:color="C7CBDC" w:sz="4"/>
-              <w:right w:val="single" w:color="C7CBDC" w:sz="4"/>
-            </w:tcBorders>
-            <w:shd w:fill="EEF0F7" w:color="auto" w:val="clear"/>
-            <w:tcMar>
-              <w:top w:type="dxa" w:w="60"/>
-              <w:left w:type="dxa" w:w="90"/>
-              <w:bottom w:type="dxa" w:w="60"/>
-              <w:right w:type="dxa" w:w="90"/>
-            </w:tcMar>
-            <w:vAlign w:val="top"/>
-          </w:tcPr>
-          <w:p>
-            <w:pPr>
-              <w:spacing w:after="0" w:before="0"/>
-            </w:pPr>
-            <w:r>
-              <w:rPr>
-                <w:rFonts w:ascii="Calibri" w:cs="Calibri" w:eastAsia="Calibri" w:hAnsi="Calibri"/>
-                <w:b/>
-                <w:bCs/>
-                <w:i w:val="false"/>
-                <w:iCs w:val="false"/>
-                <w:color w:val="1A1F36"/>
-                <w:sz w:val="18"/>
-                <w:szCs w:val="18"/>
-              </w:rPr>
-              <w:t xml:space="preserve">Счёт</w:t>
-            </w:r>
-          </w:p>
-        </w:tc>
-        <w:tc>
-          <w:tcPr>
-            <w:tcW w:type="dxa" w:w="4400"/>
-            <w:tcBorders>
-              <w:top w:val="single" w:color="C7CBDC" w:sz="4"/>
-              <w:left w:val="single" w:color="C7CBDC" w:sz="4"/>
-              <w:bottom w:val="single" w:color="C7CBDC" w:sz="4"/>
-              <w:right w:val="single" w:color="C7CBDC" w:sz="4"/>
-            </w:tcBorders>
-            <w:shd w:fill="EEF0F7" w:color="auto" w:val="clear"/>
-            <w:tcMar>
-              <w:top w:type="dxa" w:w="60"/>
-              <w:left w:type="dxa" w:w="90"/>
-              <w:bottom w:type="dxa" w:w="60"/>
-              <w:right w:type="dxa" w:w="90"/>
-            </w:tcMar>
-            <w:vAlign w:val="top"/>
-          </w:tcPr>
-          <w:p>
-            <w:pPr>
-              <w:spacing w:after="0" w:before="0"/>
-            </w:pPr>
-            <w:r>
-              <w:rPr>
-                <w:rFonts w:ascii="Calibri" w:cs="Calibri" w:eastAsia="Calibri" w:hAnsi="Calibri"/>
-                <w:b/>
-                <w:bCs/>
-                <w:i w:val="false"/>
-                <w:iCs w:val="false"/>
-                <w:color w:val="1A1F36"/>
-                <w:sz w:val="18"/>
-                <w:szCs w:val="18"/>
-              </w:rPr>
-              <w:t xml:space="preserve">Что не так</w:t>
-            </w:r>
-          </w:p>
-        </w:tc>
-        <w:tc>
-          <w:tcPr>
-            <w:tcW w:type="dxa" w:w="4950"/>
-            <w:tcBorders>
-              <w:top w:val="single" w:color="C7CBDC" w:sz="4"/>
-              <w:left w:val="single" w:color="C7CBDC" w:sz="4"/>
-              <w:bottom w:val="single" w:color="C7CBDC" w:sz="4"/>
-              <w:right w:val="single" w:color="C7CBDC" w:sz="4"/>
-            </w:tcBorders>
-            <w:shd w:fill="EEF0F7" w:color="auto" w:val="clear"/>
-            <w:tcMar>
-              <w:top w:type="dxa" w:w="60"/>
-              <w:left w:type="dxa" w:w="90"/>
-              <w:bottom w:type="dxa" w:w="60"/>
-              <w:right w:type="dxa" w:w="90"/>
-            </w:tcMar>
-            <w:vAlign w:val="top"/>
-          </w:tcPr>
-          <w:p>
-            <w:pPr>
-              <w:spacing w:after="0" w:before="0"/>
-            </w:pPr>
-            <w:r>
-              <w:rPr>
-                <w:rFonts w:ascii="Calibri" w:cs="Calibri" w:eastAsia="Calibri" w:hAnsi="Calibri"/>
-                <w:b/>
-                <w:bCs/>
-                <w:i w:val="false"/>
-                <w:iCs w:val="false"/>
-                <w:color w:val="1A1F36"/>
-                <w:sz w:val="18"/>
-                <w:szCs w:val="18"/>
-              </w:rPr>
-              <w:t xml:space="preserve">Как исправляем</w:t>
-            </w:r>
-          </w:p>
-        </w:tc>
-      </w:tr>
-      <w:tr>
-        <w:tc>
-          <w:tcPr>
-            <w:tcW w:type="dxa" w:w="900"/>
-            <w:tcBorders>
-              <w:top w:val="single" w:color="C7CBDC" w:sz="4"/>
-              <w:left w:val="single" w:color="C7CBDC" w:sz="4"/>
-              <w:bottom w:val="single" w:color="C7CBDC" w:sz="4"/>
-              <w:right w:val="single" w:color="C7CBDC" w:sz="4"/>
-            </w:tcBorders>
-            <w:tcMar>
-              <w:top w:type="dxa" w:w="60"/>
-              <w:left w:type="dxa" w:w="90"/>
-              <w:bottom w:type="dxa" w:w="60"/>
-              <w:right w:type="dxa" w:w="90"/>
-            </w:tcMar>
-            <w:vAlign w:val="top"/>
-          </w:tcPr>
-          <w:p>
-            <w:pPr>
-              <w:spacing w:after="0" w:before="0"/>
-            </w:pPr>
-            <w:r>
-              <w:rPr>
-                <w:rFonts w:ascii="Calibri" w:cs="Calibri" w:eastAsia="Calibri" w:hAnsi="Calibri"/>
-                <w:b/>
-                <w:bCs/>
-                <w:i w:val="false"/>
-                <w:iCs w:val="false"/>
-                <w:color w:val="1A1F36"/>
-                <w:sz w:val="18"/>
-                <w:szCs w:val="18"/>
-              </w:rPr>
-              <w:t xml:space="preserve">2356</w:t>
-            </w:r>
-          </w:p>
-        </w:tc>
-        <w:tc>
-          <w:tcPr>
-            <w:tcW w:type="dxa" w:w="2600"/>
-            <w:tcBorders>
-              <w:top w:val="single" w:color="C7CBDC" w:sz="4"/>
-              <w:left w:val="single" w:color="C7CBDC" w:sz="4"/>
-              <w:bottom w:val="single" w:color="C7CBDC" w:sz="4"/>
-              <w:right w:val="single" w:color="C7CBDC" w:sz="4"/>
-            </w:tcBorders>
-            <w:tcMar>
-              <w:top w:type="dxa" w:w="60"/>
-              <w:left w:type="dxa" w:w="90"/>
-              <w:bottom w:type="dxa" w:w="60"/>
-              <w:right w:type="dxa" w:w="90"/>
-            </w:tcMar>
-            <w:vAlign w:val="top"/>
-          </w:tcPr>
-          <w:p>
-            <w:pPr>
-              <w:spacing w:after="0"/>
-            </w:pPr>
-            <w:r>
-              <w:rPr>
-                <w:rFonts w:ascii="Calibri" w:cs="Calibri" w:eastAsia="Calibri" w:hAnsi="Calibri"/>
-                <w:b w:val="false"/>
-                <w:bCs w:val="false"/>
-                <w:i w:val="false"/>
-                <w:iCs w:val="false"/>
-                <w:color w:val="1A1F36"/>
-                <w:sz w:val="18"/>
-                <w:szCs w:val="18"/>
-              </w:rPr>
-              <w:t xml:space="preserve">06.08.2026  08:35</w:t>
-            </w:r>
-            <w:r>
-              <w:rPr>
-                <w:rFonts w:ascii="Calibri" w:cs="Calibri" w:eastAsia="Calibri" w:hAnsi="Calibri"/>
-                <w:b w:val="false"/>
-                <w:bCs w:val="false"/>
-                <w:i w:val="false"/>
-                <w:iCs w:val="false"/>
-                <w:color w:val="1A1F36"/>
-                <w:sz w:val="18"/>
-                <w:szCs w:val="18"/>
-              </w:rPr>
-              <w:br/>
-              <w:t xml:space="preserve">Партизан — Металлист</w:t>
-            </w:r>
-          </w:p>
-        </w:tc>
-        <w:tc>
-          <w:tcPr>
-            <w:tcW w:type="dxa" w:w="2400"/>
-            <w:tcBorders>
-              <w:top w:val="single" w:color="C7CBDC" w:sz="4"/>
-              <w:left w:val="single" w:color="C7CBDC" w:sz="4"/>
-              <w:bottom w:val="single" w:color="C7CBDC" w:sz="4"/>
-              <w:right w:val="single" w:color="C7CBDC" w:sz="4"/>
-            </w:tcBorders>
-            <w:tcMar>
-              <w:top w:type="dxa" w:w="60"/>
-              <w:left w:type="dxa" w:w="90"/>
-              <w:bottom w:type="dxa" w:w="60"/>
-              <w:right w:type="dxa" w:w="90"/>
-            </w:tcMar>
-            <w:vAlign w:val="top"/>
-          </w:tcPr>
-          <w:p>
-            <w:pPr>
-              <w:spacing w:after="0"/>
-            </w:pPr>
-            <w:r>
-              <w:rPr>
-                <w:rFonts w:ascii="Calibri" w:cs="Calibri" w:eastAsia="Calibri" w:hAnsi="Calibri"/>
-                <w:b w:val="false"/>
-                <w:bCs w:val="false"/>
-                <w:i w:val="false"/>
-                <w:iCs w:val="false"/>
-                <w:color w:val="5A5F7A"/>
-                <w:sz w:val="18"/>
-                <w:szCs w:val="18"/>
-              </w:rPr>
-              <w:t xml:space="preserve">итог 4:6</w:t>
-            </w:r>
-            <w:r>
-              <w:rPr>
-                <w:rFonts w:ascii="Calibri" w:cs="Calibri" w:eastAsia="Calibri" w:hAnsi="Calibri"/>
-                <w:b w:val="false"/>
-                <w:bCs w:val="false"/>
-                <w:i w:val="false"/>
-                <w:iCs w:val="false"/>
-                <w:color w:val="5A5F7A"/>
-                <w:sz w:val="18"/>
-                <w:szCs w:val="18"/>
-              </w:rPr>
-              <w:br/>
-              <w:t xml:space="preserve">периоды 2:2 3:1 1:1 = 6:4</w:t>
-            </w:r>
-          </w:p>
-        </w:tc>
-        <w:tc>
-          <w:tcPr>
-            <w:tcW w:type="dxa" w:w="4400"/>
-            <w:tcBorders>
-              <w:top w:val="single" w:color="C7CBDC" w:sz="4"/>
-              <w:left w:val="single" w:color="C7CBDC" w:sz="4"/>
-              <w:bottom w:val="single" w:color="C7CBDC" w:sz="4"/>
-              <w:right w:val="single" w:color="C7CBDC" w:sz="4"/>
-            </w:tcBorders>
-            <w:tcMar>
-              <w:top w:type="dxa" w:w="60"/>
-              <w:left w:type="dxa" w:w="90"/>
-              <w:bottom w:type="dxa" w:w="60"/>
-              <w:right w:type="dxa" w:w="90"/>
-            </w:tcMar>
-            <w:vAlign w:val="top"/>
-          </w:tcPr>
-          <w:p>
-            <w:pPr>
-              <w:spacing w:after="0" w:before="0"/>
-            </w:pPr>
-            <w:r>
-              <w:rPr>
-                <w:rFonts w:ascii="Calibri" w:cs="Calibri" w:eastAsia="Calibri" w:hAnsi="Calibri"/>
-                <w:b w:val="false"/>
-                <w:bCs w:val="false"/>
-                <w:i w:val="false"/>
-                <w:iCs w:val="false"/>
-                <w:color w:val="1A1F36"/>
-                <w:sz w:val="18"/>
-                <w:szCs w:val="18"/>
-              </w:rPr>
-              <w:t xml:space="preserve">Сумма по периодам — 6:4, по ней победила команда Партизан. Итоговый счёт записан 4:6, по нему победила команда Металлист. Числа те же, но переставлены местами.</w:t>
-            </w:r>
-          </w:p>
-        </w:tc>
-        <w:tc>
-          <w:tcPr>
-            <w:tcW w:type="dxa" w:w="4950"/>
-            <w:tcBorders>
-              <w:top w:val="single" w:color="C7CBDC" w:sz="4"/>
-              <w:left w:val="single" w:color="C7CBDC" w:sz="4"/>
-              <w:bottom w:val="single" w:color="C7CBDC" w:sz="4"/>
-              <w:right w:val="single" w:color="C7CBDC" w:sz="4"/>
-            </w:tcBorders>
-            <w:tcMar>
-              <w:top w:type="dxa" w:w="60"/>
-              <w:left w:type="dxa" w:w="90"/>
-              <w:bottom w:type="dxa" w:w="60"/>
-              <w:right w:type="dxa" w:w="90"/>
-            </w:tcMar>
-            <w:vAlign w:val="top"/>
-          </w:tcPr>
-          <w:p>
-            <w:pPr>
-              <w:spacing w:after="0" w:before="0"/>
-            </w:pPr>
-            <w:r>
-              <w:rPr>
-                <w:rFonts w:ascii="Calibri" w:cs="Calibri" w:eastAsia="Calibri" w:hAnsi="Calibri"/>
-                <w:b w:val="false"/>
-                <w:bCs w:val="false"/>
-                <w:i/>
-                <w:iCs/>
-                <w:color w:val="2B2F77"/>
-                <w:sz w:val="18"/>
-                <w:szCs w:val="18"/>
-              </w:rPr>
-              <w:t xml:space="preserve">Кто победил на самом деле — Партизан или Металлист? Что записано неверно: итоговый счёт, счёт по периодам или порядок команд?</w:t>
             </w:r>
           </w:p>
         </w:tc>

--- a/reports/Svodny_otchet.docx
+++ b/reports/Svodny_otchet.docx
@@ -336,6 +336,24 @@
     </w:p>
     <w:p>
       <w:pPr>
+        <w:spacing w:after="30" w:before="0"/>
+      </w:pPr>
+      <w:r>
+        <w:rPr>
+          <w:rFonts w:ascii="Calibri" w:cs="Calibri" w:eastAsia="Calibri" w:hAnsi="Calibri"/>
+          <w:b w:val="false"/>
+          <w:bCs w:val="false"/>
+          <w:i w:val="false"/>
+          <w:iCs w:val="false"/>
+          <w:color w:val="1A1F36"/>
+          <w:sz w:val="20"/>
+          <w:szCs w:val="20"/>
+        </w:rPr>
+        <w:t xml:space="preserve">2026-08_centr_div3.xlsx — Конференция ЦЕНТР (3 Дивизион), август 2026</w:t>
+      </w:r>
+    </w:p>
+    <w:p>
+      <w:pPr>
         <w:spacing w:after="80" w:before="0"/>
       </w:pPr>
     </w:p>
@@ -2573,11 +2591,11 @@
                 <w:bCs/>
                 <w:i w:val="false"/>
                 <w:iCs w:val="false"/>
-                <w:color w:val="B45309"/>
-                <w:sz w:val="18"/>
-                <w:szCs w:val="18"/>
-              </w:rPr>
-              <w:t xml:space="preserve">Правки проверяющих внесены, остались ошибки</w:t>
+                <w:color w:val="2E7D32"/>
+                <w:sz w:val="18"/>
+                <w:szCs w:val="18"/>
+              </w:rPr>
+              <w:t xml:space="preserve">Правки проверяющих внесены — ошибок нет</w:t>
             </w:r>
           </w:p>
         </w:tc>
@@ -4218,847 +4236,6 @@
                 <w:szCs w:val="18"/>
               </w:rPr>
               <w:t xml:space="preserve"/>
-            </w:r>
-          </w:p>
-        </w:tc>
-      </w:tr>
-    </w:tbl>
-    <w:p>
-      <w:pPr>
-        <w:keepNext/>
-        <w:spacing w:after="80" w:before="220"/>
-      </w:pPr>
-      <w:r>
-        <w:rPr>
-          <w:rFonts w:ascii="Calibri" w:cs="Calibri" w:eastAsia="Calibri" w:hAnsi="Calibri"/>
-          <w:b/>
-          <w:bCs/>
-          <w:i w:val="false"/>
-          <w:iCs w:val="false"/>
-          <w:color w:val="1A1F36"/>
-          <w:sz w:val="24"/>
-          <w:szCs w:val="24"/>
-        </w:rPr>
-        <w:t xml:space="preserve">Другие ошибки</w:t>
-      </w:r>
-    </w:p>
-    <w:p>
-      <w:pPr>
-        <w:keepNext/>
-        <w:spacing w:after="60" w:before="120"/>
-      </w:pPr>
-      <w:r>
-        <w:rPr>
-          <w:rFonts w:ascii="Calibri" w:cs="Calibri" w:eastAsia="Calibri" w:hAnsi="Calibri"/>
-          <w:b/>
-          <w:bCs/>
-          <w:i w:val="false"/>
-          <w:iCs w:val="false"/>
-          <w:color w:val="1A1F36"/>
-          <w:sz w:val="20"/>
-          <w:szCs w:val="20"/>
-        </w:rPr>
-        <w:t xml:space="preserve">Июль 2026</w:t>
-      </w:r>
-    </w:p>
-    <w:tbl>
-      <w:tblPr>
-        <w:tblW w:type="dxa" w:w="15250"/>
-        <w:tblBorders>
-          <w:top w:val="single" w:color="auto" w:sz="4"/>
-          <w:left w:val="single" w:color="auto" w:sz="4"/>
-          <w:bottom w:val="single" w:color="auto" w:sz="4"/>
-          <w:right w:val="single" w:color="auto" w:sz="4"/>
-          <w:insideH w:val="single" w:color="auto" w:sz="4"/>
-          <w:insideV w:val="single" w:color="auto" w:sz="4"/>
-        </w:tblBorders>
-      </w:tblPr>
-      <w:tblGrid>
-        <w:gridCol w:w="900"/>
-        <w:gridCol w:w="2600"/>
-        <w:gridCol w:w="2400"/>
-        <w:gridCol w:w="4400"/>
-        <w:gridCol w:w="4950"/>
-      </w:tblGrid>
-      <w:tr>
-        <w:trPr>
-          <w:tblHeader/>
-        </w:trPr>
-        <w:tc>
-          <w:tcPr>
-            <w:tcW w:type="dxa" w:w="900"/>
-            <w:tcBorders>
-              <w:top w:val="single" w:color="C7CBDC" w:sz="4"/>
-              <w:left w:val="single" w:color="C7CBDC" w:sz="4"/>
-              <w:bottom w:val="single" w:color="C7CBDC" w:sz="4"/>
-              <w:right w:val="single" w:color="C7CBDC" w:sz="4"/>
-            </w:tcBorders>
-            <w:shd w:fill="EEF0F7" w:color="auto" w:val="clear"/>
-            <w:tcMar>
-              <w:top w:type="dxa" w:w="60"/>
-              <w:left w:type="dxa" w:w="90"/>
-              <w:bottom w:type="dxa" w:w="60"/>
-              <w:right w:type="dxa" w:w="90"/>
-            </w:tcMar>
-            <w:vAlign w:val="top"/>
-          </w:tcPr>
-          <w:p>
-            <w:pPr>
-              <w:spacing w:after="0" w:before="0"/>
-            </w:pPr>
-            <w:r>
-              <w:rPr>
-                <w:rFonts w:ascii="Calibri" w:cs="Calibri" w:eastAsia="Calibri" w:hAnsi="Calibri"/>
-                <w:b/>
-                <w:bCs/>
-                <w:i w:val="false"/>
-                <w:iCs w:val="false"/>
-                <w:color w:val="1A1F36"/>
-                <w:sz w:val="18"/>
-                <w:szCs w:val="18"/>
-              </w:rPr>
-              <w:t xml:space="preserve">Стр.</w:t>
-            </w:r>
-          </w:p>
-        </w:tc>
-        <w:tc>
-          <w:tcPr>
-            <w:tcW w:type="dxa" w:w="2600"/>
-            <w:tcBorders>
-              <w:top w:val="single" w:color="C7CBDC" w:sz="4"/>
-              <w:left w:val="single" w:color="C7CBDC" w:sz="4"/>
-              <w:bottom w:val="single" w:color="C7CBDC" w:sz="4"/>
-              <w:right w:val="single" w:color="C7CBDC" w:sz="4"/>
-            </w:tcBorders>
-            <w:shd w:fill="EEF0F7" w:color="auto" w:val="clear"/>
-            <w:tcMar>
-              <w:top w:type="dxa" w:w="60"/>
-              <w:left w:type="dxa" w:w="90"/>
-              <w:bottom w:type="dxa" w:w="60"/>
-              <w:right w:type="dxa" w:w="90"/>
-            </w:tcMar>
-            <w:vAlign w:val="top"/>
-          </w:tcPr>
-          <w:p>
-            <w:pPr>
-              <w:spacing w:after="0" w:before="0"/>
-            </w:pPr>
-            <w:r>
-              <w:rPr>
-                <w:rFonts w:ascii="Calibri" w:cs="Calibri" w:eastAsia="Calibri" w:hAnsi="Calibri"/>
-                <w:b/>
-                <w:bCs/>
-                <w:i w:val="false"/>
-                <w:iCs w:val="false"/>
-                <w:color w:val="1A1F36"/>
-                <w:sz w:val="18"/>
-                <w:szCs w:val="18"/>
-              </w:rPr>
-              <w:t xml:space="preserve">Матч</w:t>
-            </w:r>
-          </w:p>
-        </w:tc>
-        <w:tc>
-          <w:tcPr>
-            <w:tcW w:type="dxa" w:w="2400"/>
-            <w:tcBorders>
-              <w:top w:val="single" w:color="C7CBDC" w:sz="4"/>
-              <w:left w:val="single" w:color="C7CBDC" w:sz="4"/>
-              <w:bottom w:val="single" w:color="C7CBDC" w:sz="4"/>
-              <w:right w:val="single" w:color="C7CBDC" w:sz="4"/>
-            </w:tcBorders>
-            <w:shd w:fill="EEF0F7" w:color="auto" w:val="clear"/>
-            <w:tcMar>
-              <w:top w:type="dxa" w:w="60"/>
-              <w:left w:type="dxa" w:w="90"/>
-              <w:bottom w:type="dxa" w:w="60"/>
-              <w:right w:type="dxa" w:w="90"/>
-            </w:tcMar>
-            <w:vAlign w:val="top"/>
-          </w:tcPr>
-          <w:p>
-            <w:pPr>
-              <w:spacing w:after="0" w:before="0"/>
-            </w:pPr>
-            <w:r>
-              <w:rPr>
-                <w:rFonts w:ascii="Calibri" w:cs="Calibri" w:eastAsia="Calibri" w:hAnsi="Calibri"/>
-                <w:b/>
-                <w:bCs/>
-                <w:i w:val="false"/>
-                <w:iCs w:val="false"/>
-                <w:color w:val="1A1F36"/>
-                <w:sz w:val="18"/>
-                <w:szCs w:val="18"/>
-              </w:rPr>
-              <w:t xml:space="preserve">Счёт</w:t>
-            </w:r>
-          </w:p>
-        </w:tc>
-        <w:tc>
-          <w:tcPr>
-            <w:tcW w:type="dxa" w:w="4400"/>
-            <w:tcBorders>
-              <w:top w:val="single" w:color="C7CBDC" w:sz="4"/>
-              <w:left w:val="single" w:color="C7CBDC" w:sz="4"/>
-              <w:bottom w:val="single" w:color="C7CBDC" w:sz="4"/>
-              <w:right w:val="single" w:color="C7CBDC" w:sz="4"/>
-            </w:tcBorders>
-            <w:shd w:fill="EEF0F7" w:color="auto" w:val="clear"/>
-            <w:tcMar>
-              <w:top w:type="dxa" w:w="60"/>
-              <w:left w:type="dxa" w:w="90"/>
-              <w:bottom w:type="dxa" w:w="60"/>
-              <w:right w:type="dxa" w:w="90"/>
-            </w:tcMar>
-            <w:vAlign w:val="top"/>
-          </w:tcPr>
-          <w:p>
-            <w:pPr>
-              <w:spacing w:after="0" w:before="0"/>
-            </w:pPr>
-            <w:r>
-              <w:rPr>
-                <w:rFonts w:ascii="Calibri" w:cs="Calibri" w:eastAsia="Calibri" w:hAnsi="Calibri"/>
-                <w:b/>
-                <w:bCs/>
-                <w:i w:val="false"/>
-                <w:iCs w:val="false"/>
-                <w:color w:val="1A1F36"/>
-                <w:sz w:val="18"/>
-                <w:szCs w:val="18"/>
-              </w:rPr>
-              <w:t xml:space="preserve">Что не так</w:t>
-            </w:r>
-          </w:p>
-        </w:tc>
-        <w:tc>
-          <w:tcPr>
-            <w:tcW w:type="dxa" w:w="4950"/>
-            <w:tcBorders>
-              <w:top w:val="single" w:color="C7CBDC" w:sz="4"/>
-              <w:left w:val="single" w:color="C7CBDC" w:sz="4"/>
-              <w:bottom w:val="single" w:color="C7CBDC" w:sz="4"/>
-              <w:right w:val="single" w:color="C7CBDC" w:sz="4"/>
-            </w:tcBorders>
-            <w:shd w:fill="EEF0F7" w:color="auto" w:val="clear"/>
-            <w:tcMar>
-              <w:top w:type="dxa" w:w="60"/>
-              <w:left w:type="dxa" w:w="90"/>
-              <w:bottom w:type="dxa" w:w="60"/>
-              <w:right w:type="dxa" w:w="90"/>
-            </w:tcMar>
-            <w:vAlign w:val="top"/>
-          </w:tcPr>
-          <w:p>
-            <w:pPr>
-              <w:spacing w:after="0" w:before="0"/>
-            </w:pPr>
-            <w:r>
-              <w:rPr>
-                <w:rFonts w:ascii="Calibri" w:cs="Calibri" w:eastAsia="Calibri" w:hAnsi="Calibri"/>
-                <w:b/>
-                <w:bCs/>
-                <w:i w:val="false"/>
-                <w:iCs w:val="false"/>
-                <w:color w:val="1A1F36"/>
-                <w:sz w:val="18"/>
-                <w:szCs w:val="18"/>
-              </w:rPr>
-              <w:t xml:space="preserve">Как исправляем</w:t>
-            </w:r>
-          </w:p>
-        </w:tc>
-      </w:tr>
-      <w:tr>
-        <w:tc>
-          <w:tcPr>
-            <w:tcW w:type="dxa" w:w="900"/>
-            <w:tcBorders>
-              <w:top w:val="single" w:color="C7CBDC" w:sz="4"/>
-              <w:left w:val="single" w:color="C7CBDC" w:sz="4"/>
-              <w:bottom w:val="single" w:color="C7CBDC" w:sz="4"/>
-              <w:right w:val="single" w:color="C7CBDC" w:sz="4"/>
-            </w:tcBorders>
-            <w:tcMar>
-              <w:top w:type="dxa" w:w="60"/>
-              <w:left w:type="dxa" w:w="90"/>
-              <w:bottom w:type="dxa" w:w="60"/>
-              <w:right w:type="dxa" w:w="90"/>
-            </w:tcMar>
-            <w:vAlign w:val="top"/>
-          </w:tcPr>
-          <w:p>
-            <w:pPr>
-              <w:spacing w:after="0" w:before="0"/>
-            </w:pPr>
-            <w:r>
-              <w:rPr>
-                <w:rFonts w:ascii="Calibri" w:cs="Calibri" w:eastAsia="Calibri" w:hAnsi="Calibri"/>
-                <w:b/>
-                <w:bCs/>
-                <w:i w:val="false"/>
-                <w:iCs w:val="false"/>
-                <w:color w:val="1A1F36"/>
-                <w:sz w:val="18"/>
-                <w:szCs w:val="18"/>
-              </w:rPr>
-              <w:t xml:space="preserve">1, 16, 61, 76, 121, 136, 151, 166</w:t>
-            </w:r>
-          </w:p>
-        </w:tc>
-        <w:tc>
-          <w:tcPr>
-            <w:tcW w:type="dxa" w:w="2600"/>
-            <w:tcBorders>
-              <w:top w:val="single" w:color="C7CBDC" w:sz="4"/>
-              <w:left w:val="single" w:color="C7CBDC" w:sz="4"/>
-              <w:bottom w:val="single" w:color="C7CBDC" w:sz="4"/>
-              <w:right w:val="single" w:color="C7CBDC" w:sz="4"/>
-            </w:tcBorders>
-            <w:tcMar>
-              <w:top w:type="dxa" w:w="60"/>
-              <w:left w:type="dxa" w:w="90"/>
-              <w:bottom w:type="dxa" w:w="60"/>
-              <w:right w:type="dxa" w:w="90"/>
-            </w:tcMar>
-            <w:vAlign w:val="top"/>
-          </w:tcPr>
-          <w:p>
-            <w:pPr>
-              <w:spacing w:after="0"/>
-            </w:pPr>
-            <w:r>
-              <w:rPr>
-                <w:rFonts w:ascii="Calibri" w:cs="Calibri" w:eastAsia="Calibri" w:hAnsi="Calibri"/>
-                <w:b w:val="false"/>
-                <w:bCs w:val="false"/>
-                <w:i w:val="false"/>
-                <w:iCs w:val="false"/>
-                <w:color w:val="1A1F36"/>
-                <w:sz w:val="18"/>
-                <w:szCs w:val="18"/>
-              </w:rPr>
-              <w:t xml:space="preserve">нужно подтвердить ответ</w:t>
-            </w:r>
-          </w:p>
-        </w:tc>
-        <w:tc>
-          <w:tcPr>
-            <w:tcW w:type="dxa" w:w="2400"/>
-            <w:tcBorders>
-              <w:top w:val="single" w:color="C7CBDC" w:sz="4"/>
-              <w:left w:val="single" w:color="C7CBDC" w:sz="4"/>
-              <w:bottom w:val="single" w:color="C7CBDC" w:sz="4"/>
-              <w:right w:val="single" w:color="C7CBDC" w:sz="4"/>
-            </w:tcBorders>
-            <w:tcMar>
-              <w:top w:type="dxa" w:w="60"/>
-              <w:left w:type="dxa" w:w="90"/>
-              <w:bottom w:type="dxa" w:w="60"/>
-              <w:right w:type="dxa" w:w="90"/>
-            </w:tcMar>
-            <w:vAlign w:val="top"/>
-          </w:tcPr>
-          <w:p>
-            <w:pPr>
-              <w:spacing w:after="0"/>
-            </w:pPr>
-            <w:r>
-              <w:rPr>
-                <w:rFonts w:ascii="Calibri" w:cs="Calibri" w:eastAsia="Calibri" w:hAnsi="Calibri"/>
-                <w:b w:val="false"/>
-                <w:bCs w:val="false"/>
-                <w:i w:val="false"/>
-                <w:iCs w:val="false"/>
-                <w:color w:val="5A5F7A"/>
-                <w:sz w:val="18"/>
-                <w:szCs w:val="18"/>
-              </w:rPr>
-              <w:t xml:space="preserve">—</w:t>
-            </w:r>
-          </w:p>
-        </w:tc>
-        <w:tc>
-          <w:tcPr>
-            <w:tcW w:type="dxa" w:w="4400"/>
-            <w:tcBorders>
-              <w:top w:val="single" w:color="C7CBDC" w:sz="4"/>
-              <w:left w:val="single" w:color="C7CBDC" w:sz="4"/>
-              <w:bottom w:val="single" w:color="C7CBDC" w:sz="4"/>
-              <w:right w:val="single" w:color="C7CBDC" w:sz="4"/>
-            </w:tcBorders>
-            <w:tcMar>
-              <w:top w:type="dxa" w:w="60"/>
-              <w:left w:type="dxa" w:w="90"/>
-              <w:bottom w:type="dxa" w:w="60"/>
-              <w:right w:type="dxa" w:w="90"/>
-            </w:tcMar>
-            <w:vAlign w:val="top"/>
-          </w:tcPr>
-          <w:p>
-            <w:pPr>
-              <w:spacing w:after="0" w:before="0"/>
-            </w:pPr>
-            <w:r>
-              <w:rPr>
-                <w:rFonts w:ascii="Calibri" w:cs="Calibri" w:eastAsia="Calibri" w:hAnsi="Calibri"/>
-                <w:b w:val="false"/>
-                <w:bCs w:val="false"/>
-                <w:i w:val="false"/>
-                <w:iCs w:val="false"/>
-                <w:color w:val="1A1F36"/>
-                <w:sz w:val="18"/>
-                <w:szCs w:val="18"/>
-              </w:rPr>
-              <w:t xml:space="preserve">В ответе на отчёт Бамбуркину Владимиру Васильевичу (Спортдепо) указан №25, а в исправленном файле он убран из состава вместе с Чукуровым, Мокшановым и Романовым — это четыре последних игрока списка.</w:t>
-            </w:r>
-          </w:p>
-        </w:tc>
-        <w:tc>
-          <w:tcPr>
-            <w:tcW w:type="dxa" w:w="4950"/>
-            <w:tcBorders>
-              <w:top w:val="single" w:color="C7CBDC" w:sz="4"/>
-              <w:left w:val="single" w:color="C7CBDC" w:sz="4"/>
-              <w:bottom w:val="single" w:color="C7CBDC" w:sz="4"/>
-              <w:right w:val="single" w:color="C7CBDC" w:sz="4"/>
-            </w:tcBorders>
-            <w:tcMar>
-              <w:top w:type="dxa" w:w="60"/>
-              <w:left w:type="dxa" w:w="90"/>
-              <w:bottom w:type="dxa" w:w="60"/>
-              <w:right w:type="dxa" w:w="90"/>
-            </w:tcMar>
-            <w:vAlign w:val="top"/>
-          </w:tcPr>
-          <w:p>
-            <w:pPr>
-              <w:spacing w:after="0" w:before="0"/>
-            </w:pPr>
-            <w:r>
-              <w:rPr>
-                <w:rFonts w:ascii="Calibri" w:cs="Calibri" w:eastAsia="Calibri" w:hAnsi="Calibri"/>
-                <w:b w:val="false"/>
-                <w:bCs w:val="false"/>
-                <w:i/>
-                <w:iCs/>
-                <w:color w:val="2B2F77"/>
-                <w:sz w:val="18"/>
-                <w:szCs w:val="18"/>
-              </w:rPr>
-              <w:t xml:space="preserve">Бамбуркин за Спортдепо не играет? Если играет — кого из четверых нужно было убрать вместо него?</w:t>
-            </w:r>
-          </w:p>
-        </w:tc>
-      </w:tr>
-    </w:tbl>
-    <w:p>
-      <w:pPr>
-        <w:keepNext/>
-        <w:spacing w:after="60" w:before="120"/>
-      </w:pPr>
-      <w:r>
-        <w:rPr>
-          <w:rFonts w:ascii="Calibri" w:cs="Calibri" w:eastAsia="Calibri" w:hAnsi="Calibri"/>
-          <w:b/>
-          <w:bCs/>
-          <w:i w:val="false"/>
-          <w:iCs w:val="false"/>
-          <w:color w:val="1A1F36"/>
-          <w:sz w:val="20"/>
-          <w:szCs w:val="20"/>
-        </w:rPr>
-        <w:t xml:space="preserve">Август 2026</w:t>
-      </w:r>
-    </w:p>
-    <w:tbl>
-      <w:tblPr>
-        <w:tblW w:type="dxa" w:w="15250"/>
-        <w:tblBorders>
-          <w:top w:val="single" w:color="auto" w:sz="4"/>
-          <w:left w:val="single" w:color="auto" w:sz="4"/>
-          <w:bottom w:val="single" w:color="auto" w:sz="4"/>
-          <w:right w:val="single" w:color="auto" w:sz="4"/>
-          <w:insideH w:val="single" w:color="auto" w:sz="4"/>
-          <w:insideV w:val="single" w:color="auto" w:sz="4"/>
-        </w:tblBorders>
-      </w:tblPr>
-      <w:tblGrid>
-        <w:gridCol w:w="900"/>
-        <w:gridCol w:w="2600"/>
-        <w:gridCol w:w="2400"/>
-        <w:gridCol w:w="4400"/>
-        <w:gridCol w:w="4950"/>
-      </w:tblGrid>
-      <w:tr>
-        <w:trPr>
-          <w:tblHeader/>
-        </w:trPr>
-        <w:tc>
-          <w:tcPr>
-            <w:tcW w:type="dxa" w:w="900"/>
-            <w:tcBorders>
-              <w:top w:val="single" w:color="C7CBDC" w:sz="4"/>
-              <w:left w:val="single" w:color="C7CBDC" w:sz="4"/>
-              <w:bottom w:val="single" w:color="C7CBDC" w:sz="4"/>
-              <w:right w:val="single" w:color="C7CBDC" w:sz="4"/>
-            </w:tcBorders>
-            <w:shd w:fill="EEF0F7" w:color="auto" w:val="clear"/>
-            <w:tcMar>
-              <w:top w:type="dxa" w:w="60"/>
-              <w:left w:type="dxa" w:w="90"/>
-              <w:bottom w:type="dxa" w:w="60"/>
-              <w:right w:type="dxa" w:w="90"/>
-            </w:tcMar>
-            <w:vAlign w:val="top"/>
-          </w:tcPr>
-          <w:p>
-            <w:pPr>
-              <w:spacing w:after="0" w:before="0"/>
-            </w:pPr>
-            <w:r>
-              <w:rPr>
-                <w:rFonts w:ascii="Calibri" w:cs="Calibri" w:eastAsia="Calibri" w:hAnsi="Calibri"/>
-                <w:b/>
-                <w:bCs/>
-                <w:i w:val="false"/>
-                <w:iCs w:val="false"/>
-                <w:color w:val="1A1F36"/>
-                <w:sz w:val="18"/>
-                <w:szCs w:val="18"/>
-              </w:rPr>
-              <w:t xml:space="preserve">Стр.</w:t>
-            </w:r>
-          </w:p>
-        </w:tc>
-        <w:tc>
-          <w:tcPr>
-            <w:tcW w:type="dxa" w:w="2600"/>
-            <w:tcBorders>
-              <w:top w:val="single" w:color="C7CBDC" w:sz="4"/>
-              <w:left w:val="single" w:color="C7CBDC" w:sz="4"/>
-              <w:bottom w:val="single" w:color="C7CBDC" w:sz="4"/>
-              <w:right w:val="single" w:color="C7CBDC" w:sz="4"/>
-            </w:tcBorders>
-            <w:shd w:fill="EEF0F7" w:color="auto" w:val="clear"/>
-            <w:tcMar>
-              <w:top w:type="dxa" w:w="60"/>
-              <w:left w:type="dxa" w:w="90"/>
-              <w:bottom w:type="dxa" w:w="60"/>
-              <w:right w:type="dxa" w:w="90"/>
-            </w:tcMar>
-            <w:vAlign w:val="top"/>
-          </w:tcPr>
-          <w:p>
-            <w:pPr>
-              <w:spacing w:after="0" w:before="0"/>
-            </w:pPr>
-            <w:r>
-              <w:rPr>
-                <w:rFonts w:ascii="Calibri" w:cs="Calibri" w:eastAsia="Calibri" w:hAnsi="Calibri"/>
-                <w:b/>
-                <w:bCs/>
-                <w:i w:val="false"/>
-                <w:iCs w:val="false"/>
-                <w:color w:val="1A1F36"/>
-                <w:sz w:val="18"/>
-                <w:szCs w:val="18"/>
-              </w:rPr>
-              <w:t xml:space="preserve">Матч</w:t>
-            </w:r>
-          </w:p>
-        </w:tc>
-        <w:tc>
-          <w:tcPr>
-            <w:tcW w:type="dxa" w:w="2400"/>
-            <w:tcBorders>
-              <w:top w:val="single" w:color="C7CBDC" w:sz="4"/>
-              <w:left w:val="single" w:color="C7CBDC" w:sz="4"/>
-              <w:bottom w:val="single" w:color="C7CBDC" w:sz="4"/>
-              <w:right w:val="single" w:color="C7CBDC" w:sz="4"/>
-            </w:tcBorders>
-            <w:shd w:fill="EEF0F7" w:color="auto" w:val="clear"/>
-            <w:tcMar>
-              <w:top w:type="dxa" w:w="60"/>
-              <w:left w:type="dxa" w:w="90"/>
-              <w:bottom w:type="dxa" w:w="60"/>
-              <w:right w:type="dxa" w:w="90"/>
-            </w:tcMar>
-            <w:vAlign w:val="top"/>
-          </w:tcPr>
-          <w:p>
-            <w:pPr>
-              <w:spacing w:after="0" w:before="0"/>
-            </w:pPr>
-            <w:r>
-              <w:rPr>
-                <w:rFonts w:ascii="Calibri" w:cs="Calibri" w:eastAsia="Calibri" w:hAnsi="Calibri"/>
-                <w:b/>
-                <w:bCs/>
-                <w:i w:val="false"/>
-                <w:iCs w:val="false"/>
-                <w:color w:val="1A1F36"/>
-                <w:sz w:val="18"/>
-                <w:szCs w:val="18"/>
-              </w:rPr>
-              <w:t xml:space="preserve">Счёт</w:t>
-            </w:r>
-          </w:p>
-        </w:tc>
-        <w:tc>
-          <w:tcPr>
-            <w:tcW w:type="dxa" w:w="4400"/>
-            <w:tcBorders>
-              <w:top w:val="single" w:color="C7CBDC" w:sz="4"/>
-              <w:left w:val="single" w:color="C7CBDC" w:sz="4"/>
-              <w:bottom w:val="single" w:color="C7CBDC" w:sz="4"/>
-              <w:right w:val="single" w:color="C7CBDC" w:sz="4"/>
-            </w:tcBorders>
-            <w:shd w:fill="EEF0F7" w:color="auto" w:val="clear"/>
-            <w:tcMar>
-              <w:top w:type="dxa" w:w="60"/>
-              <w:left w:type="dxa" w:w="90"/>
-              <w:bottom w:type="dxa" w:w="60"/>
-              <w:right w:type="dxa" w:w="90"/>
-            </w:tcMar>
-            <w:vAlign w:val="top"/>
-          </w:tcPr>
-          <w:p>
-            <w:pPr>
-              <w:spacing w:after="0" w:before="0"/>
-            </w:pPr>
-            <w:r>
-              <w:rPr>
-                <w:rFonts w:ascii="Calibri" w:cs="Calibri" w:eastAsia="Calibri" w:hAnsi="Calibri"/>
-                <w:b/>
-                <w:bCs/>
-                <w:i w:val="false"/>
-                <w:iCs w:val="false"/>
-                <w:color w:val="1A1F36"/>
-                <w:sz w:val="18"/>
-                <w:szCs w:val="18"/>
-              </w:rPr>
-              <w:t xml:space="preserve">Что не так</w:t>
-            </w:r>
-          </w:p>
-        </w:tc>
-        <w:tc>
-          <w:tcPr>
-            <w:tcW w:type="dxa" w:w="4950"/>
-            <w:tcBorders>
-              <w:top w:val="single" w:color="C7CBDC" w:sz="4"/>
-              <w:left w:val="single" w:color="C7CBDC" w:sz="4"/>
-              <w:bottom w:val="single" w:color="C7CBDC" w:sz="4"/>
-              <w:right w:val="single" w:color="C7CBDC" w:sz="4"/>
-            </w:tcBorders>
-            <w:shd w:fill="EEF0F7" w:color="auto" w:val="clear"/>
-            <w:tcMar>
-              <w:top w:type="dxa" w:w="60"/>
-              <w:left w:type="dxa" w:w="90"/>
-              <w:bottom w:type="dxa" w:w="60"/>
-              <w:right w:type="dxa" w:w="90"/>
-            </w:tcMar>
-            <w:vAlign w:val="top"/>
-          </w:tcPr>
-          <w:p>
-            <w:pPr>
-              <w:spacing w:after="0" w:before="0"/>
-            </w:pPr>
-            <w:r>
-              <w:rPr>
-                <w:rFonts w:ascii="Calibri" w:cs="Calibri" w:eastAsia="Calibri" w:hAnsi="Calibri"/>
-                <w:b/>
-                <w:bCs/>
-                <w:i w:val="false"/>
-                <w:iCs w:val="false"/>
-                <w:color w:val="1A1F36"/>
-                <w:sz w:val="18"/>
-                <w:szCs w:val="18"/>
-              </w:rPr>
-              <w:t xml:space="preserve">Как исправляем</w:t>
-            </w:r>
-          </w:p>
-        </w:tc>
-      </w:tr>
-      <w:tr>
-        <w:tc>
-          <w:tcPr>
-            <w:tcW w:type="dxa" w:w="900"/>
-            <w:tcBorders>
-              <w:top w:val="single" w:color="C7CBDC" w:sz="4"/>
-              <w:left w:val="single" w:color="C7CBDC" w:sz="4"/>
-              <w:bottom w:val="single" w:color="C7CBDC" w:sz="4"/>
-              <w:right w:val="single" w:color="C7CBDC" w:sz="4"/>
-            </w:tcBorders>
-            <w:tcMar>
-              <w:top w:type="dxa" w:w="60"/>
-              <w:left w:type="dxa" w:w="90"/>
-              <w:bottom w:type="dxa" w:w="60"/>
-              <w:right w:type="dxa" w:w="90"/>
-            </w:tcMar>
-            <w:vAlign w:val="top"/>
-          </w:tcPr>
-          <w:p>
-            <w:pPr>
-              <w:spacing w:after="0" w:before="0"/>
-            </w:pPr>
-            <w:r>
-              <w:rPr>
-                <w:rFonts w:ascii="Calibri" w:cs="Calibri" w:eastAsia="Calibri" w:hAnsi="Calibri"/>
-                <w:b/>
-                <w:bCs/>
-                <w:i w:val="false"/>
-                <w:iCs w:val="false"/>
-                <w:color w:val="1A1F36"/>
-                <w:sz w:val="18"/>
-                <w:szCs w:val="18"/>
-              </w:rPr>
-              <w:t xml:space="preserve">16, 31, 181, 226, 241</w:t>
-            </w:r>
-          </w:p>
-        </w:tc>
-        <w:tc>
-          <w:tcPr>
-            <w:tcW w:type="dxa" w:w="2600"/>
-            <w:tcBorders>
-              <w:top w:val="single" w:color="C7CBDC" w:sz="4"/>
-              <w:left w:val="single" w:color="C7CBDC" w:sz="4"/>
-              <w:bottom w:val="single" w:color="C7CBDC" w:sz="4"/>
-              <w:right w:val="single" w:color="C7CBDC" w:sz="4"/>
-            </w:tcBorders>
-            <w:tcMar>
-              <w:top w:type="dxa" w:w="60"/>
-              <w:left w:type="dxa" w:w="90"/>
-              <w:bottom w:type="dxa" w:w="60"/>
-              <w:right w:type="dxa" w:w="90"/>
-            </w:tcMar>
-            <w:vAlign w:val="top"/>
-          </w:tcPr>
-          <w:p>
-            <w:pPr>
-              <w:spacing w:after="0"/>
-            </w:pPr>
-            <w:r>
-              <w:rPr>
-                <w:rFonts w:ascii="Calibri" w:cs="Calibri" w:eastAsia="Calibri" w:hAnsi="Calibri"/>
-                <w:b w:val="false"/>
-                <w:bCs w:val="false"/>
-                <w:i w:val="false"/>
-                <w:iCs w:val="false"/>
-                <w:color w:val="1A1F36"/>
-                <w:sz w:val="18"/>
-                <w:szCs w:val="18"/>
-              </w:rPr>
-              <w:t xml:space="preserve">нужно подтвердить ответ</w:t>
-            </w:r>
-          </w:p>
-        </w:tc>
-        <w:tc>
-          <w:tcPr>
-            <w:tcW w:type="dxa" w:w="2400"/>
-            <w:tcBorders>
-              <w:top w:val="single" w:color="C7CBDC" w:sz="4"/>
-              <w:left w:val="single" w:color="C7CBDC" w:sz="4"/>
-              <w:bottom w:val="single" w:color="C7CBDC" w:sz="4"/>
-              <w:right w:val="single" w:color="C7CBDC" w:sz="4"/>
-            </w:tcBorders>
-            <w:tcMar>
-              <w:top w:type="dxa" w:w="60"/>
-              <w:left w:type="dxa" w:w="90"/>
-              <w:bottom w:type="dxa" w:w="60"/>
-              <w:right w:type="dxa" w:w="90"/>
-            </w:tcMar>
-            <w:vAlign w:val="top"/>
-          </w:tcPr>
-          <w:p>
-            <w:pPr>
-              <w:spacing w:after="0"/>
-            </w:pPr>
-            <w:r>
-              <w:rPr>
-                <w:rFonts w:ascii="Calibri" w:cs="Calibri" w:eastAsia="Calibri" w:hAnsi="Calibri"/>
-                <w:b w:val="false"/>
-                <w:bCs w:val="false"/>
-                <w:i w:val="false"/>
-                <w:iCs w:val="false"/>
-                <w:color w:val="5A5F7A"/>
-                <w:sz w:val="18"/>
-                <w:szCs w:val="18"/>
-              </w:rPr>
-              <w:t xml:space="preserve">—</w:t>
-            </w:r>
-          </w:p>
-        </w:tc>
-        <w:tc>
-          <w:tcPr>
-            <w:tcW w:type="dxa" w:w="4400"/>
-            <w:tcBorders>
-              <w:top w:val="single" w:color="C7CBDC" w:sz="4"/>
-              <w:left w:val="single" w:color="C7CBDC" w:sz="4"/>
-              <w:bottom w:val="single" w:color="C7CBDC" w:sz="4"/>
-              <w:right w:val="single" w:color="C7CBDC" w:sz="4"/>
-            </w:tcBorders>
-            <w:tcMar>
-              <w:top w:type="dxa" w:w="60"/>
-              <w:left w:type="dxa" w:w="90"/>
-              <w:bottom w:type="dxa" w:w="60"/>
-              <w:right w:type="dxa" w:w="90"/>
-            </w:tcMar>
-            <w:vAlign w:val="top"/>
-          </w:tcPr>
-          <w:p>
-            <w:pPr>
-              <w:spacing w:after="0" w:before="0"/>
-            </w:pPr>
-            <w:r>
-              <w:rPr>
-                <w:rFonts w:ascii="Calibri" w:cs="Calibri" w:eastAsia="Calibri" w:hAnsi="Calibri"/>
-                <w:b w:val="false"/>
-                <w:bCs w:val="false"/>
-                <w:i w:val="false"/>
-                <w:iCs w:val="false"/>
-                <w:color w:val="1A1F36"/>
-                <w:sz w:val="18"/>
-                <w:szCs w:val="18"/>
-              </w:rPr>
-              <w:t xml:space="preserve">В ответе на отчёт Бамбуркину Владимиру Васильевичу (Спортдепо) указан №25, а в исправленном файле он убран из состава вместе с Чукуровым, Мокшановым и Романовым — это четыре последних игрока списка.</w:t>
-            </w:r>
-          </w:p>
-        </w:tc>
-        <w:tc>
-          <w:tcPr>
-            <w:tcW w:type="dxa" w:w="4950"/>
-            <w:tcBorders>
-              <w:top w:val="single" w:color="C7CBDC" w:sz="4"/>
-              <w:left w:val="single" w:color="C7CBDC" w:sz="4"/>
-              <w:bottom w:val="single" w:color="C7CBDC" w:sz="4"/>
-              <w:right w:val="single" w:color="C7CBDC" w:sz="4"/>
-            </w:tcBorders>
-            <w:tcMar>
-              <w:top w:type="dxa" w:w="60"/>
-              <w:left w:type="dxa" w:w="90"/>
-              <w:bottom w:type="dxa" w:w="60"/>
-              <w:right w:type="dxa" w:w="90"/>
-            </w:tcMar>
-            <w:vAlign w:val="top"/>
-          </w:tcPr>
-          <w:p>
-            <w:pPr>
-              <w:spacing w:after="0" w:before="0"/>
-            </w:pPr>
-            <w:r>
-              <w:rPr>
-                <w:rFonts w:ascii="Calibri" w:cs="Calibri" w:eastAsia="Calibri" w:hAnsi="Calibri"/>
-                <w:b w:val="false"/>
-                <w:bCs w:val="false"/>
-                <w:i/>
-                <w:iCs/>
-                <w:color w:val="2B2F77"/>
-                <w:sz w:val="18"/>
-                <w:szCs w:val="18"/>
-              </w:rPr>
-              <w:t xml:space="preserve">Бамбуркин за Спортдепо не играет? Если играет — кого из четверых нужно было убрать вместо него?</w:t>
             </w:r>
           </w:p>
         </w:tc>

--- a/reports/Svodny_otchet.docx
+++ b/reports/Svodny_otchet.docx
@@ -349,6 +349,24 @@
           <w:sz w:val="20"/>
           <w:szCs w:val="20"/>
         </w:rPr>
+        <w:t xml:space="preserve">2026-07_centr_div3.xlsx — Конференция ЦЕНТР (3 Дивизион), июль 2026</w:t>
+      </w:r>
+    </w:p>
+    <w:p>
+      <w:pPr>
+        <w:spacing w:after="30" w:before="0"/>
+      </w:pPr>
+      <w:r>
+        <w:rPr>
+          <w:rFonts w:ascii="Calibri" w:cs="Calibri" w:eastAsia="Calibri" w:hAnsi="Calibri"/>
+          <w:b w:val="false"/>
+          <w:bCs w:val="false"/>
+          <w:i w:val="false"/>
+          <w:iCs w:val="false"/>
+          <w:color w:val="1A1F36"/>
+          <w:sz w:val="20"/>
+          <w:szCs w:val="20"/>
+        </w:rPr>
         <w:t xml:space="preserve">2026-08_centr_div3.xlsx — Конференция ЦЕНТР (3 Дивизион), август 2026</w:t>
       </w:r>
     </w:p>
@@ -2441,11 +2459,11 @@
                 <w:bCs/>
                 <w:i w:val="false"/>
                 <w:iCs w:val="false"/>
-                <w:color w:val="B45309"/>
-                <w:sz w:val="18"/>
-                <w:szCs w:val="18"/>
-              </w:rPr>
-              <w:t xml:space="preserve">Правки проверяющих внесены, остались ошибки</w:t>
+                <w:color w:val="2E7D32"/>
+                <w:sz w:val="18"/>
+                <w:szCs w:val="18"/>
+              </w:rPr>
+              <w:t xml:space="preserve">Правки проверяющих внесены — ошибок нет</w:t>
             </w:r>
           </w:p>
         </w:tc>
@@ -2656,41 +2674,6 @@
     </w:p>
     <w:p>
       <w:pPr>
-        <w:spacing w:after="120" w:before="0"/>
-      </w:pPr>
-      <w:r>
-        <w:rPr>
-          <w:rFonts w:ascii="Calibri" w:cs="Calibri" w:eastAsia="Calibri" w:hAnsi="Calibri"/>
-          <w:b/>
-          <w:bCs/>
-          <w:i w:val="false"/>
-          <w:iCs w:val="false"/>
-          <w:color w:val="1A1F36"/>
-          <w:sz w:val="20"/>
-          <w:szCs w:val="20"/>
-          <w:highlight w:val="yellow"/>
-          <w:highlightCs w:val="yellow"/>
-        </w:rPr>
-        <w:t xml:space="preserve">2. Ошибки в составах систематические. </w:t>
-      </w:r>
-      <w:r>
-        <w:rPr>
-          <w:rFonts w:ascii="Calibri" w:cs="Calibri" w:eastAsia="Calibri" w:hAnsi="Calibri"/>
-          <w:b w:val="false"/>
-          <w:bCs w:val="false"/>
-          <w:i w:val="false"/>
-          <w:iCs w:val="false"/>
-          <w:color w:val="1A1F36"/>
-          <w:sz w:val="20"/>
-          <w:szCs w:val="20"/>
-          <w:highlight w:val="yellow"/>
-          <w:highlightCs w:val="yellow"/>
-        </w:rPr>
-        <w:t xml:space="preserve">Похоже, составы команд копировались из матча в матч, поэтому одна и та же ошибка повторяется во всех матчах команды. Исправлять каждый матч не нужно — достаточно прислать верные составы команд с игровыми номерами: они приведены в разделах дивизионов в таблицах Составы команд, ошибочные строки выделены. Исправления во все матчи мы внесём сами.</w:t>
-      </w:r>
-    </w:p>
-    <w:p>
-      <w:pPr>
         <w:keepNext/>
         <w:pBdr>
           <w:bottom w:val="single" w:color="2B2F77" w:sz="8" w:space="6"/>
@@ -2912,1328 +2895,6 @@
                 <w:color w:val="1A1F36"/>
                 <w:sz w:val="20"/>
                 <w:szCs w:val="20"/>
-              </w:rPr>
-              <w:t xml:space="preserve"/>
-            </w:r>
-          </w:p>
-        </w:tc>
-      </w:tr>
-    </w:tbl>
-    <w:p>
-      <w:pPr>
-        <w:keepNext/>
-        <w:pageBreakBefore/>
-        <w:pBdr>
-          <w:bottom w:val="single" w:color="2B2F77" w:sz="8" w:space="6"/>
-        </w:pBdr>
-        <w:spacing w:after="140" w:before="0"/>
-      </w:pPr>
-      <w:r>
-        <w:rPr>
-          <w:rFonts w:ascii="Calibri" w:cs="Calibri" w:eastAsia="Calibri" w:hAnsi="Calibri"/>
-          <w:b/>
-          <w:bCs/>
-          <w:i w:val="false"/>
-          <w:iCs w:val="false"/>
-          <w:color w:val="2B2F77"/>
-          <w:sz w:val="30"/>
-          <w:szCs w:val="30"/>
-        </w:rPr>
-        <w:t xml:space="preserve">Конференция ЦЕНТР (3 Дивизион)</w:t>
-      </w:r>
-    </w:p>
-    <w:p>
-      <w:pPr>
-        <w:keepNext/>
-        <w:spacing w:after="80" w:before="220"/>
-      </w:pPr>
-      <w:r>
-        <w:rPr>
-          <w:rFonts w:ascii="Calibri" w:cs="Calibri" w:eastAsia="Calibri" w:hAnsi="Calibri"/>
-          <w:b/>
-          <w:bCs/>
-          <w:i w:val="false"/>
-          <w:iCs w:val="false"/>
-          <w:color w:val="1A1F36"/>
-          <w:sz w:val="24"/>
-          <w:szCs w:val="24"/>
-        </w:rPr>
-        <w:t xml:space="preserve">Составы команд</w:t>
-      </w:r>
-    </w:p>
-    <w:p>
-      <w:pPr>
-        <w:spacing w:after="100" w:before="0"/>
-      </w:pPr>
-      <w:r>
-        <w:rPr>
-          <w:rFonts w:ascii="Calibri" w:cs="Calibri" w:eastAsia="Calibri" w:hAnsi="Calibri"/>
-          <w:b w:val="false"/>
-          <w:bCs w:val="false"/>
-          <w:i w:val="false"/>
-          <w:iCs w:val="false"/>
-          <w:color w:val="5A5F7A"/>
-          <w:sz w:val="18"/>
-          <w:szCs w:val="18"/>
-        </w:rPr>
-        <w:t xml:space="preserve">Выделены игроки, записанные за разные команды в один игровой день (за разные команды можно, но не в один день), а также игроки без номера и с повторяющимся номером. Впишите верный состав команды — мы внесём его во все матчи.</w:t>
-      </w:r>
-    </w:p>
-    <w:tbl>
-      <w:tblPr>
-        <w:tblW w:type="dxa" w:w="15250"/>
-        <w:tblBorders>
-          <w:top w:val="single" w:color="auto" w:sz="4"/>
-          <w:left w:val="single" w:color="auto" w:sz="4"/>
-          <w:bottom w:val="single" w:color="auto" w:sz="4"/>
-          <w:right w:val="single" w:color="auto" w:sz="4"/>
-          <w:insideH w:val="single" w:color="auto" w:sz="4"/>
-          <w:insideV w:val="single" w:color="auto" w:sz="4"/>
-        </w:tblBorders>
-      </w:tblPr>
-      <w:tblGrid>
-        <w:gridCol w:w="2600"/>
-        <w:gridCol w:w="7200"/>
-        <w:gridCol w:w="5450"/>
-      </w:tblGrid>
-      <w:tr>
-        <w:trPr>
-          <w:tblHeader/>
-        </w:trPr>
-        <w:tc>
-          <w:tcPr>
-            <w:tcW w:type="dxa" w:w="2600"/>
-            <w:tcBorders>
-              <w:top w:val="single" w:color="C7CBDC" w:sz="4"/>
-              <w:left w:val="single" w:color="C7CBDC" w:sz="4"/>
-              <w:bottom w:val="single" w:color="C7CBDC" w:sz="4"/>
-              <w:right w:val="single" w:color="C7CBDC" w:sz="4"/>
-            </w:tcBorders>
-            <w:shd w:fill="EEF0F7" w:color="auto" w:val="clear"/>
-            <w:tcMar>
-              <w:top w:type="dxa" w:w="60"/>
-              <w:left w:type="dxa" w:w="90"/>
-              <w:bottom w:type="dxa" w:w="60"/>
-              <w:right w:type="dxa" w:w="90"/>
-            </w:tcMar>
-            <w:vAlign w:val="top"/>
-          </w:tcPr>
-          <w:p>
-            <w:pPr>
-              <w:spacing w:after="0" w:before="0"/>
-            </w:pPr>
-            <w:r>
-              <w:rPr>
-                <w:rFonts w:ascii="Calibri" w:cs="Calibri" w:eastAsia="Calibri" w:hAnsi="Calibri"/>
-                <w:b/>
-                <w:bCs/>
-                <w:i w:val="false"/>
-                <w:iCs w:val="false"/>
-                <w:color w:val="1A1F36"/>
-                <w:sz w:val="18"/>
-                <w:szCs w:val="18"/>
-              </w:rPr>
-              <w:t xml:space="preserve">Команда</w:t>
-            </w:r>
-          </w:p>
-        </w:tc>
-        <w:tc>
-          <w:tcPr>
-            <w:tcW w:type="dxa" w:w="7200"/>
-            <w:tcBorders>
-              <w:top w:val="single" w:color="C7CBDC" w:sz="4"/>
-              <w:left w:val="single" w:color="C7CBDC" w:sz="4"/>
-              <w:bottom w:val="single" w:color="C7CBDC" w:sz="4"/>
-              <w:right w:val="single" w:color="C7CBDC" w:sz="4"/>
-            </w:tcBorders>
-            <w:shd w:fill="EEF0F7" w:color="auto" w:val="clear"/>
-            <w:tcMar>
-              <w:top w:type="dxa" w:w="60"/>
-              <w:left w:type="dxa" w:w="90"/>
-              <w:bottom w:type="dxa" w:w="60"/>
-              <w:right w:type="dxa" w:w="90"/>
-            </w:tcMar>
-            <w:vAlign w:val="top"/>
-          </w:tcPr>
-          <w:p>
-            <w:pPr>
-              <w:spacing w:after="0" w:before="0"/>
-            </w:pPr>
-            <w:r>
-              <w:rPr>
-                <w:rFonts w:ascii="Calibri" w:cs="Calibri" w:eastAsia="Calibri" w:hAnsi="Calibri"/>
-                <w:b/>
-                <w:bCs/>
-                <w:i w:val="false"/>
-                <w:iCs w:val="false"/>
-                <w:color w:val="1A1F36"/>
-                <w:sz w:val="18"/>
-                <w:szCs w:val="18"/>
-              </w:rPr>
-              <w:t xml:space="preserve">Состав в файле</w:t>
-            </w:r>
-          </w:p>
-        </w:tc>
-        <w:tc>
-          <w:tcPr>
-            <w:tcW w:type="dxa" w:w="5450"/>
-            <w:tcBorders>
-              <w:top w:val="single" w:color="C7CBDC" w:sz="4"/>
-              <w:left w:val="single" w:color="C7CBDC" w:sz="4"/>
-              <w:bottom w:val="single" w:color="C7CBDC" w:sz="4"/>
-              <w:right w:val="single" w:color="C7CBDC" w:sz="4"/>
-            </w:tcBorders>
-            <w:shd w:fill="EEF0F7" w:color="auto" w:val="clear"/>
-            <w:tcMar>
-              <w:top w:type="dxa" w:w="60"/>
-              <w:left w:type="dxa" w:w="90"/>
-              <w:bottom w:type="dxa" w:w="60"/>
-              <w:right w:type="dxa" w:w="90"/>
-            </w:tcMar>
-            <w:vAlign w:val="top"/>
-          </w:tcPr>
-          <w:p>
-            <w:pPr>
-              <w:spacing w:after="0" w:before="0"/>
-            </w:pPr>
-            <w:r>
-              <w:rPr>
-                <w:rFonts w:ascii="Calibri" w:cs="Calibri" w:eastAsia="Calibri" w:hAnsi="Calibri"/>
-                <w:b/>
-                <w:bCs/>
-                <w:i w:val="false"/>
-                <w:iCs w:val="false"/>
-                <w:color w:val="1A1F36"/>
-                <w:sz w:val="18"/>
-                <w:szCs w:val="18"/>
-              </w:rPr>
-              <w:t xml:space="preserve">Верный состав (ФИО и номер)</w:t>
-            </w:r>
-          </w:p>
-        </w:tc>
-      </w:tr>
-      <w:tr>
-        <w:tc>
-          <w:tcPr>
-            <w:tcW w:type="dxa" w:w="2600"/>
-            <w:tcBorders>
-              <w:top w:val="single" w:color="C7CBDC" w:sz="4"/>
-              <w:left w:val="single" w:color="C7CBDC" w:sz="4"/>
-              <w:bottom w:val="single" w:color="C7CBDC" w:sz="4"/>
-              <w:right w:val="single" w:color="C7CBDC" w:sz="4"/>
-            </w:tcBorders>
-            <w:tcMar>
-              <w:top w:type="dxa" w:w="60"/>
-              <w:left w:type="dxa" w:w="90"/>
-              <w:bottom w:type="dxa" w:w="60"/>
-              <w:right w:type="dxa" w:w="90"/>
-            </w:tcMar>
-            <w:vAlign w:val="top"/>
-          </w:tcPr>
-          <w:p>
-            <w:pPr>
-              <w:spacing w:after="0" w:before="0"/>
-            </w:pPr>
-            <w:r>
-              <w:rPr>
-                <w:rFonts w:ascii="Calibri" w:cs="Calibri" w:eastAsia="Calibri" w:hAnsi="Calibri"/>
-                <w:b/>
-                <w:bCs/>
-                <w:i w:val="false"/>
-                <w:iCs w:val="false"/>
-                <w:color w:val="1A1F36"/>
-                <w:sz w:val="20"/>
-                <w:szCs w:val="20"/>
-              </w:rPr>
-              <w:t xml:space="preserve">Сармат</w:t>
-            </w:r>
-          </w:p>
-        </w:tc>
-        <w:tc>
-          <w:tcPr>
-            <w:tcW w:type="dxa" w:w="7200"/>
-            <w:tcBorders>
-              <w:top w:val="single" w:color="C7CBDC" w:sz="4"/>
-              <w:left w:val="single" w:color="C7CBDC" w:sz="4"/>
-              <w:bottom w:val="single" w:color="C7CBDC" w:sz="4"/>
-              <w:right w:val="single" w:color="C7CBDC" w:sz="4"/>
-            </w:tcBorders>
-            <w:tcMar>
-              <w:top w:type="dxa" w:w="60"/>
-              <w:left w:type="dxa" w:w="90"/>
-              <w:bottom w:type="dxa" w:w="60"/>
-              <w:right w:type="dxa" w:w="90"/>
-            </w:tcMar>
-            <w:vAlign w:val="top"/>
-          </w:tcPr>
-          <w:p>
-            <w:pPr>
-              <w:spacing w:after="20" w:before="0"/>
-            </w:pPr>
-            <w:r>
-              <w:rPr>
-                <w:rFonts w:ascii="Calibri" w:cs="Calibri" w:eastAsia="Calibri" w:hAnsi="Calibri"/>
-                <w:b w:val="false"/>
-                <w:bCs w:val="false"/>
-                <w:i/>
-                <w:iCs/>
-                <w:color w:val="5A5F7A"/>
-                <w:sz w:val="18"/>
-                <w:szCs w:val="18"/>
-              </w:rPr>
-              <w:t xml:space="preserve">июль 2026 — 4 матча</w:t>
-            </w:r>
-          </w:p>
-          <w:p>
-            <w:pPr>
-              <w:spacing w:after="0"/>
-            </w:pPr>
-            <w:r>
-              <w:rPr>
-                <w:rFonts w:ascii="Calibri" w:cs="Calibri" w:eastAsia="Calibri" w:hAnsi="Calibri"/>
-                <w:b w:val="false"/>
-                <w:bCs w:val="false"/>
-                <w:i w:val="false"/>
-                <w:iCs w:val="false"/>
-                <w:color w:val="1A1F36"/>
-                <w:sz w:val="18"/>
-                <w:szCs w:val="18"/>
-              </w:rPr>
-              <w:t xml:space="preserve">№1 Сафронов Максим Артемович</w:t>
-            </w:r>
-          </w:p>
-          <w:p>
-            <w:pPr>
-              <w:spacing w:after="0"/>
-            </w:pPr>
-            <w:r>
-              <w:rPr>
-                <w:rFonts w:ascii="Calibri" w:cs="Calibri" w:eastAsia="Calibri" w:hAnsi="Calibri"/>
-                <w:b w:val="false"/>
-                <w:bCs w:val="false"/>
-                <w:i w:val="false"/>
-                <w:iCs w:val="false"/>
-                <w:color w:val="1A1F36"/>
-                <w:sz w:val="18"/>
-                <w:szCs w:val="18"/>
-              </w:rPr>
-              <w:t xml:space="preserve">№89 Нарватов Александр Петрович</w:t>
-            </w:r>
-          </w:p>
-          <w:p>
-            <w:pPr>
-              <w:shd w:fill="FFF2A8" w:color="auto" w:val="clear"/>
-              <w:spacing w:after="0"/>
-            </w:pPr>
-            <w:r>
-              <w:rPr>
-                <w:rFonts w:ascii="Calibri" w:cs="Calibri" w:eastAsia="Calibri" w:hAnsi="Calibri"/>
-                <w:b/>
-                <w:bCs/>
-                <w:i w:val="false"/>
-                <w:iCs w:val="false"/>
-                <w:color w:val="1A1F36"/>
-                <w:sz w:val="18"/>
-                <w:szCs w:val="18"/>
-              </w:rPr>
-              <w:t xml:space="preserve">№12 Рябинин Евгений Васильевич</w:t>
-            </w:r>
-            <w:r>
-              <w:rPr>
-                <w:rFonts w:ascii="Calibri" w:cs="Calibri" w:eastAsia="Calibri" w:hAnsi="Calibri"/>
-                <w:b w:val="false"/>
-                <w:bCs w:val="false"/>
-                <w:i w:val="false"/>
-                <w:iCs w:val="false"/>
-                <w:color w:val="B45309"/>
-                <w:sz w:val="18"/>
-                <w:szCs w:val="18"/>
-              </w:rPr>
-              <w:t xml:space="preserve">  — записан также за Штурм (№7)</w:t>
-            </w:r>
-          </w:p>
-          <w:p>
-            <w:pPr>
-              <w:spacing w:after="0"/>
-            </w:pPr>
-            <w:r>
-              <w:rPr>
-                <w:rFonts w:ascii="Calibri" w:cs="Calibri" w:eastAsia="Calibri" w:hAnsi="Calibri"/>
-                <w:b w:val="false"/>
-                <w:bCs w:val="false"/>
-                <w:i w:val="false"/>
-                <w:iCs w:val="false"/>
-                <w:color w:val="1A1F36"/>
-                <w:sz w:val="18"/>
-                <w:szCs w:val="18"/>
-              </w:rPr>
-              <w:t xml:space="preserve">№13 Марценюк Александр Николаевич</w:t>
-            </w:r>
-          </w:p>
-          <w:p>
-            <w:pPr>
-              <w:spacing w:after="0"/>
-            </w:pPr>
-            <w:r>
-              <w:rPr>
-                <w:rFonts w:ascii="Calibri" w:cs="Calibri" w:eastAsia="Calibri" w:hAnsi="Calibri"/>
-                <w:b w:val="false"/>
-                <w:bCs w:val="false"/>
-                <w:i w:val="false"/>
-                <w:iCs w:val="false"/>
-                <w:color w:val="1A1F36"/>
-                <w:sz w:val="18"/>
-                <w:szCs w:val="18"/>
-              </w:rPr>
-              <w:t xml:space="preserve">№40 Асанов Игорь Александрович</w:t>
-            </w:r>
-          </w:p>
-          <w:p>
-            <w:pPr>
-              <w:spacing w:after="0"/>
-            </w:pPr>
-            <w:r>
-              <w:rPr>
-                <w:rFonts w:ascii="Calibri" w:cs="Calibri" w:eastAsia="Calibri" w:hAnsi="Calibri"/>
-                <w:b w:val="false"/>
-                <w:bCs w:val="false"/>
-                <w:i w:val="false"/>
-                <w:iCs w:val="false"/>
-                <w:color w:val="1A1F36"/>
-                <w:sz w:val="18"/>
-                <w:szCs w:val="18"/>
-              </w:rPr>
-              <w:t xml:space="preserve">№61 Веретенников Артем Сергеевич</w:t>
-            </w:r>
-          </w:p>
-          <w:p>
-            <w:pPr>
-              <w:spacing w:after="0"/>
-            </w:pPr>
-            <w:r>
-              <w:rPr>
-                <w:rFonts w:ascii="Calibri" w:cs="Calibri" w:eastAsia="Calibri" w:hAnsi="Calibri"/>
-                <w:b w:val="false"/>
-                <w:bCs w:val="false"/>
-                <w:i w:val="false"/>
-                <w:iCs w:val="false"/>
-                <w:color w:val="1A1F36"/>
-                <w:sz w:val="18"/>
-                <w:szCs w:val="18"/>
-              </w:rPr>
-              <w:t xml:space="preserve">№7 Надин Максим Александрович</w:t>
-            </w:r>
-          </w:p>
-          <w:p>
-            <w:pPr>
-              <w:spacing w:after="0"/>
-            </w:pPr>
-            <w:r>
-              <w:rPr>
-                <w:rFonts w:ascii="Calibri" w:cs="Calibri" w:eastAsia="Calibri" w:hAnsi="Calibri"/>
-                <w:b w:val="false"/>
-                <w:bCs w:val="false"/>
-                <w:i w:val="false"/>
-                <w:iCs w:val="false"/>
-                <w:color w:val="1A1F36"/>
-                <w:sz w:val="18"/>
-                <w:szCs w:val="18"/>
-              </w:rPr>
-              <w:t xml:space="preserve">№19 Давыдов Денис Викторович</w:t>
-            </w:r>
-          </w:p>
-          <w:p>
-            <w:pPr>
-              <w:spacing w:after="0"/>
-            </w:pPr>
-            <w:r>
-              <w:rPr>
-                <w:rFonts w:ascii="Calibri" w:cs="Calibri" w:eastAsia="Calibri" w:hAnsi="Calibri"/>
-                <w:b w:val="false"/>
-                <w:bCs w:val="false"/>
-                <w:i w:val="false"/>
-                <w:iCs w:val="false"/>
-                <w:color w:val="1A1F36"/>
-                <w:sz w:val="18"/>
-                <w:szCs w:val="18"/>
-              </w:rPr>
-              <w:t xml:space="preserve">№55 Маслов Александр Михайлович</w:t>
-            </w:r>
-          </w:p>
-          <w:p>
-            <w:pPr>
-              <w:spacing w:after="20" w:before="100"/>
-            </w:pPr>
-            <w:r>
-              <w:rPr>
-                <w:rFonts w:ascii="Calibri" w:cs="Calibri" w:eastAsia="Calibri" w:hAnsi="Calibri"/>
-                <w:b w:val="false"/>
-                <w:bCs w:val="false"/>
-                <w:i/>
-                <w:iCs/>
-                <w:color w:val="5A5F7A"/>
-                <w:sz w:val="18"/>
-                <w:szCs w:val="18"/>
-              </w:rPr>
-              <w:t xml:space="preserve">июль 2026 — 2 матча</w:t>
-            </w:r>
-          </w:p>
-          <w:p>
-            <w:pPr>
-              <w:spacing w:after="0"/>
-            </w:pPr>
-            <w:r>
-              <w:rPr>
-                <w:rFonts w:ascii="Calibri" w:cs="Calibri" w:eastAsia="Calibri" w:hAnsi="Calibri"/>
-                <w:b w:val="false"/>
-                <w:bCs w:val="false"/>
-                <w:i w:val="false"/>
-                <w:iCs w:val="false"/>
-                <w:color w:val="1A1F36"/>
-                <w:sz w:val="18"/>
-                <w:szCs w:val="18"/>
-              </w:rPr>
-              <w:t xml:space="preserve">№1 Сафронов Максим Артемович</w:t>
-            </w:r>
-          </w:p>
-          <w:p>
-            <w:pPr>
-              <w:spacing w:after="0"/>
-            </w:pPr>
-            <w:r>
-              <w:rPr>
-                <w:rFonts w:ascii="Calibri" w:cs="Calibri" w:eastAsia="Calibri" w:hAnsi="Calibri"/>
-                <w:b w:val="false"/>
-                <w:bCs w:val="false"/>
-                <w:i w:val="false"/>
-                <w:iCs w:val="false"/>
-                <w:color w:val="1A1F36"/>
-                <w:sz w:val="18"/>
-                <w:szCs w:val="18"/>
-              </w:rPr>
-              <w:t xml:space="preserve">№11 Дрондин Алексей Сергеевич</w:t>
-            </w:r>
-          </w:p>
-          <w:p>
-            <w:pPr>
-              <w:shd w:fill="FFF2A8" w:color="auto" w:val="clear"/>
-              <w:spacing w:after="0"/>
-            </w:pPr>
-            <w:r>
-              <w:rPr>
-                <w:rFonts w:ascii="Calibri" w:cs="Calibri" w:eastAsia="Calibri" w:hAnsi="Calibri"/>
-                <w:b/>
-                <w:bCs/>
-                <w:i w:val="false"/>
-                <w:iCs w:val="false"/>
-                <w:color w:val="1A1F36"/>
-                <w:sz w:val="18"/>
-                <w:szCs w:val="18"/>
-              </w:rPr>
-              <w:t xml:space="preserve">№12 Рябинин Евгений Васильевич</w:t>
-            </w:r>
-            <w:r>
-              <w:rPr>
-                <w:rFonts w:ascii="Calibri" w:cs="Calibri" w:eastAsia="Calibri" w:hAnsi="Calibri"/>
-                <w:b w:val="false"/>
-                <w:bCs w:val="false"/>
-                <w:i w:val="false"/>
-                <w:iCs w:val="false"/>
-                <w:color w:val="B45309"/>
-                <w:sz w:val="18"/>
-                <w:szCs w:val="18"/>
-              </w:rPr>
-              <w:t xml:space="preserve">  — записан также за Штурм (№7)</w:t>
-            </w:r>
-          </w:p>
-          <w:p>
-            <w:pPr>
-              <w:spacing w:after="0"/>
-            </w:pPr>
-            <w:r>
-              <w:rPr>
-                <w:rFonts w:ascii="Calibri" w:cs="Calibri" w:eastAsia="Calibri" w:hAnsi="Calibri"/>
-                <w:b w:val="false"/>
-                <w:bCs w:val="false"/>
-                <w:i w:val="false"/>
-                <w:iCs w:val="false"/>
-                <w:color w:val="1A1F36"/>
-                <w:sz w:val="18"/>
-                <w:szCs w:val="18"/>
-              </w:rPr>
-              <w:t xml:space="preserve">№13 Марценюк Александр Николаевич</w:t>
-            </w:r>
-          </w:p>
-          <w:p>
-            <w:pPr>
-              <w:spacing w:after="0"/>
-            </w:pPr>
-            <w:r>
-              <w:rPr>
-                <w:rFonts w:ascii="Calibri" w:cs="Calibri" w:eastAsia="Calibri" w:hAnsi="Calibri"/>
-                <w:b w:val="false"/>
-                <w:bCs w:val="false"/>
-                <w:i w:val="false"/>
-                <w:iCs w:val="false"/>
-                <w:color w:val="1A1F36"/>
-                <w:sz w:val="18"/>
-                <w:szCs w:val="18"/>
-              </w:rPr>
-              <w:t xml:space="preserve">№40 Асанов Игорь Александрович</w:t>
-            </w:r>
-          </w:p>
-          <w:p>
-            <w:pPr>
-              <w:spacing w:after="0"/>
-            </w:pPr>
-            <w:r>
-              <w:rPr>
-                <w:rFonts w:ascii="Calibri" w:cs="Calibri" w:eastAsia="Calibri" w:hAnsi="Calibri"/>
-                <w:b w:val="false"/>
-                <w:bCs w:val="false"/>
-                <w:i w:val="false"/>
-                <w:iCs w:val="false"/>
-                <w:color w:val="1A1F36"/>
-                <w:sz w:val="18"/>
-                <w:szCs w:val="18"/>
-              </w:rPr>
-              <w:t xml:space="preserve">№61 Веретенников Артем Сергеевич</w:t>
-            </w:r>
-          </w:p>
-          <w:p>
-            <w:pPr>
-              <w:spacing w:after="0"/>
-            </w:pPr>
-            <w:r>
-              <w:rPr>
-                <w:rFonts w:ascii="Calibri" w:cs="Calibri" w:eastAsia="Calibri" w:hAnsi="Calibri"/>
-                <w:b w:val="false"/>
-                <w:bCs w:val="false"/>
-                <w:i w:val="false"/>
-                <w:iCs w:val="false"/>
-                <w:color w:val="1A1F36"/>
-                <w:sz w:val="18"/>
-                <w:szCs w:val="18"/>
-              </w:rPr>
-              <w:t xml:space="preserve">№7 Надин Максим Александрович</w:t>
-            </w:r>
-          </w:p>
-          <w:p>
-            <w:pPr>
-              <w:spacing w:after="0"/>
-            </w:pPr>
-            <w:r>
-              <w:rPr>
-                <w:rFonts w:ascii="Calibri" w:cs="Calibri" w:eastAsia="Calibri" w:hAnsi="Calibri"/>
-                <w:b w:val="false"/>
-                <w:bCs w:val="false"/>
-                <w:i w:val="false"/>
-                <w:iCs w:val="false"/>
-                <w:color w:val="1A1F36"/>
-                <w:sz w:val="18"/>
-                <w:szCs w:val="18"/>
-              </w:rPr>
-              <w:t xml:space="preserve">№19 Давыдов Денис Викторович</w:t>
-            </w:r>
-          </w:p>
-          <w:p>
-            <w:pPr>
-              <w:spacing w:after="0"/>
-            </w:pPr>
-            <w:r>
-              <w:rPr>
-                <w:rFonts w:ascii="Calibri" w:cs="Calibri" w:eastAsia="Calibri" w:hAnsi="Calibri"/>
-                <w:b w:val="false"/>
-                <w:bCs w:val="false"/>
-                <w:i w:val="false"/>
-                <w:iCs w:val="false"/>
-                <w:color w:val="1A1F36"/>
-                <w:sz w:val="18"/>
-                <w:szCs w:val="18"/>
-              </w:rPr>
-              <w:t xml:space="preserve">№55 Маслов Александр Михайлович</w:t>
-            </w:r>
-          </w:p>
-        </w:tc>
-        <w:tc>
-          <w:tcPr>
-            <w:tcW w:type="dxa" w:w="5450"/>
-            <w:tcBorders>
-              <w:top w:val="single" w:color="C7CBDC" w:sz="4"/>
-              <w:left w:val="single" w:color="C7CBDC" w:sz="4"/>
-              <w:bottom w:val="single" w:color="C7CBDC" w:sz="4"/>
-              <w:right w:val="single" w:color="C7CBDC" w:sz="4"/>
-            </w:tcBorders>
-            <w:tcMar>
-              <w:top w:type="dxa" w:w="60"/>
-              <w:left w:type="dxa" w:w="90"/>
-              <w:bottom w:type="dxa" w:w="60"/>
-              <w:right w:type="dxa" w:w="90"/>
-            </w:tcMar>
-            <w:vAlign w:val="top"/>
-          </w:tcPr>
-          <w:p>
-            <w:pPr>
-              <w:spacing w:after="0" w:before="0"/>
-            </w:pPr>
-            <w:r>
-              <w:rPr>
-                <w:rFonts w:ascii="Calibri" w:cs="Calibri" w:eastAsia="Calibri" w:hAnsi="Calibri"/>
-                <w:b w:val="false"/>
-                <w:bCs w:val="false"/>
-                <w:i w:val="false"/>
-                <w:iCs w:val="false"/>
-                <w:color w:val="1A1F36"/>
-                <w:sz w:val="18"/>
-                <w:szCs w:val="18"/>
-              </w:rPr>
-              <w:t xml:space="preserve"/>
-            </w:r>
-          </w:p>
-        </w:tc>
-      </w:tr>
-      <w:tr>
-        <w:tc>
-          <w:tcPr>
-            <w:tcW w:type="dxa" w:w="2600"/>
-            <w:tcBorders>
-              <w:top w:val="single" w:color="C7CBDC" w:sz="4"/>
-              <w:left w:val="single" w:color="C7CBDC" w:sz="4"/>
-              <w:bottom w:val="single" w:color="C7CBDC" w:sz="4"/>
-              <w:right w:val="single" w:color="C7CBDC" w:sz="4"/>
-            </w:tcBorders>
-            <w:shd w:fill="F7F8FC" w:color="auto" w:val="clear"/>
-            <w:tcMar>
-              <w:top w:type="dxa" w:w="60"/>
-              <w:left w:type="dxa" w:w="90"/>
-              <w:bottom w:type="dxa" w:w="60"/>
-              <w:right w:type="dxa" w:w="90"/>
-            </w:tcMar>
-            <w:vAlign w:val="top"/>
-          </w:tcPr>
-          <w:p>
-            <w:pPr>
-              <w:spacing w:after="0" w:before="0"/>
-            </w:pPr>
-            <w:r>
-              <w:rPr>
-                <w:rFonts w:ascii="Calibri" w:cs="Calibri" w:eastAsia="Calibri" w:hAnsi="Calibri"/>
-                <w:b/>
-                <w:bCs/>
-                <w:i w:val="false"/>
-                <w:iCs w:val="false"/>
-                <w:color w:val="1A1F36"/>
-                <w:sz w:val="20"/>
-                <w:szCs w:val="20"/>
-              </w:rPr>
-              <w:t xml:space="preserve">Штурм</w:t>
-            </w:r>
-          </w:p>
-        </w:tc>
-        <w:tc>
-          <w:tcPr>
-            <w:tcW w:type="dxa" w:w="7200"/>
-            <w:tcBorders>
-              <w:top w:val="single" w:color="C7CBDC" w:sz="4"/>
-              <w:left w:val="single" w:color="C7CBDC" w:sz="4"/>
-              <w:bottom w:val="single" w:color="C7CBDC" w:sz="4"/>
-              <w:right w:val="single" w:color="C7CBDC" w:sz="4"/>
-            </w:tcBorders>
-            <w:shd w:fill="F7F8FC" w:color="auto" w:val="clear"/>
-            <w:tcMar>
-              <w:top w:type="dxa" w:w="60"/>
-              <w:left w:type="dxa" w:w="90"/>
-              <w:bottom w:type="dxa" w:w="60"/>
-              <w:right w:type="dxa" w:w="90"/>
-            </w:tcMar>
-            <w:vAlign w:val="top"/>
-          </w:tcPr>
-          <w:p>
-            <w:pPr>
-              <w:spacing w:after="20" w:before="0"/>
-            </w:pPr>
-            <w:r>
-              <w:rPr>
-                <w:rFonts w:ascii="Calibri" w:cs="Calibri" w:eastAsia="Calibri" w:hAnsi="Calibri"/>
-                <w:b w:val="false"/>
-                <w:bCs w:val="false"/>
-                <w:i/>
-                <w:iCs/>
-                <w:color w:val="5A5F7A"/>
-                <w:sz w:val="18"/>
-                <w:szCs w:val="18"/>
-              </w:rPr>
-              <w:t xml:space="preserve">июль 2026 — 4 матча</w:t>
-            </w:r>
-          </w:p>
-          <w:p>
-            <w:pPr>
-              <w:spacing w:after="0"/>
-            </w:pPr>
-            <w:r>
-              <w:rPr>
-                <w:rFonts w:ascii="Calibri" w:cs="Calibri" w:eastAsia="Calibri" w:hAnsi="Calibri"/>
-                <w:b w:val="false"/>
-                <w:bCs w:val="false"/>
-                <w:i w:val="false"/>
-                <w:iCs w:val="false"/>
-                <w:color w:val="1A1F36"/>
-                <w:sz w:val="18"/>
-                <w:szCs w:val="18"/>
-              </w:rPr>
-              <w:t xml:space="preserve">№1 Жмакин Алексей Владимирович</w:t>
-            </w:r>
-          </w:p>
-          <w:p>
-            <w:pPr>
-              <w:spacing w:after="0"/>
-            </w:pPr>
-            <w:r>
-              <w:rPr>
-                <w:rFonts w:ascii="Calibri" w:cs="Calibri" w:eastAsia="Calibri" w:hAnsi="Calibri"/>
-                <w:b w:val="false"/>
-                <w:bCs w:val="false"/>
-                <w:i w:val="false"/>
-                <w:iCs w:val="false"/>
-                <w:color w:val="1A1F36"/>
-                <w:sz w:val="18"/>
-                <w:szCs w:val="18"/>
-              </w:rPr>
-              <w:t xml:space="preserve">№69 Шароватов Василий Александрович</w:t>
-            </w:r>
-          </w:p>
-          <w:p>
-            <w:pPr>
-              <w:spacing w:after="0"/>
-            </w:pPr>
-            <w:r>
-              <w:rPr>
-                <w:rFonts w:ascii="Calibri" w:cs="Calibri" w:eastAsia="Calibri" w:hAnsi="Calibri"/>
-                <w:b w:val="false"/>
-                <w:bCs w:val="false"/>
-                <w:i w:val="false"/>
-                <w:iCs w:val="false"/>
-                <w:color w:val="1A1F36"/>
-                <w:sz w:val="18"/>
-                <w:szCs w:val="18"/>
-              </w:rPr>
-              <w:t xml:space="preserve">№74 Кисляков Сергей Николаевич</w:t>
-            </w:r>
-          </w:p>
-          <w:p>
-            <w:pPr>
-              <w:spacing w:after="0"/>
-            </w:pPr>
-            <w:r>
-              <w:rPr>
-                <w:rFonts w:ascii="Calibri" w:cs="Calibri" w:eastAsia="Calibri" w:hAnsi="Calibri"/>
-                <w:b w:val="false"/>
-                <w:bCs w:val="false"/>
-                <w:i w:val="false"/>
-                <w:iCs w:val="false"/>
-                <w:color w:val="1A1F36"/>
-                <w:sz w:val="18"/>
-                <w:szCs w:val="18"/>
-              </w:rPr>
-              <w:t xml:space="preserve">№78 Седов Сергей Викторович</w:t>
-            </w:r>
-          </w:p>
-          <w:p>
-            <w:pPr>
-              <w:spacing w:after="0"/>
-            </w:pPr>
-            <w:r>
-              <w:rPr>
-                <w:rFonts w:ascii="Calibri" w:cs="Calibri" w:eastAsia="Calibri" w:hAnsi="Calibri"/>
-                <w:b w:val="false"/>
-                <w:bCs w:val="false"/>
-                <w:i w:val="false"/>
-                <w:iCs w:val="false"/>
-                <w:color w:val="1A1F36"/>
-                <w:sz w:val="18"/>
-                <w:szCs w:val="18"/>
-              </w:rPr>
-              <w:t xml:space="preserve">№37 Ермаков Павел Николаевич</w:t>
-            </w:r>
-          </w:p>
-          <w:p>
-            <w:pPr>
-              <w:spacing w:after="0"/>
-            </w:pPr>
-            <w:r>
-              <w:rPr>
-                <w:rFonts w:ascii="Calibri" w:cs="Calibri" w:eastAsia="Calibri" w:hAnsi="Calibri"/>
-                <w:b w:val="false"/>
-                <w:bCs w:val="false"/>
-                <w:i w:val="false"/>
-                <w:iCs w:val="false"/>
-                <w:color w:val="1A1F36"/>
-                <w:sz w:val="18"/>
-                <w:szCs w:val="18"/>
-              </w:rPr>
-              <w:t xml:space="preserve">№88 Борсуков Николай Александрович</w:t>
-            </w:r>
-          </w:p>
-          <w:p>
-            <w:pPr>
-              <w:spacing w:after="0"/>
-            </w:pPr>
-            <w:r>
-              <w:rPr>
-                <w:rFonts w:ascii="Calibri" w:cs="Calibri" w:eastAsia="Calibri" w:hAnsi="Calibri"/>
-                <w:b w:val="false"/>
-                <w:bCs w:val="false"/>
-                <w:i w:val="false"/>
-                <w:iCs w:val="false"/>
-                <w:color w:val="1A1F36"/>
-                <w:sz w:val="18"/>
-                <w:szCs w:val="18"/>
-              </w:rPr>
-              <w:t xml:space="preserve">№33 Яфуняев Рушан Рафикович</w:t>
-            </w:r>
-          </w:p>
-          <w:p>
-            <w:pPr>
-              <w:spacing w:after="0"/>
-            </w:pPr>
-            <w:r>
-              <w:rPr>
-                <w:rFonts w:ascii="Calibri" w:cs="Calibri" w:eastAsia="Calibri" w:hAnsi="Calibri"/>
-                <w:b w:val="false"/>
-                <w:bCs w:val="false"/>
-                <w:i w:val="false"/>
-                <w:iCs w:val="false"/>
-                <w:color w:val="1A1F36"/>
-                <w:sz w:val="18"/>
-                <w:szCs w:val="18"/>
-              </w:rPr>
-              <w:t xml:space="preserve">№30 Павлов Виктор Иванович</w:t>
-            </w:r>
-          </w:p>
-          <w:p>
-            <w:pPr>
-              <w:spacing w:after="0"/>
-            </w:pPr>
-            <w:r>
-              <w:rPr>
-                <w:rFonts w:ascii="Calibri" w:cs="Calibri" w:eastAsia="Calibri" w:hAnsi="Calibri"/>
-                <w:b w:val="false"/>
-                <w:bCs w:val="false"/>
-                <w:i w:val="false"/>
-                <w:iCs w:val="false"/>
-                <w:color w:val="1A1F36"/>
-                <w:sz w:val="18"/>
-                <w:szCs w:val="18"/>
-              </w:rPr>
-              <w:t xml:space="preserve">№7 Буянкин Андрей Сергеевич</w:t>
-            </w:r>
-          </w:p>
-          <w:p>
-            <w:pPr>
-              <w:spacing w:after="20" w:before="100"/>
-            </w:pPr>
-            <w:r>
-              <w:rPr>
-                <w:rFonts w:ascii="Calibri" w:cs="Calibri" w:eastAsia="Calibri" w:hAnsi="Calibri"/>
-                <w:b w:val="false"/>
-                <w:bCs w:val="false"/>
-                <w:i/>
-                <w:iCs/>
-                <w:color w:val="5A5F7A"/>
-                <w:sz w:val="18"/>
-                <w:szCs w:val="18"/>
-              </w:rPr>
-              <w:t xml:space="preserve">июль 2026 — 2 матча</w:t>
-            </w:r>
-          </w:p>
-          <w:p>
-            <w:pPr>
-              <w:spacing w:after="0"/>
-            </w:pPr>
-            <w:r>
-              <w:rPr>
-                <w:rFonts w:ascii="Calibri" w:cs="Calibri" w:eastAsia="Calibri" w:hAnsi="Calibri"/>
-                <w:b w:val="false"/>
-                <w:bCs w:val="false"/>
-                <w:i w:val="false"/>
-                <w:iCs w:val="false"/>
-                <w:color w:val="1A1F36"/>
-                <w:sz w:val="18"/>
-                <w:szCs w:val="18"/>
-              </w:rPr>
-              <w:t xml:space="preserve">№1 Еремкин Александр Михайлович</w:t>
-            </w:r>
-          </w:p>
-          <w:p>
-            <w:pPr>
-              <w:spacing w:after="0"/>
-            </w:pPr>
-            <w:r>
-              <w:rPr>
-                <w:rFonts w:ascii="Calibri" w:cs="Calibri" w:eastAsia="Calibri" w:hAnsi="Calibri"/>
-                <w:b w:val="false"/>
-                <w:bCs w:val="false"/>
-                <w:i w:val="false"/>
-                <w:iCs w:val="false"/>
-                <w:color w:val="1A1F36"/>
-                <w:sz w:val="18"/>
-                <w:szCs w:val="18"/>
-              </w:rPr>
-              <w:t xml:space="preserve">№69 Шароватов Василий Александрович</w:t>
-            </w:r>
-          </w:p>
-          <w:p>
-            <w:pPr>
-              <w:spacing w:after="0"/>
-            </w:pPr>
-            <w:r>
-              <w:rPr>
-                <w:rFonts w:ascii="Calibri" w:cs="Calibri" w:eastAsia="Calibri" w:hAnsi="Calibri"/>
-                <w:b w:val="false"/>
-                <w:bCs w:val="false"/>
-                <w:i w:val="false"/>
-                <w:iCs w:val="false"/>
-                <w:color w:val="1A1F36"/>
-                <w:sz w:val="18"/>
-                <w:szCs w:val="18"/>
-              </w:rPr>
-              <w:t xml:space="preserve">№74 Кисляков Сергей Николаевич</w:t>
-            </w:r>
-          </w:p>
-          <w:p>
-            <w:pPr>
-              <w:spacing w:after="0"/>
-            </w:pPr>
-            <w:r>
-              <w:rPr>
-                <w:rFonts w:ascii="Calibri" w:cs="Calibri" w:eastAsia="Calibri" w:hAnsi="Calibri"/>
-                <w:b w:val="false"/>
-                <w:bCs w:val="false"/>
-                <w:i w:val="false"/>
-                <w:iCs w:val="false"/>
-                <w:color w:val="1A1F36"/>
-                <w:sz w:val="18"/>
-                <w:szCs w:val="18"/>
-              </w:rPr>
-              <w:t xml:space="preserve">№78 Седов Сергей Викторович</w:t>
-            </w:r>
-          </w:p>
-          <w:p>
-            <w:pPr>
-              <w:spacing w:after="0"/>
-            </w:pPr>
-            <w:r>
-              <w:rPr>
-                <w:rFonts w:ascii="Calibri" w:cs="Calibri" w:eastAsia="Calibri" w:hAnsi="Calibri"/>
-                <w:b w:val="false"/>
-                <w:bCs w:val="false"/>
-                <w:i w:val="false"/>
-                <w:iCs w:val="false"/>
-                <w:color w:val="1A1F36"/>
-                <w:sz w:val="18"/>
-                <w:szCs w:val="18"/>
-              </w:rPr>
-              <w:t xml:space="preserve">№37 Ермаков Павел Николаевич</w:t>
-            </w:r>
-          </w:p>
-          <w:p>
-            <w:pPr>
-              <w:spacing w:after="0"/>
-            </w:pPr>
-            <w:r>
-              <w:rPr>
-                <w:rFonts w:ascii="Calibri" w:cs="Calibri" w:eastAsia="Calibri" w:hAnsi="Calibri"/>
-                <w:b w:val="false"/>
-                <w:bCs w:val="false"/>
-                <w:i w:val="false"/>
-                <w:iCs w:val="false"/>
-                <w:color w:val="1A1F36"/>
-                <w:sz w:val="18"/>
-                <w:szCs w:val="18"/>
-              </w:rPr>
-              <w:t xml:space="preserve">№88 Борсуков Николай Александрович</w:t>
-            </w:r>
-          </w:p>
-          <w:p>
-            <w:pPr>
-              <w:spacing w:after="0"/>
-            </w:pPr>
-            <w:r>
-              <w:rPr>
-                <w:rFonts w:ascii="Calibri" w:cs="Calibri" w:eastAsia="Calibri" w:hAnsi="Calibri"/>
-                <w:b w:val="false"/>
-                <w:bCs w:val="false"/>
-                <w:i w:val="false"/>
-                <w:iCs w:val="false"/>
-                <w:color w:val="1A1F36"/>
-                <w:sz w:val="18"/>
-                <w:szCs w:val="18"/>
-              </w:rPr>
-              <w:t xml:space="preserve">№33 Яфуняев Рушан Рафикович</w:t>
-            </w:r>
-          </w:p>
-          <w:p>
-            <w:pPr>
-              <w:spacing w:after="0"/>
-            </w:pPr>
-            <w:r>
-              <w:rPr>
-                <w:rFonts w:ascii="Calibri" w:cs="Calibri" w:eastAsia="Calibri" w:hAnsi="Calibri"/>
-                <w:b w:val="false"/>
-                <w:bCs w:val="false"/>
-                <w:i w:val="false"/>
-                <w:iCs w:val="false"/>
-                <w:color w:val="1A1F36"/>
-                <w:sz w:val="18"/>
-                <w:szCs w:val="18"/>
-              </w:rPr>
-              <w:t xml:space="preserve">№30 Павлов Виктор Иванович</w:t>
-            </w:r>
-          </w:p>
-          <w:p>
-            <w:pPr>
-              <w:spacing w:after="0"/>
-            </w:pPr>
-            <w:r>
-              <w:rPr>
-                <w:rFonts w:ascii="Calibri" w:cs="Calibri" w:eastAsia="Calibri" w:hAnsi="Calibri"/>
-                <w:b w:val="false"/>
-                <w:bCs w:val="false"/>
-                <w:i w:val="false"/>
-                <w:iCs w:val="false"/>
-                <w:color w:val="1A1F36"/>
-                <w:sz w:val="18"/>
-                <w:szCs w:val="18"/>
-              </w:rPr>
-              <w:t xml:space="preserve">№7 Буянкин Андрей Сергеевич</w:t>
-            </w:r>
-          </w:p>
-          <w:p>
-            <w:pPr>
-              <w:spacing w:after="20" w:before="100"/>
-            </w:pPr>
-            <w:r>
-              <w:rPr>
-                <w:rFonts w:ascii="Calibri" w:cs="Calibri" w:eastAsia="Calibri" w:hAnsi="Calibri"/>
-                <w:b w:val="false"/>
-                <w:bCs w:val="false"/>
-                <w:i/>
-                <w:iCs/>
-                <w:color w:val="5A5F7A"/>
-                <w:sz w:val="18"/>
-                <w:szCs w:val="18"/>
-              </w:rPr>
-              <w:t xml:space="preserve">июль 2026 — 2 матча</w:t>
-            </w:r>
-          </w:p>
-          <w:p>
-            <w:pPr>
-              <w:spacing w:after="0"/>
-            </w:pPr>
-            <w:r>
-              <w:rPr>
-                <w:rFonts w:ascii="Calibri" w:cs="Calibri" w:eastAsia="Calibri" w:hAnsi="Calibri"/>
-                <w:b w:val="false"/>
-                <w:bCs w:val="false"/>
-                <w:i w:val="false"/>
-                <w:iCs w:val="false"/>
-                <w:color w:val="1A1F36"/>
-                <w:sz w:val="18"/>
-                <w:szCs w:val="18"/>
-              </w:rPr>
-              <w:t xml:space="preserve">№1 Еремкин Александр Михайлович</w:t>
-            </w:r>
-          </w:p>
-          <w:p>
-            <w:pPr>
-              <w:spacing w:after="0"/>
-            </w:pPr>
-            <w:r>
-              <w:rPr>
-                <w:rFonts w:ascii="Calibri" w:cs="Calibri" w:eastAsia="Calibri" w:hAnsi="Calibri"/>
-                <w:b w:val="false"/>
-                <w:bCs w:val="false"/>
-                <w:i w:val="false"/>
-                <w:iCs w:val="false"/>
-                <w:color w:val="1A1F36"/>
-                <w:sz w:val="18"/>
-                <w:szCs w:val="18"/>
-              </w:rPr>
-              <w:t xml:space="preserve">№9 Нарватов Александр Петрович</w:t>
-            </w:r>
-          </w:p>
-          <w:p>
-            <w:pPr>
-              <w:spacing w:after="0"/>
-            </w:pPr>
-            <w:r>
-              <w:rPr>
-                <w:rFonts w:ascii="Calibri" w:cs="Calibri" w:eastAsia="Calibri" w:hAnsi="Calibri"/>
-                <w:b w:val="false"/>
-                <w:bCs w:val="false"/>
-                <w:i w:val="false"/>
-                <w:iCs w:val="false"/>
-                <w:color w:val="1A1F36"/>
-                <w:sz w:val="18"/>
-                <w:szCs w:val="18"/>
-              </w:rPr>
-              <w:t xml:space="preserve">№74 Нарватов Андрей Александрович</w:t>
-            </w:r>
-          </w:p>
-          <w:p>
-            <w:pPr>
-              <w:spacing w:after="0"/>
-            </w:pPr>
-            <w:r>
-              <w:rPr>
-                <w:rFonts w:ascii="Calibri" w:cs="Calibri" w:eastAsia="Calibri" w:hAnsi="Calibri"/>
-                <w:b w:val="false"/>
-                <w:bCs w:val="false"/>
-                <w:i w:val="false"/>
-                <w:iCs w:val="false"/>
-                <w:color w:val="1A1F36"/>
-                <w:sz w:val="18"/>
-                <w:szCs w:val="18"/>
-              </w:rPr>
-              <w:t xml:space="preserve">№78 Седов Сергей Викторович</w:t>
-            </w:r>
-          </w:p>
-          <w:p>
-            <w:pPr>
-              <w:spacing w:after="0"/>
-            </w:pPr>
-            <w:r>
-              <w:rPr>
-                <w:rFonts w:ascii="Calibri" w:cs="Calibri" w:eastAsia="Calibri" w:hAnsi="Calibri"/>
-                <w:b w:val="false"/>
-                <w:bCs w:val="false"/>
-                <w:i w:val="false"/>
-                <w:iCs w:val="false"/>
-                <w:color w:val="1A1F36"/>
-                <w:sz w:val="18"/>
-                <w:szCs w:val="18"/>
-              </w:rPr>
-              <w:t xml:space="preserve">№37 Ермаков Павел Николаевич</w:t>
-            </w:r>
-          </w:p>
-          <w:p>
-            <w:pPr>
-              <w:spacing w:after="0"/>
-            </w:pPr>
-            <w:r>
-              <w:rPr>
-                <w:rFonts w:ascii="Calibri" w:cs="Calibri" w:eastAsia="Calibri" w:hAnsi="Calibri"/>
-                <w:b w:val="false"/>
-                <w:bCs w:val="false"/>
-                <w:i w:val="false"/>
-                <w:iCs w:val="false"/>
-                <w:color w:val="1A1F36"/>
-                <w:sz w:val="18"/>
-                <w:szCs w:val="18"/>
-              </w:rPr>
-              <w:t xml:space="preserve">№88 Борсуков Николай Александрович</w:t>
-            </w:r>
-          </w:p>
-          <w:p>
-            <w:pPr>
-              <w:spacing w:after="0"/>
-            </w:pPr>
-            <w:r>
-              <w:rPr>
-                <w:rFonts w:ascii="Calibri" w:cs="Calibri" w:eastAsia="Calibri" w:hAnsi="Calibri"/>
-                <w:b w:val="false"/>
-                <w:bCs w:val="false"/>
-                <w:i w:val="false"/>
-                <w:iCs w:val="false"/>
-                <w:color w:val="1A1F36"/>
-                <w:sz w:val="18"/>
-                <w:szCs w:val="18"/>
-              </w:rPr>
-              <w:t xml:space="preserve">№33 Яфуняев Рушан Рафикович</w:t>
-            </w:r>
-          </w:p>
-          <w:p>
-            <w:pPr>
-              <w:spacing w:after="0"/>
-            </w:pPr>
-            <w:r>
-              <w:rPr>
-                <w:rFonts w:ascii="Calibri" w:cs="Calibri" w:eastAsia="Calibri" w:hAnsi="Calibri"/>
-                <w:b w:val="false"/>
-                <w:bCs w:val="false"/>
-                <w:i w:val="false"/>
-                <w:iCs w:val="false"/>
-                <w:color w:val="1A1F36"/>
-                <w:sz w:val="18"/>
-                <w:szCs w:val="18"/>
-              </w:rPr>
-              <w:t xml:space="preserve">№30 Павлов Виктор Иванович</w:t>
-            </w:r>
-          </w:p>
-          <w:p>
-            <w:pPr>
-              <w:shd w:fill="FFF2A8" w:color="auto" w:val="clear"/>
-              <w:spacing w:after="0"/>
-            </w:pPr>
-            <w:r>
-              <w:rPr>
-                <w:rFonts w:ascii="Calibri" w:cs="Calibri" w:eastAsia="Calibri" w:hAnsi="Calibri"/>
-                <w:b/>
-                <w:bCs/>
-                <w:i w:val="false"/>
-                <w:iCs w:val="false"/>
-                <w:color w:val="1A1F36"/>
-                <w:sz w:val="18"/>
-                <w:szCs w:val="18"/>
-              </w:rPr>
-              <w:t xml:space="preserve">№7 Рябинин Евгений Васильевич</w:t>
-            </w:r>
-            <w:r>
-              <w:rPr>
-                <w:rFonts w:ascii="Calibri" w:cs="Calibri" w:eastAsia="Calibri" w:hAnsi="Calibri"/>
-                <w:b w:val="false"/>
-                <w:bCs w:val="false"/>
-                <w:i w:val="false"/>
-                <w:iCs w:val="false"/>
-                <w:color w:val="B45309"/>
-                <w:sz w:val="18"/>
-                <w:szCs w:val="18"/>
-              </w:rPr>
-              <w:t xml:space="preserve">  — записан также за Сармат (№12)</w:t>
-            </w:r>
-          </w:p>
-        </w:tc>
-        <w:tc>
-          <w:tcPr>
-            <w:tcW w:type="dxa" w:w="5450"/>
-            <w:tcBorders>
-              <w:top w:val="single" w:color="C7CBDC" w:sz="4"/>
-              <w:left w:val="single" w:color="C7CBDC" w:sz="4"/>
-              <w:bottom w:val="single" w:color="C7CBDC" w:sz="4"/>
-              <w:right w:val="single" w:color="C7CBDC" w:sz="4"/>
-            </w:tcBorders>
-            <w:tcMar>
-              <w:top w:type="dxa" w:w="60"/>
-              <w:left w:type="dxa" w:w="90"/>
-              <w:bottom w:type="dxa" w:w="60"/>
-              <w:right w:type="dxa" w:w="90"/>
-            </w:tcMar>
-            <w:vAlign w:val="top"/>
-          </w:tcPr>
-          <w:p>
-            <w:pPr>
-              <w:spacing w:after="0" w:before="0"/>
-            </w:pPr>
-            <w:r>
-              <w:rPr>
-                <w:rFonts w:ascii="Calibri" w:cs="Calibri" w:eastAsia="Calibri" w:hAnsi="Calibri"/>
-                <w:b w:val="false"/>
-                <w:bCs w:val="false"/>
-                <w:i w:val="false"/>
-                <w:iCs w:val="false"/>
-                <w:color w:val="1A1F36"/>
-                <w:sz w:val="18"/>
-                <w:szCs w:val="18"/>
               </w:rPr>
               <w:t xml:space="preserve"/>
             </w:r>

--- a/reports/Svodny_otchet.docx
+++ b/reports/Svodny_otchet.docx
@@ -37,7 +37,7 @@
           <w:sz w:val="24"/>
           <w:szCs w:val="24"/>
         </w:rPr>
-        <w:t xml:space="preserve">Чемпионат Регулярной хоккейной лиги 3х3 · июль 2026, август 2026</w:t>
+        <w:t xml:space="preserve">Чемпионат Регулярной хоккейной лиги 3х3 · июль 2026, август 2026, сентябрь 2026</w:t>
       </w:r>
     </w:p>
     <w:p>
@@ -205,6 +205,24 @@
           <w:sz w:val="20"/>
           <w:szCs w:val="20"/>
         </w:rPr>
+        <w:t xml:space="preserve">2026-09_vostok_div2.xlsx — Конференция ВОСТОК (2 Дивизион), сентябрь 2026</w:t>
+      </w:r>
+    </w:p>
+    <w:p>
+      <w:pPr>
+        <w:spacing w:after="30" w:before="0"/>
+      </w:pPr>
+      <w:r>
+        <w:rPr>
+          <w:rFonts w:ascii="Calibri" w:cs="Calibri" w:eastAsia="Calibri" w:hAnsi="Calibri"/>
+          <w:b w:val="false"/>
+          <w:bCs w:val="false"/>
+          <w:i w:val="false"/>
+          <w:iCs w:val="false"/>
+          <w:color w:val="1A1F36"/>
+          <w:sz w:val="20"/>
+          <w:szCs w:val="20"/>
+        </w:rPr>
         <w:t xml:space="preserve">2026-07_zapad_div1.xlsx — Конференция ЗАПАД (1 Дивизион), июль 2026</w:t>
       </w:r>
     </w:p>
@@ -260,6 +278,24 @@
           <w:szCs w:val="20"/>
         </w:rPr>
         <w:t xml:space="preserve">2026-08_zapad_div2.xlsx — Конференция ЗАПАД (2 Дивизион), август 2026</w:t>
+      </w:r>
+    </w:p>
+    <w:p>
+      <w:pPr>
+        <w:spacing w:after="30" w:before="0"/>
+      </w:pPr>
+      <w:r>
+        <w:rPr>
+          <w:rFonts w:ascii="Calibri" w:cs="Calibri" w:eastAsia="Calibri" w:hAnsi="Calibri"/>
+          <w:b w:val="false"/>
+          <w:bCs w:val="false"/>
+          <w:i w:val="false"/>
+          <w:iCs w:val="false"/>
+          <w:color w:val="1A1F36"/>
+          <w:sz w:val="20"/>
+          <w:szCs w:val="20"/>
+        </w:rPr>
+        <w:t xml:space="preserve">2026-09_zapad_div2.xlsx — Конференция ЗАПАД (2 Дивизион), сентябрь 2026</w:t>
       </w:r>
     </w:p>
     <w:p>
@@ -875,7 +911,7 @@
                 <w:sz w:val="18"/>
                 <w:szCs w:val="18"/>
               </w:rPr>
-              <w:t xml:space="preserve">2026-07_vostok_div2.xlsx</w:t>
+              <w:t xml:space="preserve">2026-09_vostok_div1.xlsx</w:t>
             </w:r>
           </w:p>
         </w:tc>
@@ -911,7 +947,7 @@
                 <w:sz w:val="18"/>
                 <w:szCs w:val="18"/>
               </w:rPr>
-              <w:t xml:space="preserve">Конференция ВОСТОК (2 Дивизион)</w:t>
+              <w:t xml:space="preserve">Конференция ВОСТОК (1 Дивизион)</w:t>
             </w:r>
           </w:p>
         </w:tc>
@@ -947,7 +983,7 @@
                 <w:sz w:val="18"/>
                 <w:szCs w:val="18"/>
               </w:rPr>
-              <w:t xml:space="preserve">июль 2026</w:t>
+              <w:t xml:space="preserve">сентябрь 2026</w:t>
             </w:r>
           </w:p>
         </w:tc>
@@ -979,11 +1015,11 @@
                 <w:bCs/>
                 <w:i w:val="false"/>
                 <w:iCs w:val="false"/>
-                <w:color w:val="2E7D32"/>
-                <w:sz w:val="18"/>
-                <w:szCs w:val="18"/>
-              </w:rPr>
-              <w:t xml:space="preserve">Правки проверяющих внесены — ошибок нет</w:t>
+                <w:color w:val="B45309"/>
+                <w:sz w:val="18"/>
+                <w:szCs w:val="18"/>
+              </w:rPr>
+              <w:t xml:space="preserve">Ответов проверяющих пока нет — ошибки в разделе дивизиона</w:t>
             </w:r>
           </w:p>
         </w:tc>
@@ -1022,7 +1058,7 @@
                 <w:sz w:val="18"/>
                 <w:szCs w:val="18"/>
               </w:rPr>
-              <w:t xml:space="preserve">2026-08_vostok_div2.xlsx</w:t>
+              <w:t xml:space="preserve">2026-07_vostok_div2.xlsx</w:t>
             </w:r>
           </w:p>
         </w:tc>
@@ -1096,7 +1132,7 @@
                 <w:sz w:val="18"/>
                 <w:szCs w:val="18"/>
               </w:rPr>
-              <w:t xml:space="preserve">август 2026</w:t>
+              <w:t xml:space="preserve">июль 2026</w:t>
             </w:r>
           </w:p>
         </w:tc>
@@ -1171,7 +1207,7 @@
                 <w:sz w:val="18"/>
                 <w:szCs w:val="18"/>
               </w:rPr>
-              <w:t xml:space="preserve">2026-07_zapad_div1.xlsx</w:t>
+              <w:t xml:space="preserve">2026-08_vostok_div2.xlsx</w:t>
             </w:r>
           </w:p>
         </w:tc>
@@ -1207,7 +1243,7 @@
                 <w:sz w:val="18"/>
                 <w:szCs w:val="18"/>
               </w:rPr>
-              <w:t xml:space="preserve">Конференция ЗАПАД (1 Дивизион)</w:t>
+              <w:t xml:space="preserve">Конференция ВОСТОК (2 Дивизион)</w:t>
             </w:r>
           </w:p>
         </w:tc>
@@ -1243,7 +1279,7 @@
                 <w:sz w:val="18"/>
                 <w:szCs w:val="18"/>
               </w:rPr>
-              <w:t xml:space="preserve">июль 2026</w:t>
+              <w:t xml:space="preserve">август 2026</w:t>
             </w:r>
           </w:p>
         </w:tc>
@@ -1318,7 +1354,7 @@
                 <w:sz w:val="18"/>
                 <w:szCs w:val="18"/>
               </w:rPr>
-              <w:t xml:space="preserve">2026-08_zapad_div1.xlsx</w:t>
+              <w:t xml:space="preserve">2026-09_vostok_div2.xlsx</w:t>
             </w:r>
           </w:p>
         </w:tc>
@@ -1355,7 +1391,7 @@
                 <w:sz w:val="18"/>
                 <w:szCs w:val="18"/>
               </w:rPr>
-              <w:t xml:space="preserve">Конференция ЗАПАД (1 Дивизион)</w:t>
+              <w:t xml:space="preserve">Конференция ВОСТОК (2 Дивизион)</w:t>
             </w:r>
           </w:p>
         </w:tc>
@@ -1392,7 +1428,7 @@
                 <w:sz w:val="18"/>
                 <w:szCs w:val="18"/>
               </w:rPr>
-              <w:t xml:space="preserve">август 2026</w:t>
+              <w:t xml:space="preserve">сентябрь 2026</w:t>
             </w:r>
           </w:p>
         </w:tc>
@@ -1429,7 +1465,7 @@
                 <w:sz w:val="18"/>
                 <w:szCs w:val="18"/>
               </w:rPr>
-              <w:t xml:space="preserve">Правки проверяющих внесены — ошибок нет</w:t>
+              <w:t xml:space="preserve">Ошибок нет</w:t>
             </w:r>
           </w:p>
         </w:tc>
@@ -1467,7 +1503,7 @@
                 <w:sz w:val="18"/>
                 <w:szCs w:val="18"/>
               </w:rPr>
-              <w:t xml:space="preserve">2026-07_zapad_div2.xlsx</w:t>
+              <w:t xml:space="preserve">2026-07_zapad_div1.xlsx</w:t>
             </w:r>
           </w:p>
         </w:tc>
@@ -1503,7 +1539,7 @@
                 <w:sz w:val="18"/>
                 <w:szCs w:val="18"/>
               </w:rPr>
-              <w:t xml:space="preserve">Конференция ЗАПАД (2 Дивизион)</w:t>
+              <w:t xml:space="preserve">Конференция ЗАПАД (1 Дивизион)</w:t>
             </w:r>
           </w:p>
         </w:tc>
@@ -1614,7 +1650,7 @@
                 <w:sz w:val="18"/>
                 <w:szCs w:val="18"/>
               </w:rPr>
-              <w:t xml:space="preserve">2026-08_zapad_div2.xlsx</w:t>
+              <w:t xml:space="preserve">2026-08_zapad_div1.xlsx</w:t>
             </w:r>
           </w:p>
         </w:tc>
@@ -1651,7 +1687,7 @@
                 <w:sz w:val="18"/>
                 <w:szCs w:val="18"/>
               </w:rPr>
-              <w:t xml:space="preserve">Конференция ЗАПАД (2 Дивизион)</w:t>
+              <w:t xml:space="preserve">Конференция ЗАПАД (1 Дивизион)</w:t>
             </w:r>
           </w:p>
         </w:tc>
@@ -1763,7 +1799,7 @@
                 <w:sz w:val="18"/>
                 <w:szCs w:val="18"/>
               </w:rPr>
-              <w:t xml:space="preserve">2026-07_centr_div1.xlsx</w:t>
+              <w:t xml:space="preserve">2026-09_zapad_div1.xlsx</w:t>
             </w:r>
           </w:p>
         </w:tc>
@@ -1799,7 +1835,7 @@
                 <w:sz w:val="18"/>
                 <w:szCs w:val="18"/>
               </w:rPr>
-              <w:t xml:space="preserve">Конференция ЦЕНТР (1 Дивизион)</w:t>
+              <w:t xml:space="preserve">Конференция ЗАПАД (1 Дивизион)</w:t>
             </w:r>
           </w:p>
         </w:tc>
@@ -1835,7 +1871,7 @@
                 <w:sz w:val="18"/>
                 <w:szCs w:val="18"/>
               </w:rPr>
-              <w:t xml:space="preserve">июль 2026</w:t>
+              <w:t xml:space="preserve">сентябрь 2026</w:t>
             </w:r>
           </w:p>
         </w:tc>
@@ -1867,11 +1903,11 @@
                 <w:bCs/>
                 <w:i w:val="false"/>
                 <w:iCs w:val="false"/>
-                <w:color w:val="2E7D32"/>
-                <w:sz w:val="18"/>
-                <w:szCs w:val="18"/>
-              </w:rPr>
-              <w:t xml:space="preserve">Правки проверяющих внесены — ошибок нет</w:t>
+                <w:color w:val="B45309"/>
+                <w:sz w:val="18"/>
+                <w:szCs w:val="18"/>
+              </w:rPr>
+              <w:t xml:space="preserve">Ответов проверяющих пока нет — ошибки в разделе дивизиона</w:t>
             </w:r>
           </w:p>
         </w:tc>
@@ -1910,7 +1946,7 @@
                 <w:sz w:val="18"/>
                 <w:szCs w:val="18"/>
               </w:rPr>
-              <w:t xml:space="preserve">2026-08_centr_div1.xlsx</w:t>
+              <w:t xml:space="preserve">2026-07_zapad_div2.xlsx</w:t>
             </w:r>
           </w:p>
         </w:tc>
@@ -1947,7 +1983,7 @@
                 <w:sz w:val="18"/>
                 <w:szCs w:val="18"/>
               </w:rPr>
-              <w:t xml:space="preserve">Конференция ЦЕНТР (1 Дивизион)</w:t>
+              <w:t xml:space="preserve">Конференция ЗАПАД (2 Дивизион)</w:t>
             </w:r>
           </w:p>
         </w:tc>
@@ -1984,7 +2020,7 @@
                 <w:sz w:val="18"/>
                 <w:szCs w:val="18"/>
               </w:rPr>
-              <w:t xml:space="preserve">август 2026</w:t>
+              <w:t xml:space="preserve">июль 2026</w:t>
             </w:r>
           </w:p>
         </w:tc>
@@ -2059,7 +2095,7 @@
                 <w:sz w:val="18"/>
                 <w:szCs w:val="18"/>
               </w:rPr>
-              <w:t xml:space="preserve">2026-07_centr_div2.xlsx</w:t>
+              <w:t xml:space="preserve">2026-08_zapad_div2.xlsx</w:t>
             </w:r>
           </w:p>
         </w:tc>
@@ -2095,7 +2131,7 @@
                 <w:sz w:val="18"/>
                 <w:szCs w:val="18"/>
               </w:rPr>
-              <w:t xml:space="preserve">Конференция ЦЕНТР (2 Дивизион)</w:t>
+              <w:t xml:space="preserve">Конференция ЗАПАД (2 Дивизион)</w:t>
             </w:r>
           </w:p>
         </w:tc>
@@ -2131,7 +2167,7 @@
                 <w:sz w:val="18"/>
                 <w:szCs w:val="18"/>
               </w:rPr>
-              <w:t xml:space="preserve">июль 2026</w:t>
+              <w:t xml:space="preserve">август 2026</w:t>
             </w:r>
           </w:p>
         </w:tc>
@@ -2206,7 +2242,7 @@
                 <w:sz w:val="18"/>
                 <w:szCs w:val="18"/>
               </w:rPr>
-              <w:t xml:space="preserve">2026-08_centr_div2.xlsx</w:t>
+              <w:t xml:space="preserve">2026-09_zapad_div2.xlsx</w:t>
             </w:r>
           </w:p>
         </w:tc>
@@ -2243,7 +2279,7 @@
                 <w:sz w:val="18"/>
                 <w:szCs w:val="18"/>
               </w:rPr>
-              <w:t xml:space="preserve">Конференция ЦЕНТР (2 Дивизион)</w:t>
+              <w:t xml:space="preserve">Конференция ЗАПАД (2 Дивизион)</w:t>
             </w:r>
           </w:p>
         </w:tc>
@@ -2280,7 +2316,7 @@
                 <w:sz w:val="18"/>
                 <w:szCs w:val="18"/>
               </w:rPr>
-              <w:t xml:space="preserve">август 2026</w:t>
+              <w:t xml:space="preserve">сентябрь 2026</w:t>
             </w:r>
           </w:p>
         </w:tc>
@@ -2317,7 +2353,7 @@
                 <w:sz w:val="18"/>
                 <w:szCs w:val="18"/>
               </w:rPr>
-              <w:t xml:space="preserve">Правки проверяющих внесены — ошибок нет</w:t>
+              <w:t xml:space="preserve">Ошибок нет</w:t>
             </w:r>
           </w:p>
         </w:tc>
@@ -2355,7 +2391,7 @@
                 <w:sz w:val="18"/>
                 <w:szCs w:val="18"/>
               </w:rPr>
-              <w:t xml:space="preserve">2026-07_centr_div3.xlsx</w:t>
+              <w:t xml:space="preserve">2026-07_centr_div1.xlsx</w:t>
             </w:r>
           </w:p>
         </w:tc>
@@ -2391,7 +2427,7 @@
                 <w:sz w:val="18"/>
                 <w:szCs w:val="18"/>
               </w:rPr>
-              <w:t xml:space="preserve">Конференция ЦЕНТР (3 Дивизион)</w:t>
+              <w:t xml:space="preserve">Конференция ЦЕНТР (1 Дивизион)</w:t>
             </w:r>
           </w:p>
         </w:tc>
@@ -2502,6 +2538,747 @@
                 <w:sz w:val="18"/>
                 <w:szCs w:val="18"/>
               </w:rPr>
+              <w:t xml:space="preserve">2026-08_centr_div1.xlsx</w:t>
+            </w:r>
+          </w:p>
+        </w:tc>
+        <w:tc>
+          <w:tcPr>
+            <w:tcW w:type="dxa" w:w="5400"/>
+            <w:tcBorders>
+              <w:top w:val="single" w:color="C7CBDC" w:sz="4"/>
+              <w:left w:val="single" w:color="C7CBDC" w:sz="4"/>
+              <w:bottom w:val="single" w:color="C7CBDC" w:sz="4"/>
+              <w:right w:val="single" w:color="C7CBDC" w:sz="4"/>
+            </w:tcBorders>
+            <w:shd w:fill="F7F8FC" w:color="auto" w:val="clear"/>
+            <w:tcMar>
+              <w:top w:type="dxa" w:w="60"/>
+              <w:left w:type="dxa" w:w="90"/>
+              <w:bottom w:type="dxa" w:w="60"/>
+              <w:right w:type="dxa" w:w="90"/>
+            </w:tcMar>
+            <w:vAlign w:val="top"/>
+          </w:tcPr>
+          <w:p>
+            <w:pPr>
+              <w:spacing w:after="0" w:before="0"/>
+            </w:pPr>
+            <w:r>
+              <w:rPr>
+                <w:rFonts w:ascii="Calibri" w:cs="Calibri" w:eastAsia="Calibri" w:hAnsi="Calibri"/>
+                <w:b w:val="false"/>
+                <w:bCs w:val="false"/>
+                <w:i w:val="false"/>
+                <w:iCs w:val="false"/>
+                <w:color w:val="1A1F36"/>
+                <w:sz w:val="18"/>
+                <w:szCs w:val="18"/>
+              </w:rPr>
+              <w:t xml:space="preserve">Конференция ЦЕНТР (1 Дивизион)</w:t>
+            </w:r>
+          </w:p>
+        </w:tc>
+        <w:tc>
+          <w:tcPr>
+            <w:tcW w:type="dxa" w:w="2400"/>
+            <w:tcBorders>
+              <w:top w:val="single" w:color="C7CBDC" w:sz="4"/>
+              <w:left w:val="single" w:color="C7CBDC" w:sz="4"/>
+              <w:bottom w:val="single" w:color="C7CBDC" w:sz="4"/>
+              <w:right w:val="single" w:color="C7CBDC" w:sz="4"/>
+            </w:tcBorders>
+            <w:shd w:fill="F7F8FC" w:color="auto" w:val="clear"/>
+            <w:tcMar>
+              <w:top w:type="dxa" w:w="60"/>
+              <w:left w:type="dxa" w:w="90"/>
+              <w:bottom w:type="dxa" w:w="60"/>
+              <w:right w:type="dxa" w:w="90"/>
+            </w:tcMar>
+            <w:vAlign w:val="top"/>
+          </w:tcPr>
+          <w:p>
+            <w:pPr>
+              <w:spacing w:after="0" w:before="0"/>
+            </w:pPr>
+            <w:r>
+              <w:rPr>
+                <w:rFonts w:ascii="Calibri" w:cs="Calibri" w:eastAsia="Calibri" w:hAnsi="Calibri"/>
+                <w:b w:val="false"/>
+                <w:bCs w:val="false"/>
+                <w:i w:val="false"/>
+                <w:iCs w:val="false"/>
+                <w:color w:val="1A1F36"/>
+                <w:sz w:val="18"/>
+                <w:szCs w:val="18"/>
+              </w:rPr>
+              <w:t xml:space="preserve">август 2026</w:t>
+            </w:r>
+          </w:p>
+        </w:tc>
+        <w:tc>
+          <w:tcPr>
+            <w:tcW w:type="dxa" w:w="3850"/>
+            <w:tcBorders>
+              <w:top w:val="single" w:color="C7CBDC" w:sz="4"/>
+              <w:left w:val="single" w:color="C7CBDC" w:sz="4"/>
+              <w:bottom w:val="single" w:color="C7CBDC" w:sz="4"/>
+              <w:right w:val="single" w:color="C7CBDC" w:sz="4"/>
+            </w:tcBorders>
+            <w:shd w:fill="F7F8FC" w:color="auto" w:val="clear"/>
+            <w:tcMar>
+              <w:top w:type="dxa" w:w="60"/>
+              <w:left w:type="dxa" w:w="90"/>
+              <w:bottom w:type="dxa" w:w="60"/>
+              <w:right w:type="dxa" w:w="90"/>
+            </w:tcMar>
+            <w:vAlign w:val="top"/>
+          </w:tcPr>
+          <w:p>
+            <w:pPr>
+              <w:spacing w:after="0" w:before="0"/>
+            </w:pPr>
+            <w:r>
+              <w:rPr>
+                <w:rFonts w:ascii="Calibri" w:cs="Calibri" w:eastAsia="Calibri" w:hAnsi="Calibri"/>
+                <w:b/>
+                <w:bCs/>
+                <w:i w:val="false"/>
+                <w:iCs w:val="false"/>
+                <w:color w:val="2E7D32"/>
+                <w:sz w:val="18"/>
+                <w:szCs w:val="18"/>
+              </w:rPr>
+              <w:t xml:space="preserve">Правки проверяющих внесены — ошибок нет</w:t>
+            </w:r>
+          </w:p>
+        </w:tc>
+      </w:tr>
+      <w:tr>
+        <w:tc>
+          <w:tcPr>
+            <w:tcW w:type="dxa" w:w="3600"/>
+            <w:tcBorders>
+              <w:top w:val="single" w:color="C7CBDC" w:sz="4"/>
+              <w:left w:val="single" w:color="C7CBDC" w:sz="4"/>
+              <w:bottom w:val="single" w:color="C7CBDC" w:sz="4"/>
+              <w:right w:val="single" w:color="C7CBDC" w:sz="4"/>
+            </w:tcBorders>
+            <w:tcMar>
+              <w:top w:type="dxa" w:w="60"/>
+              <w:left w:type="dxa" w:w="90"/>
+              <w:bottom w:type="dxa" w:w="60"/>
+              <w:right w:type="dxa" w:w="90"/>
+            </w:tcMar>
+            <w:vAlign w:val="top"/>
+          </w:tcPr>
+          <w:p>
+            <w:pPr>
+              <w:spacing w:after="0" w:before="0"/>
+            </w:pPr>
+            <w:r>
+              <w:rPr>
+                <w:rFonts w:ascii="Calibri" w:cs="Calibri" w:eastAsia="Calibri" w:hAnsi="Calibri"/>
+                <w:b w:val="false"/>
+                <w:bCs w:val="false"/>
+                <w:i w:val="false"/>
+                <w:iCs w:val="false"/>
+                <w:color w:val="1A1F36"/>
+                <w:sz w:val="18"/>
+                <w:szCs w:val="18"/>
+              </w:rPr>
+              <w:t xml:space="preserve">2026-09_centr_div1.xlsx</w:t>
+            </w:r>
+          </w:p>
+        </w:tc>
+        <w:tc>
+          <w:tcPr>
+            <w:tcW w:type="dxa" w:w="5400"/>
+            <w:tcBorders>
+              <w:top w:val="single" w:color="C7CBDC" w:sz="4"/>
+              <w:left w:val="single" w:color="C7CBDC" w:sz="4"/>
+              <w:bottom w:val="single" w:color="C7CBDC" w:sz="4"/>
+              <w:right w:val="single" w:color="C7CBDC" w:sz="4"/>
+            </w:tcBorders>
+            <w:tcMar>
+              <w:top w:type="dxa" w:w="60"/>
+              <w:left w:type="dxa" w:w="90"/>
+              <w:bottom w:type="dxa" w:w="60"/>
+              <w:right w:type="dxa" w:w="90"/>
+            </w:tcMar>
+            <w:vAlign w:val="top"/>
+          </w:tcPr>
+          <w:p>
+            <w:pPr>
+              <w:spacing w:after="0" w:before="0"/>
+            </w:pPr>
+            <w:r>
+              <w:rPr>
+                <w:rFonts w:ascii="Calibri" w:cs="Calibri" w:eastAsia="Calibri" w:hAnsi="Calibri"/>
+                <w:b w:val="false"/>
+                <w:bCs w:val="false"/>
+                <w:i w:val="false"/>
+                <w:iCs w:val="false"/>
+                <w:color w:val="1A1F36"/>
+                <w:sz w:val="18"/>
+                <w:szCs w:val="18"/>
+              </w:rPr>
+              <w:t xml:space="preserve">Конференция ЦЕНТР (1 Дивизион)</w:t>
+            </w:r>
+          </w:p>
+        </w:tc>
+        <w:tc>
+          <w:tcPr>
+            <w:tcW w:type="dxa" w:w="2400"/>
+            <w:tcBorders>
+              <w:top w:val="single" w:color="C7CBDC" w:sz="4"/>
+              <w:left w:val="single" w:color="C7CBDC" w:sz="4"/>
+              <w:bottom w:val="single" w:color="C7CBDC" w:sz="4"/>
+              <w:right w:val="single" w:color="C7CBDC" w:sz="4"/>
+            </w:tcBorders>
+            <w:tcMar>
+              <w:top w:type="dxa" w:w="60"/>
+              <w:left w:type="dxa" w:w="90"/>
+              <w:bottom w:type="dxa" w:w="60"/>
+              <w:right w:type="dxa" w:w="90"/>
+            </w:tcMar>
+            <w:vAlign w:val="top"/>
+          </w:tcPr>
+          <w:p>
+            <w:pPr>
+              <w:spacing w:after="0" w:before="0"/>
+            </w:pPr>
+            <w:r>
+              <w:rPr>
+                <w:rFonts w:ascii="Calibri" w:cs="Calibri" w:eastAsia="Calibri" w:hAnsi="Calibri"/>
+                <w:b w:val="false"/>
+                <w:bCs w:val="false"/>
+                <w:i w:val="false"/>
+                <w:iCs w:val="false"/>
+                <w:color w:val="1A1F36"/>
+                <w:sz w:val="18"/>
+                <w:szCs w:val="18"/>
+              </w:rPr>
+              <w:t xml:space="preserve">сентябрь 2026</w:t>
+            </w:r>
+          </w:p>
+        </w:tc>
+        <w:tc>
+          <w:tcPr>
+            <w:tcW w:type="dxa" w:w="3850"/>
+            <w:tcBorders>
+              <w:top w:val="single" w:color="C7CBDC" w:sz="4"/>
+              <w:left w:val="single" w:color="C7CBDC" w:sz="4"/>
+              <w:bottom w:val="single" w:color="C7CBDC" w:sz="4"/>
+              <w:right w:val="single" w:color="C7CBDC" w:sz="4"/>
+            </w:tcBorders>
+            <w:tcMar>
+              <w:top w:type="dxa" w:w="60"/>
+              <w:left w:type="dxa" w:w="90"/>
+              <w:bottom w:type="dxa" w:w="60"/>
+              <w:right w:type="dxa" w:w="90"/>
+            </w:tcMar>
+            <w:vAlign w:val="top"/>
+          </w:tcPr>
+          <w:p>
+            <w:pPr>
+              <w:spacing w:after="0" w:before="0"/>
+            </w:pPr>
+            <w:r>
+              <w:rPr>
+                <w:rFonts w:ascii="Calibri" w:cs="Calibri" w:eastAsia="Calibri" w:hAnsi="Calibri"/>
+                <w:b/>
+                <w:bCs/>
+                <w:i w:val="false"/>
+                <w:iCs w:val="false"/>
+                <w:color w:val="B45309"/>
+                <w:sz w:val="18"/>
+                <w:szCs w:val="18"/>
+              </w:rPr>
+              <w:t xml:space="preserve">Ответов проверяющих пока нет — ошибки в разделе дивизиона</w:t>
+            </w:r>
+          </w:p>
+        </w:tc>
+      </w:tr>
+      <w:tr>
+        <w:tc>
+          <w:tcPr>
+            <w:tcW w:type="dxa" w:w="3600"/>
+            <w:tcBorders>
+              <w:top w:val="single" w:color="C7CBDC" w:sz="4"/>
+              <w:left w:val="single" w:color="C7CBDC" w:sz="4"/>
+              <w:bottom w:val="single" w:color="C7CBDC" w:sz="4"/>
+              <w:right w:val="single" w:color="C7CBDC" w:sz="4"/>
+            </w:tcBorders>
+            <w:shd w:fill="F7F8FC" w:color="auto" w:val="clear"/>
+            <w:tcMar>
+              <w:top w:type="dxa" w:w="60"/>
+              <w:left w:type="dxa" w:w="90"/>
+              <w:bottom w:type="dxa" w:w="60"/>
+              <w:right w:type="dxa" w:w="90"/>
+            </w:tcMar>
+            <w:vAlign w:val="top"/>
+          </w:tcPr>
+          <w:p>
+            <w:pPr>
+              <w:spacing w:after="0" w:before="0"/>
+            </w:pPr>
+            <w:r>
+              <w:rPr>
+                <w:rFonts w:ascii="Calibri" w:cs="Calibri" w:eastAsia="Calibri" w:hAnsi="Calibri"/>
+                <w:b w:val="false"/>
+                <w:bCs w:val="false"/>
+                <w:i w:val="false"/>
+                <w:iCs w:val="false"/>
+                <w:color w:val="1A1F36"/>
+                <w:sz w:val="18"/>
+                <w:szCs w:val="18"/>
+              </w:rPr>
+              <w:t xml:space="preserve">2026-07_centr_div2.xlsx</w:t>
+            </w:r>
+          </w:p>
+        </w:tc>
+        <w:tc>
+          <w:tcPr>
+            <w:tcW w:type="dxa" w:w="5400"/>
+            <w:tcBorders>
+              <w:top w:val="single" w:color="C7CBDC" w:sz="4"/>
+              <w:left w:val="single" w:color="C7CBDC" w:sz="4"/>
+              <w:bottom w:val="single" w:color="C7CBDC" w:sz="4"/>
+              <w:right w:val="single" w:color="C7CBDC" w:sz="4"/>
+            </w:tcBorders>
+            <w:shd w:fill="F7F8FC" w:color="auto" w:val="clear"/>
+            <w:tcMar>
+              <w:top w:type="dxa" w:w="60"/>
+              <w:left w:type="dxa" w:w="90"/>
+              <w:bottom w:type="dxa" w:w="60"/>
+              <w:right w:type="dxa" w:w="90"/>
+            </w:tcMar>
+            <w:vAlign w:val="top"/>
+          </w:tcPr>
+          <w:p>
+            <w:pPr>
+              <w:spacing w:after="0" w:before="0"/>
+            </w:pPr>
+            <w:r>
+              <w:rPr>
+                <w:rFonts w:ascii="Calibri" w:cs="Calibri" w:eastAsia="Calibri" w:hAnsi="Calibri"/>
+                <w:b w:val="false"/>
+                <w:bCs w:val="false"/>
+                <w:i w:val="false"/>
+                <w:iCs w:val="false"/>
+                <w:color w:val="1A1F36"/>
+                <w:sz w:val="18"/>
+                <w:szCs w:val="18"/>
+              </w:rPr>
+              <w:t xml:space="preserve">Конференция ЦЕНТР (2 Дивизион)</w:t>
+            </w:r>
+          </w:p>
+        </w:tc>
+        <w:tc>
+          <w:tcPr>
+            <w:tcW w:type="dxa" w:w="2400"/>
+            <w:tcBorders>
+              <w:top w:val="single" w:color="C7CBDC" w:sz="4"/>
+              <w:left w:val="single" w:color="C7CBDC" w:sz="4"/>
+              <w:bottom w:val="single" w:color="C7CBDC" w:sz="4"/>
+              <w:right w:val="single" w:color="C7CBDC" w:sz="4"/>
+            </w:tcBorders>
+            <w:shd w:fill="F7F8FC" w:color="auto" w:val="clear"/>
+            <w:tcMar>
+              <w:top w:type="dxa" w:w="60"/>
+              <w:left w:type="dxa" w:w="90"/>
+              <w:bottom w:type="dxa" w:w="60"/>
+              <w:right w:type="dxa" w:w="90"/>
+            </w:tcMar>
+            <w:vAlign w:val="top"/>
+          </w:tcPr>
+          <w:p>
+            <w:pPr>
+              <w:spacing w:after="0" w:before="0"/>
+            </w:pPr>
+            <w:r>
+              <w:rPr>
+                <w:rFonts w:ascii="Calibri" w:cs="Calibri" w:eastAsia="Calibri" w:hAnsi="Calibri"/>
+                <w:b w:val="false"/>
+                <w:bCs w:val="false"/>
+                <w:i w:val="false"/>
+                <w:iCs w:val="false"/>
+                <w:color w:val="1A1F36"/>
+                <w:sz w:val="18"/>
+                <w:szCs w:val="18"/>
+              </w:rPr>
+              <w:t xml:space="preserve">июль 2026</w:t>
+            </w:r>
+          </w:p>
+        </w:tc>
+        <w:tc>
+          <w:tcPr>
+            <w:tcW w:type="dxa" w:w="3850"/>
+            <w:tcBorders>
+              <w:top w:val="single" w:color="C7CBDC" w:sz="4"/>
+              <w:left w:val="single" w:color="C7CBDC" w:sz="4"/>
+              <w:bottom w:val="single" w:color="C7CBDC" w:sz="4"/>
+              <w:right w:val="single" w:color="C7CBDC" w:sz="4"/>
+            </w:tcBorders>
+            <w:shd w:fill="F7F8FC" w:color="auto" w:val="clear"/>
+            <w:tcMar>
+              <w:top w:type="dxa" w:w="60"/>
+              <w:left w:type="dxa" w:w="90"/>
+              <w:bottom w:type="dxa" w:w="60"/>
+              <w:right w:type="dxa" w:w="90"/>
+            </w:tcMar>
+            <w:vAlign w:val="top"/>
+          </w:tcPr>
+          <w:p>
+            <w:pPr>
+              <w:spacing w:after="0" w:before="0"/>
+            </w:pPr>
+            <w:r>
+              <w:rPr>
+                <w:rFonts w:ascii="Calibri" w:cs="Calibri" w:eastAsia="Calibri" w:hAnsi="Calibri"/>
+                <w:b/>
+                <w:bCs/>
+                <w:i w:val="false"/>
+                <w:iCs w:val="false"/>
+                <w:color w:val="2E7D32"/>
+                <w:sz w:val="18"/>
+                <w:szCs w:val="18"/>
+              </w:rPr>
+              <w:t xml:space="preserve">Правки проверяющих внесены — ошибок нет</w:t>
+            </w:r>
+          </w:p>
+        </w:tc>
+      </w:tr>
+      <w:tr>
+        <w:tc>
+          <w:tcPr>
+            <w:tcW w:type="dxa" w:w="3600"/>
+            <w:tcBorders>
+              <w:top w:val="single" w:color="C7CBDC" w:sz="4"/>
+              <w:left w:val="single" w:color="C7CBDC" w:sz="4"/>
+              <w:bottom w:val="single" w:color="C7CBDC" w:sz="4"/>
+              <w:right w:val="single" w:color="C7CBDC" w:sz="4"/>
+            </w:tcBorders>
+            <w:tcMar>
+              <w:top w:type="dxa" w:w="60"/>
+              <w:left w:type="dxa" w:w="90"/>
+              <w:bottom w:type="dxa" w:w="60"/>
+              <w:right w:type="dxa" w:w="90"/>
+            </w:tcMar>
+            <w:vAlign w:val="top"/>
+          </w:tcPr>
+          <w:p>
+            <w:pPr>
+              <w:spacing w:after="0" w:before="0"/>
+            </w:pPr>
+            <w:r>
+              <w:rPr>
+                <w:rFonts w:ascii="Calibri" w:cs="Calibri" w:eastAsia="Calibri" w:hAnsi="Calibri"/>
+                <w:b w:val="false"/>
+                <w:bCs w:val="false"/>
+                <w:i w:val="false"/>
+                <w:iCs w:val="false"/>
+                <w:color w:val="1A1F36"/>
+                <w:sz w:val="18"/>
+                <w:szCs w:val="18"/>
+              </w:rPr>
+              <w:t xml:space="preserve">2026-08_centr_div2.xlsx</w:t>
+            </w:r>
+          </w:p>
+        </w:tc>
+        <w:tc>
+          <w:tcPr>
+            <w:tcW w:type="dxa" w:w="5400"/>
+            <w:tcBorders>
+              <w:top w:val="single" w:color="C7CBDC" w:sz="4"/>
+              <w:left w:val="single" w:color="C7CBDC" w:sz="4"/>
+              <w:bottom w:val="single" w:color="C7CBDC" w:sz="4"/>
+              <w:right w:val="single" w:color="C7CBDC" w:sz="4"/>
+            </w:tcBorders>
+            <w:tcMar>
+              <w:top w:type="dxa" w:w="60"/>
+              <w:left w:type="dxa" w:w="90"/>
+              <w:bottom w:type="dxa" w:w="60"/>
+              <w:right w:type="dxa" w:w="90"/>
+            </w:tcMar>
+            <w:vAlign w:val="top"/>
+          </w:tcPr>
+          <w:p>
+            <w:pPr>
+              <w:spacing w:after="0" w:before="0"/>
+            </w:pPr>
+            <w:r>
+              <w:rPr>
+                <w:rFonts w:ascii="Calibri" w:cs="Calibri" w:eastAsia="Calibri" w:hAnsi="Calibri"/>
+                <w:b w:val="false"/>
+                <w:bCs w:val="false"/>
+                <w:i w:val="false"/>
+                <w:iCs w:val="false"/>
+                <w:color w:val="1A1F36"/>
+                <w:sz w:val="18"/>
+                <w:szCs w:val="18"/>
+              </w:rPr>
+              <w:t xml:space="preserve">Конференция ЦЕНТР (2 Дивизион)</w:t>
+            </w:r>
+          </w:p>
+        </w:tc>
+        <w:tc>
+          <w:tcPr>
+            <w:tcW w:type="dxa" w:w="2400"/>
+            <w:tcBorders>
+              <w:top w:val="single" w:color="C7CBDC" w:sz="4"/>
+              <w:left w:val="single" w:color="C7CBDC" w:sz="4"/>
+              <w:bottom w:val="single" w:color="C7CBDC" w:sz="4"/>
+              <w:right w:val="single" w:color="C7CBDC" w:sz="4"/>
+            </w:tcBorders>
+            <w:tcMar>
+              <w:top w:type="dxa" w:w="60"/>
+              <w:left w:type="dxa" w:w="90"/>
+              <w:bottom w:type="dxa" w:w="60"/>
+              <w:right w:type="dxa" w:w="90"/>
+            </w:tcMar>
+            <w:vAlign w:val="top"/>
+          </w:tcPr>
+          <w:p>
+            <w:pPr>
+              <w:spacing w:after="0" w:before="0"/>
+            </w:pPr>
+            <w:r>
+              <w:rPr>
+                <w:rFonts w:ascii="Calibri" w:cs="Calibri" w:eastAsia="Calibri" w:hAnsi="Calibri"/>
+                <w:b w:val="false"/>
+                <w:bCs w:val="false"/>
+                <w:i w:val="false"/>
+                <w:iCs w:val="false"/>
+                <w:color w:val="1A1F36"/>
+                <w:sz w:val="18"/>
+                <w:szCs w:val="18"/>
+              </w:rPr>
+              <w:t xml:space="preserve">август 2026</w:t>
+            </w:r>
+          </w:p>
+        </w:tc>
+        <w:tc>
+          <w:tcPr>
+            <w:tcW w:type="dxa" w:w="3850"/>
+            <w:tcBorders>
+              <w:top w:val="single" w:color="C7CBDC" w:sz="4"/>
+              <w:left w:val="single" w:color="C7CBDC" w:sz="4"/>
+              <w:bottom w:val="single" w:color="C7CBDC" w:sz="4"/>
+              <w:right w:val="single" w:color="C7CBDC" w:sz="4"/>
+            </w:tcBorders>
+            <w:tcMar>
+              <w:top w:type="dxa" w:w="60"/>
+              <w:left w:type="dxa" w:w="90"/>
+              <w:bottom w:type="dxa" w:w="60"/>
+              <w:right w:type="dxa" w:w="90"/>
+            </w:tcMar>
+            <w:vAlign w:val="top"/>
+          </w:tcPr>
+          <w:p>
+            <w:pPr>
+              <w:spacing w:after="0" w:before="0"/>
+            </w:pPr>
+            <w:r>
+              <w:rPr>
+                <w:rFonts w:ascii="Calibri" w:cs="Calibri" w:eastAsia="Calibri" w:hAnsi="Calibri"/>
+                <w:b/>
+                <w:bCs/>
+                <w:i w:val="false"/>
+                <w:iCs w:val="false"/>
+                <w:color w:val="2E7D32"/>
+                <w:sz w:val="18"/>
+                <w:szCs w:val="18"/>
+              </w:rPr>
+              <w:t xml:space="preserve">Правки проверяющих внесены — ошибок нет</w:t>
+            </w:r>
+          </w:p>
+        </w:tc>
+      </w:tr>
+      <w:tr>
+        <w:tc>
+          <w:tcPr>
+            <w:tcW w:type="dxa" w:w="3600"/>
+            <w:tcBorders>
+              <w:top w:val="single" w:color="C7CBDC" w:sz="4"/>
+              <w:left w:val="single" w:color="C7CBDC" w:sz="4"/>
+              <w:bottom w:val="single" w:color="C7CBDC" w:sz="4"/>
+              <w:right w:val="single" w:color="C7CBDC" w:sz="4"/>
+            </w:tcBorders>
+            <w:shd w:fill="F7F8FC" w:color="auto" w:val="clear"/>
+            <w:tcMar>
+              <w:top w:type="dxa" w:w="60"/>
+              <w:left w:type="dxa" w:w="90"/>
+              <w:bottom w:type="dxa" w:w="60"/>
+              <w:right w:type="dxa" w:w="90"/>
+            </w:tcMar>
+            <w:vAlign w:val="top"/>
+          </w:tcPr>
+          <w:p>
+            <w:pPr>
+              <w:spacing w:after="0" w:before="0"/>
+            </w:pPr>
+            <w:r>
+              <w:rPr>
+                <w:rFonts w:ascii="Calibri" w:cs="Calibri" w:eastAsia="Calibri" w:hAnsi="Calibri"/>
+                <w:b w:val="false"/>
+                <w:bCs w:val="false"/>
+                <w:i w:val="false"/>
+                <w:iCs w:val="false"/>
+                <w:color w:val="1A1F36"/>
+                <w:sz w:val="18"/>
+                <w:szCs w:val="18"/>
+              </w:rPr>
+              <w:t xml:space="preserve">2026-07_centr_div3.xlsx</w:t>
+            </w:r>
+          </w:p>
+        </w:tc>
+        <w:tc>
+          <w:tcPr>
+            <w:tcW w:type="dxa" w:w="5400"/>
+            <w:tcBorders>
+              <w:top w:val="single" w:color="C7CBDC" w:sz="4"/>
+              <w:left w:val="single" w:color="C7CBDC" w:sz="4"/>
+              <w:bottom w:val="single" w:color="C7CBDC" w:sz="4"/>
+              <w:right w:val="single" w:color="C7CBDC" w:sz="4"/>
+            </w:tcBorders>
+            <w:shd w:fill="F7F8FC" w:color="auto" w:val="clear"/>
+            <w:tcMar>
+              <w:top w:type="dxa" w:w="60"/>
+              <w:left w:type="dxa" w:w="90"/>
+              <w:bottom w:type="dxa" w:w="60"/>
+              <w:right w:type="dxa" w:w="90"/>
+            </w:tcMar>
+            <w:vAlign w:val="top"/>
+          </w:tcPr>
+          <w:p>
+            <w:pPr>
+              <w:spacing w:after="0" w:before="0"/>
+            </w:pPr>
+            <w:r>
+              <w:rPr>
+                <w:rFonts w:ascii="Calibri" w:cs="Calibri" w:eastAsia="Calibri" w:hAnsi="Calibri"/>
+                <w:b w:val="false"/>
+                <w:bCs w:val="false"/>
+                <w:i w:val="false"/>
+                <w:iCs w:val="false"/>
+                <w:color w:val="1A1F36"/>
+                <w:sz w:val="18"/>
+                <w:szCs w:val="18"/>
+              </w:rPr>
+              <w:t xml:space="preserve">Конференция ЦЕНТР (3 Дивизион)</w:t>
+            </w:r>
+          </w:p>
+        </w:tc>
+        <w:tc>
+          <w:tcPr>
+            <w:tcW w:type="dxa" w:w="2400"/>
+            <w:tcBorders>
+              <w:top w:val="single" w:color="C7CBDC" w:sz="4"/>
+              <w:left w:val="single" w:color="C7CBDC" w:sz="4"/>
+              <w:bottom w:val="single" w:color="C7CBDC" w:sz="4"/>
+              <w:right w:val="single" w:color="C7CBDC" w:sz="4"/>
+            </w:tcBorders>
+            <w:shd w:fill="F7F8FC" w:color="auto" w:val="clear"/>
+            <w:tcMar>
+              <w:top w:type="dxa" w:w="60"/>
+              <w:left w:type="dxa" w:w="90"/>
+              <w:bottom w:type="dxa" w:w="60"/>
+              <w:right w:type="dxa" w:w="90"/>
+            </w:tcMar>
+            <w:vAlign w:val="top"/>
+          </w:tcPr>
+          <w:p>
+            <w:pPr>
+              <w:spacing w:after="0" w:before="0"/>
+            </w:pPr>
+            <w:r>
+              <w:rPr>
+                <w:rFonts w:ascii="Calibri" w:cs="Calibri" w:eastAsia="Calibri" w:hAnsi="Calibri"/>
+                <w:b w:val="false"/>
+                <w:bCs w:val="false"/>
+                <w:i w:val="false"/>
+                <w:iCs w:val="false"/>
+                <w:color w:val="1A1F36"/>
+                <w:sz w:val="18"/>
+                <w:szCs w:val="18"/>
+              </w:rPr>
+              <w:t xml:space="preserve">июль 2026</w:t>
+            </w:r>
+          </w:p>
+        </w:tc>
+        <w:tc>
+          <w:tcPr>
+            <w:tcW w:type="dxa" w:w="3850"/>
+            <w:tcBorders>
+              <w:top w:val="single" w:color="C7CBDC" w:sz="4"/>
+              <w:left w:val="single" w:color="C7CBDC" w:sz="4"/>
+              <w:bottom w:val="single" w:color="C7CBDC" w:sz="4"/>
+              <w:right w:val="single" w:color="C7CBDC" w:sz="4"/>
+            </w:tcBorders>
+            <w:shd w:fill="F7F8FC" w:color="auto" w:val="clear"/>
+            <w:tcMar>
+              <w:top w:type="dxa" w:w="60"/>
+              <w:left w:type="dxa" w:w="90"/>
+              <w:bottom w:type="dxa" w:w="60"/>
+              <w:right w:type="dxa" w:w="90"/>
+            </w:tcMar>
+            <w:vAlign w:val="top"/>
+          </w:tcPr>
+          <w:p>
+            <w:pPr>
+              <w:spacing w:after="0" w:before="0"/>
+            </w:pPr>
+            <w:r>
+              <w:rPr>
+                <w:rFonts w:ascii="Calibri" w:cs="Calibri" w:eastAsia="Calibri" w:hAnsi="Calibri"/>
+                <w:b/>
+                <w:bCs/>
+                <w:i w:val="false"/>
+                <w:iCs w:val="false"/>
+                <w:color w:val="2E7D32"/>
+                <w:sz w:val="18"/>
+                <w:szCs w:val="18"/>
+              </w:rPr>
+              <w:t xml:space="preserve">Правки проверяющих внесены — ошибок нет</w:t>
+            </w:r>
+          </w:p>
+        </w:tc>
+      </w:tr>
+      <w:tr>
+        <w:tc>
+          <w:tcPr>
+            <w:tcW w:type="dxa" w:w="3600"/>
+            <w:tcBorders>
+              <w:top w:val="single" w:color="C7CBDC" w:sz="4"/>
+              <w:left w:val="single" w:color="C7CBDC" w:sz="4"/>
+              <w:bottom w:val="single" w:color="C7CBDC" w:sz="4"/>
+              <w:right w:val="single" w:color="C7CBDC" w:sz="4"/>
+            </w:tcBorders>
+            <w:tcMar>
+              <w:top w:type="dxa" w:w="60"/>
+              <w:left w:type="dxa" w:w="90"/>
+              <w:bottom w:type="dxa" w:w="60"/>
+              <w:right w:type="dxa" w:w="90"/>
+            </w:tcMar>
+            <w:vAlign w:val="top"/>
+          </w:tcPr>
+          <w:p>
+            <w:pPr>
+              <w:spacing w:after="0" w:before="0"/>
+            </w:pPr>
+            <w:r>
+              <w:rPr>
+                <w:rFonts w:ascii="Calibri" w:cs="Calibri" w:eastAsia="Calibri" w:hAnsi="Calibri"/>
+                <w:b w:val="false"/>
+                <w:bCs w:val="false"/>
+                <w:i w:val="false"/>
+                <w:iCs w:val="false"/>
+                <w:color w:val="1A1F36"/>
+                <w:sz w:val="18"/>
+                <w:szCs w:val="18"/>
+              </w:rPr>
               <w:t xml:space="preserve">2026-08_centr_div3.xlsx</w:t>
             </w:r>
           </w:p>
@@ -2515,7 +3292,6 @@
               <w:bottom w:val="single" w:color="C7CBDC" w:sz="4"/>
               <w:right w:val="single" w:color="C7CBDC" w:sz="4"/>
             </w:tcBorders>
-            <w:shd w:fill="F7F8FC" w:color="auto" w:val="clear"/>
             <w:tcMar>
               <w:top w:type="dxa" w:w="60"/>
               <w:left w:type="dxa" w:w="90"/>
@@ -2552,7 +3328,6 @@
               <w:bottom w:val="single" w:color="C7CBDC" w:sz="4"/>
               <w:right w:val="single" w:color="C7CBDC" w:sz="4"/>
             </w:tcBorders>
-            <w:shd w:fill="F7F8FC" w:color="auto" w:val="clear"/>
             <w:tcMar>
               <w:top w:type="dxa" w:w="60"/>
               <w:left w:type="dxa" w:w="90"/>
@@ -2589,7 +3364,6 @@
               <w:bottom w:val="single" w:color="C7CBDC" w:sz="4"/>
               <w:right w:val="single" w:color="C7CBDC" w:sz="4"/>
             </w:tcBorders>
-            <w:shd w:fill="F7F8FC" w:color="auto" w:val="clear"/>
             <w:tcMar>
               <w:top w:type="dxa" w:w="60"/>
               <w:left w:type="dxa" w:w="90"/>
@@ -2669,7 +3443,53 @@
           <w:sz w:val="20"/>
           <w:szCs w:val="20"/>
         </w:rPr>
-        <w:t xml:space="preserve">Ответы проверяющих внесены 28.10.2026 по: Конференция ВОСТОК (1 Дивизион), Конференция ВОСТОК (2 Дивизион), Конференция ЗАПАД (1 Дивизион), Конференция ЗАПАД (2 Дивизион), Конференция ЦЕНТР (1 Дивизион), Конференция ЦЕНТР (2 Дивизион), Конференция ЦЕНТР (3 Дивизион). По ним в отчёте только то, что осталось.</w:t>
+        <w:t xml:space="preserve">Ответы проверяющих за июль 2026, август 2026 внесены 28.10.2026 по: Конференция ВОСТОК (1 Дивизион), Конференция ВОСТОК (2 Дивизион), Конференция ЗАПАД (1 Дивизион), Конференция ЗАПАД (2 Дивизион), Конференция ЦЕНТР (1 Дивизион), Конференция ЦЕНТР (2 Дивизион), Конференция ЦЕНТР (3 Дивизион). По ним в отчёте только то, что осталось. </w:t>
+      </w:r>
+      <w:r>
+        <w:rPr>
+          <w:rFonts w:ascii="Calibri" w:cs="Calibri" w:eastAsia="Calibri" w:hAnsi="Calibri"/>
+          <w:b w:val="false"/>
+          <w:bCs w:val="false"/>
+          <w:i w:val="false"/>
+          <w:iCs w:val="false"/>
+          <w:color w:val="1A1F36"/>
+          <w:sz w:val="20"/>
+          <w:szCs w:val="20"/>
+          <w:highlight w:val="yellow"/>
+          <w:highlightCs w:val="yellow"/>
+        </w:rPr>
+        <w:t xml:space="preserve">Сентябрь 2026 проверен впервые — указаны все найденные ошибки.</w:t>
+      </w:r>
+    </w:p>
+    <w:p>
+      <w:pPr>
+        <w:spacing w:after="120" w:before="0"/>
+      </w:pPr>
+      <w:r>
+        <w:rPr>
+          <w:rFonts w:ascii="Calibri" w:cs="Calibri" w:eastAsia="Calibri" w:hAnsi="Calibri"/>
+          <w:b/>
+          <w:bCs/>
+          <w:i w:val="false"/>
+          <w:iCs w:val="false"/>
+          <w:color w:val="1A1F36"/>
+          <w:sz w:val="20"/>
+          <w:szCs w:val="20"/>
+        </w:rPr>
+        <w:t xml:space="preserve">2. Откуда взяты строки. </w:t>
+      </w:r>
+      <w:r>
+        <w:rPr>
+          <w:rFonts w:ascii="Calibri" w:cs="Calibri" w:eastAsia="Calibri" w:hAnsi="Calibri"/>
+          <w:b w:val="false"/>
+          <w:bCs w:val="false"/>
+          <w:i w:val="false"/>
+          <w:iCs w:val="false"/>
+          <w:color w:val="1A1F36"/>
+          <w:sz w:val="20"/>
+          <w:szCs w:val="20"/>
+        </w:rPr>
+        <w:t xml:space="preserve">Эти файлы сделаны из книг, присланных 28.10.2026: в каждом — копия одного листа, номера строк и столбцов как на этом листе. 2026-09_vostok_div1.xlsx, 2026-09_vostok_div2.xlsx, 2026-09_zapad_div1.xlsx, 2026-09_zapad_div2.xlsx — лист 01.09-31.09; 2026-09_centr_div1.xlsx — лист сентябрь.</w:t>
       </w:r>
     </w:p>
     <w:p>
@@ -2895,6 +3715,3735 @@
                 <w:color w:val="1A1F36"/>
                 <w:sz w:val="20"/>
                 <w:szCs w:val="20"/>
+              </w:rPr>
+              <w:t xml:space="preserve"/>
+            </w:r>
+          </w:p>
+        </w:tc>
+      </w:tr>
+    </w:tbl>
+    <w:p>
+      <w:pPr>
+        <w:keepNext/>
+        <w:pageBreakBefore/>
+        <w:pBdr>
+          <w:bottom w:val="single" w:color="2B2F77" w:sz="8" w:space="6"/>
+        </w:pBdr>
+        <w:spacing w:after="140" w:before="0"/>
+      </w:pPr>
+      <w:r>
+        <w:rPr>
+          <w:rFonts w:ascii="Calibri" w:cs="Calibri" w:eastAsia="Calibri" w:hAnsi="Calibri"/>
+          <w:b/>
+          <w:bCs/>
+          <w:i w:val="false"/>
+          <w:iCs w:val="false"/>
+          <w:color w:val="2B2F77"/>
+          <w:sz w:val="30"/>
+          <w:szCs w:val="30"/>
+        </w:rPr>
+        <w:t xml:space="preserve">Конференция ВОСТОК (1 Дивизион)</w:t>
+      </w:r>
+    </w:p>
+    <w:p>
+      <w:pPr>
+        <w:keepNext/>
+        <w:spacing w:after="80" w:before="220"/>
+      </w:pPr>
+      <w:r>
+        <w:rPr>
+          <w:rFonts w:ascii="Calibri" w:cs="Calibri" w:eastAsia="Calibri" w:hAnsi="Calibri"/>
+          <w:b/>
+          <w:bCs/>
+          <w:i w:val="false"/>
+          <w:iCs w:val="false"/>
+          <w:color w:val="1A1F36"/>
+          <w:sz w:val="24"/>
+          <w:szCs w:val="24"/>
+        </w:rPr>
+        <w:t xml:space="preserve">Ошибки</w:t>
+      </w:r>
+    </w:p>
+    <w:p>
+      <w:pPr>
+        <w:keepNext/>
+        <w:spacing w:after="60" w:before="120"/>
+      </w:pPr>
+      <w:r>
+        <w:rPr>
+          <w:rFonts w:ascii="Calibri" w:cs="Calibri" w:eastAsia="Calibri" w:hAnsi="Calibri"/>
+          <w:b/>
+          <w:bCs/>
+          <w:i w:val="false"/>
+          <w:iCs w:val="false"/>
+          <w:color w:val="1A1F36"/>
+          <w:sz w:val="20"/>
+          <w:szCs w:val="20"/>
+        </w:rPr>
+        <w:t xml:space="preserve">Июль 2026</w:t>
+      </w:r>
+    </w:p>
+    <w:p>
+      <w:pPr>
+        <w:spacing w:after="100" w:before="0"/>
+      </w:pPr>
+      <w:r>
+        <w:rPr>
+          <w:rFonts w:ascii="Calibri" w:cs="Calibri" w:eastAsia="Calibri" w:hAnsi="Calibri"/>
+          <w:b w:val="false"/>
+          <w:bCs w:val="false"/>
+          <w:i/>
+          <w:iCs/>
+          <w:color w:val="2E7D32"/>
+          <w:sz w:val="20"/>
+          <w:szCs w:val="20"/>
+        </w:rPr>
+        <w:t xml:space="preserve">Ошибок нет.</w:t>
+      </w:r>
+    </w:p>
+    <w:p>
+      <w:pPr>
+        <w:keepNext/>
+        <w:spacing w:after="60" w:before="120"/>
+      </w:pPr>
+      <w:r>
+        <w:rPr>
+          <w:rFonts w:ascii="Calibri" w:cs="Calibri" w:eastAsia="Calibri" w:hAnsi="Calibri"/>
+          <w:b/>
+          <w:bCs/>
+          <w:i w:val="false"/>
+          <w:iCs w:val="false"/>
+          <w:color w:val="1A1F36"/>
+          <w:sz w:val="20"/>
+          <w:szCs w:val="20"/>
+        </w:rPr>
+        <w:t xml:space="preserve">Август 2026</w:t>
+      </w:r>
+    </w:p>
+    <w:p>
+      <w:pPr>
+        <w:spacing w:after="100" w:before="0"/>
+      </w:pPr>
+      <w:r>
+        <w:rPr>
+          <w:rFonts w:ascii="Calibri" w:cs="Calibri" w:eastAsia="Calibri" w:hAnsi="Calibri"/>
+          <w:b w:val="false"/>
+          <w:bCs w:val="false"/>
+          <w:i/>
+          <w:iCs/>
+          <w:color w:val="2E7D32"/>
+          <w:sz w:val="20"/>
+          <w:szCs w:val="20"/>
+        </w:rPr>
+        <w:t xml:space="preserve">Ошибок нет.</w:t>
+      </w:r>
+    </w:p>
+    <w:p>
+      <w:pPr>
+        <w:keepNext/>
+        <w:spacing w:after="60" w:before="120"/>
+      </w:pPr>
+      <w:r>
+        <w:rPr>
+          <w:rFonts w:ascii="Calibri" w:cs="Calibri" w:eastAsia="Calibri" w:hAnsi="Calibri"/>
+          <w:b/>
+          <w:bCs/>
+          <w:i w:val="false"/>
+          <w:iCs w:val="false"/>
+          <w:color w:val="1A1F36"/>
+          <w:sz w:val="20"/>
+          <w:szCs w:val="20"/>
+        </w:rPr>
+        <w:t xml:space="preserve">Сентябрь 2026</w:t>
+      </w:r>
+    </w:p>
+    <w:tbl>
+      <w:tblPr>
+        <w:tblW w:type="dxa" w:w="15250"/>
+        <w:tblBorders>
+          <w:top w:val="single" w:color="auto" w:sz="4"/>
+          <w:left w:val="single" w:color="auto" w:sz="4"/>
+          <w:bottom w:val="single" w:color="auto" w:sz="4"/>
+          <w:right w:val="single" w:color="auto" w:sz="4"/>
+          <w:insideH w:val="single" w:color="auto" w:sz="4"/>
+          <w:insideV w:val="single" w:color="auto" w:sz="4"/>
+        </w:tblBorders>
+      </w:tblPr>
+      <w:tblGrid>
+        <w:gridCol w:w="900"/>
+        <w:gridCol w:w="2600"/>
+        <w:gridCol w:w="2400"/>
+        <w:gridCol w:w="4400"/>
+        <w:gridCol w:w="4950"/>
+      </w:tblGrid>
+      <w:tr>
+        <w:trPr>
+          <w:tblHeader/>
+        </w:trPr>
+        <w:tc>
+          <w:tcPr>
+            <w:tcW w:type="dxa" w:w="900"/>
+            <w:tcBorders>
+              <w:top w:val="single" w:color="C7CBDC" w:sz="4"/>
+              <w:left w:val="single" w:color="C7CBDC" w:sz="4"/>
+              <w:bottom w:val="single" w:color="C7CBDC" w:sz="4"/>
+              <w:right w:val="single" w:color="C7CBDC" w:sz="4"/>
+            </w:tcBorders>
+            <w:shd w:fill="EEF0F7" w:color="auto" w:val="clear"/>
+            <w:tcMar>
+              <w:top w:type="dxa" w:w="60"/>
+              <w:left w:type="dxa" w:w="90"/>
+              <w:bottom w:type="dxa" w:w="60"/>
+              <w:right w:type="dxa" w:w="90"/>
+            </w:tcMar>
+            <w:vAlign w:val="top"/>
+          </w:tcPr>
+          <w:p>
+            <w:pPr>
+              <w:spacing w:after="0" w:before="0"/>
+            </w:pPr>
+            <w:r>
+              <w:rPr>
+                <w:rFonts w:ascii="Calibri" w:cs="Calibri" w:eastAsia="Calibri" w:hAnsi="Calibri"/>
+                <w:b/>
+                <w:bCs/>
+                <w:i w:val="false"/>
+                <w:iCs w:val="false"/>
+                <w:color w:val="1A1F36"/>
+                <w:sz w:val="18"/>
+                <w:szCs w:val="18"/>
+              </w:rPr>
+              <w:t xml:space="preserve">Стр.</w:t>
+            </w:r>
+          </w:p>
+        </w:tc>
+        <w:tc>
+          <w:tcPr>
+            <w:tcW w:type="dxa" w:w="2600"/>
+            <w:tcBorders>
+              <w:top w:val="single" w:color="C7CBDC" w:sz="4"/>
+              <w:left w:val="single" w:color="C7CBDC" w:sz="4"/>
+              <w:bottom w:val="single" w:color="C7CBDC" w:sz="4"/>
+              <w:right w:val="single" w:color="C7CBDC" w:sz="4"/>
+            </w:tcBorders>
+            <w:shd w:fill="EEF0F7" w:color="auto" w:val="clear"/>
+            <w:tcMar>
+              <w:top w:type="dxa" w:w="60"/>
+              <w:left w:type="dxa" w:w="90"/>
+              <w:bottom w:type="dxa" w:w="60"/>
+              <w:right w:type="dxa" w:w="90"/>
+            </w:tcMar>
+            <w:vAlign w:val="top"/>
+          </w:tcPr>
+          <w:p>
+            <w:pPr>
+              <w:spacing w:after="0" w:before="0"/>
+            </w:pPr>
+            <w:r>
+              <w:rPr>
+                <w:rFonts w:ascii="Calibri" w:cs="Calibri" w:eastAsia="Calibri" w:hAnsi="Calibri"/>
+                <w:b/>
+                <w:bCs/>
+                <w:i w:val="false"/>
+                <w:iCs w:val="false"/>
+                <w:color w:val="1A1F36"/>
+                <w:sz w:val="18"/>
+                <w:szCs w:val="18"/>
+              </w:rPr>
+              <w:t xml:space="preserve">Матч</w:t>
+            </w:r>
+          </w:p>
+        </w:tc>
+        <w:tc>
+          <w:tcPr>
+            <w:tcW w:type="dxa" w:w="2400"/>
+            <w:tcBorders>
+              <w:top w:val="single" w:color="C7CBDC" w:sz="4"/>
+              <w:left w:val="single" w:color="C7CBDC" w:sz="4"/>
+              <w:bottom w:val="single" w:color="C7CBDC" w:sz="4"/>
+              <w:right w:val="single" w:color="C7CBDC" w:sz="4"/>
+            </w:tcBorders>
+            <w:shd w:fill="EEF0F7" w:color="auto" w:val="clear"/>
+            <w:tcMar>
+              <w:top w:type="dxa" w:w="60"/>
+              <w:left w:type="dxa" w:w="90"/>
+              <w:bottom w:type="dxa" w:w="60"/>
+              <w:right w:type="dxa" w:w="90"/>
+            </w:tcMar>
+            <w:vAlign w:val="top"/>
+          </w:tcPr>
+          <w:p>
+            <w:pPr>
+              <w:spacing w:after="0" w:before="0"/>
+            </w:pPr>
+            <w:r>
+              <w:rPr>
+                <w:rFonts w:ascii="Calibri" w:cs="Calibri" w:eastAsia="Calibri" w:hAnsi="Calibri"/>
+                <w:b/>
+                <w:bCs/>
+                <w:i w:val="false"/>
+                <w:iCs w:val="false"/>
+                <w:color w:val="1A1F36"/>
+                <w:sz w:val="18"/>
+                <w:szCs w:val="18"/>
+              </w:rPr>
+              <w:t xml:space="preserve">Счёт</w:t>
+            </w:r>
+          </w:p>
+        </w:tc>
+        <w:tc>
+          <w:tcPr>
+            <w:tcW w:type="dxa" w:w="4400"/>
+            <w:tcBorders>
+              <w:top w:val="single" w:color="C7CBDC" w:sz="4"/>
+              <w:left w:val="single" w:color="C7CBDC" w:sz="4"/>
+              <w:bottom w:val="single" w:color="C7CBDC" w:sz="4"/>
+              <w:right w:val="single" w:color="C7CBDC" w:sz="4"/>
+            </w:tcBorders>
+            <w:shd w:fill="EEF0F7" w:color="auto" w:val="clear"/>
+            <w:tcMar>
+              <w:top w:type="dxa" w:w="60"/>
+              <w:left w:type="dxa" w:w="90"/>
+              <w:bottom w:type="dxa" w:w="60"/>
+              <w:right w:type="dxa" w:w="90"/>
+            </w:tcMar>
+            <w:vAlign w:val="top"/>
+          </w:tcPr>
+          <w:p>
+            <w:pPr>
+              <w:spacing w:after="0" w:before="0"/>
+            </w:pPr>
+            <w:r>
+              <w:rPr>
+                <w:rFonts w:ascii="Calibri" w:cs="Calibri" w:eastAsia="Calibri" w:hAnsi="Calibri"/>
+                <w:b/>
+                <w:bCs/>
+                <w:i w:val="false"/>
+                <w:iCs w:val="false"/>
+                <w:color w:val="1A1F36"/>
+                <w:sz w:val="18"/>
+                <w:szCs w:val="18"/>
+              </w:rPr>
+              <w:t xml:space="preserve">Что не так</w:t>
+            </w:r>
+          </w:p>
+        </w:tc>
+        <w:tc>
+          <w:tcPr>
+            <w:tcW w:type="dxa" w:w="4950"/>
+            <w:tcBorders>
+              <w:top w:val="single" w:color="C7CBDC" w:sz="4"/>
+              <w:left w:val="single" w:color="C7CBDC" w:sz="4"/>
+              <w:bottom w:val="single" w:color="C7CBDC" w:sz="4"/>
+              <w:right w:val="single" w:color="C7CBDC" w:sz="4"/>
+            </w:tcBorders>
+            <w:shd w:fill="EEF0F7" w:color="auto" w:val="clear"/>
+            <w:tcMar>
+              <w:top w:type="dxa" w:w="60"/>
+              <w:left w:type="dxa" w:w="90"/>
+              <w:bottom w:type="dxa" w:w="60"/>
+              <w:right w:type="dxa" w:w="90"/>
+            </w:tcMar>
+            <w:vAlign w:val="top"/>
+          </w:tcPr>
+          <w:p>
+            <w:pPr>
+              <w:spacing w:after="0" w:before="0"/>
+            </w:pPr>
+            <w:r>
+              <w:rPr>
+                <w:rFonts w:ascii="Calibri" w:cs="Calibri" w:eastAsia="Calibri" w:hAnsi="Calibri"/>
+                <w:b/>
+                <w:bCs/>
+                <w:i w:val="false"/>
+                <w:iCs w:val="false"/>
+                <w:color w:val="1A1F36"/>
+                <w:sz w:val="18"/>
+                <w:szCs w:val="18"/>
+              </w:rPr>
+              <w:t xml:space="preserve">Как исправляем</w:t>
+            </w:r>
+          </w:p>
+        </w:tc>
+      </w:tr>
+      <w:tr>
+        <w:tc>
+          <w:tcPr>
+            <w:tcW w:type="dxa" w:w="900"/>
+            <w:tcBorders>
+              <w:top w:val="single" w:color="C7CBDC" w:sz="4"/>
+              <w:left w:val="single" w:color="C7CBDC" w:sz="4"/>
+              <w:bottom w:val="single" w:color="C7CBDC" w:sz="4"/>
+              <w:right w:val="single" w:color="C7CBDC" w:sz="4"/>
+            </w:tcBorders>
+            <w:tcMar>
+              <w:top w:type="dxa" w:w="60"/>
+              <w:left w:type="dxa" w:w="90"/>
+              <w:bottom w:type="dxa" w:w="60"/>
+              <w:right w:type="dxa" w:w="90"/>
+            </w:tcMar>
+            <w:vAlign w:val="top"/>
+          </w:tcPr>
+          <w:p>
+            <w:pPr>
+              <w:spacing w:after="0" w:before="0"/>
+            </w:pPr>
+            <w:r>
+              <w:rPr>
+                <w:rFonts w:ascii="Calibri" w:cs="Calibri" w:eastAsia="Calibri" w:hAnsi="Calibri"/>
+                <w:b/>
+                <w:bCs/>
+                <w:i w:val="false"/>
+                <w:iCs w:val="false"/>
+                <w:color w:val="1A1F36"/>
+                <w:sz w:val="18"/>
+                <w:szCs w:val="18"/>
+              </w:rPr>
+              <w:t xml:space="preserve">856</w:t>
+            </w:r>
+          </w:p>
+        </w:tc>
+        <w:tc>
+          <w:tcPr>
+            <w:tcW w:type="dxa" w:w="2600"/>
+            <w:tcBorders>
+              <w:top w:val="single" w:color="C7CBDC" w:sz="4"/>
+              <w:left w:val="single" w:color="C7CBDC" w:sz="4"/>
+              <w:bottom w:val="single" w:color="C7CBDC" w:sz="4"/>
+              <w:right w:val="single" w:color="C7CBDC" w:sz="4"/>
+            </w:tcBorders>
+            <w:tcMar>
+              <w:top w:type="dxa" w:w="60"/>
+              <w:left w:type="dxa" w:w="90"/>
+              <w:bottom w:type="dxa" w:w="60"/>
+              <w:right w:type="dxa" w:w="90"/>
+            </w:tcMar>
+            <w:vAlign w:val="top"/>
+          </w:tcPr>
+          <w:p>
+            <w:pPr>
+              <w:spacing w:after="0"/>
+            </w:pPr>
+            <w:r>
+              <w:rPr>
+                <w:rFonts w:ascii="Calibri" w:cs="Calibri" w:eastAsia="Calibri" w:hAnsi="Calibri"/>
+                <w:b w:val="false"/>
+                <w:bCs w:val="false"/>
+                <w:i w:val="false"/>
+                <w:iCs w:val="false"/>
+                <w:color w:val="1A1F36"/>
+                <w:sz w:val="18"/>
+                <w:szCs w:val="18"/>
+              </w:rPr>
+              <w:t xml:space="preserve">24.09.2026  01:10</w:t>
+            </w:r>
+            <w:r>
+              <w:rPr>
+                <w:rFonts w:ascii="Calibri" w:cs="Calibri" w:eastAsia="Calibri" w:hAnsi="Calibri"/>
+                <w:b w:val="false"/>
+                <w:bCs w:val="false"/>
+                <w:i w:val="false"/>
+                <w:iCs w:val="false"/>
+                <w:color w:val="1A1F36"/>
+                <w:sz w:val="18"/>
+                <w:szCs w:val="18"/>
+              </w:rPr>
+              <w:br/>
+              <w:t xml:space="preserve">Реактор — Львы</w:t>
+            </w:r>
+          </w:p>
+        </w:tc>
+        <w:tc>
+          <w:tcPr>
+            <w:tcW w:type="dxa" w:w="2400"/>
+            <w:tcBorders>
+              <w:top w:val="single" w:color="C7CBDC" w:sz="4"/>
+              <w:left w:val="single" w:color="C7CBDC" w:sz="4"/>
+              <w:bottom w:val="single" w:color="C7CBDC" w:sz="4"/>
+              <w:right w:val="single" w:color="C7CBDC" w:sz="4"/>
+            </w:tcBorders>
+            <w:tcMar>
+              <w:top w:type="dxa" w:w="60"/>
+              <w:left w:type="dxa" w:w="90"/>
+              <w:bottom w:type="dxa" w:w="60"/>
+              <w:right w:type="dxa" w:w="90"/>
+            </w:tcMar>
+            <w:vAlign w:val="top"/>
+          </w:tcPr>
+          <w:p>
+            <w:pPr>
+              <w:spacing w:after="0"/>
+            </w:pPr>
+            <w:r>
+              <w:rPr>
+                <w:rFonts w:ascii="Calibri" w:cs="Calibri" w:eastAsia="Calibri" w:hAnsi="Calibri"/>
+                <w:b w:val="false"/>
+                <w:bCs w:val="false"/>
+                <w:i w:val="false"/>
+                <w:iCs w:val="false"/>
+                <w:color w:val="5A5F7A"/>
+                <w:sz w:val="18"/>
+                <w:szCs w:val="18"/>
+              </w:rPr>
+              <w:t xml:space="preserve">итог 1:2</w:t>
+            </w:r>
+            <w:r>
+              <w:rPr>
+                <w:rFonts w:ascii="Calibri" w:cs="Calibri" w:eastAsia="Calibri" w:hAnsi="Calibri"/>
+                <w:b w:val="false"/>
+                <w:bCs w:val="false"/>
+                <w:i w:val="false"/>
+                <w:iCs w:val="false"/>
+                <w:color w:val="5A5F7A"/>
+                <w:sz w:val="18"/>
+                <w:szCs w:val="18"/>
+              </w:rPr>
+              <w:br/>
+              <w:t xml:space="preserve">периоды 0:0 1:0 1:2 1:0 = 3:2</w:t>
+            </w:r>
+          </w:p>
+        </w:tc>
+        <w:tc>
+          <w:tcPr>
+            <w:tcW w:type="dxa" w:w="4400"/>
+            <w:tcBorders>
+              <w:top w:val="single" w:color="C7CBDC" w:sz="4"/>
+              <w:left w:val="single" w:color="C7CBDC" w:sz="4"/>
+              <w:bottom w:val="single" w:color="C7CBDC" w:sz="4"/>
+              <w:right w:val="single" w:color="C7CBDC" w:sz="4"/>
+            </w:tcBorders>
+            <w:tcMar>
+              <w:top w:type="dxa" w:w="60"/>
+              <w:left w:type="dxa" w:w="90"/>
+              <w:bottom w:type="dxa" w:w="60"/>
+              <w:right w:type="dxa" w:w="90"/>
+            </w:tcMar>
+            <w:vAlign w:val="top"/>
+          </w:tcPr>
+          <w:p>
+            <w:pPr>
+              <w:spacing w:after="0" w:before="0"/>
+            </w:pPr>
+            <w:r>
+              <w:rPr>
+                <w:rFonts w:ascii="Calibri" w:cs="Calibri" w:eastAsia="Calibri" w:hAnsi="Calibri"/>
+                <w:b w:val="false"/>
+                <w:bCs w:val="false"/>
+                <w:i w:val="false"/>
+                <w:iCs w:val="false"/>
+                <w:color w:val="1A1F36"/>
+                <w:sz w:val="18"/>
+                <w:szCs w:val="18"/>
+              </w:rPr>
+              <w:t xml:space="preserve">Счёт не сходится с суммой по периодам.</w:t>
+            </w:r>
+          </w:p>
+        </w:tc>
+        <w:tc>
+          <w:tcPr>
+            <w:tcW w:type="dxa" w:w="4950"/>
+            <w:tcBorders>
+              <w:top w:val="single" w:color="C7CBDC" w:sz="4"/>
+              <w:left w:val="single" w:color="C7CBDC" w:sz="4"/>
+              <w:bottom w:val="single" w:color="C7CBDC" w:sz="4"/>
+              <w:right w:val="single" w:color="C7CBDC" w:sz="4"/>
+            </w:tcBorders>
+            <w:tcMar>
+              <w:top w:type="dxa" w:w="60"/>
+              <w:left w:type="dxa" w:w="90"/>
+              <w:bottom w:type="dxa" w:w="60"/>
+              <w:right w:type="dxa" w:w="90"/>
+            </w:tcMar>
+            <w:vAlign w:val="top"/>
+          </w:tcPr>
+          <w:p>
+            <w:pPr>
+              <w:spacing w:after="0" w:before="0"/>
+            </w:pPr>
+            <w:r>
+              <w:rPr>
+                <w:rFonts w:ascii="Calibri" w:cs="Calibri" w:eastAsia="Calibri" w:hAnsi="Calibri"/>
+                <w:b w:val="false"/>
+                <w:bCs w:val="false"/>
+                <w:i/>
+                <w:iCs/>
+                <w:color w:val="2B2F77"/>
+                <w:sz w:val="18"/>
+                <w:szCs w:val="18"/>
+              </w:rPr>
+              <w:t xml:space="preserve"/>
+            </w:r>
+          </w:p>
+        </w:tc>
+      </w:tr>
+    </w:tbl>
+    <w:p>
+      <w:pPr>
+        <w:keepNext/>
+        <w:pageBreakBefore/>
+        <w:pBdr>
+          <w:bottom w:val="single" w:color="2B2F77" w:sz="8" w:space="6"/>
+        </w:pBdr>
+        <w:spacing w:after="140" w:before="0"/>
+      </w:pPr>
+      <w:r>
+        <w:rPr>
+          <w:rFonts w:ascii="Calibri" w:cs="Calibri" w:eastAsia="Calibri" w:hAnsi="Calibri"/>
+          <w:b/>
+          <w:bCs/>
+          <w:i w:val="false"/>
+          <w:iCs w:val="false"/>
+          <w:color w:val="2B2F77"/>
+          <w:sz w:val="30"/>
+          <w:szCs w:val="30"/>
+        </w:rPr>
+        <w:t xml:space="preserve">Конференция ЗАПАД (1 Дивизион)</w:t>
+      </w:r>
+    </w:p>
+    <w:p>
+      <w:pPr>
+        <w:keepNext/>
+        <w:spacing w:after="80" w:before="220"/>
+      </w:pPr>
+      <w:r>
+        <w:rPr>
+          <w:rFonts w:ascii="Calibri" w:cs="Calibri" w:eastAsia="Calibri" w:hAnsi="Calibri"/>
+          <w:b/>
+          <w:bCs/>
+          <w:i w:val="false"/>
+          <w:iCs w:val="false"/>
+          <w:color w:val="1A1F36"/>
+          <w:sz w:val="24"/>
+          <w:szCs w:val="24"/>
+        </w:rPr>
+        <w:t xml:space="preserve">Ошибки</w:t>
+      </w:r>
+    </w:p>
+    <w:p>
+      <w:pPr>
+        <w:keepNext/>
+        <w:spacing w:after="60" w:before="120"/>
+      </w:pPr>
+      <w:r>
+        <w:rPr>
+          <w:rFonts w:ascii="Calibri" w:cs="Calibri" w:eastAsia="Calibri" w:hAnsi="Calibri"/>
+          <w:b/>
+          <w:bCs/>
+          <w:i w:val="false"/>
+          <w:iCs w:val="false"/>
+          <w:color w:val="1A1F36"/>
+          <w:sz w:val="20"/>
+          <w:szCs w:val="20"/>
+        </w:rPr>
+        <w:t xml:space="preserve">Июль 2026</w:t>
+      </w:r>
+    </w:p>
+    <w:p>
+      <w:pPr>
+        <w:spacing w:after="100" w:before="0"/>
+      </w:pPr>
+      <w:r>
+        <w:rPr>
+          <w:rFonts w:ascii="Calibri" w:cs="Calibri" w:eastAsia="Calibri" w:hAnsi="Calibri"/>
+          <w:b w:val="false"/>
+          <w:bCs w:val="false"/>
+          <w:i/>
+          <w:iCs/>
+          <w:color w:val="2E7D32"/>
+          <w:sz w:val="20"/>
+          <w:szCs w:val="20"/>
+        </w:rPr>
+        <w:t xml:space="preserve">Ошибок нет.</w:t>
+      </w:r>
+    </w:p>
+    <w:p>
+      <w:pPr>
+        <w:keepNext/>
+        <w:spacing w:after="60" w:before="120"/>
+      </w:pPr>
+      <w:r>
+        <w:rPr>
+          <w:rFonts w:ascii="Calibri" w:cs="Calibri" w:eastAsia="Calibri" w:hAnsi="Calibri"/>
+          <w:b/>
+          <w:bCs/>
+          <w:i w:val="false"/>
+          <w:iCs w:val="false"/>
+          <w:color w:val="1A1F36"/>
+          <w:sz w:val="20"/>
+          <w:szCs w:val="20"/>
+        </w:rPr>
+        <w:t xml:space="preserve">Август 2026</w:t>
+      </w:r>
+    </w:p>
+    <w:p>
+      <w:pPr>
+        <w:spacing w:after="100" w:before="0"/>
+      </w:pPr>
+      <w:r>
+        <w:rPr>
+          <w:rFonts w:ascii="Calibri" w:cs="Calibri" w:eastAsia="Calibri" w:hAnsi="Calibri"/>
+          <w:b w:val="false"/>
+          <w:bCs w:val="false"/>
+          <w:i/>
+          <w:iCs/>
+          <w:color w:val="2E7D32"/>
+          <w:sz w:val="20"/>
+          <w:szCs w:val="20"/>
+        </w:rPr>
+        <w:t xml:space="preserve">Ошибок нет.</w:t>
+      </w:r>
+    </w:p>
+    <w:p>
+      <w:pPr>
+        <w:keepNext/>
+        <w:spacing w:after="60" w:before="120"/>
+      </w:pPr>
+      <w:r>
+        <w:rPr>
+          <w:rFonts w:ascii="Calibri" w:cs="Calibri" w:eastAsia="Calibri" w:hAnsi="Calibri"/>
+          <w:b/>
+          <w:bCs/>
+          <w:i w:val="false"/>
+          <w:iCs w:val="false"/>
+          <w:color w:val="1A1F36"/>
+          <w:sz w:val="20"/>
+          <w:szCs w:val="20"/>
+        </w:rPr>
+        <w:t xml:space="preserve">Сентябрь 2026</w:t>
+      </w:r>
+    </w:p>
+    <w:tbl>
+      <w:tblPr>
+        <w:tblW w:type="dxa" w:w="15250"/>
+        <w:tblBorders>
+          <w:top w:val="single" w:color="auto" w:sz="4"/>
+          <w:left w:val="single" w:color="auto" w:sz="4"/>
+          <w:bottom w:val="single" w:color="auto" w:sz="4"/>
+          <w:right w:val="single" w:color="auto" w:sz="4"/>
+          <w:insideH w:val="single" w:color="auto" w:sz="4"/>
+          <w:insideV w:val="single" w:color="auto" w:sz="4"/>
+        </w:tblBorders>
+      </w:tblPr>
+      <w:tblGrid>
+        <w:gridCol w:w="900"/>
+        <w:gridCol w:w="2600"/>
+        <w:gridCol w:w="2400"/>
+        <w:gridCol w:w="4400"/>
+        <w:gridCol w:w="4950"/>
+      </w:tblGrid>
+      <w:tr>
+        <w:trPr>
+          <w:tblHeader/>
+        </w:trPr>
+        <w:tc>
+          <w:tcPr>
+            <w:tcW w:type="dxa" w:w="900"/>
+            <w:tcBorders>
+              <w:top w:val="single" w:color="C7CBDC" w:sz="4"/>
+              <w:left w:val="single" w:color="C7CBDC" w:sz="4"/>
+              <w:bottom w:val="single" w:color="C7CBDC" w:sz="4"/>
+              <w:right w:val="single" w:color="C7CBDC" w:sz="4"/>
+            </w:tcBorders>
+            <w:shd w:fill="EEF0F7" w:color="auto" w:val="clear"/>
+            <w:tcMar>
+              <w:top w:type="dxa" w:w="60"/>
+              <w:left w:type="dxa" w:w="90"/>
+              <w:bottom w:type="dxa" w:w="60"/>
+              <w:right w:type="dxa" w:w="90"/>
+            </w:tcMar>
+            <w:vAlign w:val="top"/>
+          </w:tcPr>
+          <w:p>
+            <w:pPr>
+              <w:spacing w:after="0" w:before="0"/>
+            </w:pPr>
+            <w:r>
+              <w:rPr>
+                <w:rFonts w:ascii="Calibri" w:cs="Calibri" w:eastAsia="Calibri" w:hAnsi="Calibri"/>
+                <w:b/>
+                <w:bCs/>
+                <w:i w:val="false"/>
+                <w:iCs w:val="false"/>
+                <w:color w:val="1A1F36"/>
+                <w:sz w:val="18"/>
+                <w:szCs w:val="18"/>
+              </w:rPr>
+              <w:t xml:space="preserve">Стр.</w:t>
+            </w:r>
+          </w:p>
+        </w:tc>
+        <w:tc>
+          <w:tcPr>
+            <w:tcW w:type="dxa" w:w="2600"/>
+            <w:tcBorders>
+              <w:top w:val="single" w:color="C7CBDC" w:sz="4"/>
+              <w:left w:val="single" w:color="C7CBDC" w:sz="4"/>
+              <w:bottom w:val="single" w:color="C7CBDC" w:sz="4"/>
+              <w:right w:val="single" w:color="C7CBDC" w:sz="4"/>
+            </w:tcBorders>
+            <w:shd w:fill="EEF0F7" w:color="auto" w:val="clear"/>
+            <w:tcMar>
+              <w:top w:type="dxa" w:w="60"/>
+              <w:left w:type="dxa" w:w="90"/>
+              <w:bottom w:type="dxa" w:w="60"/>
+              <w:right w:type="dxa" w:w="90"/>
+            </w:tcMar>
+            <w:vAlign w:val="top"/>
+          </w:tcPr>
+          <w:p>
+            <w:pPr>
+              <w:spacing w:after="0" w:before="0"/>
+            </w:pPr>
+            <w:r>
+              <w:rPr>
+                <w:rFonts w:ascii="Calibri" w:cs="Calibri" w:eastAsia="Calibri" w:hAnsi="Calibri"/>
+                <w:b/>
+                <w:bCs/>
+                <w:i w:val="false"/>
+                <w:iCs w:val="false"/>
+                <w:color w:val="1A1F36"/>
+                <w:sz w:val="18"/>
+                <w:szCs w:val="18"/>
+              </w:rPr>
+              <w:t xml:space="preserve">Матч</w:t>
+            </w:r>
+          </w:p>
+        </w:tc>
+        <w:tc>
+          <w:tcPr>
+            <w:tcW w:type="dxa" w:w="2400"/>
+            <w:tcBorders>
+              <w:top w:val="single" w:color="C7CBDC" w:sz="4"/>
+              <w:left w:val="single" w:color="C7CBDC" w:sz="4"/>
+              <w:bottom w:val="single" w:color="C7CBDC" w:sz="4"/>
+              <w:right w:val="single" w:color="C7CBDC" w:sz="4"/>
+            </w:tcBorders>
+            <w:shd w:fill="EEF0F7" w:color="auto" w:val="clear"/>
+            <w:tcMar>
+              <w:top w:type="dxa" w:w="60"/>
+              <w:left w:type="dxa" w:w="90"/>
+              <w:bottom w:type="dxa" w:w="60"/>
+              <w:right w:type="dxa" w:w="90"/>
+            </w:tcMar>
+            <w:vAlign w:val="top"/>
+          </w:tcPr>
+          <w:p>
+            <w:pPr>
+              <w:spacing w:after="0" w:before="0"/>
+            </w:pPr>
+            <w:r>
+              <w:rPr>
+                <w:rFonts w:ascii="Calibri" w:cs="Calibri" w:eastAsia="Calibri" w:hAnsi="Calibri"/>
+                <w:b/>
+                <w:bCs/>
+                <w:i w:val="false"/>
+                <w:iCs w:val="false"/>
+                <w:color w:val="1A1F36"/>
+                <w:sz w:val="18"/>
+                <w:szCs w:val="18"/>
+              </w:rPr>
+              <w:t xml:space="preserve">Счёт</w:t>
+            </w:r>
+          </w:p>
+        </w:tc>
+        <w:tc>
+          <w:tcPr>
+            <w:tcW w:type="dxa" w:w="4400"/>
+            <w:tcBorders>
+              <w:top w:val="single" w:color="C7CBDC" w:sz="4"/>
+              <w:left w:val="single" w:color="C7CBDC" w:sz="4"/>
+              <w:bottom w:val="single" w:color="C7CBDC" w:sz="4"/>
+              <w:right w:val="single" w:color="C7CBDC" w:sz="4"/>
+            </w:tcBorders>
+            <w:shd w:fill="EEF0F7" w:color="auto" w:val="clear"/>
+            <w:tcMar>
+              <w:top w:type="dxa" w:w="60"/>
+              <w:left w:type="dxa" w:w="90"/>
+              <w:bottom w:type="dxa" w:w="60"/>
+              <w:right w:type="dxa" w:w="90"/>
+            </w:tcMar>
+            <w:vAlign w:val="top"/>
+          </w:tcPr>
+          <w:p>
+            <w:pPr>
+              <w:spacing w:after="0" w:before="0"/>
+            </w:pPr>
+            <w:r>
+              <w:rPr>
+                <w:rFonts w:ascii="Calibri" w:cs="Calibri" w:eastAsia="Calibri" w:hAnsi="Calibri"/>
+                <w:b/>
+                <w:bCs/>
+                <w:i w:val="false"/>
+                <w:iCs w:val="false"/>
+                <w:color w:val="1A1F36"/>
+                <w:sz w:val="18"/>
+                <w:szCs w:val="18"/>
+              </w:rPr>
+              <w:t xml:space="preserve">Что не так</w:t>
+            </w:r>
+          </w:p>
+        </w:tc>
+        <w:tc>
+          <w:tcPr>
+            <w:tcW w:type="dxa" w:w="4950"/>
+            <w:tcBorders>
+              <w:top w:val="single" w:color="C7CBDC" w:sz="4"/>
+              <w:left w:val="single" w:color="C7CBDC" w:sz="4"/>
+              <w:bottom w:val="single" w:color="C7CBDC" w:sz="4"/>
+              <w:right w:val="single" w:color="C7CBDC" w:sz="4"/>
+            </w:tcBorders>
+            <w:shd w:fill="EEF0F7" w:color="auto" w:val="clear"/>
+            <w:tcMar>
+              <w:top w:type="dxa" w:w="60"/>
+              <w:left w:type="dxa" w:w="90"/>
+              <w:bottom w:type="dxa" w:w="60"/>
+              <w:right w:type="dxa" w:w="90"/>
+            </w:tcMar>
+            <w:vAlign w:val="top"/>
+          </w:tcPr>
+          <w:p>
+            <w:pPr>
+              <w:spacing w:after="0" w:before="0"/>
+            </w:pPr>
+            <w:r>
+              <w:rPr>
+                <w:rFonts w:ascii="Calibri" w:cs="Calibri" w:eastAsia="Calibri" w:hAnsi="Calibri"/>
+                <w:b/>
+                <w:bCs/>
+                <w:i w:val="false"/>
+                <w:iCs w:val="false"/>
+                <w:color w:val="1A1F36"/>
+                <w:sz w:val="18"/>
+                <w:szCs w:val="18"/>
+              </w:rPr>
+              <w:t xml:space="preserve">Как исправляем</w:t>
+            </w:r>
+          </w:p>
+        </w:tc>
+      </w:tr>
+      <w:tr>
+        <w:tc>
+          <w:tcPr>
+            <w:tcW w:type="dxa" w:w="900"/>
+            <w:tcBorders>
+              <w:top w:val="single" w:color="C7CBDC" w:sz="4"/>
+              <w:left w:val="single" w:color="C7CBDC" w:sz="4"/>
+              <w:bottom w:val="single" w:color="C7CBDC" w:sz="4"/>
+              <w:right w:val="single" w:color="C7CBDC" w:sz="4"/>
+            </w:tcBorders>
+            <w:tcMar>
+              <w:top w:type="dxa" w:w="60"/>
+              <w:left w:type="dxa" w:w="90"/>
+              <w:bottom w:type="dxa" w:w="60"/>
+              <w:right w:type="dxa" w:w="90"/>
+            </w:tcMar>
+            <w:vAlign w:val="top"/>
+          </w:tcPr>
+          <w:p>
+            <w:pPr>
+              <w:spacing w:after="0" w:before="0"/>
+            </w:pPr>
+            <w:r>
+              <w:rPr>
+                <w:rFonts w:ascii="Calibri" w:cs="Calibri" w:eastAsia="Calibri" w:hAnsi="Calibri"/>
+                <w:b/>
+                <w:bCs/>
+                <w:i w:val="false"/>
+                <w:iCs w:val="false"/>
+                <w:color w:val="1A1F36"/>
+                <w:sz w:val="18"/>
+                <w:szCs w:val="18"/>
+              </w:rPr>
+              <w:t xml:space="preserve">541, 766, 1891, 2116, 3241, 3466, 4411, 4636</w:t>
+            </w:r>
+          </w:p>
+        </w:tc>
+        <w:tc>
+          <w:tcPr>
+            <w:tcW w:type="dxa" w:w="2600"/>
+            <w:tcBorders>
+              <w:top w:val="single" w:color="C7CBDC" w:sz="4"/>
+              <w:left w:val="single" w:color="C7CBDC" w:sz="4"/>
+              <w:bottom w:val="single" w:color="C7CBDC" w:sz="4"/>
+              <w:right w:val="single" w:color="C7CBDC" w:sz="4"/>
+            </w:tcBorders>
+            <w:tcMar>
+              <w:top w:type="dxa" w:w="60"/>
+              <w:left w:type="dxa" w:w="90"/>
+              <w:bottom w:type="dxa" w:w="60"/>
+              <w:right w:type="dxa" w:w="90"/>
+            </w:tcMar>
+            <w:vAlign w:val="top"/>
+          </w:tcPr>
+          <w:p>
+            <w:pPr>
+              <w:spacing w:after="0"/>
+            </w:pPr>
+            <w:r>
+              <w:rPr>
+                <w:rFonts w:ascii="Calibri" w:cs="Calibri" w:eastAsia="Calibri" w:hAnsi="Calibri"/>
+                <w:b w:val="false"/>
+                <w:bCs w:val="false"/>
+                <w:i w:val="false"/>
+                <w:iCs w:val="false"/>
+                <w:color w:val="1A1F36"/>
+                <w:sz w:val="18"/>
+                <w:szCs w:val="18"/>
+              </w:rPr>
+              <w:t xml:space="preserve">не указано время</w:t>
+            </w:r>
+          </w:p>
+        </w:tc>
+        <w:tc>
+          <w:tcPr>
+            <w:tcW w:type="dxa" w:w="2400"/>
+            <w:tcBorders>
+              <w:top w:val="single" w:color="C7CBDC" w:sz="4"/>
+              <w:left w:val="single" w:color="C7CBDC" w:sz="4"/>
+              <w:bottom w:val="single" w:color="C7CBDC" w:sz="4"/>
+              <w:right w:val="single" w:color="C7CBDC" w:sz="4"/>
+            </w:tcBorders>
+            <w:tcMar>
+              <w:top w:type="dxa" w:w="60"/>
+              <w:left w:type="dxa" w:w="90"/>
+              <w:bottom w:type="dxa" w:w="60"/>
+              <w:right w:type="dxa" w:w="90"/>
+            </w:tcMar>
+            <w:vAlign w:val="top"/>
+          </w:tcPr>
+          <w:p>
+            <w:pPr>
+              <w:spacing w:after="0"/>
+            </w:pPr>
+            <w:r>
+              <w:rPr>
+                <w:rFonts w:ascii="Calibri" w:cs="Calibri" w:eastAsia="Calibri" w:hAnsi="Calibri"/>
+                <w:b w:val="false"/>
+                <w:bCs w:val="false"/>
+                <w:i w:val="false"/>
+                <w:iCs w:val="false"/>
+                <w:color w:val="5A5F7A"/>
+                <w:sz w:val="18"/>
+                <w:szCs w:val="18"/>
+              </w:rPr>
+              <w:t xml:space="preserve">—</w:t>
+            </w:r>
+          </w:p>
+        </w:tc>
+        <w:tc>
+          <w:tcPr>
+            <w:tcW w:type="dxa" w:w="4400"/>
+            <w:tcBorders>
+              <w:top w:val="single" w:color="C7CBDC" w:sz="4"/>
+              <w:left w:val="single" w:color="C7CBDC" w:sz="4"/>
+              <w:bottom w:val="single" w:color="C7CBDC" w:sz="4"/>
+              <w:right w:val="single" w:color="C7CBDC" w:sz="4"/>
+            </w:tcBorders>
+            <w:tcMar>
+              <w:top w:type="dxa" w:w="60"/>
+              <w:left w:type="dxa" w:w="90"/>
+              <w:bottom w:type="dxa" w:w="60"/>
+              <w:right w:type="dxa" w:w="90"/>
+            </w:tcMar>
+            <w:vAlign w:val="top"/>
+          </w:tcPr>
+          <w:p>
+            <w:pPr>
+              <w:spacing w:after="0" w:before="0"/>
+            </w:pPr>
+            <w:r>
+              <w:rPr>
+                <w:rFonts w:ascii="Calibri" w:cs="Calibri" w:eastAsia="Calibri" w:hAnsi="Calibri"/>
+                <w:b w:val="false"/>
+                <w:bCs w:val="false"/>
+                <w:i w:val="false"/>
+                <w:iCs w:val="false"/>
+                <w:color w:val="1A1F36"/>
+                <w:sz w:val="18"/>
+                <w:szCs w:val="18"/>
+              </w:rPr>
+              <w:t xml:space="preserve">Не указано время начала в 8 матчах: Медведи — Рыси.</w:t>
+            </w:r>
+          </w:p>
+        </w:tc>
+        <w:tc>
+          <w:tcPr>
+            <w:tcW w:type="dxa" w:w="4950"/>
+            <w:tcBorders>
+              <w:top w:val="single" w:color="C7CBDC" w:sz="4"/>
+              <w:left w:val="single" w:color="C7CBDC" w:sz="4"/>
+              <w:bottom w:val="single" w:color="C7CBDC" w:sz="4"/>
+              <w:right w:val="single" w:color="C7CBDC" w:sz="4"/>
+            </w:tcBorders>
+            <w:tcMar>
+              <w:top w:type="dxa" w:w="60"/>
+              <w:left w:type="dxa" w:w="90"/>
+              <w:bottom w:type="dxa" w:w="60"/>
+              <w:right w:type="dxa" w:w="90"/>
+            </w:tcMar>
+            <w:vAlign w:val="top"/>
+          </w:tcPr>
+          <w:p>
+            <w:pPr>
+              <w:spacing w:after="0" w:before="0"/>
+            </w:pPr>
+            <w:r>
+              <w:rPr>
+                <w:rFonts w:ascii="Calibri" w:cs="Calibri" w:eastAsia="Calibri" w:hAnsi="Calibri"/>
+                <w:b w:val="false"/>
+                <w:bCs w:val="false"/>
+                <w:i/>
+                <w:iCs/>
+                <w:color w:val="2B2F77"/>
+                <w:sz w:val="18"/>
+                <w:szCs w:val="18"/>
+              </w:rPr>
+              <w:t xml:space="preserve">Во сколько начинались эти матчи?</w:t>
+            </w:r>
+          </w:p>
+        </w:tc>
+      </w:tr>
+    </w:tbl>
+    <w:p>
+      <w:pPr>
+        <w:keepNext/>
+        <w:pageBreakBefore/>
+        <w:pBdr>
+          <w:bottom w:val="single" w:color="2B2F77" w:sz="8" w:space="6"/>
+        </w:pBdr>
+        <w:spacing w:after="140" w:before="0"/>
+      </w:pPr>
+      <w:r>
+        <w:rPr>
+          <w:rFonts w:ascii="Calibri" w:cs="Calibri" w:eastAsia="Calibri" w:hAnsi="Calibri"/>
+          <w:b/>
+          <w:bCs/>
+          <w:i w:val="false"/>
+          <w:iCs w:val="false"/>
+          <w:color w:val="2B2F77"/>
+          <w:sz w:val="30"/>
+          <w:szCs w:val="30"/>
+        </w:rPr>
+        <w:t xml:space="preserve">Конференция ЦЕНТР (1 Дивизион)</w:t>
+      </w:r>
+    </w:p>
+    <w:p>
+      <w:pPr>
+        <w:keepNext/>
+        <w:spacing w:after="80" w:before="220"/>
+      </w:pPr>
+      <w:r>
+        <w:rPr>
+          <w:rFonts w:ascii="Calibri" w:cs="Calibri" w:eastAsia="Calibri" w:hAnsi="Calibri"/>
+          <w:b/>
+          <w:bCs/>
+          <w:i w:val="false"/>
+          <w:iCs w:val="false"/>
+          <w:color w:val="1A1F36"/>
+          <w:sz w:val="24"/>
+          <w:szCs w:val="24"/>
+        </w:rPr>
+        <w:t xml:space="preserve">Ошибки</w:t>
+      </w:r>
+    </w:p>
+    <w:p>
+      <w:pPr>
+        <w:keepNext/>
+        <w:spacing w:after="60" w:before="120"/>
+      </w:pPr>
+      <w:r>
+        <w:rPr>
+          <w:rFonts w:ascii="Calibri" w:cs="Calibri" w:eastAsia="Calibri" w:hAnsi="Calibri"/>
+          <w:b/>
+          <w:bCs/>
+          <w:i w:val="false"/>
+          <w:iCs w:val="false"/>
+          <w:color w:val="1A1F36"/>
+          <w:sz w:val="20"/>
+          <w:szCs w:val="20"/>
+        </w:rPr>
+        <w:t xml:space="preserve">Июль 2026</w:t>
+      </w:r>
+    </w:p>
+    <w:p>
+      <w:pPr>
+        <w:spacing w:after="100" w:before="0"/>
+      </w:pPr>
+      <w:r>
+        <w:rPr>
+          <w:rFonts w:ascii="Calibri" w:cs="Calibri" w:eastAsia="Calibri" w:hAnsi="Calibri"/>
+          <w:b w:val="false"/>
+          <w:bCs w:val="false"/>
+          <w:i/>
+          <w:iCs/>
+          <w:color w:val="2E7D32"/>
+          <w:sz w:val="20"/>
+          <w:szCs w:val="20"/>
+        </w:rPr>
+        <w:t xml:space="preserve">Ошибок нет.</w:t>
+      </w:r>
+    </w:p>
+    <w:p>
+      <w:pPr>
+        <w:keepNext/>
+        <w:spacing w:after="60" w:before="120"/>
+      </w:pPr>
+      <w:r>
+        <w:rPr>
+          <w:rFonts w:ascii="Calibri" w:cs="Calibri" w:eastAsia="Calibri" w:hAnsi="Calibri"/>
+          <w:b/>
+          <w:bCs/>
+          <w:i w:val="false"/>
+          <w:iCs w:val="false"/>
+          <w:color w:val="1A1F36"/>
+          <w:sz w:val="20"/>
+          <w:szCs w:val="20"/>
+        </w:rPr>
+        <w:t xml:space="preserve">Август 2026</w:t>
+      </w:r>
+    </w:p>
+    <w:p>
+      <w:pPr>
+        <w:spacing w:after="100" w:before="0"/>
+      </w:pPr>
+      <w:r>
+        <w:rPr>
+          <w:rFonts w:ascii="Calibri" w:cs="Calibri" w:eastAsia="Calibri" w:hAnsi="Calibri"/>
+          <w:b w:val="false"/>
+          <w:bCs w:val="false"/>
+          <w:i/>
+          <w:iCs/>
+          <w:color w:val="2E7D32"/>
+          <w:sz w:val="20"/>
+          <w:szCs w:val="20"/>
+        </w:rPr>
+        <w:t xml:space="preserve">Ошибок нет.</w:t>
+      </w:r>
+    </w:p>
+    <w:p>
+      <w:pPr>
+        <w:keepNext/>
+        <w:spacing w:after="60" w:before="120"/>
+      </w:pPr>
+      <w:r>
+        <w:rPr>
+          <w:rFonts w:ascii="Calibri" w:cs="Calibri" w:eastAsia="Calibri" w:hAnsi="Calibri"/>
+          <w:b/>
+          <w:bCs/>
+          <w:i w:val="false"/>
+          <w:iCs w:val="false"/>
+          <w:color w:val="1A1F36"/>
+          <w:sz w:val="20"/>
+          <w:szCs w:val="20"/>
+        </w:rPr>
+        <w:t xml:space="preserve">Сентябрь 2026</w:t>
+      </w:r>
+    </w:p>
+    <w:tbl>
+      <w:tblPr>
+        <w:tblW w:type="dxa" w:w="15250"/>
+        <w:tblBorders>
+          <w:top w:val="single" w:color="auto" w:sz="4"/>
+          <w:left w:val="single" w:color="auto" w:sz="4"/>
+          <w:bottom w:val="single" w:color="auto" w:sz="4"/>
+          <w:right w:val="single" w:color="auto" w:sz="4"/>
+          <w:insideH w:val="single" w:color="auto" w:sz="4"/>
+          <w:insideV w:val="single" w:color="auto" w:sz="4"/>
+        </w:tblBorders>
+      </w:tblPr>
+      <w:tblGrid>
+        <w:gridCol w:w="900"/>
+        <w:gridCol w:w="2600"/>
+        <w:gridCol w:w="2400"/>
+        <w:gridCol w:w="4400"/>
+        <w:gridCol w:w="4950"/>
+      </w:tblGrid>
+      <w:tr>
+        <w:trPr>
+          <w:tblHeader/>
+        </w:trPr>
+        <w:tc>
+          <w:tcPr>
+            <w:tcW w:type="dxa" w:w="900"/>
+            <w:tcBorders>
+              <w:top w:val="single" w:color="C7CBDC" w:sz="4"/>
+              <w:left w:val="single" w:color="C7CBDC" w:sz="4"/>
+              <w:bottom w:val="single" w:color="C7CBDC" w:sz="4"/>
+              <w:right w:val="single" w:color="C7CBDC" w:sz="4"/>
+            </w:tcBorders>
+            <w:shd w:fill="EEF0F7" w:color="auto" w:val="clear"/>
+            <w:tcMar>
+              <w:top w:type="dxa" w:w="60"/>
+              <w:left w:type="dxa" w:w="90"/>
+              <w:bottom w:type="dxa" w:w="60"/>
+              <w:right w:type="dxa" w:w="90"/>
+            </w:tcMar>
+            <w:vAlign w:val="top"/>
+          </w:tcPr>
+          <w:p>
+            <w:pPr>
+              <w:spacing w:after="0" w:before="0"/>
+            </w:pPr>
+            <w:r>
+              <w:rPr>
+                <w:rFonts w:ascii="Calibri" w:cs="Calibri" w:eastAsia="Calibri" w:hAnsi="Calibri"/>
+                <w:b/>
+                <w:bCs/>
+                <w:i w:val="false"/>
+                <w:iCs w:val="false"/>
+                <w:color w:val="1A1F36"/>
+                <w:sz w:val="18"/>
+                <w:szCs w:val="18"/>
+              </w:rPr>
+              <w:t xml:space="preserve">Стр.</w:t>
+            </w:r>
+          </w:p>
+        </w:tc>
+        <w:tc>
+          <w:tcPr>
+            <w:tcW w:type="dxa" w:w="2600"/>
+            <w:tcBorders>
+              <w:top w:val="single" w:color="C7CBDC" w:sz="4"/>
+              <w:left w:val="single" w:color="C7CBDC" w:sz="4"/>
+              <w:bottom w:val="single" w:color="C7CBDC" w:sz="4"/>
+              <w:right w:val="single" w:color="C7CBDC" w:sz="4"/>
+            </w:tcBorders>
+            <w:shd w:fill="EEF0F7" w:color="auto" w:val="clear"/>
+            <w:tcMar>
+              <w:top w:type="dxa" w:w="60"/>
+              <w:left w:type="dxa" w:w="90"/>
+              <w:bottom w:type="dxa" w:w="60"/>
+              <w:right w:type="dxa" w:w="90"/>
+            </w:tcMar>
+            <w:vAlign w:val="top"/>
+          </w:tcPr>
+          <w:p>
+            <w:pPr>
+              <w:spacing w:after="0" w:before="0"/>
+            </w:pPr>
+            <w:r>
+              <w:rPr>
+                <w:rFonts w:ascii="Calibri" w:cs="Calibri" w:eastAsia="Calibri" w:hAnsi="Calibri"/>
+                <w:b/>
+                <w:bCs/>
+                <w:i w:val="false"/>
+                <w:iCs w:val="false"/>
+                <w:color w:val="1A1F36"/>
+                <w:sz w:val="18"/>
+                <w:szCs w:val="18"/>
+              </w:rPr>
+              <w:t xml:space="preserve">Матч</w:t>
+            </w:r>
+          </w:p>
+        </w:tc>
+        <w:tc>
+          <w:tcPr>
+            <w:tcW w:type="dxa" w:w="2400"/>
+            <w:tcBorders>
+              <w:top w:val="single" w:color="C7CBDC" w:sz="4"/>
+              <w:left w:val="single" w:color="C7CBDC" w:sz="4"/>
+              <w:bottom w:val="single" w:color="C7CBDC" w:sz="4"/>
+              <w:right w:val="single" w:color="C7CBDC" w:sz="4"/>
+            </w:tcBorders>
+            <w:shd w:fill="EEF0F7" w:color="auto" w:val="clear"/>
+            <w:tcMar>
+              <w:top w:type="dxa" w:w="60"/>
+              <w:left w:type="dxa" w:w="90"/>
+              <w:bottom w:type="dxa" w:w="60"/>
+              <w:right w:type="dxa" w:w="90"/>
+            </w:tcMar>
+            <w:vAlign w:val="top"/>
+          </w:tcPr>
+          <w:p>
+            <w:pPr>
+              <w:spacing w:after="0" w:before="0"/>
+            </w:pPr>
+            <w:r>
+              <w:rPr>
+                <w:rFonts w:ascii="Calibri" w:cs="Calibri" w:eastAsia="Calibri" w:hAnsi="Calibri"/>
+                <w:b/>
+                <w:bCs/>
+                <w:i w:val="false"/>
+                <w:iCs w:val="false"/>
+                <w:color w:val="1A1F36"/>
+                <w:sz w:val="18"/>
+                <w:szCs w:val="18"/>
+              </w:rPr>
+              <w:t xml:space="preserve">Счёт</w:t>
+            </w:r>
+          </w:p>
+        </w:tc>
+        <w:tc>
+          <w:tcPr>
+            <w:tcW w:type="dxa" w:w="4400"/>
+            <w:tcBorders>
+              <w:top w:val="single" w:color="C7CBDC" w:sz="4"/>
+              <w:left w:val="single" w:color="C7CBDC" w:sz="4"/>
+              <w:bottom w:val="single" w:color="C7CBDC" w:sz="4"/>
+              <w:right w:val="single" w:color="C7CBDC" w:sz="4"/>
+            </w:tcBorders>
+            <w:shd w:fill="EEF0F7" w:color="auto" w:val="clear"/>
+            <w:tcMar>
+              <w:top w:type="dxa" w:w="60"/>
+              <w:left w:type="dxa" w:w="90"/>
+              <w:bottom w:type="dxa" w:w="60"/>
+              <w:right w:type="dxa" w:w="90"/>
+            </w:tcMar>
+            <w:vAlign w:val="top"/>
+          </w:tcPr>
+          <w:p>
+            <w:pPr>
+              <w:spacing w:after="0" w:before="0"/>
+            </w:pPr>
+            <w:r>
+              <w:rPr>
+                <w:rFonts w:ascii="Calibri" w:cs="Calibri" w:eastAsia="Calibri" w:hAnsi="Calibri"/>
+                <w:b/>
+                <w:bCs/>
+                <w:i w:val="false"/>
+                <w:iCs w:val="false"/>
+                <w:color w:val="1A1F36"/>
+                <w:sz w:val="18"/>
+                <w:szCs w:val="18"/>
+              </w:rPr>
+              <w:t xml:space="preserve">Что не так</w:t>
+            </w:r>
+          </w:p>
+        </w:tc>
+        <w:tc>
+          <w:tcPr>
+            <w:tcW w:type="dxa" w:w="4950"/>
+            <w:tcBorders>
+              <w:top w:val="single" w:color="C7CBDC" w:sz="4"/>
+              <w:left w:val="single" w:color="C7CBDC" w:sz="4"/>
+              <w:bottom w:val="single" w:color="C7CBDC" w:sz="4"/>
+              <w:right w:val="single" w:color="C7CBDC" w:sz="4"/>
+            </w:tcBorders>
+            <w:shd w:fill="EEF0F7" w:color="auto" w:val="clear"/>
+            <w:tcMar>
+              <w:top w:type="dxa" w:w="60"/>
+              <w:left w:type="dxa" w:w="90"/>
+              <w:bottom w:type="dxa" w:w="60"/>
+              <w:right w:type="dxa" w:w="90"/>
+            </w:tcMar>
+            <w:vAlign w:val="top"/>
+          </w:tcPr>
+          <w:p>
+            <w:pPr>
+              <w:spacing w:after="0" w:before="0"/>
+            </w:pPr>
+            <w:r>
+              <w:rPr>
+                <w:rFonts w:ascii="Calibri" w:cs="Calibri" w:eastAsia="Calibri" w:hAnsi="Calibri"/>
+                <w:b/>
+                <w:bCs/>
+                <w:i w:val="false"/>
+                <w:iCs w:val="false"/>
+                <w:color w:val="1A1F36"/>
+                <w:sz w:val="18"/>
+                <w:szCs w:val="18"/>
+              </w:rPr>
+              <w:t xml:space="preserve">Как исправляем</w:t>
+            </w:r>
+          </w:p>
+        </w:tc>
+      </w:tr>
+      <w:tr>
+        <w:tc>
+          <w:tcPr>
+            <w:tcW w:type="dxa" w:w="900"/>
+            <w:tcBorders>
+              <w:top w:val="single" w:color="C7CBDC" w:sz="4"/>
+              <w:left w:val="single" w:color="C7CBDC" w:sz="4"/>
+              <w:bottom w:val="single" w:color="C7CBDC" w:sz="4"/>
+              <w:right w:val="single" w:color="C7CBDC" w:sz="4"/>
+            </w:tcBorders>
+            <w:tcMar>
+              <w:top w:type="dxa" w:w="60"/>
+              <w:left w:type="dxa" w:w="90"/>
+              <w:bottom w:type="dxa" w:w="60"/>
+              <w:right w:type="dxa" w:w="90"/>
+            </w:tcMar>
+            <w:vAlign w:val="top"/>
+          </w:tcPr>
+          <w:p>
+            <w:pPr>
+              <w:spacing w:after="0" w:before="0"/>
+            </w:pPr>
+            <w:r>
+              <w:rPr>
+                <w:rFonts w:ascii="Calibri" w:cs="Calibri" w:eastAsia="Calibri" w:hAnsi="Calibri"/>
+                <w:b/>
+                <w:bCs/>
+                <w:i w:val="false"/>
+                <w:iCs w:val="false"/>
+                <w:color w:val="1A1F36"/>
+                <w:sz w:val="18"/>
+                <w:szCs w:val="18"/>
+              </w:rPr>
+              <w:t xml:space="preserve">1</w:t>
+            </w:r>
+          </w:p>
+        </w:tc>
+        <w:tc>
+          <w:tcPr>
+            <w:tcW w:type="dxa" w:w="2600"/>
+            <w:tcBorders>
+              <w:top w:val="single" w:color="C7CBDC" w:sz="4"/>
+              <w:left w:val="single" w:color="C7CBDC" w:sz="4"/>
+              <w:bottom w:val="single" w:color="C7CBDC" w:sz="4"/>
+              <w:right w:val="single" w:color="C7CBDC" w:sz="4"/>
+            </w:tcBorders>
+            <w:tcMar>
+              <w:top w:type="dxa" w:w="60"/>
+              <w:left w:type="dxa" w:w="90"/>
+              <w:bottom w:type="dxa" w:w="60"/>
+              <w:right w:type="dxa" w:w="90"/>
+            </w:tcMar>
+            <w:vAlign w:val="top"/>
+          </w:tcPr>
+          <w:p>
+            <w:pPr>
+              <w:spacing w:after="0"/>
+            </w:pPr>
+            <w:r>
+              <w:rPr>
+                <w:rFonts w:ascii="Calibri" w:cs="Calibri" w:eastAsia="Calibri" w:hAnsi="Calibri"/>
+                <w:b w:val="false"/>
+                <w:bCs w:val="false"/>
+                <w:i w:val="false"/>
+                <w:iCs w:val="false"/>
+                <w:color w:val="1A1F36"/>
+                <w:sz w:val="18"/>
+                <w:szCs w:val="18"/>
+              </w:rPr>
+              <w:t xml:space="preserve">01.09.2026  06:00</w:t>
+            </w:r>
+            <w:r>
+              <w:rPr>
+                <w:rFonts w:ascii="Calibri" w:cs="Calibri" w:eastAsia="Calibri" w:hAnsi="Calibri"/>
+                <w:b w:val="false"/>
+                <w:bCs w:val="false"/>
+                <w:i w:val="false"/>
+                <w:iCs w:val="false"/>
+                <w:color w:val="1A1F36"/>
+                <w:sz w:val="18"/>
+                <w:szCs w:val="18"/>
+              </w:rPr>
+              <w:br/>
+              <w:t xml:space="preserve">Энергетик — Металлист</w:t>
+            </w:r>
+          </w:p>
+        </w:tc>
+        <w:tc>
+          <w:tcPr>
+            <w:tcW w:type="dxa" w:w="2400"/>
+            <w:tcBorders>
+              <w:top w:val="single" w:color="C7CBDC" w:sz="4"/>
+              <w:left w:val="single" w:color="C7CBDC" w:sz="4"/>
+              <w:bottom w:val="single" w:color="C7CBDC" w:sz="4"/>
+              <w:right w:val="single" w:color="C7CBDC" w:sz="4"/>
+            </w:tcBorders>
+            <w:tcMar>
+              <w:top w:type="dxa" w:w="60"/>
+              <w:left w:type="dxa" w:w="90"/>
+              <w:bottom w:type="dxa" w:w="60"/>
+              <w:right w:type="dxa" w:w="90"/>
+            </w:tcMar>
+            <w:vAlign w:val="top"/>
+          </w:tcPr>
+          <w:p>
+            <w:pPr>
+              <w:spacing w:after="0"/>
+            </w:pPr>
+            <w:r>
+              <w:rPr>
+                <w:rFonts w:ascii="Calibri" w:cs="Calibri" w:eastAsia="Calibri" w:hAnsi="Calibri"/>
+                <w:b w:val="false"/>
+                <w:bCs w:val="false"/>
+                <w:i w:val="false"/>
+                <w:iCs w:val="false"/>
+                <w:color w:val="5A5F7A"/>
+                <w:sz w:val="18"/>
+                <w:szCs w:val="18"/>
+              </w:rPr>
+              <w:t xml:space="preserve">итог 0.1701388888888889</w:t>
+            </w:r>
+            <w:r>
+              <w:rPr>
+                <w:rFonts w:ascii="Calibri" w:cs="Calibri" w:eastAsia="Calibri" w:hAnsi="Calibri"/>
+                <w:b w:val="false"/>
+                <w:bCs w:val="false"/>
+                <w:i w:val="false"/>
+                <w:iCs w:val="false"/>
+                <w:color w:val="5A5F7A"/>
+                <w:sz w:val="18"/>
+                <w:szCs w:val="18"/>
+              </w:rPr>
+              <w:br/>
+              <w:t xml:space="preserve">периоды 2*3 1*0 1*1 0:01:00</w:t>
+            </w:r>
+          </w:p>
+        </w:tc>
+        <w:tc>
+          <w:tcPr>
+            <w:tcW w:type="dxa" w:w="4400"/>
+            <w:tcBorders>
+              <w:top w:val="single" w:color="C7CBDC" w:sz="4"/>
+              <w:left w:val="single" w:color="C7CBDC" w:sz="4"/>
+              <w:bottom w:val="single" w:color="C7CBDC" w:sz="4"/>
+              <w:right w:val="single" w:color="C7CBDC" w:sz="4"/>
+            </w:tcBorders>
+            <w:tcMar>
+              <w:top w:type="dxa" w:w="60"/>
+              <w:left w:type="dxa" w:w="90"/>
+              <w:bottom w:type="dxa" w:w="60"/>
+              <w:right w:type="dxa" w:w="90"/>
+            </w:tcMar>
+            <w:vAlign w:val="top"/>
+          </w:tcPr>
+          <w:p>
+            <w:pPr>
+              <w:spacing w:after="0" w:before="0"/>
+            </w:pPr>
+            <w:r>
+              <w:rPr>
+                <w:rFonts w:ascii="Calibri" w:cs="Calibri" w:eastAsia="Calibri" w:hAnsi="Calibri"/>
+                <w:b w:val="false"/>
+                <w:bCs w:val="false"/>
+                <w:i w:val="false"/>
+                <w:iCs w:val="false"/>
+                <w:color w:val="1A1F36"/>
+                <w:sz w:val="18"/>
+                <w:szCs w:val="18"/>
+              </w:rPr>
+              <w:t xml:space="preserve">Итоговый счёт не читается: Excel записал его как время 04:05.</w:t>
+            </w:r>
+          </w:p>
+        </w:tc>
+        <w:tc>
+          <w:tcPr>
+            <w:tcW w:type="dxa" w:w="4950"/>
+            <w:tcBorders>
+              <w:top w:val="single" w:color="C7CBDC" w:sz="4"/>
+              <w:left w:val="single" w:color="C7CBDC" w:sz="4"/>
+              <w:bottom w:val="single" w:color="C7CBDC" w:sz="4"/>
+              <w:right w:val="single" w:color="C7CBDC" w:sz="4"/>
+            </w:tcBorders>
+            <w:tcMar>
+              <w:top w:type="dxa" w:w="60"/>
+              <w:left w:type="dxa" w:w="90"/>
+              <w:bottom w:type="dxa" w:w="60"/>
+              <w:right w:type="dxa" w:w="90"/>
+            </w:tcMar>
+            <w:vAlign w:val="top"/>
+          </w:tcPr>
+          <w:p>
+            <w:pPr>
+              <w:spacing w:after="0" w:before="0"/>
+            </w:pPr>
+            <w:r>
+              <w:rPr>
+                <w:rFonts w:ascii="Calibri" w:cs="Calibri" w:eastAsia="Calibri" w:hAnsi="Calibri"/>
+                <w:b w:val="false"/>
+                <w:bCs w:val="false"/>
+                <w:i/>
+                <w:iCs/>
+                <w:color w:val="2B2F77"/>
+                <w:sz w:val="18"/>
+                <w:szCs w:val="18"/>
+              </w:rPr>
+              <w:t xml:space="preserve">Похоже, счёт 4:5. Подтверждаете?</w:t>
+            </w:r>
+          </w:p>
+        </w:tc>
+      </w:tr>
+      <w:tr>
+        <w:tc>
+          <w:tcPr>
+            <w:tcW w:type="dxa" w:w="900"/>
+            <w:tcBorders>
+              <w:top w:val="single" w:color="C7CBDC" w:sz="4"/>
+              <w:left w:val="single" w:color="C7CBDC" w:sz="4"/>
+              <w:bottom w:val="single" w:color="C7CBDC" w:sz="4"/>
+              <w:right w:val="single" w:color="C7CBDC" w:sz="4"/>
+            </w:tcBorders>
+            <w:shd w:fill="F7F8FC" w:color="auto" w:val="clear"/>
+            <w:tcMar>
+              <w:top w:type="dxa" w:w="60"/>
+              <w:left w:type="dxa" w:w="90"/>
+              <w:bottom w:type="dxa" w:w="60"/>
+              <w:right w:type="dxa" w:w="90"/>
+            </w:tcMar>
+            <w:vAlign w:val="top"/>
+          </w:tcPr>
+          <w:p>
+            <w:pPr>
+              <w:spacing w:after="0" w:before="0"/>
+            </w:pPr>
+            <w:r>
+              <w:rPr>
+                <w:rFonts w:ascii="Calibri" w:cs="Calibri" w:eastAsia="Calibri" w:hAnsi="Calibri"/>
+                <w:b/>
+                <w:bCs/>
+                <w:i w:val="false"/>
+                <w:iCs w:val="false"/>
+                <w:color w:val="1A1F36"/>
+                <w:sz w:val="18"/>
+                <w:szCs w:val="18"/>
+              </w:rPr>
+              <w:t xml:space="preserve">1</w:t>
+            </w:r>
+          </w:p>
+        </w:tc>
+        <w:tc>
+          <w:tcPr>
+            <w:tcW w:type="dxa" w:w="2600"/>
+            <w:tcBorders>
+              <w:top w:val="single" w:color="C7CBDC" w:sz="4"/>
+              <w:left w:val="single" w:color="C7CBDC" w:sz="4"/>
+              <w:bottom w:val="single" w:color="C7CBDC" w:sz="4"/>
+              <w:right w:val="single" w:color="C7CBDC" w:sz="4"/>
+            </w:tcBorders>
+            <w:shd w:fill="F7F8FC" w:color="auto" w:val="clear"/>
+            <w:tcMar>
+              <w:top w:type="dxa" w:w="60"/>
+              <w:left w:type="dxa" w:w="90"/>
+              <w:bottom w:type="dxa" w:w="60"/>
+              <w:right w:type="dxa" w:w="90"/>
+            </w:tcMar>
+            <w:vAlign w:val="top"/>
+          </w:tcPr>
+          <w:p>
+            <w:pPr>
+              <w:spacing w:after="0"/>
+            </w:pPr>
+            <w:r>
+              <w:rPr>
+                <w:rFonts w:ascii="Calibri" w:cs="Calibri" w:eastAsia="Calibri" w:hAnsi="Calibri"/>
+                <w:b w:val="false"/>
+                <w:bCs w:val="false"/>
+                <w:i w:val="false"/>
+                <w:iCs w:val="false"/>
+                <w:color w:val="1A1F36"/>
+                <w:sz w:val="18"/>
+                <w:szCs w:val="18"/>
+              </w:rPr>
+              <w:t xml:space="preserve">01.09.2026  06:00</w:t>
+            </w:r>
+            <w:r>
+              <w:rPr>
+                <w:rFonts w:ascii="Calibri" w:cs="Calibri" w:eastAsia="Calibri" w:hAnsi="Calibri"/>
+                <w:b w:val="false"/>
+                <w:bCs w:val="false"/>
+                <w:i w:val="false"/>
+                <w:iCs w:val="false"/>
+                <w:color w:val="1A1F36"/>
+                <w:sz w:val="18"/>
+                <w:szCs w:val="18"/>
+              </w:rPr>
+              <w:br/>
+              <w:t xml:space="preserve">Энергетик — Металлист</w:t>
+            </w:r>
+          </w:p>
+        </w:tc>
+        <w:tc>
+          <w:tcPr>
+            <w:tcW w:type="dxa" w:w="2400"/>
+            <w:tcBorders>
+              <w:top w:val="single" w:color="C7CBDC" w:sz="4"/>
+              <w:left w:val="single" w:color="C7CBDC" w:sz="4"/>
+              <w:bottom w:val="single" w:color="C7CBDC" w:sz="4"/>
+              <w:right w:val="single" w:color="C7CBDC" w:sz="4"/>
+            </w:tcBorders>
+            <w:shd w:fill="F7F8FC" w:color="auto" w:val="clear"/>
+            <w:tcMar>
+              <w:top w:type="dxa" w:w="60"/>
+              <w:left w:type="dxa" w:w="90"/>
+              <w:bottom w:type="dxa" w:w="60"/>
+              <w:right w:type="dxa" w:w="90"/>
+            </w:tcMar>
+            <w:vAlign w:val="top"/>
+          </w:tcPr>
+          <w:p>
+            <w:pPr>
+              <w:spacing w:after="0"/>
+            </w:pPr>
+            <w:r>
+              <w:rPr>
+                <w:rFonts w:ascii="Calibri" w:cs="Calibri" w:eastAsia="Calibri" w:hAnsi="Calibri"/>
+                <w:b w:val="false"/>
+                <w:bCs w:val="false"/>
+                <w:i w:val="false"/>
+                <w:iCs w:val="false"/>
+                <w:color w:val="5A5F7A"/>
+                <w:sz w:val="18"/>
+                <w:szCs w:val="18"/>
+              </w:rPr>
+              <w:t xml:space="preserve">итог 0.1701388888888889</w:t>
+            </w:r>
+            <w:r>
+              <w:rPr>
+                <w:rFonts w:ascii="Calibri" w:cs="Calibri" w:eastAsia="Calibri" w:hAnsi="Calibri"/>
+                <w:b w:val="false"/>
+                <w:bCs w:val="false"/>
+                <w:i w:val="false"/>
+                <w:iCs w:val="false"/>
+                <w:color w:val="5A5F7A"/>
+                <w:sz w:val="18"/>
+                <w:szCs w:val="18"/>
+              </w:rPr>
+              <w:br/>
+              <w:t xml:space="preserve">периоды 2*3 1*0 1*1 0:01:00</w:t>
+            </w:r>
+          </w:p>
+        </w:tc>
+        <w:tc>
+          <w:tcPr>
+            <w:tcW w:type="dxa" w:w="4400"/>
+            <w:tcBorders>
+              <w:top w:val="single" w:color="C7CBDC" w:sz="4"/>
+              <w:left w:val="single" w:color="C7CBDC" w:sz="4"/>
+              <w:bottom w:val="single" w:color="C7CBDC" w:sz="4"/>
+              <w:right w:val="single" w:color="C7CBDC" w:sz="4"/>
+            </w:tcBorders>
+            <w:shd w:fill="F7F8FC" w:color="auto" w:val="clear"/>
+            <w:tcMar>
+              <w:top w:type="dxa" w:w="60"/>
+              <w:left w:type="dxa" w:w="90"/>
+              <w:bottom w:type="dxa" w:w="60"/>
+              <w:right w:type="dxa" w:w="90"/>
+            </w:tcMar>
+            <w:vAlign w:val="top"/>
+          </w:tcPr>
+          <w:p>
+            <w:pPr>
+              <w:spacing w:after="0" w:before="0"/>
+            </w:pPr>
+            <w:r>
+              <w:rPr>
+                <w:rFonts w:ascii="Calibri" w:cs="Calibri" w:eastAsia="Calibri" w:hAnsi="Calibri"/>
+                <w:b w:val="false"/>
+                <w:bCs w:val="false"/>
+                <w:i w:val="false"/>
+                <w:iCs w:val="false"/>
+                <w:color w:val="1A1F36"/>
+                <w:sz w:val="18"/>
+                <w:szCs w:val="18"/>
+              </w:rPr>
+              <w:t xml:space="preserve">Счёт периода не читается: Excel записал его как время 00:01.</w:t>
+            </w:r>
+          </w:p>
+        </w:tc>
+        <w:tc>
+          <w:tcPr>
+            <w:tcW w:type="dxa" w:w="4950"/>
+            <w:tcBorders>
+              <w:top w:val="single" w:color="C7CBDC" w:sz="4"/>
+              <w:left w:val="single" w:color="C7CBDC" w:sz="4"/>
+              <w:bottom w:val="single" w:color="C7CBDC" w:sz="4"/>
+              <w:right w:val="single" w:color="C7CBDC" w:sz="4"/>
+            </w:tcBorders>
+            <w:tcMar>
+              <w:top w:type="dxa" w:w="60"/>
+              <w:left w:type="dxa" w:w="90"/>
+              <w:bottom w:type="dxa" w:w="60"/>
+              <w:right w:type="dxa" w:w="90"/>
+            </w:tcMar>
+            <w:vAlign w:val="top"/>
+          </w:tcPr>
+          <w:p>
+            <w:pPr>
+              <w:spacing w:after="0" w:before="0"/>
+            </w:pPr>
+            <w:r>
+              <w:rPr>
+                <w:rFonts w:ascii="Calibri" w:cs="Calibri" w:eastAsia="Calibri" w:hAnsi="Calibri"/>
+                <w:b w:val="false"/>
+                <w:bCs w:val="false"/>
+                <w:i/>
+                <w:iCs/>
+                <w:color w:val="2B2F77"/>
+                <w:sz w:val="18"/>
+                <w:szCs w:val="18"/>
+              </w:rPr>
+              <w:t xml:space="preserve">Похоже, счёт периода 0:1. Подтверждаете?</w:t>
+            </w:r>
+          </w:p>
+        </w:tc>
+      </w:tr>
+      <w:tr>
+        <w:tc>
+          <w:tcPr>
+            <w:tcW w:type="dxa" w:w="900"/>
+            <w:tcBorders>
+              <w:top w:val="single" w:color="C7CBDC" w:sz="4"/>
+              <w:left w:val="single" w:color="C7CBDC" w:sz="4"/>
+              <w:bottom w:val="single" w:color="C7CBDC" w:sz="4"/>
+              <w:right w:val="single" w:color="C7CBDC" w:sz="4"/>
+            </w:tcBorders>
+            <w:tcMar>
+              <w:top w:type="dxa" w:w="60"/>
+              <w:left w:type="dxa" w:w="90"/>
+              <w:bottom w:type="dxa" w:w="60"/>
+              <w:right w:type="dxa" w:w="90"/>
+            </w:tcMar>
+            <w:vAlign w:val="top"/>
+          </w:tcPr>
+          <w:p>
+            <w:pPr>
+              <w:spacing w:after="0" w:before="0"/>
+            </w:pPr>
+            <w:r>
+              <w:rPr>
+                <w:rFonts w:ascii="Calibri" w:cs="Calibri" w:eastAsia="Calibri" w:hAnsi="Calibri"/>
+                <w:b/>
+                <w:bCs/>
+                <w:i w:val="false"/>
+                <w:iCs w:val="false"/>
+                <w:color w:val="1A1F36"/>
+                <w:sz w:val="18"/>
+                <w:szCs w:val="18"/>
+              </w:rPr>
+              <w:t xml:space="preserve">466</w:t>
+            </w:r>
+          </w:p>
+        </w:tc>
+        <w:tc>
+          <w:tcPr>
+            <w:tcW w:type="dxa" w:w="2600"/>
+            <w:tcBorders>
+              <w:top w:val="single" w:color="C7CBDC" w:sz="4"/>
+              <w:left w:val="single" w:color="C7CBDC" w:sz="4"/>
+              <w:bottom w:val="single" w:color="C7CBDC" w:sz="4"/>
+              <w:right w:val="single" w:color="C7CBDC" w:sz="4"/>
+            </w:tcBorders>
+            <w:tcMar>
+              <w:top w:type="dxa" w:w="60"/>
+              <w:left w:type="dxa" w:w="90"/>
+              <w:bottom w:type="dxa" w:w="60"/>
+              <w:right w:type="dxa" w:w="90"/>
+            </w:tcMar>
+            <w:vAlign w:val="top"/>
+          </w:tcPr>
+          <w:p>
+            <w:pPr>
+              <w:spacing w:after="0"/>
+            </w:pPr>
+            <w:r>
+              <w:rPr>
+                <w:rFonts w:ascii="Calibri" w:cs="Calibri" w:eastAsia="Calibri" w:hAnsi="Calibri"/>
+                <w:b w:val="false"/>
+                <w:bCs w:val="false"/>
+                <w:i w:val="false"/>
+                <w:iCs w:val="false"/>
+                <w:color w:val="1A1F36"/>
+                <w:sz w:val="18"/>
+                <w:szCs w:val="18"/>
+              </w:rPr>
+              <w:t xml:space="preserve">05.09.2026  09:15</w:t>
+            </w:r>
+            <w:r>
+              <w:rPr>
+                <w:rFonts w:ascii="Calibri" w:cs="Calibri" w:eastAsia="Calibri" w:hAnsi="Calibri"/>
+                <w:b w:val="false"/>
+                <w:bCs w:val="false"/>
+                <w:i w:val="false"/>
+                <w:iCs w:val="false"/>
+                <w:color w:val="1A1F36"/>
+                <w:sz w:val="18"/>
+                <w:szCs w:val="18"/>
+              </w:rPr>
+              <w:br/>
+              <w:t xml:space="preserve">Партизан — Байкал</w:t>
+            </w:r>
+          </w:p>
+        </w:tc>
+        <w:tc>
+          <w:tcPr>
+            <w:tcW w:type="dxa" w:w="2400"/>
+            <w:tcBorders>
+              <w:top w:val="single" w:color="C7CBDC" w:sz="4"/>
+              <w:left w:val="single" w:color="C7CBDC" w:sz="4"/>
+              <w:bottom w:val="single" w:color="C7CBDC" w:sz="4"/>
+              <w:right w:val="single" w:color="C7CBDC" w:sz="4"/>
+            </w:tcBorders>
+            <w:tcMar>
+              <w:top w:type="dxa" w:w="60"/>
+              <w:left w:type="dxa" w:w="90"/>
+              <w:bottom w:type="dxa" w:w="60"/>
+              <w:right w:type="dxa" w:w="90"/>
+            </w:tcMar>
+            <w:vAlign w:val="top"/>
+          </w:tcPr>
+          <w:p>
+            <w:pPr>
+              <w:spacing w:after="0"/>
+            </w:pPr>
+            <w:r>
+              <w:rPr>
+                <w:rFonts w:ascii="Calibri" w:cs="Calibri" w:eastAsia="Calibri" w:hAnsi="Calibri"/>
+                <w:b w:val="false"/>
+                <w:bCs w:val="false"/>
+                <w:i w:val="false"/>
+                <w:iCs w:val="false"/>
+                <w:color w:val="5A5F7A"/>
+                <w:sz w:val="18"/>
+                <w:szCs w:val="18"/>
+              </w:rPr>
+              <w:t xml:space="preserve">итог 3*5</w:t>
+            </w:r>
+            <w:r>
+              <w:rPr>
+                <w:rFonts w:ascii="Calibri" w:cs="Calibri" w:eastAsia="Calibri" w:hAnsi="Calibri"/>
+                <w:b w:val="false"/>
+                <w:bCs w:val="false"/>
+                <w:i w:val="false"/>
+                <w:iCs w:val="false"/>
+                <w:color w:val="5A5F7A"/>
+                <w:sz w:val="18"/>
+                <w:szCs w:val="18"/>
+              </w:rPr>
+              <w:br/>
+              <w:t xml:space="preserve">периоды 3 days, 0:00:00 1*1 2*1</w:t>
+            </w:r>
+          </w:p>
+        </w:tc>
+        <w:tc>
+          <w:tcPr>
+            <w:tcW w:type="dxa" w:w="4400"/>
+            <w:tcBorders>
+              <w:top w:val="single" w:color="C7CBDC" w:sz="4"/>
+              <w:left w:val="single" w:color="C7CBDC" w:sz="4"/>
+              <w:bottom w:val="single" w:color="C7CBDC" w:sz="4"/>
+              <w:right w:val="single" w:color="C7CBDC" w:sz="4"/>
+            </w:tcBorders>
+            <w:tcMar>
+              <w:top w:type="dxa" w:w="60"/>
+              <w:left w:type="dxa" w:w="90"/>
+              <w:bottom w:type="dxa" w:w="60"/>
+              <w:right w:type="dxa" w:w="90"/>
+            </w:tcMar>
+            <w:vAlign w:val="top"/>
+          </w:tcPr>
+          <w:p>
+            <w:pPr>
+              <w:spacing w:after="0" w:before="0"/>
+            </w:pPr>
+            <w:r>
+              <w:rPr>
+                <w:rFonts w:ascii="Calibri" w:cs="Calibri" w:eastAsia="Calibri" w:hAnsi="Calibri"/>
+                <w:b w:val="false"/>
+                <w:bCs w:val="false"/>
+                <w:i w:val="false"/>
+                <w:iCs w:val="false"/>
+                <w:color w:val="1A1F36"/>
+                <w:sz w:val="18"/>
+                <w:szCs w:val="18"/>
+              </w:rPr>
+              <w:t xml:space="preserve">Счёт периода не читается, записано: 3 days, 0:00:00.</w:t>
+            </w:r>
+          </w:p>
+        </w:tc>
+        <w:tc>
+          <w:tcPr>
+            <w:tcW w:type="dxa" w:w="4950"/>
+            <w:tcBorders>
+              <w:top w:val="single" w:color="C7CBDC" w:sz="4"/>
+              <w:left w:val="single" w:color="C7CBDC" w:sz="4"/>
+              <w:bottom w:val="single" w:color="C7CBDC" w:sz="4"/>
+              <w:right w:val="single" w:color="C7CBDC" w:sz="4"/>
+            </w:tcBorders>
+            <w:tcMar>
+              <w:top w:type="dxa" w:w="60"/>
+              <w:left w:type="dxa" w:w="90"/>
+              <w:bottom w:type="dxa" w:w="60"/>
+              <w:right w:type="dxa" w:w="90"/>
+            </w:tcMar>
+            <w:vAlign w:val="top"/>
+          </w:tcPr>
+          <w:p>
+            <w:pPr>
+              <w:spacing w:after="0" w:before="0"/>
+            </w:pPr>
+            <w:r>
+              <w:rPr>
+                <w:rFonts w:ascii="Calibri" w:cs="Calibri" w:eastAsia="Calibri" w:hAnsi="Calibri"/>
+                <w:b w:val="false"/>
+                <w:bCs w:val="false"/>
+                <w:i/>
+                <w:iCs/>
+                <w:color w:val="2B2F77"/>
+                <w:sz w:val="18"/>
+                <w:szCs w:val="18"/>
+              </w:rPr>
+              <w:t xml:space="preserve"/>
+            </w:r>
+          </w:p>
+        </w:tc>
+      </w:tr>
+      <w:tr>
+        <w:tc>
+          <w:tcPr>
+            <w:tcW w:type="dxa" w:w="900"/>
+            <w:tcBorders>
+              <w:top w:val="single" w:color="C7CBDC" w:sz="4"/>
+              <w:left w:val="single" w:color="C7CBDC" w:sz="4"/>
+              <w:bottom w:val="single" w:color="C7CBDC" w:sz="4"/>
+              <w:right w:val="single" w:color="C7CBDC" w:sz="4"/>
+            </w:tcBorders>
+            <w:shd w:fill="F7F8FC" w:color="auto" w:val="clear"/>
+            <w:tcMar>
+              <w:top w:type="dxa" w:w="60"/>
+              <w:left w:type="dxa" w:w="90"/>
+              <w:bottom w:type="dxa" w:w="60"/>
+              <w:right w:type="dxa" w:w="90"/>
+            </w:tcMar>
+            <w:vAlign w:val="top"/>
+          </w:tcPr>
+          <w:p>
+            <w:pPr>
+              <w:spacing w:after="0" w:before="0"/>
+            </w:pPr>
+            <w:r>
+              <w:rPr>
+                <w:rFonts w:ascii="Calibri" w:cs="Calibri" w:eastAsia="Calibri" w:hAnsi="Calibri"/>
+                <w:b/>
+                <w:bCs/>
+                <w:i w:val="false"/>
+                <w:iCs w:val="false"/>
+                <w:color w:val="1A1F36"/>
+                <w:sz w:val="18"/>
+                <w:szCs w:val="18"/>
+              </w:rPr>
+              <w:t xml:space="preserve">541</w:t>
+            </w:r>
+          </w:p>
+        </w:tc>
+        <w:tc>
+          <w:tcPr>
+            <w:tcW w:type="dxa" w:w="2600"/>
+            <w:tcBorders>
+              <w:top w:val="single" w:color="C7CBDC" w:sz="4"/>
+              <w:left w:val="single" w:color="C7CBDC" w:sz="4"/>
+              <w:bottom w:val="single" w:color="C7CBDC" w:sz="4"/>
+              <w:right w:val="single" w:color="C7CBDC" w:sz="4"/>
+            </w:tcBorders>
+            <w:shd w:fill="F7F8FC" w:color="auto" w:val="clear"/>
+            <w:tcMar>
+              <w:top w:type="dxa" w:w="60"/>
+              <w:left w:type="dxa" w:w="90"/>
+              <w:bottom w:type="dxa" w:w="60"/>
+              <w:right w:type="dxa" w:w="90"/>
+            </w:tcMar>
+            <w:vAlign w:val="top"/>
+          </w:tcPr>
+          <w:p>
+            <w:pPr>
+              <w:spacing w:after="0"/>
+            </w:pPr>
+            <w:r>
+              <w:rPr>
+                <w:rFonts w:ascii="Calibri" w:cs="Calibri" w:eastAsia="Calibri" w:hAnsi="Calibri"/>
+                <w:b w:val="false"/>
+                <w:bCs w:val="false"/>
+                <w:i w:val="false"/>
+                <w:iCs w:val="false"/>
+                <w:color w:val="1A1F36"/>
+                <w:sz w:val="18"/>
+                <w:szCs w:val="18"/>
+              </w:rPr>
+              <w:t xml:space="preserve">07.09.2026  06:00</w:t>
+            </w:r>
+            <w:r>
+              <w:rPr>
+                <w:rFonts w:ascii="Calibri" w:cs="Calibri" w:eastAsia="Calibri" w:hAnsi="Calibri"/>
+                <w:b w:val="false"/>
+                <w:bCs w:val="false"/>
+                <w:i w:val="false"/>
+                <w:iCs w:val="false"/>
+                <w:color w:val="1A1F36"/>
+                <w:sz w:val="18"/>
+                <w:szCs w:val="18"/>
+              </w:rPr>
+              <w:br/>
+              <w:t xml:space="preserve">Партизан — Металлист</w:t>
+            </w:r>
+          </w:p>
+        </w:tc>
+        <w:tc>
+          <w:tcPr>
+            <w:tcW w:type="dxa" w:w="2400"/>
+            <w:tcBorders>
+              <w:top w:val="single" w:color="C7CBDC" w:sz="4"/>
+              <w:left w:val="single" w:color="C7CBDC" w:sz="4"/>
+              <w:bottom w:val="single" w:color="C7CBDC" w:sz="4"/>
+              <w:right w:val="single" w:color="C7CBDC" w:sz="4"/>
+            </w:tcBorders>
+            <w:shd w:fill="F7F8FC" w:color="auto" w:val="clear"/>
+            <w:tcMar>
+              <w:top w:type="dxa" w:w="60"/>
+              <w:left w:type="dxa" w:w="90"/>
+              <w:bottom w:type="dxa" w:w="60"/>
+              <w:right w:type="dxa" w:w="90"/>
+            </w:tcMar>
+            <w:vAlign w:val="top"/>
+          </w:tcPr>
+          <w:p>
+            <w:pPr>
+              <w:spacing w:after="0"/>
+            </w:pPr>
+            <w:r>
+              <w:rPr>
+                <w:rFonts w:ascii="Calibri" w:cs="Calibri" w:eastAsia="Calibri" w:hAnsi="Calibri"/>
+                <w:b w:val="false"/>
+                <w:bCs w:val="false"/>
+                <w:i w:val="false"/>
+                <w:iCs w:val="false"/>
+                <w:color w:val="5A5F7A"/>
+                <w:sz w:val="18"/>
+                <w:szCs w:val="18"/>
+              </w:rPr>
+              <w:t xml:space="preserve">итог 3*5</w:t>
+            </w:r>
+            <w:r>
+              <w:rPr>
+                <w:rFonts w:ascii="Calibri" w:cs="Calibri" w:eastAsia="Calibri" w:hAnsi="Calibri"/>
+                <w:b w:val="false"/>
+                <w:bCs w:val="false"/>
+                <w:i w:val="false"/>
+                <w:iCs w:val="false"/>
+                <w:color w:val="5A5F7A"/>
+                <w:sz w:val="18"/>
+                <w:szCs w:val="18"/>
+              </w:rPr>
+              <w:br/>
+              <w:t xml:space="preserve">периоды 1*2 1*1 1*2 = 3:5</w:t>
+            </w:r>
+          </w:p>
+        </w:tc>
+        <w:tc>
+          <w:tcPr>
+            <w:tcW w:type="dxa" w:w="4400"/>
+            <w:tcBorders>
+              <w:top w:val="single" w:color="C7CBDC" w:sz="4"/>
+              <w:left w:val="single" w:color="C7CBDC" w:sz="4"/>
+              <w:bottom w:val="single" w:color="C7CBDC" w:sz="4"/>
+              <w:right w:val="single" w:color="C7CBDC" w:sz="4"/>
+            </w:tcBorders>
+            <w:shd w:fill="F7F8FC" w:color="auto" w:val="clear"/>
+            <w:tcMar>
+              <w:top w:type="dxa" w:w="60"/>
+              <w:left w:type="dxa" w:w="90"/>
+              <w:bottom w:type="dxa" w:w="60"/>
+              <w:right w:type="dxa" w:w="90"/>
+            </w:tcMar>
+            <w:vAlign w:val="top"/>
+          </w:tcPr>
+          <w:p>
+            <w:pPr>
+              <w:spacing w:after="0" w:before="0"/>
+            </w:pPr>
+            <w:r>
+              <w:rPr>
+                <w:rFonts w:ascii="Calibri" w:cs="Calibri" w:eastAsia="Calibri" w:hAnsi="Calibri"/>
+                <w:b w:val="false"/>
+                <w:bCs w:val="false"/>
+                <w:i w:val="false"/>
+                <w:iCs w:val="false"/>
+                <w:color w:val="1A1F36"/>
+                <w:sz w:val="18"/>
+                <w:szCs w:val="18"/>
+              </w:rPr>
+              <w:t xml:space="preserve">В блоке матча отсутствует строка Состав команды 1.</w:t>
+            </w:r>
+          </w:p>
+        </w:tc>
+        <w:tc>
+          <w:tcPr>
+            <w:tcW w:type="dxa" w:w="4950"/>
+            <w:tcBorders>
+              <w:top w:val="single" w:color="C7CBDC" w:sz="4"/>
+              <w:left w:val="single" w:color="C7CBDC" w:sz="4"/>
+              <w:bottom w:val="single" w:color="C7CBDC" w:sz="4"/>
+              <w:right w:val="single" w:color="C7CBDC" w:sz="4"/>
+            </w:tcBorders>
+            <w:tcMar>
+              <w:top w:type="dxa" w:w="60"/>
+              <w:left w:type="dxa" w:w="90"/>
+              <w:bottom w:type="dxa" w:w="60"/>
+              <w:right w:type="dxa" w:w="90"/>
+            </w:tcMar>
+            <w:vAlign w:val="top"/>
+          </w:tcPr>
+          <w:p>
+            <w:pPr>
+              <w:spacing w:after="0" w:before="0"/>
+            </w:pPr>
+            <w:r>
+              <w:rPr>
+                <w:rFonts w:ascii="Calibri" w:cs="Calibri" w:eastAsia="Calibri" w:hAnsi="Calibri"/>
+                <w:b w:val="false"/>
+                <w:bCs w:val="false"/>
+                <w:i/>
+                <w:iCs/>
+                <w:color w:val="2B2F77"/>
+                <w:sz w:val="18"/>
+                <w:szCs w:val="18"/>
+              </w:rPr>
+              <w:t xml:space="preserve"/>
+            </w:r>
+          </w:p>
+        </w:tc>
+      </w:tr>
+      <w:tr>
+        <w:tc>
+          <w:tcPr>
+            <w:tcW w:type="dxa" w:w="900"/>
+            <w:tcBorders>
+              <w:top w:val="single" w:color="C7CBDC" w:sz="4"/>
+              <w:left w:val="single" w:color="C7CBDC" w:sz="4"/>
+              <w:bottom w:val="single" w:color="C7CBDC" w:sz="4"/>
+              <w:right w:val="single" w:color="C7CBDC" w:sz="4"/>
+            </w:tcBorders>
+            <w:tcMar>
+              <w:top w:type="dxa" w:w="60"/>
+              <w:left w:type="dxa" w:w="90"/>
+              <w:bottom w:type="dxa" w:w="60"/>
+              <w:right w:type="dxa" w:w="90"/>
+            </w:tcMar>
+            <w:vAlign w:val="top"/>
+          </w:tcPr>
+          <w:p>
+            <w:pPr>
+              <w:spacing w:after="0" w:before="0"/>
+            </w:pPr>
+            <w:r>
+              <w:rPr>
+                <w:rFonts w:ascii="Calibri" w:cs="Calibri" w:eastAsia="Calibri" w:hAnsi="Calibri"/>
+                <w:b/>
+                <w:bCs/>
+                <w:i w:val="false"/>
+                <w:iCs w:val="false"/>
+                <w:color w:val="1A1F36"/>
+                <w:sz w:val="18"/>
+                <w:szCs w:val="18"/>
+              </w:rPr>
+              <w:t xml:space="preserve">541</w:t>
+            </w:r>
+          </w:p>
+        </w:tc>
+        <w:tc>
+          <w:tcPr>
+            <w:tcW w:type="dxa" w:w="2600"/>
+            <w:tcBorders>
+              <w:top w:val="single" w:color="C7CBDC" w:sz="4"/>
+              <w:left w:val="single" w:color="C7CBDC" w:sz="4"/>
+              <w:bottom w:val="single" w:color="C7CBDC" w:sz="4"/>
+              <w:right w:val="single" w:color="C7CBDC" w:sz="4"/>
+            </w:tcBorders>
+            <w:tcMar>
+              <w:top w:type="dxa" w:w="60"/>
+              <w:left w:type="dxa" w:w="90"/>
+              <w:bottom w:type="dxa" w:w="60"/>
+              <w:right w:type="dxa" w:w="90"/>
+            </w:tcMar>
+            <w:vAlign w:val="top"/>
+          </w:tcPr>
+          <w:p>
+            <w:pPr>
+              <w:spacing w:after="0"/>
+            </w:pPr>
+            <w:r>
+              <w:rPr>
+                <w:rFonts w:ascii="Calibri" w:cs="Calibri" w:eastAsia="Calibri" w:hAnsi="Calibri"/>
+                <w:b w:val="false"/>
+                <w:bCs w:val="false"/>
+                <w:i w:val="false"/>
+                <w:iCs w:val="false"/>
+                <w:color w:val="1A1F36"/>
+                <w:sz w:val="18"/>
+                <w:szCs w:val="18"/>
+              </w:rPr>
+              <w:t xml:space="preserve">07.09.2026  06:00</w:t>
+            </w:r>
+            <w:r>
+              <w:rPr>
+                <w:rFonts w:ascii="Calibri" w:cs="Calibri" w:eastAsia="Calibri" w:hAnsi="Calibri"/>
+                <w:b w:val="false"/>
+                <w:bCs w:val="false"/>
+                <w:i w:val="false"/>
+                <w:iCs w:val="false"/>
+                <w:color w:val="1A1F36"/>
+                <w:sz w:val="18"/>
+                <w:szCs w:val="18"/>
+              </w:rPr>
+              <w:br/>
+              <w:t xml:space="preserve">Партизан — Металлист</w:t>
+            </w:r>
+          </w:p>
+        </w:tc>
+        <w:tc>
+          <w:tcPr>
+            <w:tcW w:type="dxa" w:w="2400"/>
+            <w:tcBorders>
+              <w:top w:val="single" w:color="C7CBDC" w:sz="4"/>
+              <w:left w:val="single" w:color="C7CBDC" w:sz="4"/>
+              <w:bottom w:val="single" w:color="C7CBDC" w:sz="4"/>
+              <w:right w:val="single" w:color="C7CBDC" w:sz="4"/>
+            </w:tcBorders>
+            <w:tcMar>
+              <w:top w:type="dxa" w:w="60"/>
+              <w:left w:type="dxa" w:w="90"/>
+              <w:bottom w:type="dxa" w:w="60"/>
+              <w:right w:type="dxa" w:w="90"/>
+            </w:tcMar>
+            <w:vAlign w:val="top"/>
+          </w:tcPr>
+          <w:p>
+            <w:pPr>
+              <w:spacing w:after="0"/>
+            </w:pPr>
+            <w:r>
+              <w:rPr>
+                <w:rFonts w:ascii="Calibri" w:cs="Calibri" w:eastAsia="Calibri" w:hAnsi="Calibri"/>
+                <w:b w:val="false"/>
+                <w:bCs w:val="false"/>
+                <w:i w:val="false"/>
+                <w:iCs w:val="false"/>
+                <w:color w:val="5A5F7A"/>
+                <w:sz w:val="18"/>
+                <w:szCs w:val="18"/>
+              </w:rPr>
+              <w:t xml:space="preserve">итог 3*5</w:t>
+            </w:r>
+            <w:r>
+              <w:rPr>
+                <w:rFonts w:ascii="Calibri" w:cs="Calibri" w:eastAsia="Calibri" w:hAnsi="Calibri"/>
+                <w:b w:val="false"/>
+                <w:bCs w:val="false"/>
+                <w:i w:val="false"/>
+                <w:iCs w:val="false"/>
+                <w:color w:val="5A5F7A"/>
+                <w:sz w:val="18"/>
+                <w:szCs w:val="18"/>
+              </w:rPr>
+              <w:br/>
+              <w:t xml:space="preserve">периоды 1*2 1*1 1*2 = 3:5</w:t>
+            </w:r>
+          </w:p>
+        </w:tc>
+        <w:tc>
+          <w:tcPr>
+            <w:tcW w:type="dxa" w:w="4400"/>
+            <w:tcBorders>
+              <w:top w:val="single" w:color="C7CBDC" w:sz="4"/>
+              <w:left w:val="single" w:color="C7CBDC" w:sz="4"/>
+              <w:bottom w:val="single" w:color="C7CBDC" w:sz="4"/>
+              <w:right w:val="single" w:color="C7CBDC" w:sz="4"/>
+            </w:tcBorders>
+            <w:tcMar>
+              <w:top w:type="dxa" w:w="60"/>
+              <w:left w:type="dxa" w:w="90"/>
+              <w:bottom w:type="dxa" w:w="60"/>
+              <w:right w:type="dxa" w:w="90"/>
+            </w:tcMar>
+            <w:vAlign w:val="top"/>
+          </w:tcPr>
+          <w:p>
+            <w:pPr>
+              <w:spacing w:after="0" w:before="0"/>
+            </w:pPr>
+            <w:r>
+              <w:rPr>
+                <w:rFonts w:ascii="Calibri" w:cs="Calibri" w:eastAsia="Calibri" w:hAnsi="Calibri"/>
+                <w:b w:val="false"/>
+                <w:bCs w:val="false"/>
+                <w:i w:val="false"/>
+                <w:iCs w:val="false"/>
+                <w:color w:val="1A1F36"/>
+                <w:sz w:val="18"/>
+                <w:szCs w:val="18"/>
+              </w:rPr>
+              <w:t xml:space="preserve">Состав не заполнен: команда А — 0 игроков, команда В — 7.</w:t>
+            </w:r>
+          </w:p>
+        </w:tc>
+        <w:tc>
+          <w:tcPr>
+            <w:tcW w:type="dxa" w:w="4950"/>
+            <w:tcBorders>
+              <w:top w:val="single" w:color="C7CBDC" w:sz="4"/>
+              <w:left w:val="single" w:color="C7CBDC" w:sz="4"/>
+              <w:bottom w:val="single" w:color="C7CBDC" w:sz="4"/>
+              <w:right w:val="single" w:color="C7CBDC" w:sz="4"/>
+            </w:tcBorders>
+            <w:tcMar>
+              <w:top w:type="dxa" w:w="60"/>
+              <w:left w:type="dxa" w:w="90"/>
+              <w:bottom w:type="dxa" w:w="60"/>
+              <w:right w:type="dxa" w:w="90"/>
+            </w:tcMar>
+            <w:vAlign w:val="top"/>
+          </w:tcPr>
+          <w:p>
+            <w:pPr>
+              <w:spacing w:after="0" w:before="0"/>
+            </w:pPr>
+            <w:r>
+              <w:rPr>
+                <w:rFonts w:ascii="Calibri" w:cs="Calibri" w:eastAsia="Calibri" w:hAnsi="Calibri"/>
+                <w:b w:val="false"/>
+                <w:bCs w:val="false"/>
+                <w:i/>
+                <w:iCs/>
+                <w:color w:val="2B2F77"/>
+                <w:sz w:val="18"/>
+                <w:szCs w:val="18"/>
+              </w:rPr>
+              <w:t xml:space="preserve"/>
+            </w:r>
+          </w:p>
+        </w:tc>
+      </w:tr>
+      <w:tr>
+        <w:tc>
+          <w:tcPr>
+            <w:tcW w:type="dxa" w:w="900"/>
+            <w:tcBorders>
+              <w:top w:val="single" w:color="C7CBDC" w:sz="4"/>
+              <w:left w:val="single" w:color="C7CBDC" w:sz="4"/>
+              <w:bottom w:val="single" w:color="C7CBDC" w:sz="4"/>
+              <w:right w:val="single" w:color="C7CBDC" w:sz="4"/>
+            </w:tcBorders>
+            <w:shd w:fill="F7F8FC" w:color="auto" w:val="clear"/>
+            <w:tcMar>
+              <w:top w:type="dxa" w:w="60"/>
+              <w:left w:type="dxa" w:w="90"/>
+              <w:bottom w:type="dxa" w:w="60"/>
+              <w:right w:type="dxa" w:w="90"/>
+            </w:tcMar>
+            <w:vAlign w:val="top"/>
+          </w:tcPr>
+          <w:p>
+            <w:pPr>
+              <w:spacing w:after="0" w:before="0"/>
+            </w:pPr>
+            <w:r>
+              <w:rPr>
+                <w:rFonts w:ascii="Calibri" w:cs="Calibri" w:eastAsia="Calibri" w:hAnsi="Calibri"/>
+                <w:b/>
+                <w:bCs/>
+                <w:i w:val="false"/>
+                <w:iCs w:val="false"/>
+                <w:color w:val="1A1F36"/>
+                <w:sz w:val="18"/>
+                <w:szCs w:val="18"/>
+              </w:rPr>
+              <w:t xml:space="preserve">811</w:t>
+            </w:r>
+          </w:p>
+        </w:tc>
+        <w:tc>
+          <w:tcPr>
+            <w:tcW w:type="dxa" w:w="2600"/>
+            <w:tcBorders>
+              <w:top w:val="single" w:color="C7CBDC" w:sz="4"/>
+              <w:left w:val="single" w:color="C7CBDC" w:sz="4"/>
+              <w:bottom w:val="single" w:color="C7CBDC" w:sz="4"/>
+              <w:right w:val="single" w:color="C7CBDC" w:sz="4"/>
+            </w:tcBorders>
+            <w:shd w:fill="F7F8FC" w:color="auto" w:val="clear"/>
+            <w:tcMar>
+              <w:top w:type="dxa" w:w="60"/>
+              <w:left w:type="dxa" w:w="90"/>
+              <w:bottom w:type="dxa" w:w="60"/>
+              <w:right w:type="dxa" w:w="90"/>
+            </w:tcMar>
+            <w:vAlign w:val="top"/>
+          </w:tcPr>
+          <w:p>
+            <w:pPr>
+              <w:spacing w:after="0"/>
+            </w:pPr>
+            <w:r>
+              <w:rPr>
+                <w:rFonts w:ascii="Calibri" w:cs="Calibri" w:eastAsia="Calibri" w:hAnsi="Calibri"/>
+                <w:b w:val="false"/>
+                <w:bCs w:val="false"/>
+                <w:i w:val="false"/>
+                <w:iCs w:val="false"/>
+                <w:color w:val="1A1F36"/>
+                <w:sz w:val="18"/>
+                <w:szCs w:val="18"/>
+              </w:rPr>
+              <w:t xml:space="preserve">09.09.2026  09:10</w:t>
+            </w:r>
+            <w:r>
+              <w:rPr>
+                <w:rFonts w:ascii="Calibri" w:cs="Calibri" w:eastAsia="Calibri" w:hAnsi="Calibri"/>
+                <w:b w:val="false"/>
+                <w:bCs w:val="false"/>
+                <w:i w:val="false"/>
+                <w:iCs w:val="false"/>
+                <w:color w:val="1A1F36"/>
+                <w:sz w:val="18"/>
+                <w:szCs w:val="18"/>
+              </w:rPr>
+              <w:br/>
+              <w:t xml:space="preserve">Партизан — Энергетик</w:t>
+            </w:r>
+          </w:p>
+        </w:tc>
+        <w:tc>
+          <w:tcPr>
+            <w:tcW w:type="dxa" w:w="2400"/>
+            <w:tcBorders>
+              <w:top w:val="single" w:color="C7CBDC" w:sz="4"/>
+              <w:left w:val="single" w:color="C7CBDC" w:sz="4"/>
+              <w:bottom w:val="single" w:color="C7CBDC" w:sz="4"/>
+              <w:right w:val="single" w:color="C7CBDC" w:sz="4"/>
+            </w:tcBorders>
+            <w:shd w:fill="F7F8FC" w:color="auto" w:val="clear"/>
+            <w:tcMar>
+              <w:top w:type="dxa" w:w="60"/>
+              <w:left w:type="dxa" w:w="90"/>
+              <w:bottom w:type="dxa" w:w="60"/>
+              <w:right w:type="dxa" w:w="90"/>
+            </w:tcMar>
+            <w:vAlign w:val="top"/>
+          </w:tcPr>
+          <w:p>
+            <w:pPr>
+              <w:spacing w:after="0"/>
+            </w:pPr>
+            <w:r>
+              <w:rPr>
+                <w:rFonts w:ascii="Calibri" w:cs="Calibri" w:eastAsia="Calibri" w:hAnsi="Calibri"/>
+                <w:b w:val="false"/>
+                <w:bCs w:val="false"/>
+                <w:i w:val="false"/>
+                <w:iCs w:val="false"/>
+                <w:color w:val="5A5F7A"/>
+                <w:sz w:val="18"/>
+                <w:szCs w:val="18"/>
+              </w:rPr>
+              <w:t xml:space="preserve">итог 5*4</w:t>
+            </w:r>
+            <w:r>
+              <w:rPr>
+                <w:rFonts w:ascii="Calibri" w:cs="Calibri" w:eastAsia="Calibri" w:hAnsi="Calibri"/>
+                <w:b w:val="false"/>
+                <w:bCs w:val="false"/>
+                <w:i w:val="false"/>
+                <w:iCs w:val="false"/>
+                <w:color w:val="5A5F7A"/>
+                <w:sz w:val="18"/>
+                <w:szCs w:val="18"/>
+              </w:rPr>
+              <w:br/>
+              <w:t xml:space="preserve">периоды 1*1 2*2 3*1 = 6:4</w:t>
+            </w:r>
+          </w:p>
+        </w:tc>
+        <w:tc>
+          <w:tcPr>
+            <w:tcW w:type="dxa" w:w="4400"/>
+            <w:tcBorders>
+              <w:top w:val="single" w:color="C7CBDC" w:sz="4"/>
+              <w:left w:val="single" w:color="C7CBDC" w:sz="4"/>
+              <w:bottom w:val="single" w:color="C7CBDC" w:sz="4"/>
+              <w:right w:val="single" w:color="C7CBDC" w:sz="4"/>
+            </w:tcBorders>
+            <w:shd w:fill="F7F8FC" w:color="auto" w:val="clear"/>
+            <w:tcMar>
+              <w:top w:type="dxa" w:w="60"/>
+              <w:left w:type="dxa" w:w="90"/>
+              <w:bottom w:type="dxa" w:w="60"/>
+              <w:right w:type="dxa" w:w="90"/>
+            </w:tcMar>
+            <w:vAlign w:val="top"/>
+          </w:tcPr>
+          <w:p>
+            <w:pPr>
+              <w:spacing w:after="0" w:before="0"/>
+            </w:pPr>
+            <w:r>
+              <w:rPr>
+                <w:rFonts w:ascii="Calibri" w:cs="Calibri" w:eastAsia="Calibri" w:hAnsi="Calibri"/>
+                <w:b w:val="false"/>
+                <w:bCs w:val="false"/>
+                <w:i w:val="false"/>
+                <w:iCs w:val="false"/>
+                <w:color w:val="1A1F36"/>
+                <w:sz w:val="18"/>
+                <w:szCs w:val="18"/>
+              </w:rPr>
+              <w:t xml:space="preserve">Счёт не сходится с суммой по периодам.</w:t>
+            </w:r>
+          </w:p>
+        </w:tc>
+        <w:tc>
+          <w:tcPr>
+            <w:tcW w:type="dxa" w:w="4950"/>
+            <w:tcBorders>
+              <w:top w:val="single" w:color="C7CBDC" w:sz="4"/>
+              <w:left w:val="single" w:color="C7CBDC" w:sz="4"/>
+              <w:bottom w:val="single" w:color="C7CBDC" w:sz="4"/>
+              <w:right w:val="single" w:color="C7CBDC" w:sz="4"/>
+            </w:tcBorders>
+            <w:tcMar>
+              <w:top w:type="dxa" w:w="60"/>
+              <w:left w:type="dxa" w:w="90"/>
+              <w:bottom w:type="dxa" w:w="60"/>
+              <w:right w:type="dxa" w:w="90"/>
+            </w:tcMar>
+            <w:vAlign w:val="top"/>
+          </w:tcPr>
+          <w:p>
+            <w:pPr>
+              <w:spacing w:after="0" w:before="0"/>
+            </w:pPr>
+            <w:r>
+              <w:rPr>
+                <w:rFonts w:ascii="Calibri" w:cs="Calibri" w:eastAsia="Calibri" w:hAnsi="Calibri"/>
+                <w:b w:val="false"/>
+                <w:bCs w:val="false"/>
+                <w:i/>
+                <w:iCs/>
+                <w:color w:val="2B2F77"/>
+                <w:sz w:val="18"/>
+                <w:szCs w:val="18"/>
+              </w:rPr>
+              <w:t xml:space="preserve"/>
+            </w:r>
+          </w:p>
+        </w:tc>
+      </w:tr>
+      <w:tr>
+        <w:tc>
+          <w:tcPr>
+            <w:tcW w:type="dxa" w:w="900"/>
+            <w:tcBorders>
+              <w:top w:val="single" w:color="C7CBDC" w:sz="4"/>
+              <w:left w:val="single" w:color="C7CBDC" w:sz="4"/>
+              <w:bottom w:val="single" w:color="C7CBDC" w:sz="4"/>
+              <w:right w:val="single" w:color="C7CBDC" w:sz="4"/>
+            </w:tcBorders>
+            <w:tcMar>
+              <w:top w:type="dxa" w:w="60"/>
+              <w:left w:type="dxa" w:w="90"/>
+              <w:bottom w:type="dxa" w:w="60"/>
+              <w:right w:type="dxa" w:w="90"/>
+            </w:tcMar>
+            <w:vAlign w:val="top"/>
+          </w:tcPr>
+          <w:p>
+            <w:pPr>
+              <w:spacing w:after="0" w:before="0"/>
+            </w:pPr>
+            <w:r>
+              <w:rPr>
+                <w:rFonts w:ascii="Calibri" w:cs="Calibri" w:eastAsia="Calibri" w:hAnsi="Calibri"/>
+                <w:b/>
+                <w:bCs/>
+                <w:i w:val="false"/>
+                <w:iCs w:val="false"/>
+                <w:color w:val="1A1F36"/>
+                <w:sz w:val="18"/>
+                <w:szCs w:val="18"/>
+              </w:rPr>
+              <w:t xml:space="preserve">1336</w:t>
+            </w:r>
+          </w:p>
+        </w:tc>
+        <w:tc>
+          <w:tcPr>
+            <w:tcW w:type="dxa" w:w="2600"/>
+            <w:tcBorders>
+              <w:top w:val="single" w:color="C7CBDC" w:sz="4"/>
+              <w:left w:val="single" w:color="C7CBDC" w:sz="4"/>
+              <w:bottom w:val="single" w:color="C7CBDC" w:sz="4"/>
+              <w:right w:val="single" w:color="C7CBDC" w:sz="4"/>
+            </w:tcBorders>
+            <w:tcMar>
+              <w:top w:type="dxa" w:w="60"/>
+              <w:left w:type="dxa" w:w="90"/>
+              <w:bottom w:type="dxa" w:w="60"/>
+              <w:right w:type="dxa" w:w="90"/>
+            </w:tcMar>
+            <w:vAlign w:val="top"/>
+          </w:tcPr>
+          <w:p>
+            <w:pPr>
+              <w:spacing w:after="0"/>
+            </w:pPr>
+            <w:r>
+              <w:rPr>
+                <w:rFonts w:ascii="Calibri" w:cs="Calibri" w:eastAsia="Calibri" w:hAnsi="Calibri"/>
+                <w:b w:val="false"/>
+                <w:bCs w:val="false"/>
+                <w:i w:val="false"/>
+                <w:iCs w:val="false"/>
+                <w:color w:val="1A1F36"/>
+                <w:sz w:val="18"/>
+                <w:szCs w:val="18"/>
+              </w:rPr>
+              <w:t xml:space="preserve">15.09.2026  08:35</w:t>
+            </w:r>
+            <w:r>
+              <w:rPr>
+                <w:rFonts w:ascii="Calibri" w:cs="Calibri" w:eastAsia="Calibri" w:hAnsi="Calibri"/>
+                <w:b w:val="false"/>
+                <w:bCs w:val="false"/>
+                <w:i w:val="false"/>
+                <w:iCs w:val="false"/>
+                <w:color w:val="1A1F36"/>
+                <w:sz w:val="18"/>
+                <w:szCs w:val="18"/>
+              </w:rPr>
+              <w:br/>
+              <w:t xml:space="preserve">Байкал — Энергетик</w:t>
+            </w:r>
+          </w:p>
+        </w:tc>
+        <w:tc>
+          <w:tcPr>
+            <w:tcW w:type="dxa" w:w="2400"/>
+            <w:tcBorders>
+              <w:top w:val="single" w:color="C7CBDC" w:sz="4"/>
+              <w:left w:val="single" w:color="C7CBDC" w:sz="4"/>
+              <w:bottom w:val="single" w:color="C7CBDC" w:sz="4"/>
+              <w:right w:val="single" w:color="C7CBDC" w:sz="4"/>
+            </w:tcBorders>
+            <w:tcMar>
+              <w:top w:type="dxa" w:w="60"/>
+              <w:left w:type="dxa" w:w="90"/>
+              <w:bottom w:type="dxa" w:w="60"/>
+              <w:right w:type="dxa" w:w="90"/>
+            </w:tcMar>
+            <w:vAlign w:val="top"/>
+          </w:tcPr>
+          <w:p>
+            <w:pPr>
+              <w:spacing w:after="0"/>
+            </w:pPr>
+            <w:r>
+              <w:rPr>
+                <w:rFonts w:ascii="Calibri" w:cs="Calibri" w:eastAsia="Calibri" w:hAnsi="Calibri"/>
+                <w:b w:val="false"/>
+                <w:bCs w:val="false"/>
+                <w:i w:val="false"/>
+                <w:iCs w:val="false"/>
+                <w:color w:val="5A5F7A"/>
+                <w:sz w:val="18"/>
+                <w:szCs w:val="18"/>
+              </w:rPr>
+              <w:t xml:space="preserve">итог 3*1</w:t>
+            </w:r>
+            <w:r>
+              <w:rPr>
+                <w:rFonts w:ascii="Calibri" w:cs="Calibri" w:eastAsia="Calibri" w:hAnsi="Calibri"/>
+                <w:b w:val="false"/>
+                <w:bCs w:val="false"/>
+                <w:i w:val="false"/>
+                <w:iCs w:val="false"/>
+                <w:color w:val="5A5F7A"/>
+                <w:sz w:val="18"/>
+                <w:szCs w:val="18"/>
+              </w:rPr>
+              <w:br/>
+              <w:t xml:space="preserve">периоды 1*1 0*1 1*0 = 2:2</w:t>
+            </w:r>
+          </w:p>
+        </w:tc>
+        <w:tc>
+          <w:tcPr>
+            <w:tcW w:type="dxa" w:w="4400"/>
+            <w:tcBorders>
+              <w:top w:val="single" w:color="C7CBDC" w:sz="4"/>
+              <w:left w:val="single" w:color="C7CBDC" w:sz="4"/>
+              <w:bottom w:val="single" w:color="C7CBDC" w:sz="4"/>
+              <w:right w:val="single" w:color="C7CBDC" w:sz="4"/>
+            </w:tcBorders>
+            <w:tcMar>
+              <w:top w:type="dxa" w:w="60"/>
+              <w:left w:type="dxa" w:w="90"/>
+              <w:bottom w:type="dxa" w:w="60"/>
+              <w:right w:type="dxa" w:w="90"/>
+            </w:tcMar>
+            <w:vAlign w:val="top"/>
+          </w:tcPr>
+          <w:p>
+            <w:pPr>
+              <w:spacing w:after="0" w:before="0"/>
+            </w:pPr>
+            <w:r>
+              <w:rPr>
+                <w:rFonts w:ascii="Calibri" w:cs="Calibri" w:eastAsia="Calibri" w:hAnsi="Calibri"/>
+                <w:b w:val="false"/>
+                <w:bCs w:val="false"/>
+                <w:i w:val="false"/>
+                <w:iCs w:val="false"/>
+                <w:color w:val="1A1F36"/>
+                <w:sz w:val="18"/>
+                <w:szCs w:val="18"/>
+              </w:rPr>
+              <w:t xml:space="preserve">Счёт не сходится с суммой по периодам.</w:t>
+            </w:r>
+          </w:p>
+        </w:tc>
+        <w:tc>
+          <w:tcPr>
+            <w:tcW w:type="dxa" w:w="4950"/>
+            <w:tcBorders>
+              <w:top w:val="single" w:color="C7CBDC" w:sz="4"/>
+              <w:left w:val="single" w:color="C7CBDC" w:sz="4"/>
+              <w:bottom w:val="single" w:color="C7CBDC" w:sz="4"/>
+              <w:right w:val="single" w:color="C7CBDC" w:sz="4"/>
+            </w:tcBorders>
+            <w:tcMar>
+              <w:top w:type="dxa" w:w="60"/>
+              <w:left w:type="dxa" w:w="90"/>
+              <w:bottom w:type="dxa" w:w="60"/>
+              <w:right w:type="dxa" w:w="90"/>
+            </w:tcMar>
+            <w:vAlign w:val="top"/>
+          </w:tcPr>
+          <w:p>
+            <w:pPr>
+              <w:spacing w:after="0" w:before="0"/>
+            </w:pPr>
+            <w:r>
+              <w:rPr>
+                <w:rFonts w:ascii="Calibri" w:cs="Calibri" w:eastAsia="Calibri" w:hAnsi="Calibri"/>
+                <w:b w:val="false"/>
+                <w:bCs w:val="false"/>
+                <w:i/>
+                <w:iCs/>
+                <w:color w:val="2B2F77"/>
+                <w:sz w:val="18"/>
+                <w:szCs w:val="18"/>
+              </w:rPr>
+              <w:t xml:space="preserve"/>
+            </w:r>
+          </w:p>
+        </w:tc>
+      </w:tr>
+      <w:tr>
+        <w:tc>
+          <w:tcPr>
+            <w:tcW w:type="dxa" w:w="900"/>
+            <w:tcBorders>
+              <w:top w:val="single" w:color="C7CBDC" w:sz="4"/>
+              <w:left w:val="single" w:color="C7CBDC" w:sz="4"/>
+              <w:bottom w:val="single" w:color="C7CBDC" w:sz="4"/>
+              <w:right w:val="single" w:color="C7CBDC" w:sz="4"/>
+            </w:tcBorders>
+            <w:shd w:fill="F7F8FC" w:color="auto" w:val="clear"/>
+            <w:tcMar>
+              <w:top w:type="dxa" w:w="60"/>
+              <w:left w:type="dxa" w:w="90"/>
+              <w:bottom w:type="dxa" w:w="60"/>
+              <w:right w:type="dxa" w:w="90"/>
+            </w:tcMar>
+            <w:vAlign w:val="top"/>
+          </w:tcPr>
+          <w:p>
+            <w:pPr>
+              <w:spacing w:after="0" w:before="0"/>
+            </w:pPr>
+            <w:r>
+              <w:rPr>
+                <w:rFonts w:ascii="Calibri" w:cs="Calibri" w:eastAsia="Calibri" w:hAnsi="Calibri"/>
+                <w:b/>
+                <w:bCs/>
+                <w:i w:val="false"/>
+                <w:iCs w:val="false"/>
+                <w:color w:val="1A1F36"/>
+                <w:sz w:val="18"/>
+                <w:szCs w:val="18"/>
+              </w:rPr>
+              <w:t xml:space="preserve">1786</w:t>
+            </w:r>
+          </w:p>
+        </w:tc>
+        <w:tc>
+          <w:tcPr>
+            <w:tcW w:type="dxa" w:w="2600"/>
+            <w:tcBorders>
+              <w:top w:val="single" w:color="C7CBDC" w:sz="4"/>
+              <w:left w:val="single" w:color="C7CBDC" w:sz="4"/>
+              <w:bottom w:val="single" w:color="C7CBDC" w:sz="4"/>
+              <w:right w:val="single" w:color="C7CBDC" w:sz="4"/>
+            </w:tcBorders>
+            <w:shd w:fill="F7F8FC" w:color="auto" w:val="clear"/>
+            <w:tcMar>
+              <w:top w:type="dxa" w:w="60"/>
+              <w:left w:type="dxa" w:w="90"/>
+              <w:bottom w:type="dxa" w:w="60"/>
+              <w:right w:type="dxa" w:w="90"/>
+            </w:tcMar>
+            <w:vAlign w:val="top"/>
+          </w:tcPr>
+          <w:p>
+            <w:pPr>
+              <w:spacing w:after="0"/>
+            </w:pPr>
+            <w:r>
+              <w:rPr>
+                <w:rFonts w:ascii="Calibri" w:cs="Calibri" w:eastAsia="Calibri" w:hAnsi="Calibri"/>
+                <w:b w:val="false"/>
+                <w:bCs w:val="false"/>
+                <w:i w:val="false"/>
+                <w:iCs w:val="false"/>
+                <w:color w:val="1A1F36"/>
+                <w:sz w:val="18"/>
+                <w:szCs w:val="18"/>
+              </w:rPr>
+              <w:t xml:space="preserve">20.09.2026  07:35</w:t>
+            </w:r>
+            <w:r>
+              <w:rPr>
+                <w:rFonts w:ascii="Calibri" w:cs="Calibri" w:eastAsia="Calibri" w:hAnsi="Calibri"/>
+                <w:b w:val="false"/>
+                <w:bCs w:val="false"/>
+                <w:i w:val="false"/>
+                <w:iCs w:val="false"/>
+                <w:color w:val="1A1F36"/>
+                <w:sz w:val="18"/>
+                <w:szCs w:val="18"/>
+              </w:rPr>
+              <w:br/>
+              <w:t xml:space="preserve">Байкал — Металлист</w:t>
+            </w:r>
+          </w:p>
+        </w:tc>
+        <w:tc>
+          <w:tcPr>
+            <w:tcW w:type="dxa" w:w="2400"/>
+            <w:tcBorders>
+              <w:top w:val="single" w:color="C7CBDC" w:sz="4"/>
+              <w:left w:val="single" w:color="C7CBDC" w:sz="4"/>
+              <w:bottom w:val="single" w:color="C7CBDC" w:sz="4"/>
+              <w:right w:val="single" w:color="C7CBDC" w:sz="4"/>
+            </w:tcBorders>
+            <w:shd w:fill="F7F8FC" w:color="auto" w:val="clear"/>
+            <w:tcMar>
+              <w:top w:type="dxa" w:w="60"/>
+              <w:left w:type="dxa" w:w="90"/>
+              <w:bottom w:type="dxa" w:w="60"/>
+              <w:right w:type="dxa" w:w="90"/>
+            </w:tcMar>
+            <w:vAlign w:val="top"/>
+          </w:tcPr>
+          <w:p>
+            <w:pPr>
+              <w:spacing w:after="0"/>
+            </w:pPr>
+            <w:r>
+              <w:rPr>
+                <w:rFonts w:ascii="Calibri" w:cs="Calibri" w:eastAsia="Calibri" w:hAnsi="Calibri"/>
+                <w:b w:val="false"/>
+                <w:bCs w:val="false"/>
+                <w:i w:val="false"/>
+                <w:iCs w:val="false"/>
+                <w:color w:val="5A5F7A"/>
+                <w:sz w:val="18"/>
+                <w:szCs w:val="18"/>
+              </w:rPr>
+              <w:t xml:space="preserve">итог 5*4</w:t>
+            </w:r>
+            <w:r>
+              <w:rPr>
+                <w:rFonts w:ascii="Calibri" w:cs="Calibri" w:eastAsia="Calibri" w:hAnsi="Calibri"/>
+                <w:b w:val="false"/>
+                <w:bCs w:val="false"/>
+                <w:i w:val="false"/>
+                <w:iCs w:val="false"/>
+                <w:color w:val="5A5F7A"/>
+                <w:sz w:val="18"/>
+                <w:szCs w:val="18"/>
+              </w:rPr>
+              <w:br/>
+              <w:t xml:space="preserve">периоды 0*3 2*1 2*0 = 4:4</w:t>
+            </w:r>
+          </w:p>
+        </w:tc>
+        <w:tc>
+          <w:tcPr>
+            <w:tcW w:type="dxa" w:w="4400"/>
+            <w:tcBorders>
+              <w:top w:val="single" w:color="C7CBDC" w:sz="4"/>
+              <w:left w:val="single" w:color="C7CBDC" w:sz="4"/>
+              <w:bottom w:val="single" w:color="C7CBDC" w:sz="4"/>
+              <w:right w:val="single" w:color="C7CBDC" w:sz="4"/>
+            </w:tcBorders>
+            <w:shd w:fill="F7F8FC" w:color="auto" w:val="clear"/>
+            <w:tcMar>
+              <w:top w:type="dxa" w:w="60"/>
+              <w:left w:type="dxa" w:w="90"/>
+              <w:bottom w:type="dxa" w:w="60"/>
+              <w:right w:type="dxa" w:w="90"/>
+            </w:tcMar>
+            <w:vAlign w:val="top"/>
+          </w:tcPr>
+          <w:p>
+            <w:pPr>
+              <w:spacing w:after="0" w:before="0"/>
+            </w:pPr>
+            <w:r>
+              <w:rPr>
+                <w:rFonts w:ascii="Calibri" w:cs="Calibri" w:eastAsia="Calibri" w:hAnsi="Calibri"/>
+                <w:b w:val="false"/>
+                <w:bCs w:val="false"/>
+                <w:i w:val="false"/>
+                <w:iCs w:val="false"/>
+                <w:color w:val="1A1F36"/>
+                <w:sz w:val="18"/>
+                <w:szCs w:val="18"/>
+              </w:rPr>
+              <w:t xml:space="preserve">После трёх периодов ничья, а буллиты не записаны.</w:t>
+            </w:r>
+          </w:p>
+        </w:tc>
+        <w:tc>
+          <w:tcPr>
+            <w:tcW w:type="dxa" w:w="4950"/>
+            <w:tcBorders>
+              <w:top w:val="single" w:color="C7CBDC" w:sz="4"/>
+              <w:left w:val="single" w:color="C7CBDC" w:sz="4"/>
+              <w:bottom w:val="single" w:color="C7CBDC" w:sz="4"/>
+              <w:right w:val="single" w:color="C7CBDC" w:sz="4"/>
+            </w:tcBorders>
+            <w:tcMar>
+              <w:top w:type="dxa" w:w="60"/>
+              <w:left w:type="dxa" w:w="90"/>
+              <w:bottom w:type="dxa" w:w="60"/>
+              <w:right w:type="dxa" w:w="90"/>
+            </w:tcMar>
+            <w:vAlign w:val="top"/>
+          </w:tcPr>
+          <w:p>
+            <w:pPr>
+              <w:spacing w:after="0" w:before="0"/>
+            </w:pPr>
+            <w:r>
+              <w:rPr>
+                <w:rFonts w:ascii="Calibri" w:cs="Calibri" w:eastAsia="Calibri" w:hAnsi="Calibri"/>
+                <w:b w:val="false"/>
+                <w:bCs w:val="false"/>
+                <w:i/>
+                <w:iCs/>
+                <w:color w:val="2B2F77"/>
+                <w:sz w:val="18"/>
+                <w:szCs w:val="18"/>
+              </w:rPr>
+              <w:t xml:space="preserve">Похоже на победу по буллитам: дописать буллиты четвёртым периодом 1:0, как в остальных матчах файла. Подтверждаете?</w:t>
+            </w:r>
+          </w:p>
+        </w:tc>
+      </w:tr>
+      <w:tr>
+        <w:tc>
+          <w:tcPr>
+            <w:tcW w:type="dxa" w:w="900"/>
+            <w:tcBorders>
+              <w:top w:val="single" w:color="C7CBDC" w:sz="4"/>
+              <w:left w:val="single" w:color="C7CBDC" w:sz="4"/>
+              <w:bottom w:val="single" w:color="C7CBDC" w:sz="4"/>
+              <w:right w:val="single" w:color="C7CBDC" w:sz="4"/>
+            </w:tcBorders>
+            <w:tcMar>
+              <w:top w:type="dxa" w:w="60"/>
+              <w:left w:type="dxa" w:w="90"/>
+              <w:bottom w:type="dxa" w:w="60"/>
+              <w:right w:type="dxa" w:w="90"/>
+            </w:tcMar>
+            <w:vAlign w:val="top"/>
+          </w:tcPr>
+          <w:p>
+            <w:pPr>
+              <w:spacing w:after="0" w:before="0"/>
+            </w:pPr>
+            <w:r>
+              <w:rPr>
+                <w:rFonts w:ascii="Calibri" w:cs="Calibri" w:eastAsia="Calibri" w:hAnsi="Calibri"/>
+                <w:b/>
+                <w:bCs/>
+                <w:i w:val="false"/>
+                <w:iCs w:val="false"/>
+                <w:color w:val="1A1F36"/>
+                <w:sz w:val="18"/>
+                <w:szCs w:val="18"/>
+              </w:rPr>
+              <w:t xml:space="preserve">1801</w:t>
+            </w:r>
+          </w:p>
+        </w:tc>
+        <w:tc>
+          <w:tcPr>
+            <w:tcW w:type="dxa" w:w="2600"/>
+            <w:tcBorders>
+              <w:top w:val="single" w:color="C7CBDC" w:sz="4"/>
+              <w:left w:val="single" w:color="C7CBDC" w:sz="4"/>
+              <w:bottom w:val="single" w:color="C7CBDC" w:sz="4"/>
+              <w:right w:val="single" w:color="C7CBDC" w:sz="4"/>
+            </w:tcBorders>
+            <w:tcMar>
+              <w:top w:type="dxa" w:w="60"/>
+              <w:left w:type="dxa" w:w="90"/>
+              <w:bottom w:type="dxa" w:w="60"/>
+              <w:right w:type="dxa" w:w="90"/>
+            </w:tcMar>
+            <w:vAlign w:val="top"/>
+          </w:tcPr>
+          <w:p>
+            <w:pPr>
+              <w:spacing w:after="0"/>
+            </w:pPr>
+            <w:r>
+              <w:rPr>
+                <w:rFonts w:ascii="Calibri" w:cs="Calibri" w:eastAsia="Calibri" w:hAnsi="Calibri"/>
+                <w:b w:val="false"/>
+                <w:bCs w:val="false"/>
+                <w:i w:val="false"/>
+                <w:iCs w:val="false"/>
+                <w:color w:val="1A1F36"/>
+                <w:sz w:val="18"/>
+                <w:szCs w:val="18"/>
+              </w:rPr>
+              <w:t xml:space="preserve">20.09.2026  08:25</w:t>
+            </w:r>
+            <w:r>
+              <w:rPr>
+                <w:rFonts w:ascii="Calibri" w:cs="Calibri" w:eastAsia="Calibri" w:hAnsi="Calibri"/>
+                <w:b w:val="false"/>
+                <w:bCs w:val="false"/>
+                <w:i w:val="false"/>
+                <w:iCs w:val="false"/>
+                <w:color w:val="1A1F36"/>
+                <w:sz w:val="18"/>
+                <w:szCs w:val="18"/>
+              </w:rPr>
+              <w:br/>
+              <w:t xml:space="preserve">Энергетик — Партизан</w:t>
+            </w:r>
+          </w:p>
+        </w:tc>
+        <w:tc>
+          <w:tcPr>
+            <w:tcW w:type="dxa" w:w="2400"/>
+            <w:tcBorders>
+              <w:top w:val="single" w:color="C7CBDC" w:sz="4"/>
+              <w:left w:val="single" w:color="C7CBDC" w:sz="4"/>
+              <w:bottom w:val="single" w:color="C7CBDC" w:sz="4"/>
+              <w:right w:val="single" w:color="C7CBDC" w:sz="4"/>
+            </w:tcBorders>
+            <w:tcMar>
+              <w:top w:type="dxa" w:w="60"/>
+              <w:left w:type="dxa" w:w="90"/>
+              <w:bottom w:type="dxa" w:w="60"/>
+              <w:right w:type="dxa" w:w="90"/>
+            </w:tcMar>
+            <w:vAlign w:val="top"/>
+          </w:tcPr>
+          <w:p>
+            <w:pPr>
+              <w:spacing w:after="0"/>
+            </w:pPr>
+            <w:r>
+              <w:rPr>
+                <w:rFonts w:ascii="Calibri" w:cs="Calibri" w:eastAsia="Calibri" w:hAnsi="Calibri"/>
+                <w:b w:val="false"/>
+                <w:bCs w:val="false"/>
+                <w:i w:val="false"/>
+                <w:iCs w:val="false"/>
+                <w:color w:val="5A5F7A"/>
+                <w:sz w:val="18"/>
+                <w:szCs w:val="18"/>
+              </w:rPr>
+              <w:t xml:space="preserve">итог 5*1</w:t>
+            </w:r>
+            <w:r>
+              <w:rPr>
+                <w:rFonts w:ascii="Calibri" w:cs="Calibri" w:eastAsia="Calibri" w:hAnsi="Calibri"/>
+                <w:b w:val="false"/>
+                <w:bCs w:val="false"/>
+                <w:i w:val="false"/>
+                <w:iCs w:val="false"/>
+                <w:color w:val="5A5F7A"/>
+                <w:sz w:val="18"/>
+                <w:szCs w:val="18"/>
+              </w:rPr>
+              <w:br/>
+              <w:t xml:space="preserve">периоды 3*1 2*0 0*1 = 5:2</w:t>
+            </w:r>
+          </w:p>
+        </w:tc>
+        <w:tc>
+          <w:tcPr>
+            <w:tcW w:type="dxa" w:w="4400"/>
+            <w:tcBorders>
+              <w:top w:val="single" w:color="C7CBDC" w:sz="4"/>
+              <w:left w:val="single" w:color="C7CBDC" w:sz="4"/>
+              <w:bottom w:val="single" w:color="C7CBDC" w:sz="4"/>
+              <w:right w:val="single" w:color="C7CBDC" w:sz="4"/>
+            </w:tcBorders>
+            <w:tcMar>
+              <w:top w:type="dxa" w:w="60"/>
+              <w:left w:type="dxa" w:w="90"/>
+              <w:bottom w:type="dxa" w:w="60"/>
+              <w:right w:type="dxa" w:w="90"/>
+            </w:tcMar>
+            <w:vAlign w:val="top"/>
+          </w:tcPr>
+          <w:p>
+            <w:pPr>
+              <w:spacing w:after="0" w:before="0"/>
+            </w:pPr>
+            <w:r>
+              <w:rPr>
+                <w:rFonts w:ascii="Calibri" w:cs="Calibri" w:eastAsia="Calibri" w:hAnsi="Calibri"/>
+                <w:b w:val="false"/>
+                <w:bCs w:val="false"/>
+                <w:i w:val="false"/>
+                <w:iCs w:val="false"/>
+                <w:color w:val="1A1F36"/>
+                <w:sz w:val="18"/>
+                <w:szCs w:val="18"/>
+              </w:rPr>
+              <w:t xml:space="preserve">Счёт не сходится с суммой по периодам.</w:t>
+            </w:r>
+          </w:p>
+        </w:tc>
+        <w:tc>
+          <w:tcPr>
+            <w:tcW w:type="dxa" w:w="4950"/>
+            <w:tcBorders>
+              <w:top w:val="single" w:color="C7CBDC" w:sz="4"/>
+              <w:left w:val="single" w:color="C7CBDC" w:sz="4"/>
+              <w:bottom w:val="single" w:color="C7CBDC" w:sz="4"/>
+              <w:right w:val="single" w:color="C7CBDC" w:sz="4"/>
+            </w:tcBorders>
+            <w:tcMar>
+              <w:top w:type="dxa" w:w="60"/>
+              <w:left w:type="dxa" w:w="90"/>
+              <w:bottom w:type="dxa" w:w="60"/>
+              <w:right w:type="dxa" w:w="90"/>
+            </w:tcMar>
+            <w:vAlign w:val="top"/>
+          </w:tcPr>
+          <w:p>
+            <w:pPr>
+              <w:spacing w:after="0" w:before="0"/>
+            </w:pPr>
+            <w:r>
+              <w:rPr>
+                <w:rFonts w:ascii="Calibri" w:cs="Calibri" w:eastAsia="Calibri" w:hAnsi="Calibri"/>
+                <w:b w:val="false"/>
+                <w:bCs w:val="false"/>
+                <w:i/>
+                <w:iCs/>
+                <w:color w:val="2B2F77"/>
+                <w:sz w:val="18"/>
+                <w:szCs w:val="18"/>
+              </w:rPr>
+              <w:t xml:space="preserve"/>
+            </w:r>
+          </w:p>
+        </w:tc>
+      </w:tr>
+      <w:tr>
+        <w:tc>
+          <w:tcPr>
+            <w:tcW w:type="dxa" w:w="900"/>
+            <w:tcBorders>
+              <w:top w:val="single" w:color="C7CBDC" w:sz="4"/>
+              <w:left w:val="single" w:color="C7CBDC" w:sz="4"/>
+              <w:bottom w:val="single" w:color="C7CBDC" w:sz="4"/>
+              <w:right w:val="single" w:color="C7CBDC" w:sz="4"/>
+            </w:tcBorders>
+            <w:shd w:fill="F7F8FC" w:color="auto" w:val="clear"/>
+            <w:tcMar>
+              <w:top w:type="dxa" w:w="60"/>
+              <w:left w:type="dxa" w:w="90"/>
+              <w:bottom w:type="dxa" w:w="60"/>
+              <w:right w:type="dxa" w:w="90"/>
+            </w:tcMar>
+            <w:vAlign w:val="top"/>
+          </w:tcPr>
+          <w:p>
+            <w:pPr>
+              <w:spacing w:after="0" w:before="0"/>
+            </w:pPr>
+            <w:r>
+              <w:rPr>
+                <w:rFonts w:ascii="Calibri" w:cs="Calibri" w:eastAsia="Calibri" w:hAnsi="Calibri"/>
+                <w:b/>
+                <w:bCs/>
+                <w:i w:val="false"/>
+                <w:iCs w:val="false"/>
+                <w:color w:val="1A1F36"/>
+                <w:sz w:val="18"/>
+                <w:szCs w:val="18"/>
+              </w:rPr>
+              <w:t xml:space="preserve">2311</w:t>
+            </w:r>
+          </w:p>
+        </w:tc>
+        <w:tc>
+          <w:tcPr>
+            <w:tcW w:type="dxa" w:w="2600"/>
+            <w:tcBorders>
+              <w:top w:val="single" w:color="C7CBDC" w:sz="4"/>
+              <w:left w:val="single" w:color="C7CBDC" w:sz="4"/>
+              <w:bottom w:val="single" w:color="C7CBDC" w:sz="4"/>
+              <w:right w:val="single" w:color="C7CBDC" w:sz="4"/>
+            </w:tcBorders>
+            <w:shd w:fill="F7F8FC" w:color="auto" w:val="clear"/>
+            <w:tcMar>
+              <w:top w:type="dxa" w:w="60"/>
+              <w:left w:type="dxa" w:w="90"/>
+              <w:bottom w:type="dxa" w:w="60"/>
+              <w:right w:type="dxa" w:w="90"/>
+            </w:tcMar>
+            <w:vAlign w:val="top"/>
+          </w:tcPr>
+          <w:p>
+            <w:pPr>
+              <w:spacing w:after="0"/>
+            </w:pPr>
+            <w:r>
+              <w:rPr>
+                <w:rFonts w:ascii="Calibri" w:cs="Calibri" w:eastAsia="Calibri" w:hAnsi="Calibri"/>
+                <w:b w:val="false"/>
+                <w:bCs w:val="false"/>
+                <w:i w:val="false"/>
+                <w:iCs w:val="false"/>
+                <w:color w:val="1A1F36"/>
+                <w:sz w:val="18"/>
+                <w:szCs w:val="18"/>
+              </w:rPr>
+              <w:t xml:space="preserve">25.09.2026  07:45</w:t>
+            </w:r>
+            <w:r>
+              <w:rPr>
+                <w:rFonts w:ascii="Calibri" w:cs="Calibri" w:eastAsia="Calibri" w:hAnsi="Calibri"/>
+                <w:b w:val="false"/>
+                <w:bCs w:val="false"/>
+                <w:i w:val="false"/>
+                <w:iCs w:val="false"/>
+                <w:color w:val="1A1F36"/>
+                <w:sz w:val="18"/>
+                <w:szCs w:val="18"/>
+              </w:rPr>
+              <w:br/>
+              <w:t xml:space="preserve">Энергетик — Байкал</w:t>
+            </w:r>
+          </w:p>
+        </w:tc>
+        <w:tc>
+          <w:tcPr>
+            <w:tcW w:type="dxa" w:w="2400"/>
+            <w:tcBorders>
+              <w:top w:val="single" w:color="C7CBDC" w:sz="4"/>
+              <w:left w:val="single" w:color="C7CBDC" w:sz="4"/>
+              <w:bottom w:val="single" w:color="C7CBDC" w:sz="4"/>
+              <w:right w:val="single" w:color="C7CBDC" w:sz="4"/>
+            </w:tcBorders>
+            <w:shd w:fill="F7F8FC" w:color="auto" w:val="clear"/>
+            <w:tcMar>
+              <w:top w:type="dxa" w:w="60"/>
+              <w:left w:type="dxa" w:w="90"/>
+              <w:bottom w:type="dxa" w:w="60"/>
+              <w:right w:type="dxa" w:w="90"/>
+            </w:tcMar>
+            <w:vAlign w:val="top"/>
+          </w:tcPr>
+          <w:p>
+            <w:pPr>
+              <w:spacing w:after="0"/>
+            </w:pPr>
+            <w:r>
+              <w:rPr>
+                <w:rFonts w:ascii="Calibri" w:cs="Calibri" w:eastAsia="Calibri" w:hAnsi="Calibri"/>
+                <w:b w:val="false"/>
+                <w:bCs w:val="false"/>
+                <w:i w:val="false"/>
+                <w:iCs w:val="false"/>
+                <w:color w:val="5A5F7A"/>
+                <w:sz w:val="18"/>
+                <w:szCs w:val="18"/>
+              </w:rPr>
+              <w:t xml:space="preserve">итог 2*3</w:t>
+            </w:r>
+            <w:r>
+              <w:rPr>
+                <w:rFonts w:ascii="Calibri" w:cs="Calibri" w:eastAsia="Calibri" w:hAnsi="Calibri"/>
+                <w:b w:val="false"/>
+                <w:bCs w:val="false"/>
+                <w:i w:val="false"/>
+                <w:iCs w:val="false"/>
+                <w:color w:val="5A5F7A"/>
+                <w:sz w:val="18"/>
+                <w:szCs w:val="18"/>
+              </w:rPr>
+              <w:br/>
+              <w:t xml:space="preserve">периоды 0*1 0*1 2*1 0*1 = 2:4</w:t>
+            </w:r>
+          </w:p>
+        </w:tc>
+        <w:tc>
+          <w:tcPr>
+            <w:tcW w:type="dxa" w:w="4400"/>
+            <w:tcBorders>
+              <w:top w:val="single" w:color="C7CBDC" w:sz="4"/>
+              <w:left w:val="single" w:color="C7CBDC" w:sz="4"/>
+              <w:bottom w:val="single" w:color="C7CBDC" w:sz="4"/>
+              <w:right w:val="single" w:color="C7CBDC" w:sz="4"/>
+            </w:tcBorders>
+            <w:shd w:fill="F7F8FC" w:color="auto" w:val="clear"/>
+            <w:tcMar>
+              <w:top w:type="dxa" w:w="60"/>
+              <w:left w:type="dxa" w:w="90"/>
+              <w:bottom w:type="dxa" w:w="60"/>
+              <w:right w:type="dxa" w:w="90"/>
+            </w:tcMar>
+            <w:vAlign w:val="top"/>
+          </w:tcPr>
+          <w:p>
+            <w:pPr>
+              <w:spacing w:after="0" w:before="0"/>
+            </w:pPr>
+            <w:r>
+              <w:rPr>
+                <w:rFonts w:ascii="Calibri" w:cs="Calibri" w:eastAsia="Calibri" w:hAnsi="Calibri"/>
+                <w:b w:val="false"/>
+                <w:bCs w:val="false"/>
+                <w:i w:val="false"/>
+                <w:iCs w:val="false"/>
+                <w:color w:val="1A1F36"/>
+                <w:sz w:val="18"/>
+                <w:szCs w:val="18"/>
+              </w:rPr>
+              <w:t xml:space="preserve">Счёт не сходится с суммой по периодам: лишний четвёртый период 0*1, а сумма трёх периодов совпадает с итогом.</w:t>
+            </w:r>
+          </w:p>
+        </w:tc>
+        <w:tc>
+          <w:tcPr>
+            <w:tcW w:type="dxa" w:w="4950"/>
+            <w:tcBorders>
+              <w:top w:val="single" w:color="C7CBDC" w:sz="4"/>
+              <w:left w:val="single" w:color="C7CBDC" w:sz="4"/>
+              <w:bottom w:val="single" w:color="C7CBDC" w:sz="4"/>
+              <w:right w:val="single" w:color="C7CBDC" w:sz="4"/>
+            </w:tcBorders>
+            <w:tcMar>
+              <w:top w:type="dxa" w:w="60"/>
+              <w:left w:type="dxa" w:w="90"/>
+              <w:bottom w:type="dxa" w:w="60"/>
+              <w:right w:type="dxa" w:w="90"/>
+            </w:tcMar>
+            <w:vAlign w:val="top"/>
+          </w:tcPr>
+          <w:p>
+            <w:pPr>
+              <w:spacing w:after="0" w:before="0"/>
+            </w:pPr>
+            <w:r>
+              <w:rPr>
+                <w:rFonts w:ascii="Calibri" w:cs="Calibri" w:eastAsia="Calibri" w:hAnsi="Calibri"/>
+                <w:b w:val="false"/>
+                <w:bCs w:val="false"/>
+                <w:i/>
+                <w:iCs/>
+                <w:color w:val="2B2F77"/>
+                <w:sz w:val="18"/>
+                <w:szCs w:val="18"/>
+              </w:rPr>
+              <w:t xml:space="preserve">Похоже, четвёртый период 0*1 записан по ошибке: после трёх периодов ничьей нет. Убрать его? Подтверждаете?</w:t>
+            </w:r>
+          </w:p>
+        </w:tc>
+      </w:tr>
+      <w:tr>
+        <w:tc>
+          <w:tcPr>
+            <w:tcW w:type="dxa" w:w="900"/>
+            <w:tcBorders>
+              <w:top w:val="single" w:color="C7CBDC" w:sz="4"/>
+              <w:left w:val="single" w:color="C7CBDC" w:sz="4"/>
+              <w:bottom w:val="single" w:color="C7CBDC" w:sz="4"/>
+              <w:right w:val="single" w:color="C7CBDC" w:sz="4"/>
+            </w:tcBorders>
+            <w:tcMar>
+              <w:top w:type="dxa" w:w="60"/>
+              <w:left w:type="dxa" w:w="90"/>
+              <w:bottom w:type="dxa" w:w="60"/>
+              <w:right w:type="dxa" w:w="90"/>
+            </w:tcMar>
+            <w:vAlign w:val="top"/>
+          </w:tcPr>
+          <w:p>
+            <w:pPr>
+              <w:spacing w:after="0" w:before="0"/>
+            </w:pPr>
+            <w:r>
+              <w:rPr>
+                <w:rFonts w:ascii="Calibri" w:cs="Calibri" w:eastAsia="Calibri" w:hAnsi="Calibri"/>
+                <w:b/>
+                <w:bCs/>
+                <w:i w:val="false"/>
+                <w:iCs w:val="false"/>
+                <w:color w:val="1A1F36"/>
+                <w:sz w:val="18"/>
+                <w:szCs w:val="18"/>
+              </w:rPr>
+              <w:t xml:space="preserve">1276</w:t>
+            </w:r>
+          </w:p>
+        </w:tc>
+        <w:tc>
+          <w:tcPr>
+            <w:tcW w:type="dxa" w:w="2600"/>
+            <w:tcBorders>
+              <w:top w:val="single" w:color="C7CBDC" w:sz="4"/>
+              <w:left w:val="single" w:color="C7CBDC" w:sz="4"/>
+              <w:bottom w:val="single" w:color="C7CBDC" w:sz="4"/>
+              <w:right w:val="single" w:color="C7CBDC" w:sz="4"/>
+            </w:tcBorders>
+            <w:tcMar>
+              <w:top w:type="dxa" w:w="60"/>
+              <w:left w:type="dxa" w:w="90"/>
+              <w:bottom w:type="dxa" w:w="60"/>
+              <w:right w:type="dxa" w:w="90"/>
+            </w:tcMar>
+            <w:vAlign w:val="top"/>
+          </w:tcPr>
+          <w:p>
+            <w:pPr>
+              <w:spacing w:after="0"/>
+            </w:pPr>
+            <w:r>
+              <w:rPr>
+                <w:rFonts w:ascii="Calibri" w:cs="Calibri" w:eastAsia="Calibri" w:hAnsi="Calibri"/>
+                <w:b w:val="false"/>
+                <w:bCs w:val="false"/>
+                <w:i w:val="false"/>
+                <w:iCs w:val="false"/>
+                <w:color w:val="1A1F36"/>
+                <w:sz w:val="18"/>
+                <w:szCs w:val="18"/>
+              </w:rPr>
+              <w:t xml:space="preserve">дата из другого месяца</w:t>
+            </w:r>
+          </w:p>
+        </w:tc>
+        <w:tc>
+          <w:tcPr>
+            <w:tcW w:type="dxa" w:w="2400"/>
+            <w:tcBorders>
+              <w:top w:val="single" w:color="C7CBDC" w:sz="4"/>
+              <w:left w:val="single" w:color="C7CBDC" w:sz="4"/>
+              <w:bottom w:val="single" w:color="C7CBDC" w:sz="4"/>
+              <w:right w:val="single" w:color="C7CBDC" w:sz="4"/>
+            </w:tcBorders>
+            <w:tcMar>
+              <w:top w:type="dxa" w:w="60"/>
+              <w:left w:type="dxa" w:w="90"/>
+              <w:bottom w:type="dxa" w:w="60"/>
+              <w:right w:type="dxa" w:w="90"/>
+            </w:tcMar>
+            <w:vAlign w:val="top"/>
+          </w:tcPr>
+          <w:p>
+            <w:pPr>
+              <w:spacing w:after="0"/>
+            </w:pPr>
+            <w:r>
+              <w:rPr>
+                <w:rFonts w:ascii="Calibri" w:cs="Calibri" w:eastAsia="Calibri" w:hAnsi="Calibri"/>
+                <w:b w:val="false"/>
+                <w:bCs w:val="false"/>
+                <w:i w:val="false"/>
+                <w:iCs w:val="false"/>
+                <w:color w:val="5A5F7A"/>
+                <w:sz w:val="18"/>
+                <w:szCs w:val="18"/>
+              </w:rPr>
+              <w:t xml:space="preserve">—</w:t>
+            </w:r>
+          </w:p>
+        </w:tc>
+        <w:tc>
+          <w:tcPr>
+            <w:tcW w:type="dxa" w:w="4400"/>
+            <w:tcBorders>
+              <w:top w:val="single" w:color="C7CBDC" w:sz="4"/>
+              <w:left w:val="single" w:color="C7CBDC" w:sz="4"/>
+              <w:bottom w:val="single" w:color="C7CBDC" w:sz="4"/>
+              <w:right w:val="single" w:color="C7CBDC" w:sz="4"/>
+            </w:tcBorders>
+            <w:tcMar>
+              <w:top w:type="dxa" w:w="60"/>
+              <w:left w:type="dxa" w:w="90"/>
+              <w:bottom w:type="dxa" w:w="60"/>
+              <w:right w:type="dxa" w:w="90"/>
+            </w:tcMar>
+            <w:vAlign w:val="top"/>
+          </w:tcPr>
+          <w:p>
+            <w:pPr>
+              <w:spacing w:after="0" w:before="0"/>
+            </w:pPr>
+            <w:r>
+              <w:rPr>
+                <w:rFonts w:ascii="Calibri" w:cs="Calibri" w:eastAsia="Calibri" w:hAnsi="Calibri"/>
+                <w:b w:val="false"/>
+                <w:bCs w:val="false"/>
+                <w:i w:val="false"/>
+                <w:iCs w:val="false"/>
+                <w:color w:val="1A1F36"/>
+                <w:sz w:val="18"/>
+                <w:szCs w:val="18"/>
+              </w:rPr>
+              <w:t xml:space="preserve">Файл за 09.2026, а в 1 матче стоит другая дата: 14.06.2026. Эти матчи относятся к этому файлу?</w:t>
+            </w:r>
+          </w:p>
+        </w:tc>
+        <w:tc>
+          <w:tcPr>
+            <w:tcW w:type="dxa" w:w="4950"/>
+            <w:tcBorders>
+              <w:top w:val="single" w:color="C7CBDC" w:sz="4"/>
+              <w:left w:val="single" w:color="C7CBDC" w:sz="4"/>
+              <w:bottom w:val="single" w:color="C7CBDC" w:sz="4"/>
+              <w:right w:val="single" w:color="C7CBDC" w:sz="4"/>
+            </w:tcBorders>
+            <w:tcMar>
+              <w:top w:type="dxa" w:w="60"/>
+              <w:left w:type="dxa" w:w="90"/>
+              <w:bottom w:type="dxa" w:w="60"/>
+              <w:right w:type="dxa" w:w="90"/>
+            </w:tcMar>
+            <w:vAlign w:val="top"/>
+          </w:tcPr>
+          <w:p>
+            <w:pPr>
+              <w:spacing w:after="0" w:before="0"/>
+            </w:pPr>
+            <w:r>
+              <w:rPr>
+                <w:rFonts w:ascii="Calibri" w:cs="Calibri" w:eastAsia="Calibri" w:hAnsi="Calibri"/>
+                <w:b w:val="false"/>
+                <w:bCs w:val="false"/>
+                <w:i/>
+                <w:iCs/>
+                <w:color w:val="2B2F77"/>
+                <w:sz w:val="18"/>
+                <w:szCs w:val="18"/>
               </w:rPr>
               <w:t xml:space="preserve"/>
             </w:r>
@@ -2957,9 +7506,10 @@
       </w:tblPr>
       <w:tblGrid>
         <w:gridCol w:w="5200"/>
-        <w:gridCol w:w="2483"/>
-        <w:gridCol w:w="2483"/>
-        <w:gridCol w:w="2484"/>
+        <w:gridCol w:w="1862"/>
+        <w:gridCol w:w="1862"/>
+        <w:gridCol w:w="1862"/>
+        <w:gridCol w:w="1864"/>
         <w:gridCol w:w="2600"/>
       </w:tblGrid>
       <w:tr>
@@ -3005,7 +7555,7 @@
         </w:tc>
         <w:tc>
           <w:tcPr>
-            <w:tcW w:type="dxa" w:w="2483"/>
+            <w:tcW w:type="dxa" w:w="1862"/>
             <w:tcBorders>
               <w:top w:val="single" w:color="C7CBDC" w:sz="4"/>
               <w:left w:val="single" w:color="C7CBDC" w:sz="4"/>
@@ -3042,7 +7592,7 @@
         </w:tc>
         <w:tc>
           <w:tcPr>
-            <w:tcW w:type="dxa" w:w="2483"/>
+            <w:tcW w:type="dxa" w:w="1862"/>
             <w:tcBorders>
               <w:top w:val="single" w:color="C7CBDC" w:sz="4"/>
               <w:left w:val="single" w:color="C7CBDC" w:sz="4"/>
@@ -3079,7 +7629,7 @@
         </w:tc>
         <w:tc>
           <w:tcPr>
-            <w:tcW w:type="dxa" w:w="2484"/>
+            <w:tcW w:type="dxa" w:w="1862"/>
             <w:tcBorders>
               <w:top w:val="single" w:color="C7CBDC" w:sz="4"/>
               <w:left w:val="single" w:color="C7CBDC" w:sz="4"/>
@@ -3110,13 +7660,13 @@
                 <w:sz w:val="18"/>
                 <w:szCs w:val="18"/>
               </w:rPr>
-              <w:t xml:space="preserve">Всего</w:t>
-            </w:r>
-          </w:p>
-        </w:tc>
-        <w:tc>
-          <w:tcPr>
-            <w:tcW w:type="dxa" w:w="2600"/>
+              <w:t xml:space="preserve">Сентябрь 2026</w:t>
+            </w:r>
+          </w:p>
+        </w:tc>
+        <w:tc>
+          <w:tcPr>
+            <w:tcW w:type="dxa" w:w="1864"/>
             <w:tcBorders>
               <w:top w:val="single" w:color="C7CBDC" w:sz="4"/>
               <w:left w:val="single" w:color="C7CBDC" w:sz="4"/>
@@ -3146,6 +7696,43 @@
                 <w:color w:val="1A1F36"/>
                 <w:sz w:val="18"/>
                 <w:szCs w:val="18"/>
+              </w:rPr>
+              <w:t xml:space="preserve">Всего</w:t>
+            </w:r>
+          </w:p>
+        </w:tc>
+        <w:tc>
+          <w:tcPr>
+            <w:tcW w:type="dxa" w:w="2600"/>
+            <w:tcBorders>
+              <w:top w:val="single" w:color="C7CBDC" w:sz="4"/>
+              <w:left w:val="single" w:color="C7CBDC" w:sz="4"/>
+              <w:bottom w:val="single" w:color="C7CBDC" w:sz="4"/>
+              <w:right w:val="single" w:color="C7CBDC" w:sz="4"/>
+            </w:tcBorders>
+            <w:shd w:fill="EEF0F7" w:color="auto" w:val="clear"/>
+            <w:tcMar>
+              <w:top w:type="dxa" w:w="60"/>
+              <w:left w:type="dxa" w:w="90"/>
+              <w:bottom w:type="dxa" w:w="60"/>
+              <w:right w:type="dxa" w:w="90"/>
+            </w:tcMar>
+            <w:vAlign w:val="top"/>
+          </w:tcPr>
+          <w:p>
+            <w:pPr>
+              <w:spacing w:after="0" w:before="0"/>
+            </w:pPr>
+            <w:r>
+              <w:rPr>
+                <w:rFonts w:ascii="Calibri" w:cs="Calibri" w:eastAsia="Calibri" w:hAnsi="Calibri"/>
+                <w:b/>
+                <w:bCs/>
+                <w:i w:val="false"/>
+                <w:iCs w:val="false"/>
+                <w:color w:val="1A1F36"/>
+                <w:sz w:val="18"/>
+                <w:szCs w:val="18"/>
                 <w:highlight w:val="yellow"/>
                 <w:highlightCs w:val="yellow"/>
               </w:rPr>
@@ -3193,7 +7780,7 @@
         </w:tc>
         <w:tc>
           <w:tcPr>
-            <w:tcW w:type="dxa" w:w="2483"/>
+            <w:tcW w:type="dxa" w:w="1862"/>
             <w:tcBorders>
               <w:top w:val="single" w:color="C7CBDC" w:sz="4"/>
               <w:left w:val="single" w:color="C7CBDC" w:sz="4"/>
@@ -3230,7 +7817,7 @@
         </w:tc>
         <w:tc>
           <w:tcPr>
-            <w:tcW w:type="dxa" w:w="2483"/>
+            <w:tcW w:type="dxa" w:w="1862"/>
             <w:tcBorders>
               <w:top w:val="single" w:color="C7CBDC" w:sz="4"/>
               <w:left w:val="single" w:color="C7CBDC" w:sz="4"/>
@@ -3267,7 +7854,44 @@
         </w:tc>
         <w:tc>
           <w:tcPr>
-            <w:tcW w:type="dxa" w:w="2484"/>
+            <w:tcW w:type="dxa" w:w="1862"/>
+            <w:tcBorders>
+              <w:top w:val="single" w:color="C7CBDC" w:sz="4"/>
+              <w:left w:val="single" w:color="C7CBDC" w:sz="4"/>
+              <w:bottom w:val="single" w:color="C7CBDC" w:sz="4"/>
+              <w:right w:val="single" w:color="C7CBDC" w:sz="4"/>
+            </w:tcBorders>
+            <w:tcMar>
+              <w:top w:type="dxa" w:w="60"/>
+              <w:left w:type="dxa" w:w="90"/>
+              <w:bottom w:type="dxa" w:w="60"/>
+              <w:right w:type="dxa" w:w="90"/>
+            </w:tcMar>
+            <w:vAlign w:val="top"/>
+          </w:tcPr>
+          <w:p>
+            <w:pPr>
+              <w:spacing w:after="0" w:before="0"/>
+              <w:jc w:val="right"/>
+            </w:pPr>
+            <w:r>
+              <w:rPr>
+                <w:rFonts w:ascii="Calibri" w:cs="Calibri" w:eastAsia="Calibri" w:hAnsi="Calibri"/>
+                <w:b w:val="false"/>
+                <w:bCs w:val="false"/>
+                <w:i w:val="false"/>
+                <w:iCs w:val="false"/>
+                <w:color w:val="1A1F36"/>
+                <w:sz w:val="20"/>
+                <w:szCs w:val="20"/>
+              </w:rPr>
+              <w:t xml:space="preserve">239</w:t>
+            </w:r>
+          </w:p>
+        </w:tc>
+        <w:tc>
+          <w:tcPr>
+            <w:tcW w:type="dxa" w:w="1864"/>
             <w:tcBorders>
               <w:top w:val="single" w:color="C7CBDC" w:sz="4"/>
               <w:left w:val="single" w:color="C7CBDC" w:sz="4"/>
@@ -3298,7 +7922,7 @@
                 <w:sz w:val="20"/>
                 <w:szCs w:val="20"/>
               </w:rPr>
-              <w:t xml:space="preserve">585</w:t>
+              <w:t xml:space="preserve">824</w:t>
             </w:r>
           </w:p>
         </w:tc>
@@ -3379,7 +8003,7 @@
         </w:tc>
         <w:tc>
           <w:tcPr>
-            <w:tcW w:type="dxa" w:w="2483"/>
+            <w:tcW w:type="dxa" w:w="1862"/>
             <w:tcBorders>
               <w:top w:val="single" w:color="C7CBDC" w:sz="4"/>
               <w:left w:val="single" w:color="C7CBDC" w:sz="4"/>
@@ -3417,7 +8041,7 @@
         </w:tc>
         <w:tc>
           <w:tcPr>
-            <w:tcW w:type="dxa" w:w="2483"/>
+            <w:tcW w:type="dxa" w:w="1862"/>
             <w:tcBorders>
               <w:top w:val="single" w:color="C7CBDC" w:sz="4"/>
               <w:left w:val="single" w:color="C7CBDC" w:sz="4"/>
@@ -3455,7 +8079,45 @@
         </w:tc>
         <w:tc>
           <w:tcPr>
-            <w:tcW w:type="dxa" w:w="2484"/>
+            <w:tcW w:type="dxa" w:w="1862"/>
+            <w:tcBorders>
+              <w:top w:val="single" w:color="C7CBDC" w:sz="4"/>
+              <w:left w:val="single" w:color="C7CBDC" w:sz="4"/>
+              <w:bottom w:val="single" w:color="C7CBDC" w:sz="4"/>
+              <w:right w:val="single" w:color="C7CBDC" w:sz="4"/>
+            </w:tcBorders>
+            <w:shd w:fill="F7F8FC" w:color="auto" w:val="clear"/>
+            <w:tcMar>
+              <w:top w:type="dxa" w:w="60"/>
+              <w:left w:type="dxa" w:w="90"/>
+              <w:bottom w:type="dxa" w:w="60"/>
+              <w:right w:type="dxa" w:w="90"/>
+            </w:tcMar>
+            <w:vAlign w:val="top"/>
+          </w:tcPr>
+          <w:p>
+            <w:pPr>
+              <w:spacing w:after="0" w:before="0"/>
+              <w:jc w:val="right"/>
+            </w:pPr>
+            <w:r>
+              <w:rPr>
+                <w:rFonts w:ascii="Calibri" w:cs="Calibri" w:eastAsia="Calibri" w:hAnsi="Calibri"/>
+                <w:b w:val="false"/>
+                <w:bCs w:val="false"/>
+                <w:i w:val="false"/>
+                <w:iCs w:val="false"/>
+                <w:color w:val="1A1F36"/>
+                <w:sz w:val="20"/>
+                <w:szCs w:val="20"/>
+              </w:rPr>
+              <w:t xml:space="preserve">272</w:t>
+            </w:r>
+          </w:p>
+        </w:tc>
+        <w:tc>
+          <w:tcPr>
+            <w:tcW w:type="dxa" w:w="1864"/>
             <w:tcBorders>
               <w:top w:val="single" w:color="C7CBDC" w:sz="4"/>
               <w:left w:val="single" w:color="C7CBDC" w:sz="4"/>
@@ -3487,7 +8149,7 @@
                 <w:sz w:val="20"/>
                 <w:szCs w:val="20"/>
               </w:rPr>
-              <w:t xml:space="preserve">566</w:t>
+              <w:t xml:space="preserve">838</w:t>
             </w:r>
           </w:p>
         </w:tc>
@@ -3567,7 +8229,7 @@
         </w:tc>
         <w:tc>
           <w:tcPr>
-            <w:tcW w:type="dxa" w:w="2483"/>
+            <w:tcW w:type="dxa" w:w="1862"/>
             <w:tcBorders>
               <w:top w:val="single" w:color="C7CBDC" w:sz="4"/>
               <w:left w:val="single" w:color="C7CBDC" w:sz="4"/>
@@ -3604,7 +8266,7 @@
         </w:tc>
         <w:tc>
           <w:tcPr>
-            <w:tcW w:type="dxa" w:w="2483"/>
+            <w:tcW w:type="dxa" w:w="1862"/>
             <w:tcBorders>
               <w:top w:val="single" w:color="C7CBDC" w:sz="4"/>
               <w:left w:val="single" w:color="C7CBDC" w:sz="4"/>
@@ -3641,7 +8303,44 @@
         </w:tc>
         <w:tc>
           <w:tcPr>
-            <w:tcW w:type="dxa" w:w="2484"/>
+            <w:tcW w:type="dxa" w:w="1862"/>
+            <w:tcBorders>
+              <w:top w:val="single" w:color="C7CBDC" w:sz="4"/>
+              <w:left w:val="single" w:color="C7CBDC" w:sz="4"/>
+              <w:bottom w:val="single" w:color="C7CBDC" w:sz="4"/>
+              <w:right w:val="single" w:color="C7CBDC" w:sz="4"/>
+            </w:tcBorders>
+            <w:tcMar>
+              <w:top w:type="dxa" w:w="60"/>
+              <w:left w:type="dxa" w:w="90"/>
+              <w:bottom w:type="dxa" w:w="60"/>
+              <w:right w:type="dxa" w:w="90"/>
+            </w:tcMar>
+            <w:vAlign w:val="top"/>
+          </w:tcPr>
+          <w:p>
+            <w:pPr>
+              <w:spacing w:after="0" w:before="0"/>
+              <w:jc w:val="right"/>
+            </w:pPr>
+            <w:r>
+              <w:rPr>
+                <w:rFonts w:ascii="Calibri" w:cs="Calibri" w:eastAsia="Calibri" w:hAnsi="Calibri"/>
+                <w:b w:val="false"/>
+                <w:bCs w:val="false"/>
+                <w:i w:val="false"/>
+                <w:iCs w:val="false"/>
+                <w:color w:val="1A1F36"/>
+                <w:sz w:val="20"/>
+                <w:szCs w:val="20"/>
+              </w:rPr>
+              <w:t xml:space="preserve">372</w:t>
+            </w:r>
+          </w:p>
+        </w:tc>
+        <w:tc>
+          <w:tcPr>
+            <w:tcW w:type="dxa" w:w="1864"/>
             <w:tcBorders>
               <w:top w:val="single" w:color="C7CBDC" w:sz="4"/>
               <w:left w:val="single" w:color="C7CBDC" w:sz="4"/>
@@ -3672,7 +8371,7 @@
                 <w:sz w:val="20"/>
                 <w:szCs w:val="20"/>
               </w:rPr>
-              <w:t xml:space="preserve">790</w:t>
+              <w:t xml:space="preserve">1162</w:t>
             </w:r>
           </w:p>
         </w:tc>
@@ -3753,7 +8452,7 @@
         </w:tc>
         <w:tc>
           <w:tcPr>
-            <w:tcW w:type="dxa" w:w="2483"/>
+            <w:tcW w:type="dxa" w:w="1862"/>
             <w:tcBorders>
               <w:top w:val="single" w:color="C7CBDC" w:sz="4"/>
               <w:left w:val="single" w:color="C7CBDC" w:sz="4"/>
@@ -3791,7 +8490,7 @@
         </w:tc>
         <w:tc>
           <w:tcPr>
-            <w:tcW w:type="dxa" w:w="2483"/>
+            <w:tcW w:type="dxa" w:w="1862"/>
             <w:tcBorders>
               <w:top w:val="single" w:color="C7CBDC" w:sz="4"/>
               <w:left w:val="single" w:color="C7CBDC" w:sz="4"/>
@@ -3829,7 +8528,45 @@
         </w:tc>
         <w:tc>
           <w:tcPr>
-            <w:tcW w:type="dxa" w:w="2484"/>
+            <w:tcW w:type="dxa" w:w="1862"/>
+            <w:tcBorders>
+              <w:top w:val="single" w:color="C7CBDC" w:sz="4"/>
+              <w:left w:val="single" w:color="C7CBDC" w:sz="4"/>
+              <w:bottom w:val="single" w:color="C7CBDC" w:sz="4"/>
+              <w:right w:val="single" w:color="C7CBDC" w:sz="4"/>
+            </w:tcBorders>
+            <w:shd w:fill="F7F8FC" w:color="auto" w:val="clear"/>
+            <w:tcMar>
+              <w:top w:type="dxa" w:w="60"/>
+              <w:left w:type="dxa" w:w="90"/>
+              <w:bottom w:type="dxa" w:w="60"/>
+              <w:right w:type="dxa" w:w="90"/>
+            </w:tcMar>
+            <w:vAlign w:val="top"/>
+          </w:tcPr>
+          <w:p>
+            <w:pPr>
+              <w:spacing w:after="0" w:before="0"/>
+              <w:jc w:val="right"/>
+            </w:pPr>
+            <w:r>
+              <w:rPr>
+                <w:rFonts w:ascii="Calibri" w:cs="Calibri" w:eastAsia="Calibri" w:hAnsi="Calibri"/>
+                <w:b w:val="false"/>
+                <w:bCs w:val="false"/>
+                <w:i w:val="false"/>
+                <w:iCs w:val="false"/>
+                <w:color w:val="1A1F36"/>
+                <w:sz w:val="20"/>
+                <w:szCs w:val="20"/>
+              </w:rPr>
+              <w:t xml:space="preserve">348</w:t>
+            </w:r>
+          </w:p>
+        </w:tc>
+        <w:tc>
+          <w:tcPr>
+            <w:tcW w:type="dxa" w:w="1864"/>
             <w:tcBorders>
               <w:top w:val="single" w:color="C7CBDC" w:sz="4"/>
               <w:left w:val="single" w:color="C7CBDC" w:sz="4"/>
@@ -3861,7 +8598,7 @@
                 <w:sz w:val="20"/>
                 <w:szCs w:val="20"/>
               </w:rPr>
-              <w:t xml:space="preserve">744</w:t>
+              <w:t xml:space="preserve">1092</w:t>
             </w:r>
           </w:p>
         </w:tc>
@@ -3941,7 +8678,7 @@
         </w:tc>
         <w:tc>
           <w:tcPr>
-            <w:tcW w:type="dxa" w:w="2483"/>
+            <w:tcW w:type="dxa" w:w="1862"/>
             <w:tcBorders>
               <w:top w:val="single" w:color="C7CBDC" w:sz="4"/>
               <w:left w:val="single" w:color="C7CBDC" w:sz="4"/>
@@ -3978,7 +8715,7 @@
         </w:tc>
         <w:tc>
           <w:tcPr>
-            <w:tcW w:type="dxa" w:w="2483"/>
+            <w:tcW w:type="dxa" w:w="1862"/>
             <w:tcBorders>
               <w:top w:val="single" w:color="C7CBDC" w:sz="4"/>
               <w:left w:val="single" w:color="C7CBDC" w:sz="4"/>
@@ -4015,7 +8752,44 @@
         </w:tc>
         <w:tc>
           <w:tcPr>
-            <w:tcW w:type="dxa" w:w="2484"/>
+            <w:tcW w:type="dxa" w:w="1862"/>
+            <w:tcBorders>
+              <w:top w:val="single" w:color="C7CBDC" w:sz="4"/>
+              <w:left w:val="single" w:color="C7CBDC" w:sz="4"/>
+              <w:bottom w:val="single" w:color="C7CBDC" w:sz="4"/>
+              <w:right w:val="single" w:color="C7CBDC" w:sz="4"/>
+            </w:tcBorders>
+            <w:tcMar>
+              <w:top w:type="dxa" w:w="60"/>
+              <w:left w:type="dxa" w:w="90"/>
+              <w:bottom w:type="dxa" w:w="60"/>
+              <w:right w:type="dxa" w:w="90"/>
+            </w:tcMar>
+            <w:vAlign w:val="top"/>
+          </w:tcPr>
+          <w:p>
+            <w:pPr>
+              <w:spacing w:after="0" w:before="0"/>
+              <w:jc w:val="right"/>
+            </w:pPr>
+            <w:r>
+              <w:rPr>
+                <w:rFonts w:ascii="Calibri" w:cs="Calibri" w:eastAsia="Calibri" w:hAnsi="Calibri"/>
+                <w:b w:val="false"/>
+                <w:bCs w:val="false"/>
+                <w:i w:val="false"/>
+                <w:iCs w:val="false"/>
+                <w:color w:val="1A1F36"/>
+                <w:sz w:val="20"/>
+                <w:szCs w:val="20"/>
+              </w:rPr>
+              <w:t xml:space="preserve">188</w:t>
+            </w:r>
+          </w:p>
+        </w:tc>
+        <w:tc>
+          <w:tcPr>
+            <w:tcW w:type="dxa" w:w="1864"/>
             <w:tcBorders>
               <w:top w:val="single" w:color="C7CBDC" w:sz="4"/>
               <w:left w:val="single" w:color="C7CBDC" w:sz="4"/>
@@ -4046,7 +8820,7 @@
                 <w:sz w:val="20"/>
                 <w:szCs w:val="20"/>
               </w:rPr>
-              <w:t xml:space="preserve">374</w:t>
+              <w:t xml:space="preserve">562</w:t>
             </w:r>
           </w:p>
         </w:tc>
@@ -4127,7 +8901,7 @@
         </w:tc>
         <w:tc>
           <w:tcPr>
-            <w:tcW w:type="dxa" w:w="2483"/>
+            <w:tcW w:type="dxa" w:w="1862"/>
             <w:tcBorders>
               <w:top w:val="single" w:color="C7CBDC" w:sz="4"/>
               <w:left w:val="single" w:color="C7CBDC" w:sz="4"/>
@@ -4165,7 +8939,7 @@
         </w:tc>
         <w:tc>
           <w:tcPr>
-            <w:tcW w:type="dxa" w:w="2483"/>
+            <w:tcW w:type="dxa" w:w="1862"/>
             <w:tcBorders>
               <w:top w:val="single" w:color="C7CBDC" w:sz="4"/>
               <w:left w:val="single" w:color="C7CBDC" w:sz="4"/>
@@ -4203,7 +8977,45 @@
         </w:tc>
         <w:tc>
           <w:tcPr>
-            <w:tcW w:type="dxa" w:w="2484"/>
+            <w:tcW w:type="dxa" w:w="1862"/>
+            <w:tcBorders>
+              <w:top w:val="single" w:color="C7CBDC" w:sz="4"/>
+              <w:left w:val="single" w:color="C7CBDC" w:sz="4"/>
+              <w:bottom w:val="single" w:color="C7CBDC" w:sz="4"/>
+              <w:right w:val="single" w:color="C7CBDC" w:sz="4"/>
+            </w:tcBorders>
+            <w:shd w:fill="F7F8FC" w:color="auto" w:val="clear"/>
+            <w:tcMar>
+              <w:top w:type="dxa" w:w="60"/>
+              <w:left w:type="dxa" w:w="90"/>
+              <w:bottom w:type="dxa" w:w="60"/>
+              <w:right w:type="dxa" w:w="90"/>
+            </w:tcMar>
+            <w:vAlign w:val="top"/>
+          </w:tcPr>
+          <w:p>
+            <w:pPr>
+              <w:spacing w:after="0" w:before="0"/>
+              <w:jc w:val="right"/>
+            </w:pPr>
+            <w:r>
+              <w:rPr>
+                <w:rFonts w:ascii="Calibri" w:cs="Calibri" w:eastAsia="Calibri" w:hAnsi="Calibri"/>
+                <w:b w:val="false"/>
+                <w:bCs w:val="false"/>
+                <w:i w:val="false"/>
+                <w:iCs w:val="false"/>
+                <w:color w:val="1A1F36"/>
+                <w:sz w:val="20"/>
+                <w:szCs w:val="20"/>
+              </w:rPr>
+              <w:t xml:space="preserve">—</w:t>
+            </w:r>
+          </w:p>
+        </w:tc>
+        <w:tc>
+          <w:tcPr>
+            <w:tcW w:type="dxa" w:w="1864"/>
             <w:tcBorders>
               <w:top w:val="single" w:color="C7CBDC" w:sz="4"/>
               <w:left w:val="single" w:color="C7CBDC" w:sz="4"/>
@@ -4315,7 +9127,7 @@
         </w:tc>
         <w:tc>
           <w:tcPr>
-            <w:tcW w:type="dxa" w:w="2483"/>
+            <w:tcW w:type="dxa" w:w="1862"/>
             <w:tcBorders>
               <w:top w:val="single" w:color="C7CBDC" w:sz="4"/>
               <w:left w:val="single" w:color="C7CBDC" w:sz="4"/>
@@ -4352,7 +9164,7 @@
         </w:tc>
         <w:tc>
           <w:tcPr>
-            <w:tcW w:type="dxa" w:w="2483"/>
+            <w:tcW w:type="dxa" w:w="1862"/>
             <w:tcBorders>
               <w:top w:val="single" w:color="C7CBDC" w:sz="4"/>
               <w:left w:val="single" w:color="C7CBDC" w:sz="4"/>
@@ -4389,7 +9201,44 @@
         </w:tc>
         <w:tc>
           <w:tcPr>
-            <w:tcW w:type="dxa" w:w="2484"/>
+            <w:tcW w:type="dxa" w:w="1862"/>
+            <w:tcBorders>
+              <w:top w:val="single" w:color="C7CBDC" w:sz="4"/>
+              <w:left w:val="single" w:color="C7CBDC" w:sz="4"/>
+              <w:bottom w:val="single" w:color="C7CBDC" w:sz="4"/>
+              <w:right w:val="single" w:color="C7CBDC" w:sz="4"/>
+            </w:tcBorders>
+            <w:tcMar>
+              <w:top w:type="dxa" w:w="60"/>
+              <w:left w:type="dxa" w:w="90"/>
+              <w:bottom w:type="dxa" w:w="60"/>
+              <w:right w:type="dxa" w:w="90"/>
+            </w:tcMar>
+            <w:vAlign w:val="top"/>
+          </w:tcPr>
+          <w:p>
+            <w:pPr>
+              <w:spacing w:after="0" w:before="0"/>
+              <w:jc w:val="right"/>
+            </w:pPr>
+            <w:r>
+              <w:rPr>
+                <w:rFonts w:ascii="Calibri" w:cs="Calibri" w:eastAsia="Calibri" w:hAnsi="Calibri"/>
+                <w:b w:val="false"/>
+                <w:bCs w:val="false"/>
+                <w:i w:val="false"/>
+                <w:iCs w:val="false"/>
+                <w:color w:val="1A1F36"/>
+                <w:sz w:val="20"/>
+                <w:szCs w:val="20"/>
+              </w:rPr>
+              <w:t xml:space="preserve">—</w:t>
+            </w:r>
+          </w:p>
+        </w:tc>
+        <w:tc>
+          <w:tcPr>
+            <w:tcW w:type="dxa" w:w="1864"/>
             <w:tcBorders>
               <w:top w:val="single" w:color="C7CBDC" w:sz="4"/>
               <w:left w:val="single" w:color="C7CBDC" w:sz="4"/>
@@ -4501,7 +9350,7 @@
         </w:tc>
         <w:tc>
           <w:tcPr>
-            <w:tcW w:type="dxa" w:w="2483"/>
+            <w:tcW w:type="dxa" w:w="1862"/>
             <w:tcBorders>
               <w:top w:val="single" w:color="C7CBDC" w:sz="4"/>
               <w:left w:val="single" w:color="C7CBDC" w:sz="4"/>
@@ -4539,7 +9388,7 @@
         </w:tc>
         <w:tc>
           <w:tcPr>
-            <w:tcW w:type="dxa" w:w="2483"/>
+            <w:tcW w:type="dxa" w:w="1862"/>
             <w:tcBorders>
               <w:top w:val="single" w:color="C7CBDC" w:sz="4"/>
               <w:left w:val="single" w:color="C7CBDC" w:sz="4"/>
@@ -4577,7 +9426,7 @@
         </w:tc>
         <w:tc>
           <w:tcPr>
-            <w:tcW w:type="dxa" w:w="2484"/>
+            <w:tcW w:type="dxa" w:w="1862"/>
             <w:tcBorders>
               <w:top w:val="single" w:color="C7CBDC" w:sz="4"/>
               <w:left w:val="single" w:color="C7CBDC" w:sz="4"/>
@@ -4609,7 +9458,45 @@
                 <w:sz w:val="20"/>
                 <w:szCs w:val="20"/>
               </w:rPr>
-              <w:t xml:space="preserve">3140</w:t>
+              <w:t xml:space="preserve">1419</w:t>
+            </w:r>
+          </w:p>
+        </w:tc>
+        <w:tc>
+          <w:tcPr>
+            <w:tcW w:type="dxa" w:w="1864"/>
+            <w:tcBorders>
+              <w:top w:val="single" w:color="C7CBDC" w:sz="4"/>
+              <w:left w:val="single" w:color="C7CBDC" w:sz="4"/>
+              <w:bottom w:val="single" w:color="C7CBDC" w:sz="4"/>
+              <w:right w:val="single" w:color="C7CBDC" w:sz="4"/>
+            </w:tcBorders>
+            <w:shd w:fill="EEF0F7" w:color="auto" w:val="clear"/>
+            <w:tcMar>
+              <w:top w:type="dxa" w:w="60"/>
+              <w:left w:type="dxa" w:w="90"/>
+              <w:bottom w:type="dxa" w:w="60"/>
+              <w:right w:type="dxa" w:w="90"/>
+            </w:tcMar>
+            <w:vAlign w:val="top"/>
+          </w:tcPr>
+          <w:p>
+            <w:pPr>
+              <w:spacing w:after="0" w:before="0"/>
+              <w:jc w:val="right"/>
+            </w:pPr>
+            <w:r>
+              <w:rPr>
+                <w:rFonts w:ascii="Calibri" w:cs="Calibri" w:eastAsia="Calibri" w:hAnsi="Calibri"/>
+                <w:b/>
+                <w:bCs/>
+                <w:i w:val="false"/>
+                <w:iCs w:val="false"/>
+                <w:color w:val="1A1F36"/>
+                <w:sz w:val="20"/>
+                <w:szCs w:val="20"/>
+              </w:rPr>
+              <w:t xml:space="preserve">4559</w:t>
             </w:r>
           </w:p>
         </w:tc>
@@ -4673,7 +9560,7 @@
           <w:highlight w:val="yellow"/>
           <w:highlightCs w:val="yellow"/>
         </w:rPr>
-        <w:t xml:space="preserve">Ждём данные за сентябрь</w:t>
+        <w:t xml:space="preserve">Ждём данные</w:t>
       </w:r>
     </w:p>
     <w:p>
@@ -4691,97 +9578,7 @@
           <w:sz w:val="22"/>
           <w:szCs w:val="22"/>
         </w:rPr>
-        <w:t xml:space="preserve">Не хватает матчей за сентябрь 2026 по всем дивизионам. Ждём файлы — после получения проверим их так же.</w:t>
-      </w:r>
-    </w:p>
-    <w:p>
-      <w:pPr>
-        <w:spacing w:after="30" w:before="0"/>
-      </w:pPr>
-      <w:r>
-        <w:rPr>
-          <w:rFonts w:ascii="Calibri" w:cs="Calibri" w:eastAsia="Calibri" w:hAnsi="Calibri"/>
-          <w:b w:val="false"/>
-          <w:bCs w:val="false"/>
-          <w:i w:val="false"/>
-          <w:iCs w:val="false"/>
-          <w:color w:val="1A1F36"/>
-          <w:sz w:val="20"/>
-          <w:szCs w:val="20"/>
-        </w:rPr>
-        <w:t xml:space="preserve">Конференция ВОСТОК (1 Дивизион) — сентябрь 2026: нет данных</w:t>
-      </w:r>
-    </w:p>
-    <w:p>
-      <w:pPr>
-        <w:spacing w:after="30" w:before="0"/>
-      </w:pPr>
-      <w:r>
-        <w:rPr>
-          <w:rFonts w:ascii="Calibri" w:cs="Calibri" w:eastAsia="Calibri" w:hAnsi="Calibri"/>
-          <w:b w:val="false"/>
-          <w:bCs w:val="false"/>
-          <w:i w:val="false"/>
-          <w:iCs w:val="false"/>
-          <w:color w:val="1A1F36"/>
-          <w:sz w:val="20"/>
-          <w:szCs w:val="20"/>
-        </w:rPr>
-        <w:t xml:space="preserve">Конференция ВОСТОК (2 Дивизион) — сентябрь 2026: нет данных</w:t>
-      </w:r>
-    </w:p>
-    <w:p>
-      <w:pPr>
-        <w:spacing w:after="30" w:before="0"/>
-      </w:pPr>
-      <w:r>
-        <w:rPr>
-          <w:rFonts w:ascii="Calibri" w:cs="Calibri" w:eastAsia="Calibri" w:hAnsi="Calibri"/>
-          <w:b w:val="false"/>
-          <w:bCs w:val="false"/>
-          <w:i w:val="false"/>
-          <w:iCs w:val="false"/>
-          <w:color w:val="1A1F36"/>
-          <w:sz w:val="20"/>
-          <w:szCs w:val="20"/>
-        </w:rPr>
-        <w:t xml:space="preserve">Конференция ЗАПАД (1 Дивизион) — сентябрь 2026: нет данных</w:t>
-      </w:r>
-    </w:p>
-    <w:p>
-      <w:pPr>
-        <w:spacing w:after="30" w:before="0"/>
-      </w:pPr>
-      <w:r>
-        <w:rPr>
-          <w:rFonts w:ascii="Calibri" w:cs="Calibri" w:eastAsia="Calibri" w:hAnsi="Calibri"/>
-          <w:b w:val="false"/>
-          <w:bCs w:val="false"/>
-          <w:i w:val="false"/>
-          <w:iCs w:val="false"/>
-          <w:color w:val="1A1F36"/>
-          <w:sz w:val="20"/>
-          <w:szCs w:val="20"/>
-        </w:rPr>
-        <w:t xml:space="preserve">Конференция ЗАПАД (2 Дивизион) — сентябрь 2026: нет данных</w:t>
-      </w:r>
-    </w:p>
-    <w:p>
-      <w:pPr>
-        <w:spacing w:after="30" w:before="0"/>
-      </w:pPr>
-      <w:r>
-        <w:rPr>
-          <w:rFonts w:ascii="Calibri" w:cs="Calibri" w:eastAsia="Calibri" w:hAnsi="Calibri"/>
-          <w:b w:val="false"/>
-          <w:bCs w:val="false"/>
-          <w:i w:val="false"/>
-          <w:iCs w:val="false"/>
-          <w:color w:val="1A1F36"/>
-          <w:sz w:val="20"/>
-          <w:szCs w:val="20"/>
-        </w:rPr>
-        <w:t xml:space="preserve">Конференция ЦЕНТР (1 Дивизион) — сентябрь 2026: нет данных</w:t>
+        <w:t xml:space="preserve">Не хватает матчей за эти месяцы. Ждём файлы — после получения проверим их так же.</w:t>
       </w:r>
     </w:p>
     <w:p>

--- a/reports/Svodny_otchet.docx
+++ b/reports/Svodny_otchet.docx
@@ -18,7 +18,7 @@
           <w:sz w:val="40"/>
           <w:szCs w:val="40"/>
         </w:rPr>
-        <w:t xml:space="preserve">СВОДНЫЙ ОТЧЁТ ОБ ОШИБКАХ</w:t>
+        <w:t xml:space="preserve">ОТЧЁТ ОБ ОШИБКАХ</w:t>
       </w:r>
     </w:p>
     <w:p>
@@ -37,12 +37,12 @@
           <w:sz w:val="24"/>
           <w:szCs w:val="24"/>
         </w:rPr>
-        <w:t xml:space="preserve">Чемпионат Регулярной хоккейной лиги 3х3 · июль 2026, август 2026, сентябрь 2026</w:t>
+        <w:t xml:space="preserve">Чемпионат Регулярной хоккейной лиги 3х3 · сентябрь 2026</w:t>
       </w:r>
     </w:p>
     <w:p>
       <w:pPr>
-        <w:spacing w:after="40" w:before="0"/>
+        <w:spacing w:after="200" w:before="0"/>
         <w:jc w:val="center"/>
       </w:pPr>
       <w:r>
@@ -61,66 +61,7 @@
     </w:p>
     <w:p>
       <w:pPr>
-        <w:spacing w:after="200" w:before="0"/>
-        <w:jc w:val="center"/>
-      </w:pPr>
-      <w:r>
-        <w:rPr>
-          <w:rFonts w:ascii="Calibri" w:cs="Calibri" w:eastAsia="Calibri" w:hAnsi="Calibri"/>
-          <w:b w:val="false"/>
-          <w:bCs w:val="false"/>
-          <w:i w:val="false"/>
-          <w:iCs w:val="false"/>
-          <w:color w:val="5A5F7A"/>
-          <w:sz w:val="20"/>
-          <w:szCs w:val="20"/>
-        </w:rPr>
-        <w:t xml:space="preserve">Дата: 28.10.2026</w:t>
-      </w:r>
-    </w:p>
-    <w:p>
-      <w:pPr>
-        <w:keepNext/>
-        <w:pBdr>
-          <w:bottom w:val="single" w:color="2B2F77" w:sz="8" w:space="6"/>
-        </w:pBdr>
-        <w:spacing w:after="140" w:before="320"/>
-      </w:pPr>
-      <w:r>
-        <w:rPr>
-          <w:rFonts w:ascii="Calibri" w:cs="Calibri" w:eastAsia="Calibri" w:hAnsi="Calibri"/>
-          <w:b/>
-          <w:bCs/>
-          <w:i w:val="false"/>
-          <w:iCs w:val="false"/>
-          <w:color w:val="2B2F77"/>
-          <w:sz w:val="30"/>
-          <w:szCs w:val="30"/>
-        </w:rPr>
-        <w:t xml:space="preserve">Итог по файлам</w:t>
-      </w:r>
-    </w:p>
-    <w:p>
-      <w:pPr>
-        <w:spacing w:after="60" w:before="0"/>
-      </w:pPr>
-      <w:r>
-        <w:rPr>
-          <w:rFonts w:ascii="Calibri" w:cs="Calibri" w:eastAsia="Calibri" w:hAnsi="Calibri"/>
-          <w:b/>
-          <w:bCs/>
-          <w:i w:val="false"/>
-          <w:iCs w:val="false"/>
-          <w:color w:val="2E7D32"/>
-          <w:sz w:val="20"/>
-          <w:szCs w:val="20"/>
-        </w:rPr>
-        <w:t xml:space="preserve">В этих файлах ошибок нет:</w:t>
-      </w:r>
-    </w:p>
-    <w:p>
-      <w:pPr>
-        <w:spacing w:after="30" w:before="0"/>
+        <w:spacing w:after="120" w:before="0"/>
       </w:pPr>
       <w:r>
         <w:rPr>
@@ -130,3598 +71,12 @@
           <w:i w:val="false"/>
           <w:iCs w:val="false"/>
           <w:color w:val="1A1F36"/>
-          <w:sz w:val="20"/>
-          <w:szCs w:val="20"/>
+          <w:sz w:val="22"/>
+          <w:szCs w:val="22"/>
         </w:rPr>
-        <w:t xml:space="preserve">2026-07_vostok_div1.xlsx — Конференция ВОСТОК (1 Дивизион), июль 2026</w:t>
+        <w:t xml:space="preserve">Ниже только то, что нужно исправить. Ответ впишите в последний столбец.</w:t>
       </w:r>
     </w:p>
-    <w:p>
-      <w:pPr>
-        <w:spacing w:after="30" w:before="0"/>
-      </w:pPr>
-      <w:r>
-        <w:rPr>
-          <w:rFonts w:ascii="Calibri" w:cs="Calibri" w:eastAsia="Calibri" w:hAnsi="Calibri"/>
-          <w:b w:val="false"/>
-          <w:bCs w:val="false"/>
-          <w:i w:val="false"/>
-          <w:iCs w:val="false"/>
-          <w:color w:val="1A1F36"/>
-          <w:sz w:val="20"/>
-          <w:szCs w:val="20"/>
-        </w:rPr>
-        <w:t xml:space="preserve">2026-08_vostok_div1.xlsx — Конференция ВОСТОК (1 Дивизион), август 2026</w:t>
-      </w:r>
-    </w:p>
-    <w:p>
-      <w:pPr>
-        <w:spacing w:after="30" w:before="0"/>
-      </w:pPr>
-      <w:r>
-        <w:rPr>
-          <w:rFonts w:ascii="Calibri" w:cs="Calibri" w:eastAsia="Calibri" w:hAnsi="Calibri"/>
-          <w:b w:val="false"/>
-          <w:bCs w:val="false"/>
-          <w:i w:val="false"/>
-          <w:iCs w:val="false"/>
-          <w:color w:val="1A1F36"/>
-          <w:sz w:val="20"/>
-          <w:szCs w:val="20"/>
-        </w:rPr>
-        <w:t xml:space="preserve">2026-07_vostok_div2.xlsx — Конференция ВОСТОК (2 Дивизион), июль 2026</w:t>
-      </w:r>
-    </w:p>
-    <w:p>
-      <w:pPr>
-        <w:spacing w:after="30" w:before="0"/>
-      </w:pPr>
-      <w:r>
-        <w:rPr>
-          <w:rFonts w:ascii="Calibri" w:cs="Calibri" w:eastAsia="Calibri" w:hAnsi="Calibri"/>
-          <w:b w:val="false"/>
-          <w:bCs w:val="false"/>
-          <w:i w:val="false"/>
-          <w:iCs w:val="false"/>
-          <w:color w:val="1A1F36"/>
-          <w:sz w:val="20"/>
-          <w:szCs w:val="20"/>
-        </w:rPr>
-        <w:t xml:space="preserve">2026-08_vostok_div2.xlsx — Конференция ВОСТОК (2 Дивизион), август 2026</w:t>
-      </w:r>
-    </w:p>
-    <w:p>
-      <w:pPr>
-        <w:spacing w:after="30" w:before="0"/>
-      </w:pPr>
-      <w:r>
-        <w:rPr>
-          <w:rFonts w:ascii="Calibri" w:cs="Calibri" w:eastAsia="Calibri" w:hAnsi="Calibri"/>
-          <w:b w:val="false"/>
-          <w:bCs w:val="false"/>
-          <w:i w:val="false"/>
-          <w:iCs w:val="false"/>
-          <w:color w:val="1A1F36"/>
-          <w:sz w:val="20"/>
-          <w:szCs w:val="20"/>
-        </w:rPr>
-        <w:t xml:space="preserve">2026-09_vostok_div2.xlsx — Конференция ВОСТОК (2 Дивизион), сентябрь 2026</w:t>
-      </w:r>
-    </w:p>
-    <w:p>
-      <w:pPr>
-        <w:spacing w:after="30" w:before="0"/>
-      </w:pPr>
-      <w:r>
-        <w:rPr>
-          <w:rFonts w:ascii="Calibri" w:cs="Calibri" w:eastAsia="Calibri" w:hAnsi="Calibri"/>
-          <w:b w:val="false"/>
-          <w:bCs w:val="false"/>
-          <w:i w:val="false"/>
-          <w:iCs w:val="false"/>
-          <w:color w:val="1A1F36"/>
-          <w:sz w:val="20"/>
-          <w:szCs w:val="20"/>
-        </w:rPr>
-        <w:t xml:space="preserve">2026-07_zapad_div1.xlsx — Конференция ЗАПАД (1 Дивизион), июль 2026</w:t>
-      </w:r>
-    </w:p>
-    <w:p>
-      <w:pPr>
-        <w:spacing w:after="30" w:before="0"/>
-      </w:pPr>
-      <w:r>
-        <w:rPr>
-          <w:rFonts w:ascii="Calibri" w:cs="Calibri" w:eastAsia="Calibri" w:hAnsi="Calibri"/>
-          <w:b w:val="false"/>
-          <w:bCs w:val="false"/>
-          <w:i w:val="false"/>
-          <w:iCs w:val="false"/>
-          <w:color w:val="1A1F36"/>
-          <w:sz w:val="20"/>
-          <w:szCs w:val="20"/>
-        </w:rPr>
-        <w:t xml:space="preserve">2026-08_zapad_div1.xlsx — Конференция ЗАПАД (1 Дивизион), август 2026</w:t>
-      </w:r>
-    </w:p>
-    <w:p>
-      <w:pPr>
-        <w:spacing w:after="30" w:before="0"/>
-      </w:pPr>
-      <w:r>
-        <w:rPr>
-          <w:rFonts w:ascii="Calibri" w:cs="Calibri" w:eastAsia="Calibri" w:hAnsi="Calibri"/>
-          <w:b w:val="false"/>
-          <w:bCs w:val="false"/>
-          <w:i w:val="false"/>
-          <w:iCs w:val="false"/>
-          <w:color w:val="1A1F36"/>
-          <w:sz w:val="20"/>
-          <w:szCs w:val="20"/>
-        </w:rPr>
-        <w:t xml:space="preserve">2026-07_zapad_div2.xlsx — Конференция ЗАПАД (2 Дивизион), июль 2026</w:t>
-      </w:r>
-    </w:p>
-    <w:p>
-      <w:pPr>
-        <w:spacing w:after="30" w:before="0"/>
-      </w:pPr>
-      <w:r>
-        <w:rPr>
-          <w:rFonts w:ascii="Calibri" w:cs="Calibri" w:eastAsia="Calibri" w:hAnsi="Calibri"/>
-          <w:b w:val="false"/>
-          <w:bCs w:val="false"/>
-          <w:i w:val="false"/>
-          <w:iCs w:val="false"/>
-          <w:color w:val="1A1F36"/>
-          <w:sz w:val="20"/>
-          <w:szCs w:val="20"/>
-        </w:rPr>
-        <w:t xml:space="preserve">2026-08_zapad_div2.xlsx — Конференция ЗАПАД (2 Дивизион), август 2026</w:t>
-      </w:r>
-    </w:p>
-    <w:p>
-      <w:pPr>
-        <w:spacing w:after="30" w:before="0"/>
-      </w:pPr>
-      <w:r>
-        <w:rPr>
-          <w:rFonts w:ascii="Calibri" w:cs="Calibri" w:eastAsia="Calibri" w:hAnsi="Calibri"/>
-          <w:b w:val="false"/>
-          <w:bCs w:val="false"/>
-          <w:i w:val="false"/>
-          <w:iCs w:val="false"/>
-          <w:color w:val="1A1F36"/>
-          <w:sz w:val="20"/>
-          <w:szCs w:val="20"/>
-        </w:rPr>
-        <w:t xml:space="preserve">2026-09_zapad_div2.xlsx — Конференция ЗАПАД (2 Дивизион), сентябрь 2026</w:t>
-      </w:r>
-    </w:p>
-    <w:p>
-      <w:pPr>
-        <w:spacing w:after="30" w:before="0"/>
-      </w:pPr>
-      <w:r>
-        <w:rPr>
-          <w:rFonts w:ascii="Calibri" w:cs="Calibri" w:eastAsia="Calibri" w:hAnsi="Calibri"/>
-          <w:b w:val="false"/>
-          <w:bCs w:val="false"/>
-          <w:i w:val="false"/>
-          <w:iCs w:val="false"/>
-          <w:color w:val="1A1F36"/>
-          <w:sz w:val="20"/>
-          <w:szCs w:val="20"/>
-        </w:rPr>
-        <w:t xml:space="preserve">2026-07_centr_div1.xlsx — Конференция ЦЕНТР (1 Дивизион), июль 2026</w:t>
-      </w:r>
-    </w:p>
-    <w:p>
-      <w:pPr>
-        <w:spacing w:after="30" w:before="0"/>
-      </w:pPr>
-      <w:r>
-        <w:rPr>
-          <w:rFonts w:ascii="Calibri" w:cs="Calibri" w:eastAsia="Calibri" w:hAnsi="Calibri"/>
-          <w:b w:val="false"/>
-          <w:bCs w:val="false"/>
-          <w:i w:val="false"/>
-          <w:iCs w:val="false"/>
-          <w:color w:val="1A1F36"/>
-          <w:sz w:val="20"/>
-          <w:szCs w:val="20"/>
-        </w:rPr>
-        <w:t xml:space="preserve">2026-08_centr_div1.xlsx — Конференция ЦЕНТР (1 Дивизион), август 2026</w:t>
-      </w:r>
-    </w:p>
-    <w:p>
-      <w:pPr>
-        <w:spacing w:after="30" w:before="0"/>
-      </w:pPr>
-      <w:r>
-        <w:rPr>
-          <w:rFonts w:ascii="Calibri" w:cs="Calibri" w:eastAsia="Calibri" w:hAnsi="Calibri"/>
-          <w:b w:val="false"/>
-          <w:bCs w:val="false"/>
-          <w:i w:val="false"/>
-          <w:iCs w:val="false"/>
-          <w:color w:val="1A1F36"/>
-          <w:sz w:val="20"/>
-          <w:szCs w:val="20"/>
-        </w:rPr>
-        <w:t xml:space="preserve">2026-07_centr_div2.xlsx — Конференция ЦЕНТР (2 Дивизион), июль 2026</w:t>
-      </w:r>
-    </w:p>
-    <w:p>
-      <w:pPr>
-        <w:spacing w:after="30" w:before="0"/>
-      </w:pPr>
-      <w:r>
-        <w:rPr>
-          <w:rFonts w:ascii="Calibri" w:cs="Calibri" w:eastAsia="Calibri" w:hAnsi="Calibri"/>
-          <w:b w:val="false"/>
-          <w:bCs w:val="false"/>
-          <w:i w:val="false"/>
-          <w:iCs w:val="false"/>
-          <w:color w:val="1A1F36"/>
-          <w:sz w:val="20"/>
-          <w:szCs w:val="20"/>
-        </w:rPr>
-        <w:t xml:space="preserve">2026-08_centr_div2.xlsx — Конференция ЦЕНТР (2 Дивизион), август 2026</w:t>
-      </w:r>
-    </w:p>
-    <w:p>
-      <w:pPr>
-        <w:spacing w:after="30" w:before="0"/>
-      </w:pPr>
-      <w:r>
-        <w:rPr>
-          <w:rFonts w:ascii="Calibri" w:cs="Calibri" w:eastAsia="Calibri" w:hAnsi="Calibri"/>
-          <w:b w:val="false"/>
-          <w:bCs w:val="false"/>
-          <w:i w:val="false"/>
-          <w:iCs w:val="false"/>
-          <w:color w:val="1A1F36"/>
-          <w:sz w:val="20"/>
-          <w:szCs w:val="20"/>
-        </w:rPr>
-        <w:t xml:space="preserve">2026-07_centr_div3.xlsx — Конференция ЦЕНТР (3 Дивизион), июль 2026</w:t>
-      </w:r>
-    </w:p>
-    <w:p>
-      <w:pPr>
-        <w:spacing w:after="30" w:before="0"/>
-      </w:pPr>
-      <w:r>
-        <w:rPr>
-          <w:rFonts w:ascii="Calibri" w:cs="Calibri" w:eastAsia="Calibri" w:hAnsi="Calibri"/>
-          <w:b w:val="false"/>
-          <w:bCs w:val="false"/>
-          <w:i w:val="false"/>
-          <w:iCs w:val="false"/>
-          <w:color w:val="1A1F36"/>
-          <w:sz w:val="20"/>
-          <w:szCs w:val="20"/>
-        </w:rPr>
-        <w:t xml:space="preserve">2026-08_centr_div3.xlsx — Конференция ЦЕНТР (3 Дивизион), август 2026</w:t>
-      </w:r>
-    </w:p>
-    <w:p>
-      <w:pPr>
-        <w:spacing w:after="80" w:before="0"/>
-      </w:pPr>
-    </w:p>
-    <w:tbl>
-      <w:tblPr>
-        <w:tblW w:type="dxa" w:w="15250"/>
-        <w:tblBorders>
-          <w:top w:val="single" w:color="auto" w:sz="4"/>
-          <w:left w:val="single" w:color="auto" w:sz="4"/>
-          <w:bottom w:val="single" w:color="auto" w:sz="4"/>
-          <w:right w:val="single" w:color="auto" w:sz="4"/>
-          <w:insideH w:val="single" w:color="auto" w:sz="4"/>
-          <w:insideV w:val="single" w:color="auto" w:sz="4"/>
-        </w:tblBorders>
-      </w:tblPr>
-      <w:tblGrid>
-        <w:gridCol w:w="3600"/>
-        <w:gridCol w:w="5400"/>
-        <w:gridCol w:w="2400"/>
-        <w:gridCol w:w="3850"/>
-      </w:tblGrid>
-      <w:tr>
-        <w:trPr>
-          <w:tblHeader/>
-        </w:trPr>
-        <w:tc>
-          <w:tcPr>
-            <w:tcW w:type="dxa" w:w="3600"/>
-            <w:tcBorders>
-              <w:top w:val="single" w:color="C7CBDC" w:sz="4"/>
-              <w:left w:val="single" w:color="C7CBDC" w:sz="4"/>
-              <w:bottom w:val="single" w:color="C7CBDC" w:sz="4"/>
-              <w:right w:val="single" w:color="C7CBDC" w:sz="4"/>
-            </w:tcBorders>
-            <w:shd w:fill="EEF0F7" w:color="auto" w:val="clear"/>
-            <w:tcMar>
-              <w:top w:type="dxa" w:w="60"/>
-              <w:left w:type="dxa" w:w="90"/>
-              <w:bottom w:type="dxa" w:w="60"/>
-              <w:right w:type="dxa" w:w="90"/>
-            </w:tcMar>
-            <w:vAlign w:val="top"/>
-          </w:tcPr>
-          <w:p>
-            <w:pPr>
-              <w:spacing w:after="0" w:before="0"/>
-            </w:pPr>
-            <w:r>
-              <w:rPr>
-                <w:rFonts w:ascii="Calibri" w:cs="Calibri" w:eastAsia="Calibri" w:hAnsi="Calibri"/>
-                <w:b/>
-                <w:bCs/>
-                <w:i w:val="false"/>
-                <w:iCs w:val="false"/>
-                <w:color w:val="1A1F36"/>
-                <w:sz w:val="18"/>
-                <w:szCs w:val="18"/>
-              </w:rPr>
-              <w:t xml:space="preserve">Файл</w:t>
-            </w:r>
-          </w:p>
-        </w:tc>
-        <w:tc>
-          <w:tcPr>
-            <w:tcW w:type="dxa" w:w="5400"/>
-            <w:tcBorders>
-              <w:top w:val="single" w:color="C7CBDC" w:sz="4"/>
-              <w:left w:val="single" w:color="C7CBDC" w:sz="4"/>
-              <w:bottom w:val="single" w:color="C7CBDC" w:sz="4"/>
-              <w:right w:val="single" w:color="C7CBDC" w:sz="4"/>
-            </w:tcBorders>
-            <w:shd w:fill="EEF0F7" w:color="auto" w:val="clear"/>
-            <w:tcMar>
-              <w:top w:type="dxa" w:w="60"/>
-              <w:left w:type="dxa" w:w="90"/>
-              <w:bottom w:type="dxa" w:w="60"/>
-              <w:right w:type="dxa" w:w="90"/>
-            </w:tcMar>
-            <w:vAlign w:val="top"/>
-          </w:tcPr>
-          <w:p>
-            <w:pPr>
-              <w:spacing w:after="0" w:before="0"/>
-            </w:pPr>
-            <w:r>
-              <w:rPr>
-                <w:rFonts w:ascii="Calibri" w:cs="Calibri" w:eastAsia="Calibri" w:hAnsi="Calibri"/>
-                <w:b/>
-                <w:bCs/>
-                <w:i w:val="false"/>
-                <w:iCs w:val="false"/>
-                <w:color w:val="1A1F36"/>
-                <w:sz w:val="18"/>
-                <w:szCs w:val="18"/>
-              </w:rPr>
-              <w:t xml:space="preserve">Соревнование</w:t>
-            </w:r>
-          </w:p>
-        </w:tc>
-        <w:tc>
-          <w:tcPr>
-            <w:tcW w:type="dxa" w:w="2400"/>
-            <w:tcBorders>
-              <w:top w:val="single" w:color="C7CBDC" w:sz="4"/>
-              <w:left w:val="single" w:color="C7CBDC" w:sz="4"/>
-              <w:bottom w:val="single" w:color="C7CBDC" w:sz="4"/>
-              <w:right w:val="single" w:color="C7CBDC" w:sz="4"/>
-            </w:tcBorders>
-            <w:shd w:fill="EEF0F7" w:color="auto" w:val="clear"/>
-            <w:tcMar>
-              <w:top w:type="dxa" w:w="60"/>
-              <w:left w:type="dxa" w:w="90"/>
-              <w:bottom w:type="dxa" w:w="60"/>
-              <w:right w:type="dxa" w:w="90"/>
-            </w:tcMar>
-            <w:vAlign w:val="top"/>
-          </w:tcPr>
-          <w:p>
-            <w:pPr>
-              <w:spacing w:after="0" w:before="0"/>
-            </w:pPr>
-            <w:r>
-              <w:rPr>
-                <w:rFonts w:ascii="Calibri" w:cs="Calibri" w:eastAsia="Calibri" w:hAnsi="Calibri"/>
-                <w:b/>
-                <w:bCs/>
-                <w:i w:val="false"/>
-                <w:iCs w:val="false"/>
-                <w:color w:val="1A1F36"/>
-                <w:sz w:val="18"/>
-                <w:szCs w:val="18"/>
-              </w:rPr>
-              <w:t xml:space="preserve">Месяц</w:t>
-            </w:r>
-          </w:p>
-        </w:tc>
-        <w:tc>
-          <w:tcPr>
-            <w:tcW w:type="dxa" w:w="3850"/>
-            <w:tcBorders>
-              <w:top w:val="single" w:color="C7CBDC" w:sz="4"/>
-              <w:left w:val="single" w:color="C7CBDC" w:sz="4"/>
-              <w:bottom w:val="single" w:color="C7CBDC" w:sz="4"/>
-              <w:right w:val="single" w:color="C7CBDC" w:sz="4"/>
-            </w:tcBorders>
-            <w:shd w:fill="EEF0F7" w:color="auto" w:val="clear"/>
-            <w:tcMar>
-              <w:top w:type="dxa" w:w="60"/>
-              <w:left w:type="dxa" w:w="90"/>
-              <w:bottom w:type="dxa" w:w="60"/>
-              <w:right w:type="dxa" w:w="90"/>
-            </w:tcMar>
-            <w:vAlign w:val="top"/>
-          </w:tcPr>
-          <w:p>
-            <w:pPr>
-              <w:spacing w:after="0" w:before="0"/>
-            </w:pPr>
-            <w:r>
-              <w:rPr>
-                <w:rFonts w:ascii="Calibri" w:cs="Calibri" w:eastAsia="Calibri" w:hAnsi="Calibri"/>
-                <w:b/>
-                <w:bCs/>
-                <w:i w:val="false"/>
-                <w:iCs w:val="false"/>
-                <w:color w:val="1A1F36"/>
-                <w:sz w:val="18"/>
-                <w:szCs w:val="18"/>
-              </w:rPr>
-              <w:t xml:space="preserve">Итог</w:t>
-            </w:r>
-          </w:p>
-        </w:tc>
-      </w:tr>
-      <w:tr>
-        <w:tc>
-          <w:tcPr>
-            <w:tcW w:type="dxa" w:w="3600"/>
-            <w:tcBorders>
-              <w:top w:val="single" w:color="C7CBDC" w:sz="4"/>
-              <w:left w:val="single" w:color="C7CBDC" w:sz="4"/>
-              <w:bottom w:val="single" w:color="C7CBDC" w:sz="4"/>
-              <w:right w:val="single" w:color="C7CBDC" w:sz="4"/>
-            </w:tcBorders>
-            <w:tcMar>
-              <w:top w:type="dxa" w:w="60"/>
-              <w:left w:type="dxa" w:w="90"/>
-              <w:bottom w:type="dxa" w:w="60"/>
-              <w:right w:type="dxa" w:w="90"/>
-            </w:tcMar>
-            <w:vAlign w:val="top"/>
-          </w:tcPr>
-          <w:p>
-            <w:pPr>
-              <w:spacing w:after="0" w:before="0"/>
-            </w:pPr>
-            <w:r>
-              <w:rPr>
-                <w:rFonts w:ascii="Calibri" w:cs="Calibri" w:eastAsia="Calibri" w:hAnsi="Calibri"/>
-                <w:b w:val="false"/>
-                <w:bCs w:val="false"/>
-                <w:i w:val="false"/>
-                <w:iCs w:val="false"/>
-                <w:color w:val="1A1F36"/>
-                <w:sz w:val="18"/>
-                <w:szCs w:val="18"/>
-              </w:rPr>
-              <w:t xml:space="preserve">2026-07_vostok_div1.xlsx</w:t>
-            </w:r>
-          </w:p>
-        </w:tc>
-        <w:tc>
-          <w:tcPr>
-            <w:tcW w:type="dxa" w:w="5400"/>
-            <w:tcBorders>
-              <w:top w:val="single" w:color="C7CBDC" w:sz="4"/>
-              <w:left w:val="single" w:color="C7CBDC" w:sz="4"/>
-              <w:bottom w:val="single" w:color="C7CBDC" w:sz="4"/>
-              <w:right w:val="single" w:color="C7CBDC" w:sz="4"/>
-            </w:tcBorders>
-            <w:tcMar>
-              <w:top w:type="dxa" w:w="60"/>
-              <w:left w:type="dxa" w:w="90"/>
-              <w:bottom w:type="dxa" w:w="60"/>
-              <w:right w:type="dxa" w:w="90"/>
-            </w:tcMar>
-            <w:vAlign w:val="top"/>
-          </w:tcPr>
-          <w:p>
-            <w:pPr>
-              <w:spacing w:after="0" w:before="0"/>
-            </w:pPr>
-            <w:r>
-              <w:rPr>
-                <w:rFonts w:ascii="Calibri" w:cs="Calibri" w:eastAsia="Calibri" w:hAnsi="Calibri"/>
-                <w:b w:val="false"/>
-                <w:bCs w:val="false"/>
-                <w:i w:val="false"/>
-                <w:iCs w:val="false"/>
-                <w:color w:val="1A1F36"/>
-                <w:sz w:val="18"/>
-                <w:szCs w:val="18"/>
-              </w:rPr>
-              <w:t xml:space="preserve">Конференция ВОСТОК (1 Дивизион)</w:t>
-            </w:r>
-          </w:p>
-        </w:tc>
-        <w:tc>
-          <w:tcPr>
-            <w:tcW w:type="dxa" w:w="2400"/>
-            <w:tcBorders>
-              <w:top w:val="single" w:color="C7CBDC" w:sz="4"/>
-              <w:left w:val="single" w:color="C7CBDC" w:sz="4"/>
-              <w:bottom w:val="single" w:color="C7CBDC" w:sz="4"/>
-              <w:right w:val="single" w:color="C7CBDC" w:sz="4"/>
-            </w:tcBorders>
-            <w:tcMar>
-              <w:top w:type="dxa" w:w="60"/>
-              <w:left w:type="dxa" w:w="90"/>
-              <w:bottom w:type="dxa" w:w="60"/>
-              <w:right w:type="dxa" w:w="90"/>
-            </w:tcMar>
-            <w:vAlign w:val="top"/>
-          </w:tcPr>
-          <w:p>
-            <w:pPr>
-              <w:spacing w:after="0" w:before="0"/>
-            </w:pPr>
-            <w:r>
-              <w:rPr>
-                <w:rFonts w:ascii="Calibri" w:cs="Calibri" w:eastAsia="Calibri" w:hAnsi="Calibri"/>
-                <w:b w:val="false"/>
-                <w:bCs w:val="false"/>
-                <w:i w:val="false"/>
-                <w:iCs w:val="false"/>
-                <w:color w:val="1A1F36"/>
-                <w:sz w:val="18"/>
-                <w:szCs w:val="18"/>
-              </w:rPr>
-              <w:t xml:space="preserve">июль 2026</w:t>
-            </w:r>
-          </w:p>
-        </w:tc>
-        <w:tc>
-          <w:tcPr>
-            <w:tcW w:type="dxa" w:w="3850"/>
-            <w:tcBorders>
-              <w:top w:val="single" w:color="C7CBDC" w:sz="4"/>
-              <w:left w:val="single" w:color="C7CBDC" w:sz="4"/>
-              <w:bottom w:val="single" w:color="C7CBDC" w:sz="4"/>
-              <w:right w:val="single" w:color="C7CBDC" w:sz="4"/>
-            </w:tcBorders>
-            <w:tcMar>
-              <w:top w:type="dxa" w:w="60"/>
-              <w:left w:type="dxa" w:w="90"/>
-              <w:bottom w:type="dxa" w:w="60"/>
-              <w:right w:type="dxa" w:w="90"/>
-            </w:tcMar>
-            <w:vAlign w:val="top"/>
-          </w:tcPr>
-          <w:p>
-            <w:pPr>
-              <w:spacing w:after="0" w:before="0"/>
-            </w:pPr>
-            <w:r>
-              <w:rPr>
-                <w:rFonts w:ascii="Calibri" w:cs="Calibri" w:eastAsia="Calibri" w:hAnsi="Calibri"/>
-                <w:b/>
-                <w:bCs/>
-                <w:i w:val="false"/>
-                <w:iCs w:val="false"/>
-                <w:color w:val="2E7D32"/>
-                <w:sz w:val="18"/>
-                <w:szCs w:val="18"/>
-              </w:rPr>
-              <w:t xml:space="preserve">Правки проверяющих внесены — ошибок нет</w:t>
-            </w:r>
-          </w:p>
-        </w:tc>
-      </w:tr>
-      <w:tr>
-        <w:tc>
-          <w:tcPr>
-            <w:tcW w:type="dxa" w:w="3600"/>
-            <w:tcBorders>
-              <w:top w:val="single" w:color="C7CBDC" w:sz="4"/>
-              <w:left w:val="single" w:color="C7CBDC" w:sz="4"/>
-              <w:bottom w:val="single" w:color="C7CBDC" w:sz="4"/>
-              <w:right w:val="single" w:color="C7CBDC" w:sz="4"/>
-            </w:tcBorders>
-            <w:shd w:fill="F7F8FC" w:color="auto" w:val="clear"/>
-            <w:tcMar>
-              <w:top w:type="dxa" w:w="60"/>
-              <w:left w:type="dxa" w:w="90"/>
-              <w:bottom w:type="dxa" w:w="60"/>
-              <w:right w:type="dxa" w:w="90"/>
-            </w:tcMar>
-            <w:vAlign w:val="top"/>
-          </w:tcPr>
-          <w:p>
-            <w:pPr>
-              <w:spacing w:after="0" w:before="0"/>
-            </w:pPr>
-            <w:r>
-              <w:rPr>
-                <w:rFonts w:ascii="Calibri" w:cs="Calibri" w:eastAsia="Calibri" w:hAnsi="Calibri"/>
-                <w:b w:val="false"/>
-                <w:bCs w:val="false"/>
-                <w:i w:val="false"/>
-                <w:iCs w:val="false"/>
-                <w:color w:val="1A1F36"/>
-                <w:sz w:val="18"/>
-                <w:szCs w:val="18"/>
-              </w:rPr>
-              <w:t xml:space="preserve">2026-08_vostok_div1.xlsx</w:t>
-            </w:r>
-          </w:p>
-        </w:tc>
-        <w:tc>
-          <w:tcPr>
-            <w:tcW w:type="dxa" w:w="5400"/>
-            <w:tcBorders>
-              <w:top w:val="single" w:color="C7CBDC" w:sz="4"/>
-              <w:left w:val="single" w:color="C7CBDC" w:sz="4"/>
-              <w:bottom w:val="single" w:color="C7CBDC" w:sz="4"/>
-              <w:right w:val="single" w:color="C7CBDC" w:sz="4"/>
-            </w:tcBorders>
-            <w:shd w:fill="F7F8FC" w:color="auto" w:val="clear"/>
-            <w:tcMar>
-              <w:top w:type="dxa" w:w="60"/>
-              <w:left w:type="dxa" w:w="90"/>
-              <w:bottom w:type="dxa" w:w="60"/>
-              <w:right w:type="dxa" w:w="90"/>
-            </w:tcMar>
-            <w:vAlign w:val="top"/>
-          </w:tcPr>
-          <w:p>
-            <w:pPr>
-              <w:spacing w:after="0" w:before="0"/>
-            </w:pPr>
-            <w:r>
-              <w:rPr>
-                <w:rFonts w:ascii="Calibri" w:cs="Calibri" w:eastAsia="Calibri" w:hAnsi="Calibri"/>
-                <w:b w:val="false"/>
-                <w:bCs w:val="false"/>
-                <w:i w:val="false"/>
-                <w:iCs w:val="false"/>
-                <w:color w:val="1A1F36"/>
-                <w:sz w:val="18"/>
-                <w:szCs w:val="18"/>
-              </w:rPr>
-              <w:t xml:space="preserve">Конференция ВОСТОК (1 Дивизион)</w:t>
-            </w:r>
-          </w:p>
-        </w:tc>
-        <w:tc>
-          <w:tcPr>
-            <w:tcW w:type="dxa" w:w="2400"/>
-            <w:tcBorders>
-              <w:top w:val="single" w:color="C7CBDC" w:sz="4"/>
-              <w:left w:val="single" w:color="C7CBDC" w:sz="4"/>
-              <w:bottom w:val="single" w:color="C7CBDC" w:sz="4"/>
-              <w:right w:val="single" w:color="C7CBDC" w:sz="4"/>
-            </w:tcBorders>
-            <w:shd w:fill="F7F8FC" w:color="auto" w:val="clear"/>
-            <w:tcMar>
-              <w:top w:type="dxa" w:w="60"/>
-              <w:left w:type="dxa" w:w="90"/>
-              <w:bottom w:type="dxa" w:w="60"/>
-              <w:right w:type="dxa" w:w="90"/>
-            </w:tcMar>
-            <w:vAlign w:val="top"/>
-          </w:tcPr>
-          <w:p>
-            <w:pPr>
-              <w:spacing w:after="0" w:before="0"/>
-            </w:pPr>
-            <w:r>
-              <w:rPr>
-                <w:rFonts w:ascii="Calibri" w:cs="Calibri" w:eastAsia="Calibri" w:hAnsi="Calibri"/>
-                <w:b w:val="false"/>
-                <w:bCs w:val="false"/>
-                <w:i w:val="false"/>
-                <w:iCs w:val="false"/>
-                <w:color w:val="1A1F36"/>
-                <w:sz w:val="18"/>
-                <w:szCs w:val="18"/>
-              </w:rPr>
-              <w:t xml:space="preserve">август 2026</w:t>
-            </w:r>
-          </w:p>
-        </w:tc>
-        <w:tc>
-          <w:tcPr>
-            <w:tcW w:type="dxa" w:w="3850"/>
-            <w:tcBorders>
-              <w:top w:val="single" w:color="C7CBDC" w:sz="4"/>
-              <w:left w:val="single" w:color="C7CBDC" w:sz="4"/>
-              <w:bottom w:val="single" w:color="C7CBDC" w:sz="4"/>
-              <w:right w:val="single" w:color="C7CBDC" w:sz="4"/>
-            </w:tcBorders>
-            <w:shd w:fill="F7F8FC" w:color="auto" w:val="clear"/>
-            <w:tcMar>
-              <w:top w:type="dxa" w:w="60"/>
-              <w:left w:type="dxa" w:w="90"/>
-              <w:bottom w:type="dxa" w:w="60"/>
-              <w:right w:type="dxa" w:w="90"/>
-            </w:tcMar>
-            <w:vAlign w:val="top"/>
-          </w:tcPr>
-          <w:p>
-            <w:pPr>
-              <w:spacing w:after="0" w:before="0"/>
-            </w:pPr>
-            <w:r>
-              <w:rPr>
-                <w:rFonts w:ascii="Calibri" w:cs="Calibri" w:eastAsia="Calibri" w:hAnsi="Calibri"/>
-                <w:b/>
-                <w:bCs/>
-                <w:i w:val="false"/>
-                <w:iCs w:val="false"/>
-                <w:color w:val="2E7D32"/>
-                <w:sz w:val="18"/>
-                <w:szCs w:val="18"/>
-              </w:rPr>
-              <w:t xml:space="preserve">Правки проверяющих внесены — ошибок нет</w:t>
-            </w:r>
-          </w:p>
-        </w:tc>
-      </w:tr>
-      <w:tr>
-        <w:tc>
-          <w:tcPr>
-            <w:tcW w:type="dxa" w:w="3600"/>
-            <w:tcBorders>
-              <w:top w:val="single" w:color="C7CBDC" w:sz="4"/>
-              <w:left w:val="single" w:color="C7CBDC" w:sz="4"/>
-              <w:bottom w:val="single" w:color="C7CBDC" w:sz="4"/>
-              <w:right w:val="single" w:color="C7CBDC" w:sz="4"/>
-            </w:tcBorders>
-            <w:tcMar>
-              <w:top w:type="dxa" w:w="60"/>
-              <w:left w:type="dxa" w:w="90"/>
-              <w:bottom w:type="dxa" w:w="60"/>
-              <w:right w:type="dxa" w:w="90"/>
-            </w:tcMar>
-            <w:vAlign w:val="top"/>
-          </w:tcPr>
-          <w:p>
-            <w:pPr>
-              <w:spacing w:after="0" w:before="0"/>
-            </w:pPr>
-            <w:r>
-              <w:rPr>
-                <w:rFonts w:ascii="Calibri" w:cs="Calibri" w:eastAsia="Calibri" w:hAnsi="Calibri"/>
-                <w:b w:val="false"/>
-                <w:bCs w:val="false"/>
-                <w:i w:val="false"/>
-                <w:iCs w:val="false"/>
-                <w:color w:val="1A1F36"/>
-                <w:sz w:val="18"/>
-                <w:szCs w:val="18"/>
-              </w:rPr>
-              <w:t xml:space="preserve">2026-09_vostok_div1.xlsx</w:t>
-            </w:r>
-          </w:p>
-        </w:tc>
-        <w:tc>
-          <w:tcPr>
-            <w:tcW w:type="dxa" w:w="5400"/>
-            <w:tcBorders>
-              <w:top w:val="single" w:color="C7CBDC" w:sz="4"/>
-              <w:left w:val="single" w:color="C7CBDC" w:sz="4"/>
-              <w:bottom w:val="single" w:color="C7CBDC" w:sz="4"/>
-              <w:right w:val="single" w:color="C7CBDC" w:sz="4"/>
-            </w:tcBorders>
-            <w:tcMar>
-              <w:top w:type="dxa" w:w="60"/>
-              <w:left w:type="dxa" w:w="90"/>
-              <w:bottom w:type="dxa" w:w="60"/>
-              <w:right w:type="dxa" w:w="90"/>
-            </w:tcMar>
-            <w:vAlign w:val="top"/>
-          </w:tcPr>
-          <w:p>
-            <w:pPr>
-              <w:spacing w:after="0" w:before="0"/>
-            </w:pPr>
-            <w:r>
-              <w:rPr>
-                <w:rFonts w:ascii="Calibri" w:cs="Calibri" w:eastAsia="Calibri" w:hAnsi="Calibri"/>
-                <w:b w:val="false"/>
-                <w:bCs w:val="false"/>
-                <w:i w:val="false"/>
-                <w:iCs w:val="false"/>
-                <w:color w:val="1A1F36"/>
-                <w:sz w:val="18"/>
-                <w:szCs w:val="18"/>
-              </w:rPr>
-              <w:t xml:space="preserve">Конференция ВОСТОК (1 Дивизион)</w:t>
-            </w:r>
-          </w:p>
-        </w:tc>
-        <w:tc>
-          <w:tcPr>
-            <w:tcW w:type="dxa" w:w="2400"/>
-            <w:tcBorders>
-              <w:top w:val="single" w:color="C7CBDC" w:sz="4"/>
-              <w:left w:val="single" w:color="C7CBDC" w:sz="4"/>
-              <w:bottom w:val="single" w:color="C7CBDC" w:sz="4"/>
-              <w:right w:val="single" w:color="C7CBDC" w:sz="4"/>
-            </w:tcBorders>
-            <w:tcMar>
-              <w:top w:type="dxa" w:w="60"/>
-              <w:left w:type="dxa" w:w="90"/>
-              <w:bottom w:type="dxa" w:w="60"/>
-              <w:right w:type="dxa" w:w="90"/>
-            </w:tcMar>
-            <w:vAlign w:val="top"/>
-          </w:tcPr>
-          <w:p>
-            <w:pPr>
-              <w:spacing w:after="0" w:before="0"/>
-            </w:pPr>
-            <w:r>
-              <w:rPr>
-                <w:rFonts w:ascii="Calibri" w:cs="Calibri" w:eastAsia="Calibri" w:hAnsi="Calibri"/>
-                <w:b w:val="false"/>
-                <w:bCs w:val="false"/>
-                <w:i w:val="false"/>
-                <w:iCs w:val="false"/>
-                <w:color w:val="1A1F36"/>
-                <w:sz w:val="18"/>
-                <w:szCs w:val="18"/>
-              </w:rPr>
-              <w:t xml:space="preserve">сентябрь 2026</w:t>
-            </w:r>
-          </w:p>
-        </w:tc>
-        <w:tc>
-          <w:tcPr>
-            <w:tcW w:type="dxa" w:w="3850"/>
-            <w:tcBorders>
-              <w:top w:val="single" w:color="C7CBDC" w:sz="4"/>
-              <w:left w:val="single" w:color="C7CBDC" w:sz="4"/>
-              <w:bottom w:val="single" w:color="C7CBDC" w:sz="4"/>
-              <w:right w:val="single" w:color="C7CBDC" w:sz="4"/>
-            </w:tcBorders>
-            <w:tcMar>
-              <w:top w:type="dxa" w:w="60"/>
-              <w:left w:type="dxa" w:w="90"/>
-              <w:bottom w:type="dxa" w:w="60"/>
-              <w:right w:type="dxa" w:w="90"/>
-            </w:tcMar>
-            <w:vAlign w:val="top"/>
-          </w:tcPr>
-          <w:p>
-            <w:pPr>
-              <w:spacing w:after="0" w:before="0"/>
-            </w:pPr>
-            <w:r>
-              <w:rPr>
-                <w:rFonts w:ascii="Calibri" w:cs="Calibri" w:eastAsia="Calibri" w:hAnsi="Calibri"/>
-                <w:b/>
-                <w:bCs/>
-                <w:i w:val="false"/>
-                <w:iCs w:val="false"/>
-                <w:color w:val="B45309"/>
-                <w:sz w:val="18"/>
-                <w:szCs w:val="18"/>
-              </w:rPr>
-              <w:t xml:space="preserve">Ответов проверяющих пока нет — ошибки в разделе дивизиона</w:t>
-            </w:r>
-          </w:p>
-        </w:tc>
-      </w:tr>
-      <w:tr>
-        <w:tc>
-          <w:tcPr>
-            <w:tcW w:type="dxa" w:w="3600"/>
-            <w:tcBorders>
-              <w:top w:val="single" w:color="C7CBDC" w:sz="4"/>
-              <w:left w:val="single" w:color="C7CBDC" w:sz="4"/>
-              <w:bottom w:val="single" w:color="C7CBDC" w:sz="4"/>
-              <w:right w:val="single" w:color="C7CBDC" w:sz="4"/>
-            </w:tcBorders>
-            <w:shd w:fill="F7F8FC" w:color="auto" w:val="clear"/>
-            <w:tcMar>
-              <w:top w:type="dxa" w:w="60"/>
-              <w:left w:type="dxa" w:w="90"/>
-              <w:bottom w:type="dxa" w:w="60"/>
-              <w:right w:type="dxa" w:w="90"/>
-            </w:tcMar>
-            <w:vAlign w:val="top"/>
-          </w:tcPr>
-          <w:p>
-            <w:pPr>
-              <w:spacing w:after="0" w:before="0"/>
-            </w:pPr>
-            <w:r>
-              <w:rPr>
-                <w:rFonts w:ascii="Calibri" w:cs="Calibri" w:eastAsia="Calibri" w:hAnsi="Calibri"/>
-                <w:b w:val="false"/>
-                <w:bCs w:val="false"/>
-                <w:i w:val="false"/>
-                <w:iCs w:val="false"/>
-                <w:color w:val="1A1F36"/>
-                <w:sz w:val="18"/>
-                <w:szCs w:val="18"/>
-              </w:rPr>
-              <w:t xml:space="preserve">2026-07_vostok_div2.xlsx</w:t>
-            </w:r>
-          </w:p>
-        </w:tc>
-        <w:tc>
-          <w:tcPr>
-            <w:tcW w:type="dxa" w:w="5400"/>
-            <w:tcBorders>
-              <w:top w:val="single" w:color="C7CBDC" w:sz="4"/>
-              <w:left w:val="single" w:color="C7CBDC" w:sz="4"/>
-              <w:bottom w:val="single" w:color="C7CBDC" w:sz="4"/>
-              <w:right w:val="single" w:color="C7CBDC" w:sz="4"/>
-            </w:tcBorders>
-            <w:shd w:fill="F7F8FC" w:color="auto" w:val="clear"/>
-            <w:tcMar>
-              <w:top w:type="dxa" w:w="60"/>
-              <w:left w:type="dxa" w:w="90"/>
-              <w:bottom w:type="dxa" w:w="60"/>
-              <w:right w:type="dxa" w:w="90"/>
-            </w:tcMar>
-            <w:vAlign w:val="top"/>
-          </w:tcPr>
-          <w:p>
-            <w:pPr>
-              <w:spacing w:after="0" w:before="0"/>
-            </w:pPr>
-            <w:r>
-              <w:rPr>
-                <w:rFonts w:ascii="Calibri" w:cs="Calibri" w:eastAsia="Calibri" w:hAnsi="Calibri"/>
-                <w:b w:val="false"/>
-                <w:bCs w:val="false"/>
-                <w:i w:val="false"/>
-                <w:iCs w:val="false"/>
-                <w:color w:val="1A1F36"/>
-                <w:sz w:val="18"/>
-                <w:szCs w:val="18"/>
-              </w:rPr>
-              <w:t xml:space="preserve">Конференция ВОСТОК (2 Дивизион)</w:t>
-            </w:r>
-          </w:p>
-        </w:tc>
-        <w:tc>
-          <w:tcPr>
-            <w:tcW w:type="dxa" w:w="2400"/>
-            <w:tcBorders>
-              <w:top w:val="single" w:color="C7CBDC" w:sz="4"/>
-              <w:left w:val="single" w:color="C7CBDC" w:sz="4"/>
-              <w:bottom w:val="single" w:color="C7CBDC" w:sz="4"/>
-              <w:right w:val="single" w:color="C7CBDC" w:sz="4"/>
-            </w:tcBorders>
-            <w:shd w:fill="F7F8FC" w:color="auto" w:val="clear"/>
-            <w:tcMar>
-              <w:top w:type="dxa" w:w="60"/>
-              <w:left w:type="dxa" w:w="90"/>
-              <w:bottom w:type="dxa" w:w="60"/>
-              <w:right w:type="dxa" w:w="90"/>
-            </w:tcMar>
-            <w:vAlign w:val="top"/>
-          </w:tcPr>
-          <w:p>
-            <w:pPr>
-              <w:spacing w:after="0" w:before="0"/>
-            </w:pPr>
-            <w:r>
-              <w:rPr>
-                <w:rFonts w:ascii="Calibri" w:cs="Calibri" w:eastAsia="Calibri" w:hAnsi="Calibri"/>
-                <w:b w:val="false"/>
-                <w:bCs w:val="false"/>
-                <w:i w:val="false"/>
-                <w:iCs w:val="false"/>
-                <w:color w:val="1A1F36"/>
-                <w:sz w:val="18"/>
-                <w:szCs w:val="18"/>
-              </w:rPr>
-              <w:t xml:space="preserve">июль 2026</w:t>
-            </w:r>
-          </w:p>
-        </w:tc>
-        <w:tc>
-          <w:tcPr>
-            <w:tcW w:type="dxa" w:w="3850"/>
-            <w:tcBorders>
-              <w:top w:val="single" w:color="C7CBDC" w:sz="4"/>
-              <w:left w:val="single" w:color="C7CBDC" w:sz="4"/>
-              <w:bottom w:val="single" w:color="C7CBDC" w:sz="4"/>
-              <w:right w:val="single" w:color="C7CBDC" w:sz="4"/>
-            </w:tcBorders>
-            <w:shd w:fill="F7F8FC" w:color="auto" w:val="clear"/>
-            <w:tcMar>
-              <w:top w:type="dxa" w:w="60"/>
-              <w:left w:type="dxa" w:w="90"/>
-              <w:bottom w:type="dxa" w:w="60"/>
-              <w:right w:type="dxa" w:w="90"/>
-            </w:tcMar>
-            <w:vAlign w:val="top"/>
-          </w:tcPr>
-          <w:p>
-            <w:pPr>
-              <w:spacing w:after="0" w:before="0"/>
-            </w:pPr>
-            <w:r>
-              <w:rPr>
-                <w:rFonts w:ascii="Calibri" w:cs="Calibri" w:eastAsia="Calibri" w:hAnsi="Calibri"/>
-                <w:b/>
-                <w:bCs/>
-                <w:i w:val="false"/>
-                <w:iCs w:val="false"/>
-                <w:color w:val="2E7D32"/>
-                <w:sz w:val="18"/>
-                <w:szCs w:val="18"/>
-              </w:rPr>
-              <w:t xml:space="preserve">Правки проверяющих внесены — ошибок нет</w:t>
-            </w:r>
-          </w:p>
-        </w:tc>
-      </w:tr>
-      <w:tr>
-        <w:tc>
-          <w:tcPr>
-            <w:tcW w:type="dxa" w:w="3600"/>
-            <w:tcBorders>
-              <w:top w:val="single" w:color="C7CBDC" w:sz="4"/>
-              <w:left w:val="single" w:color="C7CBDC" w:sz="4"/>
-              <w:bottom w:val="single" w:color="C7CBDC" w:sz="4"/>
-              <w:right w:val="single" w:color="C7CBDC" w:sz="4"/>
-            </w:tcBorders>
-            <w:tcMar>
-              <w:top w:type="dxa" w:w="60"/>
-              <w:left w:type="dxa" w:w="90"/>
-              <w:bottom w:type="dxa" w:w="60"/>
-              <w:right w:type="dxa" w:w="90"/>
-            </w:tcMar>
-            <w:vAlign w:val="top"/>
-          </w:tcPr>
-          <w:p>
-            <w:pPr>
-              <w:spacing w:after="0" w:before="0"/>
-            </w:pPr>
-            <w:r>
-              <w:rPr>
-                <w:rFonts w:ascii="Calibri" w:cs="Calibri" w:eastAsia="Calibri" w:hAnsi="Calibri"/>
-                <w:b w:val="false"/>
-                <w:bCs w:val="false"/>
-                <w:i w:val="false"/>
-                <w:iCs w:val="false"/>
-                <w:color w:val="1A1F36"/>
-                <w:sz w:val="18"/>
-                <w:szCs w:val="18"/>
-              </w:rPr>
-              <w:t xml:space="preserve">2026-08_vostok_div2.xlsx</w:t>
-            </w:r>
-          </w:p>
-        </w:tc>
-        <w:tc>
-          <w:tcPr>
-            <w:tcW w:type="dxa" w:w="5400"/>
-            <w:tcBorders>
-              <w:top w:val="single" w:color="C7CBDC" w:sz="4"/>
-              <w:left w:val="single" w:color="C7CBDC" w:sz="4"/>
-              <w:bottom w:val="single" w:color="C7CBDC" w:sz="4"/>
-              <w:right w:val="single" w:color="C7CBDC" w:sz="4"/>
-            </w:tcBorders>
-            <w:tcMar>
-              <w:top w:type="dxa" w:w="60"/>
-              <w:left w:type="dxa" w:w="90"/>
-              <w:bottom w:type="dxa" w:w="60"/>
-              <w:right w:type="dxa" w:w="90"/>
-            </w:tcMar>
-            <w:vAlign w:val="top"/>
-          </w:tcPr>
-          <w:p>
-            <w:pPr>
-              <w:spacing w:after="0" w:before="0"/>
-            </w:pPr>
-            <w:r>
-              <w:rPr>
-                <w:rFonts w:ascii="Calibri" w:cs="Calibri" w:eastAsia="Calibri" w:hAnsi="Calibri"/>
-                <w:b w:val="false"/>
-                <w:bCs w:val="false"/>
-                <w:i w:val="false"/>
-                <w:iCs w:val="false"/>
-                <w:color w:val="1A1F36"/>
-                <w:sz w:val="18"/>
-                <w:szCs w:val="18"/>
-              </w:rPr>
-              <w:t xml:space="preserve">Конференция ВОСТОК (2 Дивизион)</w:t>
-            </w:r>
-          </w:p>
-        </w:tc>
-        <w:tc>
-          <w:tcPr>
-            <w:tcW w:type="dxa" w:w="2400"/>
-            <w:tcBorders>
-              <w:top w:val="single" w:color="C7CBDC" w:sz="4"/>
-              <w:left w:val="single" w:color="C7CBDC" w:sz="4"/>
-              <w:bottom w:val="single" w:color="C7CBDC" w:sz="4"/>
-              <w:right w:val="single" w:color="C7CBDC" w:sz="4"/>
-            </w:tcBorders>
-            <w:tcMar>
-              <w:top w:type="dxa" w:w="60"/>
-              <w:left w:type="dxa" w:w="90"/>
-              <w:bottom w:type="dxa" w:w="60"/>
-              <w:right w:type="dxa" w:w="90"/>
-            </w:tcMar>
-            <w:vAlign w:val="top"/>
-          </w:tcPr>
-          <w:p>
-            <w:pPr>
-              <w:spacing w:after="0" w:before="0"/>
-            </w:pPr>
-            <w:r>
-              <w:rPr>
-                <w:rFonts w:ascii="Calibri" w:cs="Calibri" w:eastAsia="Calibri" w:hAnsi="Calibri"/>
-                <w:b w:val="false"/>
-                <w:bCs w:val="false"/>
-                <w:i w:val="false"/>
-                <w:iCs w:val="false"/>
-                <w:color w:val="1A1F36"/>
-                <w:sz w:val="18"/>
-                <w:szCs w:val="18"/>
-              </w:rPr>
-              <w:t xml:space="preserve">август 2026</w:t>
-            </w:r>
-          </w:p>
-        </w:tc>
-        <w:tc>
-          <w:tcPr>
-            <w:tcW w:type="dxa" w:w="3850"/>
-            <w:tcBorders>
-              <w:top w:val="single" w:color="C7CBDC" w:sz="4"/>
-              <w:left w:val="single" w:color="C7CBDC" w:sz="4"/>
-              <w:bottom w:val="single" w:color="C7CBDC" w:sz="4"/>
-              <w:right w:val="single" w:color="C7CBDC" w:sz="4"/>
-            </w:tcBorders>
-            <w:tcMar>
-              <w:top w:type="dxa" w:w="60"/>
-              <w:left w:type="dxa" w:w="90"/>
-              <w:bottom w:type="dxa" w:w="60"/>
-              <w:right w:type="dxa" w:w="90"/>
-            </w:tcMar>
-            <w:vAlign w:val="top"/>
-          </w:tcPr>
-          <w:p>
-            <w:pPr>
-              <w:spacing w:after="0" w:before="0"/>
-            </w:pPr>
-            <w:r>
-              <w:rPr>
-                <w:rFonts w:ascii="Calibri" w:cs="Calibri" w:eastAsia="Calibri" w:hAnsi="Calibri"/>
-                <w:b/>
-                <w:bCs/>
-                <w:i w:val="false"/>
-                <w:iCs w:val="false"/>
-                <w:color w:val="2E7D32"/>
-                <w:sz w:val="18"/>
-                <w:szCs w:val="18"/>
-              </w:rPr>
-              <w:t xml:space="preserve">Правки проверяющих внесены — ошибок нет</w:t>
-            </w:r>
-          </w:p>
-        </w:tc>
-      </w:tr>
-      <w:tr>
-        <w:tc>
-          <w:tcPr>
-            <w:tcW w:type="dxa" w:w="3600"/>
-            <w:tcBorders>
-              <w:top w:val="single" w:color="C7CBDC" w:sz="4"/>
-              <w:left w:val="single" w:color="C7CBDC" w:sz="4"/>
-              <w:bottom w:val="single" w:color="C7CBDC" w:sz="4"/>
-              <w:right w:val="single" w:color="C7CBDC" w:sz="4"/>
-            </w:tcBorders>
-            <w:shd w:fill="F7F8FC" w:color="auto" w:val="clear"/>
-            <w:tcMar>
-              <w:top w:type="dxa" w:w="60"/>
-              <w:left w:type="dxa" w:w="90"/>
-              <w:bottom w:type="dxa" w:w="60"/>
-              <w:right w:type="dxa" w:w="90"/>
-            </w:tcMar>
-            <w:vAlign w:val="top"/>
-          </w:tcPr>
-          <w:p>
-            <w:pPr>
-              <w:spacing w:after="0" w:before="0"/>
-            </w:pPr>
-            <w:r>
-              <w:rPr>
-                <w:rFonts w:ascii="Calibri" w:cs="Calibri" w:eastAsia="Calibri" w:hAnsi="Calibri"/>
-                <w:b w:val="false"/>
-                <w:bCs w:val="false"/>
-                <w:i w:val="false"/>
-                <w:iCs w:val="false"/>
-                <w:color w:val="1A1F36"/>
-                <w:sz w:val="18"/>
-                <w:szCs w:val="18"/>
-              </w:rPr>
-              <w:t xml:space="preserve">2026-09_vostok_div2.xlsx</w:t>
-            </w:r>
-          </w:p>
-        </w:tc>
-        <w:tc>
-          <w:tcPr>
-            <w:tcW w:type="dxa" w:w="5400"/>
-            <w:tcBorders>
-              <w:top w:val="single" w:color="C7CBDC" w:sz="4"/>
-              <w:left w:val="single" w:color="C7CBDC" w:sz="4"/>
-              <w:bottom w:val="single" w:color="C7CBDC" w:sz="4"/>
-              <w:right w:val="single" w:color="C7CBDC" w:sz="4"/>
-            </w:tcBorders>
-            <w:shd w:fill="F7F8FC" w:color="auto" w:val="clear"/>
-            <w:tcMar>
-              <w:top w:type="dxa" w:w="60"/>
-              <w:left w:type="dxa" w:w="90"/>
-              <w:bottom w:type="dxa" w:w="60"/>
-              <w:right w:type="dxa" w:w="90"/>
-            </w:tcMar>
-            <w:vAlign w:val="top"/>
-          </w:tcPr>
-          <w:p>
-            <w:pPr>
-              <w:spacing w:after="0" w:before="0"/>
-            </w:pPr>
-            <w:r>
-              <w:rPr>
-                <w:rFonts w:ascii="Calibri" w:cs="Calibri" w:eastAsia="Calibri" w:hAnsi="Calibri"/>
-                <w:b w:val="false"/>
-                <w:bCs w:val="false"/>
-                <w:i w:val="false"/>
-                <w:iCs w:val="false"/>
-                <w:color w:val="1A1F36"/>
-                <w:sz w:val="18"/>
-                <w:szCs w:val="18"/>
-              </w:rPr>
-              <w:t xml:space="preserve">Конференция ВОСТОК (2 Дивизион)</w:t>
-            </w:r>
-          </w:p>
-        </w:tc>
-        <w:tc>
-          <w:tcPr>
-            <w:tcW w:type="dxa" w:w="2400"/>
-            <w:tcBorders>
-              <w:top w:val="single" w:color="C7CBDC" w:sz="4"/>
-              <w:left w:val="single" w:color="C7CBDC" w:sz="4"/>
-              <w:bottom w:val="single" w:color="C7CBDC" w:sz="4"/>
-              <w:right w:val="single" w:color="C7CBDC" w:sz="4"/>
-            </w:tcBorders>
-            <w:shd w:fill="F7F8FC" w:color="auto" w:val="clear"/>
-            <w:tcMar>
-              <w:top w:type="dxa" w:w="60"/>
-              <w:left w:type="dxa" w:w="90"/>
-              <w:bottom w:type="dxa" w:w="60"/>
-              <w:right w:type="dxa" w:w="90"/>
-            </w:tcMar>
-            <w:vAlign w:val="top"/>
-          </w:tcPr>
-          <w:p>
-            <w:pPr>
-              <w:spacing w:after="0" w:before="0"/>
-            </w:pPr>
-            <w:r>
-              <w:rPr>
-                <w:rFonts w:ascii="Calibri" w:cs="Calibri" w:eastAsia="Calibri" w:hAnsi="Calibri"/>
-                <w:b w:val="false"/>
-                <w:bCs w:val="false"/>
-                <w:i w:val="false"/>
-                <w:iCs w:val="false"/>
-                <w:color w:val="1A1F36"/>
-                <w:sz w:val="18"/>
-                <w:szCs w:val="18"/>
-              </w:rPr>
-              <w:t xml:space="preserve">сентябрь 2026</w:t>
-            </w:r>
-          </w:p>
-        </w:tc>
-        <w:tc>
-          <w:tcPr>
-            <w:tcW w:type="dxa" w:w="3850"/>
-            <w:tcBorders>
-              <w:top w:val="single" w:color="C7CBDC" w:sz="4"/>
-              <w:left w:val="single" w:color="C7CBDC" w:sz="4"/>
-              <w:bottom w:val="single" w:color="C7CBDC" w:sz="4"/>
-              <w:right w:val="single" w:color="C7CBDC" w:sz="4"/>
-            </w:tcBorders>
-            <w:shd w:fill="F7F8FC" w:color="auto" w:val="clear"/>
-            <w:tcMar>
-              <w:top w:type="dxa" w:w="60"/>
-              <w:left w:type="dxa" w:w="90"/>
-              <w:bottom w:type="dxa" w:w="60"/>
-              <w:right w:type="dxa" w:w="90"/>
-            </w:tcMar>
-            <w:vAlign w:val="top"/>
-          </w:tcPr>
-          <w:p>
-            <w:pPr>
-              <w:spacing w:after="0" w:before="0"/>
-            </w:pPr>
-            <w:r>
-              <w:rPr>
-                <w:rFonts w:ascii="Calibri" w:cs="Calibri" w:eastAsia="Calibri" w:hAnsi="Calibri"/>
-                <w:b/>
-                <w:bCs/>
-                <w:i w:val="false"/>
-                <w:iCs w:val="false"/>
-                <w:color w:val="2E7D32"/>
-                <w:sz w:val="18"/>
-                <w:szCs w:val="18"/>
-              </w:rPr>
-              <w:t xml:space="preserve">Ошибок нет</w:t>
-            </w:r>
-          </w:p>
-        </w:tc>
-      </w:tr>
-      <w:tr>
-        <w:tc>
-          <w:tcPr>
-            <w:tcW w:type="dxa" w:w="3600"/>
-            <w:tcBorders>
-              <w:top w:val="single" w:color="C7CBDC" w:sz="4"/>
-              <w:left w:val="single" w:color="C7CBDC" w:sz="4"/>
-              <w:bottom w:val="single" w:color="C7CBDC" w:sz="4"/>
-              <w:right w:val="single" w:color="C7CBDC" w:sz="4"/>
-            </w:tcBorders>
-            <w:tcMar>
-              <w:top w:type="dxa" w:w="60"/>
-              <w:left w:type="dxa" w:w="90"/>
-              <w:bottom w:type="dxa" w:w="60"/>
-              <w:right w:type="dxa" w:w="90"/>
-            </w:tcMar>
-            <w:vAlign w:val="top"/>
-          </w:tcPr>
-          <w:p>
-            <w:pPr>
-              <w:spacing w:after="0" w:before="0"/>
-            </w:pPr>
-            <w:r>
-              <w:rPr>
-                <w:rFonts w:ascii="Calibri" w:cs="Calibri" w:eastAsia="Calibri" w:hAnsi="Calibri"/>
-                <w:b w:val="false"/>
-                <w:bCs w:val="false"/>
-                <w:i w:val="false"/>
-                <w:iCs w:val="false"/>
-                <w:color w:val="1A1F36"/>
-                <w:sz w:val="18"/>
-                <w:szCs w:val="18"/>
-              </w:rPr>
-              <w:t xml:space="preserve">2026-07_zapad_div1.xlsx</w:t>
-            </w:r>
-          </w:p>
-        </w:tc>
-        <w:tc>
-          <w:tcPr>
-            <w:tcW w:type="dxa" w:w="5400"/>
-            <w:tcBorders>
-              <w:top w:val="single" w:color="C7CBDC" w:sz="4"/>
-              <w:left w:val="single" w:color="C7CBDC" w:sz="4"/>
-              <w:bottom w:val="single" w:color="C7CBDC" w:sz="4"/>
-              <w:right w:val="single" w:color="C7CBDC" w:sz="4"/>
-            </w:tcBorders>
-            <w:tcMar>
-              <w:top w:type="dxa" w:w="60"/>
-              <w:left w:type="dxa" w:w="90"/>
-              <w:bottom w:type="dxa" w:w="60"/>
-              <w:right w:type="dxa" w:w="90"/>
-            </w:tcMar>
-            <w:vAlign w:val="top"/>
-          </w:tcPr>
-          <w:p>
-            <w:pPr>
-              <w:spacing w:after="0" w:before="0"/>
-            </w:pPr>
-            <w:r>
-              <w:rPr>
-                <w:rFonts w:ascii="Calibri" w:cs="Calibri" w:eastAsia="Calibri" w:hAnsi="Calibri"/>
-                <w:b w:val="false"/>
-                <w:bCs w:val="false"/>
-                <w:i w:val="false"/>
-                <w:iCs w:val="false"/>
-                <w:color w:val="1A1F36"/>
-                <w:sz w:val="18"/>
-                <w:szCs w:val="18"/>
-              </w:rPr>
-              <w:t xml:space="preserve">Конференция ЗАПАД (1 Дивизион)</w:t>
-            </w:r>
-          </w:p>
-        </w:tc>
-        <w:tc>
-          <w:tcPr>
-            <w:tcW w:type="dxa" w:w="2400"/>
-            <w:tcBorders>
-              <w:top w:val="single" w:color="C7CBDC" w:sz="4"/>
-              <w:left w:val="single" w:color="C7CBDC" w:sz="4"/>
-              <w:bottom w:val="single" w:color="C7CBDC" w:sz="4"/>
-              <w:right w:val="single" w:color="C7CBDC" w:sz="4"/>
-            </w:tcBorders>
-            <w:tcMar>
-              <w:top w:type="dxa" w:w="60"/>
-              <w:left w:type="dxa" w:w="90"/>
-              <w:bottom w:type="dxa" w:w="60"/>
-              <w:right w:type="dxa" w:w="90"/>
-            </w:tcMar>
-            <w:vAlign w:val="top"/>
-          </w:tcPr>
-          <w:p>
-            <w:pPr>
-              <w:spacing w:after="0" w:before="0"/>
-            </w:pPr>
-            <w:r>
-              <w:rPr>
-                <w:rFonts w:ascii="Calibri" w:cs="Calibri" w:eastAsia="Calibri" w:hAnsi="Calibri"/>
-                <w:b w:val="false"/>
-                <w:bCs w:val="false"/>
-                <w:i w:val="false"/>
-                <w:iCs w:val="false"/>
-                <w:color w:val="1A1F36"/>
-                <w:sz w:val="18"/>
-                <w:szCs w:val="18"/>
-              </w:rPr>
-              <w:t xml:space="preserve">июль 2026</w:t>
-            </w:r>
-          </w:p>
-        </w:tc>
-        <w:tc>
-          <w:tcPr>
-            <w:tcW w:type="dxa" w:w="3850"/>
-            <w:tcBorders>
-              <w:top w:val="single" w:color="C7CBDC" w:sz="4"/>
-              <w:left w:val="single" w:color="C7CBDC" w:sz="4"/>
-              <w:bottom w:val="single" w:color="C7CBDC" w:sz="4"/>
-              <w:right w:val="single" w:color="C7CBDC" w:sz="4"/>
-            </w:tcBorders>
-            <w:tcMar>
-              <w:top w:type="dxa" w:w="60"/>
-              <w:left w:type="dxa" w:w="90"/>
-              <w:bottom w:type="dxa" w:w="60"/>
-              <w:right w:type="dxa" w:w="90"/>
-            </w:tcMar>
-            <w:vAlign w:val="top"/>
-          </w:tcPr>
-          <w:p>
-            <w:pPr>
-              <w:spacing w:after="0" w:before="0"/>
-            </w:pPr>
-            <w:r>
-              <w:rPr>
-                <w:rFonts w:ascii="Calibri" w:cs="Calibri" w:eastAsia="Calibri" w:hAnsi="Calibri"/>
-                <w:b/>
-                <w:bCs/>
-                <w:i w:val="false"/>
-                <w:iCs w:val="false"/>
-                <w:color w:val="2E7D32"/>
-                <w:sz w:val="18"/>
-                <w:szCs w:val="18"/>
-              </w:rPr>
-              <w:t xml:space="preserve">Правки проверяющих внесены — ошибок нет</w:t>
-            </w:r>
-          </w:p>
-        </w:tc>
-      </w:tr>
-      <w:tr>
-        <w:tc>
-          <w:tcPr>
-            <w:tcW w:type="dxa" w:w="3600"/>
-            <w:tcBorders>
-              <w:top w:val="single" w:color="C7CBDC" w:sz="4"/>
-              <w:left w:val="single" w:color="C7CBDC" w:sz="4"/>
-              <w:bottom w:val="single" w:color="C7CBDC" w:sz="4"/>
-              <w:right w:val="single" w:color="C7CBDC" w:sz="4"/>
-            </w:tcBorders>
-            <w:shd w:fill="F7F8FC" w:color="auto" w:val="clear"/>
-            <w:tcMar>
-              <w:top w:type="dxa" w:w="60"/>
-              <w:left w:type="dxa" w:w="90"/>
-              <w:bottom w:type="dxa" w:w="60"/>
-              <w:right w:type="dxa" w:w="90"/>
-            </w:tcMar>
-            <w:vAlign w:val="top"/>
-          </w:tcPr>
-          <w:p>
-            <w:pPr>
-              <w:spacing w:after="0" w:before="0"/>
-            </w:pPr>
-            <w:r>
-              <w:rPr>
-                <w:rFonts w:ascii="Calibri" w:cs="Calibri" w:eastAsia="Calibri" w:hAnsi="Calibri"/>
-                <w:b w:val="false"/>
-                <w:bCs w:val="false"/>
-                <w:i w:val="false"/>
-                <w:iCs w:val="false"/>
-                <w:color w:val="1A1F36"/>
-                <w:sz w:val="18"/>
-                <w:szCs w:val="18"/>
-              </w:rPr>
-              <w:t xml:space="preserve">2026-08_zapad_div1.xlsx</w:t>
-            </w:r>
-          </w:p>
-        </w:tc>
-        <w:tc>
-          <w:tcPr>
-            <w:tcW w:type="dxa" w:w="5400"/>
-            <w:tcBorders>
-              <w:top w:val="single" w:color="C7CBDC" w:sz="4"/>
-              <w:left w:val="single" w:color="C7CBDC" w:sz="4"/>
-              <w:bottom w:val="single" w:color="C7CBDC" w:sz="4"/>
-              <w:right w:val="single" w:color="C7CBDC" w:sz="4"/>
-            </w:tcBorders>
-            <w:shd w:fill="F7F8FC" w:color="auto" w:val="clear"/>
-            <w:tcMar>
-              <w:top w:type="dxa" w:w="60"/>
-              <w:left w:type="dxa" w:w="90"/>
-              <w:bottom w:type="dxa" w:w="60"/>
-              <w:right w:type="dxa" w:w="90"/>
-            </w:tcMar>
-            <w:vAlign w:val="top"/>
-          </w:tcPr>
-          <w:p>
-            <w:pPr>
-              <w:spacing w:after="0" w:before="0"/>
-            </w:pPr>
-            <w:r>
-              <w:rPr>
-                <w:rFonts w:ascii="Calibri" w:cs="Calibri" w:eastAsia="Calibri" w:hAnsi="Calibri"/>
-                <w:b w:val="false"/>
-                <w:bCs w:val="false"/>
-                <w:i w:val="false"/>
-                <w:iCs w:val="false"/>
-                <w:color w:val="1A1F36"/>
-                <w:sz w:val="18"/>
-                <w:szCs w:val="18"/>
-              </w:rPr>
-              <w:t xml:space="preserve">Конференция ЗАПАД (1 Дивизион)</w:t>
-            </w:r>
-          </w:p>
-        </w:tc>
-        <w:tc>
-          <w:tcPr>
-            <w:tcW w:type="dxa" w:w="2400"/>
-            <w:tcBorders>
-              <w:top w:val="single" w:color="C7CBDC" w:sz="4"/>
-              <w:left w:val="single" w:color="C7CBDC" w:sz="4"/>
-              <w:bottom w:val="single" w:color="C7CBDC" w:sz="4"/>
-              <w:right w:val="single" w:color="C7CBDC" w:sz="4"/>
-            </w:tcBorders>
-            <w:shd w:fill="F7F8FC" w:color="auto" w:val="clear"/>
-            <w:tcMar>
-              <w:top w:type="dxa" w:w="60"/>
-              <w:left w:type="dxa" w:w="90"/>
-              <w:bottom w:type="dxa" w:w="60"/>
-              <w:right w:type="dxa" w:w="90"/>
-            </w:tcMar>
-            <w:vAlign w:val="top"/>
-          </w:tcPr>
-          <w:p>
-            <w:pPr>
-              <w:spacing w:after="0" w:before="0"/>
-            </w:pPr>
-            <w:r>
-              <w:rPr>
-                <w:rFonts w:ascii="Calibri" w:cs="Calibri" w:eastAsia="Calibri" w:hAnsi="Calibri"/>
-                <w:b w:val="false"/>
-                <w:bCs w:val="false"/>
-                <w:i w:val="false"/>
-                <w:iCs w:val="false"/>
-                <w:color w:val="1A1F36"/>
-                <w:sz w:val="18"/>
-                <w:szCs w:val="18"/>
-              </w:rPr>
-              <w:t xml:space="preserve">август 2026</w:t>
-            </w:r>
-          </w:p>
-        </w:tc>
-        <w:tc>
-          <w:tcPr>
-            <w:tcW w:type="dxa" w:w="3850"/>
-            <w:tcBorders>
-              <w:top w:val="single" w:color="C7CBDC" w:sz="4"/>
-              <w:left w:val="single" w:color="C7CBDC" w:sz="4"/>
-              <w:bottom w:val="single" w:color="C7CBDC" w:sz="4"/>
-              <w:right w:val="single" w:color="C7CBDC" w:sz="4"/>
-            </w:tcBorders>
-            <w:shd w:fill="F7F8FC" w:color="auto" w:val="clear"/>
-            <w:tcMar>
-              <w:top w:type="dxa" w:w="60"/>
-              <w:left w:type="dxa" w:w="90"/>
-              <w:bottom w:type="dxa" w:w="60"/>
-              <w:right w:type="dxa" w:w="90"/>
-            </w:tcMar>
-            <w:vAlign w:val="top"/>
-          </w:tcPr>
-          <w:p>
-            <w:pPr>
-              <w:spacing w:after="0" w:before="0"/>
-            </w:pPr>
-            <w:r>
-              <w:rPr>
-                <w:rFonts w:ascii="Calibri" w:cs="Calibri" w:eastAsia="Calibri" w:hAnsi="Calibri"/>
-                <w:b/>
-                <w:bCs/>
-                <w:i w:val="false"/>
-                <w:iCs w:val="false"/>
-                <w:color w:val="2E7D32"/>
-                <w:sz w:val="18"/>
-                <w:szCs w:val="18"/>
-              </w:rPr>
-              <w:t xml:space="preserve">Правки проверяющих внесены — ошибок нет</w:t>
-            </w:r>
-          </w:p>
-        </w:tc>
-      </w:tr>
-      <w:tr>
-        <w:tc>
-          <w:tcPr>
-            <w:tcW w:type="dxa" w:w="3600"/>
-            <w:tcBorders>
-              <w:top w:val="single" w:color="C7CBDC" w:sz="4"/>
-              <w:left w:val="single" w:color="C7CBDC" w:sz="4"/>
-              <w:bottom w:val="single" w:color="C7CBDC" w:sz="4"/>
-              <w:right w:val="single" w:color="C7CBDC" w:sz="4"/>
-            </w:tcBorders>
-            <w:tcMar>
-              <w:top w:type="dxa" w:w="60"/>
-              <w:left w:type="dxa" w:w="90"/>
-              <w:bottom w:type="dxa" w:w="60"/>
-              <w:right w:type="dxa" w:w="90"/>
-            </w:tcMar>
-            <w:vAlign w:val="top"/>
-          </w:tcPr>
-          <w:p>
-            <w:pPr>
-              <w:spacing w:after="0" w:before="0"/>
-            </w:pPr>
-            <w:r>
-              <w:rPr>
-                <w:rFonts w:ascii="Calibri" w:cs="Calibri" w:eastAsia="Calibri" w:hAnsi="Calibri"/>
-                <w:b w:val="false"/>
-                <w:bCs w:val="false"/>
-                <w:i w:val="false"/>
-                <w:iCs w:val="false"/>
-                <w:color w:val="1A1F36"/>
-                <w:sz w:val="18"/>
-                <w:szCs w:val="18"/>
-              </w:rPr>
-              <w:t xml:space="preserve">2026-09_zapad_div1.xlsx</w:t>
-            </w:r>
-          </w:p>
-        </w:tc>
-        <w:tc>
-          <w:tcPr>
-            <w:tcW w:type="dxa" w:w="5400"/>
-            <w:tcBorders>
-              <w:top w:val="single" w:color="C7CBDC" w:sz="4"/>
-              <w:left w:val="single" w:color="C7CBDC" w:sz="4"/>
-              <w:bottom w:val="single" w:color="C7CBDC" w:sz="4"/>
-              <w:right w:val="single" w:color="C7CBDC" w:sz="4"/>
-            </w:tcBorders>
-            <w:tcMar>
-              <w:top w:type="dxa" w:w="60"/>
-              <w:left w:type="dxa" w:w="90"/>
-              <w:bottom w:type="dxa" w:w="60"/>
-              <w:right w:type="dxa" w:w="90"/>
-            </w:tcMar>
-            <w:vAlign w:val="top"/>
-          </w:tcPr>
-          <w:p>
-            <w:pPr>
-              <w:spacing w:after="0" w:before="0"/>
-            </w:pPr>
-            <w:r>
-              <w:rPr>
-                <w:rFonts w:ascii="Calibri" w:cs="Calibri" w:eastAsia="Calibri" w:hAnsi="Calibri"/>
-                <w:b w:val="false"/>
-                <w:bCs w:val="false"/>
-                <w:i w:val="false"/>
-                <w:iCs w:val="false"/>
-                <w:color w:val="1A1F36"/>
-                <w:sz w:val="18"/>
-                <w:szCs w:val="18"/>
-              </w:rPr>
-              <w:t xml:space="preserve">Конференция ЗАПАД (1 Дивизион)</w:t>
-            </w:r>
-          </w:p>
-        </w:tc>
-        <w:tc>
-          <w:tcPr>
-            <w:tcW w:type="dxa" w:w="2400"/>
-            <w:tcBorders>
-              <w:top w:val="single" w:color="C7CBDC" w:sz="4"/>
-              <w:left w:val="single" w:color="C7CBDC" w:sz="4"/>
-              <w:bottom w:val="single" w:color="C7CBDC" w:sz="4"/>
-              <w:right w:val="single" w:color="C7CBDC" w:sz="4"/>
-            </w:tcBorders>
-            <w:tcMar>
-              <w:top w:type="dxa" w:w="60"/>
-              <w:left w:type="dxa" w:w="90"/>
-              <w:bottom w:type="dxa" w:w="60"/>
-              <w:right w:type="dxa" w:w="90"/>
-            </w:tcMar>
-            <w:vAlign w:val="top"/>
-          </w:tcPr>
-          <w:p>
-            <w:pPr>
-              <w:spacing w:after="0" w:before="0"/>
-            </w:pPr>
-            <w:r>
-              <w:rPr>
-                <w:rFonts w:ascii="Calibri" w:cs="Calibri" w:eastAsia="Calibri" w:hAnsi="Calibri"/>
-                <w:b w:val="false"/>
-                <w:bCs w:val="false"/>
-                <w:i w:val="false"/>
-                <w:iCs w:val="false"/>
-                <w:color w:val="1A1F36"/>
-                <w:sz w:val="18"/>
-                <w:szCs w:val="18"/>
-              </w:rPr>
-              <w:t xml:space="preserve">сентябрь 2026</w:t>
-            </w:r>
-          </w:p>
-        </w:tc>
-        <w:tc>
-          <w:tcPr>
-            <w:tcW w:type="dxa" w:w="3850"/>
-            <w:tcBorders>
-              <w:top w:val="single" w:color="C7CBDC" w:sz="4"/>
-              <w:left w:val="single" w:color="C7CBDC" w:sz="4"/>
-              <w:bottom w:val="single" w:color="C7CBDC" w:sz="4"/>
-              <w:right w:val="single" w:color="C7CBDC" w:sz="4"/>
-            </w:tcBorders>
-            <w:tcMar>
-              <w:top w:type="dxa" w:w="60"/>
-              <w:left w:type="dxa" w:w="90"/>
-              <w:bottom w:type="dxa" w:w="60"/>
-              <w:right w:type="dxa" w:w="90"/>
-            </w:tcMar>
-            <w:vAlign w:val="top"/>
-          </w:tcPr>
-          <w:p>
-            <w:pPr>
-              <w:spacing w:after="0" w:before="0"/>
-            </w:pPr>
-            <w:r>
-              <w:rPr>
-                <w:rFonts w:ascii="Calibri" w:cs="Calibri" w:eastAsia="Calibri" w:hAnsi="Calibri"/>
-                <w:b/>
-                <w:bCs/>
-                <w:i w:val="false"/>
-                <w:iCs w:val="false"/>
-                <w:color w:val="B45309"/>
-                <w:sz w:val="18"/>
-                <w:szCs w:val="18"/>
-              </w:rPr>
-              <w:t xml:space="preserve">Ответов проверяющих пока нет — ошибки в разделе дивизиона</w:t>
-            </w:r>
-          </w:p>
-        </w:tc>
-      </w:tr>
-      <w:tr>
-        <w:tc>
-          <w:tcPr>
-            <w:tcW w:type="dxa" w:w="3600"/>
-            <w:tcBorders>
-              <w:top w:val="single" w:color="C7CBDC" w:sz="4"/>
-              <w:left w:val="single" w:color="C7CBDC" w:sz="4"/>
-              <w:bottom w:val="single" w:color="C7CBDC" w:sz="4"/>
-              <w:right w:val="single" w:color="C7CBDC" w:sz="4"/>
-            </w:tcBorders>
-            <w:shd w:fill="F7F8FC" w:color="auto" w:val="clear"/>
-            <w:tcMar>
-              <w:top w:type="dxa" w:w="60"/>
-              <w:left w:type="dxa" w:w="90"/>
-              <w:bottom w:type="dxa" w:w="60"/>
-              <w:right w:type="dxa" w:w="90"/>
-            </w:tcMar>
-            <w:vAlign w:val="top"/>
-          </w:tcPr>
-          <w:p>
-            <w:pPr>
-              <w:spacing w:after="0" w:before="0"/>
-            </w:pPr>
-            <w:r>
-              <w:rPr>
-                <w:rFonts w:ascii="Calibri" w:cs="Calibri" w:eastAsia="Calibri" w:hAnsi="Calibri"/>
-                <w:b w:val="false"/>
-                <w:bCs w:val="false"/>
-                <w:i w:val="false"/>
-                <w:iCs w:val="false"/>
-                <w:color w:val="1A1F36"/>
-                <w:sz w:val="18"/>
-                <w:szCs w:val="18"/>
-              </w:rPr>
-              <w:t xml:space="preserve">2026-07_zapad_div2.xlsx</w:t>
-            </w:r>
-          </w:p>
-        </w:tc>
-        <w:tc>
-          <w:tcPr>
-            <w:tcW w:type="dxa" w:w="5400"/>
-            <w:tcBorders>
-              <w:top w:val="single" w:color="C7CBDC" w:sz="4"/>
-              <w:left w:val="single" w:color="C7CBDC" w:sz="4"/>
-              <w:bottom w:val="single" w:color="C7CBDC" w:sz="4"/>
-              <w:right w:val="single" w:color="C7CBDC" w:sz="4"/>
-            </w:tcBorders>
-            <w:shd w:fill="F7F8FC" w:color="auto" w:val="clear"/>
-            <w:tcMar>
-              <w:top w:type="dxa" w:w="60"/>
-              <w:left w:type="dxa" w:w="90"/>
-              <w:bottom w:type="dxa" w:w="60"/>
-              <w:right w:type="dxa" w:w="90"/>
-            </w:tcMar>
-            <w:vAlign w:val="top"/>
-          </w:tcPr>
-          <w:p>
-            <w:pPr>
-              <w:spacing w:after="0" w:before="0"/>
-            </w:pPr>
-            <w:r>
-              <w:rPr>
-                <w:rFonts w:ascii="Calibri" w:cs="Calibri" w:eastAsia="Calibri" w:hAnsi="Calibri"/>
-                <w:b w:val="false"/>
-                <w:bCs w:val="false"/>
-                <w:i w:val="false"/>
-                <w:iCs w:val="false"/>
-                <w:color w:val="1A1F36"/>
-                <w:sz w:val="18"/>
-                <w:szCs w:val="18"/>
-              </w:rPr>
-              <w:t xml:space="preserve">Конференция ЗАПАД (2 Дивизион)</w:t>
-            </w:r>
-          </w:p>
-        </w:tc>
-        <w:tc>
-          <w:tcPr>
-            <w:tcW w:type="dxa" w:w="2400"/>
-            <w:tcBorders>
-              <w:top w:val="single" w:color="C7CBDC" w:sz="4"/>
-              <w:left w:val="single" w:color="C7CBDC" w:sz="4"/>
-              <w:bottom w:val="single" w:color="C7CBDC" w:sz="4"/>
-              <w:right w:val="single" w:color="C7CBDC" w:sz="4"/>
-            </w:tcBorders>
-            <w:shd w:fill="F7F8FC" w:color="auto" w:val="clear"/>
-            <w:tcMar>
-              <w:top w:type="dxa" w:w="60"/>
-              <w:left w:type="dxa" w:w="90"/>
-              <w:bottom w:type="dxa" w:w="60"/>
-              <w:right w:type="dxa" w:w="90"/>
-            </w:tcMar>
-            <w:vAlign w:val="top"/>
-          </w:tcPr>
-          <w:p>
-            <w:pPr>
-              <w:spacing w:after="0" w:before="0"/>
-            </w:pPr>
-            <w:r>
-              <w:rPr>
-                <w:rFonts w:ascii="Calibri" w:cs="Calibri" w:eastAsia="Calibri" w:hAnsi="Calibri"/>
-                <w:b w:val="false"/>
-                <w:bCs w:val="false"/>
-                <w:i w:val="false"/>
-                <w:iCs w:val="false"/>
-                <w:color w:val="1A1F36"/>
-                <w:sz w:val="18"/>
-                <w:szCs w:val="18"/>
-              </w:rPr>
-              <w:t xml:space="preserve">июль 2026</w:t>
-            </w:r>
-          </w:p>
-        </w:tc>
-        <w:tc>
-          <w:tcPr>
-            <w:tcW w:type="dxa" w:w="3850"/>
-            <w:tcBorders>
-              <w:top w:val="single" w:color="C7CBDC" w:sz="4"/>
-              <w:left w:val="single" w:color="C7CBDC" w:sz="4"/>
-              <w:bottom w:val="single" w:color="C7CBDC" w:sz="4"/>
-              <w:right w:val="single" w:color="C7CBDC" w:sz="4"/>
-            </w:tcBorders>
-            <w:shd w:fill="F7F8FC" w:color="auto" w:val="clear"/>
-            <w:tcMar>
-              <w:top w:type="dxa" w:w="60"/>
-              <w:left w:type="dxa" w:w="90"/>
-              <w:bottom w:type="dxa" w:w="60"/>
-              <w:right w:type="dxa" w:w="90"/>
-            </w:tcMar>
-            <w:vAlign w:val="top"/>
-          </w:tcPr>
-          <w:p>
-            <w:pPr>
-              <w:spacing w:after="0" w:before="0"/>
-            </w:pPr>
-            <w:r>
-              <w:rPr>
-                <w:rFonts w:ascii="Calibri" w:cs="Calibri" w:eastAsia="Calibri" w:hAnsi="Calibri"/>
-                <w:b/>
-                <w:bCs/>
-                <w:i w:val="false"/>
-                <w:iCs w:val="false"/>
-                <w:color w:val="2E7D32"/>
-                <w:sz w:val="18"/>
-                <w:szCs w:val="18"/>
-              </w:rPr>
-              <w:t xml:space="preserve">Правки проверяющих внесены — ошибок нет</w:t>
-            </w:r>
-          </w:p>
-        </w:tc>
-      </w:tr>
-      <w:tr>
-        <w:tc>
-          <w:tcPr>
-            <w:tcW w:type="dxa" w:w="3600"/>
-            <w:tcBorders>
-              <w:top w:val="single" w:color="C7CBDC" w:sz="4"/>
-              <w:left w:val="single" w:color="C7CBDC" w:sz="4"/>
-              <w:bottom w:val="single" w:color="C7CBDC" w:sz="4"/>
-              <w:right w:val="single" w:color="C7CBDC" w:sz="4"/>
-            </w:tcBorders>
-            <w:tcMar>
-              <w:top w:type="dxa" w:w="60"/>
-              <w:left w:type="dxa" w:w="90"/>
-              <w:bottom w:type="dxa" w:w="60"/>
-              <w:right w:type="dxa" w:w="90"/>
-            </w:tcMar>
-            <w:vAlign w:val="top"/>
-          </w:tcPr>
-          <w:p>
-            <w:pPr>
-              <w:spacing w:after="0" w:before="0"/>
-            </w:pPr>
-            <w:r>
-              <w:rPr>
-                <w:rFonts w:ascii="Calibri" w:cs="Calibri" w:eastAsia="Calibri" w:hAnsi="Calibri"/>
-                <w:b w:val="false"/>
-                <w:bCs w:val="false"/>
-                <w:i w:val="false"/>
-                <w:iCs w:val="false"/>
-                <w:color w:val="1A1F36"/>
-                <w:sz w:val="18"/>
-                <w:szCs w:val="18"/>
-              </w:rPr>
-              <w:t xml:space="preserve">2026-08_zapad_div2.xlsx</w:t>
-            </w:r>
-          </w:p>
-        </w:tc>
-        <w:tc>
-          <w:tcPr>
-            <w:tcW w:type="dxa" w:w="5400"/>
-            <w:tcBorders>
-              <w:top w:val="single" w:color="C7CBDC" w:sz="4"/>
-              <w:left w:val="single" w:color="C7CBDC" w:sz="4"/>
-              <w:bottom w:val="single" w:color="C7CBDC" w:sz="4"/>
-              <w:right w:val="single" w:color="C7CBDC" w:sz="4"/>
-            </w:tcBorders>
-            <w:tcMar>
-              <w:top w:type="dxa" w:w="60"/>
-              <w:left w:type="dxa" w:w="90"/>
-              <w:bottom w:type="dxa" w:w="60"/>
-              <w:right w:type="dxa" w:w="90"/>
-            </w:tcMar>
-            <w:vAlign w:val="top"/>
-          </w:tcPr>
-          <w:p>
-            <w:pPr>
-              <w:spacing w:after="0" w:before="0"/>
-            </w:pPr>
-            <w:r>
-              <w:rPr>
-                <w:rFonts w:ascii="Calibri" w:cs="Calibri" w:eastAsia="Calibri" w:hAnsi="Calibri"/>
-                <w:b w:val="false"/>
-                <w:bCs w:val="false"/>
-                <w:i w:val="false"/>
-                <w:iCs w:val="false"/>
-                <w:color w:val="1A1F36"/>
-                <w:sz w:val="18"/>
-                <w:szCs w:val="18"/>
-              </w:rPr>
-              <w:t xml:space="preserve">Конференция ЗАПАД (2 Дивизион)</w:t>
-            </w:r>
-          </w:p>
-        </w:tc>
-        <w:tc>
-          <w:tcPr>
-            <w:tcW w:type="dxa" w:w="2400"/>
-            <w:tcBorders>
-              <w:top w:val="single" w:color="C7CBDC" w:sz="4"/>
-              <w:left w:val="single" w:color="C7CBDC" w:sz="4"/>
-              <w:bottom w:val="single" w:color="C7CBDC" w:sz="4"/>
-              <w:right w:val="single" w:color="C7CBDC" w:sz="4"/>
-            </w:tcBorders>
-            <w:tcMar>
-              <w:top w:type="dxa" w:w="60"/>
-              <w:left w:type="dxa" w:w="90"/>
-              <w:bottom w:type="dxa" w:w="60"/>
-              <w:right w:type="dxa" w:w="90"/>
-            </w:tcMar>
-            <w:vAlign w:val="top"/>
-          </w:tcPr>
-          <w:p>
-            <w:pPr>
-              <w:spacing w:after="0" w:before="0"/>
-            </w:pPr>
-            <w:r>
-              <w:rPr>
-                <w:rFonts w:ascii="Calibri" w:cs="Calibri" w:eastAsia="Calibri" w:hAnsi="Calibri"/>
-                <w:b w:val="false"/>
-                <w:bCs w:val="false"/>
-                <w:i w:val="false"/>
-                <w:iCs w:val="false"/>
-                <w:color w:val="1A1F36"/>
-                <w:sz w:val="18"/>
-                <w:szCs w:val="18"/>
-              </w:rPr>
-              <w:t xml:space="preserve">август 2026</w:t>
-            </w:r>
-          </w:p>
-        </w:tc>
-        <w:tc>
-          <w:tcPr>
-            <w:tcW w:type="dxa" w:w="3850"/>
-            <w:tcBorders>
-              <w:top w:val="single" w:color="C7CBDC" w:sz="4"/>
-              <w:left w:val="single" w:color="C7CBDC" w:sz="4"/>
-              <w:bottom w:val="single" w:color="C7CBDC" w:sz="4"/>
-              <w:right w:val="single" w:color="C7CBDC" w:sz="4"/>
-            </w:tcBorders>
-            <w:tcMar>
-              <w:top w:type="dxa" w:w="60"/>
-              <w:left w:type="dxa" w:w="90"/>
-              <w:bottom w:type="dxa" w:w="60"/>
-              <w:right w:type="dxa" w:w="90"/>
-            </w:tcMar>
-            <w:vAlign w:val="top"/>
-          </w:tcPr>
-          <w:p>
-            <w:pPr>
-              <w:spacing w:after="0" w:before="0"/>
-            </w:pPr>
-            <w:r>
-              <w:rPr>
-                <w:rFonts w:ascii="Calibri" w:cs="Calibri" w:eastAsia="Calibri" w:hAnsi="Calibri"/>
-                <w:b/>
-                <w:bCs/>
-                <w:i w:val="false"/>
-                <w:iCs w:val="false"/>
-                <w:color w:val="2E7D32"/>
-                <w:sz w:val="18"/>
-                <w:szCs w:val="18"/>
-              </w:rPr>
-              <w:t xml:space="preserve">Правки проверяющих внесены — ошибок нет</w:t>
-            </w:r>
-          </w:p>
-        </w:tc>
-      </w:tr>
-      <w:tr>
-        <w:tc>
-          <w:tcPr>
-            <w:tcW w:type="dxa" w:w="3600"/>
-            <w:tcBorders>
-              <w:top w:val="single" w:color="C7CBDC" w:sz="4"/>
-              <w:left w:val="single" w:color="C7CBDC" w:sz="4"/>
-              <w:bottom w:val="single" w:color="C7CBDC" w:sz="4"/>
-              <w:right w:val="single" w:color="C7CBDC" w:sz="4"/>
-            </w:tcBorders>
-            <w:shd w:fill="F7F8FC" w:color="auto" w:val="clear"/>
-            <w:tcMar>
-              <w:top w:type="dxa" w:w="60"/>
-              <w:left w:type="dxa" w:w="90"/>
-              <w:bottom w:type="dxa" w:w="60"/>
-              <w:right w:type="dxa" w:w="90"/>
-            </w:tcMar>
-            <w:vAlign w:val="top"/>
-          </w:tcPr>
-          <w:p>
-            <w:pPr>
-              <w:spacing w:after="0" w:before="0"/>
-            </w:pPr>
-            <w:r>
-              <w:rPr>
-                <w:rFonts w:ascii="Calibri" w:cs="Calibri" w:eastAsia="Calibri" w:hAnsi="Calibri"/>
-                <w:b w:val="false"/>
-                <w:bCs w:val="false"/>
-                <w:i w:val="false"/>
-                <w:iCs w:val="false"/>
-                <w:color w:val="1A1F36"/>
-                <w:sz w:val="18"/>
-                <w:szCs w:val="18"/>
-              </w:rPr>
-              <w:t xml:space="preserve">2026-09_zapad_div2.xlsx</w:t>
-            </w:r>
-          </w:p>
-        </w:tc>
-        <w:tc>
-          <w:tcPr>
-            <w:tcW w:type="dxa" w:w="5400"/>
-            <w:tcBorders>
-              <w:top w:val="single" w:color="C7CBDC" w:sz="4"/>
-              <w:left w:val="single" w:color="C7CBDC" w:sz="4"/>
-              <w:bottom w:val="single" w:color="C7CBDC" w:sz="4"/>
-              <w:right w:val="single" w:color="C7CBDC" w:sz="4"/>
-            </w:tcBorders>
-            <w:shd w:fill="F7F8FC" w:color="auto" w:val="clear"/>
-            <w:tcMar>
-              <w:top w:type="dxa" w:w="60"/>
-              <w:left w:type="dxa" w:w="90"/>
-              <w:bottom w:type="dxa" w:w="60"/>
-              <w:right w:type="dxa" w:w="90"/>
-            </w:tcMar>
-            <w:vAlign w:val="top"/>
-          </w:tcPr>
-          <w:p>
-            <w:pPr>
-              <w:spacing w:after="0" w:before="0"/>
-            </w:pPr>
-            <w:r>
-              <w:rPr>
-                <w:rFonts w:ascii="Calibri" w:cs="Calibri" w:eastAsia="Calibri" w:hAnsi="Calibri"/>
-                <w:b w:val="false"/>
-                <w:bCs w:val="false"/>
-                <w:i w:val="false"/>
-                <w:iCs w:val="false"/>
-                <w:color w:val="1A1F36"/>
-                <w:sz w:val="18"/>
-                <w:szCs w:val="18"/>
-              </w:rPr>
-              <w:t xml:space="preserve">Конференция ЗАПАД (2 Дивизион)</w:t>
-            </w:r>
-          </w:p>
-        </w:tc>
-        <w:tc>
-          <w:tcPr>
-            <w:tcW w:type="dxa" w:w="2400"/>
-            <w:tcBorders>
-              <w:top w:val="single" w:color="C7CBDC" w:sz="4"/>
-              <w:left w:val="single" w:color="C7CBDC" w:sz="4"/>
-              <w:bottom w:val="single" w:color="C7CBDC" w:sz="4"/>
-              <w:right w:val="single" w:color="C7CBDC" w:sz="4"/>
-            </w:tcBorders>
-            <w:shd w:fill="F7F8FC" w:color="auto" w:val="clear"/>
-            <w:tcMar>
-              <w:top w:type="dxa" w:w="60"/>
-              <w:left w:type="dxa" w:w="90"/>
-              <w:bottom w:type="dxa" w:w="60"/>
-              <w:right w:type="dxa" w:w="90"/>
-            </w:tcMar>
-            <w:vAlign w:val="top"/>
-          </w:tcPr>
-          <w:p>
-            <w:pPr>
-              <w:spacing w:after="0" w:before="0"/>
-            </w:pPr>
-            <w:r>
-              <w:rPr>
-                <w:rFonts w:ascii="Calibri" w:cs="Calibri" w:eastAsia="Calibri" w:hAnsi="Calibri"/>
-                <w:b w:val="false"/>
-                <w:bCs w:val="false"/>
-                <w:i w:val="false"/>
-                <w:iCs w:val="false"/>
-                <w:color w:val="1A1F36"/>
-                <w:sz w:val="18"/>
-                <w:szCs w:val="18"/>
-              </w:rPr>
-              <w:t xml:space="preserve">сентябрь 2026</w:t>
-            </w:r>
-          </w:p>
-        </w:tc>
-        <w:tc>
-          <w:tcPr>
-            <w:tcW w:type="dxa" w:w="3850"/>
-            <w:tcBorders>
-              <w:top w:val="single" w:color="C7CBDC" w:sz="4"/>
-              <w:left w:val="single" w:color="C7CBDC" w:sz="4"/>
-              <w:bottom w:val="single" w:color="C7CBDC" w:sz="4"/>
-              <w:right w:val="single" w:color="C7CBDC" w:sz="4"/>
-            </w:tcBorders>
-            <w:shd w:fill="F7F8FC" w:color="auto" w:val="clear"/>
-            <w:tcMar>
-              <w:top w:type="dxa" w:w="60"/>
-              <w:left w:type="dxa" w:w="90"/>
-              <w:bottom w:type="dxa" w:w="60"/>
-              <w:right w:type="dxa" w:w="90"/>
-            </w:tcMar>
-            <w:vAlign w:val="top"/>
-          </w:tcPr>
-          <w:p>
-            <w:pPr>
-              <w:spacing w:after="0" w:before="0"/>
-            </w:pPr>
-            <w:r>
-              <w:rPr>
-                <w:rFonts w:ascii="Calibri" w:cs="Calibri" w:eastAsia="Calibri" w:hAnsi="Calibri"/>
-                <w:b/>
-                <w:bCs/>
-                <w:i w:val="false"/>
-                <w:iCs w:val="false"/>
-                <w:color w:val="2E7D32"/>
-                <w:sz w:val="18"/>
-                <w:szCs w:val="18"/>
-              </w:rPr>
-              <w:t xml:space="preserve">Ошибок нет</w:t>
-            </w:r>
-          </w:p>
-        </w:tc>
-      </w:tr>
-      <w:tr>
-        <w:tc>
-          <w:tcPr>
-            <w:tcW w:type="dxa" w:w="3600"/>
-            <w:tcBorders>
-              <w:top w:val="single" w:color="C7CBDC" w:sz="4"/>
-              <w:left w:val="single" w:color="C7CBDC" w:sz="4"/>
-              <w:bottom w:val="single" w:color="C7CBDC" w:sz="4"/>
-              <w:right w:val="single" w:color="C7CBDC" w:sz="4"/>
-            </w:tcBorders>
-            <w:tcMar>
-              <w:top w:type="dxa" w:w="60"/>
-              <w:left w:type="dxa" w:w="90"/>
-              <w:bottom w:type="dxa" w:w="60"/>
-              <w:right w:type="dxa" w:w="90"/>
-            </w:tcMar>
-            <w:vAlign w:val="top"/>
-          </w:tcPr>
-          <w:p>
-            <w:pPr>
-              <w:spacing w:after="0" w:before="0"/>
-            </w:pPr>
-            <w:r>
-              <w:rPr>
-                <w:rFonts w:ascii="Calibri" w:cs="Calibri" w:eastAsia="Calibri" w:hAnsi="Calibri"/>
-                <w:b w:val="false"/>
-                <w:bCs w:val="false"/>
-                <w:i w:val="false"/>
-                <w:iCs w:val="false"/>
-                <w:color w:val="1A1F36"/>
-                <w:sz w:val="18"/>
-                <w:szCs w:val="18"/>
-              </w:rPr>
-              <w:t xml:space="preserve">2026-07_centr_div1.xlsx</w:t>
-            </w:r>
-          </w:p>
-        </w:tc>
-        <w:tc>
-          <w:tcPr>
-            <w:tcW w:type="dxa" w:w="5400"/>
-            <w:tcBorders>
-              <w:top w:val="single" w:color="C7CBDC" w:sz="4"/>
-              <w:left w:val="single" w:color="C7CBDC" w:sz="4"/>
-              <w:bottom w:val="single" w:color="C7CBDC" w:sz="4"/>
-              <w:right w:val="single" w:color="C7CBDC" w:sz="4"/>
-            </w:tcBorders>
-            <w:tcMar>
-              <w:top w:type="dxa" w:w="60"/>
-              <w:left w:type="dxa" w:w="90"/>
-              <w:bottom w:type="dxa" w:w="60"/>
-              <w:right w:type="dxa" w:w="90"/>
-            </w:tcMar>
-            <w:vAlign w:val="top"/>
-          </w:tcPr>
-          <w:p>
-            <w:pPr>
-              <w:spacing w:after="0" w:before="0"/>
-            </w:pPr>
-            <w:r>
-              <w:rPr>
-                <w:rFonts w:ascii="Calibri" w:cs="Calibri" w:eastAsia="Calibri" w:hAnsi="Calibri"/>
-                <w:b w:val="false"/>
-                <w:bCs w:val="false"/>
-                <w:i w:val="false"/>
-                <w:iCs w:val="false"/>
-                <w:color w:val="1A1F36"/>
-                <w:sz w:val="18"/>
-                <w:szCs w:val="18"/>
-              </w:rPr>
-              <w:t xml:space="preserve">Конференция ЦЕНТР (1 Дивизион)</w:t>
-            </w:r>
-          </w:p>
-        </w:tc>
-        <w:tc>
-          <w:tcPr>
-            <w:tcW w:type="dxa" w:w="2400"/>
-            <w:tcBorders>
-              <w:top w:val="single" w:color="C7CBDC" w:sz="4"/>
-              <w:left w:val="single" w:color="C7CBDC" w:sz="4"/>
-              <w:bottom w:val="single" w:color="C7CBDC" w:sz="4"/>
-              <w:right w:val="single" w:color="C7CBDC" w:sz="4"/>
-            </w:tcBorders>
-            <w:tcMar>
-              <w:top w:type="dxa" w:w="60"/>
-              <w:left w:type="dxa" w:w="90"/>
-              <w:bottom w:type="dxa" w:w="60"/>
-              <w:right w:type="dxa" w:w="90"/>
-            </w:tcMar>
-            <w:vAlign w:val="top"/>
-          </w:tcPr>
-          <w:p>
-            <w:pPr>
-              <w:spacing w:after="0" w:before="0"/>
-            </w:pPr>
-            <w:r>
-              <w:rPr>
-                <w:rFonts w:ascii="Calibri" w:cs="Calibri" w:eastAsia="Calibri" w:hAnsi="Calibri"/>
-                <w:b w:val="false"/>
-                <w:bCs w:val="false"/>
-                <w:i w:val="false"/>
-                <w:iCs w:val="false"/>
-                <w:color w:val="1A1F36"/>
-                <w:sz w:val="18"/>
-                <w:szCs w:val="18"/>
-              </w:rPr>
-              <w:t xml:space="preserve">июль 2026</w:t>
-            </w:r>
-          </w:p>
-        </w:tc>
-        <w:tc>
-          <w:tcPr>
-            <w:tcW w:type="dxa" w:w="3850"/>
-            <w:tcBorders>
-              <w:top w:val="single" w:color="C7CBDC" w:sz="4"/>
-              <w:left w:val="single" w:color="C7CBDC" w:sz="4"/>
-              <w:bottom w:val="single" w:color="C7CBDC" w:sz="4"/>
-              <w:right w:val="single" w:color="C7CBDC" w:sz="4"/>
-            </w:tcBorders>
-            <w:tcMar>
-              <w:top w:type="dxa" w:w="60"/>
-              <w:left w:type="dxa" w:w="90"/>
-              <w:bottom w:type="dxa" w:w="60"/>
-              <w:right w:type="dxa" w:w="90"/>
-            </w:tcMar>
-            <w:vAlign w:val="top"/>
-          </w:tcPr>
-          <w:p>
-            <w:pPr>
-              <w:spacing w:after="0" w:before="0"/>
-            </w:pPr>
-            <w:r>
-              <w:rPr>
-                <w:rFonts w:ascii="Calibri" w:cs="Calibri" w:eastAsia="Calibri" w:hAnsi="Calibri"/>
-                <w:b/>
-                <w:bCs/>
-                <w:i w:val="false"/>
-                <w:iCs w:val="false"/>
-                <w:color w:val="2E7D32"/>
-                <w:sz w:val="18"/>
-                <w:szCs w:val="18"/>
-              </w:rPr>
-              <w:t xml:space="preserve">Правки проверяющих внесены — ошибок нет</w:t>
-            </w:r>
-          </w:p>
-        </w:tc>
-      </w:tr>
-      <w:tr>
-        <w:tc>
-          <w:tcPr>
-            <w:tcW w:type="dxa" w:w="3600"/>
-            <w:tcBorders>
-              <w:top w:val="single" w:color="C7CBDC" w:sz="4"/>
-              <w:left w:val="single" w:color="C7CBDC" w:sz="4"/>
-              <w:bottom w:val="single" w:color="C7CBDC" w:sz="4"/>
-              <w:right w:val="single" w:color="C7CBDC" w:sz="4"/>
-            </w:tcBorders>
-            <w:shd w:fill="F7F8FC" w:color="auto" w:val="clear"/>
-            <w:tcMar>
-              <w:top w:type="dxa" w:w="60"/>
-              <w:left w:type="dxa" w:w="90"/>
-              <w:bottom w:type="dxa" w:w="60"/>
-              <w:right w:type="dxa" w:w="90"/>
-            </w:tcMar>
-            <w:vAlign w:val="top"/>
-          </w:tcPr>
-          <w:p>
-            <w:pPr>
-              <w:spacing w:after="0" w:before="0"/>
-            </w:pPr>
-            <w:r>
-              <w:rPr>
-                <w:rFonts w:ascii="Calibri" w:cs="Calibri" w:eastAsia="Calibri" w:hAnsi="Calibri"/>
-                <w:b w:val="false"/>
-                <w:bCs w:val="false"/>
-                <w:i w:val="false"/>
-                <w:iCs w:val="false"/>
-                <w:color w:val="1A1F36"/>
-                <w:sz w:val="18"/>
-                <w:szCs w:val="18"/>
-              </w:rPr>
-              <w:t xml:space="preserve">2026-08_centr_div1.xlsx</w:t>
-            </w:r>
-          </w:p>
-        </w:tc>
-        <w:tc>
-          <w:tcPr>
-            <w:tcW w:type="dxa" w:w="5400"/>
-            <w:tcBorders>
-              <w:top w:val="single" w:color="C7CBDC" w:sz="4"/>
-              <w:left w:val="single" w:color="C7CBDC" w:sz="4"/>
-              <w:bottom w:val="single" w:color="C7CBDC" w:sz="4"/>
-              <w:right w:val="single" w:color="C7CBDC" w:sz="4"/>
-            </w:tcBorders>
-            <w:shd w:fill="F7F8FC" w:color="auto" w:val="clear"/>
-            <w:tcMar>
-              <w:top w:type="dxa" w:w="60"/>
-              <w:left w:type="dxa" w:w="90"/>
-              <w:bottom w:type="dxa" w:w="60"/>
-              <w:right w:type="dxa" w:w="90"/>
-            </w:tcMar>
-            <w:vAlign w:val="top"/>
-          </w:tcPr>
-          <w:p>
-            <w:pPr>
-              <w:spacing w:after="0" w:before="0"/>
-            </w:pPr>
-            <w:r>
-              <w:rPr>
-                <w:rFonts w:ascii="Calibri" w:cs="Calibri" w:eastAsia="Calibri" w:hAnsi="Calibri"/>
-                <w:b w:val="false"/>
-                <w:bCs w:val="false"/>
-                <w:i w:val="false"/>
-                <w:iCs w:val="false"/>
-                <w:color w:val="1A1F36"/>
-                <w:sz w:val="18"/>
-                <w:szCs w:val="18"/>
-              </w:rPr>
-              <w:t xml:space="preserve">Конференция ЦЕНТР (1 Дивизион)</w:t>
-            </w:r>
-          </w:p>
-        </w:tc>
-        <w:tc>
-          <w:tcPr>
-            <w:tcW w:type="dxa" w:w="2400"/>
-            <w:tcBorders>
-              <w:top w:val="single" w:color="C7CBDC" w:sz="4"/>
-              <w:left w:val="single" w:color="C7CBDC" w:sz="4"/>
-              <w:bottom w:val="single" w:color="C7CBDC" w:sz="4"/>
-              <w:right w:val="single" w:color="C7CBDC" w:sz="4"/>
-            </w:tcBorders>
-            <w:shd w:fill="F7F8FC" w:color="auto" w:val="clear"/>
-            <w:tcMar>
-              <w:top w:type="dxa" w:w="60"/>
-              <w:left w:type="dxa" w:w="90"/>
-              <w:bottom w:type="dxa" w:w="60"/>
-              <w:right w:type="dxa" w:w="90"/>
-            </w:tcMar>
-            <w:vAlign w:val="top"/>
-          </w:tcPr>
-          <w:p>
-            <w:pPr>
-              <w:spacing w:after="0" w:before="0"/>
-            </w:pPr>
-            <w:r>
-              <w:rPr>
-                <w:rFonts w:ascii="Calibri" w:cs="Calibri" w:eastAsia="Calibri" w:hAnsi="Calibri"/>
-                <w:b w:val="false"/>
-                <w:bCs w:val="false"/>
-                <w:i w:val="false"/>
-                <w:iCs w:val="false"/>
-                <w:color w:val="1A1F36"/>
-                <w:sz w:val="18"/>
-                <w:szCs w:val="18"/>
-              </w:rPr>
-              <w:t xml:space="preserve">август 2026</w:t>
-            </w:r>
-          </w:p>
-        </w:tc>
-        <w:tc>
-          <w:tcPr>
-            <w:tcW w:type="dxa" w:w="3850"/>
-            <w:tcBorders>
-              <w:top w:val="single" w:color="C7CBDC" w:sz="4"/>
-              <w:left w:val="single" w:color="C7CBDC" w:sz="4"/>
-              <w:bottom w:val="single" w:color="C7CBDC" w:sz="4"/>
-              <w:right w:val="single" w:color="C7CBDC" w:sz="4"/>
-            </w:tcBorders>
-            <w:shd w:fill="F7F8FC" w:color="auto" w:val="clear"/>
-            <w:tcMar>
-              <w:top w:type="dxa" w:w="60"/>
-              <w:left w:type="dxa" w:w="90"/>
-              <w:bottom w:type="dxa" w:w="60"/>
-              <w:right w:type="dxa" w:w="90"/>
-            </w:tcMar>
-            <w:vAlign w:val="top"/>
-          </w:tcPr>
-          <w:p>
-            <w:pPr>
-              <w:spacing w:after="0" w:before="0"/>
-            </w:pPr>
-            <w:r>
-              <w:rPr>
-                <w:rFonts w:ascii="Calibri" w:cs="Calibri" w:eastAsia="Calibri" w:hAnsi="Calibri"/>
-                <w:b/>
-                <w:bCs/>
-                <w:i w:val="false"/>
-                <w:iCs w:val="false"/>
-                <w:color w:val="2E7D32"/>
-                <w:sz w:val="18"/>
-                <w:szCs w:val="18"/>
-              </w:rPr>
-              <w:t xml:space="preserve">Правки проверяющих внесены — ошибок нет</w:t>
-            </w:r>
-          </w:p>
-        </w:tc>
-      </w:tr>
-      <w:tr>
-        <w:tc>
-          <w:tcPr>
-            <w:tcW w:type="dxa" w:w="3600"/>
-            <w:tcBorders>
-              <w:top w:val="single" w:color="C7CBDC" w:sz="4"/>
-              <w:left w:val="single" w:color="C7CBDC" w:sz="4"/>
-              <w:bottom w:val="single" w:color="C7CBDC" w:sz="4"/>
-              <w:right w:val="single" w:color="C7CBDC" w:sz="4"/>
-            </w:tcBorders>
-            <w:tcMar>
-              <w:top w:type="dxa" w:w="60"/>
-              <w:left w:type="dxa" w:w="90"/>
-              <w:bottom w:type="dxa" w:w="60"/>
-              <w:right w:type="dxa" w:w="90"/>
-            </w:tcMar>
-            <w:vAlign w:val="top"/>
-          </w:tcPr>
-          <w:p>
-            <w:pPr>
-              <w:spacing w:after="0" w:before="0"/>
-            </w:pPr>
-            <w:r>
-              <w:rPr>
-                <w:rFonts w:ascii="Calibri" w:cs="Calibri" w:eastAsia="Calibri" w:hAnsi="Calibri"/>
-                <w:b w:val="false"/>
-                <w:bCs w:val="false"/>
-                <w:i w:val="false"/>
-                <w:iCs w:val="false"/>
-                <w:color w:val="1A1F36"/>
-                <w:sz w:val="18"/>
-                <w:szCs w:val="18"/>
-              </w:rPr>
-              <w:t xml:space="preserve">2026-09_centr_div1.xlsx</w:t>
-            </w:r>
-          </w:p>
-        </w:tc>
-        <w:tc>
-          <w:tcPr>
-            <w:tcW w:type="dxa" w:w="5400"/>
-            <w:tcBorders>
-              <w:top w:val="single" w:color="C7CBDC" w:sz="4"/>
-              <w:left w:val="single" w:color="C7CBDC" w:sz="4"/>
-              <w:bottom w:val="single" w:color="C7CBDC" w:sz="4"/>
-              <w:right w:val="single" w:color="C7CBDC" w:sz="4"/>
-            </w:tcBorders>
-            <w:tcMar>
-              <w:top w:type="dxa" w:w="60"/>
-              <w:left w:type="dxa" w:w="90"/>
-              <w:bottom w:type="dxa" w:w="60"/>
-              <w:right w:type="dxa" w:w="90"/>
-            </w:tcMar>
-            <w:vAlign w:val="top"/>
-          </w:tcPr>
-          <w:p>
-            <w:pPr>
-              <w:spacing w:after="0" w:before="0"/>
-            </w:pPr>
-            <w:r>
-              <w:rPr>
-                <w:rFonts w:ascii="Calibri" w:cs="Calibri" w:eastAsia="Calibri" w:hAnsi="Calibri"/>
-                <w:b w:val="false"/>
-                <w:bCs w:val="false"/>
-                <w:i w:val="false"/>
-                <w:iCs w:val="false"/>
-                <w:color w:val="1A1F36"/>
-                <w:sz w:val="18"/>
-                <w:szCs w:val="18"/>
-              </w:rPr>
-              <w:t xml:space="preserve">Конференция ЦЕНТР (1 Дивизион)</w:t>
-            </w:r>
-          </w:p>
-        </w:tc>
-        <w:tc>
-          <w:tcPr>
-            <w:tcW w:type="dxa" w:w="2400"/>
-            <w:tcBorders>
-              <w:top w:val="single" w:color="C7CBDC" w:sz="4"/>
-              <w:left w:val="single" w:color="C7CBDC" w:sz="4"/>
-              <w:bottom w:val="single" w:color="C7CBDC" w:sz="4"/>
-              <w:right w:val="single" w:color="C7CBDC" w:sz="4"/>
-            </w:tcBorders>
-            <w:tcMar>
-              <w:top w:type="dxa" w:w="60"/>
-              <w:left w:type="dxa" w:w="90"/>
-              <w:bottom w:type="dxa" w:w="60"/>
-              <w:right w:type="dxa" w:w="90"/>
-            </w:tcMar>
-            <w:vAlign w:val="top"/>
-          </w:tcPr>
-          <w:p>
-            <w:pPr>
-              <w:spacing w:after="0" w:before="0"/>
-            </w:pPr>
-            <w:r>
-              <w:rPr>
-                <w:rFonts w:ascii="Calibri" w:cs="Calibri" w:eastAsia="Calibri" w:hAnsi="Calibri"/>
-                <w:b w:val="false"/>
-                <w:bCs w:val="false"/>
-                <w:i w:val="false"/>
-                <w:iCs w:val="false"/>
-                <w:color w:val="1A1F36"/>
-                <w:sz w:val="18"/>
-                <w:szCs w:val="18"/>
-              </w:rPr>
-              <w:t xml:space="preserve">сентябрь 2026</w:t>
-            </w:r>
-          </w:p>
-        </w:tc>
-        <w:tc>
-          <w:tcPr>
-            <w:tcW w:type="dxa" w:w="3850"/>
-            <w:tcBorders>
-              <w:top w:val="single" w:color="C7CBDC" w:sz="4"/>
-              <w:left w:val="single" w:color="C7CBDC" w:sz="4"/>
-              <w:bottom w:val="single" w:color="C7CBDC" w:sz="4"/>
-              <w:right w:val="single" w:color="C7CBDC" w:sz="4"/>
-            </w:tcBorders>
-            <w:tcMar>
-              <w:top w:type="dxa" w:w="60"/>
-              <w:left w:type="dxa" w:w="90"/>
-              <w:bottom w:type="dxa" w:w="60"/>
-              <w:right w:type="dxa" w:w="90"/>
-            </w:tcMar>
-            <w:vAlign w:val="top"/>
-          </w:tcPr>
-          <w:p>
-            <w:pPr>
-              <w:spacing w:after="0" w:before="0"/>
-            </w:pPr>
-            <w:r>
-              <w:rPr>
-                <w:rFonts w:ascii="Calibri" w:cs="Calibri" w:eastAsia="Calibri" w:hAnsi="Calibri"/>
-                <w:b/>
-                <w:bCs/>
-                <w:i w:val="false"/>
-                <w:iCs w:val="false"/>
-                <w:color w:val="B45309"/>
-                <w:sz w:val="18"/>
-                <w:szCs w:val="18"/>
-              </w:rPr>
-              <w:t xml:space="preserve">Ответов проверяющих пока нет — ошибки в разделе дивизиона</w:t>
-            </w:r>
-          </w:p>
-        </w:tc>
-      </w:tr>
-      <w:tr>
-        <w:tc>
-          <w:tcPr>
-            <w:tcW w:type="dxa" w:w="3600"/>
-            <w:tcBorders>
-              <w:top w:val="single" w:color="C7CBDC" w:sz="4"/>
-              <w:left w:val="single" w:color="C7CBDC" w:sz="4"/>
-              <w:bottom w:val="single" w:color="C7CBDC" w:sz="4"/>
-              <w:right w:val="single" w:color="C7CBDC" w:sz="4"/>
-            </w:tcBorders>
-            <w:shd w:fill="F7F8FC" w:color="auto" w:val="clear"/>
-            <w:tcMar>
-              <w:top w:type="dxa" w:w="60"/>
-              <w:left w:type="dxa" w:w="90"/>
-              <w:bottom w:type="dxa" w:w="60"/>
-              <w:right w:type="dxa" w:w="90"/>
-            </w:tcMar>
-            <w:vAlign w:val="top"/>
-          </w:tcPr>
-          <w:p>
-            <w:pPr>
-              <w:spacing w:after="0" w:before="0"/>
-            </w:pPr>
-            <w:r>
-              <w:rPr>
-                <w:rFonts w:ascii="Calibri" w:cs="Calibri" w:eastAsia="Calibri" w:hAnsi="Calibri"/>
-                <w:b w:val="false"/>
-                <w:bCs w:val="false"/>
-                <w:i w:val="false"/>
-                <w:iCs w:val="false"/>
-                <w:color w:val="1A1F36"/>
-                <w:sz w:val="18"/>
-                <w:szCs w:val="18"/>
-              </w:rPr>
-              <w:t xml:space="preserve">2026-07_centr_div2.xlsx</w:t>
-            </w:r>
-          </w:p>
-        </w:tc>
-        <w:tc>
-          <w:tcPr>
-            <w:tcW w:type="dxa" w:w="5400"/>
-            <w:tcBorders>
-              <w:top w:val="single" w:color="C7CBDC" w:sz="4"/>
-              <w:left w:val="single" w:color="C7CBDC" w:sz="4"/>
-              <w:bottom w:val="single" w:color="C7CBDC" w:sz="4"/>
-              <w:right w:val="single" w:color="C7CBDC" w:sz="4"/>
-            </w:tcBorders>
-            <w:shd w:fill="F7F8FC" w:color="auto" w:val="clear"/>
-            <w:tcMar>
-              <w:top w:type="dxa" w:w="60"/>
-              <w:left w:type="dxa" w:w="90"/>
-              <w:bottom w:type="dxa" w:w="60"/>
-              <w:right w:type="dxa" w:w="90"/>
-            </w:tcMar>
-            <w:vAlign w:val="top"/>
-          </w:tcPr>
-          <w:p>
-            <w:pPr>
-              <w:spacing w:after="0" w:before="0"/>
-            </w:pPr>
-            <w:r>
-              <w:rPr>
-                <w:rFonts w:ascii="Calibri" w:cs="Calibri" w:eastAsia="Calibri" w:hAnsi="Calibri"/>
-                <w:b w:val="false"/>
-                <w:bCs w:val="false"/>
-                <w:i w:val="false"/>
-                <w:iCs w:val="false"/>
-                <w:color w:val="1A1F36"/>
-                <w:sz w:val="18"/>
-                <w:szCs w:val="18"/>
-              </w:rPr>
-              <w:t xml:space="preserve">Конференция ЦЕНТР (2 Дивизион)</w:t>
-            </w:r>
-          </w:p>
-        </w:tc>
-        <w:tc>
-          <w:tcPr>
-            <w:tcW w:type="dxa" w:w="2400"/>
-            <w:tcBorders>
-              <w:top w:val="single" w:color="C7CBDC" w:sz="4"/>
-              <w:left w:val="single" w:color="C7CBDC" w:sz="4"/>
-              <w:bottom w:val="single" w:color="C7CBDC" w:sz="4"/>
-              <w:right w:val="single" w:color="C7CBDC" w:sz="4"/>
-            </w:tcBorders>
-            <w:shd w:fill="F7F8FC" w:color="auto" w:val="clear"/>
-            <w:tcMar>
-              <w:top w:type="dxa" w:w="60"/>
-              <w:left w:type="dxa" w:w="90"/>
-              <w:bottom w:type="dxa" w:w="60"/>
-              <w:right w:type="dxa" w:w="90"/>
-            </w:tcMar>
-            <w:vAlign w:val="top"/>
-          </w:tcPr>
-          <w:p>
-            <w:pPr>
-              <w:spacing w:after="0" w:before="0"/>
-            </w:pPr>
-            <w:r>
-              <w:rPr>
-                <w:rFonts w:ascii="Calibri" w:cs="Calibri" w:eastAsia="Calibri" w:hAnsi="Calibri"/>
-                <w:b w:val="false"/>
-                <w:bCs w:val="false"/>
-                <w:i w:val="false"/>
-                <w:iCs w:val="false"/>
-                <w:color w:val="1A1F36"/>
-                <w:sz w:val="18"/>
-                <w:szCs w:val="18"/>
-              </w:rPr>
-              <w:t xml:space="preserve">июль 2026</w:t>
-            </w:r>
-          </w:p>
-        </w:tc>
-        <w:tc>
-          <w:tcPr>
-            <w:tcW w:type="dxa" w:w="3850"/>
-            <w:tcBorders>
-              <w:top w:val="single" w:color="C7CBDC" w:sz="4"/>
-              <w:left w:val="single" w:color="C7CBDC" w:sz="4"/>
-              <w:bottom w:val="single" w:color="C7CBDC" w:sz="4"/>
-              <w:right w:val="single" w:color="C7CBDC" w:sz="4"/>
-            </w:tcBorders>
-            <w:shd w:fill="F7F8FC" w:color="auto" w:val="clear"/>
-            <w:tcMar>
-              <w:top w:type="dxa" w:w="60"/>
-              <w:left w:type="dxa" w:w="90"/>
-              <w:bottom w:type="dxa" w:w="60"/>
-              <w:right w:type="dxa" w:w="90"/>
-            </w:tcMar>
-            <w:vAlign w:val="top"/>
-          </w:tcPr>
-          <w:p>
-            <w:pPr>
-              <w:spacing w:after="0" w:before="0"/>
-            </w:pPr>
-            <w:r>
-              <w:rPr>
-                <w:rFonts w:ascii="Calibri" w:cs="Calibri" w:eastAsia="Calibri" w:hAnsi="Calibri"/>
-                <w:b/>
-                <w:bCs/>
-                <w:i w:val="false"/>
-                <w:iCs w:val="false"/>
-                <w:color w:val="2E7D32"/>
-                <w:sz w:val="18"/>
-                <w:szCs w:val="18"/>
-              </w:rPr>
-              <w:t xml:space="preserve">Правки проверяющих внесены — ошибок нет</w:t>
-            </w:r>
-          </w:p>
-        </w:tc>
-      </w:tr>
-      <w:tr>
-        <w:tc>
-          <w:tcPr>
-            <w:tcW w:type="dxa" w:w="3600"/>
-            <w:tcBorders>
-              <w:top w:val="single" w:color="C7CBDC" w:sz="4"/>
-              <w:left w:val="single" w:color="C7CBDC" w:sz="4"/>
-              <w:bottom w:val="single" w:color="C7CBDC" w:sz="4"/>
-              <w:right w:val="single" w:color="C7CBDC" w:sz="4"/>
-            </w:tcBorders>
-            <w:tcMar>
-              <w:top w:type="dxa" w:w="60"/>
-              <w:left w:type="dxa" w:w="90"/>
-              <w:bottom w:type="dxa" w:w="60"/>
-              <w:right w:type="dxa" w:w="90"/>
-            </w:tcMar>
-            <w:vAlign w:val="top"/>
-          </w:tcPr>
-          <w:p>
-            <w:pPr>
-              <w:spacing w:after="0" w:before="0"/>
-            </w:pPr>
-            <w:r>
-              <w:rPr>
-                <w:rFonts w:ascii="Calibri" w:cs="Calibri" w:eastAsia="Calibri" w:hAnsi="Calibri"/>
-                <w:b w:val="false"/>
-                <w:bCs w:val="false"/>
-                <w:i w:val="false"/>
-                <w:iCs w:val="false"/>
-                <w:color w:val="1A1F36"/>
-                <w:sz w:val="18"/>
-                <w:szCs w:val="18"/>
-              </w:rPr>
-              <w:t xml:space="preserve">2026-08_centr_div2.xlsx</w:t>
-            </w:r>
-          </w:p>
-        </w:tc>
-        <w:tc>
-          <w:tcPr>
-            <w:tcW w:type="dxa" w:w="5400"/>
-            <w:tcBorders>
-              <w:top w:val="single" w:color="C7CBDC" w:sz="4"/>
-              <w:left w:val="single" w:color="C7CBDC" w:sz="4"/>
-              <w:bottom w:val="single" w:color="C7CBDC" w:sz="4"/>
-              <w:right w:val="single" w:color="C7CBDC" w:sz="4"/>
-            </w:tcBorders>
-            <w:tcMar>
-              <w:top w:type="dxa" w:w="60"/>
-              <w:left w:type="dxa" w:w="90"/>
-              <w:bottom w:type="dxa" w:w="60"/>
-              <w:right w:type="dxa" w:w="90"/>
-            </w:tcMar>
-            <w:vAlign w:val="top"/>
-          </w:tcPr>
-          <w:p>
-            <w:pPr>
-              <w:spacing w:after="0" w:before="0"/>
-            </w:pPr>
-            <w:r>
-              <w:rPr>
-                <w:rFonts w:ascii="Calibri" w:cs="Calibri" w:eastAsia="Calibri" w:hAnsi="Calibri"/>
-                <w:b w:val="false"/>
-                <w:bCs w:val="false"/>
-                <w:i w:val="false"/>
-                <w:iCs w:val="false"/>
-                <w:color w:val="1A1F36"/>
-                <w:sz w:val="18"/>
-                <w:szCs w:val="18"/>
-              </w:rPr>
-              <w:t xml:space="preserve">Конференция ЦЕНТР (2 Дивизион)</w:t>
-            </w:r>
-          </w:p>
-        </w:tc>
-        <w:tc>
-          <w:tcPr>
-            <w:tcW w:type="dxa" w:w="2400"/>
-            <w:tcBorders>
-              <w:top w:val="single" w:color="C7CBDC" w:sz="4"/>
-              <w:left w:val="single" w:color="C7CBDC" w:sz="4"/>
-              <w:bottom w:val="single" w:color="C7CBDC" w:sz="4"/>
-              <w:right w:val="single" w:color="C7CBDC" w:sz="4"/>
-            </w:tcBorders>
-            <w:tcMar>
-              <w:top w:type="dxa" w:w="60"/>
-              <w:left w:type="dxa" w:w="90"/>
-              <w:bottom w:type="dxa" w:w="60"/>
-              <w:right w:type="dxa" w:w="90"/>
-            </w:tcMar>
-            <w:vAlign w:val="top"/>
-          </w:tcPr>
-          <w:p>
-            <w:pPr>
-              <w:spacing w:after="0" w:before="0"/>
-            </w:pPr>
-            <w:r>
-              <w:rPr>
-                <w:rFonts w:ascii="Calibri" w:cs="Calibri" w:eastAsia="Calibri" w:hAnsi="Calibri"/>
-                <w:b w:val="false"/>
-                <w:bCs w:val="false"/>
-                <w:i w:val="false"/>
-                <w:iCs w:val="false"/>
-                <w:color w:val="1A1F36"/>
-                <w:sz w:val="18"/>
-                <w:szCs w:val="18"/>
-              </w:rPr>
-              <w:t xml:space="preserve">август 2026</w:t>
-            </w:r>
-          </w:p>
-        </w:tc>
-        <w:tc>
-          <w:tcPr>
-            <w:tcW w:type="dxa" w:w="3850"/>
-            <w:tcBorders>
-              <w:top w:val="single" w:color="C7CBDC" w:sz="4"/>
-              <w:left w:val="single" w:color="C7CBDC" w:sz="4"/>
-              <w:bottom w:val="single" w:color="C7CBDC" w:sz="4"/>
-              <w:right w:val="single" w:color="C7CBDC" w:sz="4"/>
-            </w:tcBorders>
-            <w:tcMar>
-              <w:top w:type="dxa" w:w="60"/>
-              <w:left w:type="dxa" w:w="90"/>
-              <w:bottom w:type="dxa" w:w="60"/>
-              <w:right w:type="dxa" w:w="90"/>
-            </w:tcMar>
-            <w:vAlign w:val="top"/>
-          </w:tcPr>
-          <w:p>
-            <w:pPr>
-              <w:spacing w:after="0" w:before="0"/>
-            </w:pPr>
-            <w:r>
-              <w:rPr>
-                <w:rFonts w:ascii="Calibri" w:cs="Calibri" w:eastAsia="Calibri" w:hAnsi="Calibri"/>
-                <w:b/>
-                <w:bCs/>
-                <w:i w:val="false"/>
-                <w:iCs w:val="false"/>
-                <w:color w:val="2E7D32"/>
-                <w:sz w:val="18"/>
-                <w:szCs w:val="18"/>
-              </w:rPr>
-              <w:t xml:space="preserve">Правки проверяющих внесены — ошибок нет</w:t>
-            </w:r>
-          </w:p>
-        </w:tc>
-      </w:tr>
-      <w:tr>
-        <w:tc>
-          <w:tcPr>
-            <w:tcW w:type="dxa" w:w="3600"/>
-            <w:tcBorders>
-              <w:top w:val="single" w:color="C7CBDC" w:sz="4"/>
-              <w:left w:val="single" w:color="C7CBDC" w:sz="4"/>
-              <w:bottom w:val="single" w:color="C7CBDC" w:sz="4"/>
-              <w:right w:val="single" w:color="C7CBDC" w:sz="4"/>
-            </w:tcBorders>
-            <w:shd w:fill="F7F8FC" w:color="auto" w:val="clear"/>
-            <w:tcMar>
-              <w:top w:type="dxa" w:w="60"/>
-              <w:left w:type="dxa" w:w="90"/>
-              <w:bottom w:type="dxa" w:w="60"/>
-              <w:right w:type="dxa" w:w="90"/>
-            </w:tcMar>
-            <w:vAlign w:val="top"/>
-          </w:tcPr>
-          <w:p>
-            <w:pPr>
-              <w:spacing w:after="0" w:before="0"/>
-            </w:pPr>
-            <w:r>
-              <w:rPr>
-                <w:rFonts w:ascii="Calibri" w:cs="Calibri" w:eastAsia="Calibri" w:hAnsi="Calibri"/>
-                <w:b w:val="false"/>
-                <w:bCs w:val="false"/>
-                <w:i w:val="false"/>
-                <w:iCs w:val="false"/>
-                <w:color w:val="1A1F36"/>
-                <w:sz w:val="18"/>
-                <w:szCs w:val="18"/>
-              </w:rPr>
-              <w:t xml:space="preserve">2026-07_centr_div3.xlsx</w:t>
-            </w:r>
-          </w:p>
-        </w:tc>
-        <w:tc>
-          <w:tcPr>
-            <w:tcW w:type="dxa" w:w="5400"/>
-            <w:tcBorders>
-              <w:top w:val="single" w:color="C7CBDC" w:sz="4"/>
-              <w:left w:val="single" w:color="C7CBDC" w:sz="4"/>
-              <w:bottom w:val="single" w:color="C7CBDC" w:sz="4"/>
-              <w:right w:val="single" w:color="C7CBDC" w:sz="4"/>
-            </w:tcBorders>
-            <w:shd w:fill="F7F8FC" w:color="auto" w:val="clear"/>
-            <w:tcMar>
-              <w:top w:type="dxa" w:w="60"/>
-              <w:left w:type="dxa" w:w="90"/>
-              <w:bottom w:type="dxa" w:w="60"/>
-              <w:right w:type="dxa" w:w="90"/>
-            </w:tcMar>
-            <w:vAlign w:val="top"/>
-          </w:tcPr>
-          <w:p>
-            <w:pPr>
-              <w:spacing w:after="0" w:before="0"/>
-            </w:pPr>
-            <w:r>
-              <w:rPr>
-                <w:rFonts w:ascii="Calibri" w:cs="Calibri" w:eastAsia="Calibri" w:hAnsi="Calibri"/>
-                <w:b w:val="false"/>
-                <w:bCs w:val="false"/>
-                <w:i w:val="false"/>
-                <w:iCs w:val="false"/>
-                <w:color w:val="1A1F36"/>
-                <w:sz w:val="18"/>
-                <w:szCs w:val="18"/>
-              </w:rPr>
-              <w:t xml:space="preserve">Конференция ЦЕНТР (3 Дивизион)</w:t>
-            </w:r>
-          </w:p>
-        </w:tc>
-        <w:tc>
-          <w:tcPr>
-            <w:tcW w:type="dxa" w:w="2400"/>
-            <w:tcBorders>
-              <w:top w:val="single" w:color="C7CBDC" w:sz="4"/>
-              <w:left w:val="single" w:color="C7CBDC" w:sz="4"/>
-              <w:bottom w:val="single" w:color="C7CBDC" w:sz="4"/>
-              <w:right w:val="single" w:color="C7CBDC" w:sz="4"/>
-            </w:tcBorders>
-            <w:shd w:fill="F7F8FC" w:color="auto" w:val="clear"/>
-            <w:tcMar>
-              <w:top w:type="dxa" w:w="60"/>
-              <w:left w:type="dxa" w:w="90"/>
-              <w:bottom w:type="dxa" w:w="60"/>
-              <w:right w:type="dxa" w:w="90"/>
-            </w:tcMar>
-            <w:vAlign w:val="top"/>
-          </w:tcPr>
-          <w:p>
-            <w:pPr>
-              <w:spacing w:after="0" w:before="0"/>
-            </w:pPr>
-            <w:r>
-              <w:rPr>
-                <w:rFonts w:ascii="Calibri" w:cs="Calibri" w:eastAsia="Calibri" w:hAnsi="Calibri"/>
-                <w:b w:val="false"/>
-                <w:bCs w:val="false"/>
-                <w:i w:val="false"/>
-                <w:iCs w:val="false"/>
-                <w:color w:val="1A1F36"/>
-                <w:sz w:val="18"/>
-                <w:szCs w:val="18"/>
-              </w:rPr>
-              <w:t xml:space="preserve">июль 2026</w:t>
-            </w:r>
-          </w:p>
-        </w:tc>
-        <w:tc>
-          <w:tcPr>
-            <w:tcW w:type="dxa" w:w="3850"/>
-            <w:tcBorders>
-              <w:top w:val="single" w:color="C7CBDC" w:sz="4"/>
-              <w:left w:val="single" w:color="C7CBDC" w:sz="4"/>
-              <w:bottom w:val="single" w:color="C7CBDC" w:sz="4"/>
-              <w:right w:val="single" w:color="C7CBDC" w:sz="4"/>
-            </w:tcBorders>
-            <w:shd w:fill="F7F8FC" w:color="auto" w:val="clear"/>
-            <w:tcMar>
-              <w:top w:type="dxa" w:w="60"/>
-              <w:left w:type="dxa" w:w="90"/>
-              <w:bottom w:type="dxa" w:w="60"/>
-              <w:right w:type="dxa" w:w="90"/>
-            </w:tcMar>
-            <w:vAlign w:val="top"/>
-          </w:tcPr>
-          <w:p>
-            <w:pPr>
-              <w:spacing w:after="0" w:before="0"/>
-            </w:pPr>
-            <w:r>
-              <w:rPr>
-                <w:rFonts w:ascii="Calibri" w:cs="Calibri" w:eastAsia="Calibri" w:hAnsi="Calibri"/>
-                <w:b/>
-                <w:bCs/>
-                <w:i w:val="false"/>
-                <w:iCs w:val="false"/>
-                <w:color w:val="2E7D32"/>
-                <w:sz w:val="18"/>
-                <w:szCs w:val="18"/>
-              </w:rPr>
-              <w:t xml:space="preserve">Правки проверяющих внесены — ошибок нет</w:t>
-            </w:r>
-          </w:p>
-        </w:tc>
-      </w:tr>
-      <w:tr>
-        <w:tc>
-          <w:tcPr>
-            <w:tcW w:type="dxa" w:w="3600"/>
-            <w:tcBorders>
-              <w:top w:val="single" w:color="C7CBDC" w:sz="4"/>
-              <w:left w:val="single" w:color="C7CBDC" w:sz="4"/>
-              <w:bottom w:val="single" w:color="C7CBDC" w:sz="4"/>
-              <w:right w:val="single" w:color="C7CBDC" w:sz="4"/>
-            </w:tcBorders>
-            <w:tcMar>
-              <w:top w:type="dxa" w:w="60"/>
-              <w:left w:type="dxa" w:w="90"/>
-              <w:bottom w:type="dxa" w:w="60"/>
-              <w:right w:type="dxa" w:w="90"/>
-            </w:tcMar>
-            <w:vAlign w:val="top"/>
-          </w:tcPr>
-          <w:p>
-            <w:pPr>
-              <w:spacing w:after="0" w:before="0"/>
-            </w:pPr>
-            <w:r>
-              <w:rPr>
-                <w:rFonts w:ascii="Calibri" w:cs="Calibri" w:eastAsia="Calibri" w:hAnsi="Calibri"/>
-                <w:b w:val="false"/>
-                <w:bCs w:val="false"/>
-                <w:i w:val="false"/>
-                <w:iCs w:val="false"/>
-                <w:color w:val="1A1F36"/>
-                <w:sz w:val="18"/>
-                <w:szCs w:val="18"/>
-              </w:rPr>
-              <w:t xml:space="preserve">2026-08_centr_div3.xlsx</w:t>
-            </w:r>
-          </w:p>
-        </w:tc>
-        <w:tc>
-          <w:tcPr>
-            <w:tcW w:type="dxa" w:w="5400"/>
-            <w:tcBorders>
-              <w:top w:val="single" w:color="C7CBDC" w:sz="4"/>
-              <w:left w:val="single" w:color="C7CBDC" w:sz="4"/>
-              <w:bottom w:val="single" w:color="C7CBDC" w:sz="4"/>
-              <w:right w:val="single" w:color="C7CBDC" w:sz="4"/>
-            </w:tcBorders>
-            <w:tcMar>
-              <w:top w:type="dxa" w:w="60"/>
-              <w:left w:type="dxa" w:w="90"/>
-              <w:bottom w:type="dxa" w:w="60"/>
-              <w:right w:type="dxa" w:w="90"/>
-            </w:tcMar>
-            <w:vAlign w:val="top"/>
-          </w:tcPr>
-          <w:p>
-            <w:pPr>
-              <w:spacing w:after="0" w:before="0"/>
-            </w:pPr>
-            <w:r>
-              <w:rPr>
-                <w:rFonts w:ascii="Calibri" w:cs="Calibri" w:eastAsia="Calibri" w:hAnsi="Calibri"/>
-                <w:b w:val="false"/>
-                <w:bCs w:val="false"/>
-                <w:i w:val="false"/>
-                <w:iCs w:val="false"/>
-                <w:color w:val="1A1F36"/>
-                <w:sz w:val="18"/>
-                <w:szCs w:val="18"/>
-              </w:rPr>
-              <w:t xml:space="preserve">Конференция ЦЕНТР (3 Дивизион)</w:t>
-            </w:r>
-          </w:p>
-        </w:tc>
-        <w:tc>
-          <w:tcPr>
-            <w:tcW w:type="dxa" w:w="2400"/>
-            <w:tcBorders>
-              <w:top w:val="single" w:color="C7CBDC" w:sz="4"/>
-              <w:left w:val="single" w:color="C7CBDC" w:sz="4"/>
-              <w:bottom w:val="single" w:color="C7CBDC" w:sz="4"/>
-              <w:right w:val="single" w:color="C7CBDC" w:sz="4"/>
-            </w:tcBorders>
-            <w:tcMar>
-              <w:top w:type="dxa" w:w="60"/>
-              <w:left w:type="dxa" w:w="90"/>
-              <w:bottom w:type="dxa" w:w="60"/>
-              <w:right w:type="dxa" w:w="90"/>
-            </w:tcMar>
-            <w:vAlign w:val="top"/>
-          </w:tcPr>
-          <w:p>
-            <w:pPr>
-              <w:spacing w:after="0" w:before="0"/>
-            </w:pPr>
-            <w:r>
-              <w:rPr>
-                <w:rFonts w:ascii="Calibri" w:cs="Calibri" w:eastAsia="Calibri" w:hAnsi="Calibri"/>
-                <w:b w:val="false"/>
-                <w:bCs w:val="false"/>
-                <w:i w:val="false"/>
-                <w:iCs w:val="false"/>
-                <w:color w:val="1A1F36"/>
-                <w:sz w:val="18"/>
-                <w:szCs w:val="18"/>
-              </w:rPr>
-              <w:t xml:space="preserve">август 2026</w:t>
-            </w:r>
-          </w:p>
-        </w:tc>
-        <w:tc>
-          <w:tcPr>
-            <w:tcW w:type="dxa" w:w="3850"/>
-            <w:tcBorders>
-              <w:top w:val="single" w:color="C7CBDC" w:sz="4"/>
-              <w:left w:val="single" w:color="C7CBDC" w:sz="4"/>
-              <w:bottom w:val="single" w:color="C7CBDC" w:sz="4"/>
-              <w:right w:val="single" w:color="C7CBDC" w:sz="4"/>
-            </w:tcBorders>
-            <w:tcMar>
-              <w:top w:type="dxa" w:w="60"/>
-              <w:left w:type="dxa" w:w="90"/>
-              <w:bottom w:type="dxa" w:w="60"/>
-              <w:right w:type="dxa" w:w="90"/>
-            </w:tcMar>
-            <w:vAlign w:val="top"/>
-          </w:tcPr>
-          <w:p>
-            <w:pPr>
-              <w:spacing w:after="0" w:before="0"/>
-            </w:pPr>
-            <w:r>
-              <w:rPr>
-                <w:rFonts w:ascii="Calibri" w:cs="Calibri" w:eastAsia="Calibri" w:hAnsi="Calibri"/>
-                <w:b/>
-                <w:bCs/>
-                <w:i w:val="false"/>
-                <w:iCs w:val="false"/>
-                <w:color w:val="2E7D32"/>
-                <w:sz w:val="18"/>
-                <w:szCs w:val="18"/>
-              </w:rPr>
-              <w:t xml:space="preserve">Правки проверяющих внесены — ошибок нет</w:t>
-            </w:r>
-          </w:p>
-        </w:tc>
-      </w:tr>
-    </w:tbl>
-    <w:p>
-      <w:pPr>
-        <w:keepNext/>
-        <w:pBdr>
-          <w:bottom w:val="single" w:color="2B2F77" w:sz="8" w:space="6"/>
-        </w:pBdr>
-        <w:spacing w:after="140" w:before="320"/>
-      </w:pPr>
-      <w:r>
-        <w:rPr>
-          <w:rFonts w:ascii="Calibri" w:cs="Calibri" w:eastAsia="Calibri" w:hAnsi="Calibri"/>
-          <w:b/>
-          <w:bCs/>
-          <w:i w:val="false"/>
-          <w:iCs w:val="false"/>
-          <w:color w:val="2B2F77"/>
-          <w:sz w:val="30"/>
-          <w:szCs w:val="30"/>
-        </w:rPr>
-        <w:t xml:space="preserve">Примечания</w:t>
-      </w:r>
-    </w:p>
-    <w:p>
-      <w:pPr>
-        <w:spacing w:after="120" w:before="0"/>
-      </w:pPr>
-      <w:r>
-        <w:rPr>
-          <w:rFonts w:ascii="Calibri" w:cs="Calibri" w:eastAsia="Calibri" w:hAnsi="Calibri"/>
-          <w:b/>
-          <w:bCs/>
-          <w:i w:val="false"/>
-          <w:iCs w:val="false"/>
-          <w:color w:val="1A1F36"/>
-          <w:sz w:val="20"/>
-          <w:szCs w:val="20"/>
-        </w:rPr>
-        <w:t xml:space="preserve">1. </w:t>
-      </w:r>
-      <w:r>
-        <w:rPr>
-          <w:rFonts w:ascii="Calibri" w:cs="Calibri" w:eastAsia="Calibri" w:hAnsi="Calibri"/>
-          <w:b w:val="false"/>
-          <w:bCs w:val="false"/>
-          <w:i w:val="false"/>
-          <w:iCs w:val="false"/>
-          <w:color w:val="1A1F36"/>
-          <w:sz w:val="20"/>
-          <w:szCs w:val="20"/>
-        </w:rPr>
-        <w:t xml:space="preserve">Ответы проверяющих за июль 2026, август 2026 внесены 28.10.2026 по: Конференция ВОСТОК (1 Дивизион), Конференция ВОСТОК (2 Дивизион), Конференция ЗАПАД (1 Дивизион), Конференция ЗАПАД (2 Дивизион), Конференция ЦЕНТР (1 Дивизион), Конференция ЦЕНТР (2 Дивизион), Конференция ЦЕНТР (3 Дивизион). По ним в отчёте только то, что осталось. </w:t>
-      </w:r>
-      <w:r>
-        <w:rPr>
-          <w:rFonts w:ascii="Calibri" w:cs="Calibri" w:eastAsia="Calibri" w:hAnsi="Calibri"/>
-          <w:b w:val="false"/>
-          <w:bCs w:val="false"/>
-          <w:i w:val="false"/>
-          <w:iCs w:val="false"/>
-          <w:color w:val="1A1F36"/>
-          <w:sz w:val="20"/>
-          <w:szCs w:val="20"/>
-          <w:highlight w:val="yellow"/>
-          <w:highlightCs w:val="yellow"/>
-        </w:rPr>
-        <w:t xml:space="preserve">Сентябрь 2026 проверен впервые — указаны все найденные ошибки.</w:t>
-      </w:r>
-    </w:p>
-    <w:p>
-      <w:pPr>
-        <w:spacing w:after="120" w:before="0"/>
-      </w:pPr>
-      <w:r>
-        <w:rPr>
-          <w:rFonts w:ascii="Calibri" w:cs="Calibri" w:eastAsia="Calibri" w:hAnsi="Calibri"/>
-          <w:b/>
-          <w:bCs/>
-          <w:i w:val="false"/>
-          <w:iCs w:val="false"/>
-          <w:color w:val="1A1F36"/>
-          <w:sz w:val="20"/>
-          <w:szCs w:val="20"/>
-        </w:rPr>
-        <w:t xml:space="preserve">2. Откуда взяты строки. </w:t>
-      </w:r>
-      <w:r>
-        <w:rPr>
-          <w:rFonts w:ascii="Calibri" w:cs="Calibri" w:eastAsia="Calibri" w:hAnsi="Calibri"/>
-          <w:b w:val="false"/>
-          <w:bCs w:val="false"/>
-          <w:i w:val="false"/>
-          <w:iCs w:val="false"/>
-          <w:color w:val="1A1F36"/>
-          <w:sz w:val="20"/>
-          <w:szCs w:val="20"/>
-        </w:rPr>
-        <w:t xml:space="preserve">Эти файлы сделаны из книг, присланных 28.10.2026: в каждом — копия одного листа, номера строк и столбцов как на этом листе. 2026-09_vostok_div1.xlsx, 2026-09_vostok_div2.xlsx, 2026-09_zapad_div1.xlsx, 2026-09_zapad_div2.xlsx — лист 01.09-31.09; 2026-09_centr_div1.xlsx — лист сентябрь.</w:t>
-      </w:r>
-    </w:p>
-    <w:p>
-      <w:pPr>
-        <w:keepNext/>
-        <w:pBdr>
-          <w:bottom w:val="single" w:color="2B2F77" w:sz="8" w:space="6"/>
-        </w:pBdr>
-        <w:spacing w:after="140" w:before="320"/>
-      </w:pPr>
-      <w:r>
-        <w:rPr>
-          <w:rFonts w:ascii="Calibri" w:cs="Calibri" w:eastAsia="Calibri" w:hAnsi="Calibri"/>
-          <w:b/>
-          <w:bCs/>
-          <w:i w:val="false"/>
-          <w:iCs w:val="false"/>
-          <w:color w:val="2B2F77"/>
-          <w:sz w:val="30"/>
-          <w:szCs w:val="30"/>
-        </w:rPr>
-        <w:t xml:space="preserve">Вопрос ко всем дивизионам</w:t>
-      </w:r>
-    </w:p>
-    <w:tbl>
-      <w:tblPr>
-        <w:tblW w:type="dxa" w:w="15250"/>
-        <w:tblBorders>
-          <w:top w:val="single" w:color="auto" w:sz="4"/>
-          <w:left w:val="single" w:color="auto" w:sz="4"/>
-          <w:bottom w:val="single" w:color="auto" w:sz="4"/>
-          <w:right w:val="single" w:color="auto" w:sz="4"/>
-          <w:insideH w:val="single" w:color="auto" w:sz="4"/>
-          <w:insideV w:val="single" w:color="auto" w:sz="4"/>
-        </w:tblBorders>
-      </w:tblPr>
-      <w:tblGrid>
-        <w:gridCol w:w="10050"/>
-        <w:gridCol w:w="5200"/>
-      </w:tblGrid>
-      <w:tr>
-        <w:trPr>
-          <w:tblHeader/>
-        </w:trPr>
-        <w:tc>
-          <w:tcPr>
-            <w:tcW w:type="dxa" w:w="10050"/>
-            <w:tcBorders>
-              <w:top w:val="single" w:color="C7CBDC" w:sz="4"/>
-              <w:left w:val="single" w:color="C7CBDC" w:sz="4"/>
-              <w:bottom w:val="single" w:color="C7CBDC" w:sz="4"/>
-              <w:right w:val="single" w:color="C7CBDC" w:sz="4"/>
-            </w:tcBorders>
-            <w:shd w:fill="EEF0F7" w:color="auto" w:val="clear"/>
-            <w:tcMar>
-              <w:top w:type="dxa" w:w="60"/>
-              <w:left w:type="dxa" w:w="90"/>
-              <w:bottom w:type="dxa" w:w="60"/>
-              <w:right w:type="dxa" w:w="90"/>
-            </w:tcMar>
-            <w:vAlign w:val="top"/>
-          </w:tcPr>
-          <w:p>
-            <w:pPr>
-              <w:spacing w:after="0" w:before="0"/>
-            </w:pPr>
-            <w:r>
-              <w:rPr>
-                <w:rFonts w:ascii="Calibri" w:cs="Calibri" w:eastAsia="Calibri" w:hAnsi="Calibri"/>
-                <w:b/>
-                <w:bCs/>
-                <w:i w:val="false"/>
-                <w:iCs w:val="false"/>
-                <w:color w:val="1A1F36"/>
-                <w:sz w:val="18"/>
-                <w:szCs w:val="18"/>
-              </w:rPr>
-              <w:t xml:space="preserve">Правило игрового дня и разные дивизионы</w:t>
-            </w:r>
-          </w:p>
-        </w:tc>
-        <w:tc>
-          <w:tcPr>
-            <w:tcW w:type="dxa" w:w="5200"/>
-            <w:tcBorders>
-              <w:top w:val="single" w:color="C7CBDC" w:sz="4"/>
-              <w:left w:val="single" w:color="C7CBDC" w:sz="4"/>
-              <w:bottom w:val="single" w:color="C7CBDC" w:sz="4"/>
-              <w:right w:val="single" w:color="C7CBDC" w:sz="4"/>
-            </w:tcBorders>
-            <w:shd w:fill="EEF0F7" w:color="auto" w:val="clear"/>
-            <w:tcMar>
-              <w:top w:type="dxa" w:w="60"/>
-              <w:left w:type="dxa" w:w="90"/>
-              <w:bottom w:type="dxa" w:w="60"/>
-              <w:right w:type="dxa" w:w="90"/>
-            </w:tcMar>
-            <w:vAlign w:val="top"/>
-          </w:tcPr>
-          <w:p>
-            <w:pPr>
-              <w:spacing w:after="0" w:before="0"/>
-            </w:pPr>
-            <w:r>
-              <w:rPr>
-                <w:rFonts w:ascii="Calibri" w:cs="Calibri" w:eastAsia="Calibri" w:hAnsi="Calibri"/>
-                <w:b/>
-                <w:bCs/>
-                <w:i w:val="false"/>
-                <w:iCs w:val="false"/>
-                <w:color w:val="1A1F36"/>
-                <w:sz w:val="18"/>
-                <w:szCs w:val="18"/>
-              </w:rPr>
-              <w:t xml:space="preserve">Ответ организатора</w:t>
-            </w:r>
-          </w:p>
-        </w:tc>
-      </w:tr>
-      <w:tr>
-        <w:tc>
-          <w:tcPr>
-            <w:tcW w:type="dxa" w:w="10050"/>
-            <w:tcBorders>
-              <w:top w:val="single" w:color="C7CBDC" w:sz="4"/>
-              <w:left w:val="single" w:color="C7CBDC" w:sz="4"/>
-              <w:bottom w:val="single" w:color="C7CBDC" w:sz="4"/>
-              <w:right w:val="single" w:color="C7CBDC" w:sz="4"/>
-            </w:tcBorders>
-            <w:tcMar>
-              <w:top w:type="dxa" w:w="60"/>
-              <w:left w:type="dxa" w:w="90"/>
-              <w:bottom w:type="dxa" w:w="60"/>
-              <w:right w:type="dxa" w:w="90"/>
-            </w:tcMar>
-            <w:vAlign w:val="top"/>
-          </w:tcPr>
-          <w:p>
-            <w:pPr>
-              <w:spacing w:after="80" w:before="0"/>
-            </w:pPr>
-            <w:r>
-              <w:rPr>
-                <w:rFonts w:ascii="Calibri" w:cs="Calibri" w:eastAsia="Calibri" w:hAnsi="Calibri"/>
-                <w:b w:val="false"/>
-                <w:bCs w:val="false"/>
-                <w:i w:val="false"/>
-                <w:iCs w:val="false"/>
-                <w:color w:val="1A1F36"/>
-                <w:sz w:val="20"/>
-                <w:szCs w:val="20"/>
-              </w:rPr>
-              <w:t xml:space="preserve">Игрок может выступать за разные команды, но не в один игровой день. С составами, которые прислали проверяющие, внутри каждого дивизиона таких нарушений больше нет. Но в ВОСТОКЕ и ЗАПАДЕ все игроки 2 дивизиона записаны и в командах 1 дивизиона, под другими номерами, и играют в обоих дивизионах в один и тот же день: в ЗАПАДЕ — все 42 игрока, почти каждый день месяца; в ВОСТОКЕ — все 56 игроков, у каждого от 3 до 24 таких дней в месяц, обычно около 14. В ЦЕНТРЕ таких игроков 6, у каждого 3–6 дней в месяц.</w:t>
-            </w:r>
-          </w:p>
-          <w:p>
-            <w:pPr>
-              <w:spacing w:after="80" w:before="0"/>
-            </w:pPr>
-            <w:r>
-              <w:rPr>
-                <w:rFonts w:ascii="Calibri" w:cs="Calibri" w:eastAsia="Calibri" w:hAnsi="Calibri"/>
-                <w:b w:val="false"/>
-                <w:bCs w:val="false"/>
-                <w:i w:val="false"/>
-                <w:iCs w:val="false"/>
-                <w:color w:val="5A5F7A"/>
-                <w:sz w:val="18"/>
-                <w:szCs w:val="18"/>
-              </w:rPr>
-              <w:t xml:space="preserve">Например, Горюнов Вадим Кириллович 04.07.2026: в ВОСТОКЕ 1 — за Тигров под №20, в ВОСТОКЕ 2 — за Газовик под №1. Авксентьев Александр Александрович: ЗАПАД 1 — Звезда №10, ЗАПАД 2 — Беркут №10. В ЦЕНТРЕ Нарватов Андрей Александрович — Партизан (1 дивизион), Викинг (2) и Штурм (3).</w:t>
-            </w:r>
-          </w:p>
-          <w:p>
-            <w:pPr>
-              <w:spacing w:after="0" w:before="0"/>
-            </w:pPr>
-            <w:r>
-              <w:rPr>
-                <w:rFonts w:ascii="Calibri" w:cs="Calibri" w:eastAsia="Calibri" w:hAnsi="Calibri"/>
-                <w:b/>
-                <w:bCs/>
-                <w:i w:val="false"/>
-                <w:iCs w:val="false"/>
-                <w:color w:val="1A1F36"/>
-                <w:sz w:val="20"/>
-                <w:szCs w:val="20"/>
-                <w:highlight w:val="yellow"/>
-                <w:highlightCs w:val="yellow"/>
-              </w:rPr>
-              <w:t xml:space="preserve">Правило не в один игровой день действует и между разными дивизионами? Если да — нарушение есть у каждого игрока 2 дивизиона ВОСТОКА и ЗАПАДА, и составы всех команд 2 дивизиона нужно будет заменить полностью.</w:t>
-            </w:r>
-          </w:p>
-        </w:tc>
-        <w:tc>
-          <w:tcPr>
-            <w:tcW w:type="dxa" w:w="5200"/>
-            <w:tcBorders>
-              <w:top w:val="single" w:color="C7CBDC" w:sz="4"/>
-              <w:left w:val="single" w:color="C7CBDC" w:sz="4"/>
-              <w:bottom w:val="single" w:color="C7CBDC" w:sz="4"/>
-              <w:right w:val="single" w:color="C7CBDC" w:sz="4"/>
-            </w:tcBorders>
-            <w:tcMar>
-              <w:top w:type="dxa" w:w="60"/>
-              <w:left w:type="dxa" w:w="90"/>
-              <w:bottom w:type="dxa" w:w="60"/>
-              <w:right w:type="dxa" w:w="90"/>
-            </w:tcMar>
-            <w:vAlign w:val="top"/>
-          </w:tcPr>
-          <w:p>
-            <w:pPr>
-              <w:spacing w:after="0" w:before="0"/>
-            </w:pPr>
-            <w:r>
-              <w:rPr>
-                <w:rFonts w:ascii="Calibri" w:cs="Calibri" w:eastAsia="Calibri" w:hAnsi="Calibri"/>
-                <w:b w:val="false"/>
-                <w:bCs w:val="false"/>
-                <w:i w:val="false"/>
-                <w:iCs w:val="false"/>
-                <w:color w:val="1A1F36"/>
-                <w:sz w:val="20"/>
-                <w:szCs w:val="20"/>
-              </w:rPr>
-              <w:t xml:space="preserve"/>
-            </w:r>
-          </w:p>
-        </w:tc>
-      </w:tr>
-    </w:tbl>
     <w:p>
       <w:pPr>
         <w:keepNext/>
@@ -3748,25 +103,6 @@
     <w:p>
       <w:pPr>
         <w:keepNext/>
-        <w:spacing w:after="80" w:before="220"/>
-      </w:pPr>
-      <w:r>
-        <w:rPr>
-          <w:rFonts w:ascii="Calibri" w:cs="Calibri" w:eastAsia="Calibri" w:hAnsi="Calibri"/>
-          <w:b/>
-          <w:bCs/>
-          <w:i w:val="false"/>
-          <w:iCs w:val="false"/>
-          <w:color w:val="1A1F36"/>
-          <w:sz w:val="24"/>
-          <w:szCs w:val="24"/>
-        </w:rPr>
-        <w:t xml:space="preserve">Ошибки</w:t>
-      </w:r>
-    </w:p>
-    <w:p>
-      <w:pPr>
-        <w:keepNext/>
         <w:spacing w:after="60" w:before="120"/>
       </w:pPr>
       <w:r>
@@ -3780,81 +116,7 @@
           <w:sz w:val="20"/>
           <w:szCs w:val="20"/>
         </w:rPr>
-        <w:t xml:space="preserve">Июль 2026</w:t>
-      </w:r>
-    </w:p>
-    <w:p>
-      <w:pPr>
-        <w:spacing w:after="100" w:before="0"/>
-      </w:pPr>
-      <w:r>
-        <w:rPr>
-          <w:rFonts w:ascii="Calibri" w:cs="Calibri" w:eastAsia="Calibri" w:hAnsi="Calibri"/>
-          <w:b w:val="false"/>
-          <w:bCs w:val="false"/>
-          <w:i/>
-          <w:iCs/>
-          <w:color w:val="2E7D32"/>
-          <w:sz w:val="20"/>
-          <w:szCs w:val="20"/>
-        </w:rPr>
-        <w:t xml:space="preserve">Ошибок нет.</w:t>
-      </w:r>
-    </w:p>
-    <w:p>
-      <w:pPr>
-        <w:keepNext/>
-        <w:spacing w:after="60" w:before="120"/>
-      </w:pPr>
-      <w:r>
-        <w:rPr>
-          <w:rFonts w:ascii="Calibri" w:cs="Calibri" w:eastAsia="Calibri" w:hAnsi="Calibri"/>
-          <w:b/>
-          <w:bCs/>
-          <w:i w:val="false"/>
-          <w:iCs w:val="false"/>
-          <w:color w:val="1A1F36"/>
-          <w:sz w:val="20"/>
-          <w:szCs w:val="20"/>
-        </w:rPr>
-        <w:t xml:space="preserve">Август 2026</w:t>
-      </w:r>
-    </w:p>
-    <w:p>
-      <w:pPr>
-        <w:spacing w:after="100" w:before="0"/>
-      </w:pPr>
-      <w:r>
-        <w:rPr>
-          <w:rFonts w:ascii="Calibri" w:cs="Calibri" w:eastAsia="Calibri" w:hAnsi="Calibri"/>
-          <w:b w:val="false"/>
-          <w:bCs w:val="false"/>
-          <w:i/>
-          <w:iCs/>
-          <w:color w:val="2E7D32"/>
-          <w:sz w:val="20"/>
-          <w:szCs w:val="20"/>
-        </w:rPr>
-        <w:t xml:space="preserve">Ошибок нет.</w:t>
-      </w:r>
-    </w:p>
-    <w:p>
-      <w:pPr>
-        <w:keepNext/>
-        <w:spacing w:after="60" w:before="120"/>
-      </w:pPr>
-      <w:r>
-        <w:rPr>
-          <w:rFonts w:ascii="Calibri" w:cs="Calibri" w:eastAsia="Calibri" w:hAnsi="Calibri"/>
-          <w:b/>
-          <w:bCs/>
-          <w:i w:val="false"/>
-          <w:iCs w:val="false"/>
-          <w:color w:val="1A1F36"/>
-          <w:sz w:val="20"/>
-          <w:szCs w:val="20"/>
-        </w:rPr>
-        <w:t xml:space="preserve">Сентябрь 2026</w:t>
+        <w:t xml:space="preserve">Сентябрь 2026 · лист 01.09-31.09</w:t>
       </w:r>
     </w:p>
     <w:tbl>
@@ -4303,25 +565,6 @@
     <w:p>
       <w:pPr>
         <w:keepNext/>
-        <w:spacing w:after="80" w:before="220"/>
-      </w:pPr>
-      <w:r>
-        <w:rPr>
-          <w:rFonts w:ascii="Calibri" w:cs="Calibri" w:eastAsia="Calibri" w:hAnsi="Calibri"/>
-          <w:b/>
-          <w:bCs/>
-          <w:i w:val="false"/>
-          <w:iCs w:val="false"/>
-          <w:color w:val="1A1F36"/>
-          <w:sz w:val="24"/>
-          <w:szCs w:val="24"/>
-        </w:rPr>
-        <w:t xml:space="preserve">Ошибки</w:t>
-      </w:r>
-    </w:p>
-    <w:p>
-      <w:pPr>
-        <w:keepNext/>
         <w:spacing w:after="60" w:before="120"/>
       </w:pPr>
       <w:r>
@@ -4335,81 +578,7 @@
           <w:sz w:val="20"/>
           <w:szCs w:val="20"/>
         </w:rPr>
-        <w:t xml:space="preserve">Июль 2026</w:t>
-      </w:r>
-    </w:p>
-    <w:p>
-      <w:pPr>
-        <w:spacing w:after="100" w:before="0"/>
-      </w:pPr>
-      <w:r>
-        <w:rPr>
-          <w:rFonts w:ascii="Calibri" w:cs="Calibri" w:eastAsia="Calibri" w:hAnsi="Calibri"/>
-          <w:b w:val="false"/>
-          <w:bCs w:val="false"/>
-          <w:i/>
-          <w:iCs/>
-          <w:color w:val="2E7D32"/>
-          <w:sz w:val="20"/>
-          <w:szCs w:val="20"/>
-        </w:rPr>
-        <w:t xml:space="preserve">Ошибок нет.</w:t>
-      </w:r>
-    </w:p>
-    <w:p>
-      <w:pPr>
-        <w:keepNext/>
-        <w:spacing w:after="60" w:before="120"/>
-      </w:pPr>
-      <w:r>
-        <w:rPr>
-          <w:rFonts w:ascii="Calibri" w:cs="Calibri" w:eastAsia="Calibri" w:hAnsi="Calibri"/>
-          <w:b/>
-          <w:bCs/>
-          <w:i w:val="false"/>
-          <w:iCs w:val="false"/>
-          <w:color w:val="1A1F36"/>
-          <w:sz w:val="20"/>
-          <w:szCs w:val="20"/>
-        </w:rPr>
-        <w:t xml:space="preserve">Август 2026</w:t>
-      </w:r>
-    </w:p>
-    <w:p>
-      <w:pPr>
-        <w:spacing w:after="100" w:before="0"/>
-      </w:pPr>
-      <w:r>
-        <w:rPr>
-          <w:rFonts w:ascii="Calibri" w:cs="Calibri" w:eastAsia="Calibri" w:hAnsi="Calibri"/>
-          <w:b w:val="false"/>
-          <w:bCs w:val="false"/>
-          <w:i/>
-          <w:iCs/>
-          <w:color w:val="2E7D32"/>
-          <w:sz w:val="20"/>
-          <w:szCs w:val="20"/>
-        </w:rPr>
-        <w:t xml:space="preserve">Ошибок нет.</w:t>
-      </w:r>
-    </w:p>
-    <w:p>
-      <w:pPr>
-        <w:keepNext/>
-        <w:spacing w:after="60" w:before="120"/>
-      </w:pPr>
-      <w:r>
-        <w:rPr>
-          <w:rFonts w:ascii="Calibri" w:cs="Calibri" w:eastAsia="Calibri" w:hAnsi="Calibri"/>
-          <w:b/>
-          <w:bCs/>
-          <w:i w:val="false"/>
-          <w:iCs w:val="false"/>
-          <w:color w:val="1A1F36"/>
-          <w:sz w:val="20"/>
-          <w:szCs w:val="20"/>
-        </w:rPr>
-        <w:t xml:space="preserve">Сентябрь 2026</w:t>
+        <w:t xml:space="preserve">Сентябрь 2026 · лист 01.09-31.09</w:t>
       </w:r>
     </w:p>
     <w:tbl>
@@ -4830,25 +999,6 @@
     <w:p>
       <w:pPr>
         <w:keepNext/>
-        <w:spacing w:after="80" w:before="220"/>
-      </w:pPr>
-      <w:r>
-        <w:rPr>
-          <w:rFonts w:ascii="Calibri" w:cs="Calibri" w:eastAsia="Calibri" w:hAnsi="Calibri"/>
-          <w:b/>
-          <w:bCs/>
-          <w:i w:val="false"/>
-          <w:iCs w:val="false"/>
-          <w:color w:val="1A1F36"/>
-          <w:sz w:val="24"/>
-          <w:szCs w:val="24"/>
-        </w:rPr>
-        <w:t xml:space="preserve">Ошибки</w:t>
-      </w:r>
-    </w:p>
-    <w:p>
-      <w:pPr>
-        <w:keepNext/>
         <w:spacing w:after="60" w:before="120"/>
       </w:pPr>
       <w:r>
@@ -4862,81 +1012,7 @@
           <w:sz w:val="20"/>
           <w:szCs w:val="20"/>
         </w:rPr>
-        <w:t xml:space="preserve">Июль 2026</w:t>
-      </w:r>
-    </w:p>
-    <w:p>
-      <w:pPr>
-        <w:spacing w:after="100" w:before="0"/>
-      </w:pPr>
-      <w:r>
-        <w:rPr>
-          <w:rFonts w:ascii="Calibri" w:cs="Calibri" w:eastAsia="Calibri" w:hAnsi="Calibri"/>
-          <w:b w:val="false"/>
-          <w:bCs w:val="false"/>
-          <w:i/>
-          <w:iCs/>
-          <w:color w:val="2E7D32"/>
-          <w:sz w:val="20"/>
-          <w:szCs w:val="20"/>
-        </w:rPr>
-        <w:t xml:space="preserve">Ошибок нет.</w:t>
-      </w:r>
-    </w:p>
-    <w:p>
-      <w:pPr>
-        <w:keepNext/>
-        <w:spacing w:after="60" w:before="120"/>
-      </w:pPr>
-      <w:r>
-        <w:rPr>
-          <w:rFonts w:ascii="Calibri" w:cs="Calibri" w:eastAsia="Calibri" w:hAnsi="Calibri"/>
-          <w:b/>
-          <w:bCs/>
-          <w:i w:val="false"/>
-          <w:iCs w:val="false"/>
-          <w:color w:val="1A1F36"/>
-          <w:sz w:val="20"/>
-          <w:szCs w:val="20"/>
-        </w:rPr>
-        <w:t xml:space="preserve">Август 2026</w:t>
-      </w:r>
-    </w:p>
-    <w:p>
-      <w:pPr>
-        <w:spacing w:after="100" w:before="0"/>
-      </w:pPr>
-      <w:r>
-        <w:rPr>
-          <w:rFonts w:ascii="Calibri" w:cs="Calibri" w:eastAsia="Calibri" w:hAnsi="Calibri"/>
-          <w:b w:val="false"/>
-          <w:bCs w:val="false"/>
-          <w:i/>
-          <w:iCs/>
-          <w:color w:val="2E7D32"/>
-          <w:sz w:val="20"/>
-          <w:szCs w:val="20"/>
-        </w:rPr>
-        <w:t xml:space="preserve">Ошибок нет.</w:t>
-      </w:r>
-    </w:p>
-    <w:p>
-      <w:pPr>
-        <w:keepNext/>
-        <w:spacing w:after="60" w:before="120"/>
-      </w:pPr>
-      <w:r>
-        <w:rPr>
-          <w:rFonts w:ascii="Calibri" w:cs="Calibri" w:eastAsia="Calibri" w:hAnsi="Calibri"/>
-          <w:b/>
-          <w:bCs/>
-          <w:i w:val="false"/>
-          <w:iCs w:val="false"/>
-          <w:color w:val="1A1F36"/>
-          <w:sz w:val="20"/>
-          <w:szCs w:val="20"/>
-        </w:rPr>
-        <w:t xml:space="preserve">Сентябрь 2026</w:t>
+        <w:t xml:space="preserve">Сентябрь 2026 · лист сентябрь</w:t>
       </w:r>
     </w:p>
     <w:tbl>

--- a/reports/Svodny_otchet.docx
+++ b/reports/Svodny_otchet.docx
@@ -56,7 +56,7 @@
           <w:sz w:val="24"/>
           <w:szCs w:val="24"/>
         </w:rPr>
-        <w:t xml:space="preserve">С последними правками от 28.10.2026</w:t>
+        <w:t xml:space="preserve">С последними правками от 29.10.2026</w:t>
       </w:r>
     </w:p>
     <w:p>
@@ -1257,7 +1257,7 @@
                 <w:sz w:val="18"/>
                 <w:szCs w:val="18"/>
               </w:rPr>
-              <w:t xml:space="preserve">1</w:t>
+              <w:t xml:space="preserve">811</w:t>
             </w:r>
           </w:p>
         </w:tc>
@@ -1293,7 +1293,7 @@
                 <w:sz w:val="18"/>
                 <w:szCs w:val="18"/>
               </w:rPr>
-              <w:t xml:space="preserve">01.09.2026  06:00</w:t>
+              <w:t xml:space="preserve">09.09.2026  09:10</w:t>
             </w:r>
             <w:r>
               <w:rPr>
@@ -1307,7 +1307,7 @@
                 <w:szCs w:val="18"/>
               </w:rPr>
               <w:br/>
-              <w:t xml:space="preserve">Энергетик — Металлист</w:t>
+              <w:t xml:space="preserve">Партизан — Энергетик</w:t>
             </w:r>
           </w:p>
         </w:tc>
@@ -1343,7 +1343,7 @@
                 <w:sz w:val="18"/>
                 <w:szCs w:val="18"/>
               </w:rPr>
-              <w:t xml:space="preserve">итог 0.1701388888888889</w:t>
+              <w:t xml:space="preserve">итог 5*4</w:t>
             </w:r>
             <w:r>
               <w:rPr>
@@ -1357,7 +1357,7 @@
                 <w:szCs w:val="18"/>
               </w:rPr>
               <w:br/>
-              <w:t xml:space="preserve">периоды 2*3 1*0 1*1 0:01:00</w:t>
+              <w:t xml:space="preserve">периоды 1*1 2*2 3*1 = 6:4</w:t>
             </w:r>
           </w:p>
         </w:tc>
@@ -1393,7 +1393,7 @@
                 <w:sz w:val="18"/>
                 <w:szCs w:val="18"/>
               </w:rPr>
-              <w:t xml:space="preserve">Итоговый счёт не читается: Excel записал его как время 04:05.</w:t>
+              <w:t xml:space="preserve">Счёт не сходится с суммой по периодам.</w:t>
             </w:r>
           </w:p>
         </w:tc>
@@ -1429,7 +1429,7 @@
                 <w:sz w:val="18"/>
                 <w:szCs w:val="18"/>
               </w:rPr>
-              <w:t xml:space="preserve">Похоже, счёт 4:5. Подтверждаете?</w:t>
+              <w:t xml:space="preserve"/>
             </w:r>
           </w:p>
         </w:tc>
@@ -1468,7 +1468,7 @@
                 <w:sz w:val="18"/>
                 <w:szCs w:val="18"/>
               </w:rPr>
-              <w:t xml:space="preserve">1</w:t>
+              <w:t xml:space="preserve">1336</w:t>
             </w:r>
           </w:p>
         </w:tc>
@@ -1505,7 +1505,7 @@
                 <w:sz w:val="18"/>
                 <w:szCs w:val="18"/>
               </w:rPr>
-              <w:t xml:space="preserve">01.09.2026  06:00</w:t>
+              <w:t xml:space="preserve">15.09.2026  08:35</w:t>
             </w:r>
             <w:r>
               <w:rPr>
@@ -1519,7 +1519,7 @@
                 <w:szCs w:val="18"/>
               </w:rPr>
               <w:br/>
-              <w:t xml:space="preserve">Энергетик — Металлист</w:t>
+              <w:t xml:space="preserve">Байкал — Энергетик</w:t>
             </w:r>
           </w:p>
         </w:tc>
@@ -1556,7 +1556,7 @@
                 <w:sz w:val="18"/>
                 <w:szCs w:val="18"/>
               </w:rPr>
-              <w:t xml:space="preserve">итог 0.1701388888888889</w:t>
+              <w:t xml:space="preserve">итог 3*1</w:t>
             </w:r>
             <w:r>
               <w:rPr>
@@ -1570,7 +1570,7 @@
                 <w:szCs w:val="18"/>
               </w:rPr>
               <w:br/>
-              <w:t xml:space="preserve">периоды 2*3 1*0 1*1 0:01:00</w:t>
+              <w:t xml:space="preserve">периоды 1*1 0*1 1*0 = 2:2</w:t>
             </w:r>
           </w:p>
         </w:tc>
@@ -1607,7 +1607,7 @@
                 <w:sz w:val="18"/>
                 <w:szCs w:val="18"/>
               </w:rPr>
-              <w:t xml:space="preserve">Счёт периода не читается: Excel записал его как время 00:01.</w:t>
+              <w:t xml:space="preserve">Счёт не сходится с суммой по периодам.</w:t>
             </w:r>
           </w:p>
         </w:tc>
@@ -1643,7 +1643,7 @@
                 <w:sz w:val="18"/>
                 <w:szCs w:val="18"/>
               </w:rPr>
-              <w:t xml:space="preserve">Похоже, счёт периода 0:1. Подтверждаете?</w:t>
+              <w:t xml:space="preserve"/>
             </w:r>
           </w:p>
         </w:tc>
@@ -1681,1278 +1681,6 @@
                 <w:sz w:val="18"/>
                 <w:szCs w:val="18"/>
               </w:rPr>
-              <w:t xml:space="preserve">466</w:t>
-            </w:r>
-          </w:p>
-        </w:tc>
-        <w:tc>
-          <w:tcPr>
-            <w:tcW w:type="dxa" w:w="2600"/>
-            <w:tcBorders>
-              <w:top w:val="single" w:color="C7CBDC" w:sz="4"/>
-              <w:left w:val="single" w:color="C7CBDC" w:sz="4"/>
-              <w:bottom w:val="single" w:color="C7CBDC" w:sz="4"/>
-              <w:right w:val="single" w:color="C7CBDC" w:sz="4"/>
-            </w:tcBorders>
-            <w:tcMar>
-              <w:top w:type="dxa" w:w="60"/>
-              <w:left w:type="dxa" w:w="90"/>
-              <w:bottom w:type="dxa" w:w="60"/>
-              <w:right w:type="dxa" w:w="90"/>
-            </w:tcMar>
-            <w:vAlign w:val="top"/>
-          </w:tcPr>
-          <w:p>
-            <w:pPr>
-              <w:spacing w:after="0"/>
-            </w:pPr>
-            <w:r>
-              <w:rPr>
-                <w:rFonts w:ascii="Calibri" w:cs="Calibri" w:eastAsia="Calibri" w:hAnsi="Calibri"/>
-                <w:b w:val="false"/>
-                <w:bCs w:val="false"/>
-                <w:i w:val="false"/>
-                <w:iCs w:val="false"/>
-                <w:color w:val="1A1F36"/>
-                <w:sz w:val="18"/>
-                <w:szCs w:val="18"/>
-              </w:rPr>
-              <w:t xml:space="preserve">05.09.2026  09:15</w:t>
-            </w:r>
-            <w:r>
-              <w:rPr>
-                <w:rFonts w:ascii="Calibri" w:cs="Calibri" w:eastAsia="Calibri" w:hAnsi="Calibri"/>
-                <w:b w:val="false"/>
-                <w:bCs w:val="false"/>
-                <w:i w:val="false"/>
-                <w:iCs w:val="false"/>
-                <w:color w:val="1A1F36"/>
-                <w:sz w:val="18"/>
-                <w:szCs w:val="18"/>
-              </w:rPr>
-              <w:br/>
-              <w:t xml:space="preserve">Партизан — Байкал</w:t>
-            </w:r>
-          </w:p>
-        </w:tc>
-        <w:tc>
-          <w:tcPr>
-            <w:tcW w:type="dxa" w:w="2400"/>
-            <w:tcBorders>
-              <w:top w:val="single" w:color="C7CBDC" w:sz="4"/>
-              <w:left w:val="single" w:color="C7CBDC" w:sz="4"/>
-              <w:bottom w:val="single" w:color="C7CBDC" w:sz="4"/>
-              <w:right w:val="single" w:color="C7CBDC" w:sz="4"/>
-            </w:tcBorders>
-            <w:tcMar>
-              <w:top w:type="dxa" w:w="60"/>
-              <w:left w:type="dxa" w:w="90"/>
-              <w:bottom w:type="dxa" w:w="60"/>
-              <w:right w:type="dxa" w:w="90"/>
-            </w:tcMar>
-            <w:vAlign w:val="top"/>
-          </w:tcPr>
-          <w:p>
-            <w:pPr>
-              <w:spacing w:after="0"/>
-            </w:pPr>
-            <w:r>
-              <w:rPr>
-                <w:rFonts w:ascii="Calibri" w:cs="Calibri" w:eastAsia="Calibri" w:hAnsi="Calibri"/>
-                <w:b w:val="false"/>
-                <w:bCs w:val="false"/>
-                <w:i w:val="false"/>
-                <w:iCs w:val="false"/>
-                <w:color w:val="5A5F7A"/>
-                <w:sz w:val="18"/>
-                <w:szCs w:val="18"/>
-              </w:rPr>
-              <w:t xml:space="preserve">итог 3*5</w:t>
-            </w:r>
-            <w:r>
-              <w:rPr>
-                <w:rFonts w:ascii="Calibri" w:cs="Calibri" w:eastAsia="Calibri" w:hAnsi="Calibri"/>
-                <w:b w:val="false"/>
-                <w:bCs w:val="false"/>
-                <w:i w:val="false"/>
-                <w:iCs w:val="false"/>
-                <w:color w:val="5A5F7A"/>
-                <w:sz w:val="18"/>
-                <w:szCs w:val="18"/>
-              </w:rPr>
-              <w:br/>
-              <w:t xml:space="preserve">периоды 3 days, 0:00:00 1*1 2*1</w:t>
-            </w:r>
-          </w:p>
-        </w:tc>
-        <w:tc>
-          <w:tcPr>
-            <w:tcW w:type="dxa" w:w="4400"/>
-            <w:tcBorders>
-              <w:top w:val="single" w:color="C7CBDC" w:sz="4"/>
-              <w:left w:val="single" w:color="C7CBDC" w:sz="4"/>
-              <w:bottom w:val="single" w:color="C7CBDC" w:sz="4"/>
-              <w:right w:val="single" w:color="C7CBDC" w:sz="4"/>
-            </w:tcBorders>
-            <w:tcMar>
-              <w:top w:type="dxa" w:w="60"/>
-              <w:left w:type="dxa" w:w="90"/>
-              <w:bottom w:type="dxa" w:w="60"/>
-              <w:right w:type="dxa" w:w="90"/>
-            </w:tcMar>
-            <w:vAlign w:val="top"/>
-          </w:tcPr>
-          <w:p>
-            <w:pPr>
-              <w:spacing w:after="0" w:before="0"/>
-            </w:pPr>
-            <w:r>
-              <w:rPr>
-                <w:rFonts w:ascii="Calibri" w:cs="Calibri" w:eastAsia="Calibri" w:hAnsi="Calibri"/>
-                <w:b w:val="false"/>
-                <w:bCs w:val="false"/>
-                <w:i w:val="false"/>
-                <w:iCs w:val="false"/>
-                <w:color w:val="1A1F36"/>
-                <w:sz w:val="18"/>
-                <w:szCs w:val="18"/>
-              </w:rPr>
-              <w:t xml:space="preserve">Счёт периода не читается, записано: 3 days, 0:00:00.</w:t>
-            </w:r>
-          </w:p>
-        </w:tc>
-        <w:tc>
-          <w:tcPr>
-            <w:tcW w:type="dxa" w:w="4950"/>
-            <w:tcBorders>
-              <w:top w:val="single" w:color="C7CBDC" w:sz="4"/>
-              <w:left w:val="single" w:color="C7CBDC" w:sz="4"/>
-              <w:bottom w:val="single" w:color="C7CBDC" w:sz="4"/>
-              <w:right w:val="single" w:color="C7CBDC" w:sz="4"/>
-            </w:tcBorders>
-            <w:tcMar>
-              <w:top w:type="dxa" w:w="60"/>
-              <w:left w:type="dxa" w:w="90"/>
-              <w:bottom w:type="dxa" w:w="60"/>
-              <w:right w:type="dxa" w:w="90"/>
-            </w:tcMar>
-            <w:vAlign w:val="top"/>
-          </w:tcPr>
-          <w:p>
-            <w:pPr>
-              <w:spacing w:after="0" w:before="0"/>
-            </w:pPr>
-            <w:r>
-              <w:rPr>
-                <w:rFonts w:ascii="Calibri" w:cs="Calibri" w:eastAsia="Calibri" w:hAnsi="Calibri"/>
-                <w:b w:val="false"/>
-                <w:bCs w:val="false"/>
-                <w:i/>
-                <w:iCs/>
-                <w:color w:val="2B2F77"/>
-                <w:sz w:val="18"/>
-                <w:szCs w:val="18"/>
-              </w:rPr>
-              <w:t xml:space="preserve"/>
-            </w:r>
-          </w:p>
-        </w:tc>
-      </w:tr>
-      <w:tr>
-        <w:tc>
-          <w:tcPr>
-            <w:tcW w:type="dxa" w:w="900"/>
-            <w:tcBorders>
-              <w:top w:val="single" w:color="C7CBDC" w:sz="4"/>
-              <w:left w:val="single" w:color="C7CBDC" w:sz="4"/>
-              <w:bottom w:val="single" w:color="C7CBDC" w:sz="4"/>
-              <w:right w:val="single" w:color="C7CBDC" w:sz="4"/>
-            </w:tcBorders>
-            <w:shd w:fill="F7F8FC" w:color="auto" w:val="clear"/>
-            <w:tcMar>
-              <w:top w:type="dxa" w:w="60"/>
-              <w:left w:type="dxa" w:w="90"/>
-              <w:bottom w:type="dxa" w:w="60"/>
-              <w:right w:type="dxa" w:w="90"/>
-            </w:tcMar>
-            <w:vAlign w:val="top"/>
-          </w:tcPr>
-          <w:p>
-            <w:pPr>
-              <w:spacing w:after="0" w:before="0"/>
-            </w:pPr>
-            <w:r>
-              <w:rPr>
-                <w:rFonts w:ascii="Calibri" w:cs="Calibri" w:eastAsia="Calibri" w:hAnsi="Calibri"/>
-                <w:b/>
-                <w:bCs/>
-                <w:i w:val="false"/>
-                <w:iCs w:val="false"/>
-                <w:color w:val="1A1F36"/>
-                <w:sz w:val="18"/>
-                <w:szCs w:val="18"/>
-              </w:rPr>
-              <w:t xml:space="preserve">541</w:t>
-            </w:r>
-          </w:p>
-        </w:tc>
-        <w:tc>
-          <w:tcPr>
-            <w:tcW w:type="dxa" w:w="2600"/>
-            <w:tcBorders>
-              <w:top w:val="single" w:color="C7CBDC" w:sz="4"/>
-              <w:left w:val="single" w:color="C7CBDC" w:sz="4"/>
-              <w:bottom w:val="single" w:color="C7CBDC" w:sz="4"/>
-              <w:right w:val="single" w:color="C7CBDC" w:sz="4"/>
-            </w:tcBorders>
-            <w:shd w:fill="F7F8FC" w:color="auto" w:val="clear"/>
-            <w:tcMar>
-              <w:top w:type="dxa" w:w="60"/>
-              <w:left w:type="dxa" w:w="90"/>
-              <w:bottom w:type="dxa" w:w="60"/>
-              <w:right w:type="dxa" w:w="90"/>
-            </w:tcMar>
-            <w:vAlign w:val="top"/>
-          </w:tcPr>
-          <w:p>
-            <w:pPr>
-              <w:spacing w:after="0"/>
-            </w:pPr>
-            <w:r>
-              <w:rPr>
-                <w:rFonts w:ascii="Calibri" w:cs="Calibri" w:eastAsia="Calibri" w:hAnsi="Calibri"/>
-                <w:b w:val="false"/>
-                <w:bCs w:val="false"/>
-                <w:i w:val="false"/>
-                <w:iCs w:val="false"/>
-                <w:color w:val="1A1F36"/>
-                <w:sz w:val="18"/>
-                <w:szCs w:val="18"/>
-              </w:rPr>
-              <w:t xml:space="preserve">07.09.2026  06:00</w:t>
-            </w:r>
-            <w:r>
-              <w:rPr>
-                <w:rFonts w:ascii="Calibri" w:cs="Calibri" w:eastAsia="Calibri" w:hAnsi="Calibri"/>
-                <w:b w:val="false"/>
-                <w:bCs w:val="false"/>
-                <w:i w:val="false"/>
-                <w:iCs w:val="false"/>
-                <w:color w:val="1A1F36"/>
-                <w:sz w:val="18"/>
-                <w:szCs w:val="18"/>
-              </w:rPr>
-              <w:br/>
-              <w:t xml:space="preserve">Партизан — Металлист</w:t>
-            </w:r>
-          </w:p>
-        </w:tc>
-        <w:tc>
-          <w:tcPr>
-            <w:tcW w:type="dxa" w:w="2400"/>
-            <w:tcBorders>
-              <w:top w:val="single" w:color="C7CBDC" w:sz="4"/>
-              <w:left w:val="single" w:color="C7CBDC" w:sz="4"/>
-              <w:bottom w:val="single" w:color="C7CBDC" w:sz="4"/>
-              <w:right w:val="single" w:color="C7CBDC" w:sz="4"/>
-            </w:tcBorders>
-            <w:shd w:fill="F7F8FC" w:color="auto" w:val="clear"/>
-            <w:tcMar>
-              <w:top w:type="dxa" w:w="60"/>
-              <w:left w:type="dxa" w:w="90"/>
-              <w:bottom w:type="dxa" w:w="60"/>
-              <w:right w:type="dxa" w:w="90"/>
-            </w:tcMar>
-            <w:vAlign w:val="top"/>
-          </w:tcPr>
-          <w:p>
-            <w:pPr>
-              <w:spacing w:after="0"/>
-            </w:pPr>
-            <w:r>
-              <w:rPr>
-                <w:rFonts w:ascii="Calibri" w:cs="Calibri" w:eastAsia="Calibri" w:hAnsi="Calibri"/>
-                <w:b w:val="false"/>
-                <w:bCs w:val="false"/>
-                <w:i w:val="false"/>
-                <w:iCs w:val="false"/>
-                <w:color w:val="5A5F7A"/>
-                <w:sz w:val="18"/>
-                <w:szCs w:val="18"/>
-              </w:rPr>
-              <w:t xml:space="preserve">итог 3*5</w:t>
-            </w:r>
-            <w:r>
-              <w:rPr>
-                <w:rFonts w:ascii="Calibri" w:cs="Calibri" w:eastAsia="Calibri" w:hAnsi="Calibri"/>
-                <w:b w:val="false"/>
-                <w:bCs w:val="false"/>
-                <w:i w:val="false"/>
-                <w:iCs w:val="false"/>
-                <w:color w:val="5A5F7A"/>
-                <w:sz w:val="18"/>
-                <w:szCs w:val="18"/>
-              </w:rPr>
-              <w:br/>
-              <w:t xml:space="preserve">периоды 1*2 1*1 1*2 = 3:5</w:t>
-            </w:r>
-          </w:p>
-        </w:tc>
-        <w:tc>
-          <w:tcPr>
-            <w:tcW w:type="dxa" w:w="4400"/>
-            <w:tcBorders>
-              <w:top w:val="single" w:color="C7CBDC" w:sz="4"/>
-              <w:left w:val="single" w:color="C7CBDC" w:sz="4"/>
-              <w:bottom w:val="single" w:color="C7CBDC" w:sz="4"/>
-              <w:right w:val="single" w:color="C7CBDC" w:sz="4"/>
-            </w:tcBorders>
-            <w:shd w:fill="F7F8FC" w:color="auto" w:val="clear"/>
-            <w:tcMar>
-              <w:top w:type="dxa" w:w="60"/>
-              <w:left w:type="dxa" w:w="90"/>
-              <w:bottom w:type="dxa" w:w="60"/>
-              <w:right w:type="dxa" w:w="90"/>
-            </w:tcMar>
-            <w:vAlign w:val="top"/>
-          </w:tcPr>
-          <w:p>
-            <w:pPr>
-              <w:spacing w:after="0" w:before="0"/>
-            </w:pPr>
-            <w:r>
-              <w:rPr>
-                <w:rFonts w:ascii="Calibri" w:cs="Calibri" w:eastAsia="Calibri" w:hAnsi="Calibri"/>
-                <w:b w:val="false"/>
-                <w:bCs w:val="false"/>
-                <w:i w:val="false"/>
-                <w:iCs w:val="false"/>
-                <w:color w:val="1A1F36"/>
-                <w:sz w:val="18"/>
-                <w:szCs w:val="18"/>
-              </w:rPr>
-              <w:t xml:space="preserve">В блоке матча отсутствует строка Состав команды 1.</w:t>
-            </w:r>
-          </w:p>
-        </w:tc>
-        <w:tc>
-          <w:tcPr>
-            <w:tcW w:type="dxa" w:w="4950"/>
-            <w:tcBorders>
-              <w:top w:val="single" w:color="C7CBDC" w:sz="4"/>
-              <w:left w:val="single" w:color="C7CBDC" w:sz="4"/>
-              <w:bottom w:val="single" w:color="C7CBDC" w:sz="4"/>
-              <w:right w:val="single" w:color="C7CBDC" w:sz="4"/>
-            </w:tcBorders>
-            <w:tcMar>
-              <w:top w:type="dxa" w:w="60"/>
-              <w:left w:type="dxa" w:w="90"/>
-              <w:bottom w:type="dxa" w:w="60"/>
-              <w:right w:type="dxa" w:w="90"/>
-            </w:tcMar>
-            <w:vAlign w:val="top"/>
-          </w:tcPr>
-          <w:p>
-            <w:pPr>
-              <w:spacing w:after="0" w:before="0"/>
-            </w:pPr>
-            <w:r>
-              <w:rPr>
-                <w:rFonts w:ascii="Calibri" w:cs="Calibri" w:eastAsia="Calibri" w:hAnsi="Calibri"/>
-                <w:b w:val="false"/>
-                <w:bCs w:val="false"/>
-                <w:i/>
-                <w:iCs/>
-                <w:color w:val="2B2F77"/>
-                <w:sz w:val="18"/>
-                <w:szCs w:val="18"/>
-              </w:rPr>
-              <w:t xml:space="preserve"/>
-            </w:r>
-          </w:p>
-        </w:tc>
-      </w:tr>
-      <w:tr>
-        <w:tc>
-          <w:tcPr>
-            <w:tcW w:type="dxa" w:w="900"/>
-            <w:tcBorders>
-              <w:top w:val="single" w:color="C7CBDC" w:sz="4"/>
-              <w:left w:val="single" w:color="C7CBDC" w:sz="4"/>
-              <w:bottom w:val="single" w:color="C7CBDC" w:sz="4"/>
-              <w:right w:val="single" w:color="C7CBDC" w:sz="4"/>
-            </w:tcBorders>
-            <w:tcMar>
-              <w:top w:type="dxa" w:w="60"/>
-              <w:left w:type="dxa" w:w="90"/>
-              <w:bottom w:type="dxa" w:w="60"/>
-              <w:right w:type="dxa" w:w="90"/>
-            </w:tcMar>
-            <w:vAlign w:val="top"/>
-          </w:tcPr>
-          <w:p>
-            <w:pPr>
-              <w:spacing w:after="0" w:before="0"/>
-            </w:pPr>
-            <w:r>
-              <w:rPr>
-                <w:rFonts w:ascii="Calibri" w:cs="Calibri" w:eastAsia="Calibri" w:hAnsi="Calibri"/>
-                <w:b/>
-                <w:bCs/>
-                <w:i w:val="false"/>
-                <w:iCs w:val="false"/>
-                <w:color w:val="1A1F36"/>
-                <w:sz w:val="18"/>
-                <w:szCs w:val="18"/>
-              </w:rPr>
-              <w:t xml:space="preserve">541</w:t>
-            </w:r>
-          </w:p>
-        </w:tc>
-        <w:tc>
-          <w:tcPr>
-            <w:tcW w:type="dxa" w:w="2600"/>
-            <w:tcBorders>
-              <w:top w:val="single" w:color="C7CBDC" w:sz="4"/>
-              <w:left w:val="single" w:color="C7CBDC" w:sz="4"/>
-              <w:bottom w:val="single" w:color="C7CBDC" w:sz="4"/>
-              <w:right w:val="single" w:color="C7CBDC" w:sz="4"/>
-            </w:tcBorders>
-            <w:tcMar>
-              <w:top w:type="dxa" w:w="60"/>
-              <w:left w:type="dxa" w:w="90"/>
-              <w:bottom w:type="dxa" w:w="60"/>
-              <w:right w:type="dxa" w:w="90"/>
-            </w:tcMar>
-            <w:vAlign w:val="top"/>
-          </w:tcPr>
-          <w:p>
-            <w:pPr>
-              <w:spacing w:after="0"/>
-            </w:pPr>
-            <w:r>
-              <w:rPr>
-                <w:rFonts w:ascii="Calibri" w:cs="Calibri" w:eastAsia="Calibri" w:hAnsi="Calibri"/>
-                <w:b w:val="false"/>
-                <w:bCs w:val="false"/>
-                <w:i w:val="false"/>
-                <w:iCs w:val="false"/>
-                <w:color w:val="1A1F36"/>
-                <w:sz w:val="18"/>
-                <w:szCs w:val="18"/>
-              </w:rPr>
-              <w:t xml:space="preserve">07.09.2026  06:00</w:t>
-            </w:r>
-            <w:r>
-              <w:rPr>
-                <w:rFonts w:ascii="Calibri" w:cs="Calibri" w:eastAsia="Calibri" w:hAnsi="Calibri"/>
-                <w:b w:val="false"/>
-                <w:bCs w:val="false"/>
-                <w:i w:val="false"/>
-                <w:iCs w:val="false"/>
-                <w:color w:val="1A1F36"/>
-                <w:sz w:val="18"/>
-                <w:szCs w:val="18"/>
-              </w:rPr>
-              <w:br/>
-              <w:t xml:space="preserve">Партизан — Металлист</w:t>
-            </w:r>
-          </w:p>
-        </w:tc>
-        <w:tc>
-          <w:tcPr>
-            <w:tcW w:type="dxa" w:w="2400"/>
-            <w:tcBorders>
-              <w:top w:val="single" w:color="C7CBDC" w:sz="4"/>
-              <w:left w:val="single" w:color="C7CBDC" w:sz="4"/>
-              <w:bottom w:val="single" w:color="C7CBDC" w:sz="4"/>
-              <w:right w:val="single" w:color="C7CBDC" w:sz="4"/>
-            </w:tcBorders>
-            <w:tcMar>
-              <w:top w:type="dxa" w:w="60"/>
-              <w:left w:type="dxa" w:w="90"/>
-              <w:bottom w:type="dxa" w:w="60"/>
-              <w:right w:type="dxa" w:w="90"/>
-            </w:tcMar>
-            <w:vAlign w:val="top"/>
-          </w:tcPr>
-          <w:p>
-            <w:pPr>
-              <w:spacing w:after="0"/>
-            </w:pPr>
-            <w:r>
-              <w:rPr>
-                <w:rFonts w:ascii="Calibri" w:cs="Calibri" w:eastAsia="Calibri" w:hAnsi="Calibri"/>
-                <w:b w:val="false"/>
-                <w:bCs w:val="false"/>
-                <w:i w:val="false"/>
-                <w:iCs w:val="false"/>
-                <w:color w:val="5A5F7A"/>
-                <w:sz w:val="18"/>
-                <w:szCs w:val="18"/>
-              </w:rPr>
-              <w:t xml:space="preserve">итог 3*5</w:t>
-            </w:r>
-            <w:r>
-              <w:rPr>
-                <w:rFonts w:ascii="Calibri" w:cs="Calibri" w:eastAsia="Calibri" w:hAnsi="Calibri"/>
-                <w:b w:val="false"/>
-                <w:bCs w:val="false"/>
-                <w:i w:val="false"/>
-                <w:iCs w:val="false"/>
-                <w:color w:val="5A5F7A"/>
-                <w:sz w:val="18"/>
-                <w:szCs w:val="18"/>
-              </w:rPr>
-              <w:br/>
-              <w:t xml:space="preserve">периоды 1*2 1*1 1*2 = 3:5</w:t>
-            </w:r>
-          </w:p>
-        </w:tc>
-        <w:tc>
-          <w:tcPr>
-            <w:tcW w:type="dxa" w:w="4400"/>
-            <w:tcBorders>
-              <w:top w:val="single" w:color="C7CBDC" w:sz="4"/>
-              <w:left w:val="single" w:color="C7CBDC" w:sz="4"/>
-              <w:bottom w:val="single" w:color="C7CBDC" w:sz="4"/>
-              <w:right w:val="single" w:color="C7CBDC" w:sz="4"/>
-            </w:tcBorders>
-            <w:tcMar>
-              <w:top w:type="dxa" w:w="60"/>
-              <w:left w:type="dxa" w:w="90"/>
-              <w:bottom w:type="dxa" w:w="60"/>
-              <w:right w:type="dxa" w:w="90"/>
-            </w:tcMar>
-            <w:vAlign w:val="top"/>
-          </w:tcPr>
-          <w:p>
-            <w:pPr>
-              <w:spacing w:after="0" w:before="0"/>
-            </w:pPr>
-            <w:r>
-              <w:rPr>
-                <w:rFonts w:ascii="Calibri" w:cs="Calibri" w:eastAsia="Calibri" w:hAnsi="Calibri"/>
-                <w:b w:val="false"/>
-                <w:bCs w:val="false"/>
-                <w:i w:val="false"/>
-                <w:iCs w:val="false"/>
-                <w:color w:val="1A1F36"/>
-                <w:sz w:val="18"/>
-                <w:szCs w:val="18"/>
-              </w:rPr>
-              <w:t xml:space="preserve">Состав не заполнен: команда А — 0 игроков, команда В — 7.</w:t>
-            </w:r>
-          </w:p>
-        </w:tc>
-        <w:tc>
-          <w:tcPr>
-            <w:tcW w:type="dxa" w:w="4950"/>
-            <w:tcBorders>
-              <w:top w:val="single" w:color="C7CBDC" w:sz="4"/>
-              <w:left w:val="single" w:color="C7CBDC" w:sz="4"/>
-              <w:bottom w:val="single" w:color="C7CBDC" w:sz="4"/>
-              <w:right w:val="single" w:color="C7CBDC" w:sz="4"/>
-            </w:tcBorders>
-            <w:tcMar>
-              <w:top w:type="dxa" w:w="60"/>
-              <w:left w:type="dxa" w:w="90"/>
-              <w:bottom w:type="dxa" w:w="60"/>
-              <w:right w:type="dxa" w:w="90"/>
-            </w:tcMar>
-            <w:vAlign w:val="top"/>
-          </w:tcPr>
-          <w:p>
-            <w:pPr>
-              <w:spacing w:after="0" w:before="0"/>
-            </w:pPr>
-            <w:r>
-              <w:rPr>
-                <w:rFonts w:ascii="Calibri" w:cs="Calibri" w:eastAsia="Calibri" w:hAnsi="Calibri"/>
-                <w:b w:val="false"/>
-                <w:bCs w:val="false"/>
-                <w:i/>
-                <w:iCs/>
-                <w:color w:val="2B2F77"/>
-                <w:sz w:val="18"/>
-                <w:szCs w:val="18"/>
-              </w:rPr>
-              <w:t xml:space="preserve"/>
-            </w:r>
-          </w:p>
-        </w:tc>
-      </w:tr>
-      <w:tr>
-        <w:tc>
-          <w:tcPr>
-            <w:tcW w:type="dxa" w:w="900"/>
-            <w:tcBorders>
-              <w:top w:val="single" w:color="C7CBDC" w:sz="4"/>
-              <w:left w:val="single" w:color="C7CBDC" w:sz="4"/>
-              <w:bottom w:val="single" w:color="C7CBDC" w:sz="4"/>
-              <w:right w:val="single" w:color="C7CBDC" w:sz="4"/>
-            </w:tcBorders>
-            <w:shd w:fill="F7F8FC" w:color="auto" w:val="clear"/>
-            <w:tcMar>
-              <w:top w:type="dxa" w:w="60"/>
-              <w:left w:type="dxa" w:w="90"/>
-              <w:bottom w:type="dxa" w:w="60"/>
-              <w:right w:type="dxa" w:w="90"/>
-            </w:tcMar>
-            <w:vAlign w:val="top"/>
-          </w:tcPr>
-          <w:p>
-            <w:pPr>
-              <w:spacing w:after="0" w:before="0"/>
-            </w:pPr>
-            <w:r>
-              <w:rPr>
-                <w:rFonts w:ascii="Calibri" w:cs="Calibri" w:eastAsia="Calibri" w:hAnsi="Calibri"/>
-                <w:b/>
-                <w:bCs/>
-                <w:i w:val="false"/>
-                <w:iCs w:val="false"/>
-                <w:color w:val="1A1F36"/>
-                <w:sz w:val="18"/>
-                <w:szCs w:val="18"/>
-              </w:rPr>
-              <w:t xml:space="preserve">811</w:t>
-            </w:r>
-          </w:p>
-        </w:tc>
-        <w:tc>
-          <w:tcPr>
-            <w:tcW w:type="dxa" w:w="2600"/>
-            <w:tcBorders>
-              <w:top w:val="single" w:color="C7CBDC" w:sz="4"/>
-              <w:left w:val="single" w:color="C7CBDC" w:sz="4"/>
-              <w:bottom w:val="single" w:color="C7CBDC" w:sz="4"/>
-              <w:right w:val="single" w:color="C7CBDC" w:sz="4"/>
-            </w:tcBorders>
-            <w:shd w:fill="F7F8FC" w:color="auto" w:val="clear"/>
-            <w:tcMar>
-              <w:top w:type="dxa" w:w="60"/>
-              <w:left w:type="dxa" w:w="90"/>
-              <w:bottom w:type="dxa" w:w="60"/>
-              <w:right w:type="dxa" w:w="90"/>
-            </w:tcMar>
-            <w:vAlign w:val="top"/>
-          </w:tcPr>
-          <w:p>
-            <w:pPr>
-              <w:spacing w:after="0"/>
-            </w:pPr>
-            <w:r>
-              <w:rPr>
-                <w:rFonts w:ascii="Calibri" w:cs="Calibri" w:eastAsia="Calibri" w:hAnsi="Calibri"/>
-                <w:b w:val="false"/>
-                <w:bCs w:val="false"/>
-                <w:i w:val="false"/>
-                <w:iCs w:val="false"/>
-                <w:color w:val="1A1F36"/>
-                <w:sz w:val="18"/>
-                <w:szCs w:val="18"/>
-              </w:rPr>
-              <w:t xml:space="preserve">09.09.2026  09:10</w:t>
-            </w:r>
-            <w:r>
-              <w:rPr>
-                <w:rFonts w:ascii="Calibri" w:cs="Calibri" w:eastAsia="Calibri" w:hAnsi="Calibri"/>
-                <w:b w:val="false"/>
-                <w:bCs w:val="false"/>
-                <w:i w:val="false"/>
-                <w:iCs w:val="false"/>
-                <w:color w:val="1A1F36"/>
-                <w:sz w:val="18"/>
-                <w:szCs w:val="18"/>
-              </w:rPr>
-              <w:br/>
-              <w:t xml:space="preserve">Партизан — Энергетик</w:t>
-            </w:r>
-          </w:p>
-        </w:tc>
-        <w:tc>
-          <w:tcPr>
-            <w:tcW w:type="dxa" w:w="2400"/>
-            <w:tcBorders>
-              <w:top w:val="single" w:color="C7CBDC" w:sz="4"/>
-              <w:left w:val="single" w:color="C7CBDC" w:sz="4"/>
-              <w:bottom w:val="single" w:color="C7CBDC" w:sz="4"/>
-              <w:right w:val="single" w:color="C7CBDC" w:sz="4"/>
-            </w:tcBorders>
-            <w:shd w:fill="F7F8FC" w:color="auto" w:val="clear"/>
-            <w:tcMar>
-              <w:top w:type="dxa" w:w="60"/>
-              <w:left w:type="dxa" w:w="90"/>
-              <w:bottom w:type="dxa" w:w="60"/>
-              <w:right w:type="dxa" w:w="90"/>
-            </w:tcMar>
-            <w:vAlign w:val="top"/>
-          </w:tcPr>
-          <w:p>
-            <w:pPr>
-              <w:spacing w:after="0"/>
-            </w:pPr>
-            <w:r>
-              <w:rPr>
-                <w:rFonts w:ascii="Calibri" w:cs="Calibri" w:eastAsia="Calibri" w:hAnsi="Calibri"/>
-                <w:b w:val="false"/>
-                <w:bCs w:val="false"/>
-                <w:i w:val="false"/>
-                <w:iCs w:val="false"/>
-                <w:color w:val="5A5F7A"/>
-                <w:sz w:val="18"/>
-                <w:szCs w:val="18"/>
-              </w:rPr>
-              <w:t xml:space="preserve">итог 5*4</w:t>
-            </w:r>
-            <w:r>
-              <w:rPr>
-                <w:rFonts w:ascii="Calibri" w:cs="Calibri" w:eastAsia="Calibri" w:hAnsi="Calibri"/>
-                <w:b w:val="false"/>
-                <w:bCs w:val="false"/>
-                <w:i w:val="false"/>
-                <w:iCs w:val="false"/>
-                <w:color w:val="5A5F7A"/>
-                <w:sz w:val="18"/>
-                <w:szCs w:val="18"/>
-              </w:rPr>
-              <w:br/>
-              <w:t xml:space="preserve">периоды 1*1 2*2 3*1 = 6:4</w:t>
-            </w:r>
-          </w:p>
-        </w:tc>
-        <w:tc>
-          <w:tcPr>
-            <w:tcW w:type="dxa" w:w="4400"/>
-            <w:tcBorders>
-              <w:top w:val="single" w:color="C7CBDC" w:sz="4"/>
-              <w:left w:val="single" w:color="C7CBDC" w:sz="4"/>
-              <w:bottom w:val="single" w:color="C7CBDC" w:sz="4"/>
-              <w:right w:val="single" w:color="C7CBDC" w:sz="4"/>
-            </w:tcBorders>
-            <w:shd w:fill="F7F8FC" w:color="auto" w:val="clear"/>
-            <w:tcMar>
-              <w:top w:type="dxa" w:w="60"/>
-              <w:left w:type="dxa" w:w="90"/>
-              <w:bottom w:type="dxa" w:w="60"/>
-              <w:right w:type="dxa" w:w="90"/>
-            </w:tcMar>
-            <w:vAlign w:val="top"/>
-          </w:tcPr>
-          <w:p>
-            <w:pPr>
-              <w:spacing w:after="0" w:before="0"/>
-            </w:pPr>
-            <w:r>
-              <w:rPr>
-                <w:rFonts w:ascii="Calibri" w:cs="Calibri" w:eastAsia="Calibri" w:hAnsi="Calibri"/>
-                <w:b w:val="false"/>
-                <w:bCs w:val="false"/>
-                <w:i w:val="false"/>
-                <w:iCs w:val="false"/>
-                <w:color w:val="1A1F36"/>
-                <w:sz w:val="18"/>
-                <w:szCs w:val="18"/>
-              </w:rPr>
-              <w:t xml:space="preserve">Счёт не сходится с суммой по периодам.</w:t>
-            </w:r>
-          </w:p>
-        </w:tc>
-        <w:tc>
-          <w:tcPr>
-            <w:tcW w:type="dxa" w:w="4950"/>
-            <w:tcBorders>
-              <w:top w:val="single" w:color="C7CBDC" w:sz="4"/>
-              <w:left w:val="single" w:color="C7CBDC" w:sz="4"/>
-              <w:bottom w:val="single" w:color="C7CBDC" w:sz="4"/>
-              <w:right w:val="single" w:color="C7CBDC" w:sz="4"/>
-            </w:tcBorders>
-            <w:tcMar>
-              <w:top w:type="dxa" w:w="60"/>
-              <w:left w:type="dxa" w:w="90"/>
-              <w:bottom w:type="dxa" w:w="60"/>
-              <w:right w:type="dxa" w:w="90"/>
-            </w:tcMar>
-            <w:vAlign w:val="top"/>
-          </w:tcPr>
-          <w:p>
-            <w:pPr>
-              <w:spacing w:after="0" w:before="0"/>
-            </w:pPr>
-            <w:r>
-              <w:rPr>
-                <w:rFonts w:ascii="Calibri" w:cs="Calibri" w:eastAsia="Calibri" w:hAnsi="Calibri"/>
-                <w:b w:val="false"/>
-                <w:bCs w:val="false"/>
-                <w:i/>
-                <w:iCs/>
-                <w:color w:val="2B2F77"/>
-                <w:sz w:val="18"/>
-                <w:szCs w:val="18"/>
-              </w:rPr>
-              <w:t xml:space="preserve"/>
-            </w:r>
-          </w:p>
-        </w:tc>
-      </w:tr>
-      <w:tr>
-        <w:tc>
-          <w:tcPr>
-            <w:tcW w:type="dxa" w:w="900"/>
-            <w:tcBorders>
-              <w:top w:val="single" w:color="C7CBDC" w:sz="4"/>
-              <w:left w:val="single" w:color="C7CBDC" w:sz="4"/>
-              <w:bottom w:val="single" w:color="C7CBDC" w:sz="4"/>
-              <w:right w:val="single" w:color="C7CBDC" w:sz="4"/>
-            </w:tcBorders>
-            <w:tcMar>
-              <w:top w:type="dxa" w:w="60"/>
-              <w:left w:type="dxa" w:w="90"/>
-              <w:bottom w:type="dxa" w:w="60"/>
-              <w:right w:type="dxa" w:w="90"/>
-            </w:tcMar>
-            <w:vAlign w:val="top"/>
-          </w:tcPr>
-          <w:p>
-            <w:pPr>
-              <w:spacing w:after="0" w:before="0"/>
-            </w:pPr>
-            <w:r>
-              <w:rPr>
-                <w:rFonts w:ascii="Calibri" w:cs="Calibri" w:eastAsia="Calibri" w:hAnsi="Calibri"/>
-                <w:b/>
-                <w:bCs/>
-                <w:i w:val="false"/>
-                <w:iCs w:val="false"/>
-                <w:color w:val="1A1F36"/>
-                <w:sz w:val="18"/>
-                <w:szCs w:val="18"/>
-              </w:rPr>
-              <w:t xml:space="preserve">1336</w:t>
-            </w:r>
-          </w:p>
-        </w:tc>
-        <w:tc>
-          <w:tcPr>
-            <w:tcW w:type="dxa" w:w="2600"/>
-            <w:tcBorders>
-              <w:top w:val="single" w:color="C7CBDC" w:sz="4"/>
-              <w:left w:val="single" w:color="C7CBDC" w:sz="4"/>
-              <w:bottom w:val="single" w:color="C7CBDC" w:sz="4"/>
-              <w:right w:val="single" w:color="C7CBDC" w:sz="4"/>
-            </w:tcBorders>
-            <w:tcMar>
-              <w:top w:type="dxa" w:w="60"/>
-              <w:left w:type="dxa" w:w="90"/>
-              <w:bottom w:type="dxa" w:w="60"/>
-              <w:right w:type="dxa" w:w="90"/>
-            </w:tcMar>
-            <w:vAlign w:val="top"/>
-          </w:tcPr>
-          <w:p>
-            <w:pPr>
-              <w:spacing w:after="0"/>
-            </w:pPr>
-            <w:r>
-              <w:rPr>
-                <w:rFonts w:ascii="Calibri" w:cs="Calibri" w:eastAsia="Calibri" w:hAnsi="Calibri"/>
-                <w:b w:val="false"/>
-                <w:bCs w:val="false"/>
-                <w:i w:val="false"/>
-                <w:iCs w:val="false"/>
-                <w:color w:val="1A1F36"/>
-                <w:sz w:val="18"/>
-                <w:szCs w:val="18"/>
-              </w:rPr>
-              <w:t xml:space="preserve">15.09.2026  08:35</w:t>
-            </w:r>
-            <w:r>
-              <w:rPr>
-                <w:rFonts w:ascii="Calibri" w:cs="Calibri" w:eastAsia="Calibri" w:hAnsi="Calibri"/>
-                <w:b w:val="false"/>
-                <w:bCs w:val="false"/>
-                <w:i w:val="false"/>
-                <w:iCs w:val="false"/>
-                <w:color w:val="1A1F36"/>
-                <w:sz w:val="18"/>
-                <w:szCs w:val="18"/>
-              </w:rPr>
-              <w:br/>
-              <w:t xml:space="preserve">Байкал — Энергетик</w:t>
-            </w:r>
-          </w:p>
-        </w:tc>
-        <w:tc>
-          <w:tcPr>
-            <w:tcW w:type="dxa" w:w="2400"/>
-            <w:tcBorders>
-              <w:top w:val="single" w:color="C7CBDC" w:sz="4"/>
-              <w:left w:val="single" w:color="C7CBDC" w:sz="4"/>
-              <w:bottom w:val="single" w:color="C7CBDC" w:sz="4"/>
-              <w:right w:val="single" w:color="C7CBDC" w:sz="4"/>
-            </w:tcBorders>
-            <w:tcMar>
-              <w:top w:type="dxa" w:w="60"/>
-              <w:left w:type="dxa" w:w="90"/>
-              <w:bottom w:type="dxa" w:w="60"/>
-              <w:right w:type="dxa" w:w="90"/>
-            </w:tcMar>
-            <w:vAlign w:val="top"/>
-          </w:tcPr>
-          <w:p>
-            <w:pPr>
-              <w:spacing w:after="0"/>
-            </w:pPr>
-            <w:r>
-              <w:rPr>
-                <w:rFonts w:ascii="Calibri" w:cs="Calibri" w:eastAsia="Calibri" w:hAnsi="Calibri"/>
-                <w:b w:val="false"/>
-                <w:bCs w:val="false"/>
-                <w:i w:val="false"/>
-                <w:iCs w:val="false"/>
-                <w:color w:val="5A5F7A"/>
-                <w:sz w:val="18"/>
-                <w:szCs w:val="18"/>
-              </w:rPr>
-              <w:t xml:space="preserve">итог 3*1</w:t>
-            </w:r>
-            <w:r>
-              <w:rPr>
-                <w:rFonts w:ascii="Calibri" w:cs="Calibri" w:eastAsia="Calibri" w:hAnsi="Calibri"/>
-                <w:b w:val="false"/>
-                <w:bCs w:val="false"/>
-                <w:i w:val="false"/>
-                <w:iCs w:val="false"/>
-                <w:color w:val="5A5F7A"/>
-                <w:sz w:val="18"/>
-                <w:szCs w:val="18"/>
-              </w:rPr>
-              <w:br/>
-              <w:t xml:space="preserve">периоды 1*1 0*1 1*0 = 2:2</w:t>
-            </w:r>
-          </w:p>
-        </w:tc>
-        <w:tc>
-          <w:tcPr>
-            <w:tcW w:type="dxa" w:w="4400"/>
-            <w:tcBorders>
-              <w:top w:val="single" w:color="C7CBDC" w:sz="4"/>
-              <w:left w:val="single" w:color="C7CBDC" w:sz="4"/>
-              <w:bottom w:val="single" w:color="C7CBDC" w:sz="4"/>
-              <w:right w:val="single" w:color="C7CBDC" w:sz="4"/>
-            </w:tcBorders>
-            <w:tcMar>
-              <w:top w:type="dxa" w:w="60"/>
-              <w:left w:type="dxa" w:w="90"/>
-              <w:bottom w:type="dxa" w:w="60"/>
-              <w:right w:type="dxa" w:w="90"/>
-            </w:tcMar>
-            <w:vAlign w:val="top"/>
-          </w:tcPr>
-          <w:p>
-            <w:pPr>
-              <w:spacing w:after="0" w:before="0"/>
-            </w:pPr>
-            <w:r>
-              <w:rPr>
-                <w:rFonts w:ascii="Calibri" w:cs="Calibri" w:eastAsia="Calibri" w:hAnsi="Calibri"/>
-                <w:b w:val="false"/>
-                <w:bCs w:val="false"/>
-                <w:i w:val="false"/>
-                <w:iCs w:val="false"/>
-                <w:color w:val="1A1F36"/>
-                <w:sz w:val="18"/>
-                <w:szCs w:val="18"/>
-              </w:rPr>
-              <w:t xml:space="preserve">Счёт не сходится с суммой по периодам.</w:t>
-            </w:r>
-          </w:p>
-        </w:tc>
-        <w:tc>
-          <w:tcPr>
-            <w:tcW w:type="dxa" w:w="4950"/>
-            <w:tcBorders>
-              <w:top w:val="single" w:color="C7CBDC" w:sz="4"/>
-              <w:left w:val="single" w:color="C7CBDC" w:sz="4"/>
-              <w:bottom w:val="single" w:color="C7CBDC" w:sz="4"/>
-              <w:right w:val="single" w:color="C7CBDC" w:sz="4"/>
-            </w:tcBorders>
-            <w:tcMar>
-              <w:top w:type="dxa" w:w="60"/>
-              <w:left w:type="dxa" w:w="90"/>
-              <w:bottom w:type="dxa" w:w="60"/>
-              <w:right w:type="dxa" w:w="90"/>
-            </w:tcMar>
-            <w:vAlign w:val="top"/>
-          </w:tcPr>
-          <w:p>
-            <w:pPr>
-              <w:spacing w:after="0" w:before="0"/>
-            </w:pPr>
-            <w:r>
-              <w:rPr>
-                <w:rFonts w:ascii="Calibri" w:cs="Calibri" w:eastAsia="Calibri" w:hAnsi="Calibri"/>
-                <w:b w:val="false"/>
-                <w:bCs w:val="false"/>
-                <w:i/>
-                <w:iCs/>
-                <w:color w:val="2B2F77"/>
-                <w:sz w:val="18"/>
-                <w:szCs w:val="18"/>
-              </w:rPr>
-              <w:t xml:space="preserve"/>
-            </w:r>
-          </w:p>
-        </w:tc>
-      </w:tr>
-      <w:tr>
-        <w:tc>
-          <w:tcPr>
-            <w:tcW w:type="dxa" w:w="900"/>
-            <w:tcBorders>
-              <w:top w:val="single" w:color="C7CBDC" w:sz="4"/>
-              <w:left w:val="single" w:color="C7CBDC" w:sz="4"/>
-              <w:bottom w:val="single" w:color="C7CBDC" w:sz="4"/>
-              <w:right w:val="single" w:color="C7CBDC" w:sz="4"/>
-            </w:tcBorders>
-            <w:shd w:fill="F7F8FC" w:color="auto" w:val="clear"/>
-            <w:tcMar>
-              <w:top w:type="dxa" w:w="60"/>
-              <w:left w:type="dxa" w:w="90"/>
-              <w:bottom w:type="dxa" w:w="60"/>
-              <w:right w:type="dxa" w:w="90"/>
-            </w:tcMar>
-            <w:vAlign w:val="top"/>
-          </w:tcPr>
-          <w:p>
-            <w:pPr>
-              <w:spacing w:after="0" w:before="0"/>
-            </w:pPr>
-            <w:r>
-              <w:rPr>
-                <w:rFonts w:ascii="Calibri" w:cs="Calibri" w:eastAsia="Calibri" w:hAnsi="Calibri"/>
-                <w:b/>
-                <w:bCs/>
-                <w:i w:val="false"/>
-                <w:iCs w:val="false"/>
-                <w:color w:val="1A1F36"/>
-                <w:sz w:val="18"/>
-                <w:szCs w:val="18"/>
-              </w:rPr>
-              <w:t xml:space="preserve">1786</w:t>
-            </w:r>
-          </w:p>
-        </w:tc>
-        <w:tc>
-          <w:tcPr>
-            <w:tcW w:type="dxa" w:w="2600"/>
-            <w:tcBorders>
-              <w:top w:val="single" w:color="C7CBDC" w:sz="4"/>
-              <w:left w:val="single" w:color="C7CBDC" w:sz="4"/>
-              <w:bottom w:val="single" w:color="C7CBDC" w:sz="4"/>
-              <w:right w:val="single" w:color="C7CBDC" w:sz="4"/>
-            </w:tcBorders>
-            <w:shd w:fill="F7F8FC" w:color="auto" w:val="clear"/>
-            <w:tcMar>
-              <w:top w:type="dxa" w:w="60"/>
-              <w:left w:type="dxa" w:w="90"/>
-              <w:bottom w:type="dxa" w:w="60"/>
-              <w:right w:type="dxa" w:w="90"/>
-            </w:tcMar>
-            <w:vAlign w:val="top"/>
-          </w:tcPr>
-          <w:p>
-            <w:pPr>
-              <w:spacing w:after="0"/>
-            </w:pPr>
-            <w:r>
-              <w:rPr>
-                <w:rFonts w:ascii="Calibri" w:cs="Calibri" w:eastAsia="Calibri" w:hAnsi="Calibri"/>
-                <w:b w:val="false"/>
-                <w:bCs w:val="false"/>
-                <w:i w:val="false"/>
-                <w:iCs w:val="false"/>
-                <w:color w:val="1A1F36"/>
-                <w:sz w:val="18"/>
-                <w:szCs w:val="18"/>
-              </w:rPr>
-              <w:t xml:space="preserve">20.09.2026  07:35</w:t>
-            </w:r>
-            <w:r>
-              <w:rPr>
-                <w:rFonts w:ascii="Calibri" w:cs="Calibri" w:eastAsia="Calibri" w:hAnsi="Calibri"/>
-                <w:b w:val="false"/>
-                <w:bCs w:val="false"/>
-                <w:i w:val="false"/>
-                <w:iCs w:val="false"/>
-                <w:color w:val="1A1F36"/>
-                <w:sz w:val="18"/>
-                <w:szCs w:val="18"/>
-              </w:rPr>
-              <w:br/>
-              <w:t xml:space="preserve">Байкал — Металлист</w:t>
-            </w:r>
-          </w:p>
-        </w:tc>
-        <w:tc>
-          <w:tcPr>
-            <w:tcW w:type="dxa" w:w="2400"/>
-            <w:tcBorders>
-              <w:top w:val="single" w:color="C7CBDC" w:sz="4"/>
-              <w:left w:val="single" w:color="C7CBDC" w:sz="4"/>
-              <w:bottom w:val="single" w:color="C7CBDC" w:sz="4"/>
-              <w:right w:val="single" w:color="C7CBDC" w:sz="4"/>
-            </w:tcBorders>
-            <w:shd w:fill="F7F8FC" w:color="auto" w:val="clear"/>
-            <w:tcMar>
-              <w:top w:type="dxa" w:w="60"/>
-              <w:left w:type="dxa" w:w="90"/>
-              <w:bottom w:type="dxa" w:w="60"/>
-              <w:right w:type="dxa" w:w="90"/>
-            </w:tcMar>
-            <w:vAlign w:val="top"/>
-          </w:tcPr>
-          <w:p>
-            <w:pPr>
-              <w:spacing w:after="0"/>
-            </w:pPr>
-            <w:r>
-              <w:rPr>
-                <w:rFonts w:ascii="Calibri" w:cs="Calibri" w:eastAsia="Calibri" w:hAnsi="Calibri"/>
-                <w:b w:val="false"/>
-                <w:bCs w:val="false"/>
-                <w:i w:val="false"/>
-                <w:iCs w:val="false"/>
-                <w:color w:val="5A5F7A"/>
-                <w:sz w:val="18"/>
-                <w:szCs w:val="18"/>
-              </w:rPr>
-              <w:t xml:space="preserve">итог 5*4</w:t>
-            </w:r>
-            <w:r>
-              <w:rPr>
-                <w:rFonts w:ascii="Calibri" w:cs="Calibri" w:eastAsia="Calibri" w:hAnsi="Calibri"/>
-                <w:b w:val="false"/>
-                <w:bCs w:val="false"/>
-                <w:i w:val="false"/>
-                <w:iCs w:val="false"/>
-                <w:color w:val="5A5F7A"/>
-                <w:sz w:val="18"/>
-                <w:szCs w:val="18"/>
-              </w:rPr>
-              <w:br/>
-              <w:t xml:space="preserve">периоды 0*3 2*1 2*0 = 4:4</w:t>
-            </w:r>
-          </w:p>
-        </w:tc>
-        <w:tc>
-          <w:tcPr>
-            <w:tcW w:type="dxa" w:w="4400"/>
-            <w:tcBorders>
-              <w:top w:val="single" w:color="C7CBDC" w:sz="4"/>
-              <w:left w:val="single" w:color="C7CBDC" w:sz="4"/>
-              <w:bottom w:val="single" w:color="C7CBDC" w:sz="4"/>
-              <w:right w:val="single" w:color="C7CBDC" w:sz="4"/>
-            </w:tcBorders>
-            <w:shd w:fill="F7F8FC" w:color="auto" w:val="clear"/>
-            <w:tcMar>
-              <w:top w:type="dxa" w:w="60"/>
-              <w:left w:type="dxa" w:w="90"/>
-              <w:bottom w:type="dxa" w:w="60"/>
-              <w:right w:type="dxa" w:w="90"/>
-            </w:tcMar>
-            <w:vAlign w:val="top"/>
-          </w:tcPr>
-          <w:p>
-            <w:pPr>
-              <w:spacing w:after="0" w:before="0"/>
-            </w:pPr>
-            <w:r>
-              <w:rPr>
-                <w:rFonts w:ascii="Calibri" w:cs="Calibri" w:eastAsia="Calibri" w:hAnsi="Calibri"/>
-                <w:b w:val="false"/>
-                <w:bCs w:val="false"/>
-                <w:i w:val="false"/>
-                <w:iCs w:val="false"/>
-                <w:color w:val="1A1F36"/>
-                <w:sz w:val="18"/>
-                <w:szCs w:val="18"/>
-              </w:rPr>
-              <w:t xml:space="preserve">После трёх периодов ничья, а буллиты не записаны.</w:t>
-            </w:r>
-          </w:p>
-        </w:tc>
-        <w:tc>
-          <w:tcPr>
-            <w:tcW w:type="dxa" w:w="4950"/>
-            <w:tcBorders>
-              <w:top w:val="single" w:color="C7CBDC" w:sz="4"/>
-              <w:left w:val="single" w:color="C7CBDC" w:sz="4"/>
-              <w:bottom w:val="single" w:color="C7CBDC" w:sz="4"/>
-              <w:right w:val="single" w:color="C7CBDC" w:sz="4"/>
-            </w:tcBorders>
-            <w:tcMar>
-              <w:top w:type="dxa" w:w="60"/>
-              <w:left w:type="dxa" w:w="90"/>
-              <w:bottom w:type="dxa" w:w="60"/>
-              <w:right w:type="dxa" w:w="90"/>
-            </w:tcMar>
-            <w:vAlign w:val="top"/>
-          </w:tcPr>
-          <w:p>
-            <w:pPr>
-              <w:spacing w:after="0" w:before="0"/>
-            </w:pPr>
-            <w:r>
-              <w:rPr>
-                <w:rFonts w:ascii="Calibri" w:cs="Calibri" w:eastAsia="Calibri" w:hAnsi="Calibri"/>
-                <w:b w:val="false"/>
-                <w:bCs w:val="false"/>
-                <w:i/>
-                <w:iCs/>
-                <w:color w:val="2B2F77"/>
-                <w:sz w:val="18"/>
-                <w:szCs w:val="18"/>
-              </w:rPr>
-              <w:t xml:space="preserve">Похоже на победу по буллитам: дописать буллиты четвёртым периодом 1:0, как в остальных матчах файла. Подтверждаете?</w:t>
-            </w:r>
-          </w:p>
-        </w:tc>
-      </w:tr>
-      <w:tr>
-        <w:tc>
-          <w:tcPr>
-            <w:tcW w:type="dxa" w:w="900"/>
-            <w:tcBorders>
-              <w:top w:val="single" w:color="C7CBDC" w:sz="4"/>
-              <w:left w:val="single" w:color="C7CBDC" w:sz="4"/>
-              <w:bottom w:val="single" w:color="C7CBDC" w:sz="4"/>
-              <w:right w:val="single" w:color="C7CBDC" w:sz="4"/>
-            </w:tcBorders>
-            <w:tcMar>
-              <w:top w:type="dxa" w:w="60"/>
-              <w:left w:type="dxa" w:w="90"/>
-              <w:bottom w:type="dxa" w:w="60"/>
-              <w:right w:type="dxa" w:w="90"/>
-            </w:tcMar>
-            <w:vAlign w:val="top"/>
-          </w:tcPr>
-          <w:p>
-            <w:pPr>
-              <w:spacing w:after="0" w:before="0"/>
-            </w:pPr>
-            <w:r>
-              <w:rPr>
-                <w:rFonts w:ascii="Calibri" w:cs="Calibri" w:eastAsia="Calibri" w:hAnsi="Calibri"/>
-                <w:b/>
-                <w:bCs/>
-                <w:i w:val="false"/>
-                <w:iCs w:val="false"/>
-                <w:color w:val="1A1F36"/>
-                <w:sz w:val="18"/>
-                <w:szCs w:val="18"/>
-              </w:rPr>
               <w:t xml:space="preserve">1801</w:t>
             </w:r>
           </w:p>
@@ -3090,402 +1818,6 @@
                 <w:szCs w:val="18"/>
               </w:rPr>
               <w:t xml:space="preserve">Счёт не сходится с суммой по периодам.</w:t>
-            </w:r>
-          </w:p>
-        </w:tc>
-        <w:tc>
-          <w:tcPr>
-            <w:tcW w:type="dxa" w:w="4950"/>
-            <w:tcBorders>
-              <w:top w:val="single" w:color="C7CBDC" w:sz="4"/>
-              <w:left w:val="single" w:color="C7CBDC" w:sz="4"/>
-              <w:bottom w:val="single" w:color="C7CBDC" w:sz="4"/>
-              <w:right w:val="single" w:color="C7CBDC" w:sz="4"/>
-            </w:tcBorders>
-            <w:tcMar>
-              <w:top w:type="dxa" w:w="60"/>
-              <w:left w:type="dxa" w:w="90"/>
-              <w:bottom w:type="dxa" w:w="60"/>
-              <w:right w:type="dxa" w:w="90"/>
-            </w:tcMar>
-            <w:vAlign w:val="top"/>
-          </w:tcPr>
-          <w:p>
-            <w:pPr>
-              <w:spacing w:after="0" w:before="0"/>
-            </w:pPr>
-            <w:r>
-              <w:rPr>
-                <w:rFonts w:ascii="Calibri" w:cs="Calibri" w:eastAsia="Calibri" w:hAnsi="Calibri"/>
-                <w:b w:val="false"/>
-                <w:bCs w:val="false"/>
-                <w:i/>
-                <w:iCs/>
-                <w:color w:val="2B2F77"/>
-                <w:sz w:val="18"/>
-                <w:szCs w:val="18"/>
-              </w:rPr>
-              <w:t xml:space="preserve"/>
-            </w:r>
-          </w:p>
-        </w:tc>
-      </w:tr>
-      <w:tr>
-        <w:tc>
-          <w:tcPr>
-            <w:tcW w:type="dxa" w:w="900"/>
-            <w:tcBorders>
-              <w:top w:val="single" w:color="C7CBDC" w:sz="4"/>
-              <w:left w:val="single" w:color="C7CBDC" w:sz="4"/>
-              <w:bottom w:val="single" w:color="C7CBDC" w:sz="4"/>
-              <w:right w:val="single" w:color="C7CBDC" w:sz="4"/>
-            </w:tcBorders>
-            <w:shd w:fill="F7F8FC" w:color="auto" w:val="clear"/>
-            <w:tcMar>
-              <w:top w:type="dxa" w:w="60"/>
-              <w:left w:type="dxa" w:w="90"/>
-              <w:bottom w:type="dxa" w:w="60"/>
-              <w:right w:type="dxa" w:w="90"/>
-            </w:tcMar>
-            <w:vAlign w:val="top"/>
-          </w:tcPr>
-          <w:p>
-            <w:pPr>
-              <w:spacing w:after="0" w:before="0"/>
-            </w:pPr>
-            <w:r>
-              <w:rPr>
-                <w:rFonts w:ascii="Calibri" w:cs="Calibri" w:eastAsia="Calibri" w:hAnsi="Calibri"/>
-                <w:b/>
-                <w:bCs/>
-                <w:i w:val="false"/>
-                <w:iCs w:val="false"/>
-                <w:color w:val="1A1F36"/>
-                <w:sz w:val="18"/>
-                <w:szCs w:val="18"/>
-              </w:rPr>
-              <w:t xml:space="preserve">2311</w:t>
-            </w:r>
-          </w:p>
-        </w:tc>
-        <w:tc>
-          <w:tcPr>
-            <w:tcW w:type="dxa" w:w="2600"/>
-            <w:tcBorders>
-              <w:top w:val="single" w:color="C7CBDC" w:sz="4"/>
-              <w:left w:val="single" w:color="C7CBDC" w:sz="4"/>
-              <w:bottom w:val="single" w:color="C7CBDC" w:sz="4"/>
-              <w:right w:val="single" w:color="C7CBDC" w:sz="4"/>
-            </w:tcBorders>
-            <w:shd w:fill="F7F8FC" w:color="auto" w:val="clear"/>
-            <w:tcMar>
-              <w:top w:type="dxa" w:w="60"/>
-              <w:left w:type="dxa" w:w="90"/>
-              <w:bottom w:type="dxa" w:w="60"/>
-              <w:right w:type="dxa" w:w="90"/>
-            </w:tcMar>
-            <w:vAlign w:val="top"/>
-          </w:tcPr>
-          <w:p>
-            <w:pPr>
-              <w:spacing w:after="0"/>
-            </w:pPr>
-            <w:r>
-              <w:rPr>
-                <w:rFonts w:ascii="Calibri" w:cs="Calibri" w:eastAsia="Calibri" w:hAnsi="Calibri"/>
-                <w:b w:val="false"/>
-                <w:bCs w:val="false"/>
-                <w:i w:val="false"/>
-                <w:iCs w:val="false"/>
-                <w:color w:val="1A1F36"/>
-                <w:sz w:val="18"/>
-                <w:szCs w:val="18"/>
-              </w:rPr>
-              <w:t xml:space="preserve">25.09.2026  07:45</w:t>
-            </w:r>
-            <w:r>
-              <w:rPr>
-                <w:rFonts w:ascii="Calibri" w:cs="Calibri" w:eastAsia="Calibri" w:hAnsi="Calibri"/>
-                <w:b w:val="false"/>
-                <w:bCs w:val="false"/>
-                <w:i w:val="false"/>
-                <w:iCs w:val="false"/>
-                <w:color w:val="1A1F36"/>
-                <w:sz w:val="18"/>
-                <w:szCs w:val="18"/>
-              </w:rPr>
-              <w:br/>
-              <w:t xml:space="preserve">Энергетик — Байкал</w:t>
-            </w:r>
-          </w:p>
-        </w:tc>
-        <w:tc>
-          <w:tcPr>
-            <w:tcW w:type="dxa" w:w="2400"/>
-            <w:tcBorders>
-              <w:top w:val="single" w:color="C7CBDC" w:sz="4"/>
-              <w:left w:val="single" w:color="C7CBDC" w:sz="4"/>
-              <w:bottom w:val="single" w:color="C7CBDC" w:sz="4"/>
-              <w:right w:val="single" w:color="C7CBDC" w:sz="4"/>
-            </w:tcBorders>
-            <w:shd w:fill="F7F8FC" w:color="auto" w:val="clear"/>
-            <w:tcMar>
-              <w:top w:type="dxa" w:w="60"/>
-              <w:left w:type="dxa" w:w="90"/>
-              <w:bottom w:type="dxa" w:w="60"/>
-              <w:right w:type="dxa" w:w="90"/>
-            </w:tcMar>
-            <w:vAlign w:val="top"/>
-          </w:tcPr>
-          <w:p>
-            <w:pPr>
-              <w:spacing w:after="0"/>
-            </w:pPr>
-            <w:r>
-              <w:rPr>
-                <w:rFonts w:ascii="Calibri" w:cs="Calibri" w:eastAsia="Calibri" w:hAnsi="Calibri"/>
-                <w:b w:val="false"/>
-                <w:bCs w:val="false"/>
-                <w:i w:val="false"/>
-                <w:iCs w:val="false"/>
-                <w:color w:val="5A5F7A"/>
-                <w:sz w:val="18"/>
-                <w:szCs w:val="18"/>
-              </w:rPr>
-              <w:t xml:space="preserve">итог 2*3</w:t>
-            </w:r>
-            <w:r>
-              <w:rPr>
-                <w:rFonts w:ascii="Calibri" w:cs="Calibri" w:eastAsia="Calibri" w:hAnsi="Calibri"/>
-                <w:b w:val="false"/>
-                <w:bCs w:val="false"/>
-                <w:i w:val="false"/>
-                <w:iCs w:val="false"/>
-                <w:color w:val="5A5F7A"/>
-                <w:sz w:val="18"/>
-                <w:szCs w:val="18"/>
-              </w:rPr>
-              <w:br/>
-              <w:t xml:space="preserve">периоды 0*1 0*1 2*1 0*1 = 2:4</w:t>
-            </w:r>
-          </w:p>
-        </w:tc>
-        <w:tc>
-          <w:tcPr>
-            <w:tcW w:type="dxa" w:w="4400"/>
-            <w:tcBorders>
-              <w:top w:val="single" w:color="C7CBDC" w:sz="4"/>
-              <w:left w:val="single" w:color="C7CBDC" w:sz="4"/>
-              <w:bottom w:val="single" w:color="C7CBDC" w:sz="4"/>
-              <w:right w:val="single" w:color="C7CBDC" w:sz="4"/>
-            </w:tcBorders>
-            <w:shd w:fill="F7F8FC" w:color="auto" w:val="clear"/>
-            <w:tcMar>
-              <w:top w:type="dxa" w:w="60"/>
-              <w:left w:type="dxa" w:w="90"/>
-              <w:bottom w:type="dxa" w:w="60"/>
-              <w:right w:type="dxa" w:w="90"/>
-            </w:tcMar>
-            <w:vAlign w:val="top"/>
-          </w:tcPr>
-          <w:p>
-            <w:pPr>
-              <w:spacing w:after="0" w:before="0"/>
-            </w:pPr>
-            <w:r>
-              <w:rPr>
-                <w:rFonts w:ascii="Calibri" w:cs="Calibri" w:eastAsia="Calibri" w:hAnsi="Calibri"/>
-                <w:b w:val="false"/>
-                <w:bCs w:val="false"/>
-                <w:i w:val="false"/>
-                <w:iCs w:val="false"/>
-                <w:color w:val="1A1F36"/>
-                <w:sz w:val="18"/>
-                <w:szCs w:val="18"/>
-              </w:rPr>
-              <w:t xml:space="preserve">Счёт не сходится с суммой по периодам: лишний четвёртый период 0*1, а сумма трёх периодов совпадает с итогом.</w:t>
-            </w:r>
-          </w:p>
-        </w:tc>
-        <w:tc>
-          <w:tcPr>
-            <w:tcW w:type="dxa" w:w="4950"/>
-            <w:tcBorders>
-              <w:top w:val="single" w:color="C7CBDC" w:sz="4"/>
-              <w:left w:val="single" w:color="C7CBDC" w:sz="4"/>
-              <w:bottom w:val="single" w:color="C7CBDC" w:sz="4"/>
-              <w:right w:val="single" w:color="C7CBDC" w:sz="4"/>
-            </w:tcBorders>
-            <w:tcMar>
-              <w:top w:type="dxa" w:w="60"/>
-              <w:left w:type="dxa" w:w="90"/>
-              <w:bottom w:type="dxa" w:w="60"/>
-              <w:right w:type="dxa" w:w="90"/>
-            </w:tcMar>
-            <w:vAlign w:val="top"/>
-          </w:tcPr>
-          <w:p>
-            <w:pPr>
-              <w:spacing w:after="0" w:before="0"/>
-            </w:pPr>
-            <w:r>
-              <w:rPr>
-                <w:rFonts w:ascii="Calibri" w:cs="Calibri" w:eastAsia="Calibri" w:hAnsi="Calibri"/>
-                <w:b w:val="false"/>
-                <w:bCs w:val="false"/>
-                <w:i/>
-                <w:iCs/>
-                <w:color w:val="2B2F77"/>
-                <w:sz w:val="18"/>
-                <w:szCs w:val="18"/>
-              </w:rPr>
-              <w:t xml:space="preserve">Похоже, четвёртый период 0*1 записан по ошибке: после трёх периодов ничьей нет. Убрать его? Подтверждаете?</w:t>
-            </w:r>
-          </w:p>
-        </w:tc>
-      </w:tr>
-      <w:tr>
-        <w:tc>
-          <w:tcPr>
-            <w:tcW w:type="dxa" w:w="900"/>
-            <w:tcBorders>
-              <w:top w:val="single" w:color="C7CBDC" w:sz="4"/>
-              <w:left w:val="single" w:color="C7CBDC" w:sz="4"/>
-              <w:bottom w:val="single" w:color="C7CBDC" w:sz="4"/>
-              <w:right w:val="single" w:color="C7CBDC" w:sz="4"/>
-            </w:tcBorders>
-            <w:tcMar>
-              <w:top w:type="dxa" w:w="60"/>
-              <w:left w:type="dxa" w:w="90"/>
-              <w:bottom w:type="dxa" w:w="60"/>
-              <w:right w:type="dxa" w:w="90"/>
-            </w:tcMar>
-            <w:vAlign w:val="top"/>
-          </w:tcPr>
-          <w:p>
-            <w:pPr>
-              <w:spacing w:after="0" w:before="0"/>
-            </w:pPr>
-            <w:r>
-              <w:rPr>
-                <w:rFonts w:ascii="Calibri" w:cs="Calibri" w:eastAsia="Calibri" w:hAnsi="Calibri"/>
-                <w:b/>
-                <w:bCs/>
-                <w:i w:val="false"/>
-                <w:iCs w:val="false"/>
-                <w:color w:val="1A1F36"/>
-                <w:sz w:val="18"/>
-                <w:szCs w:val="18"/>
-              </w:rPr>
-              <w:t xml:space="preserve">1276</w:t>
-            </w:r>
-          </w:p>
-        </w:tc>
-        <w:tc>
-          <w:tcPr>
-            <w:tcW w:type="dxa" w:w="2600"/>
-            <w:tcBorders>
-              <w:top w:val="single" w:color="C7CBDC" w:sz="4"/>
-              <w:left w:val="single" w:color="C7CBDC" w:sz="4"/>
-              <w:bottom w:val="single" w:color="C7CBDC" w:sz="4"/>
-              <w:right w:val="single" w:color="C7CBDC" w:sz="4"/>
-            </w:tcBorders>
-            <w:tcMar>
-              <w:top w:type="dxa" w:w="60"/>
-              <w:left w:type="dxa" w:w="90"/>
-              <w:bottom w:type="dxa" w:w="60"/>
-              <w:right w:type="dxa" w:w="90"/>
-            </w:tcMar>
-            <w:vAlign w:val="top"/>
-          </w:tcPr>
-          <w:p>
-            <w:pPr>
-              <w:spacing w:after="0"/>
-            </w:pPr>
-            <w:r>
-              <w:rPr>
-                <w:rFonts w:ascii="Calibri" w:cs="Calibri" w:eastAsia="Calibri" w:hAnsi="Calibri"/>
-                <w:b w:val="false"/>
-                <w:bCs w:val="false"/>
-                <w:i w:val="false"/>
-                <w:iCs w:val="false"/>
-                <w:color w:val="1A1F36"/>
-                <w:sz w:val="18"/>
-                <w:szCs w:val="18"/>
-              </w:rPr>
-              <w:t xml:space="preserve">дата из другого месяца</w:t>
-            </w:r>
-          </w:p>
-        </w:tc>
-        <w:tc>
-          <w:tcPr>
-            <w:tcW w:type="dxa" w:w="2400"/>
-            <w:tcBorders>
-              <w:top w:val="single" w:color="C7CBDC" w:sz="4"/>
-              <w:left w:val="single" w:color="C7CBDC" w:sz="4"/>
-              <w:bottom w:val="single" w:color="C7CBDC" w:sz="4"/>
-              <w:right w:val="single" w:color="C7CBDC" w:sz="4"/>
-            </w:tcBorders>
-            <w:tcMar>
-              <w:top w:type="dxa" w:w="60"/>
-              <w:left w:type="dxa" w:w="90"/>
-              <w:bottom w:type="dxa" w:w="60"/>
-              <w:right w:type="dxa" w:w="90"/>
-            </w:tcMar>
-            <w:vAlign w:val="top"/>
-          </w:tcPr>
-          <w:p>
-            <w:pPr>
-              <w:spacing w:after="0"/>
-            </w:pPr>
-            <w:r>
-              <w:rPr>
-                <w:rFonts w:ascii="Calibri" w:cs="Calibri" w:eastAsia="Calibri" w:hAnsi="Calibri"/>
-                <w:b w:val="false"/>
-                <w:bCs w:val="false"/>
-                <w:i w:val="false"/>
-                <w:iCs w:val="false"/>
-                <w:color w:val="5A5F7A"/>
-                <w:sz w:val="18"/>
-                <w:szCs w:val="18"/>
-              </w:rPr>
-              <w:t xml:space="preserve">—</w:t>
-            </w:r>
-          </w:p>
-        </w:tc>
-        <w:tc>
-          <w:tcPr>
-            <w:tcW w:type="dxa" w:w="4400"/>
-            <w:tcBorders>
-              <w:top w:val="single" w:color="C7CBDC" w:sz="4"/>
-              <w:left w:val="single" w:color="C7CBDC" w:sz="4"/>
-              <w:bottom w:val="single" w:color="C7CBDC" w:sz="4"/>
-              <w:right w:val="single" w:color="C7CBDC" w:sz="4"/>
-            </w:tcBorders>
-            <w:tcMar>
-              <w:top w:type="dxa" w:w="60"/>
-              <w:left w:type="dxa" w:w="90"/>
-              <w:bottom w:type="dxa" w:w="60"/>
-              <w:right w:type="dxa" w:w="90"/>
-            </w:tcMar>
-            <w:vAlign w:val="top"/>
-          </w:tcPr>
-          <w:p>
-            <w:pPr>
-              <w:spacing w:after="0" w:before="0"/>
-            </w:pPr>
-            <w:r>
-              <w:rPr>
-                <w:rFonts w:ascii="Calibri" w:cs="Calibri" w:eastAsia="Calibri" w:hAnsi="Calibri"/>
-                <w:b w:val="false"/>
-                <w:bCs w:val="false"/>
-                <w:i w:val="false"/>
-                <w:iCs w:val="false"/>
-                <w:color w:val="1A1F36"/>
-                <w:sz w:val="18"/>
-                <w:szCs w:val="18"/>
-              </w:rPr>
-              <w:t xml:space="preserve">Файл за 09.2026, а в 1 матче стоит другая дата: 14.06.2026. Эти матчи относятся к этому файлу?</w:t>
             </w:r>
           </w:p>
         </w:tc>

--- a/reports/Svodny_otchet.docx
+++ b/reports/Svodny_otchet.docx
@@ -534,440 +534,6 @@
                 <w:szCs w:val="18"/>
               </w:rPr>
               <w:t xml:space="preserve"/>
-            </w:r>
-          </w:p>
-        </w:tc>
-      </w:tr>
-    </w:tbl>
-    <w:p>
-      <w:pPr>
-        <w:keepNext/>
-        <w:pageBreakBefore/>
-        <w:pBdr>
-          <w:bottom w:val="single" w:color="2B2F77" w:sz="8" w:space="6"/>
-        </w:pBdr>
-        <w:spacing w:after="140" w:before="0"/>
-      </w:pPr>
-      <w:r>
-        <w:rPr>
-          <w:rFonts w:ascii="Calibri" w:cs="Calibri" w:eastAsia="Calibri" w:hAnsi="Calibri"/>
-          <w:b/>
-          <w:bCs/>
-          <w:i w:val="false"/>
-          <w:iCs w:val="false"/>
-          <w:color w:val="2B2F77"/>
-          <w:sz w:val="30"/>
-          <w:szCs w:val="30"/>
-        </w:rPr>
-        <w:t xml:space="preserve">Конференция ЗАПАД (1 Дивизион)</w:t>
-      </w:r>
-    </w:p>
-    <w:p>
-      <w:pPr>
-        <w:keepNext/>
-        <w:spacing w:after="60" w:before="120"/>
-      </w:pPr>
-      <w:r>
-        <w:rPr>
-          <w:rFonts w:ascii="Calibri" w:cs="Calibri" w:eastAsia="Calibri" w:hAnsi="Calibri"/>
-          <w:b/>
-          <w:bCs/>
-          <w:i w:val="false"/>
-          <w:iCs w:val="false"/>
-          <w:color w:val="1A1F36"/>
-          <w:sz w:val="20"/>
-          <w:szCs w:val="20"/>
-        </w:rPr>
-        <w:t xml:space="preserve">Сентябрь 2026 · лист 01.09-31.09</w:t>
-      </w:r>
-    </w:p>
-    <w:tbl>
-      <w:tblPr>
-        <w:tblW w:type="dxa" w:w="15250"/>
-        <w:tblBorders>
-          <w:top w:val="single" w:color="auto" w:sz="4"/>
-          <w:left w:val="single" w:color="auto" w:sz="4"/>
-          <w:bottom w:val="single" w:color="auto" w:sz="4"/>
-          <w:right w:val="single" w:color="auto" w:sz="4"/>
-          <w:insideH w:val="single" w:color="auto" w:sz="4"/>
-          <w:insideV w:val="single" w:color="auto" w:sz="4"/>
-        </w:tblBorders>
-      </w:tblPr>
-      <w:tblGrid>
-        <w:gridCol w:w="900"/>
-        <w:gridCol w:w="2600"/>
-        <w:gridCol w:w="2400"/>
-        <w:gridCol w:w="4400"/>
-        <w:gridCol w:w="4950"/>
-      </w:tblGrid>
-      <w:tr>
-        <w:trPr>
-          <w:tblHeader/>
-        </w:trPr>
-        <w:tc>
-          <w:tcPr>
-            <w:tcW w:type="dxa" w:w="900"/>
-            <w:tcBorders>
-              <w:top w:val="single" w:color="C7CBDC" w:sz="4"/>
-              <w:left w:val="single" w:color="C7CBDC" w:sz="4"/>
-              <w:bottom w:val="single" w:color="C7CBDC" w:sz="4"/>
-              <w:right w:val="single" w:color="C7CBDC" w:sz="4"/>
-            </w:tcBorders>
-            <w:shd w:fill="EEF0F7" w:color="auto" w:val="clear"/>
-            <w:tcMar>
-              <w:top w:type="dxa" w:w="60"/>
-              <w:left w:type="dxa" w:w="90"/>
-              <w:bottom w:type="dxa" w:w="60"/>
-              <w:right w:type="dxa" w:w="90"/>
-            </w:tcMar>
-            <w:vAlign w:val="top"/>
-          </w:tcPr>
-          <w:p>
-            <w:pPr>
-              <w:spacing w:after="0" w:before="0"/>
-            </w:pPr>
-            <w:r>
-              <w:rPr>
-                <w:rFonts w:ascii="Calibri" w:cs="Calibri" w:eastAsia="Calibri" w:hAnsi="Calibri"/>
-                <w:b/>
-                <w:bCs/>
-                <w:i w:val="false"/>
-                <w:iCs w:val="false"/>
-                <w:color w:val="1A1F36"/>
-                <w:sz w:val="18"/>
-                <w:szCs w:val="18"/>
-              </w:rPr>
-              <w:t xml:space="preserve">Стр.</w:t>
-            </w:r>
-          </w:p>
-        </w:tc>
-        <w:tc>
-          <w:tcPr>
-            <w:tcW w:type="dxa" w:w="2600"/>
-            <w:tcBorders>
-              <w:top w:val="single" w:color="C7CBDC" w:sz="4"/>
-              <w:left w:val="single" w:color="C7CBDC" w:sz="4"/>
-              <w:bottom w:val="single" w:color="C7CBDC" w:sz="4"/>
-              <w:right w:val="single" w:color="C7CBDC" w:sz="4"/>
-            </w:tcBorders>
-            <w:shd w:fill="EEF0F7" w:color="auto" w:val="clear"/>
-            <w:tcMar>
-              <w:top w:type="dxa" w:w="60"/>
-              <w:left w:type="dxa" w:w="90"/>
-              <w:bottom w:type="dxa" w:w="60"/>
-              <w:right w:type="dxa" w:w="90"/>
-            </w:tcMar>
-            <w:vAlign w:val="top"/>
-          </w:tcPr>
-          <w:p>
-            <w:pPr>
-              <w:spacing w:after="0" w:before="0"/>
-            </w:pPr>
-            <w:r>
-              <w:rPr>
-                <w:rFonts w:ascii="Calibri" w:cs="Calibri" w:eastAsia="Calibri" w:hAnsi="Calibri"/>
-                <w:b/>
-                <w:bCs/>
-                <w:i w:val="false"/>
-                <w:iCs w:val="false"/>
-                <w:color w:val="1A1F36"/>
-                <w:sz w:val="18"/>
-                <w:szCs w:val="18"/>
-              </w:rPr>
-              <w:t xml:space="preserve">Матч</w:t>
-            </w:r>
-          </w:p>
-        </w:tc>
-        <w:tc>
-          <w:tcPr>
-            <w:tcW w:type="dxa" w:w="2400"/>
-            <w:tcBorders>
-              <w:top w:val="single" w:color="C7CBDC" w:sz="4"/>
-              <w:left w:val="single" w:color="C7CBDC" w:sz="4"/>
-              <w:bottom w:val="single" w:color="C7CBDC" w:sz="4"/>
-              <w:right w:val="single" w:color="C7CBDC" w:sz="4"/>
-            </w:tcBorders>
-            <w:shd w:fill="EEF0F7" w:color="auto" w:val="clear"/>
-            <w:tcMar>
-              <w:top w:type="dxa" w:w="60"/>
-              <w:left w:type="dxa" w:w="90"/>
-              <w:bottom w:type="dxa" w:w="60"/>
-              <w:right w:type="dxa" w:w="90"/>
-            </w:tcMar>
-            <w:vAlign w:val="top"/>
-          </w:tcPr>
-          <w:p>
-            <w:pPr>
-              <w:spacing w:after="0" w:before="0"/>
-            </w:pPr>
-            <w:r>
-              <w:rPr>
-                <w:rFonts w:ascii="Calibri" w:cs="Calibri" w:eastAsia="Calibri" w:hAnsi="Calibri"/>
-                <w:b/>
-                <w:bCs/>
-                <w:i w:val="false"/>
-                <w:iCs w:val="false"/>
-                <w:color w:val="1A1F36"/>
-                <w:sz w:val="18"/>
-                <w:szCs w:val="18"/>
-              </w:rPr>
-              <w:t xml:space="preserve">Счёт</w:t>
-            </w:r>
-          </w:p>
-        </w:tc>
-        <w:tc>
-          <w:tcPr>
-            <w:tcW w:type="dxa" w:w="4400"/>
-            <w:tcBorders>
-              <w:top w:val="single" w:color="C7CBDC" w:sz="4"/>
-              <w:left w:val="single" w:color="C7CBDC" w:sz="4"/>
-              <w:bottom w:val="single" w:color="C7CBDC" w:sz="4"/>
-              <w:right w:val="single" w:color="C7CBDC" w:sz="4"/>
-            </w:tcBorders>
-            <w:shd w:fill="EEF0F7" w:color="auto" w:val="clear"/>
-            <w:tcMar>
-              <w:top w:type="dxa" w:w="60"/>
-              <w:left w:type="dxa" w:w="90"/>
-              <w:bottom w:type="dxa" w:w="60"/>
-              <w:right w:type="dxa" w:w="90"/>
-            </w:tcMar>
-            <w:vAlign w:val="top"/>
-          </w:tcPr>
-          <w:p>
-            <w:pPr>
-              <w:spacing w:after="0" w:before="0"/>
-            </w:pPr>
-            <w:r>
-              <w:rPr>
-                <w:rFonts w:ascii="Calibri" w:cs="Calibri" w:eastAsia="Calibri" w:hAnsi="Calibri"/>
-                <w:b/>
-                <w:bCs/>
-                <w:i w:val="false"/>
-                <w:iCs w:val="false"/>
-                <w:color w:val="1A1F36"/>
-                <w:sz w:val="18"/>
-                <w:szCs w:val="18"/>
-              </w:rPr>
-              <w:t xml:space="preserve">Что не так</w:t>
-            </w:r>
-          </w:p>
-        </w:tc>
-        <w:tc>
-          <w:tcPr>
-            <w:tcW w:type="dxa" w:w="4950"/>
-            <w:tcBorders>
-              <w:top w:val="single" w:color="C7CBDC" w:sz="4"/>
-              <w:left w:val="single" w:color="C7CBDC" w:sz="4"/>
-              <w:bottom w:val="single" w:color="C7CBDC" w:sz="4"/>
-              <w:right w:val="single" w:color="C7CBDC" w:sz="4"/>
-            </w:tcBorders>
-            <w:shd w:fill="EEF0F7" w:color="auto" w:val="clear"/>
-            <w:tcMar>
-              <w:top w:type="dxa" w:w="60"/>
-              <w:left w:type="dxa" w:w="90"/>
-              <w:bottom w:type="dxa" w:w="60"/>
-              <w:right w:type="dxa" w:w="90"/>
-            </w:tcMar>
-            <w:vAlign w:val="top"/>
-          </w:tcPr>
-          <w:p>
-            <w:pPr>
-              <w:spacing w:after="0" w:before="0"/>
-            </w:pPr>
-            <w:r>
-              <w:rPr>
-                <w:rFonts w:ascii="Calibri" w:cs="Calibri" w:eastAsia="Calibri" w:hAnsi="Calibri"/>
-                <w:b/>
-                <w:bCs/>
-                <w:i w:val="false"/>
-                <w:iCs w:val="false"/>
-                <w:color w:val="1A1F36"/>
-                <w:sz w:val="18"/>
-                <w:szCs w:val="18"/>
-              </w:rPr>
-              <w:t xml:space="preserve">Как исправляем</w:t>
-            </w:r>
-          </w:p>
-        </w:tc>
-      </w:tr>
-      <w:tr>
-        <w:tc>
-          <w:tcPr>
-            <w:tcW w:type="dxa" w:w="900"/>
-            <w:tcBorders>
-              <w:top w:val="single" w:color="C7CBDC" w:sz="4"/>
-              <w:left w:val="single" w:color="C7CBDC" w:sz="4"/>
-              <w:bottom w:val="single" w:color="C7CBDC" w:sz="4"/>
-              <w:right w:val="single" w:color="C7CBDC" w:sz="4"/>
-            </w:tcBorders>
-            <w:tcMar>
-              <w:top w:type="dxa" w:w="60"/>
-              <w:left w:type="dxa" w:w="90"/>
-              <w:bottom w:type="dxa" w:w="60"/>
-              <w:right w:type="dxa" w:w="90"/>
-            </w:tcMar>
-            <w:vAlign w:val="top"/>
-          </w:tcPr>
-          <w:p>
-            <w:pPr>
-              <w:spacing w:after="0" w:before="0"/>
-            </w:pPr>
-            <w:r>
-              <w:rPr>
-                <w:rFonts w:ascii="Calibri" w:cs="Calibri" w:eastAsia="Calibri" w:hAnsi="Calibri"/>
-                <w:b/>
-                <w:bCs/>
-                <w:i w:val="false"/>
-                <w:iCs w:val="false"/>
-                <w:color w:val="1A1F36"/>
-                <w:sz w:val="18"/>
-                <w:szCs w:val="18"/>
-              </w:rPr>
-              <w:t xml:space="preserve">541, 766, 1891, 2116, 3241, 3466, 4411, 4636</w:t>
-            </w:r>
-          </w:p>
-        </w:tc>
-        <w:tc>
-          <w:tcPr>
-            <w:tcW w:type="dxa" w:w="2600"/>
-            <w:tcBorders>
-              <w:top w:val="single" w:color="C7CBDC" w:sz="4"/>
-              <w:left w:val="single" w:color="C7CBDC" w:sz="4"/>
-              <w:bottom w:val="single" w:color="C7CBDC" w:sz="4"/>
-              <w:right w:val="single" w:color="C7CBDC" w:sz="4"/>
-            </w:tcBorders>
-            <w:tcMar>
-              <w:top w:type="dxa" w:w="60"/>
-              <w:left w:type="dxa" w:w="90"/>
-              <w:bottom w:type="dxa" w:w="60"/>
-              <w:right w:type="dxa" w:w="90"/>
-            </w:tcMar>
-            <w:vAlign w:val="top"/>
-          </w:tcPr>
-          <w:p>
-            <w:pPr>
-              <w:spacing w:after="0"/>
-            </w:pPr>
-            <w:r>
-              <w:rPr>
-                <w:rFonts w:ascii="Calibri" w:cs="Calibri" w:eastAsia="Calibri" w:hAnsi="Calibri"/>
-                <w:b w:val="false"/>
-                <w:bCs w:val="false"/>
-                <w:i w:val="false"/>
-                <w:iCs w:val="false"/>
-                <w:color w:val="1A1F36"/>
-                <w:sz w:val="18"/>
-                <w:szCs w:val="18"/>
-              </w:rPr>
-              <w:t xml:space="preserve">не указано время</w:t>
-            </w:r>
-          </w:p>
-        </w:tc>
-        <w:tc>
-          <w:tcPr>
-            <w:tcW w:type="dxa" w:w="2400"/>
-            <w:tcBorders>
-              <w:top w:val="single" w:color="C7CBDC" w:sz="4"/>
-              <w:left w:val="single" w:color="C7CBDC" w:sz="4"/>
-              <w:bottom w:val="single" w:color="C7CBDC" w:sz="4"/>
-              <w:right w:val="single" w:color="C7CBDC" w:sz="4"/>
-            </w:tcBorders>
-            <w:tcMar>
-              <w:top w:type="dxa" w:w="60"/>
-              <w:left w:type="dxa" w:w="90"/>
-              <w:bottom w:type="dxa" w:w="60"/>
-              <w:right w:type="dxa" w:w="90"/>
-            </w:tcMar>
-            <w:vAlign w:val="top"/>
-          </w:tcPr>
-          <w:p>
-            <w:pPr>
-              <w:spacing w:after="0"/>
-            </w:pPr>
-            <w:r>
-              <w:rPr>
-                <w:rFonts w:ascii="Calibri" w:cs="Calibri" w:eastAsia="Calibri" w:hAnsi="Calibri"/>
-                <w:b w:val="false"/>
-                <w:bCs w:val="false"/>
-                <w:i w:val="false"/>
-                <w:iCs w:val="false"/>
-                <w:color w:val="5A5F7A"/>
-                <w:sz w:val="18"/>
-                <w:szCs w:val="18"/>
-              </w:rPr>
-              <w:t xml:space="preserve">—</w:t>
-            </w:r>
-          </w:p>
-        </w:tc>
-        <w:tc>
-          <w:tcPr>
-            <w:tcW w:type="dxa" w:w="4400"/>
-            <w:tcBorders>
-              <w:top w:val="single" w:color="C7CBDC" w:sz="4"/>
-              <w:left w:val="single" w:color="C7CBDC" w:sz="4"/>
-              <w:bottom w:val="single" w:color="C7CBDC" w:sz="4"/>
-              <w:right w:val="single" w:color="C7CBDC" w:sz="4"/>
-            </w:tcBorders>
-            <w:tcMar>
-              <w:top w:type="dxa" w:w="60"/>
-              <w:left w:type="dxa" w:w="90"/>
-              <w:bottom w:type="dxa" w:w="60"/>
-              <w:right w:type="dxa" w:w="90"/>
-            </w:tcMar>
-            <w:vAlign w:val="top"/>
-          </w:tcPr>
-          <w:p>
-            <w:pPr>
-              <w:spacing w:after="0" w:before="0"/>
-            </w:pPr>
-            <w:r>
-              <w:rPr>
-                <w:rFonts w:ascii="Calibri" w:cs="Calibri" w:eastAsia="Calibri" w:hAnsi="Calibri"/>
-                <w:b w:val="false"/>
-                <w:bCs w:val="false"/>
-                <w:i w:val="false"/>
-                <w:iCs w:val="false"/>
-                <w:color w:val="1A1F36"/>
-                <w:sz w:val="18"/>
-                <w:szCs w:val="18"/>
-              </w:rPr>
-              <w:t xml:space="preserve">Не указано время начала в 8 матчах: Медведи — Рыси.</w:t>
-            </w:r>
-          </w:p>
-        </w:tc>
-        <w:tc>
-          <w:tcPr>
-            <w:tcW w:type="dxa" w:w="4950"/>
-            <w:tcBorders>
-              <w:top w:val="single" w:color="C7CBDC" w:sz="4"/>
-              <w:left w:val="single" w:color="C7CBDC" w:sz="4"/>
-              <w:bottom w:val="single" w:color="C7CBDC" w:sz="4"/>
-              <w:right w:val="single" w:color="C7CBDC" w:sz="4"/>
-            </w:tcBorders>
-            <w:tcMar>
-              <w:top w:type="dxa" w:w="60"/>
-              <w:left w:type="dxa" w:w="90"/>
-              <w:bottom w:type="dxa" w:w="60"/>
-              <w:right w:type="dxa" w:w="90"/>
-            </w:tcMar>
-            <w:vAlign w:val="top"/>
-          </w:tcPr>
-          <w:p>
-            <w:pPr>
-              <w:spacing w:after="0" w:before="0"/>
-            </w:pPr>
-            <w:r>
-              <w:rPr>
-                <w:rFonts w:ascii="Calibri" w:cs="Calibri" w:eastAsia="Calibri" w:hAnsi="Calibri"/>
-                <w:b w:val="false"/>
-                <w:bCs w:val="false"/>
-                <w:i/>
-                <w:iCs/>
-                <w:color w:val="2B2F77"/>
-                <w:sz w:val="18"/>
-                <w:szCs w:val="18"/>
-              </w:rPr>
-              <w:t xml:space="preserve">Во сколько начинались эти матчи?</w:t>
             </w:r>
           </w:p>
         </w:tc>
